--- a/Lab Report.docx
+++ b/Lab Report.docx
@@ -1880,8 +1880,8 @@
               <w:rFonts w:asciiTheme="minorHAnsi" w:hAnsiTheme="minorHAnsi" w:cstheme="minorBidi"/>
               <w:noProof/>
               <w:kern w:val="2"/>
-              <w:sz w:val="24"/>
-              <w:szCs w:val="24"/>
+              <w:sz w:val="28"/>
+              <w:szCs w:val="28"/>
               <w14:ligatures w14:val="standardContextual"/>
             </w:rPr>
           </w:pPr>
@@ -1899,6 +1899,8 @@
               <w:rPr>
                 <w:rStyle w:val="Hyperlink"/>
                 <w:noProof/>
+                <w:sz w:val="24"/>
+                <w:szCs w:val="24"/>
               </w:rPr>
               <w:t>Lab 1 - K-Means Clustering</w:t>
             </w:r>
@@ -1906,6 +1908,8 @@
               <w:rPr>
                 <w:noProof/>
                 <w:webHidden/>
+                <w:sz w:val="24"/>
+                <w:szCs w:val="24"/>
               </w:rPr>
               <w:tab/>
             </w:r>
@@ -1913,6 +1917,8 @@
               <w:rPr>
                 <w:noProof/>
                 <w:webHidden/>
+                <w:sz w:val="24"/>
+                <w:szCs w:val="24"/>
               </w:rPr>
               <w:fldChar w:fldCharType="begin"/>
             </w:r>
@@ -1920,6 +1926,8 @@
               <w:rPr>
                 <w:noProof/>
                 <w:webHidden/>
+                <w:sz w:val="24"/>
+                <w:szCs w:val="24"/>
               </w:rPr>
               <w:instrText xml:space="preserve"> PAGEREF _Toc213765381 \h </w:instrText>
             </w:r>
@@ -1927,12 +1935,16 @@
               <w:rPr>
                 <w:noProof/>
                 <w:webHidden/>
-              </w:rPr>
-            </w:r>
-            <w:r>
-              <w:rPr>
-                <w:noProof/>
-                <w:webHidden/>
+                <w:sz w:val="24"/>
+                <w:szCs w:val="24"/>
+              </w:rPr>
+            </w:r>
+            <w:r>
+              <w:rPr>
+                <w:noProof/>
+                <w:webHidden/>
+                <w:sz w:val="24"/>
+                <w:szCs w:val="24"/>
               </w:rPr>
               <w:fldChar w:fldCharType="separate"/>
             </w:r>
@@ -1940,6 +1952,8 @@
               <w:rPr>
                 <w:noProof/>
                 <w:webHidden/>
+                <w:sz w:val="24"/>
+                <w:szCs w:val="24"/>
               </w:rPr>
               <w:t>3</w:t>
             </w:r>
@@ -1947,6 +1961,8 @@
               <w:rPr>
                 <w:noProof/>
                 <w:webHidden/>
+                <w:sz w:val="24"/>
+                <w:szCs w:val="24"/>
               </w:rPr>
               <w:fldChar w:fldCharType="end"/>
             </w:r>
@@ -1962,8 +1978,8 @@
               <w:rFonts w:asciiTheme="minorHAnsi" w:hAnsiTheme="minorHAnsi" w:cstheme="minorBidi"/>
               <w:noProof/>
               <w:kern w:val="2"/>
-              <w:sz w:val="24"/>
-              <w:szCs w:val="24"/>
+              <w:sz w:val="28"/>
+              <w:szCs w:val="28"/>
               <w14:ligatures w14:val="standardContextual"/>
             </w:rPr>
           </w:pPr>
@@ -1972,6 +1988,8 @@
               <w:rPr>
                 <w:rStyle w:val="Hyperlink"/>
                 <w:noProof/>
+                <w:sz w:val="24"/>
+                <w:szCs w:val="24"/>
               </w:rPr>
               <w:t>Objective</w:t>
             </w:r>
@@ -1979,6 +1997,8 @@
               <w:rPr>
                 <w:noProof/>
                 <w:webHidden/>
+                <w:sz w:val="24"/>
+                <w:szCs w:val="24"/>
               </w:rPr>
               <w:tab/>
             </w:r>
@@ -1986,6 +2006,8 @@
               <w:rPr>
                 <w:noProof/>
                 <w:webHidden/>
+                <w:sz w:val="24"/>
+                <w:szCs w:val="24"/>
               </w:rPr>
               <w:fldChar w:fldCharType="begin"/>
             </w:r>
@@ -1993,6 +2015,8 @@
               <w:rPr>
                 <w:noProof/>
                 <w:webHidden/>
+                <w:sz w:val="24"/>
+                <w:szCs w:val="24"/>
               </w:rPr>
               <w:instrText xml:space="preserve"> PAGEREF _Toc213765382 \h </w:instrText>
             </w:r>
@@ -2000,12 +2024,16 @@
               <w:rPr>
                 <w:noProof/>
                 <w:webHidden/>
-              </w:rPr>
-            </w:r>
-            <w:r>
-              <w:rPr>
-                <w:noProof/>
-                <w:webHidden/>
+                <w:sz w:val="24"/>
+                <w:szCs w:val="24"/>
+              </w:rPr>
+            </w:r>
+            <w:r>
+              <w:rPr>
+                <w:noProof/>
+                <w:webHidden/>
+                <w:sz w:val="24"/>
+                <w:szCs w:val="24"/>
               </w:rPr>
               <w:fldChar w:fldCharType="separate"/>
             </w:r>
@@ -2013,6 +2041,8 @@
               <w:rPr>
                 <w:noProof/>
                 <w:webHidden/>
+                <w:sz w:val="24"/>
+                <w:szCs w:val="24"/>
               </w:rPr>
               <w:t>3</w:t>
             </w:r>
@@ -2020,6 +2050,8 @@
               <w:rPr>
                 <w:noProof/>
                 <w:webHidden/>
+                <w:sz w:val="24"/>
+                <w:szCs w:val="24"/>
               </w:rPr>
               <w:fldChar w:fldCharType="end"/>
             </w:r>
@@ -2035,8 +2067,8 @@
               <w:rFonts w:asciiTheme="minorHAnsi" w:hAnsiTheme="minorHAnsi" w:cstheme="minorBidi"/>
               <w:noProof/>
               <w:kern w:val="2"/>
-              <w:sz w:val="24"/>
-              <w:szCs w:val="24"/>
+              <w:sz w:val="28"/>
+              <w:szCs w:val="28"/>
               <w14:ligatures w14:val="standardContextual"/>
             </w:rPr>
           </w:pPr>
@@ -2045,6 +2077,8 @@
               <w:rPr>
                 <w:rStyle w:val="Hyperlink"/>
                 <w:noProof/>
+                <w:sz w:val="24"/>
+                <w:szCs w:val="24"/>
               </w:rPr>
               <w:t>Theory</w:t>
             </w:r>
@@ -2052,6 +2086,8 @@
               <w:rPr>
                 <w:noProof/>
                 <w:webHidden/>
+                <w:sz w:val="24"/>
+                <w:szCs w:val="24"/>
               </w:rPr>
               <w:tab/>
             </w:r>
@@ -2059,6 +2095,8 @@
               <w:rPr>
                 <w:noProof/>
                 <w:webHidden/>
+                <w:sz w:val="24"/>
+                <w:szCs w:val="24"/>
               </w:rPr>
               <w:fldChar w:fldCharType="begin"/>
             </w:r>
@@ -2066,6 +2104,8 @@
               <w:rPr>
                 <w:noProof/>
                 <w:webHidden/>
+                <w:sz w:val="24"/>
+                <w:szCs w:val="24"/>
               </w:rPr>
               <w:instrText xml:space="preserve"> PAGEREF _Toc213765383 \h </w:instrText>
             </w:r>
@@ -2073,12 +2113,16 @@
               <w:rPr>
                 <w:noProof/>
                 <w:webHidden/>
-              </w:rPr>
-            </w:r>
-            <w:r>
-              <w:rPr>
-                <w:noProof/>
-                <w:webHidden/>
+                <w:sz w:val="24"/>
+                <w:szCs w:val="24"/>
+              </w:rPr>
+            </w:r>
+            <w:r>
+              <w:rPr>
+                <w:noProof/>
+                <w:webHidden/>
+                <w:sz w:val="24"/>
+                <w:szCs w:val="24"/>
               </w:rPr>
               <w:fldChar w:fldCharType="separate"/>
             </w:r>
@@ -2086,6 +2130,8 @@
               <w:rPr>
                 <w:noProof/>
                 <w:webHidden/>
+                <w:sz w:val="24"/>
+                <w:szCs w:val="24"/>
               </w:rPr>
               <w:t>3</w:t>
             </w:r>
@@ -2093,6 +2139,8 @@
               <w:rPr>
                 <w:noProof/>
                 <w:webHidden/>
+                <w:sz w:val="24"/>
+                <w:szCs w:val="24"/>
               </w:rPr>
               <w:fldChar w:fldCharType="end"/>
             </w:r>
@@ -2108,8 +2156,8 @@
               <w:rFonts w:asciiTheme="minorHAnsi" w:hAnsiTheme="minorHAnsi" w:cstheme="minorBidi"/>
               <w:noProof/>
               <w:kern w:val="2"/>
-              <w:sz w:val="24"/>
-              <w:szCs w:val="24"/>
+              <w:sz w:val="28"/>
+              <w:szCs w:val="28"/>
               <w14:ligatures w14:val="standardContextual"/>
             </w:rPr>
           </w:pPr>
@@ -2118,6 +2166,8 @@
               <w:rPr>
                 <w:rStyle w:val="Hyperlink"/>
                 <w:noProof/>
+                <w:sz w:val="24"/>
+                <w:szCs w:val="24"/>
               </w:rPr>
               <w:t>Code</w:t>
             </w:r>
@@ -2125,6 +2175,8 @@
               <w:rPr>
                 <w:noProof/>
                 <w:webHidden/>
+                <w:sz w:val="24"/>
+                <w:szCs w:val="24"/>
               </w:rPr>
               <w:tab/>
             </w:r>
@@ -2132,6 +2184,8 @@
               <w:rPr>
                 <w:noProof/>
                 <w:webHidden/>
+                <w:sz w:val="24"/>
+                <w:szCs w:val="24"/>
               </w:rPr>
               <w:fldChar w:fldCharType="begin"/>
             </w:r>
@@ -2139,6 +2193,8 @@
               <w:rPr>
                 <w:noProof/>
                 <w:webHidden/>
+                <w:sz w:val="24"/>
+                <w:szCs w:val="24"/>
               </w:rPr>
               <w:instrText xml:space="preserve"> PAGEREF _Toc213765384 \h </w:instrText>
             </w:r>
@@ -2146,12 +2202,16 @@
               <w:rPr>
                 <w:noProof/>
                 <w:webHidden/>
-              </w:rPr>
-            </w:r>
-            <w:r>
-              <w:rPr>
-                <w:noProof/>
-                <w:webHidden/>
+                <w:sz w:val="24"/>
+                <w:szCs w:val="24"/>
+              </w:rPr>
+            </w:r>
+            <w:r>
+              <w:rPr>
+                <w:noProof/>
+                <w:webHidden/>
+                <w:sz w:val="24"/>
+                <w:szCs w:val="24"/>
               </w:rPr>
               <w:fldChar w:fldCharType="separate"/>
             </w:r>
@@ -2159,6 +2219,8 @@
               <w:rPr>
                 <w:noProof/>
                 <w:webHidden/>
+                <w:sz w:val="24"/>
+                <w:szCs w:val="24"/>
               </w:rPr>
               <w:t>3</w:t>
             </w:r>
@@ -2166,6 +2228,8 @@
               <w:rPr>
                 <w:noProof/>
                 <w:webHidden/>
+                <w:sz w:val="24"/>
+                <w:szCs w:val="24"/>
               </w:rPr>
               <w:fldChar w:fldCharType="end"/>
             </w:r>
@@ -2181,8 +2245,8 @@
               <w:rFonts w:asciiTheme="minorHAnsi" w:hAnsiTheme="minorHAnsi" w:cstheme="minorBidi"/>
               <w:noProof/>
               <w:kern w:val="2"/>
-              <w:sz w:val="24"/>
-              <w:szCs w:val="24"/>
+              <w:sz w:val="28"/>
+              <w:szCs w:val="28"/>
               <w14:ligatures w14:val="standardContextual"/>
             </w:rPr>
           </w:pPr>
@@ -2191,6 +2255,8 @@
               <w:rPr>
                 <w:rStyle w:val="Hyperlink"/>
                 <w:noProof/>
+                <w:sz w:val="24"/>
+                <w:szCs w:val="24"/>
               </w:rPr>
               <w:t>Implementation on Synthetic Data</w:t>
             </w:r>
@@ -2198,6 +2264,8 @@
               <w:rPr>
                 <w:noProof/>
                 <w:webHidden/>
+                <w:sz w:val="24"/>
+                <w:szCs w:val="24"/>
               </w:rPr>
               <w:tab/>
             </w:r>
@@ -2205,6 +2273,8 @@
               <w:rPr>
                 <w:noProof/>
                 <w:webHidden/>
+                <w:sz w:val="24"/>
+                <w:szCs w:val="24"/>
               </w:rPr>
               <w:fldChar w:fldCharType="begin"/>
             </w:r>
@@ -2212,6 +2282,8 @@
               <w:rPr>
                 <w:noProof/>
                 <w:webHidden/>
+                <w:sz w:val="24"/>
+                <w:szCs w:val="24"/>
               </w:rPr>
               <w:instrText xml:space="preserve"> PAGEREF _Toc213765385 \h </w:instrText>
             </w:r>
@@ -2219,12 +2291,16 @@
               <w:rPr>
                 <w:noProof/>
                 <w:webHidden/>
-              </w:rPr>
-            </w:r>
-            <w:r>
-              <w:rPr>
-                <w:noProof/>
-                <w:webHidden/>
+                <w:sz w:val="24"/>
+                <w:szCs w:val="24"/>
+              </w:rPr>
+            </w:r>
+            <w:r>
+              <w:rPr>
+                <w:noProof/>
+                <w:webHidden/>
+                <w:sz w:val="24"/>
+                <w:szCs w:val="24"/>
               </w:rPr>
               <w:fldChar w:fldCharType="separate"/>
             </w:r>
@@ -2232,6 +2308,8 @@
               <w:rPr>
                 <w:noProof/>
                 <w:webHidden/>
+                <w:sz w:val="24"/>
+                <w:szCs w:val="24"/>
               </w:rPr>
               <w:t>3</w:t>
             </w:r>
@@ -2239,6 +2317,8 @@
               <w:rPr>
                 <w:noProof/>
                 <w:webHidden/>
+                <w:sz w:val="24"/>
+                <w:szCs w:val="24"/>
               </w:rPr>
               <w:fldChar w:fldCharType="end"/>
             </w:r>
@@ -2254,8 +2334,8 @@
               <w:rFonts w:asciiTheme="minorHAnsi" w:hAnsiTheme="minorHAnsi" w:cstheme="minorBidi"/>
               <w:noProof/>
               <w:kern w:val="2"/>
-              <w:sz w:val="24"/>
-              <w:szCs w:val="24"/>
+              <w:sz w:val="28"/>
+              <w:szCs w:val="28"/>
               <w14:ligatures w14:val="standardContextual"/>
             </w:rPr>
           </w:pPr>
@@ -2264,6 +2344,8 @@
               <w:rPr>
                 <w:rStyle w:val="Hyperlink"/>
                 <w:noProof/>
+                <w:sz w:val="24"/>
+                <w:szCs w:val="24"/>
               </w:rPr>
               <w:t>Determining the Optimal Number of Clusters</w:t>
             </w:r>
@@ -2271,6 +2353,8 @@
               <w:rPr>
                 <w:noProof/>
                 <w:webHidden/>
+                <w:sz w:val="24"/>
+                <w:szCs w:val="24"/>
               </w:rPr>
               <w:tab/>
             </w:r>
@@ -2278,6 +2362,8 @@
               <w:rPr>
                 <w:noProof/>
                 <w:webHidden/>
+                <w:sz w:val="24"/>
+                <w:szCs w:val="24"/>
               </w:rPr>
               <w:fldChar w:fldCharType="begin"/>
             </w:r>
@@ -2285,6 +2371,8 @@
               <w:rPr>
                 <w:noProof/>
                 <w:webHidden/>
+                <w:sz w:val="24"/>
+                <w:szCs w:val="24"/>
               </w:rPr>
               <w:instrText xml:space="preserve"> PAGEREF _Toc213765386 \h </w:instrText>
             </w:r>
@@ -2292,12 +2380,16 @@
               <w:rPr>
                 <w:noProof/>
                 <w:webHidden/>
-              </w:rPr>
-            </w:r>
-            <w:r>
-              <w:rPr>
-                <w:noProof/>
-                <w:webHidden/>
+                <w:sz w:val="24"/>
+                <w:szCs w:val="24"/>
+              </w:rPr>
+            </w:r>
+            <w:r>
+              <w:rPr>
+                <w:noProof/>
+                <w:webHidden/>
+                <w:sz w:val="24"/>
+                <w:szCs w:val="24"/>
               </w:rPr>
               <w:fldChar w:fldCharType="separate"/>
             </w:r>
@@ -2305,6 +2397,8 @@
               <w:rPr>
                 <w:noProof/>
                 <w:webHidden/>
+                <w:sz w:val="24"/>
+                <w:szCs w:val="24"/>
               </w:rPr>
               <w:t>4</w:t>
             </w:r>
@@ -2312,6 +2406,8 @@
               <w:rPr>
                 <w:noProof/>
                 <w:webHidden/>
+                <w:sz w:val="24"/>
+                <w:szCs w:val="24"/>
               </w:rPr>
               <w:fldChar w:fldCharType="end"/>
             </w:r>
@@ -2327,8 +2423,8 @@
               <w:rFonts w:asciiTheme="minorHAnsi" w:hAnsiTheme="minorHAnsi" w:cstheme="minorBidi"/>
               <w:noProof/>
               <w:kern w:val="2"/>
-              <w:sz w:val="24"/>
-              <w:szCs w:val="24"/>
+              <w:sz w:val="28"/>
+              <w:szCs w:val="28"/>
               <w14:ligatures w14:val="standardContextual"/>
             </w:rPr>
           </w:pPr>
@@ -2337,6 +2433,8 @@
               <w:rPr>
                 <w:rStyle w:val="Hyperlink"/>
                 <w:noProof/>
+                <w:sz w:val="24"/>
+                <w:szCs w:val="24"/>
               </w:rPr>
               <w:t>Applying K-Means to the Iris Dataset</w:t>
             </w:r>
@@ -2344,6 +2442,8 @@
               <w:rPr>
                 <w:noProof/>
                 <w:webHidden/>
+                <w:sz w:val="24"/>
+                <w:szCs w:val="24"/>
               </w:rPr>
               <w:tab/>
             </w:r>
@@ -2351,6 +2451,8 @@
               <w:rPr>
                 <w:noProof/>
                 <w:webHidden/>
+                <w:sz w:val="24"/>
+                <w:szCs w:val="24"/>
               </w:rPr>
               <w:fldChar w:fldCharType="begin"/>
             </w:r>
@@ -2358,6 +2460,8 @@
               <w:rPr>
                 <w:noProof/>
                 <w:webHidden/>
+                <w:sz w:val="24"/>
+                <w:szCs w:val="24"/>
               </w:rPr>
               <w:instrText xml:space="preserve"> PAGEREF _Toc213765387 \h </w:instrText>
             </w:r>
@@ -2365,12 +2469,16 @@
               <w:rPr>
                 <w:noProof/>
                 <w:webHidden/>
-              </w:rPr>
-            </w:r>
-            <w:r>
-              <w:rPr>
-                <w:noProof/>
-                <w:webHidden/>
+                <w:sz w:val="24"/>
+                <w:szCs w:val="24"/>
+              </w:rPr>
+            </w:r>
+            <w:r>
+              <w:rPr>
+                <w:noProof/>
+                <w:webHidden/>
+                <w:sz w:val="24"/>
+                <w:szCs w:val="24"/>
               </w:rPr>
               <w:fldChar w:fldCharType="separate"/>
             </w:r>
@@ -2378,6 +2486,8 @@
               <w:rPr>
                 <w:noProof/>
                 <w:webHidden/>
+                <w:sz w:val="24"/>
+                <w:szCs w:val="24"/>
               </w:rPr>
               <w:t>5</w:t>
             </w:r>
@@ -2385,6 +2495,8 @@
               <w:rPr>
                 <w:noProof/>
                 <w:webHidden/>
+                <w:sz w:val="24"/>
+                <w:szCs w:val="24"/>
               </w:rPr>
               <w:fldChar w:fldCharType="end"/>
             </w:r>
@@ -2400,8 +2512,8 @@
               <w:rFonts w:asciiTheme="minorHAnsi" w:hAnsiTheme="minorHAnsi" w:cstheme="minorBidi"/>
               <w:noProof/>
               <w:kern w:val="2"/>
-              <w:sz w:val="24"/>
-              <w:szCs w:val="24"/>
+              <w:sz w:val="28"/>
+              <w:szCs w:val="28"/>
               <w14:ligatures w14:val="standardContextual"/>
             </w:rPr>
           </w:pPr>
@@ -2410,6 +2522,8 @@
               <w:rPr>
                 <w:rStyle w:val="Hyperlink"/>
                 <w:noProof/>
+                <w:sz w:val="24"/>
+                <w:szCs w:val="24"/>
               </w:rPr>
               <w:t>Exploring Limitations with Non-Spherical Data</w:t>
             </w:r>
@@ -2417,6 +2531,8 @@
               <w:rPr>
                 <w:noProof/>
                 <w:webHidden/>
+                <w:sz w:val="24"/>
+                <w:szCs w:val="24"/>
               </w:rPr>
               <w:tab/>
             </w:r>
@@ -2424,6 +2540,8 @@
               <w:rPr>
                 <w:noProof/>
                 <w:webHidden/>
+                <w:sz w:val="24"/>
+                <w:szCs w:val="24"/>
               </w:rPr>
               <w:fldChar w:fldCharType="begin"/>
             </w:r>
@@ -2431,6 +2549,8 @@
               <w:rPr>
                 <w:noProof/>
                 <w:webHidden/>
+                <w:sz w:val="24"/>
+                <w:szCs w:val="24"/>
               </w:rPr>
               <w:instrText xml:space="preserve"> PAGEREF _Toc213765388 \h </w:instrText>
             </w:r>
@@ -2438,12 +2558,16 @@
               <w:rPr>
                 <w:noProof/>
                 <w:webHidden/>
-              </w:rPr>
-            </w:r>
-            <w:r>
-              <w:rPr>
-                <w:noProof/>
-                <w:webHidden/>
+                <w:sz w:val="24"/>
+                <w:szCs w:val="24"/>
+              </w:rPr>
+            </w:r>
+            <w:r>
+              <w:rPr>
+                <w:noProof/>
+                <w:webHidden/>
+                <w:sz w:val="24"/>
+                <w:szCs w:val="24"/>
               </w:rPr>
               <w:fldChar w:fldCharType="separate"/>
             </w:r>
@@ -2451,6 +2575,8 @@
               <w:rPr>
                 <w:noProof/>
                 <w:webHidden/>
+                <w:sz w:val="24"/>
+                <w:szCs w:val="24"/>
               </w:rPr>
               <w:t>6</w:t>
             </w:r>
@@ -2458,6 +2584,8 @@
               <w:rPr>
                 <w:noProof/>
                 <w:webHidden/>
+                <w:sz w:val="24"/>
+                <w:szCs w:val="24"/>
               </w:rPr>
               <w:fldChar w:fldCharType="end"/>
             </w:r>
@@ -2473,8 +2601,8 @@
               <w:rFonts w:asciiTheme="minorHAnsi" w:hAnsiTheme="minorHAnsi" w:cstheme="minorBidi"/>
               <w:noProof/>
               <w:kern w:val="2"/>
-              <w:sz w:val="24"/>
-              <w:szCs w:val="24"/>
+              <w:sz w:val="28"/>
+              <w:szCs w:val="28"/>
               <w14:ligatures w14:val="standardContextual"/>
             </w:rPr>
           </w:pPr>
@@ -2483,6 +2611,8 @@
               <w:rPr>
                 <w:rStyle w:val="Hyperlink"/>
                 <w:noProof/>
+                <w:sz w:val="24"/>
+                <w:szCs w:val="24"/>
               </w:rPr>
               <w:t>Cluster Evaluation (Silhouette Score)</w:t>
             </w:r>
@@ -2490,6 +2620,8 @@
               <w:rPr>
                 <w:noProof/>
                 <w:webHidden/>
+                <w:sz w:val="24"/>
+                <w:szCs w:val="24"/>
               </w:rPr>
               <w:tab/>
             </w:r>
@@ -2497,6 +2629,8 @@
               <w:rPr>
                 <w:noProof/>
                 <w:webHidden/>
+                <w:sz w:val="24"/>
+                <w:szCs w:val="24"/>
               </w:rPr>
               <w:fldChar w:fldCharType="begin"/>
             </w:r>
@@ -2504,6 +2638,8 @@
               <w:rPr>
                 <w:noProof/>
                 <w:webHidden/>
+                <w:sz w:val="24"/>
+                <w:szCs w:val="24"/>
               </w:rPr>
               <w:instrText xml:space="preserve"> PAGEREF _Toc213765389 \h </w:instrText>
             </w:r>
@@ -2511,12 +2647,16 @@
               <w:rPr>
                 <w:noProof/>
                 <w:webHidden/>
-              </w:rPr>
-            </w:r>
-            <w:r>
-              <w:rPr>
-                <w:noProof/>
-                <w:webHidden/>
+                <w:sz w:val="24"/>
+                <w:szCs w:val="24"/>
+              </w:rPr>
+            </w:r>
+            <w:r>
+              <w:rPr>
+                <w:noProof/>
+                <w:webHidden/>
+                <w:sz w:val="24"/>
+                <w:szCs w:val="24"/>
               </w:rPr>
               <w:fldChar w:fldCharType="separate"/>
             </w:r>
@@ -2524,6 +2664,8 @@
               <w:rPr>
                 <w:noProof/>
                 <w:webHidden/>
+                <w:sz w:val="24"/>
+                <w:szCs w:val="24"/>
               </w:rPr>
               <w:t>8</w:t>
             </w:r>
@@ -2531,6 +2673,8 @@
               <w:rPr>
                 <w:noProof/>
                 <w:webHidden/>
+                <w:sz w:val="24"/>
+                <w:szCs w:val="24"/>
               </w:rPr>
               <w:fldChar w:fldCharType="end"/>
             </w:r>
@@ -2546,8 +2690,8 @@
               <w:rFonts w:asciiTheme="minorHAnsi" w:hAnsiTheme="minorHAnsi" w:cstheme="minorBidi"/>
               <w:noProof/>
               <w:kern w:val="2"/>
-              <w:sz w:val="24"/>
-              <w:szCs w:val="24"/>
+              <w:sz w:val="28"/>
+              <w:szCs w:val="28"/>
               <w14:ligatures w14:val="standardContextual"/>
             </w:rPr>
           </w:pPr>
@@ -2556,6 +2700,8 @@
               <w:rPr>
                 <w:rStyle w:val="Hyperlink"/>
                 <w:noProof/>
+                <w:sz w:val="24"/>
+                <w:szCs w:val="24"/>
               </w:rPr>
               <w:t>Questions for Discussion</w:t>
             </w:r>
@@ -2563,6 +2709,8 @@
               <w:rPr>
                 <w:noProof/>
                 <w:webHidden/>
+                <w:sz w:val="24"/>
+                <w:szCs w:val="24"/>
               </w:rPr>
               <w:tab/>
             </w:r>
@@ -2570,6 +2718,8 @@
               <w:rPr>
                 <w:noProof/>
                 <w:webHidden/>
+                <w:sz w:val="24"/>
+                <w:szCs w:val="24"/>
               </w:rPr>
               <w:fldChar w:fldCharType="begin"/>
             </w:r>
@@ -2577,6 +2727,8 @@
               <w:rPr>
                 <w:noProof/>
                 <w:webHidden/>
+                <w:sz w:val="24"/>
+                <w:szCs w:val="24"/>
               </w:rPr>
               <w:instrText xml:space="preserve"> PAGEREF _Toc213765390 \h </w:instrText>
             </w:r>
@@ -2584,12 +2736,16 @@
               <w:rPr>
                 <w:noProof/>
                 <w:webHidden/>
-              </w:rPr>
-            </w:r>
-            <w:r>
-              <w:rPr>
-                <w:noProof/>
-                <w:webHidden/>
+                <w:sz w:val="24"/>
+                <w:szCs w:val="24"/>
+              </w:rPr>
+            </w:r>
+            <w:r>
+              <w:rPr>
+                <w:noProof/>
+                <w:webHidden/>
+                <w:sz w:val="24"/>
+                <w:szCs w:val="24"/>
               </w:rPr>
               <w:fldChar w:fldCharType="separate"/>
             </w:r>
@@ -2597,6 +2753,8 @@
               <w:rPr>
                 <w:noProof/>
                 <w:webHidden/>
+                <w:sz w:val="24"/>
+                <w:szCs w:val="24"/>
               </w:rPr>
               <w:t>8</w:t>
             </w:r>
@@ -2604,6 +2762,8 @@
               <w:rPr>
                 <w:noProof/>
                 <w:webHidden/>
+                <w:sz w:val="24"/>
+                <w:szCs w:val="24"/>
               </w:rPr>
               <w:fldChar w:fldCharType="end"/>
             </w:r>
@@ -2619,8 +2779,8 @@
               <w:rFonts w:asciiTheme="minorHAnsi" w:hAnsiTheme="minorHAnsi" w:cstheme="minorBidi"/>
               <w:noProof/>
               <w:kern w:val="2"/>
-              <w:sz w:val="24"/>
-              <w:szCs w:val="24"/>
+              <w:sz w:val="28"/>
+              <w:szCs w:val="28"/>
               <w14:ligatures w14:val="standardContextual"/>
             </w:rPr>
           </w:pPr>
@@ -2629,6 +2789,8 @@
               <w:rPr>
                 <w:rStyle w:val="Hyperlink"/>
                 <w:noProof/>
+                <w:sz w:val="24"/>
+                <w:szCs w:val="24"/>
               </w:rPr>
               <w:t>Conclusion</w:t>
             </w:r>
@@ -2636,6 +2798,8 @@
               <w:rPr>
                 <w:noProof/>
                 <w:webHidden/>
+                <w:sz w:val="24"/>
+                <w:szCs w:val="24"/>
               </w:rPr>
               <w:tab/>
             </w:r>
@@ -2643,6 +2807,8 @@
               <w:rPr>
                 <w:noProof/>
                 <w:webHidden/>
+                <w:sz w:val="24"/>
+                <w:szCs w:val="24"/>
               </w:rPr>
               <w:fldChar w:fldCharType="begin"/>
             </w:r>
@@ -2650,6 +2816,8 @@
               <w:rPr>
                 <w:noProof/>
                 <w:webHidden/>
+                <w:sz w:val="24"/>
+                <w:szCs w:val="24"/>
               </w:rPr>
               <w:instrText xml:space="preserve"> PAGEREF _Toc213765391 \h </w:instrText>
             </w:r>
@@ -2657,12 +2825,16 @@
               <w:rPr>
                 <w:noProof/>
                 <w:webHidden/>
-              </w:rPr>
-            </w:r>
-            <w:r>
-              <w:rPr>
-                <w:noProof/>
-                <w:webHidden/>
+                <w:sz w:val="24"/>
+                <w:szCs w:val="24"/>
+              </w:rPr>
+            </w:r>
+            <w:r>
+              <w:rPr>
+                <w:noProof/>
+                <w:webHidden/>
+                <w:sz w:val="24"/>
+                <w:szCs w:val="24"/>
               </w:rPr>
               <w:fldChar w:fldCharType="separate"/>
             </w:r>
@@ -2670,6 +2842,8 @@
               <w:rPr>
                 <w:noProof/>
                 <w:webHidden/>
+                <w:sz w:val="24"/>
+                <w:szCs w:val="24"/>
               </w:rPr>
               <w:t>9</w:t>
             </w:r>
@@ -2677,6 +2851,8 @@
               <w:rPr>
                 <w:noProof/>
                 <w:webHidden/>
+                <w:sz w:val="24"/>
+                <w:szCs w:val="24"/>
               </w:rPr>
               <w:fldChar w:fldCharType="end"/>
             </w:r>
@@ -2692,8 +2868,8 @@
               <w:rFonts w:asciiTheme="minorHAnsi" w:hAnsiTheme="minorHAnsi" w:cstheme="minorBidi"/>
               <w:noProof/>
               <w:kern w:val="2"/>
-              <w:sz w:val="24"/>
-              <w:szCs w:val="24"/>
+              <w:sz w:val="28"/>
+              <w:szCs w:val="28"/>
               <w14:ligatures w14:val="standardContextual"/>
             </w:rPr>
           </w:pPr>
@@ -2702,6 +2878,8 @@
               <w:rPr>
                 <w:rStyle w:val="Hyperlink"/>
                 <w:noProof/>
+                <w:sz w:val="24"/>
+                <w:szCs w:val="24"/>
               </w:rPr>
               <w:t>Lab 2 -  DBSCAN Clustering</w:t>
             </w:r>
@@ -2709,6 +2887,8 @@
               <w:rPr>
                 <w:noProof/>
                 <w:webHidden/>
+                <w:sz w:val="24"/>
+                <w:szCs w:val="24"/>
               </w:rPr>
               <w:tab/>
             </w:r>
@@ -2716,6 +2896,8 @@
               <w:rPr>
                 <w:noProof/>
                 <w:webHidden/>
+                <w:sz w:val="24"/>
+                <w:szCs w:val="24"/>
               </w:rPr>
               <w:fldChar w:fldCharType="begin"/>
             </w:r>
@@ -2723,6 +2905,8 @@
               <w:rPr>
                 <w:noProof/>
                 <w:webHidden/>
+                <w:sz w:val="24"/>
+                <w:szCs w:val="24"/>
               </w:rPr>
               <w:instrText xml:space="preserve"> PAGEREF _Toc213765392 \h </w:instrText>
             </w:r>
@@ -2730,12 +2914,16 @@
               <w:rPr>
                 <w:noProof/>
                 <w:webHidden/>
-              </w:rPr>
-            </w:r>
-            <w:r>
-              <w:rPr>
-                <w:noProof/>
-                <w:webHidden/>
+                <w:sz w:val="24"/>
+                <w:szCs w:val="24"/>
+              </w:rPr>
+            </w:r>
+            <w:r>
+              <w:rPr>
+                <w:noProof/>
+                <w:webHidden/>
+                <w:sz w:val="24"/>
+                <w:szCs w:val="24"/>
               </w:rPr>
               <w:fldChar w:fldCharType="separate"/>
             </w:r>
@@ -2743,6 +2931,8 @@
               <w:rPr>
                 <w:noProof/>
                 <w:webHidden/>
+                <w:sz w:val="24"/>
+                <w:szCs w:val="24"/>
               </w:rPr>
               <w:t>10</w:t>
             </w:r>
@@ -2750,6 +2940,8 @@
               <w:rPr>
                 <w:noProof/>
                 <w:webHidden/>
+                <w:sz w:val="24"/>
+                <w:szCs w:val="24"/>
               </w:rPr>
               <w:fldChar w:fldCharType="end"/>
             </w:r>
@@ -2765,8 +2957,8 @@
               <w:rFonts w:asciiTheme="minorHAnsi" w:hAnsiTheme="minorHAnsi" w:cstheme="minorBidi"/>
               <w:noProof/>
               <w:kern w:val="2"/>
-              <w:sz w:val="24"/>
-              <w:szCs w:val="24"/>
+              <w:sz w:val="28"/>
+              <w:szCs w:val="28"/>
               <w14:ligatures w14:val="standardContextual"/>
             </w:rPr>
           </w:pPr>
@@ -2775,6 +2967,8 @@
               <w:rPr>
                 <w:rStyle w:val="Hyperlink"/>
                 <w:noProof/>
+                <w:sz w:val="24"/>
+                <w:szCs w:val="24"/>
               </w:rPr>
               <w:t>Objective</w:t>
             </w:r>
@@ -2782,6 +2976,8 @@
               <w:rPr>
                 <w:noProof/>
                 <w:webHidden/>
+                <w:sz w:val="24"/>
+                <w:szCs w:val="24"/>
               </w:rPr>
               <w:tab/>
             </w:r>
@@ -2789,6 +2985,8 @@
               <w:rPr>
                 <w:noProof/>
                 <w:webHidden/>
+                <w:sz w:val="24"/>
+                <w:szCs w:val="24"/>
               </w:rPr>
               <w:fldChar w:fldCharType="begin"/>
             </w:r>
@@ -2796,6 +2994,8 @@
               <w:rPr>
                 <w:noProof/>
                 <w:webHidden/>
+                <w:sz w:val="24"/>
+                <w:szCs w:val="24"/>
               </w:rPr>
               <w:instrText xml:space="preserve"> PAGEREF _Toc213765393 \h </w:instrText>
             </w:r>
@@ -2803,12 +3003,16 @@
               <w:rPr>
                 <w:noProof/>
                 <w:webHidden/>
-              </w:rPr>
-            </w:r>
-            <w:r>
-              <w:rPr>
-                <w:noProof/>
-                <w:webHidden/>
+                <w:sz w:val="24"/>
+                <w:szCs w:val="24"/>
+              </w:rPr>
+            </w:r>
+            <w:r>
+              <w:rPr>
+                <w:noProof/>
+                <w:webHidden/>
+                <w:sz w:val="24"/>
+                <w:szCs w:val="24"/>
               </w:rPr>
               <w:fldChar w:fldCharType="separate"/>
             </w:r>
@@ -2816,6 +3020,8 @@
               <w:rPr>
                 <w:noProof/>
                 <w:webHidden/>
+                <w:sz w:val="24"/>
+                <w:szCs w:val="24"/>
               </w:rPr>
               <w:t>10</w:t>
             </w:r>
@@ -2823,6 +3029,8 @@
               <w:rPr>
                 <w:noProof/>
                 <w:webHidden/>
+                <w:sz w:val="24"/>
+                <w:szCs w:val="24"/>
               </w:rPr>
               <w:fldChar w:fldCharType="end"/>
             </w:r>
@@ -2838,8 +3046,8 @@
               <w:rFonts w:asciiTheme="minorHAnsi" w:hAnsiTheme="minorHAnsi" w:cstheme="minorBidi"/>
               <w:noProof/>
               <w:kern w:val="2"/>
-              <w:sz w:val="24"/>
-              <w:szCs w:val="24"/>
+              <w:sz w:val="28"/>
+              <w:szCs w:val="28"/>
               <w14:ligatures w14:val="standardContextual"/>
             </w:rPr>
           </w:pPr>
@@ -2848,6 +3056,8 @@
               <w:rPr>
                 <w:rStyle w:val="Hyperlink"/>
                 <w:noProof/>
+                <w:sz w:val="24"/>
+                <w:szCs w:val="24"/>
               </w:rPr>
               <w:t>Theory</w:t>
             </w:r>
@@ -2855,6 +3065,8 @@
               <w:rPr>
                 <w:noProof/>
                 <w:webHidden/>
+                <w:sz w:val="24"/>
+                <w:szCs w:val="24"/>
               </w:rPr>
               <w:tab/>
             </w:r>
@@ -2862,6 +3074,8 @@
               <w:rPr>
                 <w:noProof/>
                 <w:webHidden/>
+                <w:sz w:val="24"/>
+                <w:szCs w:val="24"/>
               </w:rPr>
               <w:fldChar w:fldCharType="begin"/>
             </w:r>
@@ -2869,6 +3083,8 @@
               <w:rPr>
                 <w:noProof/>
                 <w:webHidden/>
+                <w:sz w:val="24"/>
+                <w:szCs w:val="24"/>
               </w:rPr>
               <w:instrText xml:space="preserve"> PAGEREF _Toc213765394 \h </w:instrText>
             </w:r>
@@ -2876,12 +3092,16 @@
               <w:rPr>
                 <w:noProof/>
                 <w:webHidden/>
-              </w:rPr>
-            </w:r>
-            <w:r>
-              <w:rPr>
-                <w:noProof/>
-                <w:webHidden/>
+                <w:sz w:val="24"/>
+                <w:szCs w:val="24"/>
+              </w:rPr>
+            </w:r>
+            <w:r>
+              <w:rPr>
+                <w:noProof/>
+                <w:webHidden/>
+                <w:sz w:val="24"/>
+                <w:szCs w:val="24"/>
               </w:rPr>
               <w:fldChar w:fldCharType="separate"/>
             </w:r>
@@ -2889,6 +3109,8 @@
               <w:rPr>
                 <w:noProof/>
                 <w:webHidden/>
+                <w:sz w:val="24"/>
+                <w:szCs w:val="24"/>
               </w:rPr>
               <w:t>10</w:t>
             </w:r>
@@ -2896,6 +3118,8 @@
               <w:rPr>
                 <w:noProof/>
                 <w:webHidden/>
+                <w:sz w:val="24"/>
+                <w:szCs w:val="24"/>
               </w:rPr>
               <w:fldChar w:fldCharType="end"/>
             </w:r>
@@ -2911,8 +3135,8 @@
               <w:rFonts w:asciiTheme="minorHAnsi" w:hAnsiTheme="minorHAnsi" w:cstheme="minorBidi"/>
               <w:noProof/>
               <w:kern w:val="2"/>
-              <w:sz w:val="24"/>
-              <w:szCs w:val="24"/>
+              <w:sz w:val="28"/>
+              <w:szCs w:val="28"/>
               <w14:ligatures w14:val="standardContextual"/>
             </w:rPr>
           </w:pPr>
@@ -2921,6 +3145,8 @@
               <w:rPr>
                 <w:rStyle w:val="Hyperlink"/>
                 <w:noProof/>
+                <w:sz w:val="24"/>
+                <w:szCs w:val="24"/>
               </w:rPr>
               <w:t>Code</w:t>
             </w:r>
@@ -2928,6 +3154,8 @@
               <w:rPr>
                 <w:noProof/>
                 <w:webHidden/>
+                <w:sz w:val="24"/>
+                <w:szCs w:val="24"/>
               </w:rPr>
               <w:tab/>
             </w:r>
@@ -2935,6 +3163,8 @@
               <w:rPr>
                 <w:noProof/>
                 <w:webHidden/>
+                <w:sz w:val="24"/>
+                <w:szCs w:val="24"/>
               </w:rPr>
               <w:fldChar w:fldCharType="begin"/>
             </w:r>
@@ -2942,6 +3172,8 @@
               <w:rPr>
                 <w:noProof/>
                 <w:webHidden/>
+                <w:sz w:val="24"/>
+                <w:szCs w:val="24"/>
               </w:rPr>
               <w:instrText xml:space="preserve"> PAGEREF _Toc213765395 \h </w:instrText>
             </w:r>
@@ -2949,12 +3181,16 @@
               <w:rPr>
                 <w:noProof/>
                 <w:webHidden/>
-              </w:rPr>
-            </w:r>
-            <w:r>
-              <w:rPr>
-                <w:noProof/>
-                <w:webHidden/>
+                <w:sz w:val="24"/>
+                <w:szCs w:val="24"/>
+              </w:rPr>
+            </w:r>
+            <w:r>
+              <w:rPr>
+                <w:noProof/>
+                <w:webHidden/>
+                <w:sz w:val="24"/>
+                <w:szCs w:val="24"/>
               </w:rPr>
               <w:fldChar w:fldCharType="separate"/>
             </w:r>
@@ -2962,6 +3198,8 @@
               <w:rPr>
                 <w:noProof/>
                 <w:webHidden/>
+                <w:sz w:val="24"/>
+                <w:szCs w:val="24"/>
               </w:rPr>
               <w:t>11</w:t>
             </w:r>
@@ -2969,6 +3207,8 @@
               <w:rPr>
                 <w:noProof/>
                 <w:webHidden/>
+                <w:sz w:val="24"/>
+                <w:szCs w:val="24"/>
               </w:rPr>
               <w:fldChar w:fldCharType="end"/>
             </w:r>
@@ -2984,8 +3224,8 @@
               <w:rFonts w:asciiTheme="minorHAnsi" w:hAnsiTheme="minorHAnsi" w:cstheme="minorBidi"/>
               <w:noProof/>
               <w:kern w:val="2"/>
-              <w:sz w:val="24"/>
-              <w:szCs w:val="24"/>
+              <w:sz w:val="28"/>
+              <w:szCs w:val="28"/>
               <w14:ligatures w14:val="standardContextual"/>
             </w:rPr>
           </w:pPr>
@@ -2994,6 +3234,8 @@
               <w:rPr>
                 <w:rStyle w:val="Hyperlink"/>
                 <w:noProof/>
+                <w:sz w:val="24"/>
+                <w:szCs w:val="24"/>
               </w:rPr>
               <w:t>Implementation on Synthetic Non-Spherical Data</w:t>
             </w:r>
@@ -3001,6 +3243,8 @@
               <w:rPr>
                 <w:noProof/>
                 <w:webHidden/>
+                <w:sz w:val="24"/>
+                <w:szCs w:val="24"/>
               </w:rPr>
               <w:tab/>
             </w:r>
@@ -3008,6 +3252,8 @@
               <w:rPr>
                 <w:noProof/>
                 <w:webHidden/>
+                <w:sz w:val="24"/>
+                <w:szCs w:val="24"/>
               </w:rPr>
               <w:fldChar w:fldCharType="begin"/>
             </w:r>
@@ -3015,6 +3261,8 @@
               <w:rPr>
                 <w:noProof/>
                 <w:webHidden/>
+                <w:sz w:val="24"/>
+                <w:szCs w:val="24"/>
               </w:rPr>
               <w:instrText xml:space="preserve"> PAGEREF _Toc213765396 \h </w:instrText>
             </w:r>
@@ -3022,12 +3270,16 @@
               <w:rPr>
                 <w:noProof/>
                 <w:webHidden/>
-              </w:rPr>
-            </w:r>
-            <w:r>
-              <w:rPr>
-                <w:noProof/>
-                <w:webHidden/>
+                <w:sz w:val="24"/>
+                <w:szCs w:val="24"/>
+              </w:rPr>
+            </w:r>
+            <w:r>
+              <w:rPr>
+                <w:noProof/>
+                <w:webHidden/>
+                <w:sz w:val="24"/>
+                <w:szCs w:val="24"/>
               </w:rPr>
               <w:fldChar w:fldCharType="separate"/>
             </w:r>
@@ -3035,6 +3287,8 @@
               <w:rPr>
                 <w:noProof/>
                 <w:webHidden/>
+                <w:sz w:val="24"/>
+                <w:szCs w:val="24"/>
               </w:rPr>
               <w:t>11</w:t>
             </w:r>
@@ -3042,6 +3296,8 @@
               <w:rPr>
                 <w:noProof/>
                 <w:webHidden/>
+                <w:sz w:val="24"/>
+                <w:szCs w:val="24"/>
               </w:rPr>
               <w:fldChar w:fldCharType="end"/>
             </w:r>
@@ -3057,8 +3313,8 @@
               <w:rFonts w:asciiTheme="minorHAnsi" w:hAnsiTheme="minorHAnsi" w:cstheme="minorBidi"/>
               <w:noProof/>
               <w:kern w:val="2"/>
-              <w:sz w:val="24"/>
-              <w:szCs w:val="24"/>
+              <w:sz w:val="28"/>
+              <w:szCs w:val="28"/>
               <w14:ligatures w14:val="standardContextual"/>
             </w:rPr>
           </w:pPr>
@@ -3067,6 +3323,8 @@
               <w:rPr>
                 <w:rStyle w:val="Hyperlink"/>
                 <w:noProof/>
+                <w:sz w:val="24"/>
+                <w:szCs w:val="24"/>
               </w:rPr>
               <w:t>Parameter Sensitivity</w:t>
             </w:r>
@@ -3074,6 +3332,8 @@
               <w:rPr>
                 <w:noProof/>
                 <w:webHidden/>
+                <w:sz w:val="24"/>
+                <w:szCs w:val="24"/>
               </w:rPr>
               <w:tab/>
             </w:r>
@@ -3081,6 +3341,8 @@
               <w:rPr>
                 <w:noProof/>
                 <w:webHidden/>
+                <w:sz w:val="24"/>
+                <w:szCs w:val="24"/>
               </w:rPr>
               <w:fldChar w:fldCharType="begin"/>
             </w:r>
@@ -3088,6 +3350,8 @@
               <w:rPr>
                 <w:noProof/>
                 <w:webHidden/>
+                <w:sz w:val="24"/>
+                <w:szCs w:val="24"/>
               </w:rPr>
               <w:instrText xml:space="preserve"> PAGEREF _Toc213765397 \h </w:instrText>
             </w:r>
@@ -3095,12 +3359,16 @@
               <w:rPr>
                 <w:noProof/>
                 <w:webHidden/>
-              </w:rPr>
-            </w:r>
-            <w:r>
-              <w:rPr>
-                <w:noProof/>
-                <w:webHidden/>
+                <w:sz w:val="24"/>
+                <w:szCs w:val="24"/>
+              </w:rPr>
+            </w:r>
+            <w:r>
+              <w:rPr>
+                <w:noProof/>
+                <w:webHidden/>
+                <w:sz w:val="24"/>
+                <w:szCs w:val="24"/>
               </w:rPr>
               <w:fldChar w:fldCharType="separate"/>
             </w:r>
@@ -3108,6 +3376,8 @@
               <w:rPr>
                 <w:noProof/>
                 <w:webHidden/>
+                <w:sz w:val="24"/>
+                <w:szCs w:val="24"/>
               </w:rPr>
               <w:t>12</w:t>
             </w:r>
@@ -3115,6 +3385,8 @@
               <w:rPr>
                 <w:noProof/>
                 <w:webHidden/>
+                <w:sz w:val="24"/>
+                <w:szCs w:val="24"/>
               </w:rPr>
               <w:fldChar w:fldCharType="end"/>
             </w:r>
@@ -3140,6 +3412,8 @@
               <w:rPr>
                 <w:rStyle w:val="Hyperlink"/>
                 <w:noProof/>
+                <w:sz w:val="24"/>
+                <w:szCs w:val="24"/>
               </w:rPr>
               <w:t>Comparing to K-Means</w:t>
             </w:r>
@@ -3147,6 +3421,8 @@
               <w:rPr>
                 <w:noProof/>
                 <w:webHidden/>
+                <w:sz w:val="24"/>
+                <w:szCs w:val="24"/>
               </w:rPr>
               <w:tab/>
             </w:r>
@@ -3154,6 +3430,8 @@
               <w:rPr>
                 <w:noProof/>
                 <w:webHidden/>
+                <w:sz w:val="24"/>
+                <w:szCs w:val="24"/>
               </w:rPr>
               <w:fldChar w:fldCharType="begin"/>
             </w:r>
@@ -3161,6 +3439,8 @@
               <w:rPr>
                 <w:noProof/>
                 <w:webHidden/>
+                <w:sz w:val="24"/>
+                <w:szCs w:val="24"/>
               </w:rPr>
               <w:instrText xml:space="preserve"> PAGEREF _Toc213765398 \h </w:instrText>
             </w:r>
@@ -3168,12 +3448,16 @@
               <w:rPr>
                 <w:noProof/>
                 <w:webHidden/>
-              </w:rPr>
-            </w:r>
-            <w:r>
-              <w:rPr>
-                <w:noProof/>
-                <w:webHidden/>
+                <w:sz w:val="24"/>
+                <w:szCs w:val="24"/>
+              </w:rPr>
+            </w:r>
+            <w:r>
+              <w:rPr>
+                <w:noProof/>
+                <w:webHidden/>
+                <w:sz w:val="24"/>
+                <w:szCs w:val="24"/>
               </w:rPr>
               <w:fldChar w:fldCharType="separate"/>
             </w:r>
@@ -3181,6 +3465,8 @@
               <w:rPr>
                 <w:noProof/>
                 <w:webHidden/>
+                <w:sz w:val="24"/>
+                <w:szCs w:val="24"/>
               </w:rPr>
               <w:t>14</w:t>
             </w:r>
@@ -3188,6 +3474,8 @@
               <w:rPr>
                 <w:noProof/>
                 <w:webHidden/>
+                <w:sz w:val="24"/>
+                <w:szCs w:val="24"/>
               </w:rPr>
               <w:fldChar w:fldCharType="end"/>
             </w:r>
@@ -3803,6 +4091,14 @@
       <w:bookmarkStart w:id="0" w:name="_Toc213765406"/>
       <w:r>
         <w:lastRenderedPageBreak/>
+        <w:t>GITHUB REPOS FOR THE CODE?</w:t>
+      </w:r>
+    </w:p>
+    <w:p>
+      <w:pPr>
+        <w:pStyle w:val="Heading1"/>
+      </w:pPr>
+      <w:r>
         <w:t>References</w:t>
       </w:r>
       <w:bookmarkEnd w:id="0"/>
@@ -4155,19 +4451,11 @@
       </w:r>
       <w:proofErr w:type="spellStart"/>
       <w:r>
-        <w:t>make_</w:t>
-      </w:r>
-      <w:proofErr w:type="gramStart"/>
-      <w:r>
-        <w:t>blobs</w:t>
+        <w:t>make_blobs</w:t>
       </w:r>
       <w:proofErr w:type="spellEnd"/>
       <w:r>
-        <w:t>(</w:t>
-      </w:r>
-      <w:proofErr w:type="gramEnd"/>
-      <w:r>
-        <w:t>).</w:t>
+        <w:t>().</w:t>
       </w:r>
     </w:p>
     <w:p>
@@ -4386,17 +4674,12 @@
         <w:t xml:space="preserve">Before clustering, the data was standardized using </w:t>
       </w:r>
       <w:proofErr w:type="spellStart"/>
-      <w:proofErr w:type="gramStart"/>
       <w:r>
         <w:t>StandardScaler</w:t>
       </w:r>
       <w:proofErr w:type="spellEnd"/>
       <w:r>
-        <w:t>(</w:t>
-      </w:r>
-      <w:proofErr w:type="gramEnd"/>
-      <w:r>
-        <w:t>) to ensure that all features contributed equally to the distance calculations. This transformation scales each feature to have a mean of 0 and a standard deviation of 1, making the variables comparable across dimensions.</w:t>
+        <w:t>() to ensure that all features contributed equally to the distance calculations. This transformation scales each feature to have a mean of 0 and a standard deviation of 1, making the variables comparable across dimensions.</w:t>
       </w:r>
     </w:p>
     <w:p>
@@ -4575,9 +4858,9 @@
         </w:rPr>
         <w:lastRenderedPageBreak/>
         <w:drawing>
-          <wp:inline distT="0" distB="0" distL="0" distR="0" wp14:anchorId="4BB24F95" wp14:editId="2B563E5C">
-            <wp:extent cx="5177790" cy="3612613"/>
-            <wp:effectExtent l="0" t="0" r="3810" b="6985"/>
+          <wp:inline distT="0" distB="0" distL="0" distR="0" wp14:anchorId="4BB24F95" wp14:editId="4AA78C55">
+            <wp:extent cx="5155324" cy="3596938"/>
+            <wp:effectExtent l="0" t="0" r="7620" b="3810"/>
             <wp:docPr id="505341605" name="Picture 1"/>
             <wp:cNvGraphicFramePr>
               <a:graphicFrameLocks xmlns:a="http://schemas.openxmlformats.org/drawingml/2006/main" noChangeAspect="1"/>
@@ -4599,7 +4882,7 @@
                   <pic:spPr bwMode="auto">
                     <a:xfrm>
                       <a:off x="0" y="0"/>
-                      <a:ext cx="5182613" cy="3615978"/>
+                      <a:ext cx="5156031" cy="3597431"/>
                     </a:xfrm>
                     <a:prstGeom prst="rect">
                       <a:avLst/>
@@ -4792,9 +5075,9 @@
           <w:noProof/>
         </w:rPr>
         <w:drawing>
-          <wp:inline distT="0" distB="0" distL="0" distR="0" wp14:anchorId="49C71355" wp14:editId="044BA461">
-            <wp:extent cx="5311898" cy="3785191"/>
-            <wp:effectExtent l="0" t="0" r="3175" b="6350"/>
+          <wp:inline distT="0" distB="0" distL="0" distR="0" wp14:anchorId="49C71355" wp14:editId="7B427328">
+            <wp:extent cx="5501030" cy="3919964"/>
+            <wp:effectExtent l="0" t="0" r="4445" b="4445"/>
             <wp:docPr id="1440491353" name="Picture 1"/>
             <wp:cNvGraphicFramePr>
               <a:graphicFrameLocks xmlns:a="http://schemas.openxmlformats.org/drawingml/2006/main" noChangeAspect="1"/>
@@ -4816,7 +5099,7 @@
                   <pic:spPr bwMode="auto">
                     <a:xfrm>
                       <a:off x="0" y="0"/>
-                      <a:ext cx="5311898" cy="3785191"/>
+                      <a:ext cx="5505194" cy="3922931"/>
                     </a:xfrm>
                     <a:prstGeom prst="rect">
                       <a:avLst/>
@@ -4917,12 +5200,16 @@
     <w:p>
       <w:pPr>
         <w:pStyle w:val="ListParagraph"/>
-        <w:numPr>
-          <w:ilvl w:val="0"/>
-          <w:numId w:val="29"/>
-        </w:numPr>
-      </w:pPr>
-      <w:r>
+        <w:rPr>
+          <w:i/>
+          <w:iCs/>
+        </w:rPr>
+      </w:pPr>
+      <w:r>
+        <w:rPr>
+          <w:i/>
+          <w:iCs/>
+        </w:rPr>
         <w:t>K-Means requires specifying K in advance, assumes spherical and equally sized clusters, and performs poorly on irregular, overlapping, or outlier-heavy data.</w:t>
       </w:r>
     </w:p>
@@ -4941,15 +5228,23 @@
     <w:p>
       <w:pPr>
         <w:pStyle w:val="ListParagraph"/>
-        <w:numPr>
-          <w:ilvl w:val="0"/>
-          <w:numId w:val="29"/>
-        </w:numPr>
-      </w:pPr>
-      <w:r>
+        <w:rPr>
+          <w:i/>
+          <w:iCs/>
+        </w:rPr>
+      </w:pPr>
+      <w:r>
+        <w:rPr>
+          <w:i/>
+          <w:iCs/>
+        </w:rPr>
         <w:t>K-Means forces circular boundaries, so it struggles with curved or uneven clusters, often splitting points from the same true group or grouping distant points together incorrectly.</w:t>
       </w:r>
       <w:r>
+        <w:rPr>
+          <w:i/>
+          <w:iCs/>
+        </w:rPr>
         <w:t xml:space="preserve"> </w:t>
       </w:r>
     </w:p>
@@ -4968,14 +5263,27 @@
     <w:p>
       <w:pPr>
         <w:pStyle w:val="ListParagraph"/>
-        <w:numPr>
-          <w:ilvl w:val="0"/>
-          <w:numId w:val="29"/>
-        </w:numPr>
-      </w:pPr>
-      <w:r>
+        <w:rPr>
+          <w:i/>
+          <w:iCs/>
+        </w:rPr>
+      </w:pPr>
+      <w:r>
+        <w:rPr>
+          <w:i/>
+          <w:iCs/>
+        </w:rPr>
         <w:t xml:space="preserve">No. K-Means can get stuck in a local minimum, meaning it may find a suboptimal solution depending on where the centroids were initially placed. </w:t>
       </w:r>
+    </w:p>
+    <w:p>
+      <w:pPr>
+        <w:pStyle w:val="ListParagraph"/>
+        <w:rPr>
+          <w:i/>
+          <w:iCs/>
+        </w:rPr>
+      </w:pPr>
     </w:p>
     <w:p>
       <w:pPr>
@@ -4992,67 +5300,64 @@
     <w:p>
       <w:pPr>
         <w:pStyle w:val="ListParagraph"/>
-        <w:numPr>
-          <w:ilvl w:val="0"/>
-          <w:numId w:val="29"/>
-        </w:numPr>
         <w:rPr>
           <w:b/>
           <w:bCs/>
-        </w:rPr>
-      </w:pPr>
+          <w:i/>
+          <w:iCs/>
+        </w:rPr>
+      </w:pPr>
+      <w:r>
+        <w:rPr>
+          <w:i/>
+          <w:iCs/>
+        </w:rPr>
+        <w:t>P</w:t>
+      </w:r>
+      <w:r>
+        <w:rPr>
+          <w:i/>
+          <w:iCs/>
+        </w:rPr>
+        <w:t>oor initialization can lead to unbalanced or incorrect clusters and may also cause slower convergence. The K-Means++ method reduces this issue by choosing well-spaced initial centroids for more stable and accurate results.</w:t>
+      </w:r>
+    </w:p>
+    <w:p>
+      <w:pPr>
+        <w:pStyle w:val="Heading3"/>
+      </w:pPr>
+      <w:bookmarkStart w:id="11" w:name="_Toc213765391"/>
+      <w:r>
+        <w:t>Conclusion</w:t>
+      </w:r>
+      <w:bookmarkEnd w:id="11"/>
+    </w:p>
+    <w:p>
+      <w:r>
+        <w:t xml:space="preserve">K-Means is one of the most widely used and intuitive algorithms for identifying structure in data. It performs well on compact, well-separated clusters but struggles with irregular, overlapping, or non-spherical shapes. Overall, it serves as an excellent starting point for clustering analysis, though more advanced algorithms such as DBSCAN or Gaussian Mixture Models (GMMs) are better suited for complex or non-linear datasets. </w:t>
+      </w:r>
+    </w:p>
+    <w:p>
+      <w:r>
+        <w:t>K-Means is most commonly applied in customer segmentation, image compression, document grouping, and market analysis, where cluster boundaries are approximately convex and the number of groups can be estimated beforehand.</w:t>
+      </w:r>
+    </w:p>
+    <w:p>
+      <w:pPr>
+        <w:jc w:val="left"/>
+      </w:pPr>
+      <w:r>
+        <w:br w:type="page"/>
+      </w:r>
+    </w:p>
+    <w:p>
+      <w:pPr>
+        <w:pStyle w:val="Heading1"/>
+      </w:pPr>
+      <w:bookmarkStart w:id="12" w:name="_Toc213765392"/>
       <w:r>
         <w:lastRenderedPageBreak/>
-        <w:t>P</w:t>
-      </w:r>
-      <w:r>
-        <w:t>oor initialization can lead to unbalanced or incorrect clusters and may also cause slower convergence. The K-Means++ method reduces this issue by choosing well-spaced initial centroids for more stable and accurate results.</w:t>
-      </w:r>
-    </w:p>
-    <w:p>
-      <w:pPr>
-        <w:pStyle w:val="Heading3"/>
-      </w:pPr>
-      <w:bookmarkStart w:id="11" w:name="_Toc213765391"/>
-      <w:r>
-        <w:t>Conclusion</w:t>
-      </w:r>
-      <w:bookmarkEnd w:id="11"/>
-    </w:p>
-    <w:p>
-      <w:r>
-        <w:t xml:space="preserve">K-Means is one of the most widely used and intuitive algorithms for identifying structure in data. It performs well on compact, well-separated clusters but struggles with irregular, overlapping, or non-spherical shapes. Overall, it serves as an excellent starting point for clustering analysis, though more advanced algorithms such as DBSCAN or Gaussian Mixture Models (GMMs) are better suited for complex or non-linear datasets. </w:t>
-      </w:r>
-    </w:p>
-    <w:p>
-      <w:r>
-        <w:t>K-Means is most commonly applied in customer segmentation, image compression, document grouping, and market analysis, where cluster boundaries are approximately convex and the number of groups can be estimated beforehand.</w:t>
-      </w:r>
-    </w:p>
-    <w:p>
-      <w:pPr>
-        <w:jc w:val="left"/>
-      </w:pPr>
-      <w:r>
-        <w:br w:type="page"/>
-      </w:r>
-    </w:p>
-    <w:p>
-      <w:pPr>
-        <w:pStyle w:val="Heading1"/>
-      </w:pPr>
-      <w:bookmarkStart w:id="12" w:name="_Toc213765392"/>
-      <w:r>
-        <w:lastRenderedPageBreak/>
-        <w:t xml:space="preserve">Lab 2 </w:t>
-      </w:r>
-      <w:proofErr w:type="gramStart"/>
-      <w:r>
-        <w:t>-  DBSCAN</w:t>
-      </w:r>
-      <w:proofErr w:type="gramEnd"/>
-      <w:r>
-        <w:t xml:space="preserve"> Clustering</w:t>
+        <w:t>Lab 2 -  DBSCAN Clustering</w:t>
       </w:r>
       <w:bookmarkEnd w:id="12"/>
     </w:p>
@@ -5175,15 +5480,7 @@
     </w:p>
     <w:p>
       <w:r>
-        <w:t xml:space="preserve">DBSCAN (Density-Based Spatial Clustering of Applications with Noise) is a density-based clustering algorithm that groups together </w:t>
-      </w:r>
-      <w:proofErr w:type="gramStart"/>
-      <w:r>
-        <w:t>points</w:t>
-      </w:r>
-      <w:proofErr w:type="gramEnd"/>
-      <w:r>
-        <w:t xml:space="preserve"> closely packed in space, while marking isolated points as noise. It defines clusters based on two parameters:</w:t>
+        <w:t>DBSCAN (Density-Based Spatial Clustering of Applications with Noise) is a density-based clustering algorithm that groups together points closely packed in space, while marking isolated points as noise. It defines clusters based on two parameters:</w:t>
       </w:r>
     </w:p>
     <w:p>
@@ -5346,19 +5643,11 @@
       </w:r>
       <w:proofErr w:type="spellStart"/>
       <w:r>
-        <w:t>make_</w:t>
-      </w:r>
-      <w:proofErr w:type="gramStart"/>
-      <w:r>
-        <w:t>moons</w:t>
+        <w:t>make_moons</w:t>
       </w:r>
       <w:proofErr w:type="spellEnd"/>
       <w:r>
-        <w:t>(</w:t>
-      </w:r>
-      <w:proofErr w:type="gramEnd"/>
-      <w:r>
-        <w:t xml:space="preserve">) function with 300 samples and a noise level of 0.05. This dataset was selected because it cannot be effectively separated by algorithms that assume spherical clusters, such as K-Means. The DBSCAN algorithm was applied with parameters ε = 0.2 and </w:t>
+        <w:t xml:space="preserve">() function with 300 samples and a noise level of 0.05. This dataset was selected because it cannot be effectively separated by algorithms that assume spherical clusters, such as K-Means. The DBSCAN algorithm was applied with parameters ε = 0.2 and </w:t>
       </w:r>
       <w:proofErr w:type="spellStart"/>
       <w:r>
@@ -5485,9 +5774,9 @@
           <w:sz w:val="22"/>
           <w:szCs w:val="22"/>
         </w:rPr>
-        <w:t>make_</w:t>
-      </w:r>
-      <w:proofErr w:type="gramStart"/>
+        <w:t>make_moons</w:t>
+      </w:r>
+      <w:proofErr w:type="spellEnd"/>
       <w:r>
         <w:rPr>
           <w:i/>
@@ -5495,27 +5784,7 @@
           <w:sz w:val="22"/>
           <w:szCs w:val="22"/>
         </w:rPr>
-        <w:t>moons</w:t>
-      </w:r>
-      <w:proofErr w:type="spellEnd"/>
-      <w:r>
-        <w:rPr>
-          <w:i/>
-          <w:iCs/>
-          <w:sz w:val="22"/>
-          <w:szCs w:val="22"/>
-        </w:rPr>
-        <w:t>(</w:t>
-      </w:r>
-      <w:proofErr w:type="gramEnd"/>
-      <w:r>
-        <w:rPr>
-          <w:i/>
-          <w:iCs/>
-          <w:sz w:val="22"/>
-          <w:szCs w:val="22"/>
-        </w:rPr>
-        <w:t>) function.</w:t>
+        <w:t>() function.</w:t>
       </w:r>
     </w:p>
     <w:p>
@@ -6175,19 +6444,11 @@
       </w:r>
       <w:proofErr w:type="spellStart"/>
       <w:r>
-        <w:t>make_</w:t>
-      </w:r>
-      <w:proofErr w:type="gramStart"/>
-      <w:r>
-        <w:t>blobs</w:t>
+        <w:t>make_blobs</w:t>
       </w:r>
       <w:proofErr w:type="spellEnd"/>
       <w:r>
-        <w:t>(</w:t>
-      </w:r>
-      <w:proofErr w:type="gramEnd"/>
-      <w:r>
-        <w:t xml:space="preserve">) function with cluster standard deviations of [0.5, 1.5, 0.3], creating three groups of unequal density. The algorithm was executed with parameters ε = 0.8 and </w:t>
+        <w:t xml:space="preserve">() function with cluster standard deviations of [0.5, 1.5, 0.3], creating three groups of unequal density. The algorithm was executed with parameters ε = 0.8 and </w:t>
       </w:r>
       <w:proofErr w:type="spellStart"/>
       <w:r>
@@ -6361,8 +6622,8 @@
         </w:rPr>
         <w:lastRenderedPageBreak/>
         <w:drawing>
-          <wp:inline distT="0" distB="0" distL="0" distR="0" wp14:anchorId="5FD7E849" wp14:editId="24080A43">
-            <wp:extent cx="6032665" cy="4532743"/>
+          <wp:inline distT="0" distB="0" distL="0" distR="0" wp14:anchorId="5FD7E849" wp14:editId="57743CF9">
+            <wp:extent cx="6032515" cy="4532630"/>
             <wp:effectExtent l="0" t="0" r="6350" b="1270"/>
             <wp:docPr id="1895338449" name="Picture 1"/>
             <wp:cNvGraphicFramePr>
@@ -6385,7 +6646,7 @@
                   <pic:spPr bwMode="auto">
                     <a:xfrm>
                       <a:off x="0" y="0"/>
-                      <a:ext cx="6095121" cy="4579670"/>
+                      <a:ext cx="6096074" cy="4580386"/>
                     </a:xfrm>
                     <a:prstGeom prst="rect">
                       <a:avLst/>
@@ -6787,22 +7048,17 @@
     <w:p>
       <w:pPr>
         <w:pStyle w:val="ListParagraph"/>
-        <w:numPr>
-          <w:ilvl w:val="0"/>
-          <w:numId w:val="13"/>
-        </w:numPr>
-      </w:pPr>
-      <w:r>
-        <w:t xml:space="preserve">DBSCAN does not require the number of clusters to be specified in advance and can discover clusters of arbitrary shape, </w:t>
-      </w:r>
-      <w:r>
-        <w:t>such as</w:t>
-      </w:r>
-      <w:r>
-        <w:t xml:space="preserve"> non-spherical or irregular structures that K-Means cannot represent. It is also able to detect outliers and label them as noise</w:t>
-      </w:r>
-      <w:r>
-        <w:t>.</w:t>
+        <w:rPr>
+          <w:i/>
+          <w:iCs/>
+        </w:rPr>
+      </w:pPr>
+      <w:r>
+        <w:rPr>
+          <w:i/>
+          <w:iCs/>
+        </w:rPr>
+        <w:t>DBSCAN does not require the number of clusters to be specified in advance and can discover clusters of arbitrary shape, such as non-spherical or irregular structures that K-Means cannot represent. It is also able to detect outliers and label them as noise.</w:t>
       </w:r>
     </w:p>
     <w:p>
@@ -6820,20 +7076,32 @@
     <w:p>
       <w:pPr>
         <w:pStyle w:val="ListParagraph"/>
-        <w:numPr>
-          <w:ilvl w:val="0"/>
-          <w:numId w:val="30"/>
-        </w:numPr>
-      </w:pPr>
-      <w:r>
+        <w:rPr>
+          <w:i/>
+          <w:iCs/>
+        </w:rPr>
+      </w:pPr>
+      <w:r>
+        <w:rPr>
+          <w:i/>
+          <w:iCs/>
+        </w:rPr>
         <w:t xml:space="preserve">DBSCAN is sensitive to its parameters ε (epsilon) and </w:t>
       </w:r>
       <w:proofErr w:type="spellStart"/>
       <w:r>
+        <w:rPr>
+          <w:i/>
+          <w:iCs/>
+        </w:rPr>
         <w:t>min_samples</w:t>
       </w:r>
       <w:proofErr w:type="spellEnd"/>
       <w:r>
+        <w:rPr>
+          <w:i/>
+          <w:iCs/>
+        </w:rPr>
         <w:t>. Small changes in these values can significantly affect the resulting clusters. It also struggles with datasets containing clusters of varying density, since a single global ε cannot accommodate both dense and sparse regions simultaneously. In addition, DBSCAN’s performance can degrade on very large or high-dimensional datasets because distance measures become less meaningful in such spaces.</w:t>
       </w:r>
     </w:p>
@@ -6855,16 +7123,17 @@
     <w:p>
       <w:pPr>
         <w:pStyle w:val="ListParagraph"/>
-        <w:numPr>
-          <w:ilvl w:val="0"/>
-          <w:numId w:val="31"/>
-        </w:numPr>
-      </w:pPr>
-      <w:r>
-        <w:t>Yes. DBSCAN labels points that do not belong to any sufficiently dense region as noise (label = −1).</w:t>
-      </w:r>
-      <w:r>
-        <w:t xml:space="preserve"> </w:t>
+        <w:rPr>
+          <w:i/>
+          <w:iCs/>
+        </w:rPr>
+      </w:pPr>
+      <w:r>
+        <w:rPr>
+          <w:i/>
+          <w:iCs/>
+        </w:rPr>
+        <w:t xml:space="preserve">Yes. DBSCAN labels points that do not belong to any sufficiently dense region as noise (label = −1). </w:t>
       </w:r>
     </w:p>
     <w:p>
@@ -6885,16 +7154,17 @@
     <w:p>
       <w:pPr>
         <w:pStyle w:val="ListParagraph"/>
-        <w:numPr>
-          <w:ilvl w:val="0"/>
-          <w:numId w:val="32"/>
-        </w:numPr>
-      </w:pPr>
-      <w:r>
-        <w:t>Not very well. In high-dimensional spaces, the notion of “distance” becomes less informative due to the curse of dimensionality, making it difficult to define meaningful density thresholds. As a result, DBSCAN may either classify most points as noise or merge clusters incorrectly. Dimensionality reduction techniques such as PCA or t-SNE are often applied before using DBSCAN on high-dimensional data.</w:t>
-      </w:r>
-      <w:r>
-        <w:t xml:space="preserve"> </w:t>
+        <w:rPr>
+          <w:i/>
+          <w:iCs/>
+        </w:rPr>
+      </w:pPr>
+      <w:r>
+        <w:rPr>
+          <w:i/>
+          <w:iCs/>
+        </w:rPr>
+        <w:t xml:space="preserve">Not very well. In high-dimensional spaces, the notion of “distance” becomes less informative due to the curse of dimensionality, making it difficult to define meaningful density thresholds. As a result, DBSCAN may either classify most points as noise or merge clusters incorrectly. Dimensionality reduction techniques such as PCA or t-SNE are often applied before using DBSCAN on high-dimensional data. </w:t>
       </w:r>
     </w:p>
     <w:p>
@@ -6943,18 +7213,13 @@
         <w:t>3</w:t>
       </w:r>
       <w:r>
-        <w:t xml:space="preserve"> </w:t>
-      </w:r>
-      <w:proofErr w:type="gramStart"/>
-      <w:r>
-        <w:t xml:space="preserve">-  </w:t>
+        <w:t xml:space="preserve"> -  </w:t>
       </w:r>
       <w:proofErr w:type="spellStart"/>
       <w:r>
         <w:t>Hierarchial</w:t>
       </w:r>
       <w:proofErr w:type="spellEnd"/>
-      <w:proofErr w:type="gramEnd"/>
       <w:r>
         <w:t xml:space="preserve"> Clustering</w:t>
       </w:r>
@@ -6992,13 +7257,7 @@
         <w:t xml:space="preserve"> </w:t>
       </w:r>
       <w:r>
-        <w:t>(</w:t>
-      </w:r>
-      <w:r>
-        <w:t>the bottom-up approach</w:t>
-      </w:r>
-      <w:r>
-        <w:t>)</w:t>
+        <w:t>(the bottom-up approach)</w:t>
       </w:r>
       <w:r>
         <w:t>, which is the most commonly used method</w:t>
@@ -7187,10 +7446,7 @@
         <w:t xml:space="preserve">Single linkage: </w:t>
       </w:r>
       <w:r>
-        <w:t xml:space="preserve"> </w:t>
-      </w:r>
-      <w:r>
-        <w:t>Single linkage calculates the distance between two clusters by looking at the closest pair of points across them. This approach often creates long chain-like clusters because a single close connection can link two otherwise distant groups.</w:t>
+        <w:t xml:space="preserve"> Single linkage calculates the distance between two clusters by looking at the closest pair of points across them. This approach often creates long chain-like clusters because a single close connection can link two otherwise distant groups.</w:t>
       </w:r>
     </w:p>
     <w:p>
@@ -7210,10 +7466,7 @@
         <w:t xml:space="preserve">Complete linkage: </w:t>
       </w:r>
       <w:r>
-        <w:t>Complete linkage measures the distance between the farthest points in each cluster. This method produces compact and well-separated clusters, but it can sometimes split clusters that lie close to each other.</w:t>
-      </w:r>
-      <w:r>
-        <w:t xml:space="preserve"> </w:t>
+        <w:t xml:space="preserve">Complete linkage measures the distance between the farthest points in each cluster. This method produces compact and well-separated clusters, but it can sometimes split clusters that lie close to each other. </w:t>
       </w:r>
     </w:p>
     <w:p>
@@ -7310,14 +7563,7 @@
             <w:rStyle w:val="Hyperlink"/>
             <w:color w:val="EE0000"/>
           </w:rPr>
-          <w:t>Hierarchial</w:t>
-        </w:r>
-        <w:r>
-          <w:rPr>
-            <w:rStyle w:val="Hyperlink"/>
-            <w:color w:val="EE0000"/>
-          </w:rPr>
-          <w:t>_code</w:t>
+          <w:t>Hierarchial_code</w:t>
         </w:r>
         <w:proofErr w:type="spellEnd"/>
       </w:hyperlink>
@@ -7368,6 +7614,9 @@
         <w:jc w:val="left"/>
       </w:pPr>
       <w:r>
+        <w:rPr>
+          <w:noProof/>
+        </w:rPr>
         <w:lastRenderedPageBreak/>
         <w:drawing>
           <wp:inline distT="0" distB="0" distL="0" distR="0" wp14:anchorId="6D1B9BA6" wp14:editId="18A3EF1E">
@@ -7461,19 +7710,7 @@
         <w:jc w:val="left"/>
       </w:pPr>
       <w:r>
-        <w:t>After generating the synthetic dataset, the next step involves applying agglomerative hierarchical clustering and visualizing how the clusters merge over time. The algorithm begins with each data point treated as an individual cluster. At each iteration, it identifies the two clusters that lie closest to each other according to the chosen linkage method</w:t>
-      </w:r>
-      <w:r>
-        <w:t xml:space="preserve"> (</w:t>
-      </w:r>
-      <w:r>
-        <w:t>Ward’s method</w:t>
-      </w:r>
-      <w:r>
-        <w:t xml:space="preserve">) </w:t>
-      </w:r>
-      <w:r>
-        <w:t>and merges them. This repeated merging gradually builds the full hierarchical structure.</w:t>
+        <w:t>After generating the synthetic dataset, the next step involves applying agglomerative hierarchical clustering and visualizing how the clusters merge over time. The algorithm begins with each data point treated as an individual cluster. At each iteration, it identifies the two clusters that lie closest to each other according to the chosen linkage method (Ward’s method) and merges them. This repeated merging gradually builds the full hierarchical structure.</w:t>
       </w:r>
     </w:p>
     <w:p>
@@ -7489,6 +7726,9 @@
         <w:jc w:val="left"/>
       </w:pPr>
       <w:r>
+        <w:rPr>
+          <w:noProof/>
+        </w:rPr>
         <w:lastRenderedPageBreak/>
         <w:drawing>
           <wp:inline distT="0" distB="0" distL="0" distR="0" wp14:anchorId="728743DE" wp14:editId="2E3ECAB6">
@@ -7590,6 +7830,9 @@
         <w:jc w:val="left"/>
       </w:pPr>
       <w:r>
+        <w:rPr>
+          <w:noProof/>
+        </w:rPr>
         <w:lastRenderedPageBreak/>
         <w:drawing>
           <wp:inline distT="0" distB="0" distL="0" distR="0" wp14:anchorId="4FE099EB" wp14:editId="75F69714">
@@ -7640,6 +7883,871 @@
           <w:iCs/>
         </w:rPr>
         <w:t xml:space="preserve"> Agglomerative clustering result using Ward linkage.</w:t>
+      </w:r>
+    </w:p>
+    <w:p>
+      <w:pPr>
+        <w:pStyle w:val="Heading3"/>
+      </w:pPr>
+      <w:r>
+        <w:t>Comparing Linkage Methods</w:t>
+      </w:r>
+    </w:p>
+    <w:p>
+      <w:pPr>
+        <w:jc w:val="left"/>
+      </w:pPr>
+      <w:r>
+        <w:t>Different linkage methods create noticeably different clustering results because each method uniquely calculates the distance between clusters. In this part of the lab, four linkage strategies (single, complete, average, and Ward) were applied to the same synthetic dataset from the earlier sections. Each method attempted to merge clusters based on similarity, but each one used a different definition of distance, which led to variations in cluster shapes and boundaries. These differences showed how strongly the choice of linkage influenced the structure of the final clustering result.</w:t>
+      </w:r>
+    </w:p>
+    <w:p>
+      <w:pPr>
+        <w:jc w:val="left"/>
+      </w:pPr>
+      <w:r>
+        <w:t>Figure 19 shows how the algorithm partitions the data under each linkage method. Single linkage often produces elongated, chain-like clusters because it merges groups as soon as any pair of points lies close together. Complete linkage behaves more conservatively by considering the farthest points between clusters, which results in compact and well-separated groups but can sometimes split clusters that sit close to one another. Average linkage balances these two extremes by merging clusters based on the mean distance between all point pairs across them. Ward linkage typically generates the most compact and stable clusters because it minimizes the growth of within-cluster variance at every step.</w:t>
+      </w:r>
+    </w:p>
+    <w:p>
+      <w:pPr>
+        <w:jc w:val="left"/>
+      </w:pPr>
+      <w:r>
+        <w:rPr>
+          <w:noProof/>
+        </w:rPr>
+        <w:lastRenderedPageBreak/>
+        <w:drawing>
+          <wp:inline distT="0" distB="0" distL="0" distR="0" wp14:anchorId="164E2B61" wp14:editId="50D7DA71">
+            <wp:extent cx="5943600" cy="5094605"/>
+            <wp:effectExtent l="0" t="0" r="0" b="0"/>
+            <wp:docPr id="957943656" name="Picture 1"/>
+            <wp:cNvGraphicFramePr>
+              <a:graphicFrameLocks xmlns:a="http://schemas.openxmlformats.org/drawingml/2006/main" noChangeAspect="1"/>
+            </wp:cNvGraphicFramePr>
+            <a:graphic xmlns:a="http://schemas.openxmlformats.org/drawingml/2006/main">
+              <a:graphicData uri="http://schemas.openxmlformats.org/drawingml/2006/picture">
+                <pic:pic xmlns:pic="http://schemas.openxmlformats.org/drawingml/2006/picture">
+                  <pic:nvPicPr>
+                    <pic:cNvPr id="957943656" name=""/>
+                    <pic:cNvPicPr/>
+                  </pic:nvPicPr>
+                  <pic:blipFill>
+                    <a:blip r:embed="rId33"/>
+                    <a:stretch>
+                      <a:fillRect/>
+                    </a:stretch>
+                  </pic:blipFill>
+                  <pic:spPr>
+                    <a:xfrm>
+                      <a:off x="0" y="0"/>
+                      <a:ext cx="5943600" cy="5094605"/>
+                    </a:xfrm>
+                    <a:prstGeom prst="rect">
+                      <a:avLst/>
+                    </a:prstGeom>
+                  </pic:spPr>
+                </pic:pic>
+              </a:graphicData>
+            </a:graphic>
+          </wp:inline>
+        </w:drawing>
+      </w:r>
+    </w:p>
+    <w:p>
+      <w:pPr>
+        <w:jc w:val="left"/>
+      </w:pPr>
+      <w:r>
+        <w:rPr>
+          <w:b/>
+          <w:bCs/>
+        </w:rPr>
+        <w:t>Figure 19.</w:t>
+      </w:r>
+      <w:r>
+        <w:t xml:space="preserve"> </w:t>
+      </w:r>
+      <w:r>
+        <w:rPr>
+          <w:i/>
+          <w:iCs/>
+        </w:rPr>
+        <w:t>Clustering results using single, complete, average, and Ward linkage methods.</w:t>
+      </w:r>
+    </w:p>
+    <w:p>
+      <w:pPr>
+        <w:jc w:val="left"/>
+      </w:pPr>
+      <w:r>
+        <w:t>The dendrograms in Figure 20 further illustrate how each linkage method builds the cluster hierarchy. The height of the merges and the structure of the branches vary from method to method, showing how different distance interpretations influence the merging order. These differences demonstrate that the choice of linkage plays a significant role in shaping the final clustering structure, especially when the data contains subtle patterns or when cluster boundaries are not sharply defined.</w:t>
+      </w:r>
+    </w:p>
+    <w:p>
+      <w:pPr>
+        <w:jc w:val="left"/>
+      </w:pPr>
+    </w:p>
+    <w:p>
+      <w:pPr>
+        <w:jc w:val="left"/>
+      </w:pPr>
+      <w:r>
+        <w:rPr>
+          <w:noProof/>
+        </w:rPr>
+        <w:lastRenderedPageBreak/>
+        <w:drawing>
+          <wp:inline distT="0" distB="0" distL="0" distR="0" wp14:anchorId="7988C924" wp14:editId="4900360E">
+            <wp:extent cx="5943600" cy="5094605"/>
+            <wp:effectExtent l="0" t="0" r="0" b="0"/>
+            <wp:docPr id="1751593159" name="Picture 1"/>
+            <wp:cNvGraphicFramePr>
+              <a:graphicFrameLocks xmlns:a="http://schemas.openxmlformats.org/drawingml/2006/main" noChangeAspect="1"/>
+            </wp:cNvGraphicFramePr>
+            <a:graphic xmlns:a="http://schemas.openxmlformats.org/drawingml/2006/main">
+              <a:graphicData uri="http://schemas.openxmlformats.org/drawingml/2006/picture">
+                <pic:pic xmlns:pic="http://schemas.openxmlformats.org/drawingml/2006/picture">
+                  <pic:nvPicPr>
+                    <pic:cNvPr id="1751593159" name=""/>
+                    <pic:cNvPicPr/>
+                  </pic:nvPicPr>
+                  <pic:blipFill>
+                    <a:blip r:embed="rId33"/>
+                    <a:stretch>
+                      <a:fillRect/>
+                    </a:stretch>
+                  </pic:blipFill>
+                  <pic:spPr>
+                    <a:xfrm>
+                      <a:off x="0" y="0"/>
+                      <a:ext cx="5943600" cy="5094605"/>
+                    </a:xfrm>
+                    <a:prstGeom prst="rect">
+                      <a:avLst/>
+                    </a:prstGeom>
+                  </pic:spPr>
+                </pic:pic>
+              </a:graphicData>
+            </a:graphic>
+          </wp:inline>
+        </w:drawing>
+      </w:r>
+    </w:p>
+    <w:p>
+      <w:pPr>
+        <w:jc w:val="left"/>
+        <w:rPr>
+          <w:i/>
+          <w:iCs/>
+        </w:rPr>
+      </w:pPr>
+      <w:r>
+        <w:rPr>
+          <w:b/>
+          <w:bCs/>
+        </w:rPr>
+        <w:t>Figure 20.</w:t>
+      </w:r>
+      <w:r>
+        <w:t xml:space="preserve"> </w:t>
+      </w:r>
+      <w:r>
+        <w:rPr>
+          <w:i/>
+          <w:iCs/>
+        </w:rPr>
+        <w:t>Dendrograms for each linkage method.</w:t>
+      </w:r>
+    </w:p>
+    <w:p>
+      <w:pPr>
+        <w:pStyle w:val="Heading3"/>
+      </w:pPr>
+      <w:r>
+        <w:t>Iris Dataset (2D Projection with PCA)</w:t>
+      </w:r>
+    </w:p>
+    <w:p>
+      <w:pPr>
+        <w:jc w:val="left"/>
+      </w:pPr>
+      <w:r>
+        <w:t>The experiment used the Iris dataset to evaluate hierarchical clustering on real-world, multi-dimensional data. This dataset contains 150 flower samples with four numerical features that describe sepal and petal dimensions. Before running the clustering algorithm, the experiment scaled all features with Standard</w:t>
+      </w:r>
+      <w:r>
+        <w:t xml:space="preserve"> </w:t>
+      </w:r>
+      <w:r>
+        <w:t>Scaler so that each variable contributed equally to the distance computations.</w:t>
+      </w:r>
+    </w:p>
+    <w:p>
+      <w:pPr>
+        <w:jc w:val="left"/>
+      </w:pPr>
+      <w:r>
+        <w:t>After scaling, the experiment applied Principal Component Analysis (PCA) and reduced the data to two principal components. This transformation preserved most of the variance in the dataset while providing a convenient two-dimensional representation for visualization. The clustering step then used agglomerative hierarchical clustering with Ward linkage and requested three clusters, which corresponds to the three known Iris species.</w:t>
+      </w:r>
+    </w:p>
+    <w:p>
+      <w:pPr>
+        <w:jc w:val="left"/>
+      </w:pPr>
+      <w:r>
+        <w:lastRenderedPageBreak/>
+        <w:t>The figure below</w:t>
+      </w:r>
+      <w:r>
+        <w:t xml:space="preserve"> shows the clustering result projected onto the first two principal components. The three clusters appear as distinct groups in the PCA space, and their structure broadly matches the expected species separation. One cluster aligns clearly with Iris </w:t>
+      </w:r>
+      <w:proofErr w:type="spellStart"/>
+      <w:r>
+        <w:t>setosa</w:t>
+      </w:r>
+      <w:proofErr w:type="spellEnd"/>
+      <w:r>
+        <w:t xml:space="preserve">, while the other two clusters overlap more, reflecting the known similarity between Iris versicolor and Iris virginica. This </w:t>
+      </w:r>
+      <w:r>
+        <w:t>behavior</w:t>
+      </w:r>
+      <w:r>
+        <w:t xml:space="preserve"> agrees with observations from previous labs, where algorithms also found it harder to separate these two species</w:t>
+      </w:r>
+      <w:r>
+        <w:t>.</w:t>
+      </w:r>
+    </w:p>
+    <w:p>
+      <w:pPr>
+        <w:jc w:val="left"/>
+      </w:pPr>
+      <w:r>
+        <w:rPr>
+          <w:noProof/>
+        </w:rPr>
+        <w:drawing>
+          <wp:inline distT="0" distB="0" distL="0" distR="0" wp14:anchorId="6B16699E" wp14:editId="75174D58">
+            <wp:extent cx="4031604" cy="2729420"/>
+            <wp:effectExtent l="0" t="0" r="7620" b="0"/>
+            <wp:docPr id="662482937" name="Picture 1"/>
+            <wp:cNvGraphicFramePr>
+              <a:graphicFrameLocks xmlns:a="http://schemas.openxmlformats.org/drawingml/2006/main" noChangeAspect="1"/>
+            </wp:cNvGraphicFramePr>
+            <a:graphic xmlns:a="http://schemas.openxmlformats.org/drawingml/2006/main">
+              <a:graphicData uri="http://schemas.openxmlformats.org/drawingml/2006/picture">
+                <pic:pic xmlns:pic="http://schemas.openxmlformats.org/drawingml/2006/picture">
+                  <pic:nvPicPr>
+                    <pic:cNvPr id="662482937" name=""/>
+                    <pic:cNvPicPr/>
+                  </pic:nvPicPr>
+                  <pic:blipFill rotWithShape="1">
+                    <a:blip r:embed="rId34"/>
+                    <a:srcRect t="7218" b="2514"/>
+                    <a:stretch>
+                      <a:fillRect/>
+                    </a:stretch>
+                  </pic:blipFill>
+                  <pic:spPr bwMode="auto">
+                    <a:xfrm>
+                      <a:off x="0" y="0"/>
+                      <a:ext cx="4108942" cy="2781778"/>
+                    </a:xfrm>
+                    <a:prstGeom prst="rect">
+                      <a:avLst/>
+                    </a:prstGeom>
+                    <a:ln>
+                      <a:noFill/>
+                    </a:ln>
+                    <a:extLst>
+                      <a:ext uri="{53640926-AAD7-44D8-BBD7-CCE9431645EC}">
+                        <a14:shadowObscured xmlns:a14="http://schemas.microsoft.com/office/drawing/2010/main"/>
+                      </a:ext>
+                    </a:extLst>
+                  </pic:spPr>
+                </pic:pic>
+              </a:graphicData>
+            </a:graphic>
+          </wp:inline>
+        </w:drawing>
+      </w:r>
+    </w:p>
+    <w:p>
+      <w:pPr>
+        <w:jc w:val="left"/>
+        <w:rPr>
+          <w:i/>
+          <w:iCs/>
+        </w:rPr>
+      </w:pPr>
+      <w:r>
+        <w:rPr>
+          <w:b/>
+          <w:bCs/>
+        </w:rPr>
+        <w:t>Figure 21.</w:t>
+      </w:r>
+      <w:r>
+        <w:rPr>
+          <w:i/>
+          <w:iCs/>
+        </w:rPr>
+        <w:t xml:space="preserve"> Hierarchical clustering on the Iris dataset visualized in the first two principal components.</w:t>
+      </w:r>
+    </w:p>
+    <w:p>
+      <w:pPr>
+        <w:jc w:val="left"/>
+      </w:pPr>
+      <w:r>
+        <w:t>The figure below</w:t>
+      </w:r>
+      <w:r>
+        <w:t xml:space="preserve"> presents the dendrogram obtained from the scaled Iris data using Ward linkage. The diagram reveals several meaningful merge levels and confirms the presence of three main groups, while also showing how individual samples join these groups at different distances. The dendrogram therefore adds an extra layer of interpretability beyond the 2D scatter plot.</w:t>
+      </w:r>
+    </w:p>
+    <w:p>
+      <w:pPr>
+        <w:jc w:val="left"/>
+      </w:pPr>
+      <w:r>
+        <w:rPr>
+          <w:noProof/>
+        </w:rPr>
+        <w:drawing>
+          <wp:inline distT="0" distB="0" distL="0" distR="0" wp14:anchorId="028AF719" wp14:editId="36CB3B98">
+            <wp:extent cx="4891405" cy="2245056"/>
+            <wp:effectExtent l="0" t="0" r="4445" b="3175"/>
+            <wp:docPr id="259834875" name="Picture 1"/>
+            <wp:cNvGraphicFramePr>
+              <a:graphicFrameLocks xmlns:a="http://schemas.openxmlformats.org/drawingml/2006/main" noChangeAspect="1"/>
+            </wp:cNvGraphicFramePr>
+            <a:graphic xmlns:a="http://schemas.openxmlformats.org/drawingml/2006/main">
+              <a:graphicData uri="http://schemas.openxmlformats.org/drawingml/2006/picture">
+                <pic:pic xmlns:pic="http://schemas.openxmlformats.org/drawingml/2006/picture">
+                  <pic:nvPicPr>
+                    <pic:cNvPr id="259834875" name=""/>
+                    <pic:cNvPicPr/>
+                  </pic:nvPicPr>
+                  <pic:blipFill rotWithShape="1">
+                    <a:blip r:embed="rId35"/>
+                    <a:srcRect t="5580" b="2624"/>
+                    <a:stretch>
+                      <a:fillRect/>
+                    </a:stretch>
+                  </pic:blipFill>
+                  <pic:spPr bwMode="auto">
+                    <a:xfrm>
+                      <a:off x="0" y="0"/>
+                      <a:ext cx="4904082" cy="2250874"/>
+                    </a:xfrm>
+                    <a:prstGeom prst="rect">
+                      <a:avLst/>
+                    </a:prstGeom>
+                    <a:ln>
+                      <a:noFill/>
+                    </a:ln>
+                    <a:extLst>
+                      <a:ext uri="{53640926-AAD7-44D8-BBD7-CCE9431645EC}">
+                        <a14:shadowObscured xmlns:a14="http://schemas.microsoft.com/office/drawing/2010/main"/>
+                      </a:ext>
+                    </a:extLst>
+                  </pic:spPr>
+                </pic:pic>
+              </a:graphicData>
+            </a:graphic>
+          </wp:inline>
+        </w:drawing>
+      </w:r>
+    </w:p>
+    <w:p>
+      <w:pPr>
+        <w:jc w:val="left"/>
+        <w:rPr>
+          <w:i/>
+          <w:iCs/>
+        </w:rPr>
+      </w:pPr>
+      <w:r>
+        <w:rPr>
+          <w:b/>
+          <w:bCs/>
+        </w:rPr>
+        <w:t>Figure 22.</w:t>
+      </w:r>
+      <w:r>
+        <w:rPr>
+          <w:i/>
+          <w:iCs/>
+        </w:rPr>
+        <w:t xml:space="preserve"> Dendrogram for the Iris dataset using Ward linkage.</w:t>
+      </w:r>
+      <w:r>
+        <w:rPr>
+          <w:i/>
+          <w:iCs/>
+        </w:rPr>
+        <w:t xml:space="preserve"> </w:t>
+      </w:r>
+    </w:p>
+    <w:p>
+      <w:pPr>
+        <w:pStyle w:val="Heading3"/>
+      </w:pPr>
+      <w:r>
+        <w:lastRenderedPageBreak/>
+        <w:t>Extracting Clusters Using Distance Thresholds</w:t>
+      </w:r>
+    </w:p>
+    <w:p>
+      <w:pPr>
+        <w:jc w:val="left"/>
+      </w:pPr>
+      <w:r>
+        <w:t xml:space="preserve">To explore the hierarchical structure in more detail, the experiment used the </w:t>
+      </w:r>
+      <w:proofErr w:type="spellStart"/>
+      <w:r>
+        <w:t>fcluster</w:t>
+      </w:r>
+      <w:proofErr w:type="spellEnd"/>
+      <w:r>
+        <w:t xml:space="preserve"> function to extract clusters by cutting the dendrogram at specific distances. This approach makes it possible to control the level of granularity in the clustering result. A smaller cut height produces more clusters by stopping the merging process early, while a larger cut height merges points into broader groups. The figure below shows the clusters obtained when the dendrogram was cut at a distance of 10. The algorithm returned three clusters, which aligns with the natural structure of the synthetic dataset.</w:t>
+      </w:r>
+    </w:p>
+    <w:p>
+      <w:pPr>
+        <w:jc w:val="left"/>
+      </w:pPr>
+      <w:r>
+        <w:rPr>
+          <w:noProof/>
+        </w:rPr>
+        <w:drawing>
+          <wp:inline distT="0" distB="0" distL="0" distR="0" wp14:anchorId="69AF0F29" wp14:editId="3DBDD85D">
+            <wp:extent cx="5943600" cy="4457700"/>
+            <wp:effectExtent l="0" t="0" r="0" b="0"/>
+            <wp:docPr id="1927123309" name="Picture 1"/>
+            <wp:cNvGraphicFramePr>
+              <a:graphicFrameLocks xmlns:a="http://schemas.openxmlformats.org/drawingml/2006/main" noChangeAspect="1"/>
+            </wp:cNvGraphicFramePr>
+            <a:graphic xmlns:a="http://schemas.openxmlformats.org/drawingml/2006/main">
+              <a:graphicData uri="http://schemas.openxmlformats.org/drawingml/2006/picture">
+                <pic:pic xmlns:pic="http://schemas.openxmlformats.org/drawingml/2006/picture">
+                  <pic:nvPicPr>
+                    <pic:cNvPr id="1927123309" name=""/>
+                    <pic:cNvPicPr/>
+                  </pic:nvPicPr>
+                  <pic:blipFill>
+                    <a:blip r:embed="rId36"/>
+                    <a:stretch>
+                      <a:fillRect/>
+                    </a:stretch>
+                  </pic:blipFill>
+                  <pic:spPr>
+                    <a:xfrm>
+                      <a:off x="0" y="0"/>
+                      <a:ext cx="5943600" cy="4457700"/>
+                    </a:xfrm>
+                    <a:prstGeom prst="rect">
+                      <a:avLst/>
+                    </a:prstGeom>
+                  </pic:spPr>
+                </pic:pic>
+              </a:graphicData>
+            </a:graphic>
+          </wp:inline>
+        </w:drawing>
+      </w:r>
+    </w:p>
+    <w:p>
+      <w:pPr>
+        <w:jc w:val="left"/>
+        <w:rPr>
+          <w:i/>
+          <w:iCs/>
+        </w:rPr>
+      </w:pPr>
+      <w:r>
+        <w:rPr>
+          <w:b/>
+          <w:bCs/>
+        </w:rPr>
+        <w:t>Figure 23.</w:t>
+      </w:r>
+      <w:r>
+        <w:t xml:space="preserve"> </w:t>
+      </w:r>
+      <w:r>
+        <w:rPr>
+          <w:i/>
+          <w:iCs/>
+        </w:rPr>
+        <w:t>Clusters extracted by cutting the dendrogram at a distance threshold of 10.</w:t>
+      </w:r>
+    </w:p>
+    <w:p>
+      <w:pPr>
+        <w:pStyle w:val="Heading3"/>
+      </w:pPr>
+      <w:r>
+        <w:t>Effect of Different Distance Thresholds on Clustering</w:t>
+      </w:r>
+    </w:p>
+    <w:p>
+      <w:pPr>
+        <w:jc w:val="left"/>
+      </w:pPr>
+      <w:r>
+        <w:t>To understand how the threshold influences the number of clusters, the experiment applied four distance values: 5, 10, 15, and 20. Each value produced a different number of clusters, ranging from several small groups at low thresholds to a nearly unified structure at high thresholds. These results show how hierarchical clustering reveals different layers of structure depending on where the dendrogram is cut.</w:t>
+      </w:r>
+      <w:r>
+        <w:t xml:space="preserve"> The figure below</w:t>
+      </w:r>
+      <w:r>
+        <w:t xml:space="preserve"> </w:t>
+      </w:r>
+      <w:r>
+        <w:t>illustrates how the clustering result evolves across the four thresholds and highlights the sensitivity of the method to the choice of cut height.</w:t>
+      </w:r>
+    </w:p>
+    <w:p>
+      <w:pPr>
+        <w:jc w:val="left"/>
+      </w:pPr>
+      <w:r>
+        <w:rPr>
+          <w:noProof/>
+        </w:rPr>
+        <w:lastRenderedPageBreak/>
+        <w:drawing>
+          <wp:inline distT="0" distB="0" distL="0" distR="0" wp14:anchorId="38993947" wp14:editId="76CD62DD">
+            <wp:extent cx="5943600" cy="5094605"/>
+            <wp:effectExtent l="0" t="0" r="0" b="0"/>
+            <wp:docPr id="21138779" name="Picture 1"/>
+            <wp:cNvGraphicFramePr>
+              <a:graphicFrameLocks xmlns:a="http://schemas.openxmlformats.org/drawingml/2006/main" noChangeAspect="1"/>
+            </wp:cNvGraphicFramePr>
+            <a:graphic xmlns:a="http://schemas.openxmlformats.org/drawingml/2006/main">
+              <a:graphicData uri="http://schemas.openxmlformats.org/drawingml/2006/picture">
+                <pic:pic xmlns:pic="http://schemas.openxmlformats.org/drawingml/2006/picture">
+                  <pic:nvPicPr>
+                    <pic:cNvPr id="21138779" name=""/>
+                    <pic:cNvPicPr/>
+                  </pic:nvPicPr>
+                  <pic:blipFill>
+                    <a:blip r:embed="rId37"/>
+                    <a:stretch>
+                      <a:fillRect/>
+                    </a:stretch>
+                  </pic:blipFill>
+                  <pic:spPr>
+                    <a:xfrm>
+                      <a:off x="0" y="0"/>
+                      <a:ext cx="5943600" cy="5094605"/>
+                    </a:xfrm>
+                    <a:prstGeom prst="rect">
+                      <a:avLst/>
+                    </a:prstGeom>
+                  </pic:spPr>
+                </pic:pic>
+              </a:graphicData>
+            </a:graphic>
+          </wp:inline>
+        </w:drawing>
+      </w:r>
+    </w:p>
+    <w:p>
+      <w:pPr>
+        <w:jc w:val="left"/>
+        <w:rPr>
+          <w:i/>
+          <w:iCs/>
+        </w:rPr>
+      </w:pPr>
+      <w:r>
+        <w:rPr>
+          <w:b/>
+          <w:bCs/>
+        </w:rPr>
+        <w:t>Figure 24.</w:t>
+      </w:r>
+      <w:r>
+        <w:t xml:space="preserve"> </w:t>
+      </w:r>
+      <w:r>
+        <w:rPr>
+          <w:i/>
+          <w:iCs/>
+        </w:rPr>
+        <w:t>Clustering results for distance thresholds of 5, 10, 15, and 20.</w:t>
+      </w:r>
+    </w:p>
+    <w:p>
+      <w:pPr>
+        <w:pStyle w:val="Heading3"/>
+      </w:pPr>
+      <w:r>
+        <w:t>Comparing Hierarchical Clustering with K-Means and DBSCAN</w:t>
+      </w:r>
+    </w:p>
+    <w:p>
+      <w:pPr>
+        <w:jc w:val="left"/>
+      </w:pPr>
+      <w:r>
+        <w:t>T</w:t>
+      </w:r>
+      <w:r>
+        <w:t>he comparison shows that each algorithm defines clusters differently and therefore produces distinct interpretations of the same dataset. K-Means works well when clusters are roughly spherical and similar in size, as it partitions the data using distances to fixed centroids. DBSCAN relies on local density, allowing it to capture arbitrary shapes and identify noise, but its performance depends strongly on the choice of parameters and can degrade when cluster densities vary. Hierarchical clustering takes a distance-based merging approach that preserves the relationships between points across multiple scales, enabling meaningful clusters to be selected directly from the dendrogram.</w:t>
+      </w:r>
+    </w:p>
+    <w:p>
+      <w:pPr>
+        <w:jc w:val="left"/>
+      </w:pPr>
+      <w:r>
+        <w:t xml:space="preserve">The side-by-side results show how each algorithm interprets the same dataset under their respective assumptions. K-Means separates the data into three compact, centroid-based clusters, which aligns well with the underlying blob structure. Hierarchical clustering with Ward linkage </w:t>
+      </w:r>
+      <w:r>
+        <w:lastRenderedPageBreak/>
+        <w:t>produces a very similar partition, recovering the same three natural groups using a distance-based merging strategy. In contrast, DBSCAN groups all points into a single cluster and identifies no noise, indicating that the dataset does not contain strong density variations for DBSCAN to separate. This comparison illustrates how cluster geometry and density structure influence the outcome of each algorithm and why no single method behaves consistently across all datasets.</w:t>
+      </w:r>
+    </w:p>
+    <w:p>
+      <w:pPr>
+        <w:jc w:val="left"/>
+      </w:pPr>
+      <w:r>
+        <w:rPr>
+          <w:noProof/>
+        </w:rPr>
+        <w:drawing>
+          <wp:inline distT="0" distB="0" distL="0" distR="0" wp14:anchorId="2E61C00F" wp14:editId="0B1CB2A4">
+            <wp:extent cx="5943600" cy="1651000"/>
+            <wp:effectExtent l="0" t="0" r="0" b="6350"/>
+            <wp:docPr id="821775698" name="Picture 1"/>
+            <wp:cNvGraphicFramePr>
+              <a:graphicFrameLocks xmlns:a="http://schemas.openxmlformats.org/drawingml/2006/main" noChangeAspect="1"/>
+            </wp:cNvGraphicFramePr>
+            <a:graphic xmlns:a="http://schemas.openxmlformats.org/drawingml/2006/main">
+              <a:graphicData uri="http://schemas.openxmlformats.org/drawingml/2006/picture">
+                <pic:pic xmlns:pic="http://schemas.openxmlformats.org/drawingml/2006/picture">
+                  <pic:nvPicPr>
+                    <pic:cNvPr id="821775698" name=""/>
+                    <pic:cNvPicPr/>
+                  </pic:nvPicPr>
+                  <pic:blipFill>
+                    <a:blip r:embed="rId38"/>
+                    <a:stretch>
+                      <a:fillRect/>
+                    </a:stretch>
+                  </pic:blipFill>
+                  <pic:spPr>
+                    <a:xfrm>
+                      <a:off x="0" y="0"/>
+                      <a:ext cx="5943600" cy="1651000"/>
+                    </a:xfrm>
+                    <a:prstGeom prst="rect">
+                      <a:avLst/>
+                    </a:prstGeom>
+                  </pic:spPr>
+                </pic:pic>
+              </a:graphicData>
+            </a:graphic>
+          </wp:inline>
+        </w:drawing>
+      </w:r>
+    </w:p>
+    <w:p>
+      <w:pPr>
+        <w:jc w:val="left"/>
+      </w:pPr>
+      <w:r>
+        <w:t>Figure 25. Comparison between K-Means, DBSCAN, and hierarchical clustering.</w:t>
+      </w:r>
+    </w:p>
+    <w:p>
+      <w:pPr>
+        <w:jc w:val="left"/>
+      </w:pPr>
+    </w:p>
+    <w:p>
+      <w:pPr>
+        <w:jc w:val="left"/>
+      </w:pPr>
+    </w:p>
+    <w:p>
+      <w:pPr>
+        <w:pStyle w:val="Heading3"/>
+      </w:pPr>
+      <w:r>
+        <w:t>Questions for Discussion</w:t>
+      </w:r>
+    </w:p>
+    <w:p>
+      <w:pPr>
+        <w:pStyle w:val="ListParagraph"/>
+        <w:numPr>
+          <w:ilvl w:val="0"/>
+          <w:numId w:val="37"/>
+        </w:numPr>
+        <w:jc w:val="left"/>
+      </w:pPr>
+      <w:r>
+        <w:t xml:space="preserve">What are the advantages of hierarchical clustering? </w:t>
+      </w:r>
+    </w:p>
+    <w:p>
+      <w:pPr>
+        <w:pStyle w:val="ListParagraph"/>
+        <w:jc w:val="left"/>
+        <w:rPr>
+          <w:i/>
+          <w:iCs/>
+        </w:rPr>
+      </w:pPr>
+      <w:r>
+        <w:rPr>
+          <w:i/>
+          <w:iCs/>
+        </w:rPr>
+        <w:t>Hierarchical clustering works well on small to medium-sized datasets because it does not require specifying the number of clusters in advance and provides a dendrogram that reveals the full merging history, allowing you to explore the data’s structure at multiple levels of granularity with a level of interpretability that many other clustering methods cannot offer.</w:t>
+      </w:r>
+    </w:p>
+    <w:p>
+      <w:pPr>
+        <w:pStyle w:val="ListParagraph"/>
+        <w:numPr>
+          <w:ilvl w:val="0"/>
+          <w:numId w:val="37"/>
+        </w:numPr>
+        <w:jc w:val="left"/>
+      </w:pPr>
+      <w:r>
+        <w:t>When is it better to use single or Ward linkage?</w:t>
+      </w:r>
+      <w:r>
+        <w:t xml:space="preserve"> </w:t>
+      </w:r>
+    </w:p>
+    <w:p>
+      <w:pPr>
+        <w:pStyle w:val="ListParagraph"/>
+        <w:jc w:val="left"/>
+        <w:rPr>
+          <w:i/>
+          <w:iCs/>
+        </w:rPr>
+      </w:pPr>
+      <w:r>
+        <w:rPr>
+          <w:i/>
+          <w:iCs/>
+        </w:rPr>
+        <w:t>Single linkage is most effective when the data contain elongated or irregular patterns that require a flexible chaining structure, whereas Ward linkage offers a stronger choice when the objective is to obtain compact, well-defined, and clearly separated clusters by controlling the growth of within-cluster variance.</w:t>
+      </w:r>
+    </w:p>
+    <w:p>
+      <w:pPr>
+        <w:pStyle w:val="ListParagraph"/>
+        <w:numPr>
+          <w:ilvl w:val="0"/>
+          <w:numId w:val="37"/>
+        </w:numPr>
+        <w:jc w:val="left"/>
+      </w:pPr>
+      <w:r>
+        <w:t>What are the limitations compared to K-Means or DBSCAN?</w:t>
+      </w:r>
+      <w:r>
+        <w:t xml:space="preserve"> </w:t>
+      </w:r>
+    </w:p>
+    <w:p>
+      <w:pPr>
+        <w:pStyle w:val="ListParagraph"/>
+        <w:jc w:val="left"/>
+      </w:pPr>
+      <w:r>
+        <w:rPr>
+          <w:i/>
+          <w:iCs/>
+        </w:rPr>
+        <w:t>Hierarchical clustering becomes increasingly expensive on large datasets because it must compute and store a full distance matrix, and unlike DBSCAN it cannot naturally detect noise or adapt to variations in density, which makes it more sensitive to outliers and less practical than methods such as K-Means or DBSCAN when the data scale or density structure becomes complex.</w:t>
+      </w:r>
+    </w:p>
+    <w:p>
+      <w:pPr>
+        <w:pStyle w:val="ListParagraph"/>
+        <w:numPr>
+          <w:ilvl w:val="0"/>
+          <w:numId w:val="37"/>
+        </w:numPr>
+        <w:jc w:val="left"/>
+        <w:rPr>
+          <w:i/>
+          <w:iCs/>
+        </w:rPr>
+      </w:pPr>
+      <w:r>
+        <w:t>How can we automatically determine the number of clusters?</w:t>
+      </w:r>
+      <w:r>
+        <w:t xml:space="preserve"> </w:t>
+      </w:r>
+    </w:p>
+    <w:p>
+      <w:pPr>
+        <w:pStyle w:val="ListParagraph"/>
+        <w:jc w:val="left"/>
+        <w:rPr>
+          <w:i/>
+          <w:iCs/>
+        </w:rPr>
+      </w:pPr>
+      <w:r>
+        <w:rPr>
+          <w:i/>
+          <w:iCs/>
+        </w:rPr>
+        <w:lastRenderedPageBreak/>
+        <w:t>A dendrogram allows you to estimate the number of clusters by choosing a horizontal cut where large vertical gaps reveal natural separations in the data, and this decision can be supported by techniques such as inconsistency coefficients or distance thresholds, which help identify a meaningful cut height without requiring prior knowledge of how many clusters should be extracted.</w:t>
+      </w:r>
+    </w:p>
+    <w:p>
+      <w:pPr>
+        <w:pStyle w:val="Heading3"/>
+      </w:pPr>
+      <w:r>
+        <w:t xml:space="preserve">Conclusion </w:t>
+      </w:r>
+    </w:p>
+    <w:p>
+      <w:pPr>
+        <w:jc w:val="left"/>
+      </w:pPr>
+      <w:r>
+        <w:t>In conclusion, hierarchical clustering provides a powerful and interpretable framework for understanding the structure of data at multiple resolutions. Unlike K-Means, it does not require specifying the number of clusters beforehand, and unlike DBSCAN, it does not depend on density thresholds or struggle with datasets of mixed densities. Instead, it offers a complete hierarchical representation that can be explored visually through a dendrogram, making it especially valuable for exploratory data analysis and for domains where understanding relationships between clusters is as important as the clusters themselves.</w:t>
+      </w:r>
+    </w:p>
+    <w:p>
+      <w:pPr>
+        <w:jc w:val="left"/>
+      </w:pPr>
+      <w:r>
+        <w:t>However, hierarchical clustering also has limitations: it can be computationally expensive for large datasets, sensitive to noise, and influenced by the choice of linkage method. The experiments in this lab showed that Ward linkage produces compact, well-defined clusters, while other linkages such as single or complete may behave very differently depending on the data.</w:t>
+      </w:r>
+    </w:p>
+    <w:p>
+      <w:pPr>
+        <w:jc w:val="left"/>
+      </w:pPr>
+      <w:r>
+        <w:t>When compared to K-Means and DBSCAN, hierarchical clustering strikes a balance between flexibility and interpretability. K-Means remains efficient and effective for spherical, well-separated clusters; DBSCAN excels at discovering arbitrary shapes and identifying noise; and hierarchical clustering provides a multi-scale view that reveals how clusters emerge and merge. Understanding these differences is essential for selecting the most appropriate algorithm for a given dataset.</w:t>
       </w:r>
     </w:p>
     <w:p>
@@ -8682,6 +9790,119 @@
     </w:lvl>
   </w:abstractNum>
   <w:abstractNum w:abstractNumId="7" w15:restartNumberingAfterBreak="0">
+    <w:nsid w:val="09937E55"/>
+    <w:multiLevelType w:val="hybridMultilevel"/>
+    <w:tmpl w:val="88EEB9AC"/>
+    <w:lvl w:ilvl="0" w:tplc="04090001">
+      <w:start w:val="1"/>
+      <w:numFmt w:val="bullet"/>
+      <w:lvlText w:val=""/>
+      <w:lvlJc w:val="left"/>
+      <w:pPr>
+        <w:ind w:left="720" w:hanging="360"/>
+      </w:pPr>
+      <w:rPr>
+        <w:rFonts w:ascii="Symbol" w:hAnsi="Symbol" w:hint="default"/>
+      </w:rPr>
+    </w:lvl>
+    <w:lvl w:ilvl="1" w:tplc="04090003" w:tentative="1">
+      <w:start w:val="1"/>
+      <w:numFmt w:val="bullet"/>
+      <w:lvlText w:val="o"/>
+      <w:lvlJc w:val="left"/>
+      <w:pPr>
+        <w:ind w:left="1440" w:hanging="360"/>
+      </w:pPr>
+      <w:rPr>
+        <w:rFonts w:ascii="Courier New" w:hAnsi="Courier New" w:cs="Courier New" w:hint="default"/>
+      </w:rPr>
+    </w:lvl>
+    <w:lvl w:ilvl="2" w:tplc="04090005" w:tentative="1">
+      <w:start w:val="1"/>
+      <w:numFmt w:val="bullet"/>
+      <w:lvlText w:val=""/>
+      <w:lvlJc w:val="left"/>
+      <w:pPr>
+        <w:ind w:left="2160" w:hanging="360"/>
+      </w:pPr>
+      <w:rPr>
+        <w:rFonts w:ascii="Wingdings" w:hAnsi="Wingdings" w:hint="default"/>
+      </w:rPr>
+    </w:lvl>
+    <w:lvl w:ilvl="3" w:tplc="04090001" w:tentative="1">
+      <w:start w:val="1"/>
+      <w:numFmt w:val="bullet"/>
+      <w:lvlText w:val=""/>
+      <w:lvlJc w:val="left"/>
+      <w:pPr>
+        <w:ind w:left="2880" w:hanging="360"/>
+      </w:pPr>
+      <w:rPr>
+        <w:rFonts w:ascii="Symbol" w:hAnsi="Symbol" w:hint="default"/>
+      </w:rPr>
+    </w:lvl>
+    <w:lvl w:ilvl="4" w:tplc="04090003" w:tentative="1">
+      <w:start w:val="1"/>
+      <w:numFmt w:val="bullet"/>
+      <w:lvlText w:val="o"/>
+      <w:lvlJc w:val="left"/>
+      <w:pPr>
+        <w:ind w:left="3600" w:hanging="360"/>
+      </w:pPr>
+      <w:rPr>
+        <w:rFonts w:ascii="Courier New" w:hAnsi="Courier New" w:cs="Courier New" w:hint="default"/>
+      </w:rPr>
+    </w:lvl>
+    <w:lvl w:ilvl="5" w:tplc="04090005" w:tentative="1">
+      <w:start w:val="1"/>
+      <w:numFmt w:val="bullet"/>
+      <w:lvlText w:val=""/>
+      <w:lvlJc w:val="left"/>
+      <w:pPr>
+        <w:ind w:left="4320" w:hanging="360"/>
+      </w:pPr>
+      <w:rPr>
+        <w:rFonts w:ascii="Wingdings" w:hAnsi="Wingdings" w:hint="default"/>
+      </w:rPr>
+    </w:lvl>
+    <w:lvl w:ilvl="6" w:tplc="04090001" w:tentative="1">
+      <w:start w:val="1"/>
+      <w:numFmt w:val="bullet"/>
+      <w:lvlText w:val=""/>
+      <w:lvlJc w:val="left"/>
+      <w:pPr>
+        <w:ind w:left="5040" w:hanging="360"/>
+      </w:pPr>
+      <w:rPr>
+        <w:rFonts w:ascii="Symbol" w:hAnsi="Symbol" w:hint="default"/>
+      </w:rPr>
+    </w:lvl>
+    <w:lvl w:ilvl="7" w:tplc="04090003" w:tentative="1">
+      <w:start w:val="1"/>
+      <w:numFmt w:val="bullet"/>
+      <w:lvlText w:val="o"/>
+      <w:lvlJc w:val="left"/>
+      <w:pPr>
+        <w:ind w:left="5760" w:hanging="360"/>
+      </w:pPr>
+      <w:rPr>
+        <w:rFonts w:ascii="Courier New" w:hAnsi="Courier New" w:cs="Courier New" w:hint="default"/>
+      </w:rPr>
+    </w:lvl>
+    <w:lvl w:ilvl="8" w:tplc="04090005" w:tentative="1">
+      <w:start w:val="1"/>
+      <w:numFmt w:val="bullet"/>
+      <w:lvlText w:val=""/>
+      <w:lvlJc w:val="left"/>
+      <w:pPr>
+        <w:ind w:left="6480" w:hanging="360"/>
+      </w:pPr>
+      <w:rPr>
+        <w:rFonts w:ascii="Wingdings" w:hAnsi="Wingdings" w:hint="default"/>
+      </w:rPr>
+    </w:lvl>
+  </w:abstractNum>
+  <w:abstractNum w:abstractNumId="8" w15:restartNumberingAfterBreak="0">
     <w:nsid w:val="0AB87505"/>
     <w:multiLevelType w:val="hybridMultilevel"/>
     <w:tmpl w:val="3BAA47F0"/>
@@ -8794,7 +10015,7 @@
       </w:rPr>
     </w:lvl>
   </w:abstractNum>
-  <w:abstractNum w:abstractNumId="8" w15:restartNumberingAfterBreak="0">
+  <w:abstractNum w:abstractNumId="9" w15:restartNumberingAfterBreak="0">
     <w:nsid w:val="13F84489"/>
     <w:multiLevelType w:val="hybridMultilevel"/>
     <w:tmpl w:val="1850F2B6"/>
@@ -8880,10 +10101,10 @@
       </w:pPr>
     </w:lvl>
   </w:abstractNum>
-  <w:abstractNum w:abstractNumId="9" w15:restartNumberingAfterBreak="0">
+  <w:abstractNum w:abstractNumId="10" w15:restartNumberingAfterBreak="0">
     <w:nsid w:val="22FF5BDF"/>
     <w:multiLevelType w:val="hybridMultilevel"/>
-    <w:tmpl w:val="9D1A672C"/>
+    <w:tmpl w:val="8B583EE2"/>
     <w:lvl w:ilvl="0" w:tplc="0409000F">
       <w:start w:val="1"/>
       <w:numFmt w:val="decimal"/>
@@ -8993,7 +10214,7 @@
       </w:rPr>
     </w:lvl>
   </w:abstractNum>
-  <w:abstractNum w:abstractNumId="10" w15:restartNumberingAfterBreak="0">
+  <w:abstractNum w:abstractNumId="11" w15:restartNumberingAfterBreak="0">
     <w:nsid w:val="247F57A9"/>
     <w:multiLevelType w:val="multilevel"/>
     <w:tmpl w:val="8DCA030C"/>
@@ -9142,7 +10363,7 @@
       </w:rPr>
     </w:lvl>
   </w:abstractNum>
-  <w:abstractNum w:abstractNumId="11" w15:restartNumberingAfterBreak="0">
+  <w:abstractNum w:abstractNumId="12" w15:restartNumberingAfterBreak="0">
     <w:nsid w:val="24FA40BD"/>
     <w:multiLevelType w:val="multilevel"/>
     <w:tmpl w:val="4E22FEE4"/>
@@ -9287,7 +10508,7 @@
       </w:rPr>
     </w:lvl>
   </w:abstractNum>
-  <w:abstractNum w:abstractNumId="12" w15:restartNumberingAfterBreak="0">
+  <w:abstractNum w:abstractNumId="13" w15:restartNumberingAfterBreak="0">
     <w:nsid w:val="270814D9"/>
     <w:multiLevelType w:val="multilevel"/>
     <w:tmpl w:val="002A84CA"/>
@@ -9432,7 +10653,7 @@
       </w:rPr>
     </w:lvl>
   </w:abstractNum>
-  <w:abstractNum w:abstractNumId="13" w15:restartNumberingAfterBreak="0">
+  <w:abstractNum w:abstractNumId="14" w15:restartNumberingAfterBreak="0">
     <w:nsid w:val="27FC25FF"/>
     <w:multiLevelType w:val="multilevel"/>
     <w:tmpl w:val="CA0A911C"/>
@@ -9545,7 +10766,7 @@
       </w:pPr>
     </w:lvl>
   </w:abstractNum>
-  <w:abstractNum w:abstractNumId="14" w15:restartNumberingAfterBreak="0">
+  <w:abstractNum w:abstractNumId="15" w15:restartNumberingAfterBreak="0">
     <w:nsid w:val="2EEE2ECC"/>
     <w:multiLevelType w:val="hybridMultilevel"/>
     <w:tmpl w:val="089487B0"/>
@@ -9658,7 +10879,7 @@
       </w:rPr>
     </w:lvl>
   </w:abstractNum>
-  <w:abstractNum w:abstractNumId="15" w15:restartNumberingAfterBreak="0">
+  <w:abstractNum w:abstractNumId="16" w15:restartNumberingAfterBreak="0">
     <w:nsid w:val="2F7D0F1A"/>
     <w:multiLevelType w:val="multilevel"/>
     <w:tmpl w:val="32A40E2A"/>
@@ -9807,7 +11028,7 @@
       </w:rPr>
     </w:lvl>
   </w:abstractNum>
-  <w:abstractNum w:abstractNumId="16" w15:restartNumberingAfterBreak="0">
+  <w:abstractNum w:abstractNumId="17" w15:restartNumberingAfterBreak="0">
     <w:nsid w:val="32506845"/>
     <w:multiLevelType w:val="multilevel"/>
     <w:tmpl w:val="E754117C"/>
@@ -9956,7 +11177,7 @@
       </w:rPr>
     </w:lvl>
   </w:abstractNum>
-  <w:abstractNum w:abstractNumId="17" w15:restartNumberingAfterBreak="0">
+  <w:abstractNum w:abstractNumId="18" w15:restartNumberingAfterBreak="0">
     <w:nsid w:val="363F3D8B"/>
     <w:multiLevelType w:val="hybridMultilevel"/>
     <w:tmpl w:val="95348EE8"/>
@@ -10069,7 +11290,7 @@
       </w:rPr>
     </w:lvl>
   </w:abstractNum>
-  <w:abstractNum w:abstractNumId="18" w15:restartNumberingAfterBreak="0">
+  <w:abstractNum w:abstractNumId="19" w15:restartNumberingAfterBreak="0">
     <w:nsid w:val="38566E4A"/>
     <w:multiLevelType w:val="multilevel"/>
     <w:tmpl w:val="CB3A268E"/>
@@ -10218,7 +11439,7 @@
       </w:rPr>
     </w:lvl>
   </w:abstractNum>
-  <w:abstractNum w:abstractNumId="19" w15:restartNumberingAfterBreak="0">
+  <w:abstractNum w:abstractNumId="20" w15:restartNumberingAfterBreak="0">
     <w:nsid w:val="3B782DE3"/>
     <w:multiLevelType w:val="hybridMultilevel"/>
     <w:tmpl w:val="403A7414"/>
@@ -10307,7 +11528,7 @@
       </w:pPr>
     </w:lvl>
   </w:abstractNum>
-  <w:abstractNum w:abstractNumId="20" w15:restartNumberingAfterBreak="0">
+  <w:abstractNum w:abstractNumId="21" w15:restartNumberingAfterBreak="0">
     <w:nsid w:val="3CC16F19"/>
     <w:multiLevelType w:val="multilevel"/>
     <w:tmpl w:val="CD84EE2A"/>
@@ -10456,7 +11677,7 @@
       </w:rPr>
     </w:lvl>
   </w:abstractNum>
-  <w:abstractNum w:abstractNumId="21" w15:restartNumberingAfterBreak="0">
+  <w:abstractNum w:abstractNumId="22" w15:restartNumberingAfterBreak="0">
     <w:nsid w:val="43A95A56"/>
     <w:multiLevelType w:val="multilevel"/>
     <w:tmpl w:val="A7B41062"/>
@@ -10577,7 +11798,7 @@
       </w:rPr>
     </w:lvl>
   </w:abstractNum>
-  <w:abstractNum w:abstractNumId="22" w15:restartNumberingAfterBreak="0">
+  <w:abstractNum w:abstractNumId="23" w15:restartNumberingAfterBreak="0">
     <w:nsid w:val="4600268F"/>
     <w:multiLevelType w:val="multilevel"/>
     <w:tmpl w:val="CD5AA79A"/>
@@ -10726,7 +11947,7 @@
       </w:rPr>
     </w:lvl>
   </w:abstractNum>
-  <w:abstractNum w:abstractNumId="23" w15:restartNumberingAfterBreak="0">
+  <w:abstractNum w:abstractNumId="24" w15:restartNumberingAfterBreak="0">
     <w:nsid w:val="496269FE"/>
     <w:multiLevelType w:val="multilevel"/>
     <w:tmpl w:val="E7C619DA"/>
@@ -10875,7 +12096,7 @@
       </w:rPr>
     </w:lvl>
   </w:abstractNum>
-  <w:abstractNum w:abstractNumId="24" w15:restartNumberingAfterBreak="0">
+  <w:abstractNum w:abstractNumId="25" w15:restartNumberingAfterBreak="0">
     <w:nsid w:val="4C773E71"/>
     <w:multiLevelType w:val="multilevel"/>
     <w:tmpl w:val="56045BEA"/>
@@ -10988,7 +12209,120 @@
       </w:pPr>
     </w:lvl>
   </w:abstractNum>
-  <w:abstractNum w:abstractNumId="25" w15:restartNumberingAfterBreak="0">
+  <w:abstractNum w:abstractNumId="26" w15:restartNumberingAfterBreak="0">
+    <w:nsid w:val="51C07104"/>
+    <w:multiLevelType w:val="hybridMultilevel"/>
+    <w:tmpl w:val="D42E833E"/>
+    <w:lvl w:ilvl="0" w:tplc="FFFFFFFF">
+      <w:start w:val="1"/>
+      <w:numFmt w:val="decimal"/>
+      <w:lvlText w:val="%1."/>
+      <w:lvlJc w:val="left"/>
+      <w:pPr>
+        <w:ind w:left="720" w:hanging="360"/>
+      </w:pPr>
+      <w:rPr>
+        <w:rFonts w:hint="default"/>
+      </w:rPr>
+    </w:lvl>
+    <w:lvl w:ilvl="1" w:tplc="FFFFFFFF" w:tentative="1">
+      <w:start w:val="1"/>
+      <w:numFmt w:val="bullet"/>
+      <w:lvlText w:val="o"/>
+      <w:lvlJc w:val="left"/>
+      <w:pPr>
+        <w:ind w:left="1440" w:hanging="360"/>
+      </w:pPr>
+      <w:rPr>
+        <w:rFonts w:ascii="Courier New" w:hAnsi="Courier New" w:cs="Courier New" w:hint="default"/>
+      </w:rPr>
+    </w:lvl>
+    <w:lvl w:ilvl="2" w:tplc="FFFFFFFF" w:tentative="1">
+      <w:start w:val="1"/>
+      <w:numFmt w:val="bullet"/>
+      <w:lvlText w:val=""/>
+      <w:lvlJc w:val="left"/>
+      <w:pPr>
+        <w:ind w:left="2160" w:hanging="360"/>
+      </w:pPr>
+      <w:rPr>
+        <w:rFonts w:ascii="Wingdings" w:hAnsi="Wingdings" w:hint="default"/>
+      </w:rPr>
+    </w:lvl>
+    <w:lvl w:ilvl="3" w:tplc="FFFFFFFF" w:tentative="1">
+      <w:start w:val="1"/>
+      <w:numFmt w:val="bullet"/>
+      <w:lvlText w:val=""/>
+      <w:lvlJc w:val="left"/>
+      <w:pPr>
+        <w:ind w:left="2880" w:hanging="360"/>
+      </w:pPr>
+      <w:rPr>
+        <w:rFonts w:ascii="Symbol" w:hAnsi="Symbol" w:hint="default"/>
+      </w:rPr>
+    </w:lvl>
+    <w:lvl w:ilvl="4" w:tplc="FFFFFFFF" w:tentative="1">
+      <w:start w:val="1"/>
+      <w:numFmt w:val="bullet"/>
+      <w:lvlText w:val="o"/>
+      <w:lvlJc w:val="left"/>
+      <w:pPr>
+        <w:ind w:left="3600" w:hanging="360"/>
+      </w:pPr>
+      <w:rPr>
+        <w:rFonts w:ascii="Courier New" w:hAnsi="Courier New" w:cs="Courier New" w:hint="default"/>
+      </w:rPr>
+    </w:lvl>
+    <w:lvl w:ilvl="5" w:tplc="FFFFFFFF" w:tentative="1">
+      <w:start w:val="1"/>
+      <w:numFmt w:val="bullet"/>
+      <w:lvlText w:val=""/>
+      <w:lvlJc w:val="left"/>
+      <w:pPr>
+        <w:ind w:left="4320" w:hanging="360"/>
+      </w:pPr>
+      <w:rPr>
+        <w:rFonts w:ascii="Wingdings" w:hAnsi="Wingdings" w:hint="default"/>
+      </w:rPr>
+    </w:lvl>
+    <w:lvl w:ilvl="6" w:tplc="FFFFFFFF" w:tentative="1">
+      <w:start w:val="1"/>
+      <w:numFmt w:val="bullet"/>
+      <w:lvlText w:val=""/>
+      <w:lvlJc w:val="left"/>
+      <w:pPr>
+        <w:ind w:left="5040" w:hanging="360"/>
+      </w:pPr>
+      <w:rPr>
+        <w:rFonts w:ascii="Symbol" w:hAnsi="Symbol" w:hint="default"/>
+      </w:rPr>
+    </w:lvl>
+    <w:lvl w:ilvl="7" w:tplc="FFFFFFFF" w:tentative="1">
+      <w:start w:val="1"/>
+      <w:numFmt w:val="bullet"/>
+      <w:lvlText w:val="o"/>
+      <w:lvlJc w:val="left"/>
+      <w:pPr>
+        <w:ind w:left="5760" w:hanging="360"/>
+      </w:pPr>
+      <w:rPr>
+        <w:rFonts w:ascii="Courier New" w:hAnsi="Courier New" w:cs="Courier New" w:hint="default"/>
+      </w:rPr>
+    </w:lvl>
+    <w:lvl w:ilvl="8" w:tplc="FFFFFFFF" w:tentative="1">
+      <w:start w:val="1"/>
+      <w:numFmt w:val="bullet"/>
+      <w:lvlText w:val=""/>
+      <w:lvlJc w:val="left"/>
+      <w:pPr>
+        <w:ind w:left="6480" w:hanging="360"/>
+      </w:pPr>
+      <w:rPr>
+        <w:rFonts w:ascii="Wingdings" w:hAnsi="Wingdings" w:hint="default"/>
+      </w:rPr>
+    </w:lvl>
+  </w:abstractNum>
+  <w:abstractNum w:abstractNumId="27" w15:restartNumberingAfterBreak="0">
     <w:nsid w:val="524D2132"/>
     <w:multiLevelType w:val="multilevel"/>
     <w:tmpl w:val="5928AA12"/>
@@ -11137,7 +12471,7 @@
       </w:rPr>
     </w:lvl>
   </w:abstractNum>
-  <w:abstractNum w:abstractNumId="26" w15:restartNumberingAfterBreak="0">
+  <w:abstractNum w:abstractNumId="28" w15:restartNumberingAfterBreak="0">
     <w:nsid w:val="569D0519"/>
     <w:multiLevelType w:val="multilevel"/>
     <w:tmpl w:val="A2D076EE"/>
@@ -11286,7 +12620,7 @@
       </w:rPr>
     </w:lvl>
   </w:abstractNum>
-  <w:abstractNum w:abstractNumId="27" w15:restartNumberingAfterBreak="0">
+  <w:abstractNum w:abstractNumId="29" w15:restartNumberingAfterBreak="0">
     <w:nsid w:val="61CD4635"/>
     <w:multiLevelType w:val="multilevel"/>
     <w:tmpl w:val="B3D8DBD2"/>
@@ -11431,7 +12765,7 @@
       </w:rPr>
     </w:lvl>
   </w:abstractNum>
-  <w:abstractNum w:abstractNumId="28" w15:restartNumberingAfterBreak="0">
+  <w:abstractNum w:abstractNumId="30" w15:restartNumberingAfterBreak="0">
     <w:nsid w:val="69D72A54"/>
     <w:multiLevelType w:val="multilevel"/>
     <w:tmpl w:val="7166ECEA"/>
@@ -11576,7 +12910,7 @@
       </w:rPr>
     </w:lvl>
   </w:abstractNum>
-  <w:abstractNum w:abstractNumId="29" w15:restartNumberingAfterBreak="0">
+  <w:abstractNum w:abstractNumId="31" w15:restartNumberingAfterBreak="0">
     <w:nsid w:val="6A78568F"/>
     <w:multiLevelType w:val="hybridMultilevel"/>
     <w:tmpl w:val="53265EE6"/>
@@ -11688,7 +13022,7 @@
       </w:rPr>
     </w:lvl>
   </w:abstractNum>
-  <w:abstractNum w:abstractNumId="30" w15:restartNumberingAfterBreak="0">
+  <w:abstractNum w:abstractNumId="32" w15:restartNumberingAfterBreak="0">
     <w:nsid w:val="7374794A"/>
     <w:multiLevelType w:val="hybridMultilevel"/>
     <w:tmpl w:val="CCC2E6B8"/>
@@ -11801,7 +13135,7 @@
       </w:rPr>
     </w:lvl>
   </w:abstractNum>
-  <w:abstractNum w:abstractNumId="31" w15:restartNumberingAfterBreak="0">
+  <w:abstractNum w:abstractNumId="33" w15:restartNumberingAfterBreak="0">
     <w:nsid w:val="779A15B1"/>
     <w:multiLevelType w:val="multilevel"/>
     <w:tmpl w:val="DC241056"/>
@@ -11950,7 +13284,7 @@
       </w:rPr>
     </w:lvl>
   </w:abstractNum>
-  <w:abstractNum w:abstractNumId="32" w15:restartNumberingAfterBreak="0">
+  <w:abstractNum w:abstractNumId="34" w15:restartNumberingAfterBreak="0">
     <w:nsid w:val="78EC3588"/>
     <w:multiLevelType w:val="multilevel"/>
     <w:tmpl w:val="9B405B72"/>
@@ -12099,7 +13433,7 @@
       </w:rPr>
     </w:lvl>
   </w:abstractNum>
-  <w:abstractNum w:abstractNumId="33" w15:restartNumberingAfterBreak="0">
+  <w:abstractNum w:abstractNumId="35" w15:restartNumberingAfterBreak="0">
     <w:nsid w:val="790F0B9D"/>
     <w:multiLevelType w:val="hybridMultilevel"/>
     <w:tmpl w:val="81A06122"/>
@@ -12212,7 +13546,7 @@
       </w:rPr>
     </w:lvl>
   </w:abstractNum>
-  <w:abstractNum w:abstractNumId="34" w15:restartNumberingAfterBreak="0">
+  <w:abstractNum w:abstractNumId="36" w15:restartNumberingAfterBreak="0">
     <w:nsid w:val="7CB50A14"/>
     <w:multiLevelType w:val="hybridMultilevel"/>
     <w:tmpl w:val="317490E2"/>
@@ -12298,7 +13632,7 @@
       </w:pPr>
     </w:lvl>
   </w:abstractNum>
-  <w:abstractNum w:abstractNumId="35" w15:restartNumberingAfterBreak="0">
+  <w:abstractNum w:abstractNumId="37" w15:restartNumberingAfterBreak="0">
     <w:nsid w:val="7D7C58F6"/>
     <w:multiLevelType w:val="multilevel"/>
     <w:tmpl w:val="553C70BE"/>
@@ -12454,70 +13788,70 @@
     <w:abstractNumId w:val="3"/>
   </w:num>
   <w:num w:numId="3" w16cid:durableId="1872183968">
-    <w:abstractNumId w:val="25"/>
+    <w:abstractNumId w:val="27"/>
   </w:num>
   <w:num w:numId="4" w16cid:durableId="1562061939">
-    <w:abstractNumId w:val="15"/>
+    <w:abstractNumId w:val="16"/>
   </w:num>
   <w:num w:numId="5" w16cid:durableId="383795255">
     <w:abstractNumId w:val="0"/>
   </w:num>
   <w:num w:numId="6" w16cid:durableId="814567697">
-    <w:abstractNumId w:val="22"/>
+    <w:abstractNumId w:val="23"/>
   </w:num>
   <w:num w:numId="7" w16cid:durableId="1008290823">
+    <w:abstractNumId w:val="25"/>
+  </w:num>
+  <w:num w:numId="8" w16cid:durableId="1273364594">
+    <w:abstractNumId w:val="34"/>
+  </w:num>
+  <w:num w:numId="9" w16cid:durableId="121314954">
+    <w:abstractNumId w:val="17"/>
+  </w:num>
+  <w:num w:numId="10" w16cid:durableId="512838741">
     <w:abstractNumId w:val="24"/>
   </w:num>
-  <w:num w:numId="8" w16cid:durableId="1273364594">
-    <w:abstractNumId w:val="32"/>
-  </w:num>
-  <w:num w:numId="9" w16cid:durableId="121314954">
-    <w:abstractNumId w:val="16"/>
-  </w:num>
-  <w:num w:numId="10" w16cid:durableId="512838741">
-    <w:abstractNumId w:val="23"/>
-  </w:num>
   <w:num w:numId="11" w16cid:durableId="672534911">
-    <w:abstractNumId w:val="10"/>
+    <w:abstractNumId w:val="11"/>
   </w:num>
   <w:num w:numId="12" w16cid:durableId="160585359">
-    <w:abstractNumId w:val="26"/>
+    <w:abstractNumId w:val="28"/>
   </w:num>
   <w:num w:numId="13" w16cid:durableId="1965192797">
-    <w:abstractNumId w:val="12"/>
+    <w:abstractNumId w:val="13"/>
   </w:num>
   <w:num w:numId="14" w16cid:durableId="972978684">
-    <w:abstractNumId w:val="13"/>
+    <w:abstractNumId w:val="14"/>
   </w:num>
   <w:num w:numId="15" w16cid:durableId="1404521885">
-    <w:abstractNumId w:val="35"/>
+    <w:abstractNumId w:val="37"/>
   </w:num>
   <w:num w:numId="16" w16cid:durableId="764613175">
-    <w:abstractNumId w:val="20"/>
+    <w:abstractNumId w:val="21"/>
   </w:num>
   <w:num w:numId="17" w16cid:durableId="773866186">
     <w:abstractNumId w:val="1"/>
   </w:num>
   <w:num w:numId="18" w16cid:durableId="2078281432">
+    <w:abstractNumId w:val="33"/>
+  </w:num>
+  <w:num w:numId="19" w16cid:durableId="1284264486">
+    <w:abstractNumId w:val="19"/>
+  </w:num>
+  <w:num w:numId="20" w16cid:durableId="1084104383">
     <w:abstractNumId w:val="31"/>
   </w:num>
-  <w:num w:numId="19" w16cid:durableId="1284264486">
-    <w:abstractNumId w:val="18"/>
-  </w:num>
-  <w:num w:numId="20" w16cid:durableId="1084104383">
-    <w:abstractNumId w:val="29"/>
-  </w:num>
   <w:num w:numId="21" w16cid:durableId="20788704">
-    <w:abstractNumId w:val="21"/>
+    <w:abstractNumId w:val="22"/>
   </w:num>
   <w:num w:numId="22" w16cid:durableId="922572443">
-    <w:abstractNumId w:val="19"/>
+    <w:abstractNumId w:val="20"/>
   </w:num>
   <w:num w:numId="23" w16cid:durableId="2061400228">
-    <w:abstractNumId w:val="34"/>
+    <w:abstractNumId w:val="36"/>
   </w:num>
   <w:num w:numId="24" w16cid:durableId="823082715">
-    <w:abstractNumId w:val="8"/>
+    <w:abstractNumId w:val="9"/>
   </w:num>
   <w:num w:numId="25" w16cid:durableId="175076878">
     <w:abstractNumId w:val="2"/>
@@ -12526,34 +13860,40 @@
     <w:abstractNumId w:val="5"/>
   </w:num>
   <w:num w:numId="27" w16cid:durableId="639188963">
-    <w:abstractNumId w:val="14"/>
+    <w:abstractNumId w:val="15"/>
   </w:num>
   <w:num w:numId="28" w16cid:durableId="1476603296">
-    <w:abstractNumId w:val="7"/>
+    <w:abstractNumId w:val="8"/>
   </w:num>
   <w:num w:numId="29" w16cid:durableId="227959386">
-    <w:abstractNumId w:val="30"/>
+    <w:abstractNumId w:val="32"/>
   </w:num>
   <w:num w:numId="30" w16cid:durableId="995691854">
-    <w:abstractNumId w:val="11"/>
+    <w:abstractNumId w:val="12"/>
   </w:num>
   <w:num w:numId="31" w16cid:durableId="642856932">
-    <w:abstractNumId w:val="28"/>
+    <w:abstractNumId w:val="30"/>
   </w:num>
   <w:num w:numId="32" w16cid:durableId="952714828">
     <w:abstractNumId w:val="6"/>
   </w:num>
   <w:num w:numId="33" w16cid:durableId="1257054041">
-    <w:abstractNumId w:val="27"/>
+    <w:abstractNumId w:val="29"/>
   </w:num>
   <w:num w:numId="34" w16cid:durableId="1303000633">
-    <w:abstractNumId w:val="33"/>
+    <w:abstractNumId w:val="35"/>
   </w:num>
   <w:num w:numId="35" w16cid:durableId="1780762308">
-    <w:abstractNumId w:val="9"/>
+    <w:abstractNumId w:val="10"/>
   </w:num>
   <w:num w:numId="36" w16cid:durableId="860431411">
-    <w:abstractNumId w:val="17"/>
+    <w:abstractNumId w:val="18"/>
+  </w:num>
+  <w:num w:numId="37" w16cid:durableId="36440335">
+    <w:abstractNumId w:val="26"/>
+  </w:num>
+  <w:num w:numId="38" w16cid:durableId="333844957">
+    <w:abstractNumId w:val="7"/>
   </w:num>
 </w:numbering>
 </file>
@@ -13168,6 +14508,7 @@
   <w:style w:type="character" w:default="1" w:styleId="DefaultParagraphFont">
     <w:name w:val="Default Paragraph Font"/>
     <w:uiPriority w:val="1"/>
+    <w:semiHidden/>
     <w:unhideWhenUsed/>
   </w:style>
   <w:style w:type="table" w:default="1" w:styleId="TableNormal">

--- a/Lab Report.docx
+++ b/Lab Report.docx
@@ -1880,8 +1880,8 @@
               <w:rFonts w:asciiTheme="minorHAnsi" w:hAnsiTheme="minorHAnsi" w:cstheme="minorBidi"/>
               <w:noProof/>
               <w:kern w:val="2"/>
-              <w:sz w:val="28"/>
-              <w:szCs w:val="28"/>
+              <w:sz w:val="24"/>
+              <w:szCs w:val="24"/>
               <w14:ligatures w14:val="standardContextual"/>
             </w:rPr>
           </w:pPr>
@@ -1894,13 +1894,157 @@
           <w:r>
             <w:fldChar w:fldCharType="separate"/>
           </w:r>
-          <w:hyperlink w:anchor="_Toc213765381" w:history="1">
+          <w:hyperlink w:anchor="_Toc215146651" w:history="1">
             <w:r>
               <w:rPr>
                 <w:rStyle w:val="Hyperlink"/>
                 <w:noProof/>
-                <w:sz w:val="24"/>
-                <w:szCs w:val="24"/>
+              </w:rPr>
+              <w:t>GITHUB REPOS FOR THE CODE?</w:t>
+            </w:r>
+            <w:r>
+              <w:rPr>
+                <w:noProof/>
+                <w:webHidden/>
+              </w:rPr>
+              <w:tab/>
+            </w:r>
+            <w:r>
+              <w:rPr>
+                <w:noProof/>
+                <w:webHidden/>
+              </w:rPr>
+              <w:fldChar w:fldCharType="begin"/>
+            </w:r>
+            <w:r>
+              <w:rPr>
+                <w:noProof/>
+                <w:webHidden/>
+              </w:rPr>
+              <w:instrText xml:space="preserve"> PAGEREF _Toc215146651 \h </w:instrText>
+            </w:r>
+            <w:r>
+              <w:rPr>
+                <w:noProof/>
+                <w:webHidden/>
+              </w:rPr>
+            </w:r>
+            <w:r>
+              <w:rPr>
+                <w:noProof/>
+                <w:webHidden/>
+              </w:rPr>
+              <w:fldChar w:fldCharType="separate"/>
+            </w:r>
+            <w:r>
+              <w:rPr>
+                <w:noProof/>
+                <w:webHidden/>
+              </w:rPr>
+              <w:t>4</w:t>
+            </w:r>
+            <w:r>
+              <w:rPr>
+                <w:noProof/>
+                <w:webHidden/>
+              </w:rPr>
+              <w:fldChar w:fldCharType="end"/>
+            </w:r>
+          </w:hyperlink>
+        </w:p>
+        <w:p>
+          <w:pPr>
+            <w:pStyle w:val="TOC1"/>
+            <w:tabs>
+              <w:tab w:val="right" w:leader="dot" w:pos="9350"/>
+            </w:tabs>
+            <w:rPr>
+              <w:rFonts w:asciiTheme="minorHAnsi" w:hAnsiTheme="minorHAnsi" w:cstheme="minorBidi"/>
+              <w:noProof/>
+              <w:kern w:val="2"/>
+              <w:sz w:val="24"/>
+              <w:szCs w:val="24"/>
+              <w14:ligatures w14:val="standardContextual"/>
+            </w:rPr>
+          </w:pPr>
+          <w:hyperlink w:anchor="_Toc215146652" w:history="1">
+            <w:r>
+              <w:rPr>
+                <w:rStyle w:val="Hyperlink"/>
+                <w:noProof/>
+              </w:rPr>
+              <w:t>References</w:t>
+            </w:r>
+            <w:r>
+              <w:rPr>
+                <w:noProof/>
+                <w:webHidden/>
+              </w:rPr>
+              <w:tab/>
+            </w:r>
+            <w:r>
+              <w:rPr>
+                <w:noProof/>
+                <w:webHidden/>
+              </w:rPr>
+              <w:fldChar w:fldCharType="begin"/>
+            </w:r>
+            <w:r>
+              <w:rPr>
+                <w:noProof/>
+                <w:webHidden/>
+              </w:rPr>
+              <w:instrText xml:space="preserve"> PAGEREF _Toc215146652 \h </w:instrText>
+            </w:r>
+            <w:r>
+              <w:rPr>
+                <w:noProof/>
+                <w:webHidden/>
+              </w:rPr>
+            </w:r>
+            <w:r>
+              <w:rPr>
+                <w:noProof/>
+                <w:webHidden/>
+              </w:rPr>
+              <w:fldChar w:fldCharType="separate"/>
+            </w:r>
+            <w:r>
+              <w:rPr>
+                <w:noProof/>
+                <w:webHidden/>
+              </w:rPr>
+              <w:t>4</w:t>
+            </w:r>
+            <w:r>
+              <w:rPr>
+                <w:noProof/>
+                <w:webHidden/>
+              </w:rPr>
+              <w:fldChar w:fldCharType="end"/>
+            </w:r>
+          </w:hyperlink>
+        </w:p>
+        <w:p>
+          <w:pPr>
+            <w:pStyle w:val="TOC1"/>
+            <w:tabs>
+              <w:tab w:val="right" w:leader="dot" w:pos="9350"/>
+            </w:tabs>
+            <w:rPr>
+              <w:rFonts w:asciiTheme="minorHAnsi" w:hAnsiTheme="minorHAnsi" w:cstheme="minorBidi"/>
+              <w:noProof/>
+              <w:kern w:val="2"/>
+              <w:sz w:val="24"/>
+              <w:szCs w:val="24"/>
+              <w14:ligatures w14:val="standardContextual"/>
+            </w:rPr>
+          </w:pPr>
+          <w:hyperlink w:anchor="_Toc215146653" w:history="1">
+            <w:r>
+              <w:rPr>
+                <w:rStyle w:val="Hyperlink"/>
+                <w:noProof/>
               </w:rPr>
               <w:t>Lab 1 - K-Means Clustering</w:t>
             </w:r>
@@ -1908,8 +2052,6 @@
               <w:rPr>
                 <w:noProof/>
                 <w:webHidden/>
-                <w:sz w:val="24"/>
-                <w:szCs w:val="24"/>
               </w:rPr>
               <w:tab/>
             </w:r>
@@ -1917,8 +2059,6 @@
               <w:rPr>
                 <w:noProof/>
                 <w:webHidden/>
-                <w:sz w:val="24"/>
-                <w:szCs w:val="24"/>
               </w:rPr>
               <w:fldChar w:fldCharType="begin"/>
             </w:r>
@@ -1926,25 +2066,19 @@
               <w:rPr>
                 <w:noProof/>
                 <w:webHidden/>
-                <w:sz w:val="24"/>
-                <w:szCs w:val="24"/>
-              </w:rPr>
-              <w:instrText xml:space="preserve"> PAGEREF _Toc213765381 \h </w:instrText>
-            </w:r>
-            <w:r>
-              <w:rPr>
-                <w:noProof/>
-                <w:webHidden/>
-                <w:sz w:val="24"/>
-                <w:szCs w:val="24"/>
-              </w:rPr>
-            </w:r>
-            <w:r>
-              <w:rPr>
-                <w:noProof/>
-                <w:webHidden/>
-                <w:sz w:val="24"/>
-                <w:szCs w:val="24"/>
+              </w:rPr>
+              <w:instrText xml:space="preserve"> PAGEREF _Toc215146653 \h </w:instrText>
+            </w:r>
+            <w:r>
+              <w:rPr>
+                <w:noProof/>
+                <w:webHidden/>
+              </w:rPr>
+            </w:r>
+            <w:r>
+              <w:rPr>
+                <w:noProof/>
+                <w:webHidden/>
               </w:rPr>
               <w:fldChar w:fldCharType="separate"/>
             </w:r>
@@ -1952,17 +2086,13 @@
               <w:rPr>
                 <w:noProof/>
                 <w:webHidden/>
-                <w:sz w:val="24"/>
-                <w:szCs w:val="24"/>
-              </w:rPr>
-              <w:t>3</w:t>
-            </w:r>
-            <w:r>
-              <w:rPr>
-                <w:noProof/>
-                <w:webHidden/>
-                <w:sz w:val="24"/>
-                <w:szCs w:val="24"/>
+              </w:rPr>
+              <w:t>5</w:t>
+            </w:r>
+            <w:r>
+              <w:rPr>
+                <w:noProof/>
+                <w:webHidden/>
               </w:rPr>
               <w:fldChar w:fldCharType="end"/>
             </w:r>
@@ -1978,18 +2108,16 @@
               <w:rFonts w:asciiTheme="minorHAnsi" w:hAnsiTheme="minorHAnsi" w:cstheme="minorBidi"/>
               <w:noProof/>
               <w:kern w:val="2"/>
-              <w:sz w:val="28"/>
-              <w:szCs w:val="28"/>
+              <w:sz w:val="24"/>
+              <w:szCs w:val="24"/>
               <w14:ligatures w14:val="standardContextual"/>
             </w:rPr>
           </w:pPr>
-          <w:hyperlink w:anchor="_Toc213765382" w:history="1">
+          <w:hyperlink w:anchor="_Toc215146654" w:history="1">
             <w:r>
               <w:rPr>
                 <w:rStyle w:val="Hyperlink"/>
                 <w:noProof/>
-                <w:sz w:val="24"/>
-                <w:szCs w:val="24"/>
               </w:rPr>
               <w:t>Objective</w:t>
             </w:r>
@@ -1997,8 +2125,6 @@
               <w:rPr>
                 <w:noProof/>
                 <w:webHidden/>
-                <w:sz w:val="24"/>
-                <w:szCs w:val="24"/>
               </w:rPr>
               <w:tab/>
             </w:r>
@@ -2006,8 +2132,6 @@
               <w:rPr>
                 <w:noProof/>
                 <w:webHidden/>
-                <w:sz w:val="24"/>
-                <w:szCs w:val="24"/>
               </w:rPr>
               <w:fldChar w:fldCharType="begin"/>
             </w:r>
@@ -2015,25 +2139,19 @@
               <w:rPr>
                 <w:noProof/>
                 <w:webHidden/>
-                <w:sz w:val="24"/>
-                <w:szCs w:val="24"/>
-              </w:rPr>
-              <w:instrText xml:space="preserve"> PAGEREF _Toc213765382 \h </w:instrText>
-            </w:r>
-            <w:r>
-              <w:rPr>
-                <w:noProof/>
-                <w:webHidden/>
-                <w:sz w:val="24"/>
-                <w:szCs w:val="24"/>
-              </w:rPr>
-            </w:r>
-            <w:r>
-              <w:rPr>
-                <w:noProof/>
-                <w:webHidden/>
-                <w:sz w:val="24"/>
-                <w:szCs w:val="24"/>
+              </w:rPr>
+              <w:instrText xml:space="preserve"> PAGEREF _Toc215146654 \h </w:instrText>
+            </w:r>
+            <w:r>
+              <w:rPr>
+                <w:noProof/>
+                <w:webHidden/>
+              </w:rPr>
+            </w:r>
+            <w:r>
+              <w:rPr>
+                <w:noProof/>
+                <w:webHidden/>
               </w:rPr>
               <w:fldChar w:fldCharType="separate"/>
             </w:r>
@@ -2041,17 +2159,13 @@
               <w:rPr>
                 <w:noProof/>
                 <w:webHidden/>
-                <w:sz w:val="24"/>
-                <w:szCs w:val="24"/>
-              </w:rPr>
-              <w:t>3</w:t>
-            </w:r>
-            <w:r>
-              <w:rPr>
-                <w:noProof/>
-                <w:webHidden/>
-                <w:sz w:val="24"/>
-                <w:szCs w:val="24"/>
+              </w:rPr>
+              <w:t>5</w:t>
+            </w:r>
+            <w:r>
+              <w:rPr>
+                <w:noProof/>
+                <w:webHidden/>
               </w:rPr>
               <w:fldChar w:fldCharType="end"/>
             </w:r>
@@ -2067,18 +2181,16 @@
               <w:rFonts w:asciiTheme="minorHAnsi" w:hAnsiTheme="minorHAnsi" w:cstheme="minorBidi"/>
               <w:noProof/>
               <w:kern w:val="2"/>
-              <w:sz w:val="28"/>
-              <w:szCs w:val="28"/>
+              <w:sz w:val="24"/>
+              <w:szCs w:val="24"/>
               <w14:ligatures w14:val="standardContextual"/>
             </w:rPr>
           </w:pPr>
-          <w:hyperlink w:anchor="_Toc213765383" w:history="1">
+          <w:hyperlink w:anchor="_Toc215146655" w:history="1">
             <w:r>
               <w:rPr>
                 <w:rStyle w:val="Hyperlink"/>
                 <w:noProof/>
-                <w:sz w:val="24"/>
-                <w:szCs w:val="24"/>
               </w:rPr>
               <w:t>Theory</w:t>
             </w:r>
@@ -2086,8 +2198,6 @@
               <w:rPr>
                 <w:noProof/>
                 <w:webHidden/>
-                <w:sz w:val="24"/>
-                <w:szCs w:val="24"/>
               </w:rPr>
               <w:tab/>
             </w:r>
@@ -2095,8 +2205,6 @@
               <w:rPr>
                 <w:noProof/>
                 <w:webHidden/>
-                <w:sz w:val="24"/>
-                <w:szCs w:val="24"/>
               </w:rPr>
               <w:fldChar w:fldCharType="begin"/>
             </w:r>
@@ -2104,25 +2212,19 @@
               <w:rPr>
                 <w:noProof/>
                 <w:webHidden/>
-                <w:sz w:val="24"/>
-                <w:szCs w:val="24"/>
-              </w:rPr>
-              <w:instrText xml:space="preserve"> PAGEREF _Toc213765383 \h </w:instrText>
-            </w:r>
-            <w:r>
-              <w:rPr>
-                <w:noProof/>
-                <w:webHidden/>
-                <w:sz w:val="24"/>
-                <w:szCs w:val="24"/>
-              </w:rPr>
-            </w:r>
-            <w:r>
-              <w:rPr>
-                <w:noProof/>
-                <w:webHidden/>
-                <w:sz w:val="24"/>
-                <w:szCs w:val="24"/>
+              </w:rPr>
+              <w:instrText xml:space="preserve"> PAGEREF _Toc215146655 \h </w:instrText>
+            </w:r>
+            <w:r>
+              <w:rPr>
+                <w:noProof/>
+                <w:webHidden/>
+              </w:rPr>
+            </w:r>
+            <w:r>
+              <w:rPr>
+                <w:noProof/>
+                <w:webHidden/>
               </w:rPr>
               <w:fldChar w:fldCharType="separate"/>
             </w:r>
@@ -2130,17 +2232,13 @@
               <w:rPr>
                 <w:noProof/>
                 <w:webHidden/>
-                <w:sz w:val="24"/>
-                <w:szCs w:val="24"/>
-              </w:rPr>
-              <w:t>3</w:t>
-            </w:r>
-            <w:r>
-              <w:rPr>
-                <w:noProof/>
-                <w:webHidden/>
-                <w:sz w:val="24"/>
-                <w:szCs w:val="24"/>
+              </w:rPr>
+              <w:t>5</w:t>
+            </w:r>
+            <w:r>
+              <w:rPr>
+                <w:noProof/>
+                <w:webHidden/>
               </w:rPr>
               <w:fldChar w:fldCharType="end"/>
             </w:r>
@@ -2156,18 +2254,16 @@
               <w:rFonts w:asciiTheme="minorHAnsi" w:hAnsiTheme="minorHAnsi" w:cstheme="minorBidi"/>
               <w:noProof/>
               <w:kern w:val="2"/>
-              <w:sz w:val="28"/>
-              <w:szCs w:val="28"/>
+              <w:sz w:val="24"/>
+              <w:szCs w:val="24"/>
               <w14:ligatures w14:val="standardContextual"/>
             </w:rPr>
           </w:pPr>
-          <w:hyperlink w:anchor="_Toc213765384" w:history="1">
+          <w:hyperlink w:anchor="_Toc215146656" w:history="1">
             <w:r>
               <w:rPr>
                 <w:rStyle w:val="Hyperlink"/>
                 <w:noProof/>
-                <w:sz w:val="24"/>
-                <w:szCs w:val="24"/>
               </w:rPr>
               <w:t>Code</w:t>
             </w:r>
@@ -2175,8 +2271,6 @@
               <w:rPr>
                 <w:noProof/>
                 <w:webHidden/>
-                <w:sz w:val="24"/>
-                <w:szCs w:val="24"/>
               </w:rPr>
               <w:tab/>
             </w:r>
@@ -2184,8 +2278,6 @@
               <w:rPr>
                 <w:noProof/>
                 <w:webHidden/>
-                <w:sz w:val="24"/>
-                <w:szCs w:val="24"/>
               </w:rPr>
               <w:fldChar w:fldCharType="begin"/>
             </w:r>
@@ -2193,25 +2285,19 @@
               <w:rPr>
                 <w:noProof/>
                 <w:webHidden/>
-                <w:sz w:val="24"/>
-                <w:szCs w:val="24"/>
-              </w:rPr>
-              <w:instrText xml:space="preserve"> PAGEREF _Toc213765384 \h </w:instrText>
-            </w:r>
-            <w:r>
-              <w:rPr>
-                <w:noProof/>
-                <w:webHidden/>
-                <w:sz w:val="24"/>
-                <w:szCs w:val="24"/>
-              </w:rPr>
-            </w:r>
-            <w:r>
-              <w:rPr>
-                <w:noProof/>
-                <w:webHidden/>
-                <w:sz w:val="24"/>
-                <w:szCs w:val="24"/>
+              </w:rPr>
+              <w:instrText xml:space="preserve"> PAGEREF _Toc215146656 \h </w:instrText>
+            </w:r>
+            <w:r>
+              <w:rPr>
+                <w:noProof/>
+                <w:webHidden/>
+              </w:rPr>
+            </w:r>
+            <w:r>
+              <w:rPr>
+                <w:noProof/>
+                <w:webHidden/>
               </w:rPr>
               <w:fldChar w:fldCharType="separate"/>
             </w:r>
@@ -2219,275 +2305,6 @@
               <w:rPr>
                 <w:noProof/>
                 <w:webHidden/>
-                <w:sz w:val="24"/>
-                <w:szCs w:val="24"/>
-              </w:rPr>
-              <w:t>3</w:t>
-            </w:r>
-            <w:r>
-              <w:rPr>
-                <w:noProof/>
-                <w:webHidden/>
-                <w:sz w:val="24"/>
-                <w:szCs w:val="24"/>
-              </w:rPr>
-              <w:fldChar w:fldCharType="end"/>
-            </w:r>
-          </w:hyperlink>
-        </w:p>
-        <w:p>
-          <w:pPr>
-            <w:pStyle w:val="TOC3"/>
-            <w:tabs>
-              <w:tab w:val="right" w:leader="dot" w:pos="9350"/>
-            </w:tabs>
-            <w:rPr>
-              <w:rFonts w:asciiTheme="minorHAnsi" w:hAnsiTheme="minorHAnsi" w:cstheme="minorBidi"/>
-              <w:noProof/>
-              <w:kern w:val="2"/>
-              <w:sz w:val="28"/>
-              <w:szCs w:val="28"/>
-              <w14:ligatures w14:val="standardContextual"/>
-            </w:rPr>
-          </w:pPr>
-          <w:hyperlink w:anchor="_Toc213765385" w:history="1">
-            <w:r>
-              <w:rPr>
-                <w:rStyle w:val="Hyperlink"/>
-                <w:noProof/>
-                <w:sz w:val="24"/>
-                <w:szCs w:val="24"/>
-              </w:rPr>
-              <w:t>Implementation on Synthetic Data</w:t>
-            </w:r>
-            <w:r>
-              <w:rPr>
-                <w:noProof/>
-                <w:webHidden/>
-                <w:sz w:val="24"/>
-                <w:szCs w:val="24"/>
-              </w:rPr>
-              <w:tab/>
-            </w:r>
-            <w:r>
-              <w:rPr>
-                <w:noProof/>
-                <w:webHidden/>
-                <w:sz w:val="24"/>
-                <w:szCs w:val="24"/>
-              </w:rPr>
-              <w:fldChar w:fldCharType="begin"/>
-            </w:r>
-            <w:r>
-              <w:rPr>
-                <w:noProof/>
-                <w:webHidden/>
-                <w:sz w:val="24"/>
-                <w:szCs w:val="24"/>
-              </w:rPr>
-              <w:instrText xml:space="preserve"> PAGEREF _Toc213765385 \h </w:instrText>
-            </w:r>
-            <w:r>
-              <w:rPr>
-                <w:noProof/>
-                <w:webHidden/>
-                <w:sz w:val="24"/>
-                <w:szCs w:val="24"/>
-              </w:rPr>
-            </w:r>
-            <w:r>
-              <w:rPr>
-                <w:noProof/>
-                <w:webHidden/>
-                <w:sz w:val="24"/>
-                <w:szCs w:val="24"/>
-              </w:rPr>
-              <w:fldChar w:fldCharType="separate"/>
-            </w:r>
-            <w:r>
-              <w:rPr>
-                <w:noProof/>
-                <w:webHidden/>
-                <w:sz w:val="24"/>
-                <w:szCs w:val="24"/>
-              </w:rPr>
-              <w:t>3</w:t>
-            </w:r>
-            <w:r>
-              <w:rPr>
-                <w:noProof/>
-                <w:webHidden/>
-                <w:sz w:val="24"/>
-                <w:szCs w:val="24"/>
-              </w:rPr>
-              <w:fldChar w:fldCharType="end"/>
-            </w:r>
-          </w:hyperlink>
-        </w:p>
-        <w:p>
-          <w:pPr>
-            <w:pStyle w:val="TOC3"/>
-            <w:tabs>
-              <w:tab w:val="right" w:leader="dot" w:pos="9350"/>
-            </w:tabs>
-            <w:rPr>
-              <w:rFonts w:asciiTheme="minorHAnsi" w:hAnsiTheme="minorHAnsi" w:cstheme="minorBidi"/>
-              <w:noProof/>
-              <w:kern w:val="2"/>
-              <w:sz w:val="28"/>
-              <w:szCs w:val="28"/>
-              <w14:ligatures w14:val="standardContextual"/>
-            </w:rPr>
-          </w:pPr>
-          <w:hyperlink w:anchor="_Toc213765386" w:history="1">
-            <w:r>
-              <w:rPr>
-                <w:rStyle w:val="Hyperlink"/>
-                <w:noProof/>
-                <w:sz w:val="24"/>
-                <w:szCs w:val="24"/>
-              </w:rPr>
-              <w:t>Determining the Optimal Number of Clusters</w:t>
-            </w:r>
-            <w:r>
-              <w:rPr>
-                <w:noProof/>
-                <w:webHidden/>
-                <w:sz w:val="24"/>
-                <w:szCs w:val="24"/>
-              </w:rPr>
-              <w:tab/>
-            </w:r>
-            <w:r>
-              <w:rPr>
-                <w:noProof/>
-                <w:webHidden/>
-                <w:sz w:val="24"/>
-                <w:szCs w:val="24"/>
-              </w:rPr>
-              <w:fldChar w:fldCharType="begin"/>
-            </w:r>
-            <w:r>
-              <w:rPr>
-                <w:noProof/>
-                <w:webHidden/>
-                <w:sz w:val="24"/>
-                <w:szCs w:val="24"/>
-              </w:rPr>
-              <w:instrText xml:space="preserve"> PAGEREF _Toc213765386 \h </w:instrText>
-            </w:r>
-            <w:r>
-              <w:rPr>
-                <w:noProof/>
-                <w:webHidden/>
-                <w:sz w:val="24"/>
-                <w:szCs w:val="24"/>
-              </w:rPr>
-            </w:r>
-            <w:r>
-              <w:rPr>
-                <w:noProof/>
-                <w:webHidden/>
-                <w:sz w:val="24"/>
-                <w:szCs w:val="24"/>
-              </w:rPr>
-              <w:fldChar w:fldCharType="separate"/>
-            </w:r>
-            <w:r>
-              <w:rPr>
-                <w:noProof/>
-                <w:webHidden/>
-                <w:sz w:val="24"/>
-                <w:szCs w:val="24"/>
-              </w:rPr>
-              <w:t>4</w:t>
-            </w:r>
-            <w:r>
-              <w:rPr>
-                <w:noProof/>
-                <w:webHidden/>
-                <w:sz w:val="24"/>
-                <w:szCs w:val="24"/>
-              </w:rPr>
-              <w:fldChar w:fldCharType="end"/>
-            </w:r>
-          </w:hyperlink>
-        </w:p>
-        <w:p>
-          <w:pPr>
-            <w:pStyle w:val="TOC3"/>
-            <w:tabs>
-              <w:tab w:val="right" w:leader="dot" w:pos="9350"/>
-            </w:tabs>
-            <w:rPr>
-              <w:rFonts w:asciiTheme="minorHAnsi" w:hAnsiTheme="minorHAnsi" w:cstheme="minorBidi"/>
-              <w:noProof/>
-              <w:kern w:val="2"/>
-              <w:sz w:val="28"/>
-              <w:szCs w:val="28"/>
-              <w14:ligatures w14:val="standardContextual"/>
-            </w:rPr>
-          </w:pPr>
-          <w:hyperlink w:anchor="_Toc213765387" w:history="1">
-            <w:r>
-              <w:rPr>
-                <w:rStyle w:val="Hyperlink"/>
-                <w:noProof/>
-                <w:sz w:val="24"/>
-                <w:szCs w:val="24"/>
-              </w:rPr>
-              <w:t>Applying K-Means to the Iris Dataset</w:t>
-            </w:r>
-            <w:r>
-              <w:rPr>
-                <w:noProof/>
-                <w:webHidden/>
-                <w:sz w:val="24"/>
-                <w:szCs w:val="24"/>
-              </w:rPr>
-              <w:tab/>
-            </w:r>
-            <w:r>
-              <w:rPr>
-                <w:noProof/>
-                <w:webHidden/>
-                <w:sz w:val="24"/>
-                <w:szCs w:val="24"/>
-              </w:rPr>
-              <w:fldChar w:fldCharType="begin"/>
-            </w:r>
-            <w:r>
-              <w:rPr>
-                <w:noProof/>
-                <w:webHidden/>
-                <w:sz w:val="24"/>
-                <w:szCs w:val="24"/>
-              </w:rPr>
-              <w:instrText xml:space="preserve"> PAGEREF _Toc213765387 \h </w:instrText>
-            </w:r>
-            <w:r>
-              <w:rPr>
-                <w:noProof/>
-                <w:webHidden/>
-                <w:sz w:val="24"/>
-                <w:szCs w:val="24"/>
-              </w:rPr>
-            </w:r>
-            <w:r>
-              <w:rPr>
-                <w:noProof/>
-                <w:webHidden/>
-                <w:sz w:val="24"/>
-                <w:szCs w:val="24"/>
-              </w:rPr>
-              <w:fldChar w:fldCharType="separate"/>
-            </w:r>
-            <w:r>
-              <w:rPr>
-                <w:noProof/>
-                <w:webHidden/>
-                <w:sz w:val="24"/>
-                <w:szCs w:val="24"/>
               </w:rPr>
               <w:t>5</w:t>
             </w:r>
@@ -2495,898 +2312,6 @@
               <w:rPr>
                 <w:noProof/>
                 <w:webHidden/>
-                <w:sz w:val="24"/>
-                <w:szCs w:val="24"/>
-              </w:rPr>
-              <w:fldChar w:fldCharType="end"/>
-            </w:r>
-          </w:hyperlink>
-        </w:p>
-        <w:p>
-          <w:pPr>
-            <w:pStyle w:val="TOC3"/>
-            <w:tabs>
-              <w:tab w:val="right" w:leader="dot" w:pos="9350"/>
-            </w:tabs>
-            <w:rPr>
-              <w:rFonts w:asciiTheme="minorHAnsi" w:hAnsiTheme="minorHAnsi" w:cstheme="minorBidi"/>
-              <w:noProof/>
-              <w:kern w:val="2"/>
-              <w:sz w:val="28"/>
-              <w:szCs w:val="28"/>
-              <w14:ligatures w14:val="standardContextual"/>
-            </w:rPr>
-          </w:pPr>
-          <w:hyperlink w:anchor="_Toc213765388" w:history="1">
-            <w:r>
-              <w:rPr>
-                <w:rStyle w:val="Hyperlink"/>
-                <w:noProof/>
-                <w:sz w:val="24"/>
-                <w:szCs w:val="24"/>
-              </w:rPr>
-              <w:t>Exploring Limitations with Non-Spherical Data</w:t>
-            </w:r>
-            <w:r>
-              <w:rPr>
-                <w:noProof/>
-                <w:webHidden/>
-                <w:sz w:val="24"/>
-                <w:szCs w:val="24"/>
-              </w:rPr>
-              <w:tab/>
-            </w:r>
-            <w:r>
-              <w:rPr>
-                <w:noProof/>
-                <w:webHidden/>
-                <w:sz w:val="24"/>
-                <w:szCs w:val="24"/>
-              </w:rPr>
-              <w:fldChar w:fldCharType="begin"/>
-            </w:r>
-            <w:r>
-              <w:rPr>
-                <w:noProof/>
-                <w:webHidden/>
-                <w:sz w:val="24"/>
-                <w:szCs w:val="24"/>
-              </w:rPr>
-              <w:instrText xml:space="preserve"> PAGEREF _Toc213765388 \h </w:instrText>
-            </w:r>
-            <w:r>
-              <w:rPr>
-                <w:noProof/>
-                <w:webHidden/>
-                <w:sz w:val="24"/>
-                <w:szCs w:val="24"/>
-              </w:rPr>
-            </w:r>
-            <w:r>
-              <w:rPr>
-                <w:noProof/>
-                <w:webHidden/>
-                <w:sz w:val="24"/>
-                <w:szCs w:val="24"/>
-              </w:rPr>
-              <w:fldChar w:fldCharType="separate"/>
-            </w:r>
-            <w:r>
-              <w:rPr>
-                <w:noProof/>
-                <w:webHidden/>
-                <w:sz w:val="24"/>
-                <w:szCs w:val="24"/>
-              </w:rPr>
-              <w:t>6</w:t>
-            </w:r>
-            <w:r>
-              <w:rPr>
-                <w:noProof/>
-                <w:webHidden/>
-                <w:sz w:val="24"/>
-                <w:szCs w:val="24"/>
-              </w:rPr>
-              <w:fldChar w:fldCharType="end"/>
-            </w:r>
-          </w:hyperlink>
-        </w:p>
-        <w:p>
-          <w:pPr>
-            <w:pStyle w:val="TOC3"/>
-            <w:tabs>
-              <w:tab w:val="right" w:leader="dot" w:pos="9350"/>
-            </w:tabs>
-            <w:rPr>
-              <w:rFonts w:asciiTheme="minorHAnsi" w:hAnsiTheme="minorHAnsi" w:cstheme="minorBidi"/>
-              <w:noProof/>
-              <w:kern w:val="2"/>
-              <w:sz w:val="28"/>
-              <w:szCs w:val="28"/>
-              <w14:ligatures w14:val="standardContextual"/>
-            </w:rPr>
-          </w:pPr>
-          <w:hyperlink w:anchor="_Toc213765389" w:history="1">
-            <w:r>
-              <w:rPr>
-                <w:rStyle w:val="Hyperlink"/>
-                <w:noProof/>
-                <w:sz w:val="24"/>
-                <w:szCs w:val="24"/>
-              </w:rPr>
-              <w:t>Cluster Evaluation (Silhouette Score)</w:t>
-            </w:r>
-            <w:r>
-              <w:rPr>
-                <w:noProof/>
-                <w:webHidden/>
-                <w:sz w:val="24"/>
-                <w:szCs w:val="24"/>
-              </w:rPr>
-              <w:tab/>
-            </w:r>
-            <w:r>
-              <w:rPr>
-                <w:noProof/>
-                <w:webHidden/>
-                <w:sz w:val="24"/>
-                <w:szCs w:val="24"/>
-              </w:rPr>
-              <w:fldChar w:fldCharType="begin"/>
-            </w:r>
-            <w:r>
-              <w:rPr>
-                <w:noProof/>
-                <w:webHidden/>
-                <w:sz w:val="24"/>
-                <w:szCs w:val="24"/>
-              </w:rPr>
-              <w:instrText xml:space="preserve"> PAGEREF _Toc213765389 \h </w:instrText>
-            </w:r>
-            <w:r>
-              <w:rPr>
-                <w:noProof/>
-                <w:webHidden/>
-                <w:sz w:val="24"/>
-                <w:szCs w:val="24"/>
-              </w:rPr>
-            </w:r>
-            <w:r>
-              <w:rPr>
-                <w:noProof/>
-                <w:webHidden/>
-                <w:sz w:val="24"/>
-                <w:szCs w:val="24"/>
-              </w:rPr>
-              <w:fldChar w:fldCharType="separate"/>
-            </w:r>
-            <w:r>
-              <w:rPr>
-                <w:noProof/>
-                <w:webHidden/>
-                <w:sz w:val="24"/>
-                <w:szCs w:val="24"/>
-              </w:rPr>
-              <w:t>8</w:t>
-            </w:r>
-            <w:r>
-              <w:rPr>
-                <w:noProof/>
-                <w:webHidden/>
-                <w:sz w:val="24"/>
-                <w:szCs w:val="24"/>
-              </w:rPr>
-              <w:fldChar w:fldCharType="end"/>
-            </w:r>
-          </w:hyperlink>
-        </w:p>
-        <w:p>
-          <w:pPr>
-            <w:pStyle w:val="TOC3"/>
-            <w:tabs>
-              <w:tab w:val="right" w:leader="dot" w:pos="9350"/>
-            </w:tabs>
-            <w:rPr>
-              <w:rFonts w:asciiTheme="minorHAnsi" w:hAnsiTheme="minorHAnsi" w:cstheme="minorBidi"/>
-              <w:noProof/>
-              <w:kern w:val="2"/>
-              <w:sz w:val="28"/>
-              <w:szCs w:val="28"/>
-              <w14:ligatures w14:val="standardContextual"/>
-            </w:rPr>
-          </w:pPr>
-          <w:hyperlink w:anchor="_Toc213765390" w:history="1">
-            <w:r>
-              <w:rPr>
-                <w:rStyle w:val="Hyperlink"/>
-                <w:noProof/>
-                <w:sz w:val="24"/>
-                <w:szCs w:val="24"/>
-              </w:rPr>
-              <w:t>Questions for Discussion</w:t>
-            </w:r>
-            <w:r>
-              <w:rPr>
-                <w:noProof/>
-                <w:webHidden/>
-                <w:sz w:val="24"/>
-                <w:szCs w:val="24"/>
-              </w:rPr>
-              <w:tab/>
-            </w:r>
-            <w:r>
-              <w:rPr>
-                <w:noProof/>
-                <w:webHidden/>
-                <w:sz w:val="24"/>
-                <w:szCs w:val="24"/>
-              </w:rPr>
-              <w:fldChar w:fldCharType="begin"/>
-            </w:r>
-            <w:r>
-              <w:rPr>
-                <w:noProof/>
-                <w:webHidden/>
-                <w:sz w:val="24"/>
-                <w:szCs w:val="24"/>
-              </w:rPr>
-              <w:instrText xml:space="preserve"> PAGEREF _Toc213765390 \h </w:instrText>
-            </w:r>
-            <w:r>
-              <w:rPr>
-                <w:noProof/>
-                <w:webHidden/>
-                <w:sz w:val="24"/>
-                <w:szCs w:val="24"/>
-              </w:rPr>
-            </w:r>
-            <w:r>
-              <w:rPr>
-                <w:noProof/>
-                <w:webHidden/>
-                <w:sz w:val="24"/>
-                <w:szCs w:val="24"/>
-              </w:rPr>
-              <w:fldChar w:fldCharType="separate"/>
-            </w:r>
-            <w:r>
-              <w:rPr>
-                <w:noProof/>
-                <w:webHidden/>
-                <w:sz w:val="24"/>
-                <w:szCs w:val="24"/>
-              </w:rPr>
-              <w:t>8</w:t>
-            </w:r>
-            <w:r>
-              <w:rPr>
-                <w:noProof/>
-                <w:webHidden/>
-                <w:sz w:val="24"/>
-                <w:szCs w:val="24"/>
-              </w:rPr>
-              <w:fldChar w:fldCharType="end"/>
-            </w:r>
-          </w:hyperlink>
-        </w:p>
-        <w:p>
-          <w:pPr>
-            <w:pStyle w:val="TOC3"/>
-            <w:tabs>
-              <w:tab w:val="right" w:leader="dot" w:pos="9350"/>
-            </w:tabs>
-            <w:rPr>
-              <w:rFonts w:asciiTheme="minorHAnsi" w:hAnsiTheme="minorHAnsi" w:cstheme="minorBidi"/>
-              <w:noProof/>
-              <w:kern w:val="2"/>
-              <w:sz w:val="28"/>
-              <w:szCs w:val="28"/>
-              <w14:ligatures w14:val="standardContextual"/>
-            </w:rPr>
-          </w:pPr>
-          <w:hyperlink w:anchor="_Toc213765391" w:history="1">
-            <w:r>
-              <w:rPr>
-                <w:rStyle w:val="Hyperlink"/>
-                <w:noProof/>
-                <w:sz w:val="24"/>
-                <w:szCs w:val="24"/>
-              </w:rPr>
-              <w:t>Conclusion</w:t>
-            </w:r>
-            <w:r>
-              <w:rPr>
-                <w:noProof/>
-                <w:webHidden/>
-                <w:sz w:val="24"/>
-                <w:szCs w:val="24"/>
-              </w:rPr>
-              <w:tab/>
-            </w:r>
-            <w:r>
-              <w:rPr>
-                <w:noProof/>
-                <w:webHidden/>
-                <w:sz w:val="24"/>
-                <w:szCs w:val="24"/>
-              </w:rPr>
-              <w:fldChar w:fldCharType="begin"/>
-            </w:r>
-            <w:r>
-              <w:rPr>
-                <w:noProof/>
-                <w:webHidden/>
-                <w:sz w:val="24"/>
-                <w:szCs w:val="24"/>
-              </w:rPr>
-              <w:instrText xml:space="preserve"> PAGEREF _Toc213765391 \h </w:instrText>
-            </w:r>
-            <w:r>
-              <w:rPr>
-                <w:noProof/>
-                <w:webHidden/>
-                <w:sz w:val="24"/>
-                <w:szCs w:val="24"/>
-              </w:rPr>
-            </w:r>
-            <w:r>
-              <w:rPr>
-                <w:noProof/>
-                <w:webHidden/>
-                <w:sz w:val="24"/>
-                <w:szCs w:val="24"/>
-              </w:rPr>
-              <w:fldChar w:fldCharType="separate"/>
-            </w:r>
-            <w:r>
-              <w:rPr>
-                <w:noProof/>
-                <w:webHidden/>
-                <w:sz w:val="24"/>
-                <w:szCs w:val="24"/>
-              </w:rPr>
-              <w:t>9</w:t>
-            </w:r>
-            <w:r>
-              <w:rPr>
-                <w:noProof/>
-                <w:webHidden/>
-                <w:sz w:val="24"/>
-                <w:szCs w:val="24"/>
-              </w:rPr>
-              <w:fldChar w:fldCharType="end"/>
-            </w:r>
-          </w:hyperlink>
-        </w:p>
-        <w:p>
-          <w:pPr>
-            <w:pStyle w:val="TOC1"/>
-            <w:tabs>
-              <w:tab w:val="right" w:leader="dot" w:pos="9350"/>
-            </w:tabs>
-            <w:rPr>
-              <w:rFonts w:asciiTheme="minorHAnsi" w:hAnsiTheme="minorHAnsi" w:cstheme="minorBidi"/>
-              <w:noProof/>
-              <w:kern w:val="2"/>
-              <w:sz w:val="28"/>
-              <w:szCs w:val="28"/>
-              <w14:ligatures w14:val="standardContextual"/>
-            </w:rPr>
-          </w:pPr>
-          <w:hyperlink w:anchor="_Toc213765392" w:history="1">
-            <w:r>
-              <w:rPr>
-                <w:rStyle w:val="Hyperlink"/>
-                <w:noProof/>
-                <w:sz w:val="24"/>
-                <w:szCs w:val="24"/>
-              </w:rPr>
-              <w:t>Lab 2 -  DBSCAN Clustering</w:t>
-            </w:r>
-            <w:r>
-              <w:rPr>
-                <w:noProof/>
-                <w:webHidden/>
-                <w:sz w:val="24"/>
-                <w:szCs w:val="24"/>
-              </w:rPr>
-              <w:tab/>
-            </w:r>
-            <w:r>
-              <w:rPr>
-                <w:noProof/>
-                <w:webHidden/>
-                <w:sz w:val="24"/>
-                <w:szCs w:val="24"/>
-              </w:rPr>
-              <w:fldChar w:fldCharType="begin"/>
-            </w:r>
-            <w:r>
-              <w:rPr>
-                <w:noProof/>
-                <w:webHidden/>
-                <w:sz w:val="24"/>
-                <w:szCs w:val="24"/>
-              </w:rPr>
-              <w:instrText xml:space="preserve"> PAGEREF _Toc213765392 \h </w:instrText>
-            </w:r>
-            <w:r>
-              <w:rPr>
-                <w:noProof/>
-                <w:webHidden/>
-                <w:sz w:val="24"/>
-                <w:szCs w:val="24"/>
-              </w:rPr>
-            </w:r>
-            <w:r>
-              <w:rPr>
-                <w:noProof/>
-                <w:webHidden/>
-                <w:sz w:val="24"/>
-                <w:szCs w:val="24"/>
-              </w:rPr>
-              <w:fldChar w:fldCharType="separate"/>
-            </w:r>
-            <w:r>
-              <w:rPr>
-                <w:noProof/>
-                <w:webHidden/>
-                <w:sz w:val="24"/>
-                <w:szCs w:val="24"/>
-              </w:rPr>
-              <w:t>10</w:t>
-            </w:r>
-            <w:r>
-              <w:rPr>
-                <w:noProof/>
-                <w:webHidden/>
-                <w:sz w:val="24"/>
-                <w:szCs w:val="24"/>
-              </w:rPr>
-              <w:fldChar w:fldCharType="end"/>
-            </w:r>
-          </w:hyperlink>
-        </w:p>
-        <w:p>
-          <w:pPr>
-            <w:pStyle w:val="TOC2"/>
-            <w:tabs>
-              <w:tab w:val="right" w:leader="dot" w:pos="9350"/>
-            </w:tabs>
-            <w:rPr>
-              <w:rFonts w:asciiTheme="minorHAnsi" w:hAnsiTheme="minorHAnsi" w:cstheme="minorBidi"/>
-              <w:noProof/>
-              <w:kern w:val="2"/>
-              <w:sz w:val="28"/>
-              <w:szCs w:val="28"/>
-              <w14:ligatures w14:val="standardContextual"/>
-            </w:rPr>
-          </w:pPr>
-          <w:hyperlink w:anchor="_Toc213765393" w:history="1">
-            <w:r>
-              <w:rPr>
-                <w:rStyle w:val="Hyperlink"/>
-                <w:noProof/>
-                <w:sz w:val="24"/>
-                <w:szCs w:val="24"/>
-              </w:rPr>
-              <w:t>Objective</w:t>
-            </w:r>
-            <w:r>
-              <w:rPr>
-                <w:noProof/>
-                <w:webHidden/>
-                <w:sz w:val="24"/>
-                <w:szCs w:val="24"/>
-              </w:rPr>
-              <w:tab/>
-            </w:r>
-            <w:r>
-              <w:rPr>
-                <w:noProof/>
-                <w:webHidden/>
-                <w:sz w:val="24"/>
-                <w:szCs w:val="24"/>
-              </w:rPr>
-              <w:fldChar w:fldCharType="begin"/>
-            </w:r>
-            <w:r>
-              <w:rPr>
-                <w:noProof/>
-                <w:webHidden/>
-                <w:sz w:val="24"/>
-                <w:szCs w:val="24"/>
-              </w:rPr>
-              <w:instrText xml:space="preserve"> PAGEREF _Toc213765393 \h </w:instrText>
-            </w:r>
-            <w:r>
-              <w:rPr>
-                <w:noProof/>
-                <w:webHidden/>
-                <w:sz w:val="24"/>
-                <w:szCs w:val="24"/>
-              </w:rPr>
-            </w:r>
-            <w:r>
-              <w:rPr>
-                <w:noProof/>
-                <w:webHidden/>
-                <w:sz w:val="24"/>
-                <w:szCs w:val="24"/>
-              </w:rPr>
-              <w:fldChar w:fldCharType="separate"/>
-            </w:r>
-            <w:r>
-              <w:rPr>
-                <w:noProof/>
-                <w:webHidden/>
-                <w:sz w:val="24"/>
-                <w:szCs w:val="24"/>
-              </w:rPr>
-              <w:t>10</w:t>
-            </w:r>
-            <w:r>
-              <w:rPr>
-                <w:noProof/>
-                <w:webHidden/>
-                <w:sz w:val="24"/>
-                <w:szCs w:val="24"/>
-              </w:rPr>
-              <w:fldChar w:fldCharType="end"/>
-            </w:r>
-          </w:hyperlink>
-        </w:p>
-        <w:p>
-          <w:pPr>
-            <w:pStyle w:val="TOC2"/>
-            <w:tabs>
-              <w:tab w:val="right" w:leader="dot" w:pos="9350"/>
-            </w:tabs>
-            <w:rPr>
-              <w:rFonts w:asciiTheme="minorHAnsi" w:hAnsiTheme="minorHAnsi" w:cstheme="minorBidi"/>
-              <w:noProof/>
-              <w:kern w:val="2"/>
-              <w:sz w:val="28"/>
-              <w:szCs w:val="28"/>
-              <w14:ligatures w14:val="standardContextual"/>
-            </w:rPr>
-          </w:pPr>
-          <w:hyperlink w:anchor="_Toc213765394" w:history="1">
-            <w:r>
-              <w:rPr>
-                <w:rStyle w:val="Hyperlink"/>
-                <w:noProof/>
-                <w:sz w:val="24"/>
-                <w:szCs w:val="24"/>
-              </w:rPr>
-              <w:t>Theory</w:t>
-            </w:r>
-            <w:r>
-              <w:rPr>
-                <w:noProof/>
-                <w:webHidden/>
-                <w:sz w:val="24"/>
-                <w:szCs w:val="24"/>
-              </w:rPr>
-              <w:tab/>
-            </w:r>
-            <w:r>
-              <w:rPr>
-                <w:noProof/>
-                <w:webHidden/>
-                <w:sz w:val="24"/>
-                <w:szCs w:val="24"/>
-              </w:rPr>
-              <w:fldChar w:fldCharType="begin"/>
-            </w:r>
-            <w:r>
-              <w:rPr>
-                <w:noProof/>
-                <w:webHidden/>
-                <w:sz w:val="24"/>
-                <w:szCs w:val="24"/>
-              </w:rPr>
-              <w:instrText xml:space="preserve"> PAGEREF _Toc213765394 \h </w:instrText>
-            </w:r>
-            <w:r>
-              <w:rPr>
-                <w:noProof/>
-                <w:webHidden/>
-                <w:sz w:val="24"/>
-                <w:szCs w:val="24"/>
-              </w:rPr>
-            </w:r>
-            <w:r>
-              <w:rPr>
-                <w:noProof/>
-                <w:webHidden/>
-                <w:sz w:val="24"/>
-                <w:szCs w:val="24"/>
-              </w:rPr>
-              <w:fldChar w:fldCharType="separate"/>
-            </w:r>
-            <w:r>
-              <w:rPr>
-                <w:noProof/>
-                <w:webHidden/>
-                <w:sz w:val="24"/>
-                <w:szCs w:val="24"/>
-              </w:rPr>
-              <w:t>10</w:t>
-            </w:r>
-            <w:r>
-              <w:rPr>
-                <w:noProof/>
-                <w:webHidden/>
-                <w:sz w:val="24"/>
-                <w:szCs w:val="24"/>
-              </w:rPr>
-              <w:fldChar w:fldCharType="end"/>
-            </w:r>
-          </w:hyperlink>
-        </w:p>
-        <w:p>
-          <w:pPr>
-            <w:pStyle w:val="TOC2"/>
-            <w:tabs>
-              <w:tab w:val="right" w:leader="dot" w:pos="9350"/>
-            </w:tabs>
-            <w:rPr>
-              <w:rFonts w:asciiTheme="minorHAnsi" w:hAnsiTheme="minorHAnsi" w:cstheme="minorBidi"/>
-              <w:noProof/>
-              <w:kern w:val="2"/>
-              <w:sz w:val="28"/>
-              <w:szCs w:val="28"/>
-              <w14:ligatures w14:val="standardContextual"/>
-            </w:rPr>
-          </w:pPr>
-          <w:hyperlink w:anchor="_Toc213765395" w:history="1">
-            <w:r>
-              <w:rPr>
-                <w:rStyle w:val="Hyperlink"/>
-                <w:noProof/>
-                <w:sz w:val="24"/>
-                <w:szCs w:val="24"/>
-              </w:rPr>
-              <w:t>Code</w:t>
-            </w:r>
-            <w:r>
-              <w:rPr>
-                <w:noProof/>
-                <w:webHidden/>
-                <w:sz w:val="24"/>
-                <w:szCs w:val="24"/>
-              </w:rPr>
-              <w:tab/>
-            </w:r>
-            <w:r>
-              <w:rPr>
-                <w:noProof/>
-                <w:webHidden/>
-                <w:sz w:val="24"/>
-                <w:szCs w:val="24"/>
-              </w:rPr>
-              <w:fldChar w:fldCharType="begin"/>
-            </w:r>
-            <w:r>
-              <w:rPr>
-                <w:noProof/>
-                <w:webHidden/>
-                <w:sz w:val="24"/>
-                <w:szCs w:val="24"/>
-              </w:rPr>
-              <w:instrText xml:space="preserve"> PAGEREF _Toc213765395 \h </w:instrText>
-            </w:r>
-            <w:r>
-              <w:rPr>
-                <w:noProof/>
-                <w:webHidden/>
-                <w:sz w:val="24"/>
-                <w:szCs w:val="24"/>
-              </w:rPr>
-            </w:r>
-            <w:r>
-              <w:rPr>
-                <w:noProof/>
-                <w:webHidden/>
-                <w:sz w:val="24"/>
-                <w:szCs w:val="24"/>
-              </w:rPr>
-              <w:fldChar w:fldCharType="separate"/>
-            </w:r>
-            <w:r>
-              <w:rPr>
-                <w:noProof/>
-                <w:webHidden/>
-                <w:sz w:val="24"/>
-                <w:szCs w:val="24"/>
-              </w:rPr>
-              <w:t>11</w:t>
-            </w:r>
-            <w:r>
-              <w:rPr>
-                <w:noProof/>
-                <w:webHidden/>
-                <w:sz w:val="24"/>
-                <w:szCs w:val="24"/>
-              </w:rPr>
-              <w:fldChar w:fldCharType="end"/>
-            </w:r>
-          </w:hyperlink>
-        </w:p>
-        <w:p>
-          <w:pPr>
-            <w:pStyle w:val="TOC3"/>
-            <w:tabs>
-              <w:tab w:val="right" w:leader="dot" w:pos="9350"/>
-            </w:tabs>
-            <w:rPr>
-              <w:rFonts w:asciiTheme="minorHAnsi" w:hAnsiTheme="minorHAnsi" w:cstheme="minorBidi"/>
-              <w:noProof/>
-              <w:kern w:val="2"/>
-              <w:sz w:val="28"/>
-              <w:szCs w:val="28"/>
-              <w14:ligatures w14:val="standardContextual"/>
-            </w:rPr>
-          </w:pPr>
-          <w:hyperlink w:anchor="_Toc213765396" w:history="1">
-            <w:r>
-              <w:rPr>
-                <w:rStyle w:val="Hyperlink"/>
-                <w:noProof/>
-                <w:sz w:val="24"/>
-                <w:szCs w:val="24"/>
-              </w:rPr>
-              <w:t>Implementation on Synthetic Non-Spherical Data</w:t>
-            </w:r>
-            <w:r>
-              <w:rPr>
-                <w:noProof/>
-                <w:webHidden/>
-                <w:sz w:val="24"/>
-                <w:szCs w:val="24"/>
-              </w:rPr>
-              <w:tab/>
-            </w:r>
-            <w:r>
-              <w:rPr>
-                <w:noProof/>
-                <w:webHidden/>
-                <w:sz w:val="24"/>
-                <w:szCs w:val="24"/>
-              </w:rPr>
-              <w:fldChar w:fldCharType="begin"/>
-            </w:r>
-            <w:r>
-              <w:rPr>
-                <w:noProof/>
-                <w:webHidden/>
-                <w:sz w:val="24"/>
-                <w:szCs w:val="24"/>
-              </w:rPr>
-              <w:instrText xml:space="preserve"> PAGEREF _Toc213765396 \h </w:instrText>
-            </w:r>
-            <w:r>
-              <w:rPr>
-                <w:noProof/>
-                <w:webHidden/>
-                <w:sz w:val="24"/>
-                <w:szCs w:val="24"/>
-              </w:rPr>
-            </w:r>
-            <w:r>
-              <w:rPr>
-                <w:noProof/>
-                <w:webHidden/>
-                <w:sz w:val="24"/>
-                <w:szCs w:val="24"/>
-              </w:rPr>
-              <w:fldChar w:fldCharType="separate"/>
-            </w:r>
-            <w:r>
-              <w:rPr>
-                <w:noProof/>
-                <w:webHidden/>
-                <w:sz w:val="24"/>
-                <w:szCs w:val="24"/>
-              </w:rPr>
-              <w:t>11</w:t>
-            </w:r>
-            <w:r>
-              <w:rPr>
-                <w:noProof/>
-                <w:webHidden/>
-                <w:sz w:val="24"/>
-                <w:szCs w:val="24"/>
-              </w:rPr>
-              <w:fldChar w:fldCharType="end"/>
-            </w:r>
-          </w:hyperlink>
-        </w:p>
-        <w:p>
-          <w:pPr>
-            <w:pStyle w:val="TOC3"/>
-            <w:tabs>
-              <w:tab w:val="right" w:leader="dot" w:pos="9350"/>
-            </w:tabs>
-            <w:rPr>
-              <w:rFonts w:asciiTheme="minorHAnsi" w:hAnsiTheme="minorHAnsi" w:cstheme="minorBidi"/>
-              <w:noProof/>
-              <w:kern w:val="2"/>
-              <w:sz w:val="28"/>
-              <w:szCs w:val="28"/>
-              <w14:ligatures w14:val="standardContextual"/>
-            </w:rPr>
-          </w:pPr>
-          <w:hyperlink w:anchor="_Toc213765397" w:history="1">
-            <w:r>
-              <w:rPr>
-                <w:rStyle w:val="Hyperlink"/>
-                <w:noProof/>
-                <w:sz w:val="24"/>
-                <w:szCs w:val="24"/>
-              </w:rPr>
-              <w:t>Parameter Sensitivity</w:t>
-            </w:r>
-            <w:r>
-              <w:rPr>
-                <w:noProof/>
-                <w:webHidden/>
-                <w:sz w:val="24"/>
-                <w:szCs w:val="24"/>
-              </w:rPr>
-              <w:tab/>
-            </w:r>
-            <w:r>
-              <w:rPr>
-                <w:noProof/>
-                <w:webHidden/>
-                <w:sz w:val="24"/>
-                <w:szCs w:val="24"/>
-              </w:rPr>
-              <w:fldChar w:fldCharType="begin"/>
-            </w:r>
-            <w:r>
-              <w:rPr>
-                <w:noProof/>
-                <w:webHidden/>
-                <w:sz w:val="24"/>
-                <w:szCs w:val="24"/>
-              </w:rPr>
-              <w:instrText xml:space="preserve"> PAGEREF _Toc213765397 \h </w:instrText>
-            </w:r>
-            <w:r>
-              <w:rPr>
-                <w:noProof/>
-                <w:webHidden/>
-                <w:sz w:val="24"/>
-                <w:szCs w:val="24"/>
-              </w:rPr>
-            </w:r>
-            <w:r>
-              <w:rPr>
-                <w:noProof/>
-                <w:webHidden/>
-                <w:sz w:val="24"/>
-                <w:szCs w:val="24"/>
-              </w:rPr>
-              <w:fldChar w:fldCharType="separate"/>
-            </w:r>
-            <w:r>
-              <w:rPr>
-                <w:noProof/>
-                <w:webHidden/>
-                <w:sz w:val="24"/>
-                <w:szCs w:val="24"/>
-              </w:rPr>
-              <w:t>12</w:t>
-            </w:r>
-            <w:r>
-              <w:rPr>
-                <w:noProof/>
-                <w:webHidden/>
-                <w:sz w:val="24"/>
-                <w:szCs w:val="24"/>
               </w:rPr>
               <w:fldChar w:fldCharType="end"/>
             </w:r>
@@ -3407,22 +2332,18 @@
               <w14:ligatures w14:val="standardContextual"/>
             </w:rPr>
           </w:pPr>
-          <w:hyperlink w:anchor="_Toc213765398" w:history="1">
+          <w:hyperlink w:anchor="_Toc215146657" w:history="1">
             <w:r>
               <w:rPr>
                 <w:rStyle w:val="Hyperlink"/>
                 <w:noProof/>
-                <w:sz w:val="24"/>
-                <w:szCs w:val="24"/>
-              </w:rPr>
-              <w:t>Comparing to K-Means</w:t>
-            </w:r>
-            <w:r>
-              <w:rPr>
-                <w:noProof/>
-                <w:webHidden/>
-                <w:sz w:val="24"/>
-                <w:szCs w:val="24"/>
+              </w:rPr>
+              <w:t>Implementation on Synthetic Data</w:t>
+            </w:r>
+            <w:r>
+              <w:rPr>
+                <w:noProof/>
+                <w:webHidden/>
               </w:rPr>
               <w:tab/>
             </w:r>
@@ -3430,8 +2351,6 @@
               <w:rPr>
                 <w:noProof/>
                 <w:webHidden/>
-                <w:sz w:val="24"/>
-                <w:szCs w:val="24"/>
               </w:rPr>
               <w:fldChar w:fldCharType="begin"/>
             </w:r>
@@ -3439,25 +2358,19 @@
               <w:rPr>
                 <w:noProof/>
                 <w:webHidden/>
-                <w:sz w:val="24"/>
-                <w:szCs w:val="24"/>
-              </w:rPr>
-              <w:instrText xml:space="preserve"> PAGEREF _Toc213765398 \h </w:instrText>
-            </w:r>
-            <w:r>
-              <w:rPr>
-                <w:noProof/>
-                <w:webHidden/>
-                <w:sz w:val="24"/>
-                <w:szCs w:val="24"/>
-              </w:rPr>
-            </w:r>
-            <w:r>
-              <w:rPr>
-                <w:noProof/>
-                <w:webHidden/>
-                <w:sz w:val="24"/>
-                <w:szCs w:val="24"/>
+              </w:rPr>
+              <w:instrText xml:space="preserve"> PAGEREF _Toc215146657 \h </w:instrText>
+            </w:r>
+            <w:r>
+              <w:rPr>
+                <w:noProof/>
+                <w:webHidden/>
+              </w:rPr>
+            </w:r>
+            <w:r>
+              <w:rPr>
+                <w:noProof/>
+                <w:webHidden/>
               </w:rPr>
               <w:fldChar w:fldCharType="separate"/>
             </w:r>
@@ -3465,17 +2378,13 @@
               <w:rPr>
                 <w:noProof/>
                 <w:webHidden/>
-                <w:sz w:val="24"/>
-                <w:szCs w:val="24"/>
-              </w:rPr>
-              <w:t>14</w:t>
-            </w:r>
-            <w:r>
-              <w:rPr>
-                <w:noProof/>
-                <w:webHidden/>
-                <w:sz w:val="24"/>
-                <w:szCs w:val="24"/>
+              </w:rPr>
+              <w:t>5</w:t>
+            </w:r>
+            <w:r>
+              <w:rPr>
+                <w:noProof/>
+                <w:webHidden/>
               </w:rPr>
               <w:fldChar w:fldCharType="end"/>
             </w:r>
@@ -3496,13 +2405,13 @@
               <w14:ligatures w14:val="standardContextual"/>
             </w:rPr>
           </w:pPr>
-          <w:hyperlink w:anchor="_Toc213765399" w:history="1">
+          <w:hyperlink w:anchor="_Toc215146658" w:history="1">
             <w:r>
               <w:rPr>
                 <w:rStyle w:val="Hyperlink"/>
                 <w:noProof/>
               </w:rPr>
-              <w:t>DBSCAN on the Iris Dataset (Real-World Multidimensional Data)</w:t>
+              <w:t>Determining the Optimal Number of Clusters</w:t>
             </w:r>
             <w:r>
               <w:rPr>
@@ -3523,7 +2432,7 @@
                 <w:noProof/>
                 <w:webHidden/>
               </w:rPr>
-              <w:instrText xml:space="preserve"> PAGEREF _Toc213765399 \h </w:instrText>
+              <w:instrText xml:space="preserve"> PAGEREF _Toc215146658 \h </w:instrText>
             </w:r>
             <w:r>
               <w:rPr>
@@ -3543,7 +2452,7 @@
                 <w:noProof/>
                 <w:webHidden/>
               </w:rPr>
-              <w:t>15</w:t>
+              <w:t>6</w:t>
             </w:r>
             <w:r>
               <w:rPr>
@@ -3569,13 +2478,13 @@
               <w14:ligatures w14:val="standardContextual"/>
             </w:rPr>
           </w:pPr>
-          <w:hyperlink w:anchor="_Toc213765400" w:history="1">
+          <w:hyperlink w:anchor="_Toc215146659" w:history="1">
             <w:r>
               <w:rPr>
                 <w:rStyle w:val="Hyperlink"/>
                 <w:noProof/>
               </w:rPr>
-              <w:t>Data with Varying Density</w:t>
+              <w:t>Applying K-Means to the Iris Dataset</w:t>
             </w:r>
             <w:r>
               <w:rPr>
@@ -3596,7 +2505,7 @@
                 <w:noProof/>
                 <w:webHidden/>
               </w:rPr>
-              <w:instrText xml:space="preserve"> PAGEREF _Toc213765400 \h </w:instrText>
+              <w:instrText xml:space="preserve"> PAGEREF _Toc215146659 \h </w:instrText>
             </w:r>
             <w:r>
               <w:rPr>
@@ -3616,7 +2525,7 @@
                 <w:noProof/>
                 <w:webHidden/>
               </w:rPr>
-              <w:t>16</w:t>
+              <w:t>7</w:t>
             </w:r>
             <w:r>
               <w:rPr>
@@ -3642,13 +2551,13 @@
               <w14:ligatures w14:val="standardContextual"/>
             </w:rPr>
           </w:pPr>
-          <w:hyperlink w:anchor="_Toc213765401" w:history="1">
+          <w:hyperlink w:anchor="_Toc215146660" w:history="1">
             <w:r>
               <w:rPr>
                 <w:rStyle w:val="Hyperlink"/>
                 <w:noProof/>
               </w:rPr>
-              <w:t>Using Silhouette Score and Adjusted Rand Index to Evaluate Clustering Quality</w:t>
+              <w:t>Exploring Limitations with Non-Spherical Data</w:t>
             </w:r>
             <w:r>
               <w:rPr>
@@ -3669,7 +2578,7 @@
                 <w:noProof/>
                 <w:webHidden/>
               </w:rPr>
-              <w:instrText xml:space="preserve"> PAGEREF _Toc213765401 \h </w:instrText>
+              <w:instrText xml:space="preserve"> PAGEREF _Toc215146660 \h </w:instrText>
             </w:r>
             <w:r>
               <w:rPr>
@@ -3689,7 +2598,7 @@
                 <w:noProof/>
                 <w:webHidden/>
               </w:rPr>
-              <w:t>17</w:t>
+              <w:t>8</w:t>
             </w:r>
             <w:r>
               <w:rPr>
@@ -3715,13 +2624,13 @@
               <w14:ligatures w14:val="standardContextual"/>
             </w:rPr>
           </w:pPr>
-          <w:hyperlink w:anchor="_Toc213765402" w:history="1">
+          <w:hyperlink w:anchor="_Toc215146661" w:history="1">
             <w:r>
               <w:rPr>
                 <w:rStyle w:val="Hyperlink"/>
                 <w:noProof/>
               </w:rPr>
-              <w:t>HDBSCAN on Varying-Density Data</w:t>
+              <w:t>Cluster Evaluation (Silhouette Score)</w:t>
             </w:r>
             <w:r>
               <w:rPr>
@@ -3742,7 +2651,7 @@
                 <w:noProof/>
                 <w:webHidden/>
               </w:rPr>
-              <w:instrText xml:space="preserve"> PAGEREF _Toc213765402 \h </w:instrText>
+              <w:instrText xml:space="preserve"> PAGEREF _Toc215146661 \h </w:instrText>
             </w:r>
             <w:r>
               <w:rPr>
@@ -3762,7 +2671,7 @@
                 <w:noProof/>
                 <w:webHidden/>
               </w:rPr>
-              <w:t>19</w:t>
+              <w:t>10</w:t>
             </w:r>
             <w:r>
               <w:rPr>
@@ -3788,7 +2697,7 @@
               <w14:ligatures w14:val="standardContextual"/>
             </w:rPr>
           </w:pPr>
-          <w:hyperlink w:anchor="_Toc213765403" w:history="1">
+          <w:hyperlink w:anchor="_Toc215146662" w:history="1">
             <w:r>
               <w:rPr>
                 <w:rStyle w:val="Hyperlink"/>
@@ -3815,7 +2724,7 @@
                 <w:noProof/>
                 <w:webHidden/>
               </w:rPr>
-              <w:instrText xml:space="preserve"> PAGEREF _Toc213765403 \h </w:instrText>
+              <w:instrText xml:space="preserve"> PAGEREF _Toc215146662 \h </w:instrText>
             </w:r>
             <w:r>
               <w:rPr>
@@ -3835,7 +2744,7 @@
                 <w:noProof/>
                 <w:webHidden/>
               </w:rPr>
-              <w:t>20</w:t>
+              <w:t>10</w:t>
             </w:r>
             <w:r>
               <w:rPr>
@@ -3861,7 +2770,7 @@
               <w14:ligatures w14:val="standardContextual"/>
             </w:rPr>
           </w:pPr>
-          <w:hyperlink w:anchor="_Toc213765404" w:history="1">
+          <w:hyperlink w:anchor="_Toc215146663" w:history="1">
             <w:r>
               <w:rPr>
                 <w:rStyle w:val="Hyperlink"/>
@@ -3888,7 +2797,7 @@
                 <w:noProof/>
                 <w:webHidden/>
               </w:rPr>
-              <w:instrText xml:space="preserve"> PAGEREF _Toc213765404 \h </w:instrText>
+              <w:instrText xml:space="preserve"> PAGEREF _Toc215146663 \h </w:instrText>
             </w:r>
             <w:r>
               <w:rPr>
@@ -3908,7 +2817,7 @@
                 <w:noProof/>
                 <w:webHidden/>
               </w:rPr>
-              <w:t>20</w:t>
+              <w:t>11</w:t>
             </w:r>
             <w:r>
               <w:rPr>
@@ -3934,13 +2843,13 @@
               <w14:ligatures w14:val="standardContextual"/>
             </w:rPr>
           </w:pPr>
-          <w:hyperlink w:anchor="_Toc213765405" w:history="1">
+          <w:hyperlink w:anchor="_Toc215146664" w:history="1">
             <w:r>
               <w:rPr>
                 <w:rStyle w:val="Hyperlink"/>
                 <w:noProof/>
               </w:rPr>
-              <w:t>Lab 3 -  Hierarchial Clustering</w:t>
+              <w:t>Lab 2 -  DBSCAN Clustering</w:t>
             </w:r>
             <w:r>
               <w:rPr>
@@ -3961,7 +2870,7 @@
                 <w:noProof/>
                 <w:webHidden/>
               </w:rPr>
-              <w:instrText xml:space="preserve"> PAGEREF _Toc213765405 \h </w:instrText>
+              <w:instrText xml:space="preserve"> PAGEREF _Toc215146664 \h </w:instrText>
             </w:r>
             <w:r>
               <w:rPr>
@@ -3981,7 +2890,883 @@
                 <w:noProof/>
                 <w:webHidden/>
               </w:rPr>
+              <w:t>12</w:t>
+            </w:r>
+            <w:r>
+              <w:rPr>
+                <w:noProof/>
+                <w:webHidden/>
+              </w:rPr>
+              <w:fldChar w:fldCharType="end"/>
+            </w:r>
+          </w:hyperlink>
+        </w:p>
+        <w:p>
+          <w:pPr>
+            <w:pStyle w:val="TOC2"/>
+            <w:tabs>
+              <w:tab w:val="right" w:leader="dot" w:pos="9350"/>
+            </w:tabs>
+            <w:rPr>
+              <w:rFonts w:asciiTheme="minorHAnsi" w:hAnsiTheme="minorHAnsi" w:cstheme="minorBidi"/>
+              <w:noProof/>
+              <w:kern w:val="2"/>
+              <w:sz w:val="24"/>
+              <w:szCs w:val="24"/>
+              <w14:ligatures w14:val="standardContextual"/>
+            </w:rPr>
+          </w:pPr>
+          <w:hyperlink w:anchor="_Toc215146665" w:history="1">
+            <w:r>
+              <w:rPr>
+                <w:rStyle w:val="Hyperlink"/>
+                <w:noProof/>
+              </w:rPr>
+              <w:t>Objective</w:t>
+            </w:r>
+            <w:r>
+              <w:rPr>
+                <w:noProof/>
+                <w:webHidden/>
+              </w:rPr>
+              <w:tab/>
+            </w:r>
+            <w:r>
+              <w:rPr>
+                <w:noProof/>
+                <w:webHidden/>
+              </w:rPr>
+              <w:fldChar w:fldCharType="begin"/>
+            </w:r>
+            <w:r>
+              <w:rPr>
+                <w:noProof/>
+                <w:webHidden/>
+              </w:rPr>
+              <w:instrText xml:space="preserve"> PAGEREF _Toc215146665 \h </w:instrText>
+            </w:r>
+            <w:r>
+              <w:rPr>
+                <w:noProof/>
+                <w:webHidden/>
+              </w:rPr>
+            </w:r>
+            <w:r>
+              <w:rPr>
+                <w:noProof/>
+                <w:webHidden/>
+              </w:rPr>
+              <w:fldChar w:fldCharType="separate"/>
+            </w:r>
+            <w:r>
+              <w:rPr>
+                <w:noProof/>
+                <w:webHidden/>
+              </w:rPr>
+              <w:t>12</w:t>
+            </w:r>
+            <w:r>
+              <w:rPr>
+                <w:noProof/>
+                <w:webHidden/>
+              </w:rPr>
+              <w:fldChar w:fldCharType="end"/>
+            </w:r>
+          </w:hyperlink>
+        </w:p>
+        <w:p>
+          <w:pPr>
+            <w:pStyle w:val="TOC2"/>
+            <w:tabs>
+              <w:tab w:val="right" w:leader="dot" w:pos="9350"/>
+            </w:tabs>
+            <w:rPr>
+              <w:rFonts w:asciiTheme="minorHAnsi" w:hAnsiTheme="minorHAnsi" w:cstheme="minorBidi"/>
+              <w:noProof/>
+              <w:kern w:val="2"/>
+              <w:sz w:val="24"/>
+              <w:szCs w:val="24"/>
+              <w14:ligatures w14:val="standardContextual"/>
+            </w:rPr>
+          </w:pPr>
+          <w:hyperlink w:anchor="_Toc215146666" w:history="1">
+            <w:r>
+              <w:rPr>
+                <w:rStyle w:val="Hyperlink"/>
+                <w:noProof/>
+              </w:rPr>
+              <w:t>Theory</w:t>
+            </w:r>
+            <w:r>
+              <w:rPr>
+                <w:noProof/>
+                <w:webHidden/>
+              </w:rPr>
+              <w:tab/>
+            </w:r>
+            <w:r>
+              <w:rPr>
+                <w:noProof/>
+                <w:webHidden/>
+              </w:rPr>
+              <w:fldChar w:fldCharType="begin"/>
+            </w:r>
+            <w:r>
+              <w:rPr>
+                <w:noProof/>
+                <w:webHidden/>
+              </w:rPr>
+              <w:instrText xml:space="preserve"> PAGEREF _Toc215146666 \h </w:instrText>
+            </w:r>
+            <w:r>
+              <w:rPr>
+                <w:noProof/>
+                <w:webHidden/>
+              </w:rPr>
+            </w:r>
+            <w:r>
+              <w:rPr>
+                <w:noProof/>
+                <w:webHidden/>
+              </w:rPr>
+              <w:fldChar w:fldCharType="separate"/>
+            </w:r>
+            <w:r>
+              <w:rPr>
+                <w:noProof/>
+                <w:webHidden/>
+              </w:rPr>
+              <w:t>12</w:t>
+            </w:r>
+            <w:r>
+              <w:rPr>
+                <w:noProof/>
+                <w:webHidden/>
+              </w:rPr>
+              <w:fldChar w:fldCharType="end"/>
+            </w:r>
+          </w:hyperlink>
+        </w:p>
+        <w:p>
+          <w:pPr>
+            <w:pStyle w:val="TOC2"/>
+            <w:tabs>
+              <w:tab w:val="right" w:leader="dot" w:pos="9350"/>
+            </w:tabs>
+            <w:rPr>
+              <w:rFonts w:asciiTheme="minorHAnsi" w:hAnsiTheme="minorHAnsi" w:cstheme="minorBidi"/>
+              <w:noProof/>
+              <w:kern w:val="2"/>
+              <w:sz w:val="24"/>
+              <w:szCs w:val="24"/>
+              <w14:ligatures w14:val="standardContextual"/>
+            </w:rPr>
+          </w:pPr>
+          <w:hyperlink w:anchor="_Toc215146667" w:history="1">
+            <w:r>
+              <w:rPr>
+                <w:rStyle w:val="Hyperlink"/>
+                <w:noProof/>
+              </w:rPr>
+              <w:t>Code</w:t>
+            </w:r>
+            <w:r>
+              <w:rPr>
+                <w:noProof/>
+                <w:webHidden/>
+              </w:rPr>
+              <w:tab/>
+            </w:r>
+            <w:r>
+              <w:rPr>
+                <w:noProof/>
+                <w:webHidden/>
+              </w:rPr>
+              <w:fldChar w:fldCharType="begin"/>
+            </w:r>
+            <w:r>
+              <w:rPr>
+                <w:noProof/>
+                <w:webHidden/>
+              </w:rPr>
+              <w:instrText xml:space="preserve"> PAGEREF _Toc215146667 \h </w:instrText>
+            </w:r>
+            <w:r>
+              <w:rPr>
+                <w:noProof/>
+                <w:webHidden/>
+              </w:rPr>
+            </w:r>
+            <w:r>
+              <w:rPr>
+                <w:noProof/>
+                <w:webHidden/>
+              </w:rPr>
+              <w:fldChar w:fldCharType="separate"/>
+            </w:r>
+            <w:r>
+              <w:rPr>
+                <w:noProof/>
+                <w:webHidden/>
+              </w:rPr>
+              <w:t>13</w:t>
+            </w:r>
+            <w:r>
+              <w:rPr>
+                <w:noProof/>
+                <w:webHidden/>
+              </w:rPr>
+              <w:fldChar w:fldCharType="end"/>
+            </w:r>
+          </w:hyperlink>
+        </w:p>
+        <w:p>
+          <w:pPr>
+            <w:pStyle w:val="TOC3"/>
+            <w:tabs>
+              <w:tab w:val="right" w:leader="dot" w:pos="9350"/>
+            </w:tabs>
+            <w:rPr>
+              <w:rFonts w:asciiTheme="minorHAnsi" w:hAnsiTheme="minorHAnsi" w:cstheme="minorBidi"/>
+              <w:noProof/>
+              <w:kern w:val="2"/>
+              <w:sz w:val="24"/>
+              <w:szCs w:val="24"/>
+              <w14:ligatures w14:val="standardContextual"/>
+            </w:rPr>
+          </w:pPr>
+          <w:hyperlink w:anchor="_Toc215146668" w:history="1">
+            <w:r>
+              <w:rPr>
+                <w:rStyle w:val="Hyperlink"/>
+                <w:noProof/>
+              </w:rPr>
+              <w:t>Implementation on Synthetic Non-Spherical Data</w:t>
+            </w:r>
+            <w:r>
+              <w:rPr>
+                <w:noProof/>
+                <w:webHidden/>
+              </w:rPr>
+              <w:tab/>
+            </w:r>
+            <w:r>
+              <w:rPr>
+                <w:noProof/>
+                <w:webHidden/>
+              </w:rPr>
+              <w:fldChar w:fldCharType="begin"/>
+            </w:r>
+            <w:r>
+              <w:rPr>
+                <w:noProof/>
+                <w:webHidden/>
+              </w:rPr>
+              <w:instrText xml:space="preserve"> PAGEREF _Toc215146668 \h </w:instrText>
+            </w:r>
+            <w:r>
+              <w:rPr>
+                <w:noProof/>
+                <w:webHidden/>
+              </w:rPr>
+            </w:r>
+            <w:r>
+              <w:rPr>
+                <w:noProof/>
+                <w:webHidden/>
+              </w:rPr>
+              <w:fldChar w:fldCharType="separate"/>
+            </w:r>
+            <w:r>
+              <w:rPr>
+                <w:noProof/>
+                <w:webHidden/>
+              </w:rPr>
+              <w:t>13</w:t>
+            </w:r>
+            <w:r>
+              <w:rPr>
+                <w:noProof/>
+                <w:webHidden/>
+              </w:rPr>
+              <w:fldChar w:fldCharType="end"/>
+            </w:r>
+          </w:hyperlink>
+        </w:p>
+        <w:p>
+          <w:pPr>
+            <w:pStyle w:val="TOC3"/>
+            <w:tabs>
+              <w:tab w:val="right" w:leader="dot" w:pos="9350"/>
+            </w:tabs>
+            <w:rPr>
+              <w:rFonts w:asciiTheme="minorHAnsi" w:hAnsiTheme="minorHAnsi" w:cstheme="minorBidi"/>
+              <w:noProof/>
+              <w:kern w:val="2"/>
+              <w:sz w:val="24"/>
+              <w:szCs w:val="24"/>
+              <w14:ligatures w14:val="standardContextual"/>
+            </w:rPr>
+          </w:pPr>
+          <w:hyperlink w:anchor="_Toc215146669" w:history="1">
+            <w:r>
+              <w:rPr>
+                <w:rStyle w:val="Hyperlink"/>
+                <w:noProof/>
+              </w:rPr>
+              <w:t>Parameter Sensitivity</w:t>
+            </w:r>
+            <w:r>
+              <w:rPr>
+                <w:noProof/>
+                <w:webHidden/>
+              </w:rPr>
+              <w:tab/>
+            </w:r>
+            <w:r>
+              <w:rPr>
+                <w:noProof/>
+                <w:webHidden/>
+              </w:rPr>
+              <w:fldChar w:fldCharType="begin"/>
+            </w:r>
+            <w:r>
+              <w:rPr>
+                <w:noProof/>
+                <w:webHidden/>
+              </w:rPr>
+              <w:instrText xml:space="preserve"> PAGEREF _Toc215146669 \h </w:instrText>
+            </w:r>
+            <w:r>
+              <w:rPr>
+                <w:noProof/>
+                <w:webHidden/>
+              </w:rPr>
+            </w:r>
+            <w:r>
+              <w:rPr>
+                <w:noProof/>
+                <w:webHidden/>
+              </w:rPr>
+              <w:fldChar w:fldCharType="separate"/>
+            </w:r>
+            <w:r>
+              <w:rPr>
+                <w:noProof/>
+                <w:webHidden/>
+              </w:rPr>
+              <w:t>14</w:t>
+            </w:r>
+            <w:r>
+              <w:rPr>
+                <w:noProof/>
+                <w:webHidden/>
+              </w:rPr>
+              <w:fldChar w:fldCharType="end"/>
+            </w:r>
+          </w:hyperlink>
+        </w:p>
+        <w:p>
+          <w:pPr>
+            <w:pStyle w:val="TOC3"/>
+            <w:tabs>
+              <w:tab w:val="right" w:leader="dot" w:pos="9350"/>
+            </w:tabs>
+            <w:rPr>
+              <w:rFonts w:asciiTheme="minorHAnsi" w:hAnsiTheme="minorHAnsi" w:cstheme="minorBidi"/>
+              <w:noProof/>
+              <w:kern w:val="2"/>
+              <w:sz w:val="24"/>
+              <w:szCs w:val="24"/>
+              <w14:ligatures w14:val="standardContextual"/>
+            </w:rPr>
+          </w:pPr>
+          <w:hyperlink w:anchor="_Toc215146670" w:history="1">
+            <w:r>
+              <w:rPr>
+                <w:rStyle w:val="Hyperlink"/>
+                <w:noProof/>
+              </w:rPr>
+              <w:t>Comparing to K-Means</w:t>
+            </w:r>
+            <w:r>
+              <w:rPr>
+                <w:noProof/>
+                <w:webHidden/>
+              </w:rPr>
+              <w:tab/>
+            </w:r>
+            <w:r>
+              <w:rPr>
+                <w:noProof/>
+                <w:webHidden/>
+              </w:rPr>
+              <w:fldChar w:fldCharType="begin"/>
+            </w:r>
+            <w:r>
+              <w:rPr>
+                <w:noProof/>
+                <w:webHidden/>
+              </w:rPr>
+              <w:instrText xml:space="preserve"> PAGEREF _Toc215146670 \h </w:instrText>
+            </w:r>
+            <w:r>
+              <w:rPr>
+                <w:noProof/>
+                <w:webHidden/>
+              </w:rPr>
+            </w:r>
+            <w:r>
+              <w:rPr>
+                <w:noProof/>
+                <w:webHidden/>
+              </w:rPr>
+              <w:fldChar w:fldCharType="separate"/>
+            </w:r>
+            <w:r>
+              <w:rPr>
+                <w:noProof/>
+                <w:webHidden/>
+              </w:rPr>
+              <w:t>16</w:t>
+            </w:r>
+            <w:r>
+              <w:rPr>
+                <w:noProof/>
+                <w:webHidden/>
+              </w:rPr>
+              <w:fldChar w:fldCharType="end"/>
+            </w:r>
+          </w:hyperlink>
+        </w:p>
+        <w:p>
+          <w:pPr>
+            <w:pStyle w:val="TOC3"/>
+            <w:tabs>
+              <w:tab w:val="right" w:leader="dot" w:pos="9350"/>
+            </w:tabs>
+            <w:rPr>
+              <w:rFonts w:asciiTheme="minorHAnsi" w:hAnsiTheme="minorHAnsi" w:cstheme="minorBidi"/>
+              <w:noProof/>
+              <w:kern w:val="2"/>
+              <w:sz w:val="24"/>
+              <w:szCs w:val="24"/>
+              <w14:ligatures w14:val="standardContextual"/>
+            </w:rPr>
+          </w:pPr>
+          <w:hyperlink w:anchor="_Toc215146671" w:history="1">
+            <w:r>
+              <w:rPr>
+                <w:rStyle w:val="Hyperlink"/>
+                <w:noProof/>
+              </w:rPr>
+              <w:t>DBSCAN on the Iris Dataset (Real-World Multidimensional Data)</w:t>
+            </w:r>
+            <w:r>
+              <w:rPr>
+                <w:noProof/>
+                <w:webHidden/>
+              </w:rPr>
+              <w:tab/>
+            </w:r>
+            <w:r>
+              <w:rPr>
+                <w:noProof/>
+                <w:webHidden/>
+              </w:rPr>
+              <w:fldChar w:fldCharType="begin"/>
+            </w:r>
+            <w:r>
+              <w:rPr>
+                <w:noProof/>
+                <w:webHidden/>
+              </w:rPr>
+              <w:instrText xml:space="preserve"> PAGEREF _Toc215146671 \h </w:instrText>
+            </w:r>
+            <w:r>
+              <w:rPr>
+                <w:noProof/>
+                <w:webHidden/>
+              </w:rPr>
+            </w:r>
+            <w:r>
+              <w:rPr>
+                <w:noProof/>
+                <w:webHidden/>
+              </w:rPr>
+              <w:fldChar w:fldCharType="separate"/>
+            </w:r>
+            <w:r>
+              <w:rPr>
+                <w:noProof/>
+                <w:webHidden/>
+              </w:rPr>
+              <w:t>17</w:t>
+            </w:r>
+            <w:r>
+              <w:rPr>
+                <w:noProof/>
+                <w:webHidden/>
+              </w:rPr>
+              <w:fldChar w:fldCharType="end"/>
+            </w:r>
+          </w:hyperlink>
+        </w:p>
+        <w:p>
+          <w:pPr>
+            <w:pStyle w:val="TOC3"/>
+            <w:tabs>
+              <w:tab w:val="right" w:leader="dot" w:pos="9350"/>
+            </w:tabs>
+            <w:rPr>
+              <w:rFonts w:asciiTheme="minorHAnsi" w:hAnsiTheme="minorHAnsi" w:cstheme="minorBidi"/>
+              <w:noProof/>
+              <w:kern w:val="2"/>
+              <w:sz w:val="24"/>
+              <w:szCs w:val="24"/>
+              <w14:ligatures w14:val="standardContextual"/>
+            </w:rPr>
+          </w:pPr>
+          <w:hyperlink w:anchor="_Toc215146672" w:history="1">
+            <w:r>
+              <w:rPr>
+                <w:rStyle w:val="Hyperlink"/>
+                <w:noProof/>
+              </w:rPr>
+              <w:t>Data with Varying Density</w:t>
+            </w:r>
+            <w:r>
+              <w:rPr>
+                <w:noProof/>
+                <w:webHidden/>
+              </w:rPr>
+              <w:tab/>
+            </w:r>
+            <w:r>
+              <w:rPr>
+                <w:noProof/>
+                <w:webHidden/>
+              </w:rPr>
+              <w:fldChar w:fldCharType="begin"/>
+            </w:r>
+            <w:r>
+              <w:rPr>
+                <w:noProof/>
+                <w:webHidden/>
+              </w:rPr>
+              <w:instrText xml:space="preserve"> PAGEREF _Toc215146672 \h </w:instrText>
+            </w:r>
+            <w:r>
+              <w:rPr>
+                <w:noProof/>
+                <w:webHidden/>
+              </w:rPr>
+            </w:r>
+            <w:r>
+              <w:rPr>
+                <w:noProof/>
+                <w:webHidden/>
+              </w:rPr>
+              <w:fldChar w:fldCharType="separate"/>
+            </w:r>
+            <w:r>
+              <w:rPr>
+                <w:noProof/>
+                <w:webHidden/>
+              </w:rPr>
+              <w:t>18</w:t>
+            </w:r>
+            <w:r>
+              <w:rPr>
+                <w:noProof/>
+                <w:webHidden/>
+              </w:rPr>
+              <w:fldChar w:fldCharType="end"/>
+            </w:r>
+          </w:hyperlink>
+        </w:p>
+        <w:p>
+          <w:pPr>
+            <w:pStyle w:val="TOC3"/>
+            <w:tabs>
+              <w:tab w:val="right" w:leader="dot" w:pos="9350"/>
+            </w:tabs>
+            <w:rPr>
+              <w:rFonts w:asciiTheme="minorHAnsi" w:hAnsiTheme="minorHAnsi" w:cstheme="minorBidi"/>
+              <w:noProof/>
+              <w:kern w:val="2"/>
+              <w:sz w:val="24"/>
+              <w:szCs w:val="24"/>
+              <w14:ligatures w14:val="standardContextual"/>
+            </w:rPr>
+          </w:pPr>
+          <w:hyperlink w:anchor="_Toc215146673" w:history="1">
+            <w:r>
+              <w:rPr>
+                <w:rStyle w:val="Hyperlink"/>
+                <w:noProof/>
+              </w:rPr>
+              <w:t>Using Silhouette Score and Adjusted Rand Index to Evaluate Clustering Quality</w:t>
+            </w:r>
+            <w:r>
+              <w:rPr>
+                <w:noProof/>
+                <w:webHidden/>
+              </w:rPr>
+              <w:tab/>
+            </w:r>
+            <w:r>
+              <w:rPr>
+                <w:noProof/>
+                <w:webHidden/>
+              </w:rPr>
+              <w:fldChar w:fldCharType="begin"/>
+            </w:r>
+            <w:r>
+              <w:rPr>
+                <w:noProof/>
+                <w:webHidden/>
+              </w:rPr>
+              <w:instrText xml:space="preserve"> PAGEREF _Toc215146673 \h </w:instrText>
+            </w:r>
+            <w:r>
+              <w:rPr>
+                <w:noProof/>
+                <w:webHidden/>
+              </w:rPr>
+            </w:r>
+            <w:r>
+              <w:rPr>
+                <w:noProof/>
+                <w:webHidden/>
+              </w:rPr>
+              <w:fldChar w:fldCharType="separate"/>
+            </w:r>
+            <w:r>
+              <w:rPr>
+                <w:noProof/>
+                <w:webHidden/>
+              </w:rPr>
+              <w:t>19</w:t>
+            </w:r>
+            <w:r>
+              <w:rPr>
+                <w:noProof/>
+                <w:webHidden/>
+              </w:rPr>
+              <w:fldChar w:fldCharType="end"/>
+            </w:r>
+          </w:hyperlink>
+        </w:p>
+        <w:p>
+          <w:pPr>
+            <w:pStyle w:val="TOC3"/>
+            <w:tabs>
+              <w:tab w:val="right" w:leader="dot" w:pos="9350"/>
+            </w:tabs>
+            <w:rPr>
+              <w:rFonts w:asciiTheme="minorHAnsi" w:hAnsiTheme="minorHAnsi" w:cstheme="minorBidi"/>
+              <w:noProof/>
+              <w:kern w:val="2"/>
+              <w:sz w:val="24"/>
+              <w:szCs w:val="24"/>
+              <w14:ligatures w14:val="standardContextual"/>
+            </w:rPr>
+          </w:pPr>
+          <w:hyperlink w:anchor="_Toc215146674" w:history="1">
+            <w:r>
+              <w:rPr>
+                <w:rStyle w:val="Hyperlink"/>
+                <w:noProof/>
+              </w:rPr>
+              <w:t>HDBSCAN on Varying-Density Data</w:t>
+            </w:r>
+            <w:r>
+              <w:rPr>
+                <w:noProof/>
+                <w:webHidden/>
+              </w:rPr>
+              <w:tab/>
+            </w:r>
+            <w:r>
+              <w:rPr>
+                <w:noProof/>
+                <w:webHidden/>
+              </w:rPr>
+              <w:fldChar w:fldCharType="begin"/>
+            </w:r>
+            <w:r>
+              <w:rPr>
+                <w:noProof/>
+                <w:webHidden/>
+              </w:rPr>
+              <w:instrText xml:space="preserve"> PAGEREF _Toc215146674 \h </w:instrText>
+            </w:r>
+            <w:r>
+              <w:rPr>
+                <w:noProof/>
+                <w:webHidden/>
+              </w:rPr>
+            </w:r>
+            <w:r>
+              <w:rPr>
+                <w:noProof/>
+                <w:webHidden/>
+              </w:rPr>
+              <w:fldChar w:fldCharType="separate"/>
+            </w:r>
+            <w:r>
+              <w:rPr>
+                <w:noProof/>
+                <w:webHidden/>
+              </w:rPr>
               <w:t>21</w:t>
+            </w:r>
+            <w:r>
+              <w:rPr>
+                <w:noProof/>
+                <w:webHidden/>
+              </w:rPr>
+              <w:fldChar w:fldCharType="end"/>
+            </w:r>
+          </w:hyperlink>
+        </w:p>
+        <w:p>
+          <w:pPr>
+            <w:pStyle w:val="TOC3"/>
+            <w:tabs>
+              <w:tab w:val="right" w:leader="dot" w:pos="9350"/>
+            </w:tabs>
+            <w:rPr>
+              <w:rFonts w:asciiTheme="minorHAnsi" w:hAnsiTheme="minorHAnsi" w:cstheme="minorBidi"/>
+              <w:noProof/>
+              <w:kern w:val="2"/>
+              <w:sz w:val="24"/>
+              <w:szCs w:val="24"/>
+              <w14:ligatures w14:val="standardContextual"/>
+            </w:rPr>
+          </w:pPr>
+          <w:hyperlink w:anchor="_Toc215146675" w:history="1">
+            <w:r>
+              <w:rPr>
+                <w:rStyle w:val="Hyperlink"/>
+                <w:noProof/>
+              </w:rPr>
+              <w:t>Questions for Discussion</w:t>
+            </w:r>
+            <w:r>
+              <w:rPr>
+                <w:noProof/>
+                <w:webHidden/>
+              </w:rPr>
+              <w:tab/>
+            </w:r>
+            <w:r>
+              <w:rPr>
+                <w:noProof/>
+                <w:webHidden/>
+              </w:rPr>
+              <w:fldChar w:fldCharType="begin"/>
+            </w:r>
+            <w:r>
+              <w:rPr>
+                <w:noProof/>
+                <w:webHidden/>
+              </w:rPr>
+              <w:instrText xml:space="preserve"> PAGEREF _Toc215146675 \h </w:instrText>
+            </w:r>
+            <w:r>
+              <w:rPr>
+                <w:noProof/>
+                <w:webHidden/>
+              </w:rPr>
+            </w:r>
+            <w:r>
+              <w:rPr>
+                <w:noProof/>
+                <w:webHidden/>
+              </w:rPr>
+              <w:fldChar w:fldCharType="separate"/>
+            </w:r>
+            <w:r>
+              <w:rPr>
+                <w:noProof/>
+                <w:webHidden/>
+              </w:rPr>
+              <w:t>22</w:t>
+            </w:r>
+            <w:r>
+              <w:rPr>
+                <w:noProof/>
+                <w:webHidden/>
+              </w:rPr>
+              <w:fldChar w:fldCharType="end"/>
+            </w:r>
+          </w:hyperlink>
+        </w:p>
+        <w:p>
+          <w:pPr>
+            <w:pStyle w:val="TOC3"/>
+            <w:tabs>
+              <w:tab w:val="right" w:leader="dot" w:pos="9350"/>
+            </w:tabs>
+            <w:rPr>
+              <w:rFonts w:asciiTheme="minorHAnsi" w:hAnsiTheme="minorHAnsi" w:cstheme="minorBidi"/>
+              <w:noProof/>
+              <w:kern w:val="2"/>
+              <w:sz w:val="24"/>
+              <w:szCs w:val="24"/>
+              <w14:ligatures w14:val="standardContextual"/>
+            </w:rPr>
+          </w:pPr>
+          <w:hyperlink w:anchor="_Toc215146676" w:history="1">
+            <w:r>
+              <w:rPr>
+                <w:rStyle w:val="Hyperlink"/>
+                <w:noProof/>
+              </w:rPr>
+              <w:t>Conclusion</w:t>
+            </w:r>
+            <w:r>
+              <w:rPr>
+                <w:noProof/>
+                <w:webHidden/>
+              </w:rPr>
+              <w:tab/>
+            </w:r>
+            <w:r>
+              <w:rPr>
+                <w:noProof/>
+                <w:webHidden/>
+              </w:rPr>
+              <w:fldChar w:fldCharType="begin"/>
+            </w:r>
+            <w:r>
+              <w:rPr>
+                <w:noProof/>
+                <w:webHidden/>
+              </w:rPr>
+              <w:instrText xml:space="preserve"> PAGEREF _Toc215146676 \h </w:instrText>
+            </w:r>
+            <w:r>
+              <w:rPr>
+                <w:noProof/>
+                <w:webHidden/>
+              </w:rPr>
+            </w:r>
+            <w:r>
+              <w:rPr>
+                <w:noProof/>
+                <w:webHidden/>
+              </w:rPr>
+              <w:fldChar w:fldCharType="separate"/>
+            </w:r>
+            <w:r>
+              <w:rPr>
+                <w:noProof/>
+                <w:webHidden/>
+              </w:rPr>
+              <w:t>22</w:t>
             </w:r>
             <w:r>
               <w:rPr>
@@ -4007,13 +3792,13 @@
               <w14:ligatures w14:val="standardContextual"/>
             </w:rPr>
           </w:pPr>
-          <w:hyperlink w:anchor="_Toc213765406" w:history="1">
+          <w:hyperlink w:anchor="_Toc215146677" w:history="1">
             <w:r>
               <w:rPr>
                 <w:rStyle w:val="Hyperlink"/>
                 <w:noProof/>
               </w:rPr>
-              <w:t>References</w:t>
+              <w:t>Lab 3 -  Hierarchial Clustering</w:t>
             </w:r>
             <w:r>
               <w:rPr>
@@ -4034,7 +3819,7 @@
                 <w:noProof/>
                 <w:webHidden/>
               </w:rPr>
-              <w:instrText xml:space="preserve"> PAGEREF _Toc213765406 \h </w:instrText>
+              <w:instrText xml:space="preserve"> PAGEREF _Toc215146677 \h </w:instrText>
             </w:r>
             <w:r>
               <w:rPr>
@@ -4054,7 +3839,1116 @@
                 <w:noProof/>
                 <w:webHidden/>
               </w:rPr>
-              <w:t>22</w:t>
+              <w:t>23</w:t>
+            </w:r>
+            <w:r>
+              <w:rPr>
+                <w:noProof/>
+                <w:webHidden/>
+              </w:rPr>
+              <w:fldChar w:fldCharType="end"/>
+            </w:r>
+          </w:hyperlink>
+        </w:p>
+        <w:p>
+          <w:pPr>
+            <w:pStyle w:val="TOC2"/>
+            <w:tabs>
+              <w:tab w:val="right" w:leader="dot" w:pos="9350"/>
+            </w:tabs>
+            <w:rPr>
+              <w:rFonts w:asciiTheme="minorHAnsi" w:hAnsiTheme="minorHAnsi" w:cstheme="minorBidi"/>
+              <w:noProof/>
+              <w:kern w:val="2"/>
+              <w:sz w:val="24"/>
+              <w:szCs w:val="24"/>
+              <w14:ligatures w14:val="standardContextual"/>
+            </w:rPr>
+          </w:pPr>
+          <w:hyperlink w:anchor="_Toc215146678" w:history="1">
+            <w:r>
+              <w:rPr>
+                <w:rStyle w:val="Hyperlink"/>
+                <w:noProof/>
+              </w:rPr>
+              <w:t>Objective</w:t>
+            </w:r>
+            <w:r>
+              <w:rPr>
+                <w:noProof/>
+                <w:webHidden/>
+              </w:rPr>
+              <w:tab/>
+            </w:r>
+            <w:r>
+              <w:rPr>
+                <w:noProof/>
+                <w:webHidden/>
+              </w:rPr>
+              <w:fldChar w:fldCharType="begin"/>
+            </w:r>
+            <w:r>
+              <w:rPr>
+                <w:noProof/>
+                <w:webHidden/>
+              </w:rPr>
+              <w:instrText xml:space="preserve"> PAGEREF _Toc215146678 \h </w:instrText>
+            </w:r>
+            <w:r>
+              <w:rPr>
+                <w:noProof/>
+                <w:webHidden/>
+              </w:rPr>
+            </w:r>
+            <w:r>
+              <w:rPr>
+                <w:noProof/>
+                <w:webHidden/>
+              </w:rPr>
+              <w:fldChar w:fldCharType="separate"/>
+            </w:r>
+            <w:r>
+              <w:rPr>
+                <w:noProof/>
+                <w:webHidden/>
+              </w:rPr>
+              <w:t>23</w:t>
+            </w:r>
+            <w:r>
+              <w:rPr>
+                <w:noProof/>
+                <w:webHidden/>
+              </w:rPr>
+              <w:fldChar w:fldCharType="end"/>
+            </w:r>
+          </w:hyperlink>
+        </w:p>
+        <w:p>
+          <w:pPr>
+            <w:pStyle w:val="TOC2"/>
+            <w:tabs>
+              <w:tab w:val="right" w:leader="dot" w:pos="9350"/>
+            </w:tabs>
+            <w:rPr>
+              <w:rFonts w:asciiTheme="minorHAnsi" w:hAnsiTheme="minorHAnsi" w:cstheme="minorBidi"/>
+              <w:noProof/>
+              <w:kern w:val="2"/>
+              <w:sz w:val="24"/>
+              <w:szCs w:val="24"/>
+              <w14:ligatures w14:val="standardContextual"/>
+            </w:rPr>
+          </w:pPr>
+          <w:hyperlink w:anchor="_Toc215146679" w:history="1">
+            <w:r>
+              <w:rPr>
+                <w:rStyle w:val="Hyperlink"/>
+                <w:noProof/>
+              </w:rPr>
+              <w:t>Theory</w:t>
+            </w:r>
+            <w:r>
+              <w:rPr>
+                <w:noProof/>
+                <w:webHidden/>
+              </w:rPr>
+              <w:tab/>
+            </w:r>
+            <w:r>
+              <w:rPr>
+                <w:noProof/>
+                <w:webHidden/>
+              </w:rPr>
+              <w:fldChar w:fldCharType="begin"/>
+            </w:r>
+            <w:r>
+              <w:rPr>
+                <w:noProof/>
+                <w:webHidden/>
+              </w:rPr>
+              <w:instrText xml:space="preserve"> PAGEREF _Toc215146679 \h </w:instrText>
+            </w:r>
+            <w:r>
+              <w:rPr>
+                <w:noProof/>
+                <w:webHidden/>
+              </w:rPr>
+            </w:r>
+            <w:r>
+              <w:rPr>
+                <w:noProof/>
+                <w:webHidden/>
+              </w:rPr>
+              <w:fldChar w:fldCharType="separate"/>
+            </w:r>
+            <w:r>
+              <w:rPr>
+                <w:noProof/>
+                <w:webHidden/>
+              </w:rPr>
+              <w:t>23</w:t>
+            </w:r>
+            <w:r>
+              <w:rPr>
+                <w:noProof/>
+                <w:webHidden/>
+              </w:rPr>
+              <w:fldChar w:fldCharType="end"/>
+            </w:r>
+          </w:hyperlink>
+        </w:p>
+        <w:p>
+          <w:pPr>
+            <w:pStyle w:val="TOC2"/>
+            <w:tabs>
+              <w:tab w:val="right" w:leader="dot" w:pos="9350"/>
+            </w:tabs>
+            <w:rPr>
+              <w:rFonts w:asciiTheme="minorHAnsi" w:hAnsiTheme="minorHAnsi" w:cstheme="minorBidi"/>
+              <w:noProof/>
+              <w:kern w:val="2"/>
+              <w:sz w:val="24"/>
+              <w:szCs w:val="24"/>
+              <w14:ligatures w14:val="standardContextual"/>
+            </w:rPr>
+          </w:pPr>
+          <w:hyperlink w:anchor="_Toc215146680" w:history="1">
+            <w:r>
+              <w:rPr>
+                <w:rStyle w:val="Hyperlink"/>
+                <w:noProof/>
+              </w:rPr>
+              <w:t>Code</w:t>
+            </w:r>
+            <w:r>
+              <w:rPr>
+                <w:noProof/>
+                <w:webHidden/>
+              </w:rPr>
+              <w:tab/>
+            </w:r>
+            <w:r>
+              <w:rPr>
+                <w:noProof/>
+                <w:webHidden/>
+              </w:rPr>
+              <w:fldChar w:fldCharType="begin"/>
+            </w:r>
+            <w:r>
+              <w:rPr>
+                <w:noProof/>
+                <w:webHidden/>
+              </w:rPr>
+              <w:instrText xml:space="preserve"> PAGEREF _Toc215146680 \h </w:instrText>
+            </w:r>
+            <w:r>
+              <w:rPr>
+                <w:noProof/>
+                <w:webHidden/>
+              </w:rPr>
+            </w:r>
+            <w:r>
+              <w:rPr>
+                <w:noProof/>
+                <w:webHidden/>
+              </w:rPr>
+              <w:fldChar w:fldCharType="separate"/>
+            </w:r>
+            <w:r>
+              <w:rPr>
+                <w:noProof/>
+                <w:webHidden/>
+              </w:rPr>
+              <w:t>24</w:t>
+            </w:r>
+            <w:r>
+              <w:rPr>
+                <w:noProof/>
+                <w:webHidden/>
+              </w:rPr>
+              <w:fldChar w:fldCharType="end"/>
+            </w:r>
+          </w:hyperlink>
+        </w:p>
+        <w:p>
+          <w:pPr>
+            <w:pStyle w:val="TOC3"/>
+            <w:tabs>
+              <w:tab w:val="right" w:leader="dot" w:pos="9350"/>
+            </w:tabs>
+            <w:rPr>
+              <w:rFonts w:asciiTheme="minorHAnsi" w:hAnsiTheme="minorHAnsi" w:cstheme="minorBidi"/>
+              <w:noProof/>
+              <w:kern w:val="2"/>
+              <w:sz w:val="24"/>
+              <w:szCs w:val="24"/>
+              <w14:ligatures w14:val="standardContextual"/>
+            </w:rPr>
+          </w:pPr>
+          <w:hyperlink w:anchor="_Toc215146681" w:history="1">
+            <w:r>
+              <w:rPr>
+                <w:rStyle w:val="Hyperlink"/>
+                <w:noProof/>
+              </w:rPr>
+              <w:t>Synthetic Data and Clustering</w:t>
+            </w:r>
+            <w:r>
+              <w:rPr>
+                <w:noProof/>
+                <w:webHidden/>
+              </w:rPr>
+              <w:tab/>
+            </w:r>
+            <w:r>
+              <w:rPr>
+                <w:noProof/>
+                <w:webHidden/>
+              </w:rPr>
+              <w:fldChar w:fldCharType="begin"/>
+            </w:r>
+            <w:r>
+              <w:rPr>
+                <w:noProof/>
+                <w:webHidden/>
+              </w:rPr>
+              <w:instrText xml:space="preserve"> PAGEREF _Toc215146681 \h </w:instrText>
+            </w:r>
+            <w:r>
+              <w:rPr>
+                <w:noProof/>
+                <w:webHidden/>
+              </w:rPr>
+            </w:r>
+            <w:r>
+              <w:rPr>
+                <w:noProof/>
+                <w:webHidden/>
+              </w:rPr>
+              <w:fldChar w:fldCharType="separate"/>
+            </w:r>
+            <w:r>
+              <w:rPr>
+                <w:noProof/>
+                <w:webHidden/>
+              </w:rPr>
+              <w:t>24</w:t>
+            </w:r>
+            <w:r>
+              <w:rPr>
+                <w:noProof/>
+                <w:webHidden/>
+              </w:rPr>
+              <w:fldChar w:fldCharType="end"/>
+            </w:r>
+          </w:hyperlink>
+        </w:p>
+        <w:p>
+          <w:pPr>
+            <w:pStyle w:val="TOC3"/>
+            <w:tabs>
+              <w:tab w:val="right" w:leader="dot" w:pos="9350"/>
+            </w:tabs>
+            <w:rPr>
+              <w:rFonts w:asciiTheme="minorHAnsi" w:hAnsiTheme="minorHAnsi" w:cstheme="minorBidi"/>
+              <w:noProof/>
+              <w:kern w:val="2"/>
+              <w:sz w:val="24"/>
+              <w:szCs w:val="24"/>
+              <w14:ligatures w14:val="standardContextual"/>
+            </w:rPr>
+          </w:pPr>
+          <w:hyperlink w:anchor="_Toc215146682" w:history="1">
+            <w:r>
+              <w:rPr>
+                <w:rStyle w:val="Hyperlink"/>
+                <w:noProof/>
+              </w:rPr>
+              <w:t>Agglomerative Clustering with Dendrogram</w:t>
+            </w:r>
+            <w:r>
+              <w:rPr>
+                <w:noProof/>
+                <w:webHidden/>
+              </w:rPr>
+              <w:tab/>
+            </w:r>
+            <w:r>
+              <w:rPr>
+                <w:noProof/>
+                <w:webHidden/>
+              </w:rPr>
+              <w:fldChar w:fldCharType="begin"/>
+            </w:r>
+            <w:r>
+              <w:rPr>
+                <w:noProof/>
+                <w:webHidden/>
+              </w:rPr>
+              <w:instrText xml:space="preserve"> PAGEREF _Toc215146682 \h </w:instrText>
+            </w:r>
+            <w:r>
+              <w:rPr>
+                <w:noProof/>
+                <w:webHidden/>
+              </w:rPr>
+            </w:r>
+            <w:r>
+              <w:rPr>
+                <w:noProof/>
+                <w:webHidden/>
+              </w:rPr>
+              <w:fldChar w:fldCharType="separate"/>
+            </w:r>
+            <w:r>
+              <w:rPr>
+                <w:noProof/>
+                <w:webHidden/>
+              </w:rPr>
+              <w:t>25</w:t>
+            </w:r>
+            <w:r>
+              <w:rPr>
+                <w:noProof/>
+                <w:webHidden/>
+              </w:rPr>
+              <w:fldChar w:fldCharType="end"/>
+            </w:r>
+          </w:hyperlink>
+        </w:p>
+        <w:p>
+          <w:pPr>
+            <w:pStyle w:val="TOC3"/>
+            <w:tabs>
+              <w:tab w:val="right" w:leader="dot" w:pos="9350"/>
+            </w:tabs>
+            <w:rPr>
+              <w:rFonts w:asciiTheme="minorHAnsi" w:hAnsiTheme="minorHAnsi" w:cstheme="minorBidi"/>
+              <w:noProof/>
+              <w:kern w:val="2"/>
+              <w:sz w:val="24"/>
+              <w:szCs w:val="24"/>
+              <w14:ligatures w14:val="standardContextual"/>
+            </w:rPr>
+          </w:pPr>
+          <w:hyperlink w:anchor="_Toc215146683" w:history="1">
+            <w:r>
+              <w:rPr>
+                <w:rStyle w:val="Hyperlink"/>
+                <w:noProof/>
+              </w:rPr>
+              <w:t>Cluster Extraction</w:t>
+            </w:r>
+            <w:r>
+              <w:rPr>
+                <w:noProof/>
+                <w:webHidden/>
+              </w:rPr>
+              <w:tab/>
+            </w:r>
+            <w:r>
+              <w:rPr>
+                <w:noProof/>
+                <w:webHidden/>
+              </w:rPr>
+              <w:fldChar w:fldCharType="begin"/>
+            </w:r>
+            <w:r>
+              <w:rPr>
+                <w:noProof/>
+                <w:webHidden/>
+              </w:rPr>
+              <w:instrText xml:space="preserve"> PAGEREF _Toc215146683 \h </w:instrText>
+            </w:r>
+            <w:r>
+              <w:rPr>
+                <w:noProof/>
+                <w:webHidden/>
+              </w:rPr>
+            </w:r>
+            <w:r>
+              <w:rPr>
+                <w:noProof/>
+                <w:webHidden/>
+              </w:rPr>
+              <w:fldChar w:fldCharType="separate"/>
+            </w:r>
+            <w:r>
+              <w:rPr>
+                <w:noProof/>
+                <w:webHidden/>
+              </w:rPr>
+              <w:t>26</w:t>
+            </w:r>
+            <w:r>
+              <w:rPr>
+                <w:noProof/>
+                <w:webHidden/>
+              </w:rPr>
+              <w:fldChar w:fldCharType="end"/>
+            </w:r>
+          </w:hyperlink>
+        </w:p>
+        <w:p>
+          <w:pPr>
+            <w:pStyle w:val="TOC3"/>
+            <w:tabs>
+              <w:tab w:val="right" w:leader="dot" w:pos="9350"/>
+            </w:tabs>
+            <w:rPr>
+              <w:rFonts w:asciiTheme="minorHAnsi" w:hAnsiTheme="minorHAnsi" w:cstheme="minorBidi"/>
+              <w:noProof/>
+              <w:kern w:val="2"/>
+              <w:sz w:val="24"/>
+              <w:szCs w:val="24"/>
+              <w14:ligatures w14:val="standardContextual"/>
+            </w:rPr>
+          </w:pPr>
+          <w:hyperlink w:anchor="_Toc215146684" w:history="1">
+            <w:r>
+              <w:rPr>
+                <w:rStyle w:val="Hyperlink"/>
+                <w:noProof/>
+              </w:rPr>
+              <w:t>Comparing Linkage Methods</w:t>
+            </w:r>
+            <w:r>
+              <w:rPr>
+                <w:noProof/>
+                <w:webHidden/>
+              </w:rPr>
+              <w:tab/>
+            </w:r>
+            <w:r>
+              <w:rPr>
+                <w:noProof/>
+                <w:webHidden/>
+              </w:rPr>
+              <w:fldChar w:fldCharType="begin"/>
+            </w:r>
+            <w:r>
+              <w:rPr>
+                <w:noProof/>
+                <w:webHidden/>
+              </w:rPr>
+              <w:instrText xml:space="preserve"> PAGEREF _Toc215146684 \h </w:instrText>
+            </w:r>
+            <w:r>
+              <w:rPr>
+                <w:noProof/>
+                <w:webHidden/>
+              </w:rPr>
+            </w:r>
+            <w:r>
+              <w:rPr>
+                <w:noProof/>
+                <w:webHidden/>
+              </w:rPr>
+              <w:fldChar w:fldCharType="separate"/>
+            </w:r>
+            <w:r>
+              <w:rPr>
+                <w:noProof/>
+                <w:webHidden/>
+              </w:rPr>
+              <w:t>27</w:t>
+            </w:r>
+            <w:r>
+              <w:rPr>
+                <w:noProof/>
+                <w:webHidden/>
+              </w:rPr>
+              <w:fldChar w:fldCharType="end"/>
+            </w:r>
+          </w:hyperlink>
+        </w:p>
+        <w:p>
+          <w:pPr>
+            <w:pStyle w:val="TOC3"/>
+            <w:tabs>
+              <w:tab w:val="right" w:leader="dot" w:pos="9350"/>
+            </w:tabs>
+            <w:rPr>
+              <w:rFonts w:asciiTheme="minorHAnsi" w:hAnsiTheme="minorHAnsi" w:cstheme="minorBidi"/>
+              <w:noProof/>
+              <w:kern w:val="2"/>
+              <w:sz w:val="24"/>
+              <w:szCs w:val="24"/>
+              <w14:ligatures w14:val="standardContextual"/>
+            </w:rPr>
+          </w:pPr>
+          <w:hyperlink w:anchor="_Toc215146685" w:history="1">
+            <w:r>
+              <w:rPr>
+                <w:rStyle w:val="Hyperlink"/>
+                <w:noProof/>
+              </w:rPr>
+              <w:t>Iris Dataset (2D Projection with PCA)</w:t>
+            </w:r>
+            <w:r>
+              <w:rPr>
+                <w:noProof/>
+                <w:webHidden/>
+              </w:rPr>
+              <w:tab/>
+            </w:r>
+            <w:r>
+              <w:rPr>
+                <w:noProof/>
+                <w:webHidden/>
+              </w:rPr>
+              <w:fldChar w:fldCharType="begin"/>
+            </w:r>
+            <w:r>
+              <w:rPr>
+                <w:noProof/>
+                <w:webHidden/>
+              </w:rPr>
+              <w:instrText xml:space="preserve"> PAGEREF _Toc215146685 \h </w:instrText>
+            </w:r>
+            <w:r>
+              <w:rPr>
+                <w:noProof/>
+                <w:webHidden/>
+              </w:rPr>
+            </w:r>
+            <w:r>
+              <w:rPr>
+                <w:noProof/>
+                <w:webHidden/>
+              </w:rPr>
+              <w:fldChar w:fldCharType="separate"/>
+            </w:r>
+            <w:r>
+              <w:rPr>
+                <w:noProof/>
+                <w:webHidden/>
+              </w:rPr>
+              <w:t>29</w:t>
+            </w:r>
+            <w:r>
+              <w:rPr>
+                <w:noProof/>
+                <w:webHidden/>
+              </w:rPr>
+              <w:fldChar w:fldCharType="end"/>
+            </w:r>
+          </w:hyperlink>
+        </w:p>
+        <w:p>
+          <w:pPr>
+            <w:pStyle w:val="TOC3"/>
+            <w:tabs>
+              <w:tab w:val="right" w:leader="dot" w:pos="9350"/>
+            </w:tabs>
+            <w:rPr>
+              <w:rFonts w:asciiTheme="minorHAnsi" w:hAnsiTheme="minorHAnsi" w:cstheme="minorBidi"/>
+              <w:noProof/>
+              <w:kern w:val="2"/>
+              <w:sz w:val="24"/>
+              <w:szCs w:val="24"/>
+              <w14:ligatures w14:val="standardContextual"/>
+            </w:rPr>
+          </w:pPr>
+          <w:hyperlink w:anchor="_Toc215146686" w:history="1">
+            <w:r>
+              <w:rPr>
+                <w:rStyle w:val="Hyperlink"/>
+                <w:noProof/>
+              </w:rPr>
+              <w:t>Extracting Clusters Using Distance Thresholds</w:t>
+            </w:r>
+            <w:r>
+              <w:rPr>
+                <w:noProof/>
+                <w:webHidden/>
+              </w:rPr>
+              <w:tab/>
+            </w:r>
+            <w:r>
+              <w:rPr>
+                <w:noProof/>
+                <w:webHidden/>
+              </w:rPr>
+              <w:fldChar w:fldCharType="begin"/>
+            </w:r>
+            <w:r>
+              <w:rPr>
+                <w:noProof/>
+                <w:webHidden/>
+              </w:rPr>
+              <w:instrText xml:space="preserve"> PAGEREF _Toc215146686 \h </w:instrText>
+            </w:r>
+            <w:r>
+              <w:rPr>
+                <w:noProof/>
+                <w:webHidden/>
+              </w:rPr>
+            </w:r>
+            <w:r>
+              <w:rPr>
+                <w:noProof/>
+                <w:webHidden/>
+              </w:rPr>
+              <w:fldChar w:fldCharType="separate"/>
+            </w:r>
+            <w:r>
+              <w:rPr>
+                <w:noProof/>
+                <w:webHidden/>
+              </w:rPr>
+              <w:t>31</w:t>
+            </w:r>
+            <w:r>
+              <w:rPr>
+                <w:noProof/>
+                <w:webHidden/>
+              </w:rPr>
+              <w:fldChar w:fldCharType="end"/>
+            </w:r>
+          </w:hyperlink>
+        </w:p>
+        <w:p>
+          <w:pPr>
+            <w:pStyle w:val="TOC3"/>
+            <w:tabs>
+              <w:tab w:val="right" w:leader="dot" w:pos="9350"/>
+            </w:tabs>
+            <w:rPr>
+              <w:rFonts w:asciiTheme="minorHAnsi" w:hAnsiTheme="minorHAnsi" w:cstheme="minorBidi"/>
+              <w:noProof/>
+              <w:kern w:val="2"/>
+              <w:sz w:val="24"/>
+              <w:szCs w:val="24"/>
+              <w14:ligatures w14:val="standardContextual"/>
+            </w:rPr>
+          </w:pPr>
+          <w:hyperlink w:anchor="_Toc215146687" w:history="1">
+            <w:r>
+              <w:rPr>
+                <w:rStyle w:val="Hyperlink"/>
+                <w:noProof/>
+              </w:rPr>
+              <w:t>Effect of Different Distance Thresholds on Clustering</w:t>
+            </w:r>
+            <w:r>
+              <w:rPr>
+                <w:noProof/>
+                <w:webHidden/>
+              </w:rPr>
+              <w:tab/>
+            </w:r>
+            <w:r>
+              <w:rPr>
+                <w:noProof/>
+                <w:webHidden/>
+              </w:rPr>
+              <w:fldChar w:fldCharType="begin"/>
+            </w:r>
+            <w:r>
+              <w:rPr>
+                <w:noProof/>
+                <w:webHidden/>
+              </w:rPr>
+              <w:instrText xml:space="preserve"> PAGEREF _Toc215146687 \h </w:instrText>
+            </w:r>
+            <w:r>
+              <w:rPr>
+                <w:noProof/>
+                <w:webHidden/>
+              </w:rPr>
+            </w:r>
+            <w:r>
+              <w:rPr>
+                <w:noProof/>
+                <w:webHidden/>
+              </w:rPr>
+              <w:fldChar w:fldCharType="separate"/>
+            </w:r>
+            <w:r>
+              <w:rPr>
+                <w:noProof/>
+                <w:webHidden/>
+              </w:rPr>
+              <w:t>31</w:t>
+            </w:r>
+            <w:r>
+              <w:rPr>
+                <w:noProof/>
+                <w:webHidden/>
+              </w:rPr>
+              <w:fldChar w:fldCharType="end"/>
+            </w:r>
+          </w:hyperlink>
+        </w:p>
+        <w:p>
+          <w:pPr>
+            <w:pStyle w:val="TOC3"/>
+            <w:tabs>
+              <w:tab w:val="right" w:leader="dot" w:pos="9350"/>
+            </w:tabs>
+            <w:rPr>
+              <w:rFonts w:asciiTheme="minorHAnsi" w:hAnsiTheme="minorHAnsi" w:cstheme="minorBidi"/>
+              <w:noProof/>
+              <w:kern w:val="2"/>
+              <w:sz w:val="24"/>
+              <w:szCs w:val="24"/>
+              <w14:ligatures w14:val="standardContextual"/>
+            </w:rPr>
+          </w:pPr>
+          <w:hyperlink w:anchor="_Toc215146688" w:history="1">
+            <w:r>
+              <w:rPr>
+                <w:rStyle w:val="Hyperlink"/>
+                <w:noProof/>
+              </w:rPr>
+              <w:t>Comparing Hierarchical Clustering with K-Means and DBSCAN</w:t>
+            </w:r>
+            <w:r>
+              <w:rPr>
+                <w:noProof/>
+                <w:webHidden/>
+              </w:rPr>
+              <w:tab/>
+            </w:r>
+            <w:r>
+              <w:rPr>
+                <w:noProof/>
+                <w:webHidden/>
+              </w:rPr>
+              <w:fldChar w:fldCharType="begin"/>
+            </w:r>
+            <w:r>
+              <w:rPr>
+                <w:noProof/>
+                <w:webHidden/>
+              </w:rPr>
+              <w:instrText xml:space="preserve"> PAGEREF _Toc215146688 \h </w:instrText>
+            </w:r>
+            <w:r>
+              <w:rPr>
+                <w:noProof/>
+                <w:webHidden/>
+              </w:rPr>
+            </w:r>
+            <w:r>
+              <w:rPr>
+                <w:noProof/>
+                <w:webHidden/>
+              </w:rPr>
+              <w:fldChar w:fldCharType="separate"/>
+            </w:r>
+            <w:r>
+              <w:rPr>
+                <w:noProof/>
+                <w:webHidden/>
+              </w:rPr>
+              <w:t>32</w:t>
+            </w:r>
+            <w:r>
+              <w:rPr>
+                <w:noProof/>
+                <w:webHidden/>
+              </w:rPr>
+              <w:fldChar w:fldCharType="end"/>
+            </w:r>
+          </w:hyperlink>
+        </w:p>
+        <w:p>
+          <w:pPr>
+            <w:pStyle w:val="TOC3"/>
+            <w:tabs>
+              <w:tab w:val="right" w:leader="dot" w:pos="9350"/>
+            </w:tabs>
+            <w:rPr>
+              <w:rFonts w:asciiTheme="minorHAnsi" w:hAnsiTheme="minorHAnsi" w:cstheme="minorBidi"/>
+              <w:noProof/>
+              <w:kern w:val="2"/>
+              <w:sz w:val="24"/>
+              <w:szCs w:val="24"/>
+              <w14:ligatures w14:val="standardContextual"/>
+            </w:rPr>
+          </w:pPr>
+          <w:hyperlink w:anchor="_Toc215146689" w:history="1">
+            <w:r>
+              <w:rPr>
+                <w:rStyle w:val="Hyperlink"/>
+                <w:noProof/>
+              </w:rPr>
+              <w:t>Questions for Discussion</w:t>
+            </w:r>
+            <w:r>
+              <w:rPr>
+                <w:noProof/>
+                <w:webHidden/>
+              </w:rPr>
+              <w:tab/>
+            </w:r>
+            <w:r>
+              <w:rPr>
+                <w:noProof/>
+                <w:webHidden/>
+              </w:rPr>
+              <w:fldChar w:fldCharType="begin"/>
+            </w:r>
+            <w:r>
+              <w:rPr>
+                <w:noProof/>
+                <w:webHidden/>
+              </w:rPr>
+              <w:instrText xml:space="preserve"> PAGEREF _Toc215146689 \h </w:instrText>
+            </w:r>
+            <w:r>
+              <w:rPr>
+                <w:noProof/>
+                <w:webHidden/>
+              </w:rPr>
+            </w:r>
+            <w:r>
+              <w:rPr>
+                <w:noProof/>
+                <w:webHidden/>
+              </w:rPr>
+              <w:fldChar w:fldCharType="separate"/>
+            </w:r>
+            <w:r>
+              <w:rPr>
+                <w:noProof/>
+                <w:webHidden/>
+              </w:rPr>
+              <w:t>33</w:t>
+            </w:r>
+            <w:r>
+              <w:rPr>
+                <w:noProof/>
+                <w:webHidden/>
+              </w:rPr>
+              <w:fldChar w:fldCharType="end"/>
+            </w:r>
+          </w:hyperlink>
+        </w:p>
+        <w:p>
+          <w:pPr>
+            <w:pStyle w:val="TOC3"/>
+            <w:tabs>
+              <w:tab w:val="right" w:leader="dot" w:pos="9350"/>
+            </w:tabs>
+            <w:rPr>
+              <w:rFonts w:asciiTheme="minorHAnsi" w:hAnsiTheme="minorHAnsi" w:cstheme="minorBidi"/>
+              <w:noProof/>
+              <w:kern w:val="2"/>
+              <w:sz w:val="24"/>
+              <w:szCs w:val="24"/>
+              <w14:ligatures w14:val="standardContextual"/>
+            </w:rPr>
+          </w:pPr>
+          <w:hyperlink w:anchor="_Toc215146690" w:history="1">
+            <w:r>
+              <w:rPr>
+                <w:rStyle w:val="Hyperlink"/>
+                <w:noProof/>
+              </w:rPr>
+              <w:t>Conclusion</w:t>
+            </w:r>
+            <w:r>
+              <w:rPr>
+                <w:noProof/>
+                <w:webHidden/>
+              </w:rPr>
+              <w:tab/>
+            </w:r>
+            <w:r>
+              <w:rPr>
+                <w:noProof/>
+                <w:webHidden/>
+              </w:rPr>
+              <w:fldChar w:fldCharType="begin"/>
+            </w:r>
+            <w:r>
+              <w:rPr>
+                <w:noProof/>
+                <w:webHidden/>
+              </w:rPr>
+              <w:instrText xml:space="preserve"> PAGEREF _Toc215146690 \h </w:instrText>
+            </w:r>
+            <w:r>
+              <w:rPr>
+                <w:noProof/>
+                <w:webHidden/>
+              </w:rPr>
+            </w:r>
+            <w:r>
+              <w:rPr>
+                <w:noProof/>
+                <w:webHidden/>
+              </w:rPr>
+              <w:fldChar w:fldCharType="separate"/>
+            </w:r>
+            <w:r>
+              <w:rPr>
+                <w:noProof/>
+                <w:webHidden/>
+              </w:rPr>
+              <w:t>34</w:t>
+            </w:r>
+            <w:r>
+              <w:rPr>
+                <w:noProof/>
+                <w:webHidden/>
+              </w:rPr>
+              <w:fldChar w:fldCharType="end"/>
+            </w:r>
+          </w:hyperlink>
+        </w:p>
+        <w:p>
+          <w:pPr>
+            <w:pStyle w:val="TOC1"/>
+            <w:tabs>
+              <w:tab w:val="right" w:leader="dot" w:pos="9350"/>
+            </w:tabs>
+            <w:rPr>
+              <w:rFonts w:asciiTheme="minorHAnsi" w:hAnsiTheme="minorHAnsi" w:cstheme="minorBidi"/>
+              <w:noProof/>
+              <w:kern w:val="2"/>
+              <w:sz w:val="24"/>
+              <w:szCs w:val="24"/>
+              <w14:ligatures w14:val="standardContextual"/>
+            </w:rPr>
+          </w:pPr>
+          <w:hyperlink w:anchor="_Toc215146691" w:history="1">
+            <w:r>
+              <w:rPr>
+                <w:rStyle w:val="Hyperlink"/>
+                <w:noProof/>
+              </w:rPr>
+              <w:t>Lab 4 - Regr</w:t>
+            </w:r>
+            <w:r>
+              <w:rPr>
+                <w:rStyle w:val="Hyperlink"/>
+                <w:noProof/>
+              </w:rPr>
+              <w:t>e</w:t>
+            </w:r>
+            <w:r>
+              <w:rPr>
+                <w:rStyle w:val="Hyperlink"/>
+                <w:noProof/>
+              </w:rPr>
+              <w:t>ssion</w:t>
+            </w:r>
+            <w:r>
+              <w:rPr>
+                <w:noProof/>
+                <w:webHidden/>
+              </w:rPr>
+              <w:tab/>
+            </w:r>
+            <w:r>
+              <w:rPr>
+                <w:noProof/>
+                <w:webHidden/>
+              </w:rPr>
+              <w:fldChar w:fldCharType="begin"/>
+            </w:r>
+            <w:r>
+              <w:rPr>
+                <w:noProof/>
+                <w:webHidden/>
+              </w:rPr>
+              <w:instrText xml:space="preserve"> PAGEREF _Toc215146691 \h </w:instrText>
+            </w:r>
+            <w:r>
+              <w:rPr>
+                <w:noProof/>
+                <w:webHidden/>
+              </w:rPr>
+            </w:r>
+            <w:r>
+              <w:rPr>
+                <w:noProof/>
+                <w:webHidden/>
+              </w:rPr>
+              <w:fldChar w:fldCharType="separate"/>
+            </w:r>
+            <w:r>
+              <w:rPr>
+                <w:noProof/>
+                <w:webHidden/>
+              </w:rPr>
+              <w:t>34</w:t>
+            </w:r>
+            <w:r>
+              <w:rPr>
+                <w:noProof/>
+                <w:webHidden/>
+              </w:rPr>
+              <w:fldChar w:fldCharType="end"/>
+            </w:r>
+          </w:hyperlink>
+        </w:p>
+        <w:p>
+          <w:pPr>
+            <w:pStyle w:val="TOC2"/>
+            <w:tabs>
+              <w:tab w:val="right" w:leader="dot" w:pos="9350"/>
+            </w:tabs>
+            <w:rPr>
+              <w:rFonts w:asciiTheme="minorHAnsi" w:hAnsiTheme="minorHAnsi" w:cstheme="minorBidi"/>
+              <w:noProof/>
+              <w:kern w:val="2"/>
+              <w:sz w:val="24"/>
+              <w:szCs w:val="24"/>
+              <w14:ligatures w14:val="standardContextual"/>
+            </w:rPr>
+          </w:pPr>
+          <w:hyperlink w:anchor="_Toc215146692" w:history="1">
+            <w:r>
+              <w:rPr>
+                <w:rStyle w:val="Hyperlink"/>
+                <w:noProof/>
+              </w:rPr>
+              <w:t>Objective</w:t>
+            </w:r>
+            <w:r>
+              <w:rPr>
+                <w:noProof/>
+                <w:webHidden/>
+              </w:rPr>
+              <w:tab/>
+            </w:r>
+            <w:r>
+              <w:rPr>
+                <w:noProof/>
+                <w:webHidden/>
+              </w:rPr>
+              <w:fldChar w:fldCharType="begin"/>
+            </w:r>
+            <w:r>
+              <w:rPr>
+                <w:noProof/>
+                <w:webHidden/>
+              </w:rPr>
+              <w:instrText xml:space="preserve"> PAGEREF _Toc215146692 \h </w:instrText>
+            </w:r>
+            <w:r>
+              <w:rPr>
+                <w:noProof/>
+                <w:webHidden/>
+              </w:rPr>
+            </w:r>
+            <w:r>
+              <w:rPr>
+                <w:noProof/>
+                <w:webHidden/>
+              </w:rPr>
+              <w:fldChar w:fldCharType="separate"/>
+            </w:r>
+            <w:r>
+              <w:rPr>
+                <w:noProof/>
+                <w:webHidden/>
+              </w:rPr>
+              <w:t>34</w:t>
             </w:r>
             <w:r>
               <w:rPr>
@@ -4088,20 +4982,22 @@
       <w:pPr>
         <w:pStyle w:val="Heading1"/>
       </w:pPr>
-      <w:bookmarkStart w:id="0" w:name="_Toc213765406"/>
+      <w:bookmarkStart w:id="0" w:name="_Toc215146651"/>
       <w:r>
         <w:lastRenderedPageBreak/>
         <w:t>GITHUB REPOS FOR THE CODE?</w:t>
       </w:r>
+      <w:bookmarkEnd w:id="0"/>
     </w:p>
     <w:p>
       <w:pPr>
         <w:pStyle w:val="Heading1"/>
       </w:pPr>
+      <w:bookmarkStart w:id="1" w:name="_Toc215146652"/>
       <w:r>
         <w:t>References</w:t>
       </w:r>
-      <w:bookmarkEnd w:id="0"/>
+      <w:bookmarkEnd w:id="1"/>
     </w:p>
     <w:p>
       <w:pPr>
@@ -4139,7 +5035,6 @@
           <w:u w:val="single"/>
         </w:rPr>
       </w:pPr>
-      <w:bookmarkStart w:id="1" w:name="_Toc213765381"/>
       <w:r>
         <w:br w:type="page"/>
       </w:r>
@@ -4148,6 +5043,7 @@
       <w:pPr>
         <w:pStyle w:val="Heading1"/>
       </w:pPr>
+      <w:bookmarkStart w:id="2" w:name="_Toc215146653"/>
       <w:r>
         <w:lastRenderedPageBreak/>
         <w:t>Lab 1</w:t>
@@ -4158,17 +5054,17 @@
       <w:r>
         <w:t>K-Means Clustering</w:t>
       </w:r>
-      <w:bookmarkEnd w:id="1"/>
+      <w:bookmarkEnd w:id="2"/>
     </w:p>
     <w:p>
       <w:pPr>
         <w:pStyle w:val="Heading2"/>
       </w:pPr>
-      <w:bookmarkStart w:id="2" w:name="_Toc213765382"/>
+      <w:bookmarkStart w:id="3" w:name="_Toc215146654"/>
       <w:r>
         <w:t>Objective</w:t>
       </w:r>
-      <w:bookmarkEnd w:id="2"/>
+      <w:bookmarkEnd w:id="3"/>
     </w:p>
     <w:p>
       <w:r>
@@ -4244,11 +5140,11 @@
       <w:pPr>
         <w:pStyle w:val="Heading2"/>
       </w:pPr>
-      <w:bookmarkStart w:id="3" w:name="_Toc213765383"/>
+      <w:bookmarkStart w:id="4" w:name="_Toc215146655"/>
       <w:r>
         <w:t>Theory</w:t>
       </w:r>
-      <w:bookmarkEnd w:id="3"/>
+      <w:bookmarkEnd w:id="4"/>
     </w:p>
     <w:p>
       <w:r>
@@ -4375,11 +5271,11 @@
       <w:pPr>
         <w:pStyle w:val="Heading2"/>
       </w:pPr>
-      <w:bookmarkStart w:id="4" w:name="_Toc213765384"/>
+      <w:bookmarkStart w:id="5" w:name="_Toc215146656"/>
       <w:r>
         <w:t>Code</w:t>
       </w:r>
-      <w:bookmarkEnd w:id="4"/>
+      <w:bookmarkEnd w:id="5"/>
     </w:p>
     <w:p>
       <w:pPr>
@@ -4439,11 +5335,11 @@
       <w:pPr>
         <w:pStyle w:val="Heading3"/>
       </w:pPr>
-      <w:bookmarkStart w:id="5" w:name="_Toc213765385"/>
+      <w:bookmarkStart w:id="6" w:name="_Toc215146657"/>
       <w:r>
         <w:t>Implementation on Synthetic Data</w:t>
       </w:r>
-      <w:bookmarkEnd w:id="5"/>
+      <w:bookmarkEnd w:id="6"/>
     </w:p>
     <w:p>
       <w:r>
@@ -4451,11 +5347,19 @@
       </w:r>
       <w:proofErr w:type="spellStart"/>
       <w:r>
-        <w:t>make_blobs</w:t>
+        <w:t>make_</w:t>
+      </w:r>
+      <w:proofErr w:type="gramStart"/>
+      <w:r>
+        <w:t>blobs</w:t>
       </w:r>
       <w:proofErr w:type="spellEnd"/>
       <w:r>
-        <w:t>().</w:t>
+        <w:t>(</w:t>
+      </w:r>
+      <w:proofErr w:type="gramEnd"/>
+      <w:r>
+        <w:t>).</w:t>
       </w:r>
     </w:p>
     <w:p>
@@ -4544,11 +5448,11 @@
       <w:pPr>
         <w:pStyle w:val="Heading3"/>
       </w:pPr>
-      <w:bookmarkStart w:id="6" w:name="_Toc213765386"/>
+      <w:bookmarkStart w:id="7" w:name="_Toc215146658"/>
       <w:r>
         <w:t>Determining the Optimal Number of Clusters</w:t>
       </w:r>
-      <w:bookmarkEnd w:id="6"/>
+      <w:bookmarkEnd w:id="7"/>
     </w:p>
     <w:p>
       <w:r>
@@ -4658,11 +5562,11 @@
       <w:pPr>
         <w:pStyle w:val="Heading3"/>
       </w:pPr>
-      <w:bookmarkStart w:id="7" w:name="_Toc213765387"/>
+      <w:bookmarkStart w:id="8" w:name="_Toc215146659"/>
       <w:r>
         <w:t>Applying K-Means to the Iris Dataset</w:t>
       </w:r>
-      <w:bookmarkEnd w:id="7"/>
+      <w:bookmarkEnd w:id="8"/>
     </w:p>
     <w:p>
       <w:r>
@@ -4674,12 +5578,17 @@
         <w:t xml:space="preserve">Before clustering, the data was standardized using </w:t>
       </w:r>
       <w:proofErr w:type="spellStart"/>
+      <w:proofErr w:type="gramStart"/>
       <w:r>
         <w:t>StandardScaler</w:t>
       </w:r>
       <w:proofErr w:type="spellEnd"/>
       <w:r>
-        <w:t>() to ensure that all features contributed equally to the distance calculations. This transformation scales each feature to have a mean of 0 and a standard deviation of 1, making the variables comparable across dimensions.</w:t>
+        <w:t>(</w:t>
+      </w:r>
+      <w:proofErr w:type="gramEnd"/>
+      <w:r>
+        <w:t>) to ensure that all features contributed equally to the distance calculations. This transformation scales each feature to have a mean of 0 and a standard deviation of 1, making the variables comparable across dimensions.</w:t>
       </w:r>
     </w:p>
     <w:p>
@@ -4802,11 +5711,11 @@
       <w:pPr>
         <w:pStyle w:val="Heading3"/>
       </w:pPr>
-      <w:bookmarkStart w:id="8" w:name="_Toc213765388"/>
+      <w:bookmarkStart w:id="9" w:name="_Toc215146660"/>
       <w:r>
         <w:t>Exploring Limitations with Non-Spherical Data</w:t>
       </w:r>
-      <w:bookmarkEnd w:id="8"/>
+      <w:bookmarkEnd w:id="9"/>
     </w:p>
     <w:p>
       <w:r>
@@ -5048,12 +5957,12 @@
       <w:pPr>
         <w:pStyle w:val="Heading3"/>
       </w:pPr>
-      <w:bookmarkStart w:id="9" w:name="_Toc213765389"/>
+      <w:bookmarkStart w:id="10" w:name="_Toc215146661"/>
       <w:r>
         <w:lastRenderedPageBreak/>
         <w:t>Cluster Evaluation (Silhouette Score)</w:t>
       </w:r>
-      <w:bookmarkEnd w:id="9"/>
+      <w:bookmarkEnd w:id="10"/>
     </w:p>
     <w:p>
       <w:pPr>
@@ -5173,7 +6082,7 @@
       <w:pPr>
         <w:pStyle w:val="Heading3"/>
       </w:pPr>
-      <w:bookmarkStart w:id="10" w:name="_Toc213765390"/>
+      <w:bookmarkStart w:id="11" w:name="_Toc215146662"/>
       <w:r>
         <w:t xml:space="preserve">Questions for </w:t>
       </w:r>
@@ -5183,7 +6092,7 @@
       <w:r>
         <w:t>iscussion</w:t>
       </w:r>
-      <w:bookmarkEnd w:id="10"/>
+      <w:bookmarkEnd w:id="11"/>
     </w:p>
     <w:p>
       <w:pPr>
@@ -5326,11 +6235,11 @@
       <w:pPr>
         <w:pStyle w:val="Heading3"/>
       </w:pPr>
-      <w:bookmarkStart w:id="11" w:name="_Toc213765391"/>
+      <w:bookmarkStart w:id="12" w:name="_Toc215146663"/>
       <w:r>
         <w:t>Conclusion</w:t>
       </w:r>
-      <w:bookmarkEnd w:id="11"/>
+      <w:bookmarkEnd w:id="12"/>
     </w:p>
     <w:p>
       <w:r>
@@ -5354,22 +6263,30 @@
       <w:pPr>
         <w:pStyle w:val="Heading1"/>
       </w:pPr>
-      <w:bookmarkStart w:id="12" w:name="_Toc213765392"/>
+      <w:bookmarkStart w:id="13" w:name="_Toc215146664"/>
       <w:r>
         <w:lastRenderedPageBreak/>
-        <w:t>Lab 2 -  DBSCAN Clustering</w:t>
-      </w:r>
-      <w:bookmarkEnd w:id="12"/>
+        <w:t xml:space="preserve">Lab 2 </w:t>
+      </w:r>
+      <w:proofErr w:type="gramStart"/>
+      <w:r>
+        <w:t>-  DBSCAN</w:t>
+      </w:r>
+      <w:proofErr w:type="gramEnd"/>
+      <w:r>
+        <w:t xml:space="preserve"> Clustering</w:t>
+      </w:r>
+      <w:bookmarkEnd w:id="13"/>
     </w:p>
     <w:p>
       <w:pPr>
         <w:pStyle w:val="Heading2"/>
       </w:pPr>
-      <w:bookmarkStart w:id="13" w:name="_Toc213765393"/>
+      <w:bookmarkStart w:id="14" w:name="_Toc215146665"/>
       <w:r>
         <w:t>Objective</w:t>
       </w:r>
-      <w:bookmarkEnd w:id="13"/>
+      <w:bookmarkEnd w:id="14"/>
     </w:p>
     <w:p>
       <w:r>
@@ -5472,15 +6389,23 @@
       <w:pPr>
         <w:pStyle w:val="Heading2"/>
       </w:pPr>
-      <w:bookmarkStart w:id="14" w:name="_Toc213765394"/>
+      <w:bookmarkStart w:id="15" w:name="_Toc215146666"/>
       <w:r>
         <w:t>Theory</w:t>
       </w:r>
-      <w:bookmarkEnd w:id="14"/>
-    </w:p>
-    <w:p>
-      <w:r>
-        <w:t>DBSCAN (Density-Based Spatial Clustering of Applications with Noise) is a density-based clustering algorithm that groups together points closely packed in space, while marking isolated points as noise. It defines clusters based on two parameters:</w:t>
+      <w:bookmarkEnd w:id="15"/>
+    </w:p>
+    <w:p>
+      <w:r>
+        <w:t xml:space="preserve">DBSCAN (Density-Based Spatial Clustering of Applications with Noise) is a density-based clustering algorithm that groups together </w:t>
+      </w:r>
+      <w:proofErr w:type="gramStart"/>
+      <w:r>
+        <w:t>points</w:t>
+      </w:r>
+      <w:proofErr w:type="gramEnd"/>
+      <w:r>
+        <w:t xml:space="preserve"> closely packed in space, while marking isolated points as noise. It defines clusters based on two parameters:</w:t>
       </w:r>
     </w:p>
     <w:p>
@@ -5592,12 +6517,12 @@
       <w:pPr>
         <w:pStyle w:val="Heading2"/>
       </w:pPr>
-      <w:bookmarkStart w:id="15" w:name="_Toc213765395"/>
+      <w:bookmarkStart w:id="16" w:name="_Toc215146667"/>
       <w:r>
         <w:lastRenderedPageBreak/>
         <w:t>Code</w:t>
       </w:r>
-      <w:bookmarkEnd w:id="15"/>
+      <w:bookmarkEnd w:id="16"/>
     </w:p>
     <w:p>
       <w:r>
@@ -5625,7 +6550,7 @@
       <w:pPr>
         <w:pStyle w:val="Heading3"/>
       </w:pPr>
-      <w:bookmarkStart w:id="16" w:name="_Toc213765396"/>
+      <w:bookmarkStart w:id="17" w:name="_Toc215146668"/>
       <w:r>
         <w:t xml:space="preserve">Implementation on Synthetic </w:t>
       </w:r>
@@ -5635,7 +6560,7 @@
       <w:r>
         <w:t>Data</w:t>
       </w:r>
-      <w:bookmarkEnd w:id="16"/>
+      <w:bookmarkEnd w:id="17"/>
     </w:p>
     <w:p>
       <w:r>
@@ -5643,11 +6568,19 @@
       </w:r>
       <w:proofErr w:type="spellStart"/>
       <w:r>
-        <w:t>make_moons</w:t>
+        <w:t>make_</w:t>
+      </w:r>
+      <w:proofErr w:type="gramStart"/>
+      <w:r>
+        <w:t>moons</w:t>
       </w:r>
       <w:proofErr w:type="spellEnd"/>
       <w:r>
-        <w:t xml:space="preserve">() function with 300 samples and a noise level of 0.05. This dataset was selected because it cannot be effectively separated by algorithms that assume spherical clusters, such as K-Means. The DBSCAN algorithm was applied with parameters ε = 0.2 and </w:t>
+        <w:t>(</w:t>
+      </w:r>
+      <w:proofErr w:type="gramEnd"/>
+      <w:r>
+        <w:t xml:space="preserve">) function with 300 samples and a noise level of 0.05. This dataset was selected because it cannot be effectively separated by algorithms that assume spherical clusters, such as K-Means. The DBSCAN algorithm was applied with parameters ε = 0.2 and </w:t>
       </w:r>
       <w:proofErr w:type="spellStart"/>
       <w:r>
@@ -5774,9 +6707,9 @@
           <w:sz w:val="22"/>
           <w:szCs w:val="22"/>
         </w:rPr>
-        <w:t>make_moons</w:t>
-      </w:r>
-      <w:proofErr w:type="spellEnd"/>
+        <w:t>make_</w:t>
+      </w:r>
+      <w:proofErr w:type="gramStart"/>
       <w:r>
         <w:rPr>
           <w:i/>
@@ -5784,7 +6717,27 @@
           <w:sz w:val="22"/>
           <w:szCs w:val="22"/>
         </w:rPr>
-        <w:t>() function.</w:t>
+        <w:t>moons</w:t>
+      </w:r>
+      <w:proofErr w:type="spellEnd"/>
+      <w:r>
+        <w:rPr>
+          <w:i/>
+          <w:iCs/>
+          <w:sz w:val="22"/>
+          <w:szCs w:val="22"/>
+        </w:rPr>
+        <w:t>(</w:t>
+      </w:r>
+      <w:proofErr w:type="gramEnd"/>
+      <w:r>
+        <w:rPr>
+          <w:i/>
+          <w:iCs/>
+          <w:sz w:val="22"/>
+          <w:szCs w:val="22"/>
+        </w:rPr>
+        <w:t>) function.</w:t>
       </w:r>
     </w:p>
     <w:p>
@@ -5895,11 +6848,11 @@
       <w:pPr>
         <w:pStyle w:val="Heading3"/>
       </w:pPr>
-      <w:bookmarkStart w:id="17" w:name="_Toc213765397"/>
+      <w:bookmarkStart w:id="18" w:name="_Toc215146669"/>
       <w:r>
         <w:t>Parameter Sensitivity</w:t>
       </w:r>
-      <w:bookmarkEnd w:id="17"/>
+      <w:bookmarkEnd w:id="18"/>
     </w:p>
     <w:p>
       <w:r>
@@ -6170,11 +7123,11 @@
       <w:pPr>
         <w:pStyle w:val="Heading3"/>
       </w:pPr>
-      <w:bookmarkStart w:id="18" w:name="_Toc213765398"/>
+      <w:bookmarkStart w:id="19" w:name="_Toc215146670"/>
       <w:r>
         <w:t>Comparing to K-Means</w:t>
       </w:r>
-      <w:bookmarkEnd w:id="18"/>
+      <w:bookmarkEnd w:id="19"/>
     </w:p>
     <w:p>
       <w:r>
@@ -6285,11 +7238,11 @@
       <w:pPr>
         <w:pStyle w:val="Heading3"/>
       </w:pPr>
-      <w:bookmarkStart w:id="19" w:name="_Toc213765399"/>
+      <w:bookmarkStart w:id="20" w:name="_Toc215146671"/>
       <w:r>
         <w:t>DBSCAN on the Iris Dataset (Real-World Multidimensional Data)</w:t>
       </w:r>
-      <w:bookmarkEnd w:id="19"/>
+      <w:bookmarkEnd w:id="20"/>
     </w:p>
     <w:p>
       <w:r>
@@ -6424,11 +7377,11 @@
       <w:pPr>
         <w:pStyle w:val="Heading3"/>
       </w:pPr>
-      <w:bookmarkStart w:id="20" w:name="_Toc213765400"/>
+      <w:bookmarkStart w:id="21" w:name="_Toc215146672"/>
       <w:r>
         <w:t>Data with Varying Density</w:t>
       </w:r>
-      <w:bookmarkEnd w:id="20"/>
+      <w:bookmarkEnd w:id="21"/>
     </w:p>
     <w:p>
       <w:r>
@@ -6444,11 +7397,19 @@
       </w:r>
       <w:proofErr w:type="spellStart"/>
       <w:r>
-        <w:t>make_blobs</w:t>
+        <w:t>make_</w:t>
+      </w:r>
+      <w:proofErr w:type="gramStart"/>
+      <w:r>
+        <w:t>blobs</w:t>
       </w:r>
       <w:proofErr w:type="spellEnd"/>
       <w:r>
-        <w:t xml:space="preserve">() function with cluster standard deviations of [0.5, 1.5, 0.3], creating three groups of unequal density. The algorithm was executed with parameters ε = 0.8 and </w:t>
+        <w:t>(</w:t>
+      </w:r>
+      <w:proofErr w:type="gramEnd"/>
+      <w:r>
+        <w:t xml:space="preserve">) function with cluster standard deviations of [0.5, 1.5, 0.3], creating three groups of unequal density. The algorithm was executed with parameters ε = 0.8 and </w:t>
       </w:r>
       <w:proofErr w:type="spellStart"/>
       <w:r>
@@ -6576,11 +7537,11 @@
       <w:pPr>
         <w:pStyle w:val="Heading3"/>
       </w:pPr>
-      <w:bookmarkStart w:id="21" w:name="_Toc213765401"/>
+      <w:bookmarkStart w:id="22" w:name="_Toc215146673"/>
       <w:r>
         <w:t>Using Silhouette Score and Adjusted Rand Index to Evaluate Clustering Quality</w:t>
       </w:r>
-      <w:bookmarkEnd w:id="21"/>
+      <w:bookmarkEnd w:id="22"/>
     </w:p>
     <w:p>
       <w:r>
@@ -6817,12 +7778,12 @@
       <w:pPr>
         <w:pStyle w:val="Heading3"/>
       </w:pPr>
-      <w:bookmarkStart w:id="22" w:name="_Toc213765402"/>
+      <w:bookmarkStart w:id="23" w:name="_Toc215146674"/>
       <w:r>
         <w:lastRenderedPageBreak/>
         <w:t>HDBSCAN on Varying-Density Data</w:t>
       </w:r>
-      <w:bookmarkEnd w:id="22"/>
+      <w:bookmarkEnd w:id="23"/>
     </w:p>
     <w:p>
       <w:pPr>
@@ -7023,12 +7984,12 @@
       <w:pPr>
         <w:pStyle w:val="Heading3"/>
       </w:pPr>
-      <w:bookmarkStart w:id="23" w:name="_Toc213765403"/>
+      <w:bookmarkStart w:id="24" w:name="_Toc215146675"/>
       <w:r>
         <w:lastRenderedPageBreak/>
         <w:t>Questions for Discussion</w:t>
       </w:r>
-      <w:bookmarkEnd w:id="23"/>
+      <w:bookmarkEnd w:id="24"/>
     </w:p>
     <w:p>
       <w:pPr>
@@ -7171,11 +8132,11 @@
       <w:pPr>
         <w:pStyle w:val="Heading3"/>
       </w:pPr>
-      <w:bookmarkStart w:id="24" w:name="_Toc213765404"/>
+      <w:bookmarkStart w:id="25" w:name="_Toc215146676"/>
       <w:r>
         <w:t>Conclusion</w:t>
       </w:r>
-      <w:bookmarkEnd w:id="24"/>
+      <w:bookmarkEnd w:id="25"/>
     </w:p>
     <w:p>
       <w:r>
@@ -7204,7 +8165,7 @@
       <w:pPr>
         <w:pStyle w:val="Heading1"/>
       </w:pPr>
-      <w:bookmarkStart w:id="25" w:name="_Toc213765405"/>
+      <w:bookmarkStart w:id="26" w:name="_Toc215146677"/>
       <w:r>
         <w:lastRenderedPageBreak/>
         <w:t xml:space="preserve">Lab </w:t>
@@ -7213,25 +8174,32 @@
         <w:t>3</w:t>
       </w:r>
       <w:r>
-        <w:t xml:space="preserve"> -  </w:t>
+        <w:t xml:space="preserve"> </w:t>
+      </w:r>
+      <w:proofErr w:type="gramStart"/>
+      <w:r>
+        <w:t xml:space="preserve">-  </w:t>
       </w:r>
       <w:proofErr w:type="spellStart"/>
       <w:r>
         <w:t>Hierarchial</w:t>
       </w:r>
       <w:proofErr w:type="spellEnd"/>
+      <w:proofErr w:type="gramEnd"/>
       <w:r>
         <w:t xml:space="preserve"> Clustering</w:t>
       </w:r>
-      <w:bookmarkEnd w:id="25"/>
+      <w:bookmarkEnd w:id="26"/>
     </w:p>
     <w:p>
       <w:pPr>
         <w:pStyle w:val="Heading2"/>
       </w:pPr>
+      <w:bookmarkStart w:id="27" w:name="_Toc215146678"/>
       <w:r>
         <w:t>Objective</w:t>
       </w:r>
+      <w:bookmarkEnd w:id="27"/>
     </w:p>
     <w:p>
       <w:pPr>
@@ -7340,9 +8308,11 @@
       <w:pPr>
         <w:pStyle w:val="Heading2"/>
       </w:pPr>
+      <w:bookmarkStart w:id="28" w:name="_Toc215146679"/>
       <w:r>
         <w:t>Theory</w:t>
       </w:r>
+      <w:bookmarkEnd w:id="28"/>
     </w:p>
     <w:p>
       <w:pPr>
@@ -7545,9 +8515,11 @@
       <w:pPr>
         <w:pStyle w:val="Heading2"/>
       </w:pPr>
+      <w:bookmarkStart w:id="29" w:name="_Toc215146680"/>
       <w:r>
         <w:t>Code</w:t>
       </w:r>
+      <w:bookmarkEnd w:id="29"/>
     </w:p>
     <w:p>
       <w:pPr>
@@ -7575,9 +8547,11 @@
       <w:pPr>
         <w:pStyle w:val="Heading3"/>
       </w:pPr>
+      <w:bookmarkStart w:id="30" w:name="_Toc215146681"/>
       <w:r>
         <w:t>Synthetic Data and Clustering</w:t>
       </w:r>
+      <w:bookmarkEnd w:id="30"/>
     </w:p>
     <w:p>
       <w:pPr>
@@ -7701,9 +8675,11 @@
       <w:pPr>
         <w:pStyle w:val="Heading3"/>
       </w:pPr>
+      <w:bookmarkStart w:id="31" w:name="_Toc215146682"/>
       <w:r>
         <w:t>Agglomerative Clustering with Dendrogram</w:t>
       </w:r>
+      <w:bookmarkEnd w:id="31"/>
     </w:p>
     <w:p>
       <w:pPr>
@@ -7797,9 +8773,11 @@
       <w:pPr>
         <w:pStyle w:val="Heading3"/>
       </w:pPr>
+      <w:bookmarkStart w:id="32" w:name="_Toc215146683"/>
       <w:r>
         <w:t>Cluster Extraction</w:t>
       </w:r>
+      <w:bookmarkEnd w:id="32"/>
     </w:p>
     <w:p>
       <w:pPr>
@@ -7889,9 +8867,11 @@
       <w:pPr>
         <w:pStyle w:val="Heading3"/>
       </w:pPr>
+      <w:bookmarkStart w:id="33" w:name="_Toc215146684"/>
       <w:r>
         <w:t>Comparing Linkage Methods</w:t>
       </w:r>
+      <w:bookmarkEnd w:id="33"/>
     </w:p>
     <w:p>
       <w:pPr>
@@ -8066,9 +9046,11 @@
       <w:pPr>
         <w:pStyle w:val="Heading3"/>
       </w:pPr>
+      <w:bookmarkStart w:id="34" w:name="_Toc215146685"/>
       <w:r>
         <w:t>Iris Dataset (2D Projection with PCA)</w:t>
       </w:r>
+      <w:bookmarkEnd w:id="34"/>
     </w:p>
     <w:p>
       <w:pPr>
@@ -8297,10 +9279,12 @@
       <w:pPr>
         <w:pStyle w:val="Heading3"/>
       </w:pPr>
+      <w:bookmarkStart w:id="35" w:name="_Toc215146686"/>
       <w:r>
         <w:lastRenderedPageBreak/>
         <w:t>Extracting Clusters Using Distance Thresholds</w:t>
       </w:r>
+      <w:bookmarkEnd w:id="35"/>
     </w:p>
     <w:p>
       <w:pPr>
@@ -8393,9 +9377,11 @@
       <w:pPr>
         <w:pStyle w:val="Heading3"/>
       </w:pPr>
+      <w:bookmarkStart w:id="36" w:name="_Toc215146687"/>
       <w:r>
         <w:t>Effect of Different Distance Thresholds on Clustering</w:t>
       </w:r>
+      <w:bookmarkEnd w:id="36"/>
     </w:p>
     <w:p>
       <w:pPr>
@@ -8490,9 +9476,11 @@
       <w:pPr>
         <w:pStyle w:val="Heading3"/>
       </w:pPr>
+      <w:bookmarkStart w:id="37" w:name="_Toc215146688"/>
       <w:r>
         <w:t>Comparing Hierarchical Clustering with K-Means and DBSCAN</w:t>
       </w:r>
+      <w:bookmarkEnd w:id="37"/>
     </w:p>
     <w:p>
       <w:pPr>
@@ -8584,9 +9572,11 @@
       <w:pPr>
         <w:pStyle w:val="Heading3"/>
       </w:pPr>
+      <w:bookmarkStart w:id="38" w:name="_Toc215146689"/>
       <w:r>
         <w:t>Questions for Discussion</w:t>
       </w:r>
+      <w:bookmarkEnd w:id="38"/>
     </w:p>
     <w:p>
       <w:pPr>
@@ -8722,8 +9712,13 @@
       <w:pPr>
         <w:pStyle w:val="Heading3"/>
       </w:pPr>
-      <w:r>
-        <w:t xml:space="preserve">Conclusion </w:t>
+      <w:bookmarkStart w:id="39" w:name="_Toc215146690"/>
+      <w:r>
+        <w:t>Conclusion</w:t>
+      </w:r>
+      <w:bookmarkEnd w:id="39"/>
+      <w:r>
+        <w:t xml:space="preserve"> </w:t>
       </w:r>
     </w:p>
     <w:p>
@@ -8748,6 +9743,62 @@
       </w:pPr>
       <w:r>
         <w:t>When compared to K-Means and DBSCAN, hierarchical clustering strikes a balance between flexibility and interpretability. K-Means remains efficient and effective for spherical, well-separated clusters; DBSCAN excels at discovering arbitrary shapes and identifying noise; and hierarchical clustering provides a multi-scale view that reveals how clusters emerge and merge. Understanding these differences is essential for selecting the most appropriate algorithm for a given dataset.</w:t>
+      </w:r>
+    </w:p>
+    <w:p>
+      <w:pPr>
+        <w:jc w:val="left"/>
+      </w:pPr>
+    </w:p>
+    <w:p>
+      <w:pPr>
+        <w:pStyle w:val="Heading1"/>
+      </w:pPr>
+      <w:bookmarkStart w:id="40" w:name="_Toc215146691"/>
+      <w:r>
+        <w:t xml:space="preserve">Lab </w:t>
+      </w:r>
+      <w:r>
+        <w:t>4</w:t>
+      </w:r>
+      <w:r>
+        <w:t xml:space="preserve"> - </w:t>
+      </w:r>
+      <w:r>
+        <w:t>Regression</w:t>
+      </w:r>
+      <w:bookmarkEnd w:id="40"/>
+    </w:p>
+    <w:p>
+      <w:pPr>
+        <w:pStyle w:val="Heading2"/>
+      </w:pPr>
+      <w:bookmarkStart w:id="41" w:name="_Toc215146692"/>
+      <w:r>
+        <w:t>Objective</w:t>
+      </w:r>
+      <w:bookmarkEnd w:id="41"/>
+    </w:p>
+    <w:p>
+      <w:r>
+        <w:t xml:space="preserve">This experiment aims to explore how the K-Means clustering algorithm groups data into clusters based on similarity. </w:t>
+      </w:r>
+    </w:p>
+    <w:p>
+      <w:r>
+        <w:t>The lab focuses on:</w:t>
+      </w:r>
+    </w:p>
+    <w:p>
+      <w:pPr>
+        <w:pStyle w:val="ListParagraph"/>
+        <w:numPr>
+          <w:ilvl w:val="0"/>
+          <w:numId w:val="13"/>
+        </w:numPr>
+      </w:pPr>
+      <w:r>
+        <w:t>Understanding the K-Means process.</w:t>
       </w:r>
     </w:p>
     <w:p>

--- a/Lab Report.docx
+++ b/Lab Report.docx
@@ -5905,7 +5905,16 @@
                 <w:sz w:val="24"/>
                 <w:szCs w:val="24"/>
               </w:rPr>
-              <w:t>Code</w:t>
+              <w:t>Cod</w:t>
+            </w:r>
+            <w:r>
+              <w:rPr>
+                <w:rStyle w:val="Hyperlink"/>
+                <w:noProof/>
+                <w:sz w:val="24"/>
+                <w:szCs w:val="24"/>
+              </w:rPr>
+              <w:t>e</w:t>
             </w:r>
             <w:r>
               <w:rPr>
@@ -8283,25 +8292,7 @@
                 <w:sz w:val="24"/>
                 <w:szCs w:val="24"/>
               </w:rPr>
-              <w:t xml:space="preserve">Implementation on </w:t>
-            </w:r>
-            <w:r>
-              <w:rPr>
-                <w:rStyle w:val="Hyperlink"/>
-                <w:noProof/>
-                <w:sz w:val="24"/>
-                <w:szCs w:val="24"/>
-              </w:rPr>
-              <w:t>S</w:t>
-            </w:r>
-            <w:r>
-              <w:rPr>
-                <w:rStyle w:val="Hyperlink"/>
-                <w:noProof/>
-                <w:sz w:val="24"/>
-                <w:szCs w:val="24"/>
-              </w:rPr>
-              <w:t>ynthetic Data</w:t>
+              <w:t>Implementation on Synthetic Data</w:t>
             </w:r>
             <w:r>
               <w:rPr>
@@ -9050,18 +9041,8 @@
             <w:rFonts w:cs="Times New Roman"/>
             <w:color w:val="EE0000"/>
           </w:rPr>
-          <w:t>K-</w:t>
+          <w:t>K-Means_Code</w:t>
         </w:r>
-        <w:proofErr w:type="spellStart"/>
-        <w:r>
-          <w:rPr>
-            <w:rStyle w:val="Hyperlink"/>
-            <w:rFonts w:cs="Times New Roman"/>
-            <w:color w:val="EE0000"/>
-          </w:rPr>
-          <w:t>Means_Code</w:t>
-        </w:r>
-        <w:proofErr w:type="spellEnd"/>
       </w:hyperlink>
     </w:p>
     <w:p>
@@ -9076,23 +9057,7 @@
     </w:p>
     <w:p>
       <w:r>
-        <w:t xml:space="preserve">To visualize how K-Means behaves, a simple 2D dataset with three clusters was created using </w:t>
-      </w:r>
-      <w:proofErr w:type="spellStart"/>
-      <w:r>
-        <w:t>make_</w:t>
-      </w:r>
-      <w:proofErr w:type="gramStart"/>
-      <w:r>
-        <w:t>blobs</w:t>
-      </w:r>
-      <w:proofErr w:type="spellEnd"/>
-      <w:r>
-        <w:t>(</w:t>
-      </w:r>
-      <w:proofErr w:type="gramEnd"/>
-      <w:r>
-        <w:t>).</w:t>
+        <w:t>To visualize how K-Means behaves, a simple 2D dataset with three clusters was created using make_blobs().</w:t>
       </w:r>
     </w:p>
     <w:p>
@@ -9308,20 +9273,7 @@
     </w:p>
     <w:p>
       <w:r>
-        <w:t xml:space="preserve">Before clustering, the data was standardized using </w:t>
-      </w:r>
-      <w:proofErr w:type="spellStart"/>
-      <w:proofErr w:type="gramStart"/>
-      <w:r>
-        <w:t>StandardScaler</w:t>
-      </w:r>
-      <w:proofErr w:type="spellEnd"/>
-      <w:r>
-        <w:t>(</w:t>
-      </w:r>
-      <w:proofErr w:type="gramEnd"/>
-      <w:r>
-        <w:t>) to ensure that all features contributed equally to the distance calculations. This transformation scales each feature to have a mean of 0 and a standard deviation of 1, making the variables comparable across dimensions.</w:t>
+        <w:t>Before clustering, the data was standardized using StandardScaler() to ensure that all features contributed equally to the distance calculations. This transformation scales each feature to have a mean of 0 and a standard deviation of 1, making the variables comparable across dimensions.</w:t>
       </w:r>
     </w:p>
     <w:p>
@@ -9999,15 +9951,7 @@
       <w:bookmarkStart w:id="12" w:name="_Toc217906456"/>
       <w:r>
         <w:lastRenderedPageBreak/>
-        <w:t xml:space="preserve">Lab 2 </w:t>
-      </w:r>
-      <w:proofErr w:type="gramStart"/>
-      <w:r>
-        <w:t>-  DBSCAN</w:t>
-      </w:r>
-      <w:proofErr w:type="gramEnd"/>
-      <w:r>
-        <w:t xml:space="preserve"> Clustering</w:t>
+        <w:t>Lab 2 -  DBSCAN Clustering</w:t>
       </w:r>
       <w:bookmarkEnd w:id="12"/>
     </w:p>
@@ -10047,7 +9991,6 @@
       <w:r>
         <w:t xml:space="preserve">, </w:t>
       </w:r>
-      <w:proofErr w:type="spellStart"/>
       <w:r>
         <w:rPr>
           <w:b/>
@@ -10055,7 +9998,6 @@
         </w:rPr>
         <w:t>min_samples</w:t>
       </w:r>
-      <w:proofErr w:type="spellEnd"/>
       <w:r>
         <w:t xml:space="preserve">) and the roles of core, border, and noise points. </w:t>
       </w:r>
@@ -10130,15 +10072,7 @@
     </w:p>
     <w:p>
       <w:r>
-        <w:t xml:space="preserve">DBSCAN (Density-Based Spatial Clustering of Applications with Noise) is a density-based clustering algorithm that groups together </w:t>
-      </w:r>
-      <w:proofErr w:type="gramStart"/>
-      <w:r>
-        <w:t>points</w:t>
-      </w:r>
-      <w:proofErr w:type="gramEnd"/>
-      <w:r>
-        <w:t xml:space="preserve"> closely packed in space, while marking isolated points as noise. It defines clusters based on two parameters:</w:t>
+        <w:t>DBSCAN (Density-Based Spatial Clustering of Applications with Noise) is a density-based clustering algorithm that groups together points closely packed in space, while marking isolated points as noise. It defines clusters based on two parameters:</w:t>
       </w:r>
     </w:p>
     <w:p>
@@ -10161,26 +10095,13 @@
           <w:numId w:val="26"/>
         </w:numPr>
       </w:pPr>
-      <w:proofErr w:type="spellStart"/>
-      <w:r>
-        <w:t>min_samples</w:t>
-      </w:r>
-      <w:proofErr w:type="spellEnd"/>
-      <w:r>
-        <w:t>: the minimum number of points required to form a dense region.</w:t>
-      </w:r>
-    </w:p>
-    <w:p>
-      <w:r>
-        <w:t xml:space="preserve">Conceptually, the method considers a neighborhood of radius ε around each point in the dataset. If this neighborhood contains at least </w:t>
-      </w:r>
-      <w:proofErr w:type="spellStart"/>
-      <w:r>
-        <w:t>min_samples</w:t>
-      </w:r>
-      <w:proofErr w:type="spellEnd"/>
-      <w:r>
-        <w:t xml:space="preserve"> points, the point is classified as a </w:t>
+      <w:r>
+        <w:t>min_samples: the minimum number of points required to form a dense region.</w:t>
+      </w:r>
+    </w:p>
+    <w:p>
+      <w:r>
+        <w:t xml:space="preserve">Conceptually, the method considers a neighborhood of radius ε around each point in the dataset. If this neighborhood contains at least min_samples points, the point is classified as a </w:t>
       </w:r>
       <w:r>
         <w:rPr>
@@ -10231,15 +10152,7 @@
         <w:t xml:space="preserve"> </w:t>
       </w:r>
       <w:r>
-        <w:t xml:space="preserve">Unlike K-Means, DBSCAN does not require specifying the number of clusters and can identify clusters of arbitrary shapes, making it robust for non-spherical data and outlier detection. However, its performance depends strongly on suitable ε and </w:t>
-      </w:r>
-      <w:proofErr w:type="spellStart"/>
-      <w:r>
-        <w:t>min_samples</w:t>
-      </w:r>
-      <w:proofErr w:type="spellEnd"/>
-      <w:r>
-        <w:t xml:space="preserve"> values</w:t>
+        <w:t>Unlike K-Means, DBSCAN does not require specifying the number of clusters and can identify clusters of arbitrary shapes, making it robust for non-spherical data and outlier detection. However, its performance depends strongly on suitable ε and min_samples values</w:t>
       </w:r>
       <w:r>
         <w:t>.</w:t>
@@ -10274,7 +10187,6 @@
         <w:t xml:space="preserve"> </w:t>
       </w:r>
       <w:hyperlink r:id="rId19" w:history="1">
-        <w:proofErr w:type="spellStart"/>
         <w:r>
           <w:rPr>
             <w:rStyle w:val="Hyperlink"/>
@@ -10282,7 +10194,6 @@
           </w:rPr>
           <w:t>DBSCAN_Code</w:t>
         </w:r>
-        <w:proofErr w:type="spellEnd"/>
       </w:hyperlink>
       <w:r>
         <w:t xml:space="preserve"> </w:t>
@@ -10306,31 +10217,7 @@
     </w:p>
     <w:p>
       <w:r>
-        <w:t xml:space="preserve">A two-dimensional non-spherical dataset was generated using the </w:t>
-      </w:r>
-      <w:proofErr w:type="spellStart"/>
-      <w:r>
-        <w:t>make_</w:t>
-      </w:r>
-      <w:proofErr w:type="gramStart"/>
-      <w:r>
-        <w:t>moons</w:t>
-      </w:r>
-      <w:proofErr w:type="spellEnd"/>
-      <w:r>
-        <w:t>(</w:t>
-      </w:r>
-      <w:proofErr w:type="gramEnd"/>
-      <w:r>
-        <w:t xml:space="preserve">) function with 300 samples and a noise level of 0.05. This dataset was selected because it cannot be effectively separated by algorithms that assume spherical clusters, such as K-Means. The DBSCAN algorithm was applied with parameters ε = 0.2 and </w:t>
-      </w:r>
-      <w:proofErr w:type="spellStart"/>
-      <w:r>
-        <w:t>min_samples</w:t>
-      </w:r>
-      <w:proofErr w:type="spellEnd"/>
-      <w:r>
-        <w:t xml:space="preserve"> = 5 to identify the two crescent-shaped clusters.</w:t>
+        <w:t>A two-dimensional non-spherical dataset was generated using the make_moons() function with 300 samples and a noise level of 0.05. This dataset was selected because it cannot be effectively separated by algorithms that assume spherical clusters, such as K-Means. The DBSCAN algorithm was applied with parameters ε = 0.2 and min_samples = 5 to identify the two crescent-shaped clusters.</w:t>
       </w:r>
     </w:p>
     <w:p>
@@ -10340,23 +10227,7 @@
     </w:p>
     <w:p>
       <w:r>
-        <w:t xml:space="preserve">A smaller ε value tends to fragment the data into numerous small clusters, often increasing the number of noise points and resulting in underfitting, where the model is too rigid to capture the full cluster structure. Conversely, an excessively large ε may merge distinct regions into a single cluster, leading to overfitting, where the model becomes too general and fails to preserve meaningful boundaries. Similarly, a low </w:t>
-      </w:r>
-      <w:proofErr w:type="spellStart"/>
-      <w:r>
-        <w:t>min_samples</w:t>
-      </w:r>
-      <w:proofErr w:type="spellEnd"/>
-      <w:r>
-        <w:t xml:space="preserve"> value allows small or spurious clusters to form, while a high </w:t>
-      </w:r>
-      <w:proofErr w:type="spellStart"/>
-      <w:r>
-        <w:t>min_samples</w:t>
-      </w:r>
-      <w:proofErr w:type="spellEnd"/>
-      <w:r>
-        <w:t xml:space="preserve"> value enforces stricter density requirements that may exclude legitimate but less dense clusters. </w:t>
+        <w:t xml:space="preserve">A smaller ε value tends to fragment the data into numerous small clusters, often increasing the number of noise points and resulting in underfitting, where the model is too rigid to capture the full cluster structure. Conversely, an excessively large ε may merge distinct regions into a single cluster, leading to overfitting, where the model becomes too general and fails to preserve meaningful boundaries. Similarly, a low min_samples value allows small or spurious clusters to form, while a high min_samples value enforces stricter density requirements that may exclude legitimate but less dense clusters. </w:t>
       </w:r>
     </w:p>
     <w:p>
@@ -10440,47 +10311,7 @@
           <w:sz w:val="22"/>
           <w:szCs w:val="22"/>
         </w:rPr>
-        <w:t xml:space="preserve">Generated two-dimensional non-spherical dataset (two-moons) created using the </w:t>
-      </w:r>
-      <w:proofErr w:type="spellStart"/>
-      <w:r>
-        <w:rPr>
-          <w:i/>
-          <w:iCs/>
-          <w:sz w:val="22"/>
-          <w:szCs w:val="22"/>
-        </w:rPr>
-        <w:t>make_</w:t>
-      </w:r>
-      <w:proofErr w:type="gramStart"/>
-      <w:r>
-        <w:rPr>
-          <w:i/>
-          <w:iCs/>
-          <w:sz w:val="22"/>
-          <w:szCs w:val="22"/>
-        </w:rPr>
-        <w:t>moons</w:t>
-      </w:r>
-      <w:proofErr w:type="spellEnd"/>
-      <w:r>
-        <w:rPr>
-          <w:i/>
-          <w:iCs/>
-          <w:sz w:val="22"/>
-          <w:szCs w:val="22"/>
-        </w:rPr>
-        <w:t>(</w:t>
-      </w:r>
-      <w:proofErr w:type="gramEnd"/>
-      <w:r>
-        <w:rPr>
-          <w:i/>
-          <w:iCs/>
-          <w:sz w:val="22"/>
-          <w:szCs w:val="22"/>
-        </w:rPr>
-        <w:t>) function.</w:t>
+        <w:t>Generated two-dimensional non-spherical dataset (two-moons) created using the make_moons() function.</w:t>
       </w:r>
     </w:p>
     <w:p>
@@ -10567,23 +10398,7 @@
           <w:i/>
           <w:iCs/>
         </w:rPr>
-        <w:t xml:space="preserve">DBSCAN clustering result on the two-moons dataset using parameters ε = 0.2 and </w:t>
-      </w:r>
-      <w:proofErr w:type="spellStart"/>
-      <w:r>
-        <w:rPr>
-          <w:i/>
-          <w:iCs/>
-        </w:rPr>
-        <w:t>min_samples</w:t>
-      </w:r>
-      <w:proofErr w:type="spellEnd"/>
-      <w:r>
-        <w:rPr>
-          <w:i/>
-          <w:iCs/>
-        </w:rPr>
-        <w:t xml:space="preserve"> = 5.</w:t>
+        <w:t>DBSCAN clustering result on the two-moons dataset using parameters ε = 0.2 and min_samples = 5.</w:t>
       </w:r>
     </w:p>
     <w:p>
@@ -10598,15 +10413,7 @@
     </w:p>
     <w:p>
       <w:r>
-        <w:t xml:space="preserve">To examine the influence of DBSCAN’s parameters, experiments were conducted by varying ε and </w:t>
-      </w:r>
-      <w:proofErr w:type="spellStart"/>
-      <w:r>
-        <w:t>min_samples</w:t>
-      </w:r>
-      <w:proofErr w:type="spellEnd"/>
-      <w:r>
-        <w:t xml:space="preserve"> independently.</w:t>
+        <w:t>To examine the influence of DBSCAN’s parameters, experiments were conducted by varying ε and min_samples independently.</w:t>
       </w:r>
     </w:p>
     <w:p>
@@ -10689,48 +10496,12 @@
           <w:sz w:val="22"/>
           <w:szCs w:val="22"/>
         </w:rPr>
-        <w:t xml:space="preserve">DBSCAN results with varying ε values (0.1, 0.2, 0.3, 0.5) and fixed </w:t>
-      </w:r>
-      <w:proofErr w:type="spellStart"/>
-      <w:r>
-        <w:rPr>
-          <w:i/>
-          <w:iCs/>
-          <w:sz w:val="22"/>
-          <w:szCs w:val="22"/>
-        </w:rPr>
-        <w:t>min_samples</w:t>
-      </w:r>
-      <w:proofErr w:type="spellEnd"/>
-      <w:r>
-        <w:rPr>
-          <w:i/>
-          <w:iCs/>
-          <w:sz w:val="22"/>
-          <w:szCs w:val="22"/>
-        </w:rPr>
-        <w:t xml:space="preserve"> = 5.</w:t>
-      </w:r>
-    </w:p>
-    <w:p>
-      <w:r>
-        <w:t xml:space="preserve">Similarly, increasing </w:t>
-      </w:r>
-      <w:proofErr w:type="spellStart"/>
-      <w:r>
-        <w:t>min_samples</w:t>
-      </w:r>
-      <w:proofErr w:type="spellEnd"/>
-      <w:r>
-        <w:t xml:space="preserve"> made the density criterion progressively stricter, reducing the number of core points and increasing noise, especially at higher values. Smaller </w:t>
-      </w:r>
-      <w:proofErr w:type="spellStart"/>
-      <w:r>
-        <w:t>min_samples</w:t>
-      </w:r>
-      <w:proofErr w:type="spellEnd"/>
-      <w:r>
-        <w:t xml:space="preserve"> values (e.g., 3–5) produced stable and coherent clusters, while very large values (e.g., 20) led to overly conservative clustering that excluded many valid points at the edges of each crescent</w:t>
+        <w:t>DBSCAN results with varying ε values (0.1, 0.2, 0.3, 0.5) and fixed min_samples = 5.</w:t>
+      </w:r>
+    </w:p>
+    <w:p>
+      <w:r>
+        <w:t>Similarly, increasing min_samples made the density criterion progressively stricter, reducing the number of core points and increasing noise, especially at higher values. Smaller min_samples values (e.g., 3–5) produced stable and coherent clusters, while very large values (e.g., 20) led to overly conservative clustering that excluded many valid points at the edges of each crescent</w:t>
       </w:r>
       <w:r>
         <w:t>.</w:t>
@@ -10825,40 +10596,12 @@
           <w:sz w:val="22"/>
           <w:szCs w:val="22"/>
         </w:rPr>
-        <w:t xml:space="preserve">BSCAN results with varying </w:t>
-      </w:r>
-      <w:proofErr w:type="spellStart"/>
-      <w:r>
-        <w:rPr>
-          <w:i/>
-          <w:iCs/>
-          <w:sz w:val="22"/>
-          <w:szCs w:val="22"/>
-        </w:rPr>
-        <w:t>min_samples</w:t>
-      </w:r>
-      <w:proofErr w:type="spellEnd"/>
-      <w:r>
-        <w:rPr>
-          <w:i/>
-          <w:iCs/>
-          <w:sz w:val="22"/>
-          <w:szCs w:val="22"/>
-        </w:rPr>
-        <w:t xml:space="preserve"> values (3, 5, 10, 20) and fixed ε = 0.2. </w:t>
-      </w:r>
-    </w:p>
-    <w:p>
-      <w:r>
-        <w:t xml:space="preserve">An intermediate configuration (ε = 0.2, </w:t>
-      </w:r>
-      <w:proofErr w:type="spellStart"/>
-      <w:r>
-        <w:t>min_samples</w:t>
-      </w:r>
-      <w:proofErr w:type="spellEnd"/>
-      <w:r>
-        <w:t xml:space="preserve"> = 5) yielded the most coherent and balanced clustering.</w:t>
+        <w:t xml:space="preserve">BSCAN results with varying min_samples values (3, 5, 10, 20) and fixed ε = 0.2. </w:t>
+      </w:r>
+    </w:p>
+    <w:p>
+      <w:r>
+        <w:t>An intermediate configuration (ε = 0.2, min_samples = 5) yielded the most coherent and balanced clustering.</w:t>
       </w:r>
     </w:p>
     <w:p>
@@ -10957,23 +10700,7 @@
           <w:i/>
           <w:iCs/>
         </w:rPr>
-        <w:t xml:space="preserve">Comparison of clustering performance on the non-spherical two-moons dataset between DBSCAN (ε = 0.2, </w:t>
-      </w:r>
-      <w:proofErr w:type="spellStart"/>
-      <w:r>
-        <w:rPr>
-          <w:i/>
-          <w:iCs/>
-        </w:rPr>
-        <w:t>min_samples</w:t>
-      </w:r>
-      <w:proofErr w:type="spellEnd"/>
-      <w:r>
-        <w:rPr>
-          <w:i/>
-          <w:iCs/>
-        </w:rPr>
-        <w:t xml:space="preserve"> = 5) on the left and K-Means (k = 2) on the right.</w:t>
+        <w:t>Comparison of clustering performance on the non-spherical two-moons dataset between DBSCAN (ε = 0.2, min_samples = 5) on the left and K-Means (k = 2) on the right.</w:t>
       </w:r>
     </w:p>
     <w:p>
@@ -10988,28 +10715,12 @@
     </w:p>
     <w:p>
       <w:r>
-        <w:t xml:space="preserve">The Iris dataset was used to evaluate DBSCAN on real-world, multi-dimensional data. The feature variables were standardized using </w:t>
-      </w:r>
-      <w:proofErr w:type="spellStart"/>
-      <w:r>
-        <w:t>StandardScaler</w:t>
-      </w:r>
-      <w:proofErr w:type="spellEnd"/>
-      <w:r>
-        <w:t xml:space="preserve"> to ensure equal contribution of all attributes to the distance metric. Dimensionality reduction was then performed using Principal Component Analysis (PCA) to project the four-dimensional data into two principal components for visualization purposes only.</w:t>
-      </w:r>
-    </w:p>
-    <w:p>
-      <w:r>
-        <w:t xml:space="preserve">DBSCAN was applied to the standardized data using parameters ε = 0.6 and </w:t>
-      </w:r>
-      <w:proofErr w:type="spellStart"/>
-      <w:r>
-        <w:t>min_samples</w:t>
-      </w:r>
-      <w:proofErr w:type="spellEnd"/>
-      <w:r>
-        <w:t xml:space="preserve"> = 5. The algorithm identified several compact regions of high density corresponding to potential clusters while labeling certain ambiguous samples as noise. The resulting two-dimensional PCA projection revealed visually separable groups that broadly corresponded to the Iris species, although some overlap occurred between Iris versicolor and Iris virginica, which are known to have similar feature distributions. </w:t>
+        <w:t>The Iris dataset was used to evaluate DBSCAN on real-world, multi-dimensional data. The feature variables were standardized using StandardScaler to ensure equal contribution of all attributes to the distance metric. Dimensionality reduction was then performed using Principal Component Analysis (PCA) to project the four-dimensional data into two principal components for visualization purposes only.</w:t>
+      </w:r>
+    </w:p>
+    <w:p>
+      <w:r>
+        <w:t xml:space="preserve">DBSCAN was applied to the standardized data using parameters ε = 0.6 and min_samples = 5. The algorithm identified several compact regions of high density corresponding to potential clusters while labeling certain ambiguous samples as noise. The resulting two-dimensional PCA projection revealed visually separable groups that broadly corresponded to the Iris species, although some overlap occurred between Iris versicolor and Iris virginica, which are known to have similar feature distributions. </w:t>
       </w:r>
     </w:p>
     <w:p>
@@ -11092,27 +10803,7 @@
           <w:sz w:val="22"/>
           <w:szCs w:val="22"/>
         </w:rPr>
-        <w:t xml:space="preserve">DBSCAN clustering of the Iris dataset visualized after PCA projection (ε = 0.6, </w:t>
-      </w:r>
-      <w:proofErr w:type="spellStart"/>
-      <w:r>
-        <w:rPr>
-          <w:i/>
-          <w:iCs/>
-          <w:sz w:val="22"/>
-          <w:szCs w:val="22"/>
-        </w:rPr>
-        <w:t>min_samples</w:t>
-      </w:r>
-      <w:proofErr w:type="spellEnd"/>
-      <w:r>
-        <w:rPr>
-          <w:i/>
-          <w:iCs/>
-          <w:sz w:val="22"/>
-          <w:szCs w:val="22"/>
-        </w:rPr>
-        <w:t xml:space="preserve"> = 5).</w:t>
+        <w:t>DBSCAN clustering of the Iris dataset visualized after PCA projection (ε = 0.6, min_samples = 5).</w:t>
       </w:r>
     </w:p>
     <w:p>
@@ -11127,39 +10818,7 @@
     </w:p>
     <w:p>
       <w:r>
-        <w:t xml:space="preserve">To examine DBSCAN’s </w:t>
-      </w:r>
-      <w:proofErr w:type="spellStart"/>
-      <w:r>
-        <w:t>behaviour</w:t>
-      </w:r>
-      <w:proofErr w:type="spellEnd"/>
-      <w:r>
-        <w:t xml:space="preserve"> when cluster densities differ, a synthetic dataset was generated using the </w:t>
-      </w:r>
-      <w:proofErr w:type="spellStart"/>
-      <w:r>
-        <w:t>make_</w:t>
-      </w:r>
-      <w:proofErr w:type="gramStart"/>
-      <w:r>
-        <w:t>blobs</w:t>
-      </w:r>
-      <w:proofErr w:type="spellEnd"/>
-      <w:r>
-        <w:t>(</w:t>
-      </w:r>
-      <w:proofErr w:type="gramEnd"/>
-      <w:r>
-        <w:t xml:space="preserve">) function with cluster standard deviations of [0.5, 1.5, 0.3], creating three groups of unequal density. The algorithm was executed with parameters ε = 0.8 and </w:t>
-      </w:r>
-      <w:proofErr w:type="spellStart"/>
-      <w:r>
-        <w:t>min_samples</w:t>
-      </w:r>
-      <w:proofErr w:type="spellEnd"/>
-      <w:r>
-        <w:t xml:space="preserve"> = 5.</w:t>
+        <w:t>To examine DBSCAN’s behaviour when cluster densities differ, a synthetic dataset was generated using the make_blobs() function with cluster standard deviations of [0.5, 1.5, 0.3], creating three groups of unequal density. The algorithm was executed with parameters ε = 0.8 and min_samples = 5.</w:t>
       </w:r>
     </w:p>
     <w:p>
@@ -11252,27 +10911,7 @@
           <w:sz w:val="22"/>
           <w:szCs w:val="22"/>
         </w:rPr>
-        <w:t xml:space="preserve">DBSCAN clustering of the Iris dataset visualized after PCA projection (ε = 0.6, </w:t>
-      </w:r>
-      <w:proofErr w:type="spellStart"/>
-      <w:r>
-        <w:rPr>
-          <w:i/>
-          <w:iCs/>
-          <w:sz w:val="22"/>
-          <w:szCs w:val="22"/>
-        </w:rPr>
-        <w:t>min_samples</w:t>
-      </w:r>
-      <w:proofErr w:type="spellEnd"/>
-      <w:r>
-        <w:rPr>
-          <w:i/>
-          <w:iCs/>
-          <w:sz w:val="22"/>
-          <w:szCs w:val="22"/>
-        </w:rPr>
-        <w:t xml:space="preserve"> = 5).</w:t>
+        <w:t>DBSCAN clustering of the Iris dataset visualized after PCA projection (ε = 0.6, min_samples = 5).</w:t>
       </w:r>
     </w:p>
     <w:p>
@@ -11473,47 +11112,27 @@
           <w:sz w:val="22"/>
           <w:szCs w:val="22"/>
         </w:rPr>
-        <w:t xml:space="preserve">Quantitative evaluation of DBSCAN performance on the two-moons dataset (ε = 0.2, </w:t>
-      </w:r>
-      <w:proofErr w:type="spellStart"/>
-      <w:r>
+        <w:t>Quantitative evaluation of DBSCAN performance on the two-moons dataset (ε = 0.2, min_samples = 5).</w:t>
+      </w:r>
+    </w:p>
+    <w:p>
+      <w:pPr>
         <w:rPr>
           <w:i/>
           <w:iCs/>
           <w:sz w:val="22"/>
           <w:szCs w:val="22"/>
         </w:rPr>
-        <w:t>min_samples</w:t>
-      </w:r>
-      <w:proofErr w:type="spellEnd"/>
-      <w:r>
+      </w:pPr>
+    </w:p>
+    <w:p>
+      <w:pPr>
         <w:rPr>
           <w:i/>
           <w:iCs/>
           <w:sz w:val="22"/>
           <w:szCs w:val="22"/>
         </w:rPr>
-        <w:t xml:space="preserve"> = 5).</w:t>
-      </w:r>
-    </w:p>
-    <w:p>
-      <w:pPr>
-        <w:rPr>
-          <w:i/>
-          <w:iCs/>
-          <w:sz w:val="22"/>
-          <w:szCs w:val="22"/>
-        </w:rPr>
-      </w:pPr>
-    </w:p>
-    <w:p>
-      <w:pPr>
-        <w:rPr>
-          <w:i/>
-          <w:iCs/>
-          <w:sz w:val="22"/>
-          <w:szCs w:val="22"/>
-        </w:rPr>
       </w:pPr>
     </w:p>
     <w:p>
@@ -11540,23 +11159,7 @@
         <w:jc w:val="left"/>
       </w:pPr>
       <w:r>
-        <w:t xml:space="preserve">With parameters </w:t>
-      </w:r>
-      <w:proofErr w:type="spellStart"/>
-      <w:r>
-        <w:t>min_cluster_size</w:t>
-      </w:r>
-      <w:proofErr w:type="spellEnd"/>
-      <w:r>
-        <w:t xml:space="preserve"> = 15 and </w:t>
-      </w:r>
-      <w:proofErr w:type="spellStart"/>
-      <w:r>
-        <w:t>min_samples</w:t>
-      </w:r>
-      <w:proofErr w:type="spellEnd"/>
-      <w:r>
-        <w:t xml:space="preserve"> = 5, HDBSCAN successfully detected three main clusters and a small number of noise points. Compared to DBSCAN, which struggled to separate the sparser middle group, HDBSCAN adaptively adjusted to local density variations, resulting in more accurate cluster boundaries and reduced misclassification of low-density points as noise.</w:t>
+        <w:t>With parameters min_cluster_size = 15 and min_samples = 5, HDBSCAN successfully detected three main clusters and a small number of noise points. Compared to DBSCAN, which struggled to separate the sparser middle group, HDBSCAN adaptively adjusted to local density variations, resulting in more accurate cluster boundaries and reduced misclassification of low-density points as noise.</w:t>
       </w:r>
     </w:p>
     <w:p>
@@ -11650,47 +11253,7 @@
           <w:sz w:val="22"/>
           <w:szCs w:val="22"/>
         </w:rPr>
-        <w:t>HDBSCAN clustering on data with varying density (</w:t>
-      </w:r>
-      <w:proofErr w:type="spellStart"/>
-      <w:r>
-        <w:rPr>
-          <w:i/>
-          <w:iCs/>
-          <w:sz w:val="22"/>
-          <w:szCs w:val="22"/>
-        </w:rPr>
-        <w:t>min_cluster_size</w:t>
-      </w:r>
-      <w:proofErr w:type="spellEnd"/>
-      <w:r>
-        <w:rPr>
-          <w:i/>
-          <w:iCs/>
-          <w:sz w:val="22"/>
-          <w:szCs w:val="22"/>
-        </w:rPr>
-        <w:t xml:space="preserve"> = 15, </w:t>
-      </w:r>
-      <w:proofErr w:type="spellStart"/>
-      <w:r>
-        <w:rPr>
-          <w:i/>
-          <w:iCs/>
-          <w:sz w:val="22"/>
-          <w:szCs w:val="22"/>
-        </w:rPr>
-        <w:t>min_samples</w:t>
-      </w:r>
-      <w:proofErr w:type="spellEnd"/>
-      <w:r>
-        <w:rPr>
-          <w:i/>
-          <w:iCs/>
-          <w:sz w:val="22"/>
-          <w:szCs w:val="22"/>
-        </w:rPr>
-        <w:t xml:space="preserve"> = 5).</w:t>
+        <w:t>HDBSCAN clustering on data with varying density (min_cluster_size = 15, min_samples = 5).</w:t>
       </w:r>
       <w:r>
         <w:rPr>
@@ -11789,23 +11352,7 @@
           <w:i/>
           <w:iCs/>
         </w:rPr>
-        <w:t xml:space="preserve">DBSCAN is sensitive to its parameters ε (epsilon) and </w:t>
-      </w:r>
-      <w:proofErr w:type="spellStart"/>
-      <w:r>
-        <w:rPr>
-          <w:i/>
-          <w:iCs/>
-        </w:rPr>
-        <w:t>min_samples</w:t>
-      </w:r>
-      <w:proofErr w:type="spellEnd"/>
-      <w:r>
-        <w:rPr>
-          <w:i/>
-          <w:iCs/>
-        </w:rPr>
-        <w:t>. Small changes in these values can significantly affect the resulting clusters. It also struggles with datasets containing clusters of varying density, since a single global ε cannot accommodate both dense and sparse regions simultaneously. In addition, DBSCAN’s performance can degrade on very large or high-dimensional datasets because distance measures become less meaningful in such spaces.</w:t>
+        <w:t>DBSCAN is sensitive to its parameters ε (epsilon) and min_samples. Small changes in these values can significantly affect the resulting clusters. It also struggles with datasets containing clusters of varying density, since a single global ε cannot accommodate both dense and sparse regions simultaneously. In addition, DBSCAN’s performance can degrade on very large or high-dimensional datasets because distance measures become less meaningful in such spaces.</w:t>
       </w:r>
     </w:p>
     <w:p>
@@ -11887,15 +11434,7 @@
     </w:p>
     <w:p>
       <w:r>
-        <w:t xml:space="preserve">However, DBSCAN’s performance was found to be highly dependent on the choice of its parameters, ε and </w:t>
-      </w:r>
-      <w:proofErr w:type="spellStart"/>
-      <w:r>
-        <w:t>min_samples</w:t>
-      </w:r>
-      <w:proofErr w:type="spellEnd"/>
-      <w:r>
-        <w:t>, and it struggled when clusters exhibited varying densities. In contrast, HDBSCAN addressed this limitation by adaptively determining density thresholds, yielding more stable results and better separation of clusters with differing densities.</w:t>
+        <w:t>However, DBSCAN’s performance was found to be highly dependent on the choice of its parameters, ε and min_samples, and it struggled when clusters exhibited varying densities. In contrast, HDBSCAN addressed this limitation by adaptively determining density thresholds, yielding more stable results and better separation of clusters with differing densities.</w:t>
       </w:r>
     </w:p>
     <w:p>
@@ -11916,18 +11455,11 @@
         <w:t>3</w:t>
       </w:r>
       <w:r>
-        <w:t xml:space="preserve"> </w:t>
-      </w:r>
-      <w:proofErr w:type="gramStart"/>
-      <w:r>
-        <w:t xml:space="preserve">-  </w:t>
-      </w:r>
-      <w:proofErr w:type="spellStart"/>
+        <w:t xml:space="preserve"> -  </w:t>
+      </w:r>
       <w:r>
         <w:t>Hierarchial</w:t>
       </w:r>
-      <w:proofErr w:type="spellEnd"/>
-      <w:proofErr w:type="gramEnd"/>
       <w:r>
         <w:t xml:space="preserve"> Clustering</w:t>
       </w:r>
@@ -12205,15 +11737,7 @@
         <w:t xml:space="preserve"> </w:t>
       </w:r>
       <w:r>
-        <w:t xml:space="preserve">Average linkage uses the mean distance between all pairs of points across the two clusters. This approach provides a balanced </w:t>
-      </w:r>
-      <w:proofErr w:type="spellStart"/>
-      <w:r>
-        <w:t>behaviour</w:t>
-      </w:r>
-      <w:proofErr w:type="spellEnd"/>
-      <w:r>
-        <w:t>, avoiding the chaining effect of single linkage and the strict compactness of complete linkage.</w:t>
+        <w:t>Average linkage uses the mean distance between all pairs of points across the two clusters. This approach provides a balanced behaviour, avoiding the chaining effect of single linkage and the strict compactness of complete linkage.</w:t>
       </w:r>
       <w:r>
         <w:t xml:space="preserve"> </w:t>
@@ -12286,7 +11810,6 @@
         <w:t xml:space="preserve"> </w:t>
       </w:r>
       <w:hyperlink r:id="rId29" w:history="1">
-        <w:proofErr w:type="spellStart"/>
         <w:r>
           <w:rPr>
             <w:rStyle w:val="Hyperlink"/>
@@ -12294,7 +11817,6 @@
           </w:rPr>
           <w:t>Hierarchial_Clustering_Code</w:t>
         </w:r>
-        <w:proofErr w:type="spellEnd"/>
       </w:hyperlink>
     </w:p>
     <w:p>
@@ -12312,15 +11834,7 @@
         <w:jc w:val="left"/>
       </w:pPr>
       <w:r>
-        <w:t xml:space="preserve">To begin the experiment, a simple two-dimensional dataset was generated using the </w:t>
-      </w:r>
-      <w:proofErr w:type="spellStart"/>
-      <w:r>
-        <w:t>make_blobs</w:t>
-      </w:r>
-      <w:proofErr w:type="spellEnd"/>
-      <w:r>
-        <w:t xml:space="preserve"> function. The dataset contains 200 samples grouped around three well-separated cluster centers, each with a moderate standard deviation. This setup provides a clear structure that allows hierarchical clustering to reveal how points gradually merge into larger groups.</w:t>
+        <w:t>To begin the experiment, a simple two-dimensional dataset was generated using the make_blobs function. The dataset contains 200 samples grouped around three well-separated cluster centers, each with a moderate standard deviation. This setup provides a clear structure that allows hierarchical clustering to reveal how points gradually merge into larger groups.</w:t>
       </w:r>
     </w:p>
     <w:p>
@@ -12538,15 +12052,7 @@
         <w:jc w:val="left"/>
       </w:pPr>
       <w:r>
-        <w:t xml:space="preserve">Once the hierarchical structure is built, the next step is to extract a specific number of clusters from the dendrogram. In this experiment, the agglomerative algorithm uses Ward linkage and forms three clusters, which matches the natural grouping in the synthetic dataset. By specifying </w:t>
-      </w:r>
-      <w:proofErr w:type="spellStart"/>
-      <w:r>
-        <w:t>n_clusters</w:t>
-      </w:r>
-      <w:proofErr w:type="spellEnd"/>
-      <w:r>
-        <w:t xml:space="preserve"> = 3, the algorithm stops the merging process at the appropriate level and assigns each data point to one of the resulting clusters.</w:t>
+        <w:t>Once the hierarchical structure is built, the next step is to extract a specific number of clusters from the dendrogram. In this experiment, the agglomerative algorithm uses Ward linkage and forms three clusters, which matches the natural grouping in the synthetic dataset. By specifying n_clusters = 3, the algorithm stops the merging process at the appropriate level and assigns each data point to one of the resulting clusters.</w:t>
       </w:r>
     </w:p>
     <w:p>
@@ -12837,15 +12343,7 @@
         <w:t>The figure below</w:t>
       </w:r>
       <w:r>
-        <w:t xml:space="preserve"> shows the clustering result projected onto the first two principal components. The three clusters appear as distinct groups in the PCA space, and their structure broadly matches the expected species separation. One cluster aligns clearly with Iris </w:t>
-      </w:r>
-      <w:proofErr w:type="spellStart"/>
-      <w:r>
-        <w:t>setosa</w:t>
-      </w:r>
-      <w:proofErr w:type="spellEnd"/>
-      <w:r>
-        <w:t xml:space="preserve">, while the other two clusters overlap more, reflecting the known similarity between Iris versicolor and Iris virginica. This </w:t>
+        <w:t xml:space="preserve"> shows the clustering result projected onto the first two principal components. The three clusters appear as distinct groups in the PCA space, and their structure broadly matches the expected species separation. One cluster aligns clearly with Iris setosa, while the other two clusters overlap more, reflecting the known similarity between Iris versicolor and Iris virginica. This </w:t>
       </w:r>
       <w:r>
         <w:t>behavior</w:t>
@@ -13045,15 +12543,7 @@
         <w:jc w:val="left"/>
       </w:pPr>
       <w:r>
-        <w:t xml:space="preserve">To explore the hierarchical structure in more detail, the experiment used the </w:t>
-      </w:r>
-      <w:proofErr w:type="spellStart"/>
-      <w:r>
-        <w:t>fcluster</w:t>
-      </w:r>
-      <w:proofErr w:type="spellEnd"/>
-      <w:r>
-        <w:t xml:space="preserve"> function to extract clusters by cutting the dendrogram at specific distances. This approach makes it possible to control the level of granularity in the clustering result. A smaller cut height produces more clusters by stopping the merging process early, while a larger cut height merges points into broader groups. The figure below shows the clusters obtained when the dendrogram was cut at a distance of 10. The algorithm returned three clusters, which aligns with the natural structure of the synthetic dataset.</w:t>
+        <w:t>To explore the hierarchical structure in more detail, the experiment used the fcluster function to extract clusters by cutting the dendrogram at specific distances. This approach makes it possible to control the level of granularity in the clustering result. A smaller cut height produces more clusters by stopping the merging process early, while a larger cut height merges points into broader groups. The figure below shows the clusters obtained when the dendrogram was cut at a distance of 10. The algorithm returned three clusters, which aligns with the natural structure of the synthetic dataset.</w:t>
       </w:r>
     </w:p>
     <w:p>
@@ -14428,7 +13918,6 @@
         <w:t xml:space="preserve"> </w:t>
       </w:r>
       <w:hyperlink r:id="rId39" w:history="1">
-        <w:proofErr w:type="spellStart"/>
         <w:r>
           <w:rPr>
             <w:rStyle w:val="Hyperlink"/>
@@ -14436,7 +13925,6 @@
           </w:rPr>
           <w:t>Regression_Code</w:t>
         </w:r>
-        <w:proofErr w:type="spellEnd"/>
       </w:hyperlink>
       <w:r>
         <w:t xml:space="preserve"> </w:t>
@@ -14492,36 +13980,7 @@
         <w:t>Salary_Data.csv</w:t>
       </w:r>
       <w:r>
-        <w:t xml:space="preserve"> dataset is loaded using </w:t>
-      </w:r>
-      <w:proofErr w:type="spellStart"/>
-      <w:proofErr w:type="gramStart"/>
-      <w:r>
-        <w:t>pandas.read</w:t>
-      </w:r>
-      <w:proofErr w:type="gramEnd"/>
-      <w:r>
-        <w:t>_</w:t>
-      </w:r>
-      <w:proofErr w:type="gramStart"/>
-      <w:r>
-        <w:t>csv</w:t>
-      </w:r>
-      <w:proofErr w:type="spellEnd"/>
-      <w:r>
-        <w:t>(</w:t>
-      </w:r>
-      <w:proofErr w:type="gramEnd"/>
-      <w:r>
-        <w:t xml:space="preserve">). It contains 30 observations and two variables, making it well suited for demonstrating simple linear regression in a controlled and interpretable setting. The dataset consists of one explanatory variable, </w:t>
-      </w:r>
-      <w:proofErr w:type="spellStart"/>
-      <w:r>
-        <w:t>YearsExperience</w:t>
-      </w:r>
-      <w:proofErr w:type="spellEnd"/>
-      <w:r>
-        <w:t>, and one target variable, Salary.</w:t>
+        <w:t xml:space="preserve"> dataset is loaded using pandas.read_csv(). It contains 30 observations and two variables, making it well suited for demonstrating simple linear regression in a controlled and interpretable setting. The dataset consists of one explanatory variable, YearsExperience, and one target variable, Salary.</w:t>
       </w:r>
     </w:p>
     <w:p>
@@ -14545,17 +14004,7 @@
         <w:jc w:val="left"/>
       </w:pPr>
       <w:r>
-        <w:t xml:space="preserve">Descriptive statistics computed using </w:t>
-      </w:r>
-      <w:proofErr w:type="spellStart"/>
-      <w:proofErr w:type="gramStart"/>
-      <w:r>
-        <w:t>df.describe</w:t>
-      </w:r>
-      <w:proofErr w:type="spellEnd"/>
-      <w:proofErr w:type="gramEnd"/>
-      <w:r>
-        <w:t>() summarize the central tendency and dispersion of both variables. Years of experience span from 1.1 to 10.5 years, while salaries range from €37,731 to €122,391, indicating sufficient variability to meaningfully evaluate a predictive relationship.</w:t>
+        <w:t>Descriptive statistics computed using df.describe() summarize the central tendency and dispersion of both variables. Years of experience span from 1.1 to 10.5 years, while salaries range from €37,731 to €122,391, indicating sufficient variability to meaningfully evaluate a predictive relationship.</w:t>
       </w:r>
     </w:p>
     <w:p>
@@ -14802,15 +14251,7 @@
         <w:jc w:val="left"/>
       </w:pPr>
       <w:r>
-        <w:t xml:space="preserve">A simple linear regression model is constructed by assigning </w:t>
-      </w:r>
-      <w:proofErr w:type="spellStart"/>
-      <w:r>
-        <w:t>YearsExperience</w:t>
-      </w:r>
-      <w:proofErr w:type="spellEnd"/>
-      <w:r>
-        <w:t xml:space="preserve"> to </w:t>
+        <w:t xml:space="preserve">A simple linear regression model is constructed by assigning YearsExperience to </w:t>
       </w:r>
       <m:oMath>
         <m:r>
@@ -15303,50 +14744,34 @@
           <w:b/>
           <w:bCs/>
         </w:rPr>
-        <w:t xml:space="preserve">. Residual Distribution (Test </w:t>
-      </w:r>
-      <w:proofErr w:type="gramStart"/>
+        <w:t>. Residual Distribution (Test Set)</w:t>
+      </w:r>
       <w:r>
         <w:rPr>
           <w:b/>
           <w:bCs/>
         </w:rPr>
-        <w:t>Set)</w:t>
+        <w:t xml:space="preserve">         </w:t>
       </w:r>
       <w:r>
         <w:rPr>
           <w:b/>
           <w:bCs/>
         </w:rPr>
-        <w:t xml:space="preserve">   </w:t>
-      </w:r>
-      <w:proofErr w:type="gramEnd"/>
+        <w:t xml:space="preserve">Figure </w:t>
+      </w:r>
       <w:r>
         <w:rPr>
           <w:b/>
           <w:bCs/>
         </w:rPr>
-        <w:t xml:space="preserve">      </w:t>
+        <w:t>32</w:t>
       </w:r>
       <w:r>
         <w:rPr>
           <w:b/>
           <w:bCs/>
         </w:rPr>
-        <w:t xml:space="preserve">Figure </w:t>
-      </w:r>
-      <w:r>
-        <w:rPr>
-          <w:b/>
-          <w:bCs/>
-        </w:rPr>
-        <w:t>32</w:t>
-      </w:r>
-      <w:r>
-        <w:rPr>
-          <w:b/>
-          <w:bCs/>
-        </w:rPr>
         <w:t>. Q–Q Plot (Test Set Residuals)</w:t>
       </w:r>
     </w:p>
@@ -15388,28 +14813,7 @@
         <w:jc w:val="left"/>
       </w:pPr>
       <w:r>
-        <w:t xml:space="preserve">The dataset is loaded using </w:t>
-      </w:r>
-      <w:proofErr w:type="spellStart"/>
-      <w:proofErr w:type="gramStart"/>
-      <w:r>
-        <w:t>pandas.read</w:t>
-      </w:r>
-      <w:proofErr w:type="gramEnd"/>
-      <w:r>
-        <w:t>_</w:t>
-      </w:r>
-      <w:proofErr w:type="gramStart"/>
-      <w:r>
-        <w:t>csv</w:t>
-      </w:r>
-      <w:proofErr w:type="spellEnd"/>
-      <w:r>
-        <w:t>(</w:t>
-      </w:r>
-      <w:proofErr w:type="gramEnd"/>
-      <w:r>
-        <w:t>) and contains 50 observations and five variables. The target variable is Profit, while the explanatory variables consist of three numerical predictors (R&amp;D Spend, Administration, Marketing Spend) and one categorical predictor (State).</w:t>
+        <w:t>The dataset is loaded using pandas.read_csv() and contains 50 observations and five variables. The target variable is Profit, while the explanatory variables consist of three numerical predictors (R&amp;D Spend, Administration, Marketing Spend) and one categorical predictor (State).</w:t>
       </w:r>
     </w:p>
     <w:p>
@@ -15834,23 +15238,7 @@
         <w:jc w:val="left"/>
       </w:pPr>
       <w:r>
-        <w:t xml:space="preserve">Multiple linear regression requires numerical input features. Since State is a categorical variable, it cannot be directly used in the regression model. To address this, one-hot encoding is applied using a </w:t>
-      </w:r>
-      <w:proofErr w:type="spellStart"/>
-      <w:r>
-        <w:t>ColumnTransformer</w:t>
-      </w:r>
-      <w:proofErr w:type="spellEnd"/>
-      <w:r>
-        <w:t xml:space="preserve"> combined with </w:t>
-      </w:r>
-      <w:proofErr w:type="spellStart"/>
-      <w:r>
-        <w:t>OneHotEncoder</w:t>
-      </w:r>
-      <w:proofErr w:type="spellEnd"/>
-      <w:r>
-        <w:t>.</w:t>
+        <w:t>Multiple linear regression requires numerical input features. Since State is a categorical variable, it cannot be directly used in the regression model. To address this, one-hot encoding is applied using a ColumnTransformer combined with OneHotEncoder.</w:t>
       </w:r>
     </w:p>
     <w:p>
@@ -16121,30 +15509,14 @@
           <w:i/>
           <w:iCs/>
         </w:rPr>
-        <w:t xml:space="preserve"> Residual Distribution (Test </w:t>
-      </w:r>
-      <w:proofErr w:type="gramStart"/>
+        <w:t xml:space="preserve"> Residual Distribution (Test Set)</w:t>
+      </w:r>
       <w:r>
         <w:rPr>
           <w:i/>
           <w:iCs/>
         </w:rPr>
-        <w:t>Set)</w:t>
-      </w:r>
-      <w:r>
-        <w:rPr>
-          <w:i/>
-          <w:iCs/>
-        </w:rPr>
-        <w:t xml:space="preserve">   </w:t>
-      </w:r>
-      <w:proofErr w:type="gramEnd"/>
-      <w:r>
-        <w:rPr>
-          <w:i/>
-          <w:iCs/>
-        </w:rPr>
-        <w:t xml:space="preserve">        </w:t>
+        <w:t xml:space="preserve">           </w:t>
       </w:r>
       <w:r>
         <w:rPr>
@@ -17164,15 +16536,7 @@
         <w:t xml:space="preserve"> </w:t>
       </w:r>
       <w:r>
-        <w:t xml:space="preserve">and demonstrated how multiple variables jointly contribute to prediction. The strong test performance confirmed that the model generalized well, while the drop in Adjusted R² highlighted an important methodological point: adding predictors increases complexity, and not all variables necessarily provide meaningful additional explanatory power. Residual analysis further supported the suitability of the linear model for the </w:t>
-      </w:r>
-      <w:proofErr w:type="gramStart"/>
-      <w:r>
-        <w:t>startups</w:t>
-      </w:r>
-      <w:proofErr w:type="gramEnd"/>
-      <w:r>
-        <w:t xml:space="preserve"> dataset.</w:t>
+        <w:t>and demonstrated how multiple variables jointly contribute to prediction. The strong test performance confirmed that the model generalized well, while the drop in Adjusted R² highlighted an important methodological point: adding predictors increases complexity, and not all variables necessarily provide meaningful additional explanatory power. Residual analysis further supported the suitability of the linear model for the startups dataset.</w:t>
       </w:r>
     </w:p>
     <w:p>
@@ -17790,6 +17154,9 @@
             <m:t>P(y=1∣X)=σ(z)</m:t>
           </m:r>
           <m:r>
+            <m:rPr>
+              <m:sty m:val="p"/>
+            </m:rPr>
             <w:br/>
           </m:r>
         </m:oMath>
@@ -18099,7 +17466,6 @@
         <w:t xml:space="preserve"> </w:t>
       </w:r>
       <w:hyperlink r:id="rId59" w:history="1">
-        <w:proofErr w:type="spellStart"/>
         <w:r>
           <w:rPr>
             <w:rStyle w:val="Hyperlink"/>
@@ -18107,7 +17473,6 @@
           </w:rPr>
           <w:t>Logistic_Regression_Code</w:t>
         </w:r>
-        <w:proofErr w:type="spellEnd"/>
       </w:hyperlink>
     </w:p>
     <w:p>
@@ -18212,23 +17577,7 @@
     </w:p>
     <w:p>
       <w:r>
-        <w:t xml:space="preserve">Before training, both predictors are standardized using </w:t>
-      </w:r>
-      <w:proofErr w:type="spellStart"/>
-      <w:r>
-        <w:t>StandardScaler</w:t>
-      </w:r>
-      <w:proofErr w:type="spellEnd"/>
-      <w:r>
-        <w:t xml:space="preserve">. This step is essential because </w:t>
-      </w:r>
-      <w:proofErr w:type="spellStart"/>
-      <w:r>
-        <w:t>EstimatedSalary</w:t>
-      </w:r>
-      <w:proofErr w:type="spellEnd"/>
-      <w:r>
-        <w:t xml:space="preserve"> has a much larger numeric scale than Age. Without scaling, the optimization procedure would be dominated by the salary feature’s magnitude, slowing </w:t>
+        <w:t xml:space="preserve">Before training, both predictors are standardized using StandardScaler. This step is essential because EstimatedSalary has a much larger numeric scale than Age. Without scaling, the optimization procedure would be dominated by the salary feature’s magnitude, slowing </w:t>
       </w:r>
       <w:r>
         <w:lastRenderedPageBreak/>
@@ -18546,15 +17895,7 @@
         <w:t>Purchased</w:t>
       </w:r>
       <w:r>
-        <w:t xml:space="preserve">. Observations close to the boundary represent cases where small changes in age or salary </w:t>
-      </w:r>
-      <w:proofErr w:type="gramStart"/>
-      <w:r>
-        <w:t>lead</w:t>
-      </w:r>
-      <w:proofErr w:type="gramEnd"/>
-      <w:r>
-        <w:t xml:space="preserve"> to different predicted outcomes. The presence of both classes in this narrow transition zone reflects genuine overlap in user behavior</w:t>
+        <w:t>. Observations close to the boundary represent cases where small changes in age or salary lead to different predicted outcomes. The presence of both classes in this narrow transition zone reflects genuine overlap in user behavior</w:t>
       </w:r>
       <w:r>
         <w:t xml:space="preserve">. </w:t>
@@ -18700,30 +18041,14 @@
           <w:i/>
           <w:iCs/>
         </w:rPr>
-        <w:t xml:space="preserve">Decision Boundary (Training </w:t>
-      </w:r>
-      <w:proofErr w:type="gramStart"/>
-      <w:r>
-        <w:rPr>
-          <w:i/>
-          <w:iCs/>
-        </w:rPr>
-        <w:t>Set)</w:t>
+        <w:t>Decision Boundary (Training Set)</w:t>
       </w:r>
       <w:r>
         <w:rPr>
           <w:b/>
           <w:bCs/>
         </w:rPr>
-        <w:t xml:space="preserve">   </w:t>
-      </w:r>
-      <w:proofErr w:type="gramEnd"/>
-      <w:r>
-        <w:rPr>
-          <w:b/>
-          <w:bCs/>
-        </w:rPr>
-        <w:t xml:space="preserve">         </w:t>
+        <w:t xml:space="preserve">            </w:t>
       </w:r>
       <w:r>
         <w:rPr>
@@ -19177,7 +18502,6 @@
         <w:t xml:space="preserve"> </w:t>
       </w:r>
       <w:hyperlink r:id="rId66" w:history="1">
-        <w:proofErr w:type="spellStart"/>
         <w:r>
           <w:rPr>
             <w:rStyle w:val="Hyperlink"/>
@@ -19185,7 +18509,6 @@
           </w:rPr>
           <w:t>KNN_Code</w:t>
         </w:r>
-        <w:proofErr w:type="spellEnd"/>
       </w:hyperlink>
     </w:p>
     <w:p>
@@ -19200,23 +18523,7 @@
     </w:p>
     <w:p>
       <w:r>
-        <w:t xml:space="preserve">A synthetic two-dimensional dataset was generated using the </w:t>
-      </w:r>
-      <w:proofErr w:type="spellStart"/>
-      <w:r>
-        <w:t>make_</w:t>
-      </w:r>
-      <w:proofErr w:type="gramStart"/>
-      <w:r>
-        <w:t>classification</w:t>
-      </w:r>
-      <w:proofErr w:type="spellEnd"/>
-      <w:r>
-        <w:t>(</w:t>
-      </w:r>
-      <w:proofErr w:type="gramEnd"/>
-      <w:r>
-        <w:t>) function from the scikit-learn library. The dataset consisted of 300 samples with two informative features and three distinct class labels.</w:t>
+        <w:t>A synthetic two-dimensional dataset was generated using the make_classification() function from the scikit-learn library. The dataset consisted of 300 samples with two informative features and three distinct class labels.</w:t>
       </w:r>
     </w:p>
     <w:p>
@@ -19317,15 +18624,7 @@
     </w:p>
     <w:p>
       <w:r>
-        <w:t xml:space="preserve">The dataset was then split into training (80%) and test (20%) sets. Feature standardization was applied using </w:t>
-      </w:r>
-      <w:proofErr w:type="spellStart"/>
-      <w:r>
-        <w:t>StandardScaler</w:t>
-      </w:r>
-      <w:proofErr w:type="spellEnd"/>
-      <w:r>
-        <w:t xml:space="preserve"> to ensure that both features contributed equally to distance calculations.</w:t>
+        <w:t>The dataset was then split into training (80%) and test (20%) sets. Feature standardization was applied using StandardScaler to ensure that both features contributed equally to distance calculations.</w:t>
       </w:r>
     </w:p>
     <w:p>
@@ -19679,6 +18978,7 @@
     <w:p>
       <w:pPr>
         <w:pStyle w:val="Heading1"/>
+        <w:jc w:val="left"/>
       </w:pPr>
       <w:bookmarkStart w:id="75" w:name="_Toc217906519"/>
       <w:r>
@@ -19701,7 +19001,19 @@
         <w:t>Tree</w:t>
       </w:r>
       <w:r>
-        <w:t>-Based Clustering (Silhouette-Based Splitting)</w:t>
+        <w:t>-Based</w:t>
+      </w:r>
+      <w:r>
+        <w:t xml:space="preserve"> </w:t>
+      </w:r>
+      <w:r>
+        <w:t>Clustering</w:t>
+      </w:r>
+      <w:r>
+        <w:t xml:space="preserve"> </w:t>
+      </w:r>
+      <w:r>
+        <w:t>(Silhouette Splitting)</w:t>
       </w:r>
       <w:bookmarkEnd w:id="75"/>
     </w:p>
@@ -19725,6 +19037,58 @@
       <w:r>
         <w:t>…</w:t>
       </w:r>
+    </w:p>
+    <w:p/>
+    <w:p>
+      <w:pPr>
+        <w:pStyle w:val="Heading2"/>
+      </w:pPr>
+      <w:r>
+        <w:t>Objective</w:t>
+      </w:r>
+    </w:p>
+    <w:p>
+      <w:r>
+        <w:t>T</w:t>
+      </w:r>
+      <w:r>
+        <w:t>his experiment aims to …</w:t>
+      </w:r>
+    </w:p>
+    <w:p/>
+    <w:p>
+      <w:pPr>
+        <w:pStyle w:val="Heading2"/>
+      </w:pPr>
+      <w:r>
+        <w:t>Code</w:t>
+      </w:r>
+    </w:p>
+    <w:p>
+      <w:r>
+        <w:t xml:space="preserve">The </w:t>
+      </w:r>
+      <w:r>
+        <w:t>tree Based Clustering</w:t>
+      </w:r>
+      <w:r>
+        <w:t xml:space="preserve"> </w:t>
+      </w:r>
+      <w:r>
+        <w:t>Code used in this experiment is available at the following GitHub repository:</w:t>
+      </w:r>
+      <w:r>
+        <w:t xml:space="preserve"> </w:t>
+      </w:r>
+      <w:hyperlink r:id="rId71" w:history="1">
+        <w:r>
+          <w:rPr>
+            <w:rStyle w:val="Hyperlink"/>
+            <w:color w:val="EE0000"/>
+          </w:rPr>
+          <w:t>Regression_Code</w:t>
+        </w:r>
+      </w:hyperlink>
     </w:p>
     <w:sectPr>
       <w:pgSz w:w="12240" w:h="15840"/>
@@ -28029,7 +27393,7 @@
   <w:style w:type="paragraph" w:default="1" w:styleId="Normal">
     <w:name w:val="Normal"/>
     <w:qFormat/>
-    <w:rsid w:val="00B61564"/>
+    <w:rsid w:val="00194A3C"/>
     <w:pPr>
       <w:jc w:val="both"/>
     </w:pPr>

--- a/Lab Report.docx
+++ b/Lab Report.docx
@@ -12651,8 +12651,18 @@
             <w:rFonts w:cs="Times New Roman"/>
             <w:color w:val="EE0000"/>
           </w:rPr>
-          <w:t>K-Means_Code</w:t>
+          <w:t>K-</w:t>
         </w:r>
+        <w:proofErr w:type="spellStart"/>
+        <w:r>
+          <w:rPr>
+            <w:rStyle w:val="Hyperlink"/>
+            <w:rFonts w:cs="Times New Roman"/>
+            <w:color w:val="EE0000"/>
+          </w:rPr>
+          <w:t>Means_Code</w:t>
+        </w:r>
+        <w:proofErr w:type="spellEnd"/>
       </w:hyperlink>
     </w:p>
     <w:p>
@@ -12667,7 +12677,23 @@
     </w:p>
     <w:p>
       <w:r>
-        <w:t>To visualize how K-Means behaves, a simple 2D dataset with three clusters was created using make_blobs().</w:t>
+        <w:t xml:space="preserve">To visualize how K-Means behaves, a simple 2D dataset with three clusters was created using </w:t>
+      </w:r>
+      <w:proofErr w:type="spellStart"/>
+      <w:r>
+        <w:t>make_</w:t>
+      </w:r>
+      <w:proofErr w:type="gramStart"/>
+      <w:r>
+        <w:t>blobs</w:t>
+      </w:r>
+      <w:proofErr w:type="spellEnd"/>
+      <w:r>
+        <w:t>(</w:t>
+      </w:r>
+      <w:proofErr w:type="gramEnd"/>
+      <w:r>
+        <w:t>).</w:t>
       </w:r>
     </w:p>
     <w:p>
@@ -12883,7 +12909,20 @@
     </w:p>
     <w:p>
       <w:r>
-        <w:t>Before clustering, the data was standardized using StandardScaler() to ensure that all features contributed equally to the distance calculations. This transformation scales each feature to have a mean of 0 and a standard deviation of 1, making the variables comparable across dimensions.</w:t>
+        <w:t xml:space="preserve">Before clustering, the data was standardized using </w:t>
+      </w:r>
+      <w:proofErr w:type="spellStart"/>
+      <w:proofErr w:type="gramStart"/>
+      <w:r>
+        <w:t>StandardScaler</w:t>
+      </w:r>
+      <w:proofErr w:type="spellEnd"/>
+      <w:r>
+        <w:t>(</w:t>
+      </w:r>
+      <w:proofErr w:type="gramEnd"/>
+      <w:r>
+        <w:t>) to ensure that all features contributed equally to the distance calculations. This transformation scales each feature to have a mean of 0 and a standard deviation of 1, making the variables comparable across dimensions.</w:t>
       </w:r>
     </w:p>
     <w:p>
@@ -13561,7 +13600,15 @@
       <w:bookmarkStart w:id="12" w:name="_Toc217982383"/>
       <w:r>
         <w:lastRenderedPageBreak/>
-        <w:t>Lab 2 -  DBSCAN Clustering</w:t>
+        <w:t xml:space="preserve">Lab 2 </w:t>
+      </w:r>
+      <w:proofErr w:type="gramStart"/>
+      <w:r>
+        <w:t>-  DBSCAN</w:t>
+      </w:r>
+      <w:proofErr w:type="gramEnd"/>
+      <w:r>
+        <w:t xml:space="preserve"> Clustering</w:t>
       </w:r>
       <w:bookmarkEnd w:id="12"/>
     </w:p>
@@ -13601,6 +13648,7 @@
       <w:r>
         <w:t xml:space="preserve">, </w:t>
       </w:r>
+      <w:proofErr w:type="spellStart"/>
       <w:r>
         <w:rPr>
           <w:b/>
@@ -13608,6 +13656,7 @@
         </w:rPr>
         <w:t>min_samples</w:t>
       </w:r>
+      <w:proofErr w:type="spellEnd"/>
       <w:r>
         <w:t xml:space="preserve">) and the roles of core, border, and noise points. </w:t>
       </w:r>
@@ -13682,7 +13731,15 @@
     </w:p>
     <w:p>
       <w:r>
-        <w:t>DBSCAN (Density-Based Spatial Clustering of Applications with Noise) is a density-based clustering algorithm that groups together points closely packed in space, while marking isolated points as noise. It defines clusters based on two parameters:</w:t>
+        <w:t xml:space="preserve">DBSCAN (Density-Based Spatial Clustering of Applications with Noise) is a density-based clustering algorithm that groups together </w:t>
+      </w:r>
+      <w:proofErr w:type="gramStart"/>
+      <w:r>
+        <w:t>points</w:t>
+      </w:r>
+      <w:proofErr w:type="gramEnd"/>
+      <w:r>
+        <w:t xml:space="preserve"> closely packed in space, while marking isolated points as noise. It defines clusters based on two parameters:</w:t>
       </w:r>
     </w:p>
     <w:p>
@@ -13705,13 +13762,26 @@
           <w:numId w:val="4"/>
         </w:numPr>
       </w:pPr>
-      <w:r>
-        <w:t>min_samples: the minimum number of points required to form a dense region.</w:t>
-      </w:r>
-    </w:p>
-    <w:p>
-      <w:r>
-        <w:t xml:space="preserve">Conceptually, the method considers a neighborhood of radius ε around each point in the dataset. If this neighborhood contains at least min_samples points, the point is classified as a </w:t>
+      <w:proofErr w:type="spellStart"/>
+      <w:r>
+        <w:t>min_samples</w:t>
+      </w:r>
+      <w:proofErr w:type="spellEnd"/>
+      <w:r>
+        <w:t>: the minimum number of points required to form a dense region.</w:t>
+      </w:r>
+    </w:p>
+    <w:p>
+      <w:r>
+        <w:t xml:space="preserve">Conceptually, the method considers a neighborhood of radius ε around each point in the dataset. If this neighborhood contains at least </w:t>
+      </w:r>
+      <w:proofErr w:type="spellStart"/>
+      <w:r>
+        <w:t>min_samples</w:t>
+      </w:r>
+      <w:proofErr w:type="spellEnd"/>
+      <w:r>
+        <w:t xml:space="preserve"> points, the point is classified as a </w:t>
       </w:r>
       <w:r>
         <w:rPr>
@@ -13762,7 +13832,15 @@
         <w:t xml:space="preserve"> </w:t>
       </w:r>
       <w:r>
-        <w:t>Unlike K-Means, DBSCAN does not require specifying the number of clusters and can identify clusters of arbitrary shapes, making it robust for non-spherical data and outlier detection. However, its performance depends strongly on suitable ε and min_samples values</w:t>
+        <w:t xml:space="preserve">Unlike K-Means, DBSCAN does not require specifying the number of clusters and can identify clusters of arbitrary shapes, making it robust for non-spherical data and outlier detection. However, its performance depends strongly on suitable ε and </w:t>
+      </w:r>
+      <w:proofErr w:type="spellStart"/>
+      <w:r>
+        <w:t>min_samples</w:t>
+      </w:r>
+      <w:proofErr w:type="spellEnd"/>
+      <w:r>
+        <w:t xml:space="preserve"> values</w:t>
       </w:r>
       <w:r>
         <w:t>.</w:t>
@@ -13797,6 +13875,7 @@
         <w:t xml:space="preserve"> </w:t>
       </w:r>
       <w:hyperlink r:id="rId19" w:history="1">
+        <w:proofErr w:type="spellStart"/>
         <w:r>
           <w:rPr>
             <w:rStyle w:val="Hyperlink"/>
@@ -13804,6 +13883,7 @@
           </w:rPr>
           <w:t>DBSCAN_Code</w:t>
         </w:r>
+        <w:proofErr w:type="spellEnd"/>
       </w:hyperlink>
       <w:r>
         <w:t xml:space="preserve"> </w:t>
@@ -13827,7 +13907,31 @@
     </w:p>
     <w:p>
       <w:r>
-        <w:t>A two-dimensional non-spherical dataset was generated using the make_moons() function with 300 samples and a noise level of 0.05. This dataset was selected because it cannot be effectively separated by algorithms that assume spherical clusters, such as K-Means. The DBSCAN algorithm was applied with parameters ε = 0.2 and min_samples = 5 to identify the two crescent-shaped clusters.</w:t>
+        <w:t xml:space="preserve">A two-dimensional non-spherical dataset was generated using the </w:t>
+      </w:r>
+      <w:proofErr w:type="spellStart"/>
+      <w:r>
+        <w:t>make_</w:t>
+      </w:r>
+      <w:proofErr w:type="gramStart"/>
+      <w:r>
+        <w:t>moons</w:t>
+      </w:r>
+      <w:proofErr w:type="spellEnd"/>
+      <w:r>
+        <w:t>(</w:t>
+      </w:r>
+      <w:proofErr w:type="gramEnd"/>
+      <w:r>
+        <w:t xml:space="preserve">) function with 300 samples and a noise level of 0.05. This dataset was selected because it cannot be effectively separated by algorithms that assume spherical clusters, such as K-Means. The DBSCAN algorithm was applied with parameters ε = 0.2 and </w:t>
+      </w:r>
+      <w:proofErr w:type="spellStart"/>
+      <w:r>
+        <w:t>min_samples</w:t>
+      </w:r>
+      <w:proofErr w:type="spellEnd"/>
+      <w:r>
+        <w:t xml:space="preserve"> = 5 to identify the two crescent-shaped clusters.</w:t>
       </w:r>
     </w:p>
     <w:p>
@@ -13837,7 +13941,23 @@
     </w:p>
     <w:p>
       <w:r>
-        <w:t xml:space="preserve">A smaller ε value tends to fragment the data into numerous small clusters, often increasing the number of noise points and resulting in underfitting, where the model is too rigid to capture the full cluster structure. Conversely, an excessively large ε may merge distinct regions into a single cluster, leading to overfitting, where the model becomes too general and fails to preserve meaningful boundaries. Similarly, a low min_samples value allows small or spurious clusters to form, while a high min_samples value enforces stricter density requirements that may exclude legitimate but less dense clusters. </w:t>
+        <w:t xml:space="preserve">A smaller ε value tends to fragment the data into numerous small clusters, often increasing the number of noise points and resulting in underfitting, where the model is too rigid to capture the full cluster structure. Conversely, an excessively large ε may merge distinct regions into a single cluster, leading to overfitting, where the model becomes too general and fails to preserve meaningful boundaries. Similarly, a low </w:t>
+      </w:r>
+      <w:proofErr w:type="spellStart"/>
+      <w:r>
+        <w:t>min_samples</w:t>
+      </w:r>
+      <w:proofErr w:type="spellEnd"/>
+      <w:r>
+        <w:t xml:space="preserve"> value allows small or spurious clusters to form, while a high </w:t>
+      </w:r>
+      <w:proofErr w:type="spellStart"/>
+      <w:r>
+        <w:t>min_samples</w:t>
+      </w:r>
+      <w:proofErr w:type="spellEnd"/>
+      <w:r>
+        <w:t xml:space="preserve"> value enforces stricter density requirements that may exclude legitimate but less dense clusters. </w:t>
       </w:r>
     </w:p>
     <w:p>
@@ -13921,7 +14041,47 @@
           <w:sz w:val="22"/>
           <w:szCs w:val="22"/>
         </w:rPr>
-        <w:t>Generated two-dimensional non-spherical dataset (two-moons) created using the make_moons() function.</w:t>
+        <w:t xml:space="preserve">Generated two-dimensional non-spherical dataset (two-moons) created using the </w:t>
+      </w:r>
+      <w:proofErr w:type="spellStart"/>
+      <w:r>
+        <w:rPr>
+          <w:i/>
+          <w:iCs/>
+          <w:sz w:val="22"/>
+          <w:szCs w:val="22"/>
+        </w:rPr>
+        <w:t>make_</w:t>
+      </w:r>
+      <w:proofErr w:type="gramStart"/>
+      <w:r>
+        <w:rPr>
+          <w:i/>
+          <w:iCs/>
+          <w:sz w:val="22"/>
+          <w:szCs w:val="22"/>
+        </w:rPr>
+        <w:t>moons</w:t>
+      </w:r>
+      <w:proofErr w:type="spellEnd"/>
+      <w:r>
+        <w:rPr>
+          <w:i/>
+          <w:iCs/>
+          <w:sz w:val="22"/>
+          <w:szCs w:val="22"/>
+        </w:rPr>
+        <w:t>(</w:t>
+      </w:r>
+      <w:proofErr w:type="gramEnd"/>
+      <w:r>
+        <w:rPr>
+          <w:i/>
+          <w:iCs/>
+          <w:sz w:val="22"/>
+          <w:szCs w:val="22"/>
+        </w:rPr>
+        <w:t>) function.</w:t>
       </w:r>
     </w:p>
     <w:p>
@@ -14008,7 +14168,23 @@
           <w:i/>
           <w:iCs/>
         </w:rPr>
-        <w:t>DBSCAN clustering result on the two-moons dataset using parameters ε = 0.2 and min_samples = 5.</w:t>
+        <w:t xml:space="preserve">DBSCAN clustering result on the two-moons dataset using parameters ε = 0.2 and </w:t>
+      </w:r>
+      <w:proofErr w:type="spellStart"/>
+      <w:r>
+        <w:rPr>
+          <w:i/>
+          <w:iCs/>
+        </w:rPr>
+        <w:t>min_samples</w:t>
+      </w:r>
+      <w:proofErr w:type="spellEnd"/>
+      <w:r>
+        <w:rPr>
+          <w:i/>
+          <w:iCs/>
+        </w:rPr>
+        <w:t xml:space="preserve"> = 5.</w:t>
       </w:r>
     </w:p>
     <w:p>
@@ -14023,7 +14199,15 @@
     </w:p>
     <w:p>
       <w:r>
-        <w:t>To examine the influence of DBSCAN’s parameters, experiments were conducted by varying ε and min_samples independently.</w:t>
+        <w:t xml:space="preserve">To examine the influence of DBSCAN’s parameters, experiments were conducted by varying ε and </w:t>
+      </w:r>
+      <w:proofErr w:type="spellStart"/>
+      <w:r>
+        <w:t>min_samples</w:t>
+      </w:r>
+      <w:proofErr w:type="spellEnd"/>
+      <w:r>
+        <w:t xml:space="preserve"> independently.</w:t>
       </w:r>
     </w:p>
     <w:p>
@@ -14106,12 +14290,48 @@
           <w:sz w:val="22"/>
           <w:szCs w:val="22"/>
         </w:rPr>
-        <w:t>DBSCAN results with varying ε values (0.1, 0.2, 0.3, 0.5) and fixed min_samples = 5.</w:t>
-      </w:r>
-    </w:p>
-    <w:p>
-      <w:r>
-        <w:t>Similarly, increasing min_samples made the density criterion progressively stricter, reducing the number of core points and increasing noise, especially at higher values. Smaller min_samples values (e.g., 3–5) produced stable and coherent clusters, while very large values (e.g., 20) led to overly conservative clustering that excluded many valid points at the edges of each crescent</w:t>
+        <w:t xml:space="preserve">DBSCAN results with varying ε values (0.1, 0.2, 0.3, 0.5) and fixed </w:t>
+      </w:r>
+      <w:proofErr w:type="spellStart"/>
+      <w:r>
+        <w:rPr>
+          <w:i/>
+          <w:iCs/>
+          <w:sz w:val="22"/>
+          <w:szCs w:val="22"/>
+        </w:rPr>
+        <w:t>min_samples</w:t>
+      </w:r>
+      <w:proofErr w:type="spellEnd"/>
+      <w:r>
+        <w:rPr>
+          <w:i/>
+          <w:iCs/>
+          <w:sz w:val="22"/>
+          <w:szCs w:val="22"/>
+        </w:rPr>
+        <w:t xml:space="preserve"> = 5.</w:t>
+      </w:r>
+    </w:p>
+    <w:p>
+      <w:r>
+        <w:t xml:space="preserve">Similarly, increasing </w:t>
+      </w:r>
+      <w:proofErr w:type="spellStart"/>
+      <w:r>
+        <w:t>min_samples</w:t>
+      </w:r>
+      <w:proofErr w:type="spellEnd"/>
+      <w:r>
+        <w:t xml:space="preserve"> made the density criterion progressively stricter, reducing the number of core points and increasing noise, especially at higher values. Smaller </w:t>
+      </w:r>
+      <w:proofErr w:type="spellStart"/>
+      <w:r>
+        <w:t>min_samples</w:t>
+      </w:r>
+      <w:proofErr w:type="spellEnd"/>
+      <w:r>
+        <w:t xml:space="preserve"> values (e.g., 3–5) produced stable and coherent clusters, while very large values (e.g., 20) led to overly conservative clustering that excluded many valid points at the edges of each crescent</w:t>
       </w:r>
       <w:r>
         <w:t>.</w:t>
@@ -14206,12 +14426,40 @@
           <w:sz w:val="22"/>
           <w:szCs w:val="22"/>
         </w:rPr>
-        <w:t xml:space="preserve">BSCAN results with varying min_samples values (3, 5, 10, 20) and fixed ε = 0.2. </w:t>
-      </w:r>
-    </w:p>
-    <w:p>
-      <w:r>
-        <w:t>An intermediate configuration (ε = 0.2, min_samples = 5) yielded the most coherent and balanced clustering.</w:t>
+        <w:t xml:space="preserve">BSCAN results with varying </w:t>
+      </w:r>
+      <w:proofErr w:type="spellStart"/>
+      <w:r>
+        <w:rPr>
+          <w:i/>
+          <w:iCs/>
+          <w:sz w:val="22"/>
+          <w:szCs w:val="22"/>
+        </w:rPr>
+        <w:t>min_samples</w:t>
+      </w:r>
+      <w:proofErr w:type="spellEnd"/>
+      <w:r>
+        <w:rPr>
+          <w:i/>
+          <w:iCs/>
+          <w:sz w:val="22"/>
+          <w:szCs w:val="22"/>
+        </w:rPr>
+        <w:t xml:space="preserve"> values (3, 5, 10, 20) and fixed ε = 0.2. </w:t>
+      </w:r>
+    </w:p>
+    <w:p>
+      <w:r>
+        <w:t xml:space="preserve">An intermediate configuration (ε = 0.2, </w:t>
+      </w:r>
+      <w:proofErr w:type="spellStart"/>
+      <w:r>
+        <w:t>min_samples</w:t>
+      </w:r>
+      <w:proofErr w:type="spellEnd"/>
+      <w:r>
+        <w:t xml:space="preserve"> = 5) yielded the most coherent and balanced clustering.</w:t>
       </w:r>
     </w:p>
     <w:p>
@@ -14310,7 +14558,23 @@
           <w:i/>
           <w:iCs/>
         </w:rPr>
-        <w:t>Comparison of clustering performance on the non-spherical two-moons dataset between DBSCAN (ε = 0.2, min_samples = 5) on the left and K-Means (k = 2) on the right.</w:t>
+        <w:t xml:space="preserve">Comparison of clustering performance on the non-spherical two-moons dataset between DBSCAN (ε = 0.2, </w:t>
+      </w:r>
+      <w:proofErr w:type="spellStart"/>
+      <w:r>
+        <w:rPr>
+          <w:i/>
+          <w:iCs/>
+        </w:rPr>
+        <w:t>min_samples</w:t>
+      </w:r>
+      <w:proofErr w:type="spellEnd"/>
+      <w:r>
+        <w:rPr>
+          <w:i/>
+          <w:iCs/>
+        </w:rPr>
+        <w:t xml:space="preserve"> = 5) on the left and K-Means (k = 2) on the right.</w:t>
       </w:r>
     </w:p>
     <w:p>
@@ -14325,12 +14589,28 @@
     </w:p>
     <w:p>
       <w:r>
-        <w:t>The Iris dataset was used to evaluate DBSCAN on real-world, multi-dimensional data. The feature variables were standardized using StandardScaler to ensure equal contribution of all attributes to the distance metric. Dimensionality reduction was then performed using Principal Component Analysis (PCA) to project the four-dimensional data into two principal components for visualization purposes only.</w:t>
-      </w:r>
-    </w:p>
-    <w:p>
-      <w:r>
-        <w:t xml:space="preserve">DBSCAN was applied to the standardized data using parameters ε = 0.6 and min_samples = 5. The algorithm identified several compact regions of high density corresponding to potential clusters while labeling certain ambiguous samples as noise. The resulting two-dimensional PCA projection revealed visually separable groups that broadly corresponded to the Iris species, although some overlap occurred between Iris versicolor and Iris virginica, which are known to have similar feature distributions. </w:t>
+        <w:t xml:space="preserve">The Iris dataset was used to evaluate DBSCAN on real-world, multi-dimensional data. The feature variables were standardized using </w:t>
+      </w:r>
+      <w:proofErr w:type="spellStart"/>
+      <w:r>
+        <w:t>StandardScaler</w:t>
+      </w:r>
+      <w:proofErr w:type="spellEnd"/>
+      <w:r>
+        <w:t xml:space="preserve"> to ensure equal contribution of all attributes to the distance metric. Dimensionality reduction was then performed using Principal Component Analysis (PCA) to project the four-dimensional data into two principal components for visualization purposes only.</w:t>
+      </w:r>
+    </w:p>
+    <w:p>
+      <w:r>
+        <w:t xml:space="preserve">DBSCAN was applied to the standardized data using parameters ε = 0.6 and </w:t>
+      </w:r>
+      <w:proofErr w:type="spellStart"/>
+      <w:r>
+        <w:t>min_samples</w:t>
+      </w:r>
+      <w:proofErr w:type="spellEnd"/>
+      <w:r>
+        <w:t xml:space="preserve"> = 5. The algorithm identified several compact regions of high density corresponding to potential clusters while labeling certain ambiguous samples as noise. The resulting two-dimensional PCA projection revealed visually separable groups that broadly corresponded to the Iris species, although some overlap occurred between Iris versicolor and Iris virginica, which are known to have similar feature distributions. </w:t>
       </w:r>
     </w:p>
     <w:p>
@@ -14413,7 +14693,27 @@
           <w:sz w:val="22"/>
           <w:szCs w:val="22"/>
         </w:rPr>
-        <w:t>DBSCAN clustering of the Iris dataset visualized after PCA projection (ε = 0.6, min_samples = 5).</w:t>
+        <w:t xml:space="preserve">DBSCAN clustering of the Iris dataset visualized after PCA projection (ε = 0.6, </w:t>
+      </w:r>
+      <w:proofErr w:type="spellStart"/>
+      <w:r>
+        <w:rPr>
+          <w:i/>
+          <w:iCs/>
+          <w:sz w:val="22"/>
+          <w:szCs w:val="22"/>
+        </w:rPr>
+        <w:t>min_samples</w:t>
+      </w:r>
+      <w:proofErr w:type="spellEnd"/>
+      <w:r>
+        <w:rPr>
+          <w:i/>
+          <w:iCs/>
+          <w:sz w:val="22"/>
+          <w:szCs w:val="22"/>
+        </w:rPr>
+        <w:t xml:space="preserve"> = 5).</w:t>
       </w:r>
     </w:p>
     <w:p>
@@ -14428,7 +14728,39 @@
     </w:p>
     <w:p>
       <w:r>
-        <w:t>To examine DBSCAN’s behaviour when cluster densities differ, a synthetic dataset was generated using the make_blobs() function with cluster standard deviations of [0.5, 1.5, 0.3], creating three groups of unequal density. The algorithm was executed with parameters ε = 0.8 and min_samples = 5.</w:t>
+        <w:t xml:space="preserve">To examine DBSCAN’s </w:t>
+      </w:r>
+      <w:proofErr w:type="spellStart"/>
+      <w:r>
+        <w:t>behaviour</w:t>
+      </w:r>
+      <w:proofErr w:type="spellEnd"/>
+      <w:r>
+        <w:t xml:space="preserve"> when cluster densities differ, a synthetic dataset was generated using the </w:t>
+      </w:r>
+      <w:proofErr w:type="spellStart"/>
+      <w:r>
+        <w:t>make_</w:t>
+      </w:r>
+      <w:proofErr w:type="gramStart"/>
+      <w:r>
+        <w:t>blobs</w:t>
+      </w:r>
+      <w:proofErr w:type="spellEnd"/>
+      <w:r>
+        <w:t>(</w:t>
+      </w:r>
+      <w:proofErr w:type="gramEnd"/>
+      <w:r>
+        <w:t xml:space="preserve">) function with cluster standard deviations of [0.5, 1.5, 0.3], creating three groups of unequal density. The algorithm was executed with parameters ε = 0.8 and </w:t>
+      </w:r>
+      <w:proofErr w:type="spellStart"/>
+      <w:r>
+        <w:t>min_samples</w:t>
+      </w:r>
+      <w:proofErr w:type="spellEnd"/>
+      <w:r>
+        <w:t xml:space="preserve"> = 5.</w:t>
       </w:r>
     </w:p>
     <w:p>
@@ -14521,7 +14853,27 @@
           <w:sz w:val="22"/>
           <w:szCs w:val="22"/>
         </w:rPr>
-        <w:t>DBSCAN clustering of the Iris dataset visualized after PCA projection (ε = 0.6, min_samples = 5).</w:t>
+        <w:t xml:space="preserve">DBSCAN clustering of the Iris dataset visualized after PCA projection (ε = 0.6, </w:t>
+      </w:r>
+      <w:proofErr w:type="spellStart"/>
+      <w:r>
+        <w:rPr>
+          <w:i/>
+          <w:iCs/>
+          <w:sz w:val="22"/>
+          <w:szCs w:val="22"/>
+        </w:rPr>
+        <w:t>min_samples</w:t>
+      </w:r>
+      <w:proofErr w:type="spellEnd"/>
+      <w:r>
+        <w:rPr>
+          <w:i/>
+          <w:iCs/>
+          <w:sz w:val="22"/>
+          <w:szCs w:val="22"/>
+        </w:rPr>
+        <w:t xml:space="preserve"> = 5).</w:t>
       </w:r>
     </w:p>
     <w:p>
@@ -14722,27 +15074,47 @@
           <w:sz w:val="22"/>
           <w:szCs w:val="22"/>
         </w:rPr>
-        <w:t>Quantitative evaluation of DBSCAN performance on the two-moons dataset (ε = 0.2, min_samples = 5).</w:t>
-      </w:r>
-    </w:p>
-    <w:p>
-      <w:pPr>
+        <w:t xml:space="preserve">Quantitative evaluation of DBSCAN performance on the two-moons dataset (ε = 0.2, </w:t>
+      </w:r>
+      <w:proofErr w:type="spellStart"/>
+      <w:r>
         <w:rPr>
           <w:i/>
           <w:iCs/>
           <w:sz w:val="22"/>
           <w:szCs w:val="22"/>
         </w:rPr>
-      </w:pPr>
-    </w:p>
-    <w:p>
-      <w:pPr>
+        <w:t>min_samples</w:t>
+      </w:r>
+      <w:proofErr w:type="spellEnd"/>
+      <w:r>
         <w:rPr>
           <w:i/>
           <w:iCs/>
           <w:sz w:val="22"/>
           <w:szCs w:val="22"/>
         </w:rPr>
+        <w:t xml:space="preserve"> = 5).</w:t>
+      </w:r>
+    </w:p>
+    <w:p>
+      <w:pPr>
+        <w:rPr>
+          <w:i/>
+          <w:iCs/>
+          <w:sz w:val="22"/>
+          <w:szCs w:val="22"/>
+        </w:rPr>
+      </w:pPr>
+    </w:p>
+    <w:p>
+      <w:pPr>
+        <w:rPr>
+          <w:i/>
+          <w:iCs/>
+          <w:sz w:val="22"/>
+          <w:szCs w:val="22"/>
+        </w:rPr>
       </w:pPr>
     </w:p>
     <w:p>
@@ -14769,7 +15141,23 @@
         <w:jc w:val="left"/>
       </w:pPr>
       <w:r>
-        <w:t>With parameters min_cluster_size = 15 and min_samples = 5, HDBSCAN successfully detected three main clusters and a small number of noise points. Compared to DBSCAN, which struggled to separate the sparser middle group, HDBSCAN adaptively adjusted to local density variations, resulting in more accurate cluster boundaries and reduced misclassification of low-density points as noise.</w:t>
+        <w:t xml:space="preserve">With parameters </w:t>
+      </w:r>
+      <w:proofErr w:type="spellStart"/>
+      <w:r>
+        <w:t>min_cluster_size</w:t>
+      </w:r>
+      <w:proofErr w:type="spellEnd"/>
+      <w:r>
+        <w:t xml:space="preserve"> = 15 and </w:t>
+      </w:r>
+      <w:proofErr w:type="spellStart"/>
+      <w:r>
+        <w:t>min_samples</w:t>
+      </w:r>
+      <w:proofErr w:type="spellEnd"/>
+      <w:r>
+        <w:t xml:space="preserve"> = 5, HDBSCAN successfully detected three main clusters and a small number of noise points. Compared to DBSCAN, which struggled to separate the sparser middle group, HDBSCAN adaptively adjusted to local density variations, resulting in more accurate cluster boundaries and reduced misclassification of low-density points as noise.</w:t>
       </w:r>
     </w:p>
     <w:p>
@@ -14863,7 +15251,47 @@
           <w:sz w:val="22"/>
           <w:szCs w:val="22"/>
         </w:rPr>
-        <w:t>HDBSCAN clustering on data with varying density (min_cluster_size = 15, min_samples = 5).</w:t>
+        <w:t>HDBSCAN clustering on data with varying density (</w:t>
+      </w:r>
+      <w:proofErr w:type="spellStart"/>
+      <w:r>
+        <w:rPr>
+          <w:i/>
+          <w:iCs/>
+          <w:sz w:val="22"/>
+          <w:szCs w:val="22"/>
+        </w:rPr>
+        <w:t>min_cluster_size</w:t>
+      </w:r>
+      <w:proofErr w:type="spellEnd"/>
+      <w:r>
+        <w:rPr>
+          <w:i/>
+          <w:iCs/>
+          <w:sz w:val="22"/>
+          <w:szCs w:val="22"/>
+        </w:rPr>
+        <w:t xml:space="preserve"> = 15, </w:t>
+      </w:r>
+      <w:proofErr w:type="spellStart"/>
+      <w:r>
+        <w:rPr>
+          <w:i/>
+          <w:iCs/>
+          <w:sz w:val="22"/>
+          <w:szCs w:val="22"/>
+        </w:rPr>
+        <w:t>min_samples</w:t>
+      </w:r>
+      <w:proofErr w:type="spellEnd"/>
+      <w:r>
+        <w:rPr>
+          <w:i/>
+          <w:iCs/>
+          <w:sz w:val="22"/>
+          <w:szCs w:val="22"/>
+        </w:rPr>
+        <w:t xml:space="preserve"> = 5).</w:t>
       </w:r>
       <w:r>
         <w:rPr>
@@ -14962,7 +15390,23 @@
           <w:i/>
           <w:iCs/>
         </w:rPr>
-        <w:t>DBSCAN is sensitive to its parameters ε (epsilon) and min_samples. Small changes in these values can significantly affect the resulting clusters. It also struggles with datasets containing clusters of varying density, since a single global ε cannot accommodate both dense and sparse regions simultaneously. In addition, DBSCAN’s performance can degrade on very large or high-dimensional datasets because distance measures become less meaningful in such spaces.</w:t>
+        <w:t xml:space="preserve">DBSCAN is sensitive to its parameters ε (epsilon) and </w:t>
+      </w:r>
+      <w:proofErr w:type="spellStart"/>
+      <w:r>
+        <w:rPr>
+          <w:i/>
+          <w:iCs/>
+        </w:rPr>
+        <w:t>min_samples</w:t>
+      </w:r>
+      <w:proofErr w:type="spellEnd"/>
+      <w:r>
+        <w:rPr>
+          <w:i/>
+          <w:iCs/>
+        </w:rPr>
+        <w:t>. Small changes in these values can significantly affect the resulting clusters. It also struggles with datasets containing clusters of varying density, since a single global ε cannot accommodate both dense and sparse regions simultaneously. In addition, DBSCAN’s performance can degrade on very large or high-dimensional datasets because distance measures become less meaningful in such spaces.</w:t>
       </w:r>
     </w:p>
     <w:p>
@@ -15044,7 +15488,15 @@
     </w:p>
     <w:p>
       <w:r>
-        <w:t>However, DBSCAN’s performance was found to be highly dependent on the choice of its parameters, ε and min_samples, and it struggled when clusters exhibited varying densities. In contrast, HDBSCAN addressed this limitation by adaptively determining density thresholds, yielding more stable results and better separation of clusters with differing densities.</w:t>
+        <w:t xml:space="preserve">However, DBSCAN’s performance was found to be highly dependent on the choice of its parameters, ε and </w:t>
+      </w:r>
+      <w:proofErr w:type="spellStart"/>
+      <w:r>
+        <w:t>min_samples</w:t>
+      </w:r>
+      <w:proofErr w:type="spellEnd"/>
+      <w:r>
+        <w:t>, and it struggled when clusters exhibited varying densities. In contrast, HDBSCAN addressed this limitation by adaptively determining density thresholds, yielding more stable results and better separation of clusters with differing densities.</w:t>
       </w:r>
     </w:p>
     <w:p>
@@ -15065,11 +15517,18 @@
         <w:t>3</w:t>
       </w:r>
       <w:r>
-        <w:t xml:space="preserve"> -  </w:t>
-      </w:r>
+        <w:t xml:space="preserve"> </w:t>
+      </w:r>
+      <w:proofErr w:type="gramStart"/>
+      <w:r>
+        <w:t xml:space="preserve">-  </w:t>
+      </w:r>
+      <w:proofErr w:type="spellStart"/>
       <w:r>
         <w:t>Hierarchial</w:t>
       </w:r>
+      <w:proofErr w:type="spellEnd"/>
+      <w:proofErr w:type="gramEnd"/>
       <w:r>
         <w:t xml:space="preserve"> Clustering</w:t>
       </w:r>
@@ -15347,7 +15806,15 @@
         <w:t xml:space="preserve"> </w:t>
       </w:r>
       <w:r>
-        <w:t>Average linkage uses the mean distance between all pairs of points across the two clusters. This approach provides a balanced behaviour, avoiding the chaining effect of single linkage and the strict compactness of complete linkage.</w:t>
+        <w:t xml:space="preserve">Average linkage uses the mean distance between all pairs of points across the two clusters. This approach provides a balanced </w:t>
+      </w:r>
+      <w:proofErr w:type="spellStart"/>
+      <w:r>
+        <w:t>behaviour</w:t>
+      </w:r>
+      <w:proofErr w:type="spellEnd"/>
+      <w:r>
+        <w:t>, avoiding the chaining effect of single linkage and the strict compactness of complete linkage.</w:t>
       </w:r>
       <w:r>
         <w:t xml:space="preserve"> </w:t>
@@ -15420,6 +15887,7 @@
         <w:t xml:space="preserve"> </w:t>
       </w:r>
       <w:hyperlink r:id="rId29" w:history="1">
+        <w:proofErr w:type="spellStart"/>
         <w:r>
           <w:rPr>
             <w:rStyle w:val="Hyperlink"/>
@@ -15427,6 +15895,7 @@
           </w:rPr>
           <w:t>Hierarchial_Clustering_Code</w:t>
         </w:r>
+        <w:proofErr w:type="spellEnd"/>
       </w:hyperlink>
     </w:p>
     <w:p>
@@ -15444,7 +15913,15 @@
         <w:jc w:val="left"/>
       </w:pPr>
       <w:r>
-        <w:t>To begin the experiment, a simple two-dimensional dataset was generated using the make_blobs function. The dataset contains 200 samples grouped around three well-separated cluster centers, each with a moderate standard deviation. This setup provides a clear structure that allows hierarchical clustering to reveal how points gradually merge into larger groups.</w:t>
+        <w:t xml:space="preserve">To begin the experiment, a simple two-dimensional dataset was generated using the </w:t>
+      </w:r>
+      <w:proofErr w:type="spellStart"/>
+      <w:r>
+        <w:t>make_blobs</w:t>
+      </w:r>
+      <w:proofErr w:type="spellEnd"/>
+      <w:r>
+        <w:t xml:space="preserve"> function. The dataset contains 200 samples grouped around three well-separated cluster centers, each with a moderate standard deviation. This setup provides a clear structure that allows hierarchical clustering to reveal how points gradually merge into larger groups.</w:t>
       </w:r>
     </w:p>
     <w:p>
@@ -15662,7 +16139,15 @@
         <w:jc w:val="left"/>
       </w:pPr>
       <w:r>
-        <w:t>Once the hierarchical structure is built, the next step is to extract a specific number of clusters from the dendrogram. In this experiment, the agglomerative algorithm uses Ward linkage and forms three clusters, which matches the natural grouping in the synthetic dataset. By specifying n_clusters = 3, the algorithm stops the merging process at the appropriate level and assigns each data point to one of the resulting clusters.</w:t>
+        <w:t xml:space="preserve">Once the hierarchical structure is built, the next step is to extract a specific number of clusters from the dendrogram. In this experiment, the agglomerative algorithm uses Ward linkage and forms three clusters, which matches the natural grouping in the synthetic dataset. By specifying </w:t>
+      </w:r>
+      <w:proofErr w:type="spellStart"/>
+      <w:r>
+        <w:t>n_clusters</w:t>
+      </w:r>
+      <w:proofErr w:type="spellEnd"/>
+      <w:r>
+        <w:t xml:space="preserve"> = 3, the algorithm stops the merging process at the appropriate level and assigns each data point to one of the resulting clusters.</w:t>
       </w:r>
     </w:p>
     <w:p>
@@ -15953,7 +16438,15 @@
         <w:t>The figure below</w:t>
       </w:r>
       <w:r>
-        <w:t xml:space="preserve"> shows the clustering result projected onto the first two principal components. The three clusters appear as distinct groups in the PCA space, and their structure broadly matches the expected species separation. One cluster aligns clearly with Iris setosa, while the other two clusters overlap more, reflecting the known similarity between Iris versicolor and Iris virginica. This </w:t>
+        <w:t xml:space="preserve"> shows the clustering result projected onto the first two principal components. The three clusters appear as distinct groups in the PCA space, and their structure broadly matches the expected species separation. One cluster aligns clearly with Iris </w:t>
+      </w:r>
+      <w:proofErr w:type="spellStart"/>
+      <w:r>
+        <w:t>setosa</w:t>
+      </w:r>
+      <w:proofErr w:type="spellEnd"/>
+      <w:r>
+        <w:t xml:space="preserve">, while the other two clusters overlap more, reflecting the known similarity between Iris versicolor and Iris virginica. This </w:t>
       </w:r>
       <w:r>
         <w:t>behavior</w:t>
@@ -16153,7 +16646,15 @@
         <w:jc w:val="left"/>
       </w:pPr>
       <w:r>
-        <w:t>To explore the hierarchical structure in more detail, the experiment used the fcluster function to extract clusters by cutting the dendrogram at specific distances. This approach makes it possible to control the level of granularity in the clustering result. A smaller cut height produces more clusters by stopping the merging process early, while a larger cut height merges points into broader groups. The figure below shows the clusters obtained when the dendrogram was cut at a distance of 10. The algorithm returned three clusters, which aligns with the natural structure of the synthetic dataset.</w:t>
+        <w:t xml:space="preserve">To explore the hierarchical structure in more detail, the experiment used the </w:t>
+      </w:r>
+      <w:proofErr w:type="spellStart"/>
+      <w:r>
+        <w:t>fcluster</w:t>
+      </w:r>
+      <w:proofErr w:type="spellEnd"/>
+      <w:r>
+        <w:t xml:space="preserve"> function to extract clusters by cutting the dendrogram at specific distances. This approach makes it possible to control the level of granularity in the clustering result. A smaller cut height produces more clusters by stopping the merging process early, while a larger cut height merges points into broader groups. The figure below shows the clusters obtained when the dendrogram was cut at a distance of 10. The algorithm returned three clusters, which aligns with the natural structure of the synthetic dataset.</w:t>
       </w:r>
     </w:p>
     <w:p>
@@ -17528,6 +18029,7 @@
         <w:t xml:space="preserve"> </w:t>
       </w:r>
       <w:hyperlink r:id="rId39" w:history="1">
+        <w:proofErr w:type="spellStart"/>
         <w:r>
           <w:rPr>
             <w:rStyle w:val="Hyperlink"/>
@@ -17535,6 +18037,7 @@
           </w:rPr>
           <w:t>Regression_Code</w:t>
         </w:r>
+        <w:proofErr w:type="spellEnd"/>
       </w:hyperlink>
       <w:r>
         <w:t xml:space="preserve"> </w:t>
@@ -17590,7 +18093,36 @@
         <w:t>Salary_Data.csv</w:t>
       </w:r>
       <w:r>
-        <w:t xml:space="preserve"> dataset is loaded using pandas.read_csv(). It contains 30 observations and two variables, making it well suited for demonstrating simple linear regression in a controlled and interpretable setting. The dataset consists of one explanatory variable, YearsExperience, and one target variable, Salary.</w:t>
+        <w:t xml:space="preserve"> dataset is loaded using </w:t>
+      </w:r>
+      <w:proofErr w:type="spellStart"/>
+      <w:proofErr w:type="gramStart"/>
+      <w:r>
+        <w:t>pandas.read</w:t>
+      </w:r>
+      <w:proofErr w:type="gramEnd"/>
+      <w:r>
+        <w:t>_</w:t>
+      </w:r>
+      <w:proofErr w:type="gramStart"/>
+      <w:r>
+        <w:t>csv</w:t>
+      </w:r>
+      <w:proofErr w:type="spellEnd"/>
+      <w:r>
+        <w:t>(</w:t>
+      </w:r>
+      <w:proofErr w:type="gramEnd"/>
+      <w:r>
+        <w:t xml:space="preserve">). It contains 30 observations and two variables, making it well suited for demonstrating simple linear regression in a controlled and interpretable setting. The dataset consists of one explanatory variable, </w:t>
+      </w:r>
+      <w:proofErr w:type="spellStart"/>
+      <w:r>
+        <w:t>YearsExperience</w:t>
+      </w:r>
+      <w:proofErr w:type="spellEnd"/>
+      <w:r>
+        <w:t>, and one target variable, Salary.</w:t>
       </w:r>
     </w:p>
     <w:p>
@@ -17614,7 +18146,17 @@
         <w:jc w:val="left"/>
       </w:pPr>
       <w:r>
-        <w:t>Descriptive statistics computed using df.describe() summarize the central tendency and dispersion of both variables. Years of experience span from 1.1 to 10.5 years, while salaries range from €37,731 to €122,391, indicating sufficient variability to meaningfully evaluate a predictive relationship.</w:t>
+        <w:t xml:space="preserve">Descriptive statistics computed using </w:t>
+      </w:r>
+      <w:proofErr w:type="spellStart"/>
+      <w:proofErr w:type="gramStart"/>
+      <w:r>
+        <w:t>df.describe</w:t>
+      </w:r>
+      <w:proofErr w:type="spellEnd"/>
+      <w:proofErr w:type="gramEnd"/>
+      <w:r>
+        <w:t>() summarize the central tendency and dispersion of both variables. Years of experience span from 1.1 to 10.5 years, while salaries range from €37,731 to €122,391, indicating sufficient variability to meaningfully evaluate a predictive relationship.</w:t>
       </w:r>
     </w:p>
     <w:p>
@@ -17861,7 +18403,15 @@
         <w:jc w:val="left"/>
       </w:pPr>
       <w:r>
-        <w:t xml:space="preserve">A simple linear regression model is constructed by assigning YearsExperience to </w:t>
+        <w:t xml:space="preserve">A simple linear regression model is constructed by assigning </w:t>
+      </w:r>
+      <w:proofErr w:type="spellStart"/>
+      <w:r>
+        <w:t>YearsExperience</w:t>
+      </w:r>
+      <w:proofErr w:type="spellEnd"/>
+      <w:r>
+        <w:t xml:space="preserve"> to </w:t>
       </w:r>
       <m:oMath>
         <m:r>
@@ -18354,34 +18904,50 @@
           <w:b/>
           <w:bCs/>
         </w:rPr>
-        <w:t>. Residual Distribution (Test Set)</w:t>
-      </w:r>
+        <w:t xml:space="preserve">. Residual Distribution (Test </w:t>
+      </w:r>
+      <w:proofErr w:type="gramStart"/>
       <w:r>
         <w:rPr>
           <w:b/>
           <w:bCs/>
         </w:rPr>
-        <w:t xml:space="preserve">         </w:t>
+        <w:t>Set)</w:t>
       </w:r>
       <w:r>
         <w:rPr>
           <w:b/>
           <w:bCs/>
         </w:rPr>
-        <w:t xml:space="preserve">Figure </w:t>
-      </w:r>
+        <w:t xml:space="preserve">   </w:t>
+      </w:r>
+      <w:proofErr w:type="gramEnd"/>
       <w:r>
         <w:rPr>
           <w:b/>
           <w:bCs/>
         </w:rPr>
-        <w:t>32</w:t>
+        <w:t xml:space="preserve">      </w:t>
       </w:r>
       <w:r>
         <w:rPr>
           <w:b/>
           <w:bCs/>
         </w:rPr>
+        <w:t xml:space="preserve">Figure </w:t>
+      </w:r>
+      <w:r>
+        <w:rPr>
+          <w:b/>
+          <w:bCs/>
+        </w:rPr>
+        <w:t>32</w:t>
+      </w:r>
+      <w:r>
+        <w:rPr>
+          <w:b/>
+          <w:bCs/>
+        </w:rPr>
         <w:t>. Q–Q Plot (Test Set Residuals)</w:t>
       </w:r>
     </w:p>
@@ -18423,7 +18989,28 @@
         <w:jc w:val="left"/>
       </w:pPr>
       <w:r>
-        <w:t>The dataset is loaded using pandas.read_csv() and contains 50 observations and five variables. The target variable is Profit, while the explanatory variables consist of three numerical predictors (R&amp;D Spend, Administration, Marketing Spend) and one categorical predictor (State).</w:t>
+        <w:t xml:space="preserve">The dataset is loaded using </w:t>
+      </w:r>
+      <w:proofErr w:type="spellStart"/>
+      <w:proofErr w:type="gramStart"/>
+      <w:r>
+        <w:t>pandas.read</w:t>
+      </w:r>
+      <w:proofErr w:type="gramEnd"/>
+      <w:r>
+        <w:t>_</w:t>
+      </w:r>
+      <w:proofErr w:type="gramStart"/>
+      <w:r>
+        <w:t>csv</w:t>
+      </w:r>
+      <w:proofErr w:type="spellEnd"/>
+      <w:r>
+        <w:t>(</w:t>
+      </w:r>
+      <w:proofErr w:type="gramEnd"/>
+      <w:r>
+        <w:t>) and contains 50 observations and five variables. The target variable is Profit, while the explanatory variables consist of three numerical predictors (R&amp;D Spend, Administration, Marketing Spend) and one categorical predictor (State).</w:t>
       </w:r>
     </w:p>
     <w:p>
@@ -18848,7 +19435,23 @@
         <w:jc w:val="left"/>
       </w:pPr>
       <w:r>
-        <w:t>Multiple linear regression requires numerical input features. Since State is a categorical variable, it cannot be directly used in the regression model. To address this, one-hot encoding is applied using a ColumnTransformer combined with OneHotEncoder.</w:t>
+        <w:t xml:space="preserve">Multiple linear regression requires numerical input features. Since State is a categorical variable, it cannot be directly used in the regression model. To address this, one-hot encoding is applied using a </w:t>
+      </w:r>
+      <w:proofErr w:type="spellStart"/>
+      <w:r>
+        <w:t>ColumnTransformer</w:t>
+      </w:r>
+      <w:proofErr w:type="spellEnd"/>
+      <w:r>
+        <w:t xml:space="preserve"> combined with </w:t>
+      </w:r>
+      <w:proofErr w:type="spellStart"/>
+      <w:r>
+        <w:t>OneHotEncoder</w:t>
+      </w:r>
+      <w:proofErr w:type="spellEnd"/>
+      <w:r>
+        <w:t>.</w:t>
       </w:r>
     </w:p>
     <w:p>
@@ -19119,14 +19722,30 @@
           <w:i/>
           <w:iCs/>
         </w:rPr>
-        <w:t xml:space="preserve"> Residual Distribution (Test Set)</w:t>
-      </w:r>
+        <w:t xml:space="preserve"> Residual Distribution (Test </w:t>
+      </w:r>
+      <w:proofErr w:type="gramStart"/>
       <w:r>
         <w:rPr>
           <w:i/>
           <w:iCs/>
         </w:rPr>
-        <w:t xml:space="preserve">           </w:t>
+        <w:t>Set)</w:t>
+      </w:r>
+      <w:r>
+        <w:rPr>
+          <w:i/>
+          <w:iCs/>
+        </w:rPr>
+        <w:t xml:space="preserve">   </w:t>
+      </w:r>
+      <w:proofErr w:type="gramEnd"/>
+      <w:r>
+        <w:rPr>
+          <w:i/>
+          <w:iCs/>
+        </w:rPr>
+        <w:t xml:space="preserve">        </w:t>
       </w:r>
       <w:r>
         <w:rPr>
@@ -20146,7 +20765,15 @@
         <w:t xml:space="preserve"> </w:t>
       </w:r>
       <w:r>
-        <w:t>and demonstrated how multiple variables jointly contribute to prediction. The strong test performance confirmed that the model generalized well, while the drop in Adjusted R² highlighted an important methodological point: adding predictors increases complexity, and not all variables necessarily provide meaningful additional explanatory power. Residual analysis further supported the suitability of the linear model for the startups dataset.</w:t>
+        <w:t xml:space="preserve">and demonstrated how multiple variables jointly contribute to prediction. The strong test performance confirmed that the model generalized well, while the drop in Adjusted R² highlighted an important methodological point: adding predictors increases complexity, and not all variables necessarily provide meaningful additional explanatory power. Residual analysis further supported the suitability of the linear model for the </w:t>
+      </w:r>
+      <w:proofErr w:type="gramStart"/>
+      <w:r>
+        <w:t>startups</w:t>
+      </w:r>
+      <w:proofErr w:type="gramEnd"/>
+      <w:r>
+        <w:t xml:space="preserve"> dataset.</w:t>
       </w:r>
     </w:p>
     <w:p>
@@ -21076,6 +21703,7 @@
         <w:t xml:space="preserve"> </w:t>
       </w:r>
       <w:hyperlink r:id="rId59" w:history="1">
+        <w:proofErr w:type="spellStart"/>
         <w:r>
           <w:rPr>
             <w:rStyle w:val="Hyperlink"/>
@@ -21083,6 +21711,7 @@
           </w:rPr>
           <w:t>Logistic_Regression_Code</w:t>
         </w:r>
+        <w:proofErr w:type="spellEnd"/>
       </w:hyperlink>
     </w:p>
     <w:p>
@@ -21187,7 +21816,23 @@
     </w:p>
     <w:p>
       <w:r>
-        <w:t xml:space="preserve">Before training, both predictors are standardized using StandardScaler. This step is essential because EstimatedSalary has a much larger numeric scale than Age. Without scaling, the optimization procedure would be dominated by the salary feature’s magnitude, slowing </w:t>
+        <w:t xml:space="preserve">Before training, both predictors are standardized using </w:t>
+      </w:r>
+      <w:proofErr w:type="spellStart"/>
+      <w:r>
+        <w:t>StandardScaler</w:t>
+      </w:r>
+      <w:proofErr w:type="spellEnd"/>
+      <w:r>
+        <w:t xml:space="preserve">. This step is essential because </w:t>
+      </w:r>
+      <w:proofErr w:type="spellStart"/>
+      <w:r>
+        <w:t>EstimatedSalary</w:t>
+      </w:r>
+      <w:proofErr w:type="spellEnd"/>
+      <w:r>
+        <w:t xml:space="preserve"> has a much larger numeric scale than Age. Without scaling, the optimization procedure would be dominated by the salary feature’s magnitude, slowing </w:t>
       </w:r>
       <w:r>
         <w:lastRenderedPageBreak/>
@@ -21505,7 +22150,15 @@
         <w:t>Purchased</w:t>
       </w:r>
       <w:r>
-        <w:t>. Observations close to the boundary represent cases where small changes in age or salary lead to different predicted outcomes. The presence of both classes in this narrow transition zone reflects genuine overlap in user behavior</w:t>
+        <w:t xml:space="preserve">. Observations close to the boundary represent cases where small changes in age or salary </w:t>
+      </w:r>
+      <w:proofErr w:type="gramStart"/>
+      <w:r>
+        <w:t>lead</w:t>
+      </w:r>
+      <w:proofErr w:type="gramEnd"/>
+      <w:r>
+        <w:t xml:space="preserve"> to different predicted outcomes. The presence of both classes in this narrow transition zone reflects genuine overlap in user behavior</w:t>
       </w:r>
       <w:r>
         <w:t xml:space="preserve">. </w:t>
@@ -21651,14 +22304,30 @@
           <w:i/>
           <w:iCs/>
         </w:rPr>
-        <w:t>Decision Boundary (Training Set)</w:t>
+        <w:t xml:space="preserve">Decision Boundary (Training </w:t>
+      </w:r>
+      <w:proofErr w:type="gramStart"/>
+      <w:r>
+        <w:rPr>
+          <w:i/>
+          <w:iCs/>
+        </w:rPr>
+        <w:t>Set)</w:t>
       </w:r>
       <w:r>
         <w:rPr>
           <w:b/>
           <w:bCs/>
         </w:rPr>
-        <w:t xml:space="preserve">            </w:t>
+        <w:t xml:space="preserve">   </w:t>
+      </w:r>
+      <w:proofErr w:type="gramEnd"/>
+      <w:r>
+        <w:rPr>
+          <w:b/>
+          <w:bCs/>
+        </w:rPr>
+        <w:t xml:space="preserve">         </w:t>
       </w:r>
       <w:r>
         <w:rPr>
@@ -22112,6 +22781,7 @@
         <w:t xml:space="preserve"> </w:t>
       </w:r>
       <w:hyperlink r:id="rId66" w:history="1">
+        <w:proofErr w:type="spellStart"/>
         <w:r>
           <w:rPr>
             <w:rStyle w:val="Hyperlink"/>
@@ -22119,6 +22789,7 @@
           </w:rPr>
           <w:t>KNN_Code</w:t>
         </w:r>
+        <w:proofErr w:type="spellEnd"/>
       </w:hyperlink>
     </w:p>
     <w:p>
@@ -22133,7 +22804,23 @@
     </w:p>
     <w:p>
       <w:r>
-        <w:t>A synthetic two-dimensional dataset was generated using the make_classification() function from the scikit-learn library. The dataset consisted of 300 samples with two informative features and three distinct class labels.</w:t>
+        <w:t xml:space="preserve">A synthetic two-dimensional dataset was generated using the </w:t>
+      </w:r>
+      <w:proofErr w:type="spellStart"/>
+      <w:r>
+        <w:t>make_</w:t>
+      </w:r>
+      <w:proofErr w:type="gramStart"/>
+      <w:r>
+        <w:t>classification</w:t>
+      </w:r>
+      <w:proofErr w:type="spellEnd"/>
+      <w:r>
+        <w:t>(</w:t>
+      </w:r>
+      <w:proofErr w:type="gramEnd"/>
+      <w:r>
+        <w:t>) function from the scikit-learn library. The dataset consisted of 300 samples with two informative features and three distinct class labels.</w:t>
       </w:r>
     </w:p>
     <w:p>
@@ -22234,7 +22921,15 @@
     </w:p>
     <w:p>
       <w:r>
-        <w:t>The dataset was then split into training (80%) and test (20%) sets. Feature standardization was applied using StandardScaler to ensure that both features contributed equally to distance calculations.</w:t>
+        <w:t xml:space="preserve">The dataset was then split into training (80%) and test (20%) sets. Feature standardization was applied using </w:t>
+      </w:r>
+      <w:proofErr w:type="spellStart"/>
+      <w:r>
+        <w:t>StandardScaler</w:t>
+      </w:r>
+      <w:proofErr w:type="spellEnd"/>
+      <w:r>
+        <w:t xml:space="preserve"> to ensure that both features contributed equally to distance calculations.</w:t>
       </w:r>
     </w:p>
     <w:p>
@@ -23253,7 +23948,23 @@
             <w:rStyle w:val="Hyperlink"/>
             <w:color w:val="EE0000"/>
           </w:rPr>
-          <w:t xml:space="preserve">Tree-Based_Clustering_Code </w:t>
+          <w:t>Tree-</w:t>
+        </w:r>
+        <w:proofErr w:type="spellStart"/>
+        <w:r>
+          <w:rPr>
+            <w:rStyle w:val="Hyperlink"/>
+            <w:color w:val="EE0000"/>
+          </w:rPr>
+          <w:t>Based_Clustering_Code</w:t>
+        </w:r>
+        <w:proofErr w:type="spellEnd"/>
+        <w:r>
+          <w:rPr>
+            <w:rStyle w:val="Hyperlink"/>
+            <w:color w:val="EE0000"/>
+          </w:rPr>
+          <w:t xml:space="preserve"> </w:t>
         </w:r>
       </w:hyperlink>
     </w:p>
@@ -24024,8 +24735,17 @@
             <w:rStyle w:val="Hyperlink"/>
             <w:color w:val="EE0000"/>
           </w:rPr>
-          <w:t xml:space="preserve"> Random_Forest_Clustering_Code</w:t>
+          <w:t xml:space="preserve"> </w:t>
         </w:r>
+        <w:proofErr w:type="spellStart"/>
+        <w:r>
+          <w:rPr>
+            <w:rStyle w:val="Hyperlink"/>
+            <w:color w:val="EE0000"/>
+          </w:rPr>
+          <w:t>Random_Forest_Clustering_Code</w:t>
+        </w:r>
+        <w:proofErr w:type="spellEnd"/>
       </w:hyperlink>
       <w:r>
         <w:rPr>
@@ -24062,10 +24782,22 @@
           <w:b/>
           <w:bCs/>
         </w:rPr>
-        <w:t>Wine dataset</w:t>
-      </w:r>
-      <w:r>
-        <w:t xml:space="preserve">, a standard multi-class classification benchmark composed of continuous physicochemical measurements. The objective of this implementation is to illustrate how Random Forest performs classification through ensemble learning, how its predictions are evaluated, and how internal validation and feature importance contribute to model interpretation, as outlined in the lab manual </w:t>
+        <w:t xml:space="preserve">Wine </w:t>
+      </w:r>
+      <w:proofErr w:type="gramStart"/>
+      <w:r>
+        <w:rPr>
+          <w:b/>
+          <w:bCs/>
+        </w:rPr>
+        <w:t>dataset</w:t>
+      </w:r>
+      <w:r>
+        <w:t>,</w:t>
+      </w:r>
+      <w:proofErr w:type="gramEnd"/>
+      <w:r>
+        <w:t xml:space="preserve"> a standard multi-class classification benchmark composed of continuous physicochemical measurements. The objective of this implementation is to illustrate how Random Forest performs classification through ensemble learning, how its predictions are evaluated, and how internal validation and feature importance contribute to model interpretation, as outlined in the lab manual </w:t>
       </w:r>
       <w:r>
         <w:t xml:space="preserve"> </w:t>
@@ -24083,7 +24815,23 @@
     </w:p>
     <w:p>
       <w:r>
-        <w:t>The Wine dataset is loaded using load_wine() from scikit-learn. It contains 178 observations, each described by 13 numerical features, and a target variable representing three wine classes corresponding to different cultivars (class_0, class_1, and class_2).</w:t>
+        <w:t xml:space="preserve">The Wine dataset is loaded using </w:t>
+      </w:r>
+      <w:proofErr w:type="spellStart"/>
+      <w:r>
+        <w:t>load_</w:t>
+      </w:r>
+      <w:proofErr w:type="gramStart"/>
+      <w:r>
+        <w:t>wine</w:t>
+      </w:r>
+      <w:proofErr w:type="spellEnd"/>
+      <w:r>
+        <w:t>(</w:t>
+      </w:r>
+      <w:proofErr w:type="gramEnd"/>
+      <w:r>
+        <w:t>) from scikit-learn. It contains 178 observations, each described by 13 numerical features, and a target variable representing three wine classes corresponding to different cultivars (class_0, class_1, and class_2).</w:t>
       </w:r>
     </w:p>
     <w:p>
@@ -24293,6 +25041,7 @@
       <w:r>
         <w:t xml:space="preserve">, features such as </w:t>
       </w:r>
+      <w:proofErr w:type="spellStart"/>
       <w:r>
         <w:rPr>
           <w:i/>
@@ -24300,9 +25049,11 @@
         </w:rPr>
         <w:t>color_intensity</w:t>
       </w:r>
+      <w:proofErr w:type="spellEnd"/>
       <w:r>
         <w:t xml:space="preserve">, </w:t>
       </w:r>
+      <w:proofErr w:type="spellStart"/>
       <w:r>
         <w:rPr>
           <w:i/>
@@ -24310,6 +25061,7 @@
         </w:rPr>
         <w:t>flavanoids</w:t>
       </w:r>
+      <w:proofErr w:type="spellEnd"/>
       <w:r>
         <w:t xml:space="preserve">, </w:t>
       </w:r>
@@ -24887,6 +25639,7 @@
         <w:t xml:space="preserve"> </w:t>
       </w:r>
       <w:hyperlink r:id="rId78" w:history="1">
+        <w:proofErr w:type="spellStart"/>
         <w:r>
           <w:rPr>
             <w:rStyle w:val="Hyperlink"/>
@@ -24894,6 +25647,7 @@
           </w:rPr>
           <w:t>SVM_Classification_Code</w:t>
         </w:r>
+        <w:proofErr w:type="spellEnd"/>
       </w:hyperlink>
       <w:r>
         <w:rPr>
@@ -25419,7 +26173,21 @@
         <w:rPr>
           <w:color w:val="000000" w:themeColor="text1"/>
         </w:rPr>
-        <w:t>This behavior demonstrates the strength of the RBF kernel: it enables SVM to separate classes that are not linearly or polynomially separable in the original feature space. However, it also highlights the importance of parameter selection, since excessive flexibility can lead to overfitting if the model adapts too closely to individual samples.</w:t>
+        <w:t xml:space="preserve">This behavior demonstrates the strength of the RBF kernel: it enables SVM to separate classes that are not linearly or </w:t>
+      </w:r>
+      <w:proofErr w:type="spellStart"/>
+      <w:r>
+        <w:rPr>
+          <w:color w:val="000000" w:themeColor="text1"/>
+        </w:rPr>
+        <w:t>polynomially</w:t>
+      </w:r>
+      <w:proofErr w:type="spellEnd"/>
+      <w:r>
+        <w:rPr>
+          <w:color w:val="000000" w:themeColor="text1"/>
+        </w:rPr>
+        <w:t xml:space="preserve"> separable in the original feature space. However, it also highlights the importance of parameter selection, since excessive flexibility can lead to overfitting if the model adapts too closely to individual samples.</w:t>
       </w:r>
     </w:p>
     <w:p>
@@ -25599,74 +26367,978 @@
       <w:pPr>
         <w:pStyle w:val="Heading2"/>
       </w:pPr>
-      <w:bookmarkStart w:id="115" w:name="_Toc217982486"/>
       <w:r>
         <w:t>Objective</w:t>
       </w:r>
-      <w:bookmarkEnd w:id="115"/>
-    </w:p>
-    <w:p>
-      <w:r>
-        <w:t>TODO</w:t>
+    </w:p>
+    <w:p>
+      <w:pPr>
+        <w:jc w:val="left"/>
+      </w:pPr>
+      <w:r>
+        <w:t xml:space="preserve">The objective of this laboratory session is to introduce gradient descent as a fundamental optimization method used throughout machine learning and artificial intelligence. The experiment focuses on understanding how iterative parameter updates guided by the gradient of a cost function </w:t>
+      </w:r>
+      <w:proofErr w:type="gramStart"/>
+      <w:r>
+        <w:t>lead</w:t>
+      </w:r>
+      <w:proofErr w:type="gramEnd"/>
+      <w:r>
+        <w:t xml:space="preserve"> to convergence toward a minimum.</w:t>
+      </w:r>
+    </w:p>
+    <w:p>
+      <w:pPr>
+        <w:jc w:val="left"/>
+      </w:pPr>
+      <w:r>
+        <w:t>Specifically, this lab aims to</w:t>
+      </w:r>
+    </w:p>
+    <w:p>
+      <w:pPr>
+        <w:numPr>
+          <w:ilvl w:val="0"/>
+          <w:numId w:val="40"/>
+        </w:numPr>
+        <w:jc w:val="left"/>
+      </w:pPr>
+      <w:r>
+        <w:t>Formally introduce the gradient descent algorithm as a method for minimizing differentiable functions</w:t>
+      </w:r>
+    </w:p>
+    <w:p>
+      <w:pPr>
+        <w:numPr>
+          <w:ilvl w:val="0"/>
+          <w:numId w:val="40"/>
+        </w:numPr>
+        <w:jc w:val="left"/>
+      </w:pPr>
+      <w:r>
+        <w:t>Demonstrate how gradients determine the direction and magnitude of parameter updates</w:t>
+      </w:r>
+    </w:p>
+    <w:p>
+      <w:pPr>
+        <w:numPr>
+          <w:ilvl w:val="0"/>
+          <w:numId w:val="40"/>
+        </w:numPr>
+        <w:jc w:val="left"/>
+      </w:pPr>
+      <w:r>
+        <w:t>Analyze the influence of the learning rate on convergence speed, stability, and accuracy</w:t>
+      </w:r>
+    </w:p>
+    <w:p>
+      <w:pPr>
+        <w:numPr>
+          <w:ilvl w:val="0"/>
+          <w:numId w:val="40"/>
+        </w:numPr>
+        <w:jc w:val="left"/>
+      </w:pPr>
+      <w:r>
+        <w:t>Build intuition for how gradient descent behaves under different step-size configurations</w:t>
+      </w:r>
+    </w:p>
+    <w:p>
+      <w:pPr>
+        <w:numPr>
+          <w:ilvl w:val="0"/>
+          <w:numId w:val="40"/>
+        </w:numPr>
+        <w:jc w:val="left"/>
+      </w:pPr>
+      <w:r>
+        <w:t>Establish a conceptual foundation for later algorithms such as logistic regression, neural networks, and deep learning models</w:t>
+      </w:r>
+    </w:p>
+    <w:p>
+      <w:pPr>
+        <w:jc w:val="left"/>
+      </w:pPr>
+      <w:r>
+        <w:t>Through a simple one-dimensional quadratic function, the lab provides a clear and visual understanding of how optimization proceeds iteratively toward a minimum and why parameter tuning plays a critical role in practical applications.</w:t>
       </w:r>
     </w:p>
     <w:p>
       <w:pPr>
         <w:pStyle w:val="Heading2"/>
       </w:pPr>
-      <w:bookmarkStart w:id="116" w:name="_Toc217982487"/>
       <w:r>
         <w:t>Theory</w:t>
       </w:r>
-      <w:bookmarkEnd w:id="116"/>
-    </w:p>
-    <w:p>
-      <w:r>
-        <w:t>TODO</w:t>
+    </w:p>
+    <w:p>
+      <w:pPr>
+        <w:jc w:val="left"/>
+      </w:pPr>
+      <w:r>
+        <w:t>Gradient descent is an optimization technique used to minimize a cost function by iteratively adjusting its parameters in the direction that reduces the function’s value. The method is based on the observation that the gradient of a function points in the direction of greatest increase. Moving in the opposite direction therefore leads toward a minimum.</w:t>
+      </w:r>
+    </w:p>
+    <w:p>
+      <w:pPr>
+        <w:jc w:val="left"/>
+      </w:pPr>
+      <w:r>
+        <w:t>For a scalar-valued function f(x), the gradient reduces to the derivative f′(x). At any point x, the derivative indicates how the function changes locally. If the derivative is positive, increasing x increases the function value. If the derivative is negative, increasing x decreases the function value. This property allows gradient descent to move parameters toward a minimum using only local information.</w:t>
+      </w:r>
+    </w:p>
+    <w:p>
+      <w:pPr>
+        <w:jc w:val="left"/>
+      </w:pPr>
+      <w:r>
+        <w:t>The parameter update rule is defined as</w:t>
+      </w:r>
+    </w:p>
+    <w:p>
+      <w:pPr>
+        <w:jc w:val="left"/>
+      </w:pPr>
+      <w:r>
+        <w:t>x ← x − η · f′(x)</w:t>
+      </w:r>
+    </w:p>
+    <w:p>
+      <w:pPr>
+        <w:jc w:val="left"/>
+      </w:pPr>
+      <w:r>
+        <w:t>where η is the learning rate. The learning rate controls the size of each update step. A small learning rate produces slow but stable convergence. A large learning rate accelerates movement but can lead to oscillations or divergence.</w:t>
       </w:r>
     </w:p>
     <w:p>
       <w:pPr>
         <w:pStyle w:val="Heading2"/>
       </w:pPr>
-      <w:bookmarkStart w:id="117" w:name="_Toc217982488"/>
-      <w:r>
+      <w:r>
+        <w:lastRenderedPageBreak/>
         <w:t>Code</w:t>
       </w:r>
-      <w:bookmarkEnd w:id="117"/>
-    </w:p>
-    <w:p>
-      <w:pPr>
+    </w:p>
+    <w:p>
+      <w:pPr>
+        <w:jc w:val="left"/>
         <w:rPr>
           <w:color w:val="EE0000"/>
         </w:rPr>
       </w:pPr>
       <w:r>
-        <w:t>The SVM For…</w:t>
+        <w:t xml:space="preserve">The </w:t>
+      </w:r>
+      <w:proofErr w:type="spellStart"/>
+      <w:r>
+        <w:t>Gradient_Descent_Code</w:t>
+      </w:r>
+      <w:proofErr w:type="spellEnd"/>
+      <w:r>
+        <w:t xml:space="preserve"> used in this experiment is available at the following GitHub repository:</w:t>
       </w:r>
       <w:r>
         <w:t xml:space="preserve"> </w:t>
       </w:r>
-      <w:r>
-        <w:t>Code used in this experiment is available at the following GitHub repository:</w:t>
-      </w:r>
-      <w:r>
-        <w:t xml:space="preserve"> </w:t>
-      </w:r>
       <w:hyperlink r:id="rId82" w:history="1">
+        <w:proofErr w:type="spellStart"/>
         <w:r>
           <w:rPr>
             <w:rStyle w:val="Hyperlink"/>
             <w:color w:val="EE0000"/>
           </w:rPr>
-          <w:t xml:space="preserve">Tree-Based_Clustering_Code </w:t>
+          <w:t>Gradient_Descent_Code</w:t>
         </w:r>
+        <w:proofErr w:type="spellEnd"/>
       </w:hyperlink>
     </w:p>
     <w:p>
-      <w:r>
-        <w:t>TODO</w:t>
-      </w:r>
+      <w:pPr>
+        <w:pStyle w:val="Heading3"/>
+      </w:pPr>
+      <w:r>
+        <w:t>Implementation and Analysis</w:t>
+      </w:r>
+    </w:p>
+    <w:p>
+      <w:pPr>
+        <w:jc w:val="left"/>
+        <w:rPr>
+          <w:b/>
+          <w:bCs/>
+        </w:rPr>
+      </w:pPr>
+      <w:r>
+        <w:t>In this laboratory, gradient descent is applied to the quadratic function</w:t>
+      </w:r>
+      <w:r>
+        <w:t xml:space="preserve">: </w:t>
+      </w:r>
+      <w:r>
+        <w:rPr>
+          <w:b/>
+          <w:bCs/>
+        </w:rPr>
+        <w:t xml:space="preserve">f(x) = (x − </w:t>
+      </w:r>
+      <w:proofErr w:type="gramStart"/>
+      <w:r>
+        <w:rPr>
+          <w:b/>
+          <w:bCs/>
+        </w:rPr>
+        <w:t>3)²</w:t>
+      </w:r>
+      <w:proofErr w:type="gramEnd"/>
+      <w:r>
+        <w:rPr>
+          <w:b/>
+          <w:bCs/>
+        </w:rPr>
+        <w:t>.</w:t>
+      </w:r>
+      <w:r>
+        <w:rPr>
+          <w:b/>
+          <w:bCs/>
+        </w:rPr>
+        <w:br/>
+      </w:r>
+      <w:r>
+        <w:t>The derivative of this function is</w:t>
+      </w:r>
+      <w:r>
+        <w:t xml:space="preserve">: </w:t>
+      </w:r>
+      <w:r>
+        <w:rPr>
+          <w:b/>
+          <w:bCs/>
+        </w:rPr>
+        <w:t>f′(x) = 2(x − 3).</w:t>
+      </w:r>
+    </w:p>
+    <w:p>
+      <w:pPr>
+        <w:jc w:val="left"/>
+      </w:pPr>
+      <w:r>
+        <w:t>The function has a single global minimum at x = 3. This property makes it ideal for studying gradient descent behavior because convergence can be evaluated unambiguously.</w:t>
+      </w:r>
+    </w:p>
+    <w:p>
+      <w:pPr>
+        <w:jc w:val="left"/>
+      </w:pPr>
+      <w:r>
+        <w:t>The direction of movement follows a simple rule. If x is greater than 3, the gradient is positive and the update moves x to the left. If x is less than 3, the gradient is negative and the update moves x to the right. As a result, every update moves the parameter toward the minimum. This example captures the essential idea behind gradient descent as used in neural networks, logistic regression, and deep learning architectures.</w:t>
+      </w:r>
+    </w:p>
+    <w:p>
+      <w:pPr>
+        <w:jc w:val="left"/>
+      </w:pPr>
+      <w:r>
+        <w:t>The function to be minimized and its gradient are defined explicitly. Gradient descent is implemented as an iterative algorithm that records the parameter value at each step to allow visualization of the optimization trajectory.</w:t>
+      </w:r>
+    </w:p>
+    <w:p>
+      <w:pPr>
+        <w:jc w:val="left"/>
+      </w:pPr>
+      <w:r>
+        <w:t>The experiment evaluates gradient descent under three learning-rate regimes. A moderate learning rate that achieves fast and stable convergence. A small learning rate that converges slowly. A large learning rate that demonstrates instability.</w:t>
+      </w:r>
+      <w:r>
+        <w:t xml:space="preserve"> </w:t>
+      </w:r>
+    </w:p>
+    <w:p>
+      <w:pPr>
+        <w:pStyle w:val="Heading3"/>
+      </w:pPr>
+      <w:r>
+        <w:t>Moderate learning rate</w:t>
+      </w:r>
+    </w:p>
+    <w:p>
+      <w:pPr>
+        <w:jc w:val="left"/>
+      </w:pPr>
+      <w:r>
+        <w:t>The first experiment uses a learning rate of 0.1, which is recommended in the lab manual as a balanced choice. The algorithm starts from x = 10 and performs 25 iterations.</w:t>
+      </w:r>
+    </w:p>
+    <w:p>
+      <w:pPr>
+        <w:jc w:val="left"/>
+      </w:pPr>
+      <w:r>
+        <w:t xml:space="preserve">As shown in </w:t>
+      </w:r>
+      <w:r>
+        <w:rPr>
+          <w:b/>
+          <w:bCs/>
+        </w:rPr>
+        <w:t>Figure 71</w:t>
+      </w:r>
+      <w:r>
+        <w:t>, the sequence of updates moves smoothly toward the minimum at x = 3. The red markers indicate successive parameter values and form a clear descending path along the function curve. The updates decrease in magnitude as the algorithm approaches the minimum, reflecting the reduction of the gradient near the optimum.</w:t>
+      </w:r>
+    </w:p>
+    <w:p>
+      <w:pPr>
+        <w:jc w:val="left"/>
+      </w:pPr>
+      <w:r>
+        <w:lastRenderedPageBreak/>
+        <w:drawing>
+          <wp:inline distT="0" distB="0" distL="0" distR="0" wp14:anchorId="14D1208D" wp14:editId="1FCF9215">
+            <wp:extent cx="3975100" cy="2981326"/>
+            <wp:effectExtent l="0" t="0" r="6350" b="9525"/>
+            <wp:docPr id="1706865302" name="Picture 1"/>
+            <wp:cNvGraphicFramePr>
+              <a:graphicFrameLocks xmlns:a="http://schemas.openxmlformats.org/drawingml/2006/main" noChangeAspect="1"/>
+            </wp:cNvGraphicFramePr>
+            <a:graphic xmlns:a="http://schemas.openxmlformats.org/drawingml/2006/main">
+              <a:graphicData uri="http://schemas.openxmlformats.org/drawingml/2006/picture">
+                <pic:pic xmlns:pic="http://schemas.openxmlformats.org/drawingml/2006/picture">
+                  <pic:nvPicPr>
+                    <pic:cNvPr id="1706865302" name=""/>
+                    <pic:cNvPicPr/>
+                  </pic:nvPicPr>
+                  <pic:blipFill>
+                    <a:blip r:embed="rId83"/>
+                    <a:stretch>
+                      <a:fillRect/>
+                    </a:stretch>
+                  </pic:blipFill>
+                  <pic:spPr>
+                    <a:xfrm>
+                      <a:off x="0" y="0"/>
+                      <a:ext cx="3979784" cy="2984839"/>
+                    </a:xfrm>
+                    <a:prstGeom prst="rect">
+                      <a:avLst/>
+                    </a:prstGeom>
+                  </pic:spPr>
+                </pic:pic>
+              </a:graphicData>
+            </a:graphic>
+          </wp:inline>
+        </w:drawing>
+      </w:r>
+    </w:p>
+    <w:p>
+      <w:pPr>
+        <w:jc w:val="left"/>
+        <w:rPr>
+          <w:i/>
+          <w:iCs/>
+        </w:rPr>
+      </w:pPr>
+      <w:r>
+        <w:rPr>
+          <w:b/>
+          <w:bCs/>
+        </w:rPr>
+        <w:t xml:space="preserve">Figure 71. </w:t>
+      </w:r>
+      <w:r>
+        <w:rPr>
+          <w:i/>
+          <w:iCs/>
+        </w:rPr>
+        <w:t xml:space="preserve">Gradient descent trajectory on f(x) = (x − </w:t>
+      </w:r>
+      <w:proofErr w:type="gramStart"/>
+      <w:r>
+        <w:rPr>
+          <w:i/>
+          <w:iCs/>
+        </w:rPr>
+        <w:t>3)²</w:t>
+      </w:r>
+      <w:proofErr w:type="gramEnd"/>
+      <w:r>
+        <w:rPr>
+          <w:i/>
+          <w:iCs/>
+        </w:rPr>
+        <w:t xml:space="preserve"> with learning rate 0.1</w:t>
+      </w:r>
+    </w:p>
+    <w:p>
+      <w:pPr>
+        <w:jc w:val="left"/>
+      </w:pPr>
+      <w:r>
+        <w:rPr>
+          <w:b/>
+          <w:bCs/>
+        </w:rPr>
+        <w:t>Figure 72</w:t>
+      </w:r>
+      <w:r>
+        <w:t xml:space="preserve"> shows the corresponding decrease of the objective function value across iterations. The error drops rapidly during the first iterations and then flattens near zero. This behavior indicates fast and stable convergence without oscillations or divergence.</w:t>
+      </w:r>
+      <w:r>
+        <w:t xml:space="preserve"> </w:t>
+      </w:r>
+    </w:p>
+    <w:p>
+      <w:pPr>
+        <w:jc w:val="left"/>
+      </w:pPr>
+      <w:r>
+        <w:drawing>
+          <wp:inline distT="0" distB="0" distL="0" distR="0" wp14:anchorId="61402BFF" wp14:editId="58B46E47">
+            <wp:extent cx="4038600" cy="3028949"/>
+            <wp:effectExtent l="0" t="0" r="0" b="635"/>
+            <wp:docPr id="542642832" name="Picture 1"/>
+            <wp:cNvGraphicFramePr>
+              <a:graphicFrameLocks xmlns:a="http://schemas.openxmlformats.org/drawingml/2006/main" noChangeAspect="1"/>
+            </wp:cNvGraphicFramePr>
+            <a:graphic xmlns:a="http://schemas.openxmlformats.org/drawingml/2006/main">
+              <a:graphicData uri="http://schemas.openxmlformats.org/drawingml/2006/picture">
+                <pic:pic xmlns:pic="http://schemas.openxmlformats.org/drawingml/2006/picture">
+                  <pic:nvPicPr>
+                    <pic:cNvPr id="542642832" name=""/>
+                    <pic:cNvPicPr/>
+                  </pic:nvPicPr>
+                  <pic:blipFill>
+                    <a:blip r:embed="rId84"/>
+                    <a:stretch>
+                      <a:fillRect/>
+                    </a:stretch>
+                  </pic:blipFill>
+                  <pic:spPr>
+                    <a:xfrm>
+                      <a:off x="0" y="0"/>
+                      <a:ext cx="4054141" cy="3040604"/>
+                    </a:xfrm>
+                    <a:prstGeom prst="rect">
+                      <a:avLst/>
+                    </a:prstGeom>
+                  </pic:spPr>
+                </pic:pic>
+              </a:graphicData>
+            </a:graphic>
+          </wp:inline>
+        </w:drawing>
+      </w:r>
+      <w:r>
+        <w:br/>
+      </w:r>
+      <w:r>
+        <w:rPr>
+          <w:b/>
+          <w:bCs/>
+        </w:rPr>
+        <w:t xml:space="preserve">Figure 72. </w:t>
+      </w:r>
+      <w:r>
+        <w:rPr>
+          <w:i/>
+          <w:iCs/>
+        </w:rPr>
+        <w:t>Decrease of f(x) per iteration for learning rate 0.1</w:t>
+      </w:r>
+    </w:p>
+    <w:p>
+      <w:pPr>
+        <w:pStyle w:val="Heading3"/>
+      </w:pPr>
+      <w:r>
+        <w:t>Small learning rate</w:t>
+      </w:r>
+    </w:p>
+    <w:p>
+      <w:pPr>
+        <w:jc w:val="left"/>
+      </w:pPr>
+      <w:r>
+        <w:t>The second experiment uses a learning rate of 0.01 to illustrate slow convergence. The same starting point and number of iterations are used to enable direct comparison.</w:t>
+      </w:r>
+    </w:p>
+    <w:p>
+      <w:pPr>
+        <w:jc w:val="left"/>
+      </w:pPr>
+      <w:r>
+        <w:lastRenderedPageBreak/>
+        <w:t xml:space="preserve">As shown in </w:t>
+      </w:r>
+      <w:r>
+        <w:rPr>
+          <w:b/>
+          <w:bCs/>
+        </w:rPr>
+        <w:t>Figure 73</w:t>
+      </w:r>
+      <w:r>
+        <w:t>, the parameter updates move in the correct direction but advance very slowly toward the minimum. After 25 iterations, the algorithm remains far from x = 3. The update steps are small, and the optimization path covers only a limited portion of the curve.</w:t>
+      </w:r>
+    </w:p>
+    <w:p>
+      <w:pPr>
+        <w:jc w:val="left"/>
+      </w:pPr>
+      <w:r>
+        <w:drawing>
+          <wp:inline distT="0" distB="0" distL="0" distR="0" wp14:anchorId="46FD438C" wp14:editId="64B9ECDB">
+            <wp:extent cx="3657600" cy="2743200"/>
+            <wp:effectExtent l="0" t="0" r="0" b="0"/>
+            <wp:docPr id="889887017" name="Picture 1"/>
+            <wp:cNvGraphicFramePr>
+              <a:graphicFrameLocks xmlns:a="http://schemas.openxmlformats.org/drawingml/2006/main" noChangeAspect="1"/>
+            </wp:cNvGraphicFramePr>
+            <a:graphic xmlns:a="http://schemas.openxmlformats.org/drawingml/2006/main">
+              <a:graphicData uri="http://schemas.openxmlformats.org/drawingml/2006/picture">
+                <pic:pic xmlns:pic="http://schemas.openxmlformats.org/drawingml/2006/picture">
+                  <pic:nvPicPr>
+                    <pic:cNvPr id="889887017" name=""/>
+                    <pic:cNvPicPr/>
+                  </pic:nvPicPr>
+                  <pic:blipFill>
+                    <a:blip r:embed="rId85"/>
+                    <a:stretch>
+                      <a:fillRect/>
+                    </a:stretch>
+                  </pic:blipFill>
+                  <pic:spPr>
+                    <a:xfrm>
+                      <a:off x="0" y="0"/>
+                      <a:ext cx="3661883" cy="2746412"/>
+                    </a:xfrm>
+                    <a:prstGeom prst="rect">
+                      <a:avLst/>
+                    </a:prstGeom>
+                  </pic:spPr>
+                </pic:pic>
+              </a:graphicData>
+            </a:graphic>
+          </wp:inline>
+        </w:drawing>
+      </w:r>
+    </w:p>
+    <w:p>
+      <w:pPr>
+        <w:jc w:val="left"/>
+      </w:pPr>
+      <w:r>
+        <w:rPr>
+          <w:b/>
+          <w:bCs/>
+        </w:rPr>
+        <w:t xml:space="preserve">Figure 73. </w:t>
+      </w:r>
+      <w:r>
+        <w:rPr>
+          <w:i/>
+          <w:iCs/>
+        </w:rPr>
+        <w:t xml:space="preserve">Gradient descent trajectory on f(x) = (x − </w:t>
+      </w:r>
+      <w:proofErr w:type="gramStart"/>
+      <w:r>
+        <w:rPr>
+          <w:i/>
+          <w:iCs/>
+        </w:rPr>
+        <w:t>3)²</w:t>
+      </w:r>
+      <w:proofErr w:type="gramEnd"/>
+      <w:r>
+        <w:rPr>
+          <w:i/>
+          <w:iCs/>
+        </w:rPr>
+        <w:t xml:space="preserve"> with learning rate 0.01</w:t>
+      </w:r>
+      <w:r>
+        <w:rPr>
+          <w:i/>
+          <w:iCs/>
+        </w:rPr>
+        <w:br/>
+      </w:r>
+    </w:p>
+    <w:p>
+      <w:pPr>
+        <w:jc w:val="left"/>
+        <w:rPr>
+          <w:b/>
+          <w:bCs/>
+        </w:rPr>
+      </w:pPr>
+      <w:r>
+        <w:rPr>
+          <w:b/>
+          <w:bCs/>
+        </w:rPr>
+        <w:t>Figure 74</w:t>
+      </w:r>
+      <w:r>
+        <w:t xml:space="preserve"> confirms this observation. The error decreases gradually and almost linearly, with no sharp drop. This result demonstrates that an excessively small learning rate leads to inefficient optimization, requiring many iterations to reach an acceptable solution.</w:t>
+      </w:r>
+      <w:r>
+        <w:rPr>
+          <w:b/>
+          <w:bCs/>
+        </w:rPr>
+        <w:t xml:space="preserve"> </w:t>
+      </w:r>
+    </w:p>
+    <w:p>
+      <w:pPr>
+        <w:jc w:val="left"/>
+        <w:rPr>
+          <w:b/>
+          <w:bCs/>
+        </w:rPr>
+      </w:pPr>
+      <w:r>
+        <w:rPr>
+          <w:b/>
+          <w:bCs/>
+        </w:rPr>
+        <w:drawing>
+          <wp:inline distT="0" distB="0" distL="0" distR="0" wp14:anchorId="5F3DBE0A" wp14:editId="3BE9AF29">
+            <wp:extent cx="4019550" cy="3014663"/>
+            <wp:effectExtent l="0" t="0" r="0" b="0"/>
+            <wp:docPr id="1059273622" name="Picture 1"/>
+            <wp:cNvGraphicFramePr>
+              <a:graphicFrameLocks xmlns:a="http://schemas.openxmlformats.org/drawingml/2006/main" noChangeAspect="1"/>
+            </wp:cNvGraphicFramePr>
+            <a:graphic xmlns:a="http://schemas.openxmlformats.org/drawingml/2006/main">
+              <a:graphicData uri="http://schemas.openxmlformats.org/drawingml/2006/picture">
+                <pic:pic xmlns:pic="http://schemas.openxmlformats.org/drawingml/2006/picture">
+                  <pic:nvPicPr>
+                    <pic:cNvPr id="1059273622" name=""/>
+                    <pic:cNvPicPr/>
+                  </pic:nvPicPr>
+                  <pic:blipFill>
+                    <a:blip r:embed="rId86"/>
+                    <a:stretch>
+                      <a:fillRect/>
+                    </a:stretch>
+                  </pic:blipFill>
+                  <pic:spPr>
+                    <a:xfrm>
+                      <a:off x="0" y="0"/>
+                      <a:ext cx="4025264" cy="3018948"/>
+                    </a:xfrm>
+                    <a:prstGeom prst="rect">
+                      <a:avLst/>
+                    </a:prstGeom>
+                  </pic:spPr>
+                </pic:pic>
+              </a:graphicData>
+            </a:graphic>
+          </wp:inline>
+        </w:drawing>
+      </w:r>
+    </w:p>
+    <w:p>
+      <w:pPr>
+        <w:jc w:val="left"/>
+        <w:rPr>
+          <w:i/>
+          <w:iCs/>
+        </w:rPr>
+      </w:pPr>
+      <w:r>
+        <w:rPr>
+          <w:b/>
+          <w:bCs/>
+        </w:rPr>
+        <w:t xml:space="preserve">Figure 74. </w:t>
+      </w:r>
+      <w:r>
+        <w:rPr>
+          <w:i/>
+          <w:iCs/>
+        </w:rPr>
+        <w:t>Decrease of f(x) per iteration for learning rate 0.01</w:t>
+      </w:r>
+    </w:p>
+    <w:p>
+      <w:pPr>
+        <w:pStyle w:val="Heading3"/>
+      </w:pPr>
+      <w:r>
+        <w:lastRenderedPageBreak/>
+        <w:t>Large learning rate</w:t>
+      </w:r>
+    </w:p>
+    <w:p>
+      <w:pPr>
+        <w:jc w:val="left"/>
+      </w:pPr>
+      <w:r>
+        <w:t>The final experiment uses a learning rate of 0.8 to demonstrate instability. This value is intentionally large relative to the curvature of the function.</w:t>
+      </w:r>
+    </w:p>
+    <w:p>
+      <w:pPr>
+        <w:jc w:val="left"/>
+      </w:pPr>
+      <w:r>
+        <w:t xml:space="preserve">As shown in </w:t>
+      </w:r>
+      <w:r>
+        <w:rPr>
+          <w:b/>
+          <w:bCs/>
+        </w:rPr>
+        <w:t>Figure 75</w:t>
+      </w:r>
+      <w:r>
+        <w:t>, the parameter updates overshoot the minimum and oscillate across the function. Some steps move far beyond the optimal region, producing erratic jumps in parameter space. Although the function is simple and convex, the algorithm fails to follow a smooth descent path.</w:t>
+      </w:r>
+    </w:p>
+    <w:p>
+      <w:pPr>
+        <w:jc w:val="left"/>
+      </w:pPr>
+      <w:r>
+        <w:drawing>
+          <wp:inline distT="0" distB="0" distL="0" distR="0" wp14:anchorId="3DBEFFE8" wp14:editId="10BA5B8E">
+            <wp:extent cx="3818255" cy="2685891"/>
+            <wp:effectExtent l="0" t="0" r="0" b="635"/>
+            <wp:docPr id="1407129791" name="Picture 1"/>
+            <wp:cNvGraphicFramePr>
+              <a:graphicFrameLocks xmlns:a="http://schemas.openxmlformats.org/drawingml/2006/main" noChangeAspect="1"/>
+            </wp:cNvGraphicFramePr>
+            <a:graphic xmlns:a="http://schemas.openxmlformats.org/drawingml/2006/main">
+              <a:graphicData uri="http://schemas.openxmlformats.org/drawingml/2006/picture">
+                <pic:pic xmlns:pic="http://schemas.openxmlformats.org/drawingml/2006/picture">
+                  <pic:nvPicPr>
+                    <pic:cNvPr id="1407129791" name=""/>
+                    <pic:cNvPicPr/>
+                  </pic:nvPicPr>
+                  <pic:blipFill rotWithShape="1">
+                    <a:blip r:embed="rId87"/>
+                    <a:srcRect t="6209"/>
+                    <a:stretch>
+                      <a:fillRect/>
+                    </a:stretch>
+                  </pic:blipFill>
+                  <pic:spPr bwMode="auto">
+                    <a:xfrm>
+                      <a:off x="0" y="0"/>
+                      <a:ext cx="3820229" cy="2687280"/>
+                    </a:xfrm>
+                    <a:prstGeom prst="rect">
+                      <a:avLst/>
+                    </a:prstGeom>
+                    <a:ln>
+                      <a:noFill/>
+                    </a:ln>
+                    <a:extLst>
+                      <a:ext uri="{53640926-AAD7-44D8-BBD7-CCE9431645EC}">
+                        <a14:shadowObscured xmlns:a14="http://schemas.microsoft.com/office/drawing/2010/main"/>
+                      </a:ext>
+                    </a:extLst>
+                  </pic:spPr>
+                </pic:pic>
+              </a:graphicData>
+            </a:graphic>
+          </wp:inline>
+        </w:drawing>
+      </w:r>
+    </w:p>
+    <w:p>
+      <w:pPr>
+        <w:jc w:val="left"/>
+        <w:rPr>
+          <w:i/>
+          <w:iCs/>
+        </w:rPr>
+      </w:pPr>
+      <w:r>
+        <w:rPr>
+          <w:b/>
+          <w:bCs/>
+        </w:rPr>
+        <w:t xml:space="preserve">Figure 75. </w:t>
+      </w:r>
+      <w:r>
+        <w:rPr>
+          <w:i/>
+          <w:iCs/>
+        </w:rPr>
+        <w:t xml:space="preserve">Gradient descent trajectory on f(x) = (x − </w:t>
+      </w:r>
+      <w:proofErr w:type="gramStart"/>
+      <w:r>
+        <w:rPr>
+          <w:i/>
+          <w:iCs/>
+        </w:rPr>
+        <w:t>3)²</w:t>
+      </w:r>
+      <w:proofErr w:type="gramEnd"/>
+      <w:r>
+        <w:rPr>
+          <w:i/>
+          <w:iCs/>
+        </w:rPr>
+        <w:t xml:space="preserve"> with learning rate 0.8</w:t>
+      </w:r>
+    </w:p>
+    <w:p>
+      <w:pPr>
+        <w:jc w:val="left"/>
+        <w:rPr>
+          <w:b/>
+          <w:bCs/>
+        </w:rPr>
+      </w:pPr>
+    </w:p>
+    <w:p>
+      <w:pPr>
+        <w:jc w:val="left"/>
+      </w:pPr>
+      <w:r>
+        <w:rPr>
+          <w:b/>
+          <w:bCs/>
+        </w:rPr>
+        <w:t>Figure 76</w:t>
+      </w:r>
+      <w:r>
+        <w:t xml:space="preserve"> illustrates the effect on the objective function value. The error decreases sharply at first but does so in an unstable manner, driven by large corrective steps rather than controlled convergence. This behavior highlights the risk of divergence or numerical instability when the learning rate is too large.</w:t>
+      </w:r>
+      <w:r>
+        <w:t xml:space="preserve"> </w:t>
+      </w:r>
+    </w:p>
+    <w:p>
+      <w:pPr>
+        <w:jc w:val="left"/>
+        <w:rPr>
+          <w:i/>
+          <w:iCs/>
+        </w:rPr>
+      </w:pPr>
+      <w:r>
+        <w:rPr>
+          <w:b/>
+          <w:bCs/>
+        </w:rPr>
+        <w:lastRenderedPageBreak/>
+        <w:drawing>
+          <wp:inline distT="0" distB="0" distL="0" distR="0" wp14:anchorId="6D223ACF" wp14:editId="5536F934">
+            <wp:extent cx="3996055" cy="2806541"/>
+            <wp:effectExtent l="0" t="0" r="4445" b="0"/>
+            <wp:docPr id="2141671063" name="Picture 1"/>
+            <wp:cNvGraphicFramePr>
+              <a:graphicFrameLocks xmlns:a="http://schemas.openxmlformats.org/drawingml/2006/main" noChangeAspect="1"/>
+            </wp:cNvGraphicFramePr>
+            <a:graphic xmlns:a="http://schemas.openxmlformats.org/drawingml/2006/main">
+              <a:graphicData uri="http://schemas.openxmlformats.org/drawingml/2006/picture">
+                <pic:pic xmlns:pic="http://schemas.openxmlformats.org/drawingml/2006/picture">
+                  <pic:nvPicPr>
+                    <pic:cNvPr id="2141671063" name=""/>
+                    <pic:cNvPicPr/>
+                  </pic:nvPicPr>
+                  <pic:blipFill rotWithShape="1">
+                    <a:blip r:embed="rId88"/>
+                    <a:srcRect t="6357"/>
+                    <a:stretch>
+                      <a:fillRect/>
+                    </a:stretch>
+                  </pic:blipFill>
+                  <pic:spPr bwMode="auto">
+                    <a:xfrm>
+                      <a:off x="0" y="0"/>
+                      <a:ext cx="3999650" cy="2809066"/>
+                    </a:xfrm>
+                    <a:prstGeom prst="rect">
+                      <a:avLst/>
+                    </a:prstGeom>
+                    <a:ln>
+                      <a:noFill/>
+                    </a:ln>
+                    <a:extLst>
+                      <a:ext uri="{53640926-AAD7-44D8-BBD7-CCE9431645EC}">
+                        <a14:shadowObscured xmlns:a14="http://schemas.microsoft.com/office/drawing/2010/main"/>
+                      </a:ext>
+                    </a:extLst>
+                  </pic:spPr>
+                </pic:pic>
+              </a:graphicData>
+            </a:graphic>
+          </wp:inline>
+        </w:drawing>
+      </w:r>
+      <w:r>
+        <w:br/>
+      </w:r>
+      <w:r>
+        <w:rPr>
+          <w:b/>
+          <w:bCs/>
+        </w:rPr>
+        <w:t xml:space="preserve">Figure 76. </w:t>
+      </w:r>
+      <w:r>
+        <w:rPr>
+          <w:i/>
+          <w:iCs/>
+        </w:rPr>
+        <w:t>Decrease of f(x) per iteration for learning rate 0.8</w:t>
+      </w:r>
+    </w:p>
+    <w:p>
+      <w:pPr>
+        <w:pStyle w:val="Heading2"/>
+        <w:rPr>
+          <w:rFonts w:eastAsiaTheme="minorHAnsi"/>
+        </w:rPr>
+      </w:pPr>
+      <w:r>
+        <w:t xml:space="preserve"> </w:t>
+      </w:r>
+      <w:r>
+        <w:rPr>
+          <w:rFonts w:eastAsiaTheme="minorHAnsi"/>
+        </w:rPr>
+        <w:t>Conclusion</w:t>
+      </w:r>
+    </w:p>
+    <w:p>
+      <w:pPr>
+        <w:jc w:val="left"/>
+      </w:pPr>
+      <w:r>
+        <w:t>This laboratory provided a clear and practical introduction to gradient descent as a fundamental optimization algorithm in machine learning. By applying gradient descent to a simple one-dimensional quadratic function, the experiment demonstrated how iterative updates guided by the gradient lead to convergence toward a minimum.</w:t>
+      </w:r>
+    </w:p>
+    <w:p>
+      <w:pPr>
+        <w:jc w:val="left"/>
+      </w:pPr>
+      <w:r>
+        <w:t>The results highlighted the central role of the learning rate in determining optimization behavior. A moderate learning rate produced fast and stable convergence, efficiently guiding the parameter toward the global minimum. A small learning rate ensured stability but resulted in slow progress, requiring many iterations to achieve meaningful improvement. A large learning rate caused instability, with parameter updates overshooting the minimum and producing erratic behavior despite the simplicity of the objective function.</w:t>
+      </w:r>
+    </w:p>
+    <w:p>
+      <w:pPr>
+        <w:jc w:val="left"/>
+      </w:pPr>
+      <w:r>
+        <w:t>Visualizing both the optimization trajectory and the evolution of the objective function value was essential for building intuition. These plots made it possible to directly observe convergence speed, stability, and failure modes under different step-size choices. The experiment showed that correct gradient direction alone is not sufficient for effective optimization. Appropriate step-size selection is equally critical.</w:t>
+      </w:r>
+    </w:p>
+    <w:p>
+      <w:pPr>
+        <w:jc w:val="left"/>
+      </w:pPr>
     </w:p>
     <w:p>
       <w:pPr>
@@ -25681,7 +27353,7 @@
         <w:pStyle w:val="Heading1"/>
         <w:jc w:val="left"/>
       </w:pPr>
-      <w:bookmarkStart w:id="118" w:name="_Toc217982489"/>
+      <w:bookmarkStart w:id="115" w:name="_Toc217982489"/>
       <w:r>
         <w:lastRenderedPageBreak/>
         <w:t xml:space="preserve">Lab </w:t>
@@ -25701,50 +27373,50 @@
       <w:r>
         <w:t>Perceptron</w:t>
       </w:r>
+      <w:bookmarkEnd w:id="115"/>
+    </w:p>
+    <w:p>
+      <w:pPr>
+        <w:pStyle w:val="Heading2"/>
+      </w:pPr>
+      <w:bookmarkStart w:id="116" w:name="_Toc217982490"/>
+      <w:r>
+        <w:t>Objective</w:t>
+      </w:r>
+      <w:bookmarkEnd w:id="116"/>
+    </w:p>
+    <w:p>
+      <w:r>
+        <w:t>TODO</w:t>
+      </w:r>
+    </w:p>
+    <w:p>
+      <w:pPr>
+        <w:pStyle w:val="Heading2"/>
+      </w:pPr>
+      <w:bookmarkStart w:id="117" w:name="_Toc217982491"/>
+      <w:r>
+        <w:t>Theory</w:t>
+      </w:r>
+      <w:bookmarkEnd w:id="117"/>
+    </w:p>
+    <w:p>
+      <w:r>
+        <w:t>TODO</w:t>
+      </w:r>
+    </w:p>
+    <w:p>
+      <w:pPr>
+        <w:pStyle w:val="Heading2"/>
+      </w:pPr>
+      <w:bookmarkStart w:id="118" w:name="_Toc217982492"/>
+      <w:r>
+        <w:t>Code</w:t>
+      </w:r>
       <w:bookmarkEnd w:id="118"/>
     </w:p>
     <w:p>
       <w:pPr>
-        <w:pStyle w:val="Heading2"/>
-      </w:pPr>
-      <w:bookmarkStart w:id="119" w:name="_Toc217982490"/>
-      <w:r>
-        <w:t>Objective</w:t>
-      </w:r>
-      <w:bookmarkEnd w:id="119"/>
-    </w:p>
-    <w:p>
-      <w:r>
-        <w:t>TODO</w:t>
-      </w:r>
-    </w:p>
-    <w:p>
-      <w:pPr>
-        <w:pStyle w:val="Heading2"/>
-      </w:pPr>
-      <w:bookmarkStart w:id="120" w:name="_Toc217982491"/>
-      <w:r>
-        <w:t>Theory</w:t>
-      </w:r>
-      <w:bookmarkEnd w:id="120"/>
-    </w:p>
-    <w:p>
-      <w:r>
-        <w:t>TODO</w:t>
-      </w:r>
-    </w:p>
-    <w:p>
-      <w:pPr>
-        <w:pStyle w:val="Heading2"/>
-      </w:pPr>
-      <w:bookmarkStart w:id="121" w:name="_Toc217982492"/>
-      <w:r>
-        <w:t>Code</w:t>
-      </w:r>
-      <w:bookmarkEnd w:id="121"/>
-    </w:p>
-    <w:p>
-      <w:pPr>
         <w:rPr>
           <w:color w:val="EE0000"/>
         </w:rPr>
@@ -25761,229 +27433,29 @@
       <w:r>
         <w:t xml:space="preserve"> </w:t>
       </w:r>
-      <w:hyperlink r:id="rId83" w:history="1">
+      <w:hyperlink r:id="rId89" w:history="1">
         <w:r>
           <w:rPr>
             <w:rStyle w:val="Hyperlink"/>
             <w:color w:val="EE0000"/>
           </w:rPr>
-          <w:t xml:space="preserve">Tree-Based_Clustering_Code </w:t>
+          <w:t>Tree-</w:t>
         </w:r>
-      </w:hyperlink>
-    </w:p>
-    <w:p>
-      <w:r>
-        <w:t>TODO</w:t>
-      </w:r>
-    </w:p>
-    <w:p>
-      <w:pPr>
-        <w:jc w:val="left"/>
-      </w:pPr>
-      <w:r>
-        <w:br w:type="page"/>
-      </w:r>
-    </w:p>
-    <w:p>
-      <w:pPr>
-        <w:pStyle w:val="Heading1"/>
-        <w:jc w:val="left"/>
-      </w:pPr>
-      <w:bookmarkStart w:id="122" w:name="_Toc217982493"/>
-      <w:r>
-        <w:lastRenderedPageBreak/>
-        <w:t xml:space="preserve">Lab </w:t>
-      </w:r>
-      <w:r>
-        <w:t>12</w:t>
-      </w:r>
-      <w:r>
-        <w:t xml:space="preserve"> </w:t>
-      </w:r>
-      <w:r>
-        <w:t>–</w:t>
-      </w:r>
-      <w:r>
-        <w:t xml:space="preserve"> </w:t>
-      </w:r>
-      <w:r>
-        <w:t>Neuron Network</w:t>
-      </w:r>
-      <w:bookmarkEnd w:id="122"/>
-    </w:p>
-    <w:p>
-      <w:pPr>
-        <w:pStyle w:val="Heading2"/>
-      </w:pPr>
-      <w:bookmarkStart w:id="123" w:name="_Toc217982494"/>
-      <w:r>
-        <w:t>Objective</w:t>
-      </w:r>
-      <w:bookmarkEnd w:id="123"/>
-    </w:p>
-    <w:p>
-      <w:r>
-        <w:t>TODO</w:t>
-      </w:r>
-    </w:p>
-    <w:p>
-      <w:pPr>
-        <w:pStyle w:val="Heading2"/>
-      </w:pPr>
-      <w:bookmarkStart w:id="124" w:name="_Toc217982495"/>
-      <w:r>
-        <w:t>Theory</w:t>
-      </w:r>
-      <w:bookmarkEnd w:id="124"/>
-    </w:p>
-    <w:p>
-      <w:r>
-        <w:t>TODO</w:t>
-      </w:r>
-    </w:p>
-    <w:p>
-      <w:pPr>
-        <w:pStyle w:val="Heading2"/>
-      </w:pPr>
-      <w:bookmarkStart w:id="125" w:name="_Toc217982496"/>
-      <w:r>
-        <w:t>Code</w:t>
-      </w:r>
-      <w:bookmarkEnd w:id="125"/>
-    </w:p>
-    <w:p>
-      <w:pPr>
-        <w:rPr>
-          <w:color w:val="EE0000"/>
-        </w:rPr>
-      </w:pPr>
-      <w:r>
-        <w:t>The SVM For…</w:t>
-      </w:r>
-      <w:r>
-        <w:t xml:space="preserve"> </w:t>
-      </w:r>
-      <w:r>
-        <w:t>Code used in this experiment is available at the following GitHub repository:</w:t>
-      </w:r>
-      <w:r>
-        <w:t xml:space="preserve"> </w:t>
-      </w:r>
-      <w:hyperlink r:id="rId84" w:history="1">
+        <w:proofErr w:type="spellStart"/>
         <w:r>
           <w:rPr>
             <w:rStyle w:val="Hyperlink"/>
             <w:color w:val="EE0000"/>
           </w:rPr>
-          <w:t xml:space="preserve">Tree-Based_Clustering_Code </w:t>
+          <w:t>Based_Clustering_Code</w:t>
         </w:r>
-      </w:hyperlink>
-    </w:p>
-    <w:p>
-      <w:r>
-        <w:t>TODO</w:t>
-      </w:r>
-    </w:p>
-    <w:p>
-      <w:pPr>
-        <w:jc w:val="left"/>
-      </w:pPr>
-      <w:r>
-        <w:br w:type="page"/>
-      </w:r>
-    </w:p>
-    <w:p>
-      <w:pPr>
-        <w:pStyle w:val="Heading1"/>
-        <w:jc w:val="left"/>
-      </w:pPr>
-      <w:bookmarkStart w:id="126" w:name="_Toc217982497"/>
-      <w:r>
-        <w:lastRenderedPageBreak/>
-        <w:t xml:space="preserve">Lab </w:t>
-      </w:r>
-      <w:r>
-        <w:t>13</w:t>
-      </w:r>
-      <w:r>
-        <w:t xml:space="preserve"> </w:t>
-      </w:r>
-      <w:r>
-        <w:t>–</w:t>
-      </w:r>
-      <w:r>
-        <w:t xml:space="preserve"> </w:t>
-      </w:r>
-      <w:r>
-        <w:t>ANN</w:t>
-      </w:r>
-      <w:bookmarkEnd w:id="126"/>
-    </w:p>
-    <w:p>
-      <w:pPr>
-        <w:pStyle w:val="Heading2"/>
-      </w:pPr>
-      <w:bookmarkStart w:id="127" w:name="_Toc217982498"/>
-      <w:r>
-        <w:t>Objective</w:t>
-      </w:r>
-      <w:bookmarkEnd w:id="127"/>
-    </w:p>
-    <w:p>
-      <w:r>
-        <w:t>TODO</w:t>
-      </w:r>
-    </w:p>
-    <w:p>
-      <w:pPr>
-        <w:pStyle w:val="Heading2"/>
-      </w:pPr>
-      <w:bookmarkStart w:id="128" w:name="_Toc217982499"/>
-      <w:r>
-        <w:t>Theory</w:t>
-      </w:r>
-      <w:bookmarkEnd w:id="128"/>
-    </w:p>
-    <w:p>
-      <w:r>
-        <w:t>TODO</w:t>
-      </w:r>
-    </w:p>
-    <w:p>
-      <w:pPr>
-        <w:pStyle w:val="Heading2"/>
-      </w:pPr>
-      <w:bookmarkStart w:id="129" w:name="_Toc217982500"/>
-      <w:r>
-        <w:t>Code</w:t>
-      </w:r>
-      <w:bookmarkEnd w:id="129"/>
-    </w:p>
-    <w:p>
-      <w:pPr>
-        <w:rPr>
-          <w:color w:val="EE0000"/>
-        </w:rPr>
-      </w:pPr>
-      <w:r>
-        <w:t>The SVM For…</w:t>
-      </w:r>
-      <w:r>
-        <w:t xml:space="preserve"> </w:t>
-      </w:r>
-      <w:r>
-        <w:t>Code used in this experiment is available at the following GitHub repository:</w:t>
-      </w:r>
-      <w:r>
-        <w:t xml:space="preserve"> </w:t>
-      </w:r>
-      <w:hyperlink r:id="rId85" w:history="1">
+        <w:proofErr w:type="spellEnd"/>
         <w:r>
           <w:rPr>
             <w:rStyle w:val="Hyperlink"/>
             <w:color w:val="EE0000"/>
           </w:rPr>
-          <w:t xml:space="preserve">Tree-Based_Clustering_Code </w:t>
+          <w:t xml:space="preserve"> </w:t>
         </w:r>
       </w:hyperlink>
     </w:p>
@@ -26005,13 +27477,13 @@
         <w:pStyle w:val="Heading1"/>
         <w:jc w:val="left"/>
       </w:pPr>
-      <w:bookmarkStart w:id="130" w:name="_Toc217982501"/>
+      <w:bookmarkStart w:id="119" w:name="_Toc217982493"/>
       <w:r>
         <w:lastRenderedPageBreak/>
         <w:t xml:space="preserve">Lab </w:t>
       </w:r>
       <w:r>
-        <w:t>14</w:t>
+        <w:t>12</w:t>
       </w:r>
       <w:r>
         <w:t xml:space="preserve"> </w:t>
@@ -26023,19 +27495,19 @@
         <w:t xml:space="preserve"> </w:t>
       </w:r>
       <w:r>
-        <w:t>MINST</w:t>
-      </w:r>
-      <w:bookmarkEnd w:id="130"/>
+        <w:t>Neuron Network</w:t>
+      </w:r>
+      <w:bookmarkEnd w:id="119"/>
     </w:p>
     <w:p>
       <w:pPr>
         <w:pStyle w:val="Heading2"/>
       </w:pPr>
-      <w:bookmarkStart w:id="131" w:name="_Toc217982502"/>
+      <w:bookmarkStart w:id="120" w:name="_Toc217982494"/>
       <w:r>
         <w:t>Objective</w:t>
       </w:r>
-      <w:bookmarkEnd w:id="131"/>
+      <w:bookmarkEnd w:id="120"/>
     </w:p>
     <w:p>
       <w:r>
@@ -26046,11 +27518,11 @@
       <w:pPr>
         <w:pStyle w:val="Heading2"/>
       </w:pPr>
-      <w:bookmarkStart w:id="132" w:name="_Toc217982503"/>
+      <w:bookmarkStart w:id="121" w:name="_Toc217982495"/>
       <w:r>
         <w:t>Theory</w:t>
       </w:r>
-      <w:bookmarkEnd w:id="132"/>
+      <w:bookmarkEnd w:id="121"/>
     </w:p>
     <w:p>
       <w:r>
@@ -26061,11 +27533,11 @@
       <w:pPr>
         <w:pStyle w:val="Heading2"/>
       </w:pPr>
-      <w:bookmarkStart w:id="133" w:name="_Toc217982504"/>
+      <w:bookmarkStart w:id="122" w:name="_Toc217982496"/>
       <w:r>
         <w:t>Code</w:t>
       </w:r>
-      <w:bookmarkEnd w:id="133"/>
+      <w:bookmarkEnd w:id="122"/>
     </w:p>
     <w:p>
       <w:pPr>
@@ -26085,227 +27557,523 @@
       <w:r>
         <w:t xml:space="preserve"> </w:t>
       </w:r>
-      <w:hyperlink r:id="rId86" w:history="1">
+      <w:hyperlink r:id="rId90" w:history="1">
         <w:r>
           <w:rPr>
             <w:rStyle w:val="Hyperlink"/>
             <w:color w:val="EE0000"/>
           </w:rPr>
-          <w:t xml:space="preserve">Tree-Based_Clustering_Code </w:t>
+          <w:t>Tree-</w:t>
         </w:r>
-      </w:hyperlink>
-    </w:p>
-    <w:p>
-      <w:r>
-        <w:t>TODO</w:t>
-      </w:r>
-    </w:p>
-    <w:p/>
-    <w:p>
-      <w:pPr>
-        <w:jc w:val="left"/>
-      </w:pPr>
-      <w:r>
-        <w:br w:type="page"/>
-      </w:r>
-    </w:p>
-    <w:p>
-      <w:pPr>
-        <w:pStyle w:val="Heading1"/>
-        <w:jc w:val="left"/>
-      </w:pPr>
-      <w:bookmarkStart w:id="134" w:name="_Toc217982505"/>
-      <w:r>
-        <w:lastRenderedPageBreak/>
-        <w:t xml:space="preserve">Lab </w:t>
-      </w:r>
-      <w:r>
-        <w:t>15</w:t>
-      </w:r>
-      <w:r>
-        <w:t xml:space="preserve"> </w:t>
-      </w:r>
-      <w:r>
-        <w:t>–</w:t>
-      </w:r>
-      <w:r>
-        <w:t xml:space="preserve"> </w:t>
-      </w:r>
-      <w:r>
-        <w:t>CNN</w:t>
-      </w:r>
-      <w:bookmarkEnd w:id="134"/>
-    </w:p>
-    <w:p>
-      <w:pPr>
-        <w:pStyle w:val="Heading2"/>
-      </w:pPr>
-      <w:bookmarkStart w:id="135" w:name="_Toc217982506"/>
-      <w:r>
-        <w:t>Objective</w:t>
-      </w:r>
-      <w:bookmarkEnd w:id="135"/>
-    </w:p>
-    <w:p>
-      <w:r>
-        <w:t>TODO</w:t>
-      </w:r>
-    </w:p>
-    <w:p>
-      <w:pPr>
-        <w:pStyle w:val="Heading2"/>
-      </w:pPr>
-      <w:bookmarkStart w:id="136" w:name="_Toc217982507"/>
-      <w:r>
-        <w:t>Theory</w:t>
-      </w:r>
-      <w:bookmarkEnd w:id="136"/>
-    </w:p>
-    <w:p>
-      <w:r>
-        <w:t>TODO</w:t>
-      </w:r>
-    </w:p>
-    <w:p>
-      <w:pPr>
-        <w:pStyle w:val="Heading2"/>
-      </w:pPr>
-      <w:bookmarkStart w:id="137" w:name="_Toc217982508"/>
-      <w:r>
-        <w:t>Code</w:t>
-      </w:r>
-      <w:bookmarkEnd w:id="137"/>
-    </w:p>
-    <w:p>
-      <w:pPr>
-        <w:rPr>
-          <w:color w:val="EE0000"/>
-        </w:rPr>
-      </w:pPr>
-      <w:r>
-        <w:t>The SVM For…</w:t>
-      </w:r>
-      <w:r>
-        <w:t xml:space="preserve"> </w:t>
-      </w:r>
-      <w:r>
-        <w:t>Code used in this experiment is available at the following GitHub repository:</w:t>
-      </w:r>
-      <w:r>
-        <w:t xml:space="preserve"> </w:t>
-      </w:r>
-      <w:hyperlink r:id="rId87" w:history="1">
+        <w:proofErr w:type="spellStart"/>
         <w:r>
           <w:rPr>
             <w:rStyle w:val="Hyperlink"/>
             <w:color w:val="EE0000"/>
           </w:rPr>
-          <w:t xml:space="preserve">Tree-Based_Clustering_Code </w:t>
+          <w:t>Based_Clustering_Code</w:t>
         </w:r>
-      </w:hyperlink>
-    </w:p>
-    <w:p>
-      <w:r>
-        <w:t>TODO</w:t>
-      </w:r>
-    </w:p>
-    <w:p>
-      <w:pPr>
-        <w:jc w:val="left"/>
-      </w:pPr>
-      <w:r>
-        <w:br w:type="page"/>
-      </w:r>
-    </w:p>
-    <w:p>
-      <w:pPr>
-        <w:pStyle w:val="Heading1"/>
-        <w:jc w:val="left"/>
-      </w:pPr>
-      <w:bookmarkStart w:id="138" w:name="_Toc217982509"/>
-      <w:r>
-        <w:lastRenderedPageBreak/>
-        <w:t>Exam</w:t>
-      </w:r>
-      <w:r>
-        <w:t xml:space="preserve"> </w:t>
-      </w:r>
-      <w:r>
-        <w:t>–</w:t>
-      </w:r>
-      <w:r>
-        <w:t xml:space="preserve"> </w:t>
-      </w:r>
-      <w:r>
-        <w:t>Word2Vect</w:t>
-      </w:r>
-      <w:bookmarkEnd w:id="138"/>
-    </w:p>
-    <w:p>
-      <w:pPr>
-        <w:pStyle w:val="Heading2"/>
-      </w:pPr>
-      <w:bookmarkStart w:id="139" w:name="_Toc217982510"/>
-      <w:r>
-        <w:t>Objective</w:t>
-      </w:r>
-      <w:bookmarkEnd w:id="139"/>
-    </w:p>
-    <w:p>
-      <w:r>
-        <w:t>TODO</w:t>
-      </w:r>
-    </w:p>
-    <w:p>
-      <w:pPr>
-        <w:pStyle w:val="Heading2"/>
-      </w:pPr>
-      <w:bookmarkStart w:id="140" w:name="_Toc217982511"/>
-      <w:r>
-        <w:t>Theory</w:t>
-      </w:r>
-      <w:bookmarkEnd w:id="140"/>
-    </w:p>
-    <w:p>
-      <w:r>
-        <w:t>TODO</w:t>
-      </w:r>
-    </w:p>
-    <w:p>
-      <w:pPr>
-        <w:pStyle w:val="Heading2"/>
-      </w:pPr>
-      <w:bookmarkStart w:id="141" w:name="_Toc217982512"/>
-      <w:r>
-        <w:t>Code</w:t>
-      </w:r>
-      <w:bookmarkEnd w:id="141"/>
-    </w:p>
-    <w:p>
-      <w:pPr>
-        <w:rPr>
-          <w:color w:val="EE0000"/>
-        </w:rPr>
-      </w:pPr>
-      <w:r>
-        <w:t>The SVM For…</w:t>
-      </w:r>
-      <w:r>
-        <w:t xml:space="preserve"> </w:t>
-      </w:r>
-      <w:r>
-        <w:t>Code used in this experiment is available at the following GitHub repository:</w:t>
-      </w:r>
-      <w:r>
-        <w:t xml:space="preserve"> </w:t>
-      </w:r>
-      <w:hyperlink r:id="rId88" w:history="1">
+        <w:proofErr w:type="spellEnd"/>
         <w:r>
           <w:rPr>
             <w:rStyle w:val="Hyperlink"/>
             <w:color w:val="EE0000"/>
           </w:rPr>
-          <w:t xml:space="preserve">Tree-Based_Clustering_Code </w:t>
+          <w:t xml:space="preserve"> </w:t>
+        </w:r>
+      </w:hyperlink>
+    </w:p>
+    <w:p>
+      <w:r>
+        <w:t>TODO</w:t>
+      </w:r>
+    </w:p>
+    <w:p>
+      <w:pPr>
+        <w:jc w:val="left"/>
+      </w:pPr>
+      <w:r>
+        <w:br w:type="page"/>
+      </w:r>
+    </w:p>
+    <w:p>
+      <w:pPr>
+        <w:pStyle w:val="Heading1"/>
+        <w:jc w:val="left"/>
+      </w:pPr>
+      <w:bookmarkStart w:id="123" w:name="_Toc217982497"/>
+      <w:r>
+        <w:lastRenderedPageBreak/>
+        <w:t xml:space="preserve">Lab </w:t>
+      </w:r>
+      <w:r>
+        <w:t>13</w:t>
+      </w:r>
+      <w:r>
+        <w:t xml:space="preserve"> </w:t>
+      </w:r>
+      <w:r>
+        <w:t>–</w:t>
+      </w:r>
+      <w:r>
+        <w:t xml:space="preserve"> </w:t>
+      </w:r>
+      <w:r>
+        <w:t>ANN</w:t>
+      </w:r>
+      <w:bookmarkEnd w:id="123"/>
+    </w:p>
+    <w:p>
+      <w:pPr>
+        <w:pStyle w:val="Heading2"/>
+      </w:pPr>
+      <w:bookmarkStart w:id="124" w:name="_Toc217982498"/>
+      <w:r>
+        <w:t>Objective</w:t>
+      </w:r>
+      <w:bookmarkEnd w:id="124"/>
+    </w:p>
+    <w:p>
+      <w:r>
+        <w:t>TODO</w:t>
+      </w:r>
+    </w:p>
+    <w:p>
+      <w:pPr>
+        <w:pStyle w:val="Heading2"/>
+      </w:pPr>
+      <w:bookmarkStart w:id="125" w:name="_Toc217982499"/>
+      <w:r>
+        <w:t>Theory</w:t>
+      </w:r>
+      <w:bookmarkEnd w:id="125"/>
+    </w:p>
+    <w:p>
+      <w:r>
+        <w:t>TODO</w:t>
+      </w:r>
+    </w:p>
+    <w:p>
+      <w:pPr>
+        <w:pStyle w:val="Heading2"/>
+      </w:pPr>
+      <w:bookmarkStart w:id="126" w:name="_Toc217982500"/>
+      <w:r>
+        <w:t>Code</w:t>
+      </w:r>
+      <w:bookmarkEnd w:id="126"/>
+    </w:p>
+    <w:p>
+      <w:pPr>
+        <w:rPr>
+          <w:color w:val="EE0000"/>
+        </w:rPr>
+      </w:pPr>
+      <w:r>
+        <w:t>The SVM For…</w:t>
+      </w:r>
+      <w:r>
+        <w:t xml:space="preserve"> </w:t>
+      </w:r>
+      <w:r>
+        <w:t>Code used in this experiment is available at the following GitHub repository:</w:t>
+      </w:r>
+      <w:r>
+        <w:t xml:space="preserve"> </w:t>
+      </w:r>
+      <w:hyperlink r:id="rId91" w:history="1">
+        <w:r>
+          <w:rPr>
+            <w:rStyle w:val="Hyperlink"/>
+            <w:color w:val="EE0000"/>
+          </w:rPr>
+          <w:t>Tree-</w:t>
+        </w:r>
+        <w:proofErr w:type="spellStart"/>
+        <w:r>
+          <w:rPr>
+            <w:rStyle w:val="Hyperlink"/>
+            <w:color w:val="EE0000"/>
+          </w:rPr>
+          <w:t>Based_Clustering_Code</w:t>
+        </w:r>
+        <w:proofErr w:type="spellEnd"/>
+        <w:r>
+          <w:rPr>
+            <w:rStyle w:val="Hyperlink"/>
+            <w:color w:val="EE0000"/>
+          </w:rPr>
+          <w:t xml:space="preserve"> </w:t>
+        </w:r>
+      </w:hyperlink>
+    </w:p>
+    <w:p>
+      <w:r>
+        <w:t>TODO</w:t>
+      </w:r>
+    </w:p>
+    <w:p>
+      <w:pPr>
+        <w:jc w:val="left"/>
+      </w:pPr>
+      <w:r>
+        <w:br w:type="page"/>
+      </w:r>
+    </w:p>
+    <w:p>
+      <w:pPr>
+        <w:pStyle w:val="Heading1"/>
+        <w:jc w:val="left"/>
+      </w:pPr>
+      <w:bookmarkStart w:id="127" w:name="_Toc217982501"/>
+      <w:r>
+        <w:lastRenderedPageBreak/>
+        <w:t xml:space="preserve">Lab </w:t>
+      </w:r>
+      <w:r>
+        <w:t>14</w:t>
+      </w:r>
+      <w:r>
+        <w:t xml:space="preserve"> </w:t>
+      </w:r>
+      <w:r>
+        <w:t>–</w:t>
+      </w:r>
+      <w:r>
+        <w:t xml:space="preserve"> </w:t>
+      </w:r>
+      <w:r>
+        <w:t>MINST</w:t>
+      </w:r>
+      <w:bookmarkEnd w:id="127"/>
+    </w:p>
+    <w:p>
+      <w:pPr>
+        <w:pStyle w:val="Heading2"/>
+      </w:pPr>
+      <w:bookmarkStart w:id="128" w:name="_Toc217982502"/>
+      <w:r>
+        <w:t>Objective</w:t>
+      </w:r>
+      <w:bookmarkEnd w:id="128"/>
+    </w:p>
+    <w:p>
+      <w:r>
+        <w:t>TODO</w:t>
+      </w:r>
+    </w:p>
+    <w:p>
+      <w:pPr>
+        <w:pStyle w:val="Heading2"/>
+      </w:pPr>
+      <w:bookmarkStart w:id="129" w:name="_Toc217982503"/>
+      <w:r>
+        <w:t>Theory</w:t>
+      </w:r>
+      <w:bookmarkEnd w:id="129"/>
+    </w:p>
+    <w:p>
+      <w:r>
+        <w:t>TODO</w:t>
+      </w:r>
+    </w:p>
+    <w:p>
+      <w:pPr>
+        <w:pStyle w:val="Heading2"/>
+      </w:pPr>
+      <w:bookmarkStart w:id="130" w:name="_Toc217982504"/>
+      <w:r>
+        <w:t>Code</w:t>
+      </w:r>
+      <w:bookmarkEnd w:id="130"/>
+    </w:p>
+    <w:p>
+      <w:pPr>
+        <w:rPr>
+          <w:color w:val="EE0000"/>
+        </w:rPr>
+      </w:pPr>
+      <w:r>
+        <w:t>The SVM For…</w:t>
+      </w:r>
+      <w:r>
+        <w:t xml:space="preserve"> </w:t>
+      </w:r>
+      <w:r>
+        <w:t>Code used in this experiment is available at the following GitHub repository:</w:t>
+      </w:r>
+      <w:r>
+        <w:t xml:space="preserve"> </w:t>
+      </w:r>
+      <w:hyperlink r:id="rId92" w:history="1">
+        <w:r>
+          <w:rPr>
+            <w:rStyle w:val="Hyperlink"/>
+            <w:color w:val="EE0000"/>
+          </w:rPr>
+          <w:t>Tree-</w:t>
+        </w:r>
+        <w:proofErr w:type="spellStart"/>
+        <w:r>
+          <w:rPr>
+            <w:rStyle w:val="Hyperlink"/>
+            <w:color w:val="EE0000"/>
+          </w:rPr>
+          <w:t>Based_Clustering_Code</w:t>
+        </w:r>
+        <w:proofErr w:type="spellEnd"/>
+        <w:r>
+          <w:rPr>
+            <w:rStyle w:val="Hyperlink"/>
+            <w:color w:val="EE0000"/>
+          </w:rPr>
+          <w:t xml:space="preserve"> </w:t>
+        </w:r>
+      </w:hyperlink>
+    </w:p>
+    <w:p>
+      <w:r>
+        <w:t>TODO</w:t>
+      </w:r>
+    </w:p>
+    <w:p/>
+    <w:p>
+      <w:pPr>
+        <w:jc w:val="left"/>
+      </w:pPr>
+      <w:r>
+        <w:br w:type="page"/>
+      </w:r>
+    </w:p>
+    <w:p>
+      <w:pPr>
+        <w:pStyle w:val="Heading1"/>
+        <w:jc w:val="left"/>
+      </w:pPr>
+      <w:bookmarkStart w:id="131" w:name="_Toc217982505"/>
+      <w:r>
+        <w:lastRenderedPageBreak/>
+        <w:t xml:space="preserve">Lab </w:t>
+      </w:r>
+      <w:r>
+        <w:t>15</w:t>
+      </w:r>
+      <w:r>
+        <w:t xml:space="preserve"> </w:t>
+      </w:r>
+      <w:r>
+        <w:t>–</w:t>
+      </w:r>
+      <w:r>
+        <w:t xml:space="preserve"> </w:t>
+      </w:r>
+      <w:r>
+        <w:t>CNN</w:t>
+      </w:r>
+      <w:bookmarkEnd w:id="131"/>
+    </w:p>
+    <w:p>
+      <w:pPr>
+        <w:pStyle w:val="Heading2"/>
+      </w:pPr>
+      <w:bookmarkStart w:id="132" w:name="_Toc217982506"/>
+      <w:r>
+        <w:t>Objective</w:t>
+      </w:r>
+      <w:bookmarkEnd w:id="132"/>
+    </w:p>
+    <w:p>
+      <w:r>
+        <w:t>TODO</w:t>
+      </w:r>
+    </w:p>
+    <w:p>
+      <w:pPr>
+        <w:pStyle w:val="Heading2"/>
+      </w:pPr>
+      <w:bookmarkStart w:id="133" w:name="_Toc217982507"/>
+      <w:r>
+        <w:t>Theory</w:t>
+      </w:r>
+      <w:bookmarkEnd w:id="133"/>
+    </w:p>
+    <w:p>
+      <w:r>
+        <w:t>TODO</w:t>
+      </w:r>
+    </w:p>
+    <w:p>
+      <w:pPr>
+        <w:pStyle w:val="Heading2"/>
+      </w:pPr>
+      <w:bookmarkStart w:id="134" w:name="_Toc217982508"/>
+      <w:r>
+        <w:t>Code</w:t>
+      </w:r>
+      <w:bookmarkEnd w:id="134"/>
+    </w:p>
+    <w:p>
+      <w:pPr>
+        <w:rPr>
+          <w:color w:val="EE0000"/>
+        </w:rPr>
+      </w:pPr>
+      <w:r>
+        <w:t>The SVM For…</w:t>
+      </w:r>
+      <w:r>
+        <w:t xml:space="preserve"> </w:t>
+      </w:r>
+      <w:r>
+        <w:t>Code used in this experiment is available at the following GitHub repository:</w:t>
+      </w:r>
+      <w:r>
+        <w:t xml:space="preserve"> </w:t>
+      </w:r>
+      <w:hyperlink r:id="rId93" w:history="1">
+        <w:r>
+          <w:rPr>
+            <w:rStyle w:val="Hyperlink"/>
+            <w:color w:val="EE0000"/>
+          </w:rPr>
+          <w:t>Tree-</w:t>
+        </w:r>
+        <w:proofErr w:type="spellStart"/>
+        <w:r>
+          <w:rPr>
+            <w:rStyle w:val="Hyperlink"/>
+            <w:color w:val="EE0000"/>
+          </w:rPr>
+          <w:t>Based_Clustering_Code</w:t>
+        </w:r>
+        <w:proofErr w:type="spellEnd"/>
+        <w:r>
+          <w:rPr>
+            <w:rStyle w:val="Hyperlink"/>
+            <w:color w:val="EE0000"/>
+          </w:rPr>
+          <w:t xml:space="preserve"> </w:t>
+        </w:r>
+      </w:hyperlink>
+    </w:p>
+    <w:p>
+      <w:r>
+        <w:t>TODO</w:t>
+      </w:r>
+    </w:p>
+    <w:p>
+      <w:pPr>
+        <w:jc w:val="left"/>
+      </w:pPr>
+      <w:r>
+        <w:br w:type="page"/>
+      </w:r>
+    </w:p>
+    <w:p>
+      <w:pPr>
+        <w:pStyle w:val="Heading1"/>
+        <w:jc w:val="left"/>
+      </w:pPr>
+      <w:bookmarkStart w:id="135" w:name="_Toc217982509"/>
+      <w:r>
+        <w:lastRenderedPageBreak/>
+        <w:t>Exam</w:t>
+      </w:r>
+      <w:r>
+        <w:t xml:space="preserve"> </w:t>
+      </w:r>
+      <w:r>
+        <w:t>–</w:t>
+      </w:r>
+      <w:r>
+        <w:t xml:space="preserve"> </w:t>
+      </w:r>
+      <w:r>
+        <w:t>Word2Vect</w:t>
+      </w:r>
+      <w:bookmarkEnd w:id="135"/>
+    </w:p>
+    <w:p>
+      <w:pPr>
+        <w:pStyle w:val="Heading2"/>
+      </w:pPr>
+      <w:bookmarkStart w:id="136" w:name="_Toc217982510"/>
+      <w:r>
+        <w:t>Objective</w:t>
+      </w:r>
+      <w:bookmarkEnd w:id="136"/>
+    </w:p>
+    <w:p>
+      <w:r>
+        <w:t>TODO</w:t>
+      </w:r>
+    </w:p>
+    <w:p>
+      <w:pPr>
+        <w:pStyle w:val="Heading2"/>
+      </w:pPr>
+      <w:bookmarkStart w:id="137" w:name="_Toc217982511"/>
+      <w:r>
+        <w:t>Theory</w:t>
+      </w:r>
+      <w:bookmarkEnd w:id="137"/>
+    </w:p>
+    <w:p>
+      <w:r>
+        <w:t>TODO</w:t>
+      </w:r>
+    </w:p>
+    <w:p>
+      <w:pPr>
+        <w:pStyle w:val="Heading2"/>
+      </w:pPr>
+      <w:bookmarkStart w:id="138" w:name="_Toc217982512"/>
+      <w:r>
+        <w:t>Code</w:t>
+      </w:r>
+      <w:bookmarkEnd w:id="138"/>
+    </w:p>
+    <w:p>
+      <w:pPr>
+        <w:rPr>
+          <w:color w:val="EE0000"/>
+        </w:rPr>
+      </w:pPr>
+      <w:r>
+        <w:t>The SVM For…</w:t>
+      </w:r>
+      <w:r>
+        <w:t xml:space="preserve"> </w:t>
+      </w:r>
+      <w:r>
+        <w:t>Code used in this experiment is available at the following GitHub repository:</w:t>
+      </w:r>
+      <w:r>
+        <w:t xml:space="preserve"> </w:t>
+      </w:r>
+      <w:hyperlink r:id="rId94" w:history="1">
+        <w:r>
+          <w:rPr>
+            <w:rStyle w:val="Hyperlink"/>
+            <w:color w:val="EE0000"/>
+          </w:rPr>
+          <w:t>Tree-</w:t>
+        </w:r>
+        <w:proofErr w:type="spellStart"/>
+        <w:r>
+          <w:rPr>
+            <w:rStyle w:val="Hyperlink"/>
+            <w:color w:val="EE0000"/>
+          </w:rPr>
+          <w:t>Based_Clustering_Code</w:t>
+        </w:r>
+        <w:proofErr w:type="spellEnd"/>
+        <w:r>
+          <w:rPr>
+            <w:rStyle w:val="Hyperlink"/>
+            <w:color w:val="EE0000"/>
+          </w:rPr>
+          <w:t xml:space="preserve"> </w:t>
         </w:r>
       </w:hyperlink>
     </w:p>
@@ -28779,6 +30547,155 @@
     </w:lvl>
   </w:abstractNum>
   <w:abstractNum w:abstractNumId="19" w15:restartNumberingAfterBreak="0">
+    <w:nsid w:val="275F1CC7"/>
+    <w:multiLevelType w:val="multilevel"/>
+    <w:tmpl w:val="87E6FEF4"/>
+    <w:lvl w:ilvl="0">
+      <w:start w:val="1"/>
+      <w:numFmt w:val="bullet"/>
+      <w:lvlText w:val=""/>
+      <w:lvlJc w:val="left"/>
+      <w:pPr>
+        <w:tabs>
+          <w:tab w:val="num" w:pos="720"/>
+        </w:tabs>
+        <w:ind w:left="720" w:hanging="360"/>
+      </w:pPr>
+      <w:rPr>
+        <w:rFonts w:ascii="Symbol" w:hAnsi="Symbol" w:hint="default"/>
+        <w:sz w:val="20"/>
+      </w:rPr>
+    </w:lvl>
+    <w:lvl w:ilvl="1" w:tentative="1">
+      <w:start w:val="1"/>
+      <w:numFmt w:val="bullet"/>
+      <w:lvlText w:val="o"/>
+      <w:lvlJc w:val="left"/>
+      <w:pPr>
+        <w:tabs>
+          <w:tab w:val="num" w:pos="1440"/>
+        </w:tabs>
+        <w:ind w:left="1440" w:hanging="360"/>
+      </w:pPr>
+      <w:rPr>
+        <w:rFonts w:ascii="Courier New" w:hAnsi="Courier New" w:hint="default"/>
+        <w:sz w:val="20"/>
+      </w:rPr>
+    </w:lvl>
+    <w:lvl w:ilvl="2" w:tentative="1">
+      <w:start w:val="1"/>
+      <w:numFmt w:val="bullet"/>
+      <w:lvlText w:val=""/>
+      <w:lvlJc w:val="left"/>
+      <w:pPr>
+        <w:tabs>
+          <w:tab w:val="num" w:pos="2160"/>
+        </w:tabs>
+        <w:ind w:left="2160" w:hanging="360"/>
+      </w:pPr>
+      <w:rPr>
+        <w:rFonts w:ascii="Wingdings" w:hAnsi="Wingdings" w:hint="default"/>
+        <w:sz w:val="20"/>
+      </w:rPr>
+    </w:lvl>
+    <w:lvl w:ilvl="3" w:tentative="1">
+      <w:start w:val="1"/>
+      <w:numFmt w:val="bullet"/>
+      <w:lvlText w:val=""/>
+      <w:lvlJc w:val="left"/>
+      <w:pPr>
+        <w:tabs>
+          <w:tab w:val="num" w:pos="2880"/>
+        </w:tabs>
+        <w:ind w:left="2880" w:hanging="360"/>
+      </w:pPr>
+      <w:rPr>
+        <w:rFonts w:ascii="Wingdings" w:hAnsi="Wingdings" w:hint="default"/>
+        <w:sz w:val="20"/>
+      </w:rPr>
+    </w:lvl>
+    <w:lvl w:ilvl="4" w:tentative="1">
+      <w:start w:val="1"/>
+      <w:numFmt w:val="bullet"/>
+      <w:lvlText w:val=""/>
+      <w:lvlJc w:val="left"/>
+      <w:pPr>
+        <w:tabs>
+          <w:tab w:val="num" w:pos="3600"/>
+        </w:tabs>
+        <w:ind w:left="3600" w:hanging="360"/>
+      </w:pPr>
+      <w:rPr>
+        <w:rFonts w:ascii="Wingdings" w:hAnsi="Wingdings" w:hint="default"/>
+        <w:sz w:val="20"/>
+      </w:rPr>
+    </w:lvl>
+    <w:lvl w:ilvl="5" w:tentative="1">
+      <w:start w:val="1"/>
+      <w:numFmt w:val="bullet"/>
+      <w:lvlText w:val=""/>
+      <w:lvlJc w:val="left"/>
+      <w:pPr>
+        <w:tabs>
+          <w:tab w:val="num" w:pos="4320"/>
+        </w:tabs>
+        <w:ind w:left="4320" w:hanging="360"/>
+      </w:pPr>
+      <w:rPr>
+        <w:rFonts w:ascii="Wingdings" w:hAnsi="Wingdings" w:hint="default"/>
+        <w:sz w:val="20"/>
+      </w:rPr>
+    </w:lvl>
+    <w:lvl w:ilvl="6" w:tentative="1">
+      <w:start w:val="1"/>
+      <w:numFmt w:val="bullet"/>
+      <w:lvlText w:val=""/>
+      <w:lvlJc w:val="left"/>
+      <w:pPr>
+        <w:tabs>
+          <w:tab w:val="num" w:pos="5040"/>
+        </w:tabs>
+        <w:ind w:left="5040" w:hanging="360"/>
+      </w:pPr>
+      <w:rPr>
+        <w:rFonts w:ascii="Wingdings" w:hAnsi="Wingdings" w:hint="default"/>
+        <w:sz w:val="20"/>
+      </w:rPr>
+    </w:lvl>
+    <w:lvl w:ilvl="7" w:tentative="1">
+      <w:start w:val="1"/>
+      <w:numFmt w:val="bullet"/>
+      <w:lvlText w:val=""/>
+      <w:lvlJc w:val="left"/>
+      <w:pPr>
+        <w:tabs>
+          <w:tab w:val="num" w:pos="5760"/>
+        </w:tabs>
+        <w:ind w:left="5760" w:hanging="360"/>
+      </w:pPr>
+      <w:rPr>
+        <w:rFonts w:ascii="Wingdings" w:hAnsi="Wingdings" w:hint="default"/>
+        <w:sz w:val="20"/>
+      </w:rPr>
+    </w:lvl>
+    <w:lvl w:ilvl="8" w:tentative="1">
+      <w:start w:val="1"/>
+      <w:numFmt w:val="bullet"/>
+      <w:lvlText w:val=""/>
+      <w:lvlJc w:val="left"/>
+      <w:pPr>
+        <w:tabs>
+          <w:tab w:val="num" w:pos="6480"/>
+        </w:tabs>
+        <w:ind w:left="6480" w:hanging="360"/>
+      </w:pPr>
+      <w:rPr>
+        <w:rFonts w:ascii="Wingdings" w:hAnsi="Wingdings" w:hint="default"/>
+        <w:sz w:val="20"/>
+      </w:rPr>
+    </w:lvl>
+  </w:abstractNum>
+  <w:abstractNum w:abstractNumId="20" w15:restartNumberingAfterBreak="0">
     <w:nsid w:val="27FC25FF"/>
     <w:multiLevelType w:val="multilevel"/>
     <w:tmpl w:val="CA0A911C"/>
@@ -28891,7 +30808,156 @@
       </w:pPr>
     </w:lvl>
   </w:abstractNum>
-  <w:abstractNum w:abstractNumId="20" w15:restartNumberingAfterBreak="0">
+  <w:abstractNum w:abstractNumId="21" w15:restartNumberingAfterBreak="0">
+    <w:nsid w:val="300F73EB"/>
+    <w:multiLevelType w:val="multilevel"/>
+    <w:tmpl w:val="B232994E"/>
+    <w:lvl w:ilvl="0">
+      <w:start w:val="1"/>
+      <w:numFmt w:val="bullet"/>
+      <w:lvlText w:val=""/>
+      <w:lvlJc w:val="left"/>
+      <w:pPr>
+        <w:tabs>
+          <w:tab w:val="num" w:pos="720"/>
+        </w:tabs>
+        <w:ind w:left="720" w:hanging="360"/>
+      </w:pPr>
+      <w:rPr>
+        <w:rFonts w:ascii="Symbol" w:hAnsi="Symbol" w:hint="default"/>
+        <w:sz w:val="20"/>
+      </w:rPr>
+    </w:lvl>
+    <w:lvl w:ilvl="1" w:tentative="1">
+      <w:start w:val="1"/>
+      <w:numFmt w:val="bullet"/>
+      <w:lvlText w:val="o"/>
+      <w:lvlJc w:val="left"/>
+      <w:pPr>
+        <w:tabs>
+          <w:tab w:val="num" w:pos="1440"/>
+        </w:tabs>
+        <w:ind w:left="1440" w:hanging="360"/>
+      </w:pPr>
+      <w:rPr>
+        <w:rFonts w:ascii="Courier New" w:hAnsi="Courier New" w:hint="default"/>
+        <w:sz w:val="20"/>
+      </w:rPr>
+    </w:lvl>
+    <w:lvl w:ilvl="2" w:tentative="1">
+      <w:start w:val="1"/>
+      <w:numFmt w:val="bullet"/>
+      <w:lvlText w:val=""/>
+      <w:lvlJc w:val="left"/>
+      <w:pPr>
+        <w:tabs>
+          <w:tab w:val="num" w:pos="2160"/>
+        </w:tabs>
+        <w:ind w:left="2160" w:hanging="360"/>
+      </w:pPr>
+      <w:rPr>
+        <w:rFonts w:ascii="Wingdings" w:hAnsi="Wingdings" w:hint="default"/>
+        <w:sz w:val="20"/>
+      </w:rPr>
+    </w:lvl>
+    <w:lvl w:ilvl="3" w:tentative="1">
+      <w:start w:val="1"/>
+      <w:numFmt w:val="bullet"/>
+      <w:lvlText w:val=""/>
+      <w:lvlJc w:val="left"/>
+      <w:pPr>
+        <w:tabs>
+          <w:tab w:val="num" w:pos="2880"/>
+        </w:tabs>
+        <w:ind w:left="2880" w:hanging="360"/>
+      </w:pPr>
+      <w:rPr>
+        <w:rFonts w:ascii="Wingdings" w:hAnsi="Wingdings" w:hint="default"/>
+        <w:sz w:val="20"/>
+      </w:rPr>
+    </w:lvl>
+    <w:lvl w:ilvl="4" w:tentative="1">
+      <w:start w:val="1"/>
+      <w:numFmt w:val="bullet"/>
+      <w:lvlText w:val=""/>
+      <w:lvlJc w:val="left"/>
+      <w:pPr>
+        <w:tabs>
+          <w:tab w:val="num" w:pos="3600"/>
+        </w:tabs>
+        <w:ind w:left="3600" w:hanging="360"/>
+      </w:pPr>
+      <w:rPr>
+        <w:rFonts w:ascii="Wingdings" w:hAnsi="Wingdings" w:hint="default"/>
+        <w:sz w:val="20"/>
+      </w:rPr>
+    </w:lvl>
+    <w:lvl w:ilvl="5" w:tentative="1">
+      <w:start w:val="1"/>
+      <w:numFmt w:val="bullet"/>
+      <w:lvlText w:val=""/>
+      <w:lvlJc w:val="left"/>
+      <w:pPr>
+        <w:tabs>
+          <w:tab w:val="num" w:pos="4320"/>
+        </w:tabs>
+        <w:ind w:left="4320" w:hanging="360"/>
+      </w:pPr>
+      <w:rPr>
+        <w:rFonts w:ascii="Wingdings" w:hAnsi="Wingdings" w:hint="default"/>
+        <w:sz w:val="20"/>
+      </w:rPr>
+    </w:lvl>
+    <w:lvl w:ilvl="6" w:tentative="1">
+      <w:start w:val="1"/>
+      <w:numFmt w:val="bullet"/>
+      <w:lvlText w:val=""/>
+      <w:lvlJc w:val="left"/>
+      <w:pPr>
+        <w:tabs>
+          <w:tab w:val="num" w:pos="5040"/>
+        </w:tabs>
+        <w:ind w:left="5040" w:hanging="360"/>
+      </w:pPr>
+      <w:rPr>
+        <w:rFonts w:ascii="Wingdings" w:hAnsi="Wingdings" w:hint="default"/>
+        <w:sz w:val="20"/>
+      </w:rPr>
+    </w:lvl>
+    <w:lvl w:ilvl="7" w:tentative="1">
+      <w:start w:val="1"/>
+      <w:numFmt w:val="bullet"/>
+      <w:lvlText w:val=""/>
+      <w:lvlJc w:val="left"/>
+      <w:pPr>
+        <w:tabs>
+          <w:tab w:val="num" w:pos="5760"/>
+        </w:tabs>
+        <w:ind w:left="5760" w:hanging="360"/>
+      </w:pPr>
+      <w:rPr>
+        <w:rFonts w:ascii="Wingdings" w:hAnsi="Wingdings" w:hint="default"/>
+        <w:sz w:val="20"/>
+      </w:rPr>
+    </w:lvl>
+    <w:lvl w:ilvl="8" w:tentative="1">
+      <w:start w:val="1"/>
+      <w:numFmt w:val="bullet"/>
+      <w:lvlText w:val=""/>
+      <w:lvlJc w:val="left"/>
+      <w:pPr>
+        <w:tabs>
+          <w:tab w:val="num" w:pos="6480"/>
+        </w:tabs>
+        <w:ind w:left="6480" w:hanging="360"/>
+      </w:pPr>
+      <w:rPr>
+        <w:rFonts w:ascii="Wingdings" w:hAnsi="Wingdings" w:hint="default"/>
+        <w:sz w:val="20"/>
+      </w:rPr>
+    </w:lvl>
+  </w:abstractNum>
+  <w:abstractNum w:abstractNumId="22" w15:restartNumberingAfterBreak="0">
     <w:nsid w:val="301F5F23"/>
     <w:multiLevelType w:val="multilevel"/>
     <w:tmpl w:val="F43A143A"/>
@@ -29040,7 +31106,7 @@
       </w:rPr>
     </w:lvl>
   </w:abstractNum>
-  <w:abstractNum w:abstractNumId="21" w15:restartNumberingAfterBreak="0">
+  <w:abstractNum w:abstractNumId="23" w15:restartNumberingAfterBreak="0">
     <w:nsid w:val="30491125"/>
     <w:multiLevelType w:val="multilevel"/>
     <w:tmpl w:val="E9B2CFE0"/>
@@ -29189,7 +31255,7 @@
       </w:rPr>
     </w:lvl>
   </w:abstractNum>
-  <w:abstractNum w:abstractNumId="22" w15:restartNumberingAfterBreak="0">
+  <w:abstractNum w:abstractNumId="24" w15:restartNumberingAfterBreak="0">
     <w:nsid w:val="34E338AE"/>
     <w:multiLevelType w:val="hybridMultilevel"/>
     <w:tmpl w:val="6556EC60"/>
@@ -29302,7 +31368,7 @@
       </w:rPr>
     </w:lvl>
   </w:abstractNum>
-  <w:abstractNum w:abstractNumId="23" w15:restartNumberingAfterBreak="0">
+  <w:abstractNum w:abstractNumId="25" w15:restartNumberingAfterBreak="0">
     <w:nsid w:val="363F3D8B"/>
     <w:multiLevelType w:val="hybridMultilevel"/>
     <w:tmpl w:val="95348EE8"/>
@@ -29415,7 +31481,7 @@
       </w:rPr>
     </w:lvl>
   </w:abstractNum>
-  <w:abstractNum w:abstractNumId="24" w15:restartNumberingAfterBreak="0">
+  <w:abstractNum w:abstractNumId="26" w15:restartNumberingAfterBreak="0">
     <w:nsid w:val="38AF58B7"/>
     <w:multiLevelType w:val="hybridMultilevel"/>
     <w:tmpl w:val="51660ECC"/>
@@ -29528,7 +31594,156 @@
       </w:rPr>
     </w:lvl>
   </w:abstractNum>
-  <w:abstractNum w:abstractNumId="25" w15:restartNumberingAfterBreak="0">
+  <w:abstractNum w:abstractNumId="27" w15:restartNumberingAfterBreak="0">
+    <w:nsid w:val="39EF438F"/>
+    <w:multiLevelType w:val="multilevel"/>
+    <w:tmpl w:val="290E51E4"/>
+    <w:lvl w:ilvl="0">
+      <w:start w:val="1"/>
+      <w:numFmt w:val="bullet"/>
+      <w:lvlText w:val=""/>
+      <w:lvlJc w:val="left"/>
+      <w:pPr>
+        <w:tabs>
+          <w:tab w:val="num" w:pos="720"/>
+        </w:tabs>
+        <w:ind w:left="720" w:hanging="360"/>
+      </w:pPr>
+      <w:rPr>
+        <w:rFonts w:ascii="Symbol" w:hAnsi="Symbol" w:hint="default"/>
+        <w:sz w:val="20"/>
+      </w:rPr>
+    </w:lvl>
+    <w:lvl w:ilvl="1" w:tentative="1">
+      <w:start w:val="1"/>
+      <w:numFmt w:val="bullet"/>
+      <w:lvlText w:val="o"/>
+      <w:lvlJc w:val="left"/>
+      <w:pPr>
+        <w:tabs>
+          <w:tab w:val="num" w:pos="1440"/>
+        </w:tabs>
+        <w:ind w:left="1440" w:hanging="360"/>
+      </w:pPr>
+      <w:rPr>
+        <w:rFonts w:ascii="Courier New" w:hAnsi="Courier New" w:hint="default"/>
+        <w:sz w:val="20"/>
+      </w:rPr>
+    </w:lvl>
+    <w:lvl w:ilvl="2" w:tentative="1">
+      <w:start w:val="1"/>
+      <w:numFmt w:val="bullet"/>
+      <w:lvlText w:val=""/>
+      <w:lvlJc w:val="left"/>
+      <w:pPr>
+        <w:tabs>
+          <w:tab w:val="num" w:pos="2160"/>
+        </w:tabs>
+        <w:ind w:left="2160" w:hanging="360"/>
+      </w:pPr>
+      <w:rPr>
+        <w:rFonts w:ascii="Wingdings" w:hAnsi="Wingdings" w:hint="default"/>
+        <w:sz w:val="20"/>
+      </w:rPr>
+    </w:lvl>
+    <w:lvl w:ilvl="3" w:tentative="1">
+      <w:start w:val="1"/>
+      <w:numFmt w:val="bullet"/>
+      <w:lvlText w:val=""/>
+      <w:lvlJc w:val="left"/>
+      <w:pPr>
+        <w:tabs>
+          <w:tab w:val="num" w:pos="2880"/>
+        </w:tabs>
+        <w:ind w:left="2880" w:hanging="360"/>
+      </w:pPr>
+      <w:rPr>
+        <w:rFonts w:ascii="Wingdings" w:hAnsi="Wingdings" w:hint="default"/>
+        <w:sz w:val="20"/>
+      </w:rPr>
+    </w:lvl>
+    <w:lvl w:ilvl="4" w:tentative="1">
+      <w:start w:val="1"/>
+      <w:numFmt w:val="bullet"/>
+      <w:lvlText w:val=""/>
+      <w:lvlJc w:val="left"/>
+      <w:pPr>
+        <w:tabs>
+          <w:tab w:val="num" w:pos="3600"/>
+        </w:tabs>
+        <w:ind w:left="3600" w:hanging="360"/>
+      </w:pPr>
+      <w:rPr>
+        <w:rFonts w:ascii="Wingdings" w:hAnsi="Wingdings" w:hint="default"/>
+        <w:sz w:val="20"/>
+      </w:rPr>
+    </w:lvl>
+    <w:lvl w:ilvl="5" w:tentative="1">
+      <w:start w:val="1"/>
+      <w:numFmt w:val="bullet"/>
+      <w:lvlText w:val=""/>
+      <w:lvlJc w:val="left"/>
+      <w:pPr>
+        <w:tabs>
+          <w:tab w:val="num" w:pos="4320"/>
+        </w:tabs>
+        <w:ind w:left="4320" w:hanging="360"/>
+      </w:pPr>
+      <w:rPr>
+        <w:rFonts w:ascii="Wingdings" w:hAnsi="Wingdings" w:hint="default"/>
+        <w:sz w:val="20"/>
+      </w:rPr>
+    </w:lvl>
+    <w:lvl w:ilvl="6" w:tentative="1">
+      <w:start w:val="1"/>
+      <w:numFmt w:val="bullet"/>
+      <w:lvlText w:val=""/>
+      <w:lvlJc w:val="left"/>
+      <w:pPr>
+        <w:tabs>
+          <w:tab w:val="num" w:pos="5040"/>
+        </w:tabs>
+        <w:ind w:left="5040" w:hanging="360"/>
+      </w:pPr>
+      <w:rPr>
+        <w:rFonts w:ascii="Wingdings" w:hAnsi="Wingdings" w:hint="default"/>
+        <w:sz w:val="20"/>
+      </w:rPr>
+    </w:lvl>
+    <w:lvl w:ilvl="7" w:tentative="1">
+      <w:start w:val="1"/>
+      <w:numFmt w:val="bullet"/>
+      <w:lvlText w:val=""/>
+      <w:lvlJc w:val="left"/>
+      <w:pPr>
+        <w:tabs>
+          <w:tab w:val="num" w:pos="5760"/>
+        </w:tabs>
+        <w:ind w:left="5760" w:hanging="360"/>
+      </w:pPr>
+      <w:rPr>
+        <w:rFonts w:ascii="Wingdings" w:hAnsi="Wingdings" w:hint="default"/>
+        <w:sz w:val="20"/>
+      </w:rPr>
+    </w:lvl>
+    <w:lvl w:ilvl="8" w:tentative="1">
+      <w:start w:val="1"/>
+      <w:numFmt w:val="bullet"/>
+      <w:lvlText w:val=""/>
+      <w:lvlJc w:val="left"/>
+      <w:pPr>
+        <w:tabs>
+          <w:tab w:val="num" w:pos="6480"/>
+        </w:tabs>
+        <w:ind w:left="6480" w:hanging="360"/>
+      </w:pPr>
+      <w:rPr>
+        <w:rFonts w:ascii="Wingdings" w:hAnsi="Wingdings" w:hint="default"/>
+        <w:sz w:val="20"/>
+      </w:rPr>
+    </w:lvl>
+  </w:abstractNum>
+  <w:abstractNum w:abstractNumId="28" w15:restartNumberingAfterBreak="0">
     <w:nsid w:val="420616E2"/>
     <w:multiLevelType w:val="multilevel"/>
     <w:tmpl w:val="34ECADCC"/>
@@ -29677,7 +31892,7 @@
       </w:rPr>
     </w:lvl>
   </w:abstractNum>
-  <w:abstractNum w:abstractNumId="26" w15:restartNumberingAfterBreak="0">
+  <w:abstractNum w:abstractNumId="29" w15:restartNumberingAfterBreak="0">
     <w:nsid w:val="503B2E3A"/>
     <w:multiLevelType w:val="hybridMultilevel"/>
     <w:tmpl w:val="4F82C23C"/>
@@ -29790,7 +32005,7 @@
       </w:rPr>
     </w:lvl>
   </w:abstractNum>
-  <w:abstractNum w:abstractNumId="27" w15:restartNumberingAfterBreak="0">
+  <w:abstractNum w:abstractNumId="30" w15:restartNumberingAfterBreak="0">
     <w:nsid w:val="50411FDC"/>
     <w:multiLevelType w:val="hybridMultilevel"/>
     <w:tmpl w:val="C2469A98"/>
@@ -29903,7 +32118,7 @@
       </w:rPr>
     </w:lvl>
   </w:abstractNum>
-  <w:abstractNum w:abstractNumId="28" w15:restartNumberingAfterBreak="0">
+  <w:abstractNum w:abstractNumId="31" w15:restartNumberingAfterBreak="0">
     <w:nsid w:val="51C07104"/>
     <w:multiLevelType w:val="hybridMultilevel"/>
     <w:tmpl w:val="D42E833E"/>
@@ -30016,7 +32231,7 @@
       </w:rPr>
     </w:lvl>
   </w:abstractNum>
-  <w:abstractNum w:abstractNumId="29" w15:restartNumberingAfterBreak="0">
+  <w:abstractNum w:abstractNumId="32" w15:restartNumberingAfterBreak="0">
     <w:nsid w:val="54337985"/>
     <w:multiLevelType w:val="hybridMultilevel"/>
     <w:tmpl w:val="6E369D26"/>
@@ -30129,7 +32344,7 @@
       </w:rPr>
     </w:lvl>
   </w:abstractNum>
-  <w:abstractNum w:abstractNumId="30" w15:restartNumberingAfterBreak="0">
+  <w:abstractNum w:abstractNumId="33" w15:restartNumberingAfterBreak="0">
     <w:nsid w:val="57164216"/>
     <w:multiLevelType w:val="multilevel"/>
     <w:tmpl w:val="1696DFFA"/>
@@ -30278,7 +32493,7 @@
       </w:rPr>
     </w:lvl>
   </w:abstractNum>
-  <w:abstractNum w:abstractNumId="31" w15:restartNumberingAfterBreak="0">
+  <w:abstractNum w:abstractNumId="34" w15:restartNumberingAfterBreak="0">
     <w:nsid w:val="5B047682"/>
     <w:multiLevelType w:val="multilevel"/>
     <w:tmpl w:val="7A4046D2"/>
@@ -30427,7 +32642,7 @@
       </w:rPr>
     </w:lvl>
   </w:abstractNum>
-  <w:abstractNum w:abstractNumId="32" w15:restartNumberingAfterBreak="0">
+  <w:abstractNum w:abstractNumId="35" w15:restartNumberingAfterBreak="0">
     <w:nsid w:val="61CD4635"/>
     <w:multiLevelType w:val="multilevel"/>
     <w:tmpl w:val="B3D8DBD2"/>
@@ -30572,7 +32787,7 @@
       </w:rPr>
     </w:lvl>
   </w:abstractNum>
-  <w:abstractNum w:abstractNumId="33" w15:restartNumberingAfterBreak="0">
+  <w:abstractNum w:abstractNumId="36" w15:restartNumberingAfterBreak="0">
     <w:nsid w:val="64461661"/>
     <w:multiLevelType w:val="hybridMultilevel"/>
     <w:tmpl w:val="5AF85220"/>
@@ -30685,7 +32900,7 @@
       </w:rPr>
     </w:lvl>
   </w:abstractNum>
-  <w:abstractNum w:abstractNumId="34" w15:restartNumberingAfterBreak="0">
+  <w:abstractNum w:abstractNumId="37" w15:restartNumberingAfterBreak="0">
     <w:nsid w:val="64F30234"/>
     <w:multiLevelType w:val="hybridMultilevel"/>
     <w:tmpl w:val="893C3DC4"/>
@@ -30798,7 +33013,156 @@
       </w:rPr>
     </w:lvl>
   </w:abstractNum>
-  <w:abstractNum w:abstractNumId="35" w15:restartNumberingAfterBreak="0">
+  <w:abstractNum w:abstractNumId="38" w15:restartNumberingAfterBreak="0">
+    <w:nsid w:val="66EF3CDF"/>
+    <w:multiLevelType w:val="multilevel"/>
+    <w:tmpl w:val="E1B2FA72"/>
+    <w:lvl w:ilvl="0">
+      <w:start w:val="1"/>
+      <w:numFmt w:val="bullet"/>
+      <w:lvlText w:val=""/>
+      <w:lvlJc w:val="left"/>
+      <w:pPr>
+        <w:tabs>
+          <w:tab w:val="num" w:pos="720"/>
+        </w:tabs>
+        <w:ind w:left="720" w:hanging="360"/>
+      </w:pPr>
+      <w:rPr>
+        <w:rFonts w:ascii="Symbol" w:hAnsi="Symbol" w:hint="default"/>
+        <w:sz w:val="20"/>
+      </w:rPr>
+    </w:lvl>
+    <w:lvl w:ilvl="1" w:tentative="1">
+      <w:start w:val="1"/>
+      <w:numFmt w:val="bullet"/>
+      <w:lvlText w:val="o"/>
+      <w:lvlJc w:val="left"/>
+      <w:pPr>
+        <w:tabs>
+          <w:tab w:val="num" w:pos="1440"/>
+        </w:tabs>
+        <w:ind w:left="1440" w:hanging="360"/>
+      </w:pPr>
+      <w:rPr>
+        <w:rFonts w:ascii="Courier New" w:hAnsi="Courier New" w:hint="default"/>
+        <w:sz w:val="20"/>
+      </w:rPr>
+    </w:lvl>
+    <w:lvl w:ilvl="2" w:tentative="1">
+      <w:start w:val="1"/>
+      <w:numFmt w:val="bullet"/>
+      <w:lvlText w:val=""/>
+      <w:lvlJc w:val="left"/>
+      <w:pPr>
+        <w:tabs>
+          <w:tab w:val="num" w:pos="2160"/>
+        </w:tabs>
+        <w:ind w:left="2160" w:hanging="360"/>
+      </w:pPr>
+      <w:rPr>
+        <w:rFonts w:ascii="Wingdings" w:hAnsi="Wingdings" w:hint="default"/>
+        <w:sz w:val="20"/>
+      </w:rPr>
+    </w:lvl>
+    <w:lvl w:ilvl="3" w:tentative="1">
+      <w:start w:val="1"/>
+      <w:numFmt w:val="bullet"/>
+      <w:lvlText w:val=""/>
+      <w:lvlJc w:val="left"/>
+      <w:pPr>
+        <w:tabs>
+          <w:tab w:val="num" w:pos="2880"/>
+        </w:tabs>
+        <w:ind w:left="2880" w:hanging="360"/>
+      </w:pPr>
+      <w:rPr>
+        <w:rFonts w:ascii="Wingdings" w:hAnsi="Wingdings" w:hint="default"/>
+        <w:sz w:val="20"/>
+      </w:rPr>
+    </w:lvl>
+    <w:lvl w:ilvl="4" w:tentative="1">
+      <w:start w:val="1"/>
+      <w:numFmt w:val="bullet"/>
+      <w:lvlText w:val=""/>
+      <w:lvlJc w:val="left"/>
+      <w:pPr>
+        <w:tabs>
+          <w:tab w:val="num" w:pos="3600"/>
+        </w:tabs>
+        <w:ind w:left="3600" w:hanging="360"/>
+      </w:pPr>
+      <w:rPr>
+        <w:rFonts w:ascii="Wingdings" w:hAnsi="Wingdings" w:hint="default"/>
+        <w:sz w:val="20"/>
+      </w:rPr>
+    </w:lvl>
+    <w:lvl w:ilvl="5" w:tentative="1">
+      <w:start w:val="1"/>
+      <w:numFmt w:val="bullet"/>
+      <w:lvlText w:val=""/>
+      <w:lvlJc w:val="left"/>
+      <w:pPr>
+        <w:tabs>
+          <w:tab w:val="num" w:pos="4320"/>
+        </w:tabs>
+        <w:ind w:left="4320" w:hanging="360"/>
+      </w:pPr>
+      <w:rPr>
+        <w:rFonts w:ascii="Wingdings" w:hAnsi="Wingdings" w:hint="default"/>
+        <w:sz w:val="20"/>
+      </w:rPr>
+    </w:lvl>
+    <w:lvl w:ilvl="6" w:tentative="1">
+      <w:start w:val="1"/>
+      <w:numFmt w:val="bullet"/>
+      <w:lvlText w:val=""/>
+      <w:lvlJc w:val="left"/>
+      <w:pPr>
+        <w:tabs>
+          <w:tab w:val="num" w:pos="5040"/>
+        </w:tabs>
+        <w:ind w:left="5040" w:hanging="360"/>
+      </w:pPr>
+      <w:rPr>
+        <w:rFonts w:ascii="Wingdings" w:hAnsi="Wingdings" w:hint="default"/>
+        <w:sz w:val="20"/>
+      </w:rPr>
+    </w:lvl>
+    <w:lvl w:ilvl="7" w:tentative="1">
+      <w:start w:val="1"/>
+      <w:numFmt w:val="bullet"/>
+      <w:lvlText w:val=""/>
+      <w:lvlJc w:val="left"/>
+      <w:pPr>
+        <w:tabs>
+          <w:tab w:val="num" w:pos="5760"/>
+        </w:tabs>
+        <w:ind w:left="5760" w:hanging="360"/>
+      </w:pPr>
+      <w:rPr>
+        <w:rFonts w:ascii="Wingdings" w:hAnsi="Wingdings" w:hint="default"/>
+        <w:sz w:val="20"/>
+      </w:rPr>
+    </w:lvl>
+    <w:lvl w:ilvl="8" w:tentative="1">
+      <w:start w:val="1"/>
+      <w:numFmt w:val="bullet"/>
+      <w:lvlText w:val=""/>
+      <w:lvlJc w:val="left"/>
+      <w:pPr>
+        <w:tabs>
+          <w:tab w:val="num" w:pos="6480"/>
+        </w:tabs>
+        <w:ind w:left="6480" w:hanging="360"/>
+      </w:pPr>
+      <w:rPr>
+        <w:rFonts w:ascii="Wingdings" w:hAnsi="Wingdings" w:hint="default"/>
+        <w:sz w:val="20"/>
+      </w:rPr>
+    </w:lvl>
+  </w:abstractNum>
+  <w:abstractNum w:abstractNumId="39" w15:restartNumberingAfterBreak="0">
     <w:nsid w:val="69D72A54"/>
     <w:multiLevelType w:val="multilevel"/>
     <w:tmpl w:val="7166ECEA"/>
@@ -30943,7 +33307,7 @@
       </w:rPr>
     </w:lvl>
   </w:abstractNum>
-  <w:abstractNum w:abstractNumId="36" w15:restartNumberingAfterBreak="0">
+  <w:abstractNum w:abstractNumId="40" w15:restartNumberingAfterBreak="0">
     <w:nsid w:val="790F0B9D"/>
     <w:multiLevelType w:val="hybridMultilevel"/>
     <w:tmpl w:val="81A06122"/>
@@ -31056,7 +33420,7 @@
       </w:rPr>
     </w:lvl>
   </w:abstractNum>
-  <w:abstractNum w:abstractNumId="37" w15:restartNumberingAfterBreak="0">
+  <w:abstractNum w:abstractNumId="41" w15:restartNumberingAfterBreak="0">
     <w:nsid w:val="7AF0152B"/>
     <w:multiLevelType w:val="hybridMultilevel"/>
     <w:tmpl w:val="805CDC94"/>
@@ -31169,7 +33533,7 @@
       </w:rPr>
     </w:lvl>
   </w:abstractNum>
-  <w:abstractNum w:abstractNumId="38" w15:restartNumberingAfterBreak="0">
+  <w:abstractNum w:abstractNumId="42" w15:restartNumberingAfterBreak="0">
     <w:nsid w:val="7FEE2C13"/>
     <w:multiLevelType w:val="hybridMultilevel"/>
     <w:tmpl w:val="2B0CB356"/>
@@ -31286,7 +33650,7 @@
     <w:abstractNumId w:val="18"/>
   </w:num>
   <w:num w:numId="2" w16cid:durableId="972978684">
-    <w:abstractNumId w:val="19"/>
+    <w:abstractNumId w:val="20"/>
   </w:num>
   <w:num w:numId="3" w16cid:durableId="823082715">
     <w:abstractNumId w:val="11"/>
@@ -31301,37 +33665,37 @@
     <w:abstractNumId w:val="16"/>
   </w:num>
   <w:num w:numId="7" w16cid:durableId="642856932">
-    <w:abstractNumId w:val="35"/>
+    <w:abstractNumId w:val="39"/>
   </w:num>
   <w:num w:numId="8" w16cid:durableId="952714828">
     <w:abstractNumId w:val="3"/>
   </w:num>
   <w:num w:numId="9" w16cid:durableId="1257054041">
-    <w:abstractNumId w:val="32"/>
+    <w:abstractNumId w:val="35"/>
   </w:num>
   <w:num w:numId="10" w16cid:durableId="1303000633">
-    <w:abstractNumId w:val="36"/>
+    <w:abstractNumId w:val="40"/>
   </w:num>
   <w:num w:numId="11" w16cid:durableId="1780762308">
     <w:abstractNumId w:val="15"/>
   </w:num>
   <w:num w:numId="12" w16cid:durableId="860431411">
-    <w:abstractNumId w:val="23"/>
+    <w:abstractNumId w:val="25"/>
   </w:num>
   <w:num w:numId="13" w16cid:durableId="36440335">
+    <w:abstractNumId w:val="31"/>
+  </w:num>
+  <w:num w:numId="14" w16cid:durableId="534319341">
+    <w:abstractNumId w:val="41"/>
+  </w:num>
+  <w:num w:numId="15" w16cid:durableId="1486702631">
+    <w:abstractNumId w:val="30"/>
+  </w:num>
+  <w:num w:numId="16" w16cid:durableId="1836415617">
     <w:abstractNumId w:val="28"/>
   </w:num>
-  <w:num w:numId="14" w16cid:durableId="534319341">
-    <w:abstractNumId w:val="37"/>
-  </w:num>
-  <w:num w:numId="15" w16cid:durableId="1486702631">
-    <w:abstractNumId w:val="27"/>
-  </w:num>
-  <w:num w:numId="16" w16cid:durableId="1836415617">
-    <w:abstractNumId w:val="25"/>
-  </w:num>
   <w:num w:numId="17" w16cid:durableId="344330527">
-    <w:abstractNumId w:val="38"/>
+    <w:abstractNumId w:val="42"/>
   </w:num>
   <w:num w:numId="18" w16cid:durableId="1429154236">
     <w:abstractNumId w:val="6"/>
@@ -31340,7 +33704,7 @@
     <w:abstractNumId w:val="9"/>
   </w:num>
   <w:num w:numId="20" w16cid:durableId="729036745">
-    <w:abstractNumId w:val="29"/>
+    <w:abstractNumId w:val="32"/>
   </w:num>
   <w:num w:numId="21" w16cid:durableId="1430806941">
     <w:abstractNumId w:val="0"/>
@@ -31349,40 +33713,40 @@
     <w:abstractNumId w:val="12"/>
   </w:num>
   <w:num w:numId="23" w16cid:durableId="1258828044">
-    <w:abstractNumId w:val="26"/>
+    <w:abstractNumId w:val="29"/>
   </w:num>
   <w:num w:numId="24" w16cid:durableId="1023357285">
-    <w:abstractNumId w:val="24"/>
+    <w:abstractNumId w:val="26"/>
   </w:num>
   <w:num w:numId="25" w16cid:durableId="2129815518">
     <w:abstractNumId w:val="4"/>
   </w:num>
   <w:num w:numId="26" w16cid:durableId="1347488837">
-    <w:abstractNumId w:val="34"/>
+    <w:abstractNumId w:val="37"/>
   </w:num>
   <w:num w:numId="27" w16cid:durableId="1672491164">
     <w:abstractNumId w:val="2"/>
   </w:num>
   <w:num w:numId="28" w16cid:durableId="1464690830">
-    <w:abstractNumId w:val="33"/>
+    <w:abstractNumId w:val="36"/>
   </w:num>
   <w:num w:numId="29" w16cid:durableId="1597714538">
     <w:abstractNumId w:val="13"/>
   </w:num>
   <w:num w:numId="30" w16cid:durableId="846020175">
-    <w:abstractNumId w:val="20"/>
+    <w:abstractNumId w:val="22"/>
   </w:num>
   <w:num w:numId="31" w16cid:durableId="2046249747">
-    <w:abstractNumId w:val="30"/>
+    <w:abstractNumId w:val="33"/>
   </w:num>
   <w:num w:numId="32" w16cid:durableId="495340263">
-    <w:abstractNumId w:val="21"/>
+    <w:abstractNumId w:val="23"/>
   </w:num>
   <w:num w:numId="33" w16cid:durableId="1847205860">
-    <w:abstractNumId w:val="22"/>
+    <w:abstractNumId w:val="24"/>
   </w:num>
   <w:num w:numId="34" w16cid:durableId="729765863">
-    <w:abstractNumId w:val="31"/>
+    <w:abstractNumId w:val="34"/>
   </w:num>
   <w:num w:numId="35" w16cid:durableId="1524246793">
     <w:abstractNumId w:val="8"/>
@@ -31398,6 +33762,18 @@
   </w:num>
   <w:num w:numId="39" w16cid:durableId="1180047889">
     <w:abstractNumId w:val="17"/>
+  </w:num>
+  <w:num w:numId="40" w16cid:durableId="1959489067">
+    <w:abstractNumId w:val="27"/>
+  </w:num>
+  <w:num w:numId="41" w16cid:durableId="1814104425">
+    <w:abstractNumId w:val="21"/>
+  </w:num>
+  <w:num w:numId="42" w16cid:durableId="815075918">
+    <w:abstractNumId w:val="19"/>
+  </w:num>
+  <w:num w:numId="43" w16cid:durableId="974026629">
+    <w:abstractNumId w:val="38"/>
   </w:num>
   <w:numIdMacAtCleanup w:val="29"/>
 </w:numbering>
@@ -31803,7 +34179,7 @@
   <w:style w:type="paragraph" w:default="1" w:styleId="Normal">
     <w:name w:val="Normal"/>
     <w:qFormat/>
-    <w:rsid w:val="00A10EC7"/>
+    <w:rsid w:val="0080075C"/>
     <w:pPr>
       <w:jc w:val="both"/>
     </w:pPr>

--- a/Lab Report.docx
+++ b/Lab Report.docx
@@ -10269,21 +10269,7 @@
                 <w:rStyle w:val="Hyperlink"/>
                 <w:noProof/>
               </w:rPr>
-              <w:t>Lab 10 – Gradie</w:t>
-            </w:r>
-            <w:r>
-              <w:rPr>
-                <w:rStyle w:val="Hyperlink"/>
-                <w:noProof/>
-              </w:rPr>
-              <w:t>n</w:t>
-            </w:r>
-            <w:r>
-              <w:rPr>
-                <w:rStyle w:val="Hyperlink"/>
-                <w:noProof/>
-              </w:rPr>
-              <w:t>t Descent</w:t>
+              <w:t>Lab 10 – Gradient Descent</w:t>
             </w:r>
             <w:r>
               <w:rPr>
@@ -12651,18 +12637,8 @@
             <w:rFonts w:cs="Times New Roman"/>
             <w:color w:val="EE0000"/>
           </w:rPr>
-          <w:t>K-</w:t>
+          <w:t>K-Means_Code</w:t>
         </w:r>
-        <w:proofErr w:type="spellStart"/>
-        <w:r>
-          <w:rPr>
-            <w:rStyle w:val="Hyperlink"/>
-            <w:rFonts w:cs="Times New Roman"/>
-            <w:color w:val="EE0000"/>
-          </w:rPr>
-          <w:t>Means_Code</w:t>
-        </w:r>
-        <w:proofErr w:type="spellEnd"/>
       </w:hyperlink>
     </w:p>
     <w:p>
@@ -12677,23 +12653,7 @@
     </w:p>
     <w:p>
       <w:r>
-        <w:t xml:space="preserve">To visualize how K-Means behaves, a simple 2D dataset with three clusters was created using </w:t>
-      </w:r>
-      <w:proofErr w:type="spellStart"/>
-      <w:r>
-        <w:t>make_</w:t>
-      </w:r>
-      <w:proofErr w:type="gramStart"/>
-      <w:r>
-        <w:t>blobs</w:t>
-      </w:r>
-      <w:proofErr w:type="spellEnd"/>
-      <w:r>
-        <w:t>(</w:t>
-      </w:r>
-      <w:proofErr w:type="gramEnd"/>
-      <w:r>
-        <w:t>).</w:t>
+        <w:t>To visualize how K-Means behaves, a simple 2D dataset with three clusters was created using make_blobs().</w:t>
       </w:r>
     </w:p>
     <w:p>
@@ -12909,20 +12869,7 @@
     </w:p>
     <w:p>
       <w:r>
-        <w:t xml:space="preserve">Before clustering, the data was standardized using </w:t>
-      </w:r>
-      <w:proofErr w:type="spellStart"/>
-      <w:proofErr w:type="gramStart"/>
-      <w:r>
-        <w:t>StandardScaler</w:t>
-      </w:r>
-      <w:proofErr w:type="spellEnd"/>
-      <w:r>
-        <w:t>(</w:t>
-      </w:r>
-      <w:proofErr w:type="gramEnd"/>
-      <w:r>
-        <w:t>) to ensure that all features contributed equally to the distance calculations. This transformation scales each feature to have a mean of 0 and a standard deviation of 1, making the variables comparable across dimensions.</w:t>
+        <w:t>Before clustering, the data was standardized using StandardScaler() to ensure that all features contributed equally to the distance calculations. This transformation scales each feature to have a mean of 0 and a standard deviation of 1, making the variables comparable across dimensions.</w:t>
       </w:r>
     </w:p>
     <w:p>
@@ -13600,15 +13547,7 @@
       <w:bookmarkStart w:id="12" w:name="_Toc217982383"/>
       <w:r>
         <w:lastRenderedPageBreak/>
-        <w:t xml:space="preserve">Lab 2 </w:t>
-      </w:r>
-      <w:proofErr w:type="gramStart"/>
-      <w:r>
-        <w:t>-  DBSCAN</w:t>
-      </w:r>
-      <w:proofErr w:type="gramEnd"/>
-      <w:r>
-        <w:t xml:space="preserve"> Clustering</w:t>
+        <w:t>Lab 2 -  DBSCAN Clustering</w:t>
       </w:r>
       <w:bookmarkEnd w:id="12"/>
     </w:p>
@@ -13648,7 +13587,6 @@
       <w:r>
         <w:t xml:space="preserve">, </w:t>
       </w:r>
-      <w:proofErr w:type="spellStart"/>
       <w:r>
         <w:rPr>
           <w:b/>
@@ -13656,7 +13594,6 @@
         </w:rPr>
         <w:t>min_samples</w:t>
       </w:r>
-      <w:proofErr w:type="spellEnd"/>
       <w:r>
         <w:t xml:space="preserve">) and the roles of core, border, and noise points. </w:t>
       </w:r>
@@ -13731,15 +13668,7 @@
     </w:p>
     <w:p>
       <w:r>
-        <w:t xml:space="preserve">DBSCAN (Density-Based Spatial Clustering of Applications with Noise) is a density-based clustering algorithm that groups together </w:t>
-      </w:r>
-      <w:proofErr w:type="gramStart"/>
-      <w:r>
-        <w:t>points</w:t>
-      </w:r>
-      <w:proofErr w:type="gramEnd"/>
-      <w:r>
-        <w:t xml:space="preserve"> closely packed in space, while marking isolated points as noise. It defines clusters based on two parameters:</w:t>
+        <w:t>DBSCAN (Density-Based Spatial Clustering of Applications with Noise) is a density-based clustering algorithm that groups together points closely packed in space, while marking isolated points as noise. It defines clusters based on two parameters:</w:t>
       </w:r>
     </w:p>
     <w:p>
@@ -13762,26 +13691,13 @@
           <w:numId w:val="4"/>
         </w:numPr>
       </w:pPr>
-      <w:proofErr w:type="spellStart"/>
-      <w:r>
-        <w:t>min_samples</w:t>
-      </w:r>
-      <w:proofErr w:type="spellEnd"/>
-      <w:r>
-        <w:t>: the minimum number of points required to form a dense region.</w:t>
-      </w:r>
-    </w:p>
-    <w:p>
-      <w:r>
-        <w:t xml:space="preserve">Conceptually, the method considers a neighborhood of radius ε around each point in the dataset. If this neighborhood contains at least </w:t>
-      </w:r>
-      <w:proofErr w:type="spellStart"/>
-      <w:r>
-        <w:t>min_samples</w:t>
-      </w:r>
-      <w:proofErr w:type="spellEnd"/>
-      <w:r>
-        <w:t xml:space="preserve"> points, the point is classified as a </w:t>
+      <w:r>
+        <w:t>min_samples: the minimum number of points required to form a dense region.</w:t>
+      </w:r>
+    </w:p>
+    <w:p>
+      <w:r>
+        <w:t xml:space="preserve">Conceptually, the method considers a neighborhood of radius ε around each point in the dataset. If this neighborhood contains at least min_samples points, the point is classified as a </w:t>
       </w:r>
       <w:r>
         <w:rPr>
@@ -13832,15 +13748,7 @@
         <w:t xml:space="preserve"> </w:t>
       </w:r>
       <w:r>
-        <w:t xml:space="preserve">Unlike K-Means, DBSCAN does not require specifying the number of clusters and can identify clusters of arbitrary shapes, making it robust for non-spherical data and outlier detection. However, its performance depends strongly on suitable ε and </w:t>
-      </w:r>
-      <w:proofErr w:type="spellStart"/>
-      <w:r>
-        <w:t>min_samples</w:t>
-      </w:r>
-      <w:proofErr w:type="spellEnd"/>
-      <w:r>
-        <w:t xml:space="preserve"> values</w:t>
+        <w:t>Unlike K-Means, DBSCAN does not require specifying the number of clusters and can identify clusters of arbitrary shapes, making it robust for non-spherical data and outlier detection. However, its performance depends strongly on suitable ε and min_samples values</w:t>
       </w:r>
       <w:r>
         <w:t>.</w:t>
@@ -13875,7 +13783,6 @@
         <w:t xml:space="preserve"> </w:t>
       </w:r>
       <w:hyperlink r:id="rId19" w:history="1">
-        <w:proofErr w:type="spellStart"/>
         <w:r>
           <w:rPr>
             <w:rStyle w:val="Hyperlink"/>
@@ -13883,7 +13790,6 @@
           </w:rPr>
           <w:t>DBSCAN_Code</w:t>
         </w:r>
-        <w:proofErr w:type="spellEnd"/>
       </w:hyperlink>
       <w:r>
         <w:t xml:space="preserve"> </w:t>
@@ -13907,31 +13813,7 @@
     </w:p>
     <w:p>
       <w:r>
-        <w:t xml:space="preserve">A two-dimensional non-spherical dataset was generated using the </w:t>
-      </w:r>
-      <w:proofErr w:type="spellStart"/>
-      <w:r>
-        <w:t>make_</w:t>
-      </w:r>
-      <w:proofErr w:type="gramStart"/>
-      <w:r>
-        <w:t>moons</w:t>
-      </w:r>
-      <w:proofErr w:type="spellEnd"/>
-      <w:r>
-        <w:t>(</w:t>
-      </w:r>
-      <w:proofErr w:type="gramEnd"/>
-      <w:r>
-        <w:t xml:space="preserve">) function with 300 samples and a noise level of 0.05. This dataset was selected because it cannot be effectively separated by algorithms that assume spherical clusters, such as K-Means. The DBSCAN algorithm was applied with parameters ε = 0.2 and </w:t>
-      </w:r>
-      <w:proofErr w:type="spellStart"/>
-      <w:r>
-        <w:t>min_samples</w:t>
-      </w:r>
-      <w:proofErr w:type="spellEnd"/>
-      <w:r>
-        <w:t xml:space="preserve"> = 5 to identify the two crescent-shaped clusters.</w:t>
+        <w:t>A two-dimensional non-spherical dataset was generated using the make_moons() function with 300 samples and a noise level of 0.05. This dataset was selected because it cannot be effectively separated by algorithms that assume spherical clusters, such as K-Means. The DBSCAN algorithm was applied with parameters ε = 0.2 and min_samples = 5 to identify the two crescent-shaped clusters.</w:t>
       </w:r>
     </w:p>
     <w:p>
@@ -13941,23 +13823,7 @@
     </w:p>
     <w:p>
       <w:r>
-        <w:t xml:space="preserve">A smaller ε value tends to fragment the data into numerous small clusters, often increasing the number of noise points and resulting in underfitting, where the model is too rigid to capture the full cluster structure. Conversely, an excessively large ε may merge distinct regions into a single cluster, leading to overfitting, where the model becomes too general and fails to preserve meaningful boundaries. Similarly, a low </w:t>
-      </w:r>
-      <w:proofErr w:type="spellStart"/>
-      <w:r>
-        <w:t>min_samples</w:t>
-      </w:r>
-      <w:proofErr w:type="spellEnd"/>
-      <w:r>
-        <w:t xml:space="preserve"> value allows small or spurious clusters to form, while a high </w:t>
-      </w:r>
-      <w:proofErr w:type="spellStart"/>
-      <w:r>
-        <w:t>min_samples</w:t>
-      </w:r>
-      <w:proofErr w:type="spellEnd"/>
-      <w:r>
-        <w:t xml:space="preserve"> value enforces stricter density requirements that may exclude legitimate but less dense clusters. </w:t>
+        <w:t xml:space="preserve">A smaller ε value tends to fragment the data into numerous small clusters, often increasing the number of noise points and resulting in underfitting, where the model is too rigid to capture the full cluster structure. Conversely, an excessively large ε may merge distinct regions into a single cluster, leading to overfitting, where the model becomes too general and fails to preserve meaningful boundaries. Similarly, a low min_samples value allows small or spurious clusters to form, while a high min_samples value enforces stricter density requirements that may exclude legitimate but less dense clusters. </w:t>
       </w:r>
     </w:p>
     <w:p>
@@ -14041,47 +13907,7 @@
           <w:sz w:val="22"/>
           <w:szCs w:val="22"/>
         </w:rPr>
-        <w:t xml:space="preserve">Generated two-dimensional non-spherical dataset (two-moons) created using the </w:t>
-      </w:r>
-      <w:proofErr w:type="spellStart"/>
-      <w:r>
-        <w:rPr>
-          <w:i/>
-          <w:iCs/>
-          <w:sz w:val="22"/>
-          <w:szCs w:val="22"/>
-        </w:rPr>
-        <w:t>make_</w:t>
-      </w:r>
-      <w:proofErr w:type="gramStart"/>
-      <w:r>
-        <w:rPr>
-          <w:i/>
-          <w:iCs/>
-          <w:sz w:val="22"/>
-          <w:szCs w:val="22"/>
-        </w:rPr>
-        <w:t>moons</w:t>
-      </w:r>
-      <w:proofErr w:type="spellEnd"/>
-      <w:r>
-        <w:rPr>
-          <w:i/>
-          <w:iCs/>
-          <w:sz w:val="22"/>
-          <w:szCs w:val="22"/>
-        </w:rPr>
-        <w:t>(</w:t>
-      </w:r>
-      <w:proofErr w:type="gramEnd"/>
-      <w:r>
-        <w:rPr>
-          <w:i/>
-          <w:iCs/>
-          <w:sz w:val="22"/>
-          <w:szCs w:val="22"/>
-        </w:rPr>
-        <w:t>) function.</w:t>
+        <w:t>Generated two-dimensional non-spherical dataset (two-moons) created using the make_moons() function.</w:t>
       </w:r>
     </w:p>
     <w:p>
@@ -14168,23 +13994,7 @@
           <w:i/>
           <w:iCs/>
         </w:rPr>
-        <w:t xml:space="preserve">DBSCAN clustering result on the two-moons dataset using parameters ε = 0.2 and </w:t>
-      </w:r>
-      <w:proofErr w:type="spellStart"/>
-      <w:r>
-        <w:rPr>
-          <w:i/>
-          <w:iCs/>
-        </w:rPr>
-        <w:t>min_samples</w:t>
-      </w:r>
-      <w:proofErr w:type="spellEnd"/>
-      <w:r>
-        <w:rPr>
-          <w:i/>
-          <w:iCs/>
-        </w:rPr>
-        <w:t xml:space="preserve"> = 5.</w:t>
+        <w:t>DBSCAN clustering result on the two-moons dataset using parameters ε = 0.2 and min_samples = 5.</w:t>
       </w:r>
     </w:p>
     <w:p>
@@ -14199,15 +14009,7 @@
     </w:p>
     <w:p>
       <w:r>
-        <w:t xml:space="preserve">To examine the influence of DBSCAN’s parameters, experiments were conducted by varying ε and </w:t>
-      </w:r>
-      <w:proofErr w:type="spellStart"/>
-      <w:r>
-        <w:t>min_samples</w:t>
-      </w:r>
-      <w:proofErr w:type="spellEnd"/>
-      <w:r>
-        <w:t xml:space="preserve"> independently.</w:t>
+        <w:t>To examine the influence of DBSCAN’s parameters, experiments were conducted by varying ε and min_samples independently.</w:t>
       </w:r>
     </w:p>
     <w:p>
@@ -14290,48 +14092,12 @@
           <w:sz w:val="22"/>
           <w:szCs w:val="22"/>
         </w:rPr>
-        <w:t xml:space="preserve">DBSCAN results with varying ε values (0.1, 0.2, 0.3, 0.5) and fixed </w:t>
-      </w:r>
-      <w:proofErr w:type="spellStart"/>
-      <w:r>
-        <w:rPr>
-          <w:i/>
-          <w:iCs/>
-          <w:sz w:val="22"/>
-          <w:szCs w:val="22"/>
-        </w:rPr>
-        <w:t>min_samples</w:t>
-      </w:r>
-      <w:proofErr w:type="spellEnd"/>
-      <w:r>
-        <w:rPr>
-          <w:i/>
-          <w:iCs/>
-          <w:sz w:val="22"/>
-          <w:szCs w:val="22"/>
-        </w:rPr>
-        <w:t xml:space="preserve"> = 5.</w:t>
-      </w:r>
-    </w:p>
-    <w:p>
-      <w:r>
-        <w:t xml:space="preserve">Similarly, increasing </w:t>
-      </w:r>
-      <w:proofErr w:type="spellStart"/>
-      <w:r>
-        <w:t>min_samples</w:t>
-      </w:r>
-      <w:proofErr w:type="spellEnd"/>
-      <w:r>
-        <w:t xml:space="preserve"> made the density criterion progressively stricter, reducing the number of core points and increasing noise, especially at higher values. Smaller </w:t>
-      </w:r>
-      <w:proofErr w:type="spellStart"/>
-      <w:r>
-        <w:t>min_samples</w:t>
-      </w:r>
-      <w:proofErr w:type="spellEnd"/>
-      <w:r>
-        <w:t xml:space="preserve"> values (e.g., 3–5) produced stable and coherent clusters, while very large values (e.g., 20) led to overly conservative clustering that excluded many valid points at the edges of each crescent</w:t>
+        <w:t>DBSCAN results with varying ε values (0.1, 0.2, 0.3, 0.5) and fixed min_samples = 5.</w:t>
+      </w:r>
+    </w:p>
+    <w:p>
+      <w:r>
+        <w:t>Similarly, increasing min_samples made the density criterion progressively stricter, reducing the number of core points and increasing noise, especially at higher values. Smaller min_samples values (e.g., 3–5) produced stable and coherent clusters, while very large values (e.g., 20) led to overly conservative clustering that excluded many valid points at the edges of each crescent</w:t>
       </w:r>
       <w:r>
         <w:t>.</w:t>
@@ -14426,40 +14192,12 @@
           <w:sz w:val="22"/>
           <w:szCs w:val="22"/>
         </w:rPr>
-        <w:t xml:space="preserve">BSCAN results with varying </w:t>
-      </w:r>
-      <w:proofErr w:type="spellStart"/>
-      <w:r>
-        <w:rPr>
-          <w:i/>
-          <w:iCs/>
-          <w:sz w:val="22"/>
-          <w:szCs w:val="22"/>
-        </w:rPr>
-        <w:t>min_samples</w:t>
-      </w:r>
-      <w:proofErr w:type="spellEnd"/>
-      <w:r>
-        <w:rPr>
-          <w:i/>
-          <w:iCs/>
-          <w:sz w:val="22"/>
-          <w:szCs w:val="22"/>
-        </w:rPr>
-        <w:t xml:space="preserve"> values (3, 5, 10, 20) and fixed ε = 0.2. </w:t>
-      </w:r>
-    </w:p>
-    <w:p>
-      <w:r>
-        <w:t xml:space="preserve">An intermediate configuration (ε = 0.2, </w:t>
-      </w:r>
-      <w:proofErr w:type="spellStart"/>
-      <w:r>
-        <w:t>min_samples</w:t>
-      </w:r>
-      <w:proofErr w:type="spellEnd"/>
-      <w:r>
-        <w:t xml:space="preserve"> = 5) yielded the most coherent and balanced clustering.</w:t>
+        <w:t xml:space="preserve">BSCAN results with varying min_samples values (3, 5, 10, 20) and fixed ε = 0.2. </w:t>
+      </w:r>
+    </w:p>
+    <w:p>
+      <w:r>
+        <w:t>An intermediate configuration (ε = 0.2, min_samples = 5) yielded the most coherent and balanced clustering.</w:t>
       </w:r>
     </w:p>
     <w:p>
@@ -14558,23 +14296,7 @@
           <w:i/>
           <w:iCs/>
         </w:rPr>
-        <w:t xml:space="preserve">Comparison of clustering performance on the non-spherical two-moons dataset between DBSCAN (ε = 0.2, </w:t>
-      </w:r>
-      <w:proofErr w:type="spellStart"/>
-      <w:r>
-        <w:rPr>
-          <w:i/>
-          <w:iCs/>
-        </w:rPr>
-        <w:t>min_samples</w:t>
-      </w:r>
-      <w:proofErr w:type="spellEnd"/>
-      <w:r>
-        <w:rPr>
-          <w:i/>
-          <w:iCs/>
-        </w:rPr>
-        <w:t xml:space="preserve"> = 5) on the left and K-Means (k = 2) on the right.</w:t>
+        <w:t>Comparison of clustering performance on the non-spherical two-moons dataset between DBSCAN (ε = 0.2, min_samples = 5) on the left and K-Means (k = 2) on the right.</w:t>
       </w:r>
     </w:p>
     <w:p>
@@ -14589,28 +14311,12 @@
     </w:p>
     <w:p>
       <w:r>
-        <w:t xml:space="preserve">The Iris dataset was used to evaluate DBSCAN on real-world, multi-dimensional data. The feature variables were standardized using </w:t>
-      </w:r>
-      <w:proofErr w:type="spellStart"/>
-      <w:r>
-        <w:t>StandardScaler</w:t>
-      </w:r>
-      <w:proofErr w:type="spellEnd"/>
-      <w:r>
-        <w:t xml:space="preserve"> to ensure equal contribution of all attributes to the distance metric. Dimensionality reduction was then performed using Principal Component Analysis (PCA) to project the four-dimensional data into two principal components for visualization purposes only.</w:t>
-      </w:r>
-    </w:p>
-    <w:p>
-      <w:r>
-        <w:t xml:space="preserve">DBSCAN was applied to the standardized data using parameters ε = 0.6 and </w:t>
-      </w:r>
-      <w:proofErr w:type="spellStart"/>
-      <w:r>
-        <w:t>min_samples</w:t>
-      </w:r>
-      <w:proofErr w:type="spellEnd"/>
-      <w:r>
-        <w:t xml:space="preserve"> = 5. The algorithm identified several compact regions of high density corresponding to potential clusters while labeling certain ambiguous samples as noise. The resulting two-dimensional PCA projection revealed visually separable groups that broadly corresponded to the Iris species, although some overlap occurred between Iris versicolor and Iris virginica, which are known to have similar feature distributions. </w:t>
+        <w:t>The Iris dataset was used to evaluate DBSCAN on real-world, multi-dimensional data. The feature variables were standardized using StandardScaler to ensure equal contribution of all attributes to the distance metric. Dimensionality reduction was then performed using Principal Component Analysis (PCA) to project the four-dimensional data into two principal components for visualization purposes only.</w:t>
+      </w:r>
+    </w:p>
+    <w:p>
+      <w:r>
+        <w:t xml:space="preserve">DBSCAN was applied to the standardized data using parameters ε = 0.6 and min_samples = 5. The algorithm identified several compact regions of high density corresponding to potential clusters while labeling certain ambiguous samples as noise. The resulting two-dimensional PCA projection revealed visually separable groups that broadly corresponded to the Iris species, although some overlap occurred between Iris versicolor and Iris virginica, which are known to have similar feature distributions. </w:t>
       </w:r>
     </w:p>
     <w:p>
@@ -14693,27 +14399,7 @@
           <w:sz w:val="22"/>
           <w:szCs w:val="22"/>
         </w:rPr>
-        <w:t xml:space="preserve">DBSCAN clustering of the Iris dataset visualized after PCA projection (ε = 0.6, </w:t>
-      </w:r>
-      <w:proofErr w:type="spellStart"/>
-      <w:r>
-        <w:rPr>
-          <w:i/>
-          <w:iCs/>
-          <w:sz w:val="22"/>
-          <w:szCs w:val="22"/>
-        </w:rPr>
-        <w:t>min_samples</w:t>
-      </w:r>
-      <w:proofErr w:type="spellEnd"/>
-      <w:r>
-        <w:rPr>
-          <w:i/>
-          <w:iCs/>
-          <w:sz w:val="22"/>
-          <w:szCs w:val="22"/>
-        </w:rPr>
-        <w:t xml:space="preserve"> = 5).</w:t>
+        <w:t>DBSCAN clustering of the Iris dataset visualized after PCA projection (ε = 0.6, min_samples = 5).</w:t>
       </w:r>
     </w:p>
     <w:p>
@@ -14728,39 +14414,7 @@
     </w:p>
     <w:p>
       <w:r>
-        <w:t xml:space="preserve">To examine DBSCAN’s </w:t>
-      </w:r>
-      <w:proofErr w:type="spellStart"/>
-      <w:r>
-        <w:t>behaviour</w:t>
-      </w:r>
-      <w:proofErr w:type="spellEnd"/>
-      <w:r>
-        <w:t xml:space="preserve"> when cluster densities differ, a synthetic dataset was generated using the </w:t>
-      </w:r>
-      <w:proofErr w:type="spellStart"/>
-      <w:r>
-        <w:t>make_</w:t>
-      </w:r>
-      <w:proofErr w:type="gramStart"/>
-      <w:r>
-        <w:t>blobs</w:t>
-      </w:r>
-      <w:proofErr w:type="spellEnd"/>
-      <w:r>
-        <w:t>(</w:t>
-      </w:r>
-      <w:proofErr w:type="gramEnd"/>
-      <w:r>
-        <w:t xml:space="preserve">) function with cluster standard deviations of [0.5, 1.5, 0.3], creating three groups of unequal density. The algorithm was executed with parameters ε = 0.8 and </w:t>
-      </w:r>
-      <w:proofErr w:type="spellStart"/>
-      <w:r>
-        <w:t>min_samples</w:t>
-      </w:r>
-      <w:proofErr w:type="spellEnd"/>
-      <w:r>
-        <w:t xml:space="preserve"> = 5.</w:t>
+        <w:t>To examine DBSCAN’s behaviour when cluster densities differ, a synthetic dataset was generated using the make_blobs() function with cluster standard deviations of [0.5, 1.5, 0.3], creating three groups of unequal density. The algorithm was executed with parameters ε = 0.8 and min_samples = 5.</w:t>
       </w:r>
     </w:p>
     <w:p>
@@ -14853,27 +14507,7 @@
           <w:sz w:val="22"/>
           <w:szCs w:val="22"/>
         </w:rPr>
-        <w:t xml:space="preserve">DBSCAN clustering of the Iris dataset visualized after PCA projection (ε = 0.6, </w:t>
-      </w:r>
-      <w:proofErr w:type="spellStart"/>
-      <w:r>
-        <w:rPr>
-          <w:i/>
-          <w:iCs/>
-          <w:sz w:val="22"/>
-          <w:szCs w:val="22"/>
-        </w:rPr>
-        <w:t>min_samples</w:t>
-      </w:r>
-      <w:proofErr w:type="spellEnd"/>
-      <w:r>
-        <w:rPr>
-          <w:i/>
-          <w:iCs/>
-          <w:sz w:val="22"/>
-          <w:szCs w:val="22"/>
-        </w:rPr>
-        <w:t xml:space="preserve"> = 5).</w:t>
+        <w:t>DBSCAN clustering of the Iris dataset visualized after PCA projection (ε = 0.6, min_samples = 5).</w:t>
       </w:r>
     </w:p>
     <w:p>
@@ -15074,47 +14708,27 @@
           <w:sz w:val="22"/>
           <w:szCs w:val="22"/>
         </w:rPr>
-        <w:t xml:space="preserve">Quantitative evaluation of DBSCAN performance on the two-moons dataset (ε = 0.2, </w:t>
-      </w:r>
-      <w:proofErr w:type="spellStart"/>
-      <w:r>
+        <w:t>Quantitative evaluation of DBSCAN performance on the two-moons dataset (ε = 0.2, min_samples = 5).</w:t>
+      </w:r>
+    </w:p>
+    <w:p>
+      <w:pPr>
         <w:rPr>
           <w:i/>
           <w:iCs/>
           <w:sz w:val="22"/>
           <w:szCs w:val="22"/>
         </w:rPr>
-        <w:t>min_samples</w:t>
-      </w:r>
-      <w:proofErr w:type="spellEnd"/>
-      <w:r>
+      </w:pPr>
+    </w:p>
+    <w:p>
+      <w:pPr>
         <w:rPr>
           <w:i/>
           <w:iCs/>
           <w:sz w:val="22"/>
           <w:szCs w:val="22"/>
         </w:rPr>
-        <w:t xml:space="preserve"> = 5).</w:t>
-      </w:r>
-    </w:p>
-    <w:p>
-      <w:pPr>
-        <w:rPr>
-          <w:i/>
-          <w:iCs/>
-          <w:sz w:val="22"/>
-          <w:szCs w:val="22"/>
-        </w:rPr>
-      </w:pPr>
-    </w:p>
-    <w:p>
-      <w:pPr>
-        <w:rPr>
-          <w:i/>
-          <w:iCs/>
-          <w:sz w:val="22"/>
-          <w:szCs w:val="22"/>
-        </w:rPr>
       </w:pPr>
     </w:p>
     <w:p>
@@ -15141,23 +14755,7 @@
         <w:jc w:val="left"/>
       </w:pPr>
       <w:r>
-        <w:t xml:space="preserve">With parameters </w:t>
-      </w:r>
-      <w:proofErr w:type="spellStart"/>
-      <w:r>
-        <w:t>min_cluster_size</w:t>
-      </w:r>
-      <w:proofErr w:type="spellEnd"/>
-      <w:r>
-        <w:t xml:space="preserve"> = 15 and </w:t>
-      </w:r>
-      <w:proofErr w:type="spellStart"/>
-      <w:r>
-        <w:t>min_samples</w:t>
-      </w:r>
-      <w:proofErr w:type="spellEnd"/>
-      <w:r>
-        <w:t xml:space="preserve"> = 5, HDBSCAN successfully detected three main clusters and a small number of noise points. Compared to DBSCAN, which struggled to separate the sparser middle group, HDBSCAN adaptively adjusted to local density variations, resulting in more accurate cluster boundaries and reduced misclassification of low-density points as noise.</w:t>
+        <w:t>With parameters min_cluster_size = 15 and min_samples = 5, HDBSCAN successfully detected three main clusters and a small number of noise points. Compared to DBSCAN, which struggled to separate the sparser middle group, HDBSCAN adaptively adjusted to local density variations, resulting in more accurate cluster boundaries and reduced misclassification of low-density points as noise.</w:t>
       </w:r>
     </w:p>
     <w:p>
@@ -15251,47 +14849,7 @@
           <w:sz w:val="22"/>
           <w:szCs w:val="22"/>
         </w:rPr>
-        <w:t>HDBSCAN clustering on data with varying density (</w:t>
-      </w:r>
-      <w:proofErr w:type="spellStart"/>
-      <w:r>
-        <w:rPr>
-          <w:i/>
-          <w:iCs/>
-          <w:sz w:val="22"/>
-          <w:szCs w:val="22"/>
-        </w:rPr>
-        <w:t>min_cluster_size</w:t>
-      </w:r>
-      <w:proofErr w:type="spellEnd"/>
-      <w:r>
-        <w:rPr>
-          <w:i/>
-          <w:iCs/>
-          <w:sz w:val="22"/>
-          <w:szCs w:val="22"/>
-        </w:rPr>
-        <w:t xml:space="preserve"> = 15, </w:t>
-      </w:r>
-      <w:proofErr w:type="spellStart"/>
-      <w:r>
-        <w:rPr>
-          <w:i/>
-          <w:iCs/>
-          <w:sz w:val="22"/>
-          <w:szCs w:val="22"/>
-        </w:rPr>
-        <w:t>min_samples</w:t>
-      </w:r>
-      <w:proofErr w:type="spellEnd"/>
-      <w:r>
-        <w:rPr>
-          <w:i/>
-          <w:iCs/>
-          <w:sz w:val="22"/>
-          <w:szCs w:val="22"/>
-        </w:rPr>
-        <w:t xml:space="preserve"> = 5).</w:t>
+        <w:t>HDBSCAN clustering on data with varying density (min_cluster_size = 15, min_samples = 5).</w:t>
       </w:r>
       <w:r>
         <w:rPr>
@@ -15390,23 +14948,7 @@
           <w:i/>
           <w:iCs/>
         </w:rPr>
-        <w:t xml:space="preserve">DBSCAN is sensitive to its parameters ε (epsilon) and </w:t>
-      </w:r>
-      <w:proofErr w:type="spellStart"/>
-      <w:r>
-        <w:rPr>
-          <w:i/>
-          <w:iCs/>
-        </w:rPr>
-        <w:t>min_samples</w:t>
-      </w:r>
-      <w:proofErr w:type="spellEnd"/>
-      <w:r>
-        <w:rPr>
-          <w:i/>
-          <w:iCs/>
-        </w:rPr>
-        <w:t>. Small changes in these values can significantly affect the resulting clusters. It also struggles with datasets containing clusters of varying density, since a single global ε cannot accommodate both dense and sparse regions simultaneously. In addition, DBSCAN’s performance can degrade on very large or high-dimensional datasets because distance measures become less meaningful in such spaces.</w:t>
+        <w:t>DBSCAN is sensitive to its parameters ε (epsilon) and min_samples. Small changes in these values can significantly affect the resulting clusters. It also struggles with datasets containing clusters of varying density, since a single global ε cannot accommodate both dense and sparse regions simultaneously. In addition, DBSCAN’s performance can degrade on very large or high-dimensional datasets because distance measures become less meaningful in such spaces.</w:t>
       </w:r>
     </w:p>
     <w:p>
@@ -15488,15 +15030,7 @@
     </w:p>
     <w:p>
       <w:r>
-        <w:t xml:space="preserve">However, DBSCAN’s performance was found to be highly dependent on the choice of its parameters, ε and </w:t>
-      </w:r>
-      <w:proofErr w:type="spellStart"/>
-      <w:r>
-        <w:t>min_samples</w:t>
-      </w:r>
-      <w:proofErr w:type="spellEnd"/>
-      <w:r>
-        <w:t>, and it struggled when clusters exhibited varying densities. In contrast, HDBSCAN addressed this limitation by adaptively determining density thresholds, yielding more stable results and better separation of clusters with differing densities.</w:t>
+        <w:t>However, DBSCAN’s performance was found to be highly dependent on the choice of its parameters, ε and min_samples, and it struggled when clusters exhibited varying densities. In contrast, HDBSCAN addressed this limitation by adaptively determining density thresholds, yielding more stable results and better separation of clusters with differing densities.</w:t>
       </w:r>
     </w:p>
     <w:p>
@@ -15517,18 +15051,11 @@
         <w:t>3</w:t>
       </w:r>
       <w:r>
-        <w:t xml:space="preserve"> </w:t>
-      </w:r>
-      <w:proofErr w:type="gramStart"/>
-      <w:r>
-        <w:t xml:space="preserve">-  </w:t>
-      </w:r>
-      <w:proofErr w:type="spellStart"/>
+        <w:t xml:space="preserve"> -  </w:t>
+      </w:r>
       <w:r>
         <w:t>Hierarchial</w:t>
       </w:r>
-      <w:proofErr w:type="spellEnd"/>
-      <w:proofErr w:type="gramEnd"/>
       <w:r>
         <w:t xml:space="preserve"> Clustering</w:t>
       </w:r>
@@ -15806,15 +15333,7 @@
         <w:t xml:space="preserve"> </w:t>
       </w:r>
       <w:r>
-        <w:t xml:space="preserve">Average linkage uses the mean distance between all pairs of points across the two clusters. This approach provides a balanced </w:t>
-      </w:r>
-      <w:proofErr w:type="spellStart"/>
-      <w:r>
-        <w:t>behaviour</w:t>
-      </w:r>
-      <w:proofErr w:type="spellEnd"/>
-      <w:r>
-        <w:t>, avoiding the chaining effect of single linkage and the strict compactness of complete linkage.</w:t>
+        <w:t>Average linkage uses the mean distance between all pairs of points across the two clusters. This approach provides a balanced behaviour, avoiding the chaining effect of single linkage and the strict compactness of complete linkage.</w:t>
       </w:r>
       <w:r>
         <w:t xml:space="preserve"> </w:t>
@@ -15887,7 +15406,6 @@
         <w:t xml:space="preserve"> </w:t>
       </w:r>
       <w:hyperlink r:id="rId29" w:history="1">
-        <w:proofErr w:type="spellStart"/>
         <w:r>
           <w:rPr>
             <w:rStyle w:val="Hyperlink"/>
@@ -15895,7 +15413,6 @@
           </w:rPr>
           <w:t>Hierarchial_Clustering_Code</w:t>
         </w:r>
-        <w:proofErr w:type="spellEnd"/>
       </w:hyperlink>
     </w:p>
     <w:p>
@@ -15913,15 +15430,7 @@
         <w:jc w:val="left"/>
       </w:pPr>
       <w:r>
-        <w:t xml:space="preserve">To begin the experiment, a simple two-dimensional dataset was generated using the </w:t>
-      </w:r>
-      <w:proofErr w:type="spellStart"/>
-      <w:r>
-        <w:t>make_blobs</w:t>
-      </w:r>
-      <w:proofErr w:type="spellEnd"/>
-      <w:r>
-        <w:t xml:space="preserve"> function. The dataset contains 200 samples grouped around three well-separated cluster centers, each with a moderate standard deviation. This setup provides a clear structure that allows hierarchical clustering to reveal how points gradually merge into larger groups.</w:t>
+        <w:t>To begin the experiment, a simple two-dimensional dataset was generated using the make_blobs function. The dataset contains 200 samples grouped around three well-separated cluster centers, each with a moderate standard deviation. This setup provides a clear structure that allows hierarchical clustering to reveal how points gradually merge into larger groups.</w:t>
       </w:r>
     </w:p>
     <w:p>
@@ -16139,15 +15648,7 @@
         <w:jc w:val="left"/>
       </w:pPr>
       <w:r>
-        <w:t xml:space="preserve">Once the hierarchical structure is built, the next step is to extract a specific number of clusters from the dendrogram. In this experiment, the agglomerative algorithm uses Ward linkage and forms three clusters, which matches the natural grouping in the synthetic dataset. By specifying </w:t>
-      </w:r>
-      <w:proofErr w:type="spellStart"/>
-      <w:r>
-        <w:t>n_clusters</w:t>
-      </w:r>
-      <w:proofErr w:type="spellEnd"/>
-      <w:r>
-        <w:t xml:space="preserve"> = 3, the algorithm stops the merging process at the appropriate level and assigns each data point to one of the resulting clusters.</w:t>
+        <w:t>Once the hierarchical structure is built, the next step is to extract a specific number of clusters from the dendrogram. In this experiment, the agglomerative algorithm uses Ward linkage and forms three clusters, which matches the natural grouping in the synthetic dataset. By specifying n_clusters = 3, the algorithm stops the merging process at the appropriate level and assigns each data point to one of the resulting clusters.</w:t>
       </w:r>
     </w:p>
     <w:p>
@@ -16438,15 +15939,7 @@
         <w:t>The figure below</w:t>
       </w:r>
       <w:r>
-        <w:t xml:space="preserve"> shows the clustering result projected onto the first two principal components. The three clusters appear as distinct groups in the PCA space, and their structure broadly matches the expected species separation. One cluster aligns clearly with Iris </w:t>
-      </w:r>
-      <w:proofErr w:type="spellStart"/>
-      <w:r>
-        <w:t>setosa</w:t>
-      </w:r>
-      <w:proofErr w:type="spellEnd"/>
-      <w:r>
-        <w:t xml:space="preserve">, while the other two clusters overlap more, reflecting the known similarity between Iris versicolor and Iris virginica. This </w:t>
+        <w:t xml:space="preserve"> shows the clustering result projected onto the first two principal components. The three clusters appear as distinct groups in the PCA space, and their structure broadly matches the expected species separation. One cluster aligns clearly with Iris setosa, while the other two clusters overlap more, reflecting the known similarity between Iris versicolor and Iris virginica. This </w:t>
       </w:r>
       <w:r>
         <w:t>behavior</w:t>
@@ -16646,15 +16139,7 @@
         <w:jc w:val="left"/>
       </w:pPr>
       <w:r>
-        <w:t xml:space="preserve">To explore the hierarchical structure in more detail, the experiment used the </w:t>
-      </w:r>
-      <w:proofErr w:type="spellStart"/>
-      <w:r>
-        <w:t>fcluster</w:t>
-      </w:r>
-      <w:proofErr w:type="spellEnd"/>
-      <w:r>
-        <w:t xml:space="preserve"> function to extract clusters by cutting the dendrogram at specific distances. This approach makes it possible to control the level of granularity in the clustering result. A smaller cut height produces more clusters by stopping the merging process early, while a larger cut height merges points into broader groups. The figure below shows the clusters obtained when the dendrogram was cut at a distance of 10. The algorithm returned three clusters, which aligns with the natural structure of the synthetic dataset.</w:t>
+        <w:t>To explore the hierarchical structure in more detail, the experiment used the fcluster function to extract clusters by cutting the dendrogram at specific distances. This approach makes it possible to control the level of granularity in the clustering result. A smaller cut height produces more clusters by stopping the merging process early, while a larger cut height merges points into broader groups. The figure below shows the clusters obtained when the dendrogram was cut at a distance of 10. The algorithm returned three clusters, which aligns with the natural structure of the synthetic dataset.</w:t>
       </w:r>
     </w:p>
     <w:p>
@@ -18029,7 +17514,6 @@
         <w:t xml:space="preserve"> </w:t>
       </w:r>
       <w:hyperlink r:id="rId39" w:history="1">
-        <w:proofErr w:type="spellStart"/>
         <w:r>
           <w:rPr>
             <w:rStyle w:val="Hyperlink"/>
@@ -18037,7 +17521,6 @@
           </w:rPr>
           <w:t>Regression_Code</w:t>
         </w:r>
-        <w:proofErr w:type="spellEnd"/>
       </w:hyperlink>
       <w:r>
         <w:t xml:space="preserve"> </w:t>
@@ -18093,36 +17576,7 @@
         <w:t>Salary_Data.csv</w:t>
       </w:r>
       <w:r>
-        <w:t xml:space="preserve"> dataset is loaded using </w:t>
-      </w:r>
-      <w:proofErr w:type="spellStart"/>
-      <w:proofErr w:type="gramStart"/>
-      <w:r>
-        <w:t>pandas.read</w:t>
-      </w:r>
-      <w:proofErr w:type="gramEnd"/>
-      <w:r>
-        <w:t>_</w:t>
-      </w:r>
-      <w:proofErr w:type="gramStart"/>
-      <w:r>
-        <w:t>csv</w:t>
-      </w:r>
-      <w:proofErr w:type="spellEnd"/>
-      <w:r>
-        <w:t>(</w:t>
-      </w:r>
-      <w:proofErr w:type="gramEnd"/>
-      <w:r>
-        <w:t xml:space="preserve">). It contains 30 observations and two variables, making it well suited for demonstrating simple linear regression in a controlled and interpretable setting. The dataset consists of one explanatory variable, </w:t>
-      </w:r>
-      <w:proofErr w:type="spellStart"/>
-      <w:r>
-        <w:t>YearsExperience</w:t>
-      </w:r>
-      <w:proofErr w:type="spellEnd"/>
-      <w:r>
-        <w:t>, and one target variable, Salary.</w:t>
+        <w:t xml:space="preserve"> dataset is loaded using pandas.read_csv(). It contains 30 observations and two variables, making it well suited for demonstrating simple linear regression in a controlled and interpretable setting. The dataset consists of one explanatory variable, YearsExperience, and one target variable, Salary.</w:t>
       </w:r>
     </w:p>
     <w:p>
@@ -18146,17 +17600,7 @@
         <w:jc w:val="left"/>
       </w:pPr>
       <w:r>
-        <w:t xml:space="preserve">Descriptive statistics computed using </w:t>
-      </w:r>
-      <w:proofErr w:type="spellStart"/>
-      <w:proofErr w:type="gramStart"/>
-      <w:r>
-        <w:t>df.describe</w:t>
-      </w:r>
-      <w:proofErr w:type="spellEnd"/>
-      <w:proofErr w:type="gramEnd"/>
-      <w:r>
-        <w:t>() summarize the central tendency and dispersion of both variables. Years of experience span from 1.1 to 10.5 years, while salaries range from €37,731 to €122,391, indicating sufficient variability to meaningfully evaluate a predictive relationship.</w:t>
+        <w:t>Descriptive statistics computed using df.describe() summarize the central tendency and dispersion of both variables. Years of experience span from 1.1 to 10.5 years, while salaries range from €37,731 to €122,391, indicating sufficient variability to meaningfully evaluate a predictive relationship.</w:t>
       </w:r>
     </w:p>
     <w:p>
@@ -18403,15 +17847,7 @@
         <w:jc w:val="left"/>
       </w:pPr>
       <w:r>
-        <w:t xml:space="preserve">A simple linear regression model is constructed by assigning </w:t>
-      </w:r>
-      <w:proofErr w:type="spellStart"/>
-      <w:r>
-        <w:t>YearsExperience</w:t>
-      </w:r>
-      <w:proofErr w:type="spellEnd"/>
-      <w:r>
-        <w:t xml:space="preserve"> to </w:t>
+        <w:t xml:space="preserve">A simple linear regression model is constructed by assigning YearsExperience to </w:t>
       </w:r>
       <m:oMath>
         <m:r>
@@ -18904,50 +18340,34 @@
           <w:b/>
           <w:bCs/>
         </w:rPr>
-        <w:t xml:space="preserve">. Residual Distribution (Test </w:t>
-      </w:r>
-      <w:proofErr w:type="gramStart"/>
+        <w:t>. Residual Distribution (Test Set)</w:t>
+      </w:r>
       <w:r>
         <w:rPr>
           <w:b/>
           <w:bCs/>
         </w:rPr>
-        <w:t>Set)</w:t>
+        <w:t xml:space="preserve">         </w:t>
       </w:r>
       <w:r>
         <w:rPr>
           <w:b/>
           <w:bCs/>
         </w:rPr>
-        <w:t xml:space="preserve">   </w:t>
-      </w:r>
-      <w:proofErr w:type="gramEnd"/>
+        <w:t xml:space="preserve">Figure </w:t>
+      </w:r>
       <w:r>
         <w:rPr>
           <w:b/>
           <w:bCs/>
         </w:rPr>
-        <w:t xml:space="preserve">      </w:t>
+        <w:t>32</w:t>
       </w:r>
       <w:r>
         <w:rPr>
           <w:b/>
           <w:bCs/>
         </w:rPr>
-        <w:t xml:space="preserve">Figure </w:t>
-      </w:r>
-      <w:r>
-        <w:rPr>
-          <w:b/>
-          <w:bCs/>
-        </w:rPr>
-        <w:t>32</w:t>
-      </w:r>
-      <w:r>
-        <w:rPr>
-          <w:b/>
-          <w:bCs/>
-        </w:rPr>
         <w:t>. Q–Q Plot (Test Set Residuals)</w:t>
       </w:r>
     </w:p>
@@ -18989,28 +18409,7 @@
         <w:jc w:val="left"/>
       </w:pPr>
       <w:r>
-        <w:t xml:space="preserve">The dataset is loaded using </w:t>
-      </w:r>
-      <w:proofErr w:type="spellStart"/>
-      <w:proofErr w:type="gramStart"/>
-      <w:r>
-        <w:t>pandas.read</w:t>
-      </w:r>
-      <w:proofErr w:type="gramEnd"/>
-      <w:r>
-        <w:t>_</w:t>
-      </w:r>
-      <w:proofErr w:type="gramStart"/>
-      <w:r>
-        <w:t>csv</w:t>
-      </w:r>
-      <w:proofErr w:type="spellEnd"/>
-      <w:r>
-        <w:t>(</w:t>
-      </w:r>
-      <w:proofErr w:type="gramEnd"/>
-      <w:r>
-        <w:t>) and contains 50 observations and five variables. The target variable is Profit, while the explanatory variables consist of three numerical predictors (R&amp;D Spend, Administration, Marketing Spend) and one categorical predictor (State).</w:t>
+        <w:t>The dataset is loaded using pandas.read_csv() and contains 50 observations and five variables. The target variable is Profit, while the explanatory variables consist of three numerical predictors (R&amp;D Spend, Administration, Marketing Spend) and one categorical predictor (State).</w:t>
       </w:r>
     </w:p>
     <w:p>
@@ -19435,23 +18834,7 @@
         <w:jc w:val="left"/>
       </w:pPr>
       <w:r>
-        <w:t xml:space="preserve">Multiple linear regression requires numerical input features. Since State is a categorical variable, it cannot be directly used in the regression model. To address this, one-hot encoding is applied using a </w:t>
-      </w:r>
-      <w:proofErr w:type="spellStart"/>
-      <w:r>
-        <w:t>ColumnTransformer</w:t>
-      </w:r>
-      <w:proofErr w:type="spellEnd"/>
-      <w:r>
-        <w:t xml:space="preserve"> combined with </w:t>
-      </w:r>
-      <w:proofErr w:type="spellStart"/>
-      <w:r>
-        <w:t>OneHotEncoder</w:t>
-      </w:r>
-      <w:proofErr w:type="spellEnd"/>
-      <w:r>
-        <w:t>.</w:t>
+        <w:t>Multiple linear regression requires numerical input features. Since State is a categorical variable, it cannot be directly used in the regression model. To address this, one-hot encoding is applied using a ColumnTransformer combined with OneHotEncoder.</w:t>
       </w:r>
     </w:p>
     <w:p>
@@ -19722,30 +19105,14 @@
           <w:i/>
           <w:iCs/>
         </w:rPr>
-        <w:t xml:space="preserve"> Residual Distribution (Test </w:t>
-      </w:r>
-      <w:proofErr w:type="gramStart"/>
+        <w:t xml:space="preserve"> Residual Distribution (Test Set)</w:t>
+      </w:r>
       <w:r>
         <w:rPr>
           <w:i/>
           <w:iCs/>
         </w:rPr>
-        <w:t>Set)</w:t>
-      </w:r>
-      <w:r>
-        <w:rPr>
-          <w:i/>
-          <w:iCs/>
-        </w:rPr>
-        <w:t xml:space="preserve">   </w:t>
-      </w:r>
-      <w:proofErr w:type="gramEnd"/>
-      <w:r>
-        <w:rPr>
-          <w:i/>
-          <w:iCs/>
-        </w:rPr>
-        <w:t xml:space="preserve">        </w:t>
+        <w:t xml:space="preserve">           </w:t>
       </w:r>
       <w:r>
         <w:rPr>
@@ -20765,15 +20132,7 @@
         <w:t xml:space="preserve"> </w:t>
       </w:r>
       <w:r>
-        <w:t xml:space="preserve">and demonstrated how multiple variables jointly contribute to prediction. The strong test performance confirmed that the model generalized well, while the drop in Adjusted R² highlighted an important methodological point: adding predictors increases complexity, and not all variables necessarily provide meaningful additional explanatory power. Residual analysis further supported the suitability of the linear model for the </w:t>
-      </w:r>
-      <w:proofErr w:type="gramStart"/>
-      <w:r>
-        <w:t>startups</w:t>
-      </w:r>
-      <w:proofErr w:type="gramEnd"/>
-      <w:r>
-        <w:t xml:space="preserve"> dataset.</w:t>
+        <w:t>and demonstrated how multiple variables jointly contribute to prediction. The strong test performance confirmed that the model generalized well, while the drop in Adjusted R² highlighted an important methodological point: adding predictors increases complexity, and not all variables necessarily provide meaningful additional explanatory power. Residual analysis further supported the suitability of the linear model for the startups dataset.</w:t>
       </w:r>
     </w:p>
     <w:p>
@@ -21703,7 +21062,6 @@
         <w:t xml:space="preserve"> </w:t>
       </w:r>
       <w:hyperlink r:id="rId59" w:history="1">
-        <w:proofErr w:type="spellStart"/>
         <w:r>
           <w:rPr>
             <w:rStyle w:val="Hyperlink"/>
@@ -21711,7 +21069,6 @@
           </w:rPr>
           <w:t>Logistic_Regression_Code</w:t>
         </w:r>
-        <w:proofErr w:type="spellEnd"/>
       </w:hyperlink>
     </w:p>
     <w:p>
@@ -21816,23 +21173,7 @@
     </w:p>
     <w:p>
       <w:r>
-        <w:t xml:space="preserve">Before training, both predictors are standardized using </w:t>
-      </w:r>
-      <w:proofErr w:type="spellStart"/>
-      <w:r>
-        <w:t>StandardScaler</w:t>
-      </w:r>
-      <w:proofErr w:type="spellEnd"/>
-      <w:r>
-        <w:t xml:space="preserve">. This step is essential because </w:t>
-      </w:r>
-      <w:proofErr w:type="spellStart"/>
-      <w:r>
-        <w:t>EstimatedSalary</w:t>
-      </w:r>
-      <w:proofErr w:type="spellEnd"/>
-      <w:r>
-        <w:t xml:space="preserve"> has a much larger numeric scale than Age. Without scaling, the optimization procedure would be dominated by the salary feature’s magnitude, slowing </w:t>
+        <w:t xml:space="preserve">Before training, both predictors are standardized using StandardScaler. This step is essential because EstimatedSalary has a much larger numeric scale than Age. Without scaling, the optimization procedure would be dominated by the salary feature’s magnitude, slowing </w:t>
       </w:r>
       <w:r>
         <w:lastRenderedPageBreak/>
@@ -22150,15 +21491,7 @@
         <w:t>Purchased</w:t>
       </w:r>
       <w:r>
-        <w:t xml:space="preserve">. Observations close to the boundary represent cases where small changes in age or salary </w:t>
-      </w:r>
-      <w:proofErr w:type="gramStart"/>
-      <w:r>
-        <w:t>lead</w:t>
-      </w:r>
-      <w:proofErr w:type="gramEnd"/>
-      <w:r>
-        <w:t xml:space="preserve"> to different predicted outcomes. The presence of both classes in this narrow transition zone reflects genuine overlap in user behavior</w:t>
+        <w:t>. Observations close to the boundary represent cases where small changes in age or salary lead to different predicted outcomes. The presence of both classes in this narrow transition zone reflects genuine overlap in user behavior</w:t>
       </w:r>
       <w:r>
         <w:t xml:space="preserve">. </w:t>
@@ -22304,30 +21637,14 @@
           <w:i/>
           <w:iCs/>
         </w:rPr>
-        <w:t xml:space="preserve">Decision Boundary (Training </w:t>
-      </w:r>
-      <w:proofErr w:type="gramStart"/>
-      <w:r>
-        <w:rPr>
-          <w:i/>
-          <w:iCs/>
-        </w:rPr>
-        <w:t>Set)</w:t>
+        <w:t>Decision Boundary (Training Set)</w:t>
       </w:r>
       <w:r>
         <w:rPr>
           <w:b/>
           <w:bCs/>
         </w:rPr>
-        <w:t xml:space="preserve">   </w:t>
-      </w:r>
-      <w:proofErr w:type="gramEnd"/>
-      <w:r>
-        <w:rPr>
-          <w:b/>
-          <w:bCs/>
-        </w:rPr>
-        <w:t xml:space="preserve">         </w:t>
+        <w:t xml:space="preserve">            </w:t>
       </w:r>
       <w:r>
         <w:rPr>
@@ -22781,7 +22098,6 @@
         <w:t xml:space="preserve"> </w:t>
       </w:r>
       <w:hyperlink r:id="rId66" w:history="1">
-        <w:proofErr w:type="spellStart"/>
         <w:r>
           <w:rPr>
             <w:rStyle w:val="Hyperlink"/>
@@ -22789,7 +22105,6 @@
           </w:rPr>
           <w:t>KNN_Code</w:t>
         </w:r>
-        <w:proofErr w:type="spellEnd"/>
       </w:hyperlink>
     </w:p>
     <w:p>
@@ -22804,23 +22119,7 @@
     </w:p>
     <w:p>
       <w:r>
-        <w:t xml:space="preserve">A synthetic two-dimensional dataset was generated using the </w:t>
-      </w:r>
-      <w:proofErr w:type="spellStart"/>
-      <w:r>
-        <w:t>make_</w:t>
-      </w:r>
-      <w:proofErr w:type="gramStart"/>
-      <w:r>
-        <w:t>classification</w:t>
-      </w:r>
-      <w:proofErr w:type="spellEnd"/>
-      <w:r>
-        <w:t>(</w:t>
-      </w:r>
-      <w:proofErr w:type="gramEnd"/>
-      <w:r>
-        <w:t>) function from the scikit-learn library. The dataset consisted of 300 samples with two informative features and three distinct class labels.</w:t>
+        <w:t>A synthetic two-dimensional dataset was generated using the make_classification() function from the scikit-learn library. The dataset consisted of 300 samples with two informative features and three distinct class labels.</w:t>
       </w:r>
     </w:p>
     <w:p>
@@ -22921,15 +22220,7 @@
     </w:p>
     <w:p>
       <w:r>
-        <w:t xml:space="preserve">The dataset was then split into training (80%) and test (20%) sets. Feature standardization was applied using </w:t>
-      </w:r>
-      <w:proofErr w:type="spellStart"/>
-      <w:r>
-        <w:t>StandardScaler</w:t>
-      </w:r>
-      <w:proofErr w:type="spellEnd"/>
-      <w:r>
-        <w:t xml:space="preserve"> to ensure that both features contributed equally to distance calculations.</w:t>
+        <w:t>The dataset was then split into training (80%) and test (20%) sets. Feature standardization was applied using StandardScaler to ensure that both features contributed equally to distance calculations.</w:t>
       </w:r>
     </w:p>
     <w:p>
@@ -23948,23 +23239,7 @@
             <w:rStyle w:val="Hyperlink"/>
             <w:color w:val="EE0000"/>
           </w:rPr>
-          <w:t>Tree-</w:t>
-        </w:r>
-        <w:proofErr w:type="spellStart"/>
-        <w:r>
-          <w:rPr>
-            <w:rStyle w:val="Hyperlink"/>
-            <w:color w:val="EE0000"/>
-          </w:rPr>
-          <w:t>Based_Clustering_Code</w:t>
-        </w:r>
-        <w:proofErr w:type="spellEnd"/>
-        <w:r>
-          <w:rPr>
-            <w:rStyle w:val="Hyperlink"/>
-            <w:color w:val="EE0000"/>
-          </w:rPr>
-          <w:t xml:space="preserve"> </w:t>
+          <w:t xml:space="preserve">Tree-Based_Clustering_Code </w:t>
         </w:r>
       </w:hyperlink>
     </w:p>
@@ -24735,17 +24010,8 @@
             <w:rStyle w:val="Hyperlink"/>
             <w:color w:val="EE0000"/>
           </w:rPr>
-          <w:t xml:space="preserve"> </w:t>
+          <w:t xml:space="preserve"> Random_Forest_Clustering_Code</w:t>
         </w:r>
-        <w:proofErr w:type="spellStart"/>
-        <w:r>
-          <w:rPr>
-            <w:rStyle w:val="Hyperlink"/>
-            <w:color w:val="EE0000"/>
-          </w:rPr>
-          <w:t>Random_Forest_Clustering_Code</w:t>
-        </w:r>
-        <w:proofErr w:type="spellEnd"/>
       </w:hyperlink>
       <w:r>
         <w:rPr>
@@ -24782,22 +24048,10 @@
           <w:b/>
           <w:bCs/>
         </w:rPr>
-        <w:t xml:space="preserve">Wine </w:t>
-      </w:r>
-      <w:proofErr w:type="gramStart"/>
-      <w:r>
-        <w:rPr>
-          <w:b/>
-          <w:bCs/>
-        </w:rPr>
-        <w:t>dataset</w:t>
-      </w:r>
-      <w:r>
-        <w:t>,</w:t>
-      </w:r>
-      <w:proofErr w:type="gramEnd"/>
-      <w:r>
-        <w:t xml:space="preserve"> a standard multi-class classification benchmark composed of continuous physicochemical measurements. The objective of this implementation is to illustrate how Random Forest performs classification through ensemble learning, how its predictions are evaluated, and how internal validation and feature importance contribute to model interpretation, as outlined in the lab manual </w:t>
+        <w:t>Wine dataset</w:t>
+      </w:r>
+      <w:r>
+        <w:t xml:space="preserve">, a standard multi-class classification benchmark composed of continuous physicochemical measurements. The objective of this implementation is to illustrate how Random Forest performs classification through ensemble learning, how its predictions are evaluated, and how internal validation and feature importance contribute to model interpretation, as outlined in the lab manual </w:t>
       </w:r>
       <w:r>
         <w:t xml:space="preserve"> </w:t>
@@ -24815,23 +24069,7 @@
     </w:p>
     <w:p>
       <w:r>
-        <w:t xml:space="preserve">The Wine dataset is loaded using </w:t>
-      </w:r>
-      <w:proofErr w:type="spellStart"/>
-      <w:r>
-        <w:t>load_</w:t>
-      </w:r>
-      <w:proofErr w:type="gramStart"/>
-      <w:r>
-        <w:t>wine</w:t>
-      </w:r>
-      <w:proofErr w:type="spellEnd"/>
-      <w:r>
-        <w:t>(</w:t>
-      </w:r>
-      <w:proofErr w:type="gramEnd"/>
-      <w:r>
-        <w:t>) from scikit-learn. It contains 178 observations, each described by 13 numerical features, and a target variable representing three wine classes corresponding to different cultivars (class_0, class_1, and class_2).</w:t>
+        <w:t>The Wine dataset is loaded using load_wine() from scikit-learn. It contains 178 observations, each described by 13 numerical features, and a target variable representing three wine classes corresponding to different cultivars (class_0, class_1, and class_2).</w:t>
       </w:r>
     </w:p>
     <w:p>
@@ -25041,7 +24279,6 @@
       <w:r>
         <w:t xml:space="preserve">, features such as </w:t>
       </w:r>
-      <w:proofErr w:type="spellStart"/>
       <w:r>
         <w:rPr>
           <w:i/>
@@ -25049,11 +24286,9 @@
         </w:rPr>
         <w:t>color_intensity</w:t>
       </w:r>
-      <w:proofErr w:type="spellEnd"/>
       <w:r>
         <w:t xml:space="preserve">, </w:t>
       </w:r>
-      <w:proofErr w:type="spellStart"/>
       <w:r>
         <w:rPr>
           <w:i/>
@@ -25061,7 +24296,6 @@
         </w:rPr>
         <w:t>flavanoids</w:t>
       </w:r>
-      <w:proofErr w:type="spellEnd"/>
       <w:r>
         <w:t xml:space="preserve">, </w:t>
       </w:r>
@@ -25639,7 +24873,6 @@
         <w:t xml:space="preserve"> </w:t>
       </w:r>
       <w:hyperlink r:id="rId78" w:history="1">
-        <w:proofErr w:type="spellStart"/>
         <w:r>
           <w:rPr>
             <w:rStyle w:val="Hyperlink"/>
@@ -25647,7 +24880,6 @@
           </w:rPr>
           <w:t>SVM_Classification_Code</w:t>
         </w:r>
-        <w:proofErr w:type="spellEnd"/>
       </w:hyperlink>
       <w:r>
         <w:rPr>
@@ -25875,6 +25107,7 @@
       </w:pPr>
       <w:r>
         <w:rPr>
+          <w:noProof/>
           <w:color w:val="000000" w:themeColor="text1"/>
         </w:rPr>
         <w:drawing>
@@ -26026,6 +25259,7 @@
       </w:pPr>
       <w:r>
         <w:rPr>
+          <w:noProof/>
           <w:color w:val="000000" w:themeColor="text1"/>
         </w:rPr>
         <w:drawing>
@@ -26173,32 +25407,19 @@
         <w:rPr>
           <w:color w:val="000000" w:themeColor="text1"/>
         </w:rPr>
-        <w:t xml:space="preserve">This behavior demonstrates the strength of the RBF kernel: it enables SVM to separate classes that are not linearly or </w:t>
-      </w:r>
-      <w:proofErr w:type="spellStart"/>
-      <w:r>
+        <w:t>This behavior demonstrates the strength of the RBF kernel: it enables SVM to separate classes that are not linearly or polynomially separable in the original feature space. However, it also highlights the importance of parameter selection, since excessive flexibility can lead to overfitting if the model adapts too closely to individual samples.</w:t>
+      </w:r>
+    </w:p>
+    <w:p>
+      <w:pPr>
+        <w:jc w:val="left"/>
         <w:rPr>
           <w:color w:val="000000" w:themeColor="text1"/>
         </w:rPr>
-        <w:t>polynomially</w:t>
-      </w:r>
-      <w:proofErr w:type="spellEnd"/>
-      <w:r>
-        <w:rPr>
-          <w:color w:val="000000" w:themeColor="text1"/>
-        </w:rPr>
-        <w:t xml:space="preserve"> separable in the original feature space. However, it also highlights the importance of parameter selection, since excessive flexibility can lead to overfitting if the model adapts too closely to individual samples.</w:t>
-      </w:r>
-    </w:p>
-    <w:p>
-      <w:pPr>
-        <w:jc w:val="left"/>
-        <w:rPr>
-          <w:color w:val="000000" w:themeColor="text1"/>
-        </w:rPr>
-      </w:pPr>
-      <w:r>
-        <w:rPr>
+      </w:pPr>
+      <w:r>
+        <w:rPr>
+          <w:noProof/>
           <w:color w:val="000000" w:themeColor="text1"/>
         </w:rPr>
         <w:drawing>
@@ -26376,15 +25597,7 @@
         <w:jc w:val="left"/>
       </w:pPr>
       <w:r>
-        <w:t xml:space="preserve">The objective of this laboratory session is to introduce gradient descent as a fundamental optimization method used throughout machine learning and artificial intelligence. The experiment focuses on understanding how iterative parameter updates guided by the gradient of a cost function </w:t>
-      </w:r>
-      <w:proofErr w:type="gramStart"/>
-      <w:r>
-        <w:t>lead</w:t>
-      </w:r>
-      <w:proofErr w:type="gramEnd"/>
-      <w:r>
-        <w:t xml:space="preserve"> to convergence toward a minimum.</w:t>
+        <w:t>The objective of this laboratory session is to introduce gradient descent as a fundamental optimization method used throughout machine learning and artificial intelligence. The experiment focuses on understanding how iterative parameter updates guided by the gradient of a cost function lead to convergence toward a minimum.</w:t>
       </w:r>
     </w:p>
     <w:p>
@@ -26530,11 +25743,9 @@
       <w:r>
         <w:t xml:space="preserve">The </w:t>
       </w:r>
-      <w:proofErr w:type="spellStart"/>
       <w:r>
         <w:t>Gradient_Descent_Code</w:t>
       </w:r>
-      <w:proofErr w:type="spellEnd"/>
       <w:r>
         <w:t xml:space="preserve"> used in this experiment is available at the following GitHub repository:</w:t>
       </w:r>
@@ -26542,7 +25753,6 @@
         <w:t xml:space="preserve"> </w:t>
       </w:r>
       <w:hyperlink r:id="rId82" w:history="1">
-        <w:proofErr w:type="spellStart"/>
         <w:r>
           <w:rPr>
             <w:rStyle w:val="Hyperlink"/>
@@ -26550,7 +25760,6 @@
           </w:rPr>
           <w:t>Gradient_Descent_Code</w:t>
         </w:r>
-        <w:proofErr w:type="spellEnd"/>
       </w:hyperlink>
     </w:p>
     <w:p>
@@ -26580,43 +25789,96 @@
           <w:b/>
           <w:bCs/>
         </w:rPr>
-        <w:t xml:space="preserve">f(x) = (x − </w:t>
-      </w:r>
-      <w:proofErr w:type="gramStart"/>
+        <w:t>f(x) = (x − 3)².</w:t>
+      </w:r>
       <w:r>
         <w:rPr>
           <w:b/>
           <w:bCs/>
         </w:rPr>
-        <w:t>3)²</w:t>
-      </w:r>
-      <w:proofErr w:type="gramEnd"/>
+        <w:br/>
+      </w:r>
+      <w:r>
+        <w:t>The derivative of this function is</w:t>
+      </w:r>
+      <w:r>
+        <w:t xml:space="preserve">: </w:t>
+      </w:r>
       <w:r>
         <w:rPr>
           <w:b/>
           <w:bCs/>
         </w:rPr>
-        <w:t>.</w:t>
+        <w:t>f′(x) = 2(x − 3).</w:t>
+      </w:r>
+    </w:p>
+    <w:p>
+      <w:pPr>
+        <w:jc w:val="left"/>
+      </w:pPr>
+      <w:r>
+        <w:t>The function has a single global minimum at x = 3. This property makes it ideal for studying gradient descent behavior because convergence can be evaluated unambiguously.</w:t>
+      </w:r>
+    </w:p>
+    <w:p>
+      <w:pPr>
+        <w:jc w:val="left"/>
+      </w:pPr>
+      <w:r>
+        <w:t>The direction of movement follows a simple rule. If x is greater than 3, the gradient is positive and the update moves x to the left. If x is less than 3, the gradient is negative and the update moves x to the right. As a result, every update moves the parameter toward the minimum. This example captures the essential idea behind gradient descent as used in neural networks, logistic regression, and deep learning architectures.</w:t>
+      </w:r>
+    </w:p>
+    <w:p>
+      <w:pPr>
+        <w:jc w:val="left"/>
+      </w:pPr>
+      <w:r>
+        <w:t>The function to be minimized and its gradient are defined explicitly. Gradient descent is implemented as an iterative algorithm that records the parameter value at each step to allow visualization of the optimization trajectory.</w:t>
+      </w:r>
+    </w:p>
+    <w:p>
+      <w:pPr>
+        <w:jc w:val="left"/>
+      </w:pPr>
+      <w:r>
+        <w:t>The experiment evaluates gradient descent under three learning-rate regimes. A moderate learning rate that achieves fast and stable convergence. A small learning rate that converges slowly. A large learning rate that demonstrates instability.</w:t>
+      </w:r>
+      <w:r>
+        <w:t xml:space="preserve"> </w:t>
+      </w:r>
+    </w:p>
+    <w:p>
+      <w:pPr>
+        <w:pStyle w:val="Heading3"/>
+      </w:pPr>
+      <w:r>
+        <w:t>Moderate learning rate</w:t>
+      </w:r>
+    </w:p>
+    <w:p>
+      <w:pPr>
+        <w:jc w:val="left"/>
+      </w:pPr>
+      <w:r>
+        <w:t>The first experiment uses a learning rate of 0.1, which is recommended in the lab manual as a balanced choice. The algorithm starts from x = 10 and performs 25 iterations.</w:t>
+      </w:r>
+    </w:p>
+    <w:p>
+      <w:pPr>
+        <w:jc w:val="left"/>
+      </w:pPr>
+      <w:r>
+        <w:t xml:space="preserve">As shown in </w:t>
       </w:r>
       <w:r>
         <w:rPr>
           <w:b/>
           <w:bCs/>
         </w:rPr>
-        <w:br/>
-      </w:r>
-      <w:r>
-        <w:t>The derivative of this function is</w:t>
-      </w:r>
-      <w:r>
-        <w:t xml:space="preserve">: </w:t>
-      </w:r>
-      <w:r>
-        <w:rPr>
-          <w:b/>
-          <w:bCs/>
-        </w:rPr>
-        <w:t>f′(x) = 2(x − 3).</w:t>
+        <w:t>Figure 71</w:t>
+      </w:r>
+      <w:r>
+        <w:t>, the sequence of updates moves smoothly toward the minimum at x = 3. The red markers indicate successive parameter values and form a clear descending path along the function curve. The updates decrease in magnitude as the algorithm approaches the minimum, reflecting the reduction of the gradient near the optimum.</w:t>
       </w:r>
     </w:p>
     <w:p>
@@ -26624,75 +25886,9 @@
         <w:jc w:val="left"/>
       </w:pPr>
       <w:r>
-        <w:t>The function has a single global minimum at x = 3. This property makes it ideal for studying gradient descent behavior because convergence can be evaluated unambiguously.</w:t>
-      </w:r>
-    </w:p>
-    <w:p>
-      <w:pPr>
-        <w:jc w:val="left"/>
-      </w:pPr>
-      <w:r>
-        <w:t>The direction of movement follows a simple rule. If x is greater than 3, the gradient is positive and the update moves x to the left. If x is less than 3, the gradient is negative and the update moves x to the right. As a result, every update moves the parameter toward the minimum. This example captures the essential idea behind gradient descent as used in neural networks, logistic regression, and deep learning architectures.</w:t>
-      </w:r>
-    </w:p>
-    <w:p>
-      <w:pPr>
-        <w:jc w:val="left"/>
-      </w:pPr>
-      <w:r>
-        <w:t>The function to be minimized and its gradient are defined explicitly. Gradient descent is implemented as an iterative algorithm that records the parameter value at each step to allow visualization of the optimization trajectory.</w:t>
-      </w:r>
-    </w:p>
-    <w:p>
-      <w:pPr>
-        <w:jc w:val="left"/>
-      </w:pPr>
-      <w:r>
-        <w:t>The experiment evaluates gradient descent under three learning-rate regimes. A moderate learning rate that achieves fast and stable convergence. A small learning rate that converges slowly. A large learning rate that demonstrates instability.</w:t>
-      </w:r>
-      <w:r>
-        <w:t xml:space="preserve"> </w:t>
-      </w:r>
-    </w:p>
-    <w:p>
-      <w:pPr>
-        <w:pStyle w:val="Heading3"/>
-      </w:pPr>
-      <w:r>
-        <w:t>Moderate learning rate</w:t>
-      </w:r>
-    </w:p>
-    <w:p>
-      <w:pPr>
-        <w:jc w:val="left"/>
-      </w:pPr>
-      <w:r>
-        <w:t>The first experiment uses a learning rate of 0.1, which is recommended in the lab manual as a balanced choice. The algorithm starts from x = 10 and performs 25 iterations.</w:t>
-      </w:r>
-    </w:p>
-    <w:p>
-      <w:pPr>
-        <w:jc w:val="left"/>
-      </w:pPr>
-      <w:r>
-        <w:t xml:space="preserve">As shown in </w:t>
-      </w:r>
-      <w:r>
-        <w:rPr>
-          <w:b/>
-          <w:bCs/>
-        </w:rPr>
-        <w:t>Figure 71</w:t>
-      </w:r>
-      <w:r>
-        <w:t>, the sequence of updates moves smoothly toward the minimum at x = 3. The red markers indicate successive parameter values and form a clear descending path along the function curve. The updates decrease in magnitude as the algorithm approaches the minimum, reflecting the reduction of the gradient near the optimum.</w:t>
-      </w:r>
-    </w:p>
-    <w:p>
-      <w:pPr>
-        <w:jc w:val="left"/>
-      </w:pPr>
-      <w:r>
+        <w:rPr>
+          <w:noProof/>
+        </w:rPr>
         <w:lastRenderedPageBreak/>
         <w:drawing>
           <wp:inline distT="0" distB="0" distL="0" distR="0" wp14:anchorId="14D1208D" wp14:editId="1FCF9215">
@@ -26751,23 +25947,7 @@
           <w:i/>
           <w:iCs/>
         </w:rPr>
-        <w:t xml:space="preserve">Gradient descent trajectory on f(x) = (x − </w:t>
-      </w:r>
-      <w:proofErr w:type="gramStart"/>
-      <w:r>
-        <w:rPr>
-          <w:i/>
-          <w:iCs/>
-        </w:rPr>
-        <w:t>3)²</w:t>
-      </w:r>
-      <w:proofErr w:type="gramEnd"/>
-      <w:r>
-        <w:rPr>
-          <w:i/>
-          <w:iCs/>
-        </w:rPr>
-        <w:t xml:space="preserve"> with learning rate 0.1</w:t>
+        <w:t>Gradient descent trajectory on f(x) = (x − 3)² with learning rate 0.1</w:t>
       </w:r>
     </w:p>
     <w:p>
@@ -26793,6 +25973,9 @@
         <w:jc w:val="left"/>
       </w:pPr>
       <w:r>
+        <w:rPr>
+          <w:noProof/>
+        </w:rPr>
         <w:drawing>
           <wp:inline distT="0" distB="0" distL="0" distR="0" wp14:anchorId="61402BFF" wp14:editId="58B46E47">
             <wp:extent cx="4038600" cy="3028949"/>
@@ -26887,6 +26070,9 @@
         <w:jc w:val="left"/>
       </w:pPr>
       <w:r>
+        <w:rPr>
+          <w:noProof/>
+        </w:rPr>
         <w:drawing>
           <wp:inline distT="0" distB="0" distL="0" distR="0" wp14:anchorId="46FD438C" wp14:editId="64B9ECDB">
             <wp:extent cx="3657600" cy="2743200"/>
@@ -26940,29 +26126,13 @@
           <w:i/>
           <w:iCs/>
         </w:rPr>
-        <w:t xml:space="preserve">Gradient descent trajectory on f(x) = (x − </w:t>
-      </w:r>
-      <w:proofErr w:type="gramStart"/>
+        <w:t>Gradient descent trajectory on f(x) = (x − 3)² with learning rate 0.01</w:t>
+      </w:r>
       <w:r>
         <w:rPr>
           <w:i/>
           <w:iCs/>
         </w:rPr>
-        <w:t>3)²</w:t>
-      </w:r>
-      <w:proofErr w:type="gramEnd"/>
-      <w:r>
-        <w:rPr>
-          <w:i/>
-          <w:iCs/>
-        </w:rPr>
-        <w:t xml:space="preserve"> with learning rate 0.01</w:t>
-      </w:r>
-      <w:r>
-        <w:rPr>
-          <w:i/>
-          <w:iCs/>
-        </w:rPr>
         <w:br/>
       </w:r>
     </w:p>
@@ -27004,6 +26174,7 @@
         <w:rPr>
           <w:b/>
           <w:bCs/>
+          <w:noProof/>
         </w:rPr>
         <w:drawing>
           <wp:inline distT="0" distB="0" distL="0" distR="0" wp14:anchorId="5F3DBE0A" wp14:editId="3BE9AF29">
@@ -27105,6 +26276,9 @@
         <w:jc w:val="left"/>
       </w:pPr>
       <w:r>
+        <w:rPr>
+          <w:noProof/>
+        </w:rPr>
         <w:drawing>
           <wp:inline distT="0" distB="0" distL="0" distR="0" wp14:anchorId="3DBEFFE8" wp14:editId="10BA5B8E">
             <wp:extent cx="3818255" cy="2685891"/>
@@ -27171,64 +26345,49 @@
           <w:i/>
           <w:iCs/>
         </w:rPr>
-        <w:t xml:space="preserve">Gradient descent trajectory on f(x) = (x − </w:t>
-      </w:r>
-      <w:proofErr w:type="gramStart"/>
-      <w:r>
+        <w:t>Gradient descent trajectory on f(x) = (x − 3)² with learning rate 0.8</w:t>
+      </w:r>
+    </w:p>
+    <w:p>
+      <w:pPr>
+        <w:jc w:val="left"/>
+        <w:rPr>
+          <w:b/>
+          <w:bCs/>
+        </w:rPr>
+      </w:pPr>
+    </w:p>
+    <w:p>
+      <w:pPr>
+        <w:jc w:val="left"/>
+      </w:pPr>
+      <w:r>
+        <w:rPr>
+          <w:b/>
+          <w:bCs/>
+        </w:rPr>
+        <w:t>Figure 76</w:t>
+      </w:r>
+      <w:r>
+        <w:t xml:space="preserve"> illustrates the effect on the objective function value. The error decreases sharply at first but does so in an unstable manner, driven by large corrective steps rather than controlled convergence. This behavior highlights the risk of divergence or numerical instability when the learning rate is too large.</w:t>
+      </w:r>
+      <w:r>
+        <w:t xml:space="preserve"> </w:t>
+      </w:r>
+    </w:p>
+    <w:p>
+      <w:pPr>
+        <w:jc w:val="left"/>
         <w:rPr>
           <w:i/>
           <w:iCs/>
         </w:rPr>
-        <w:t>3)²</w:t>
-      </w:r>
-      <w:proofErr w:type="gramEnd"/>
-      <w:r>
-        <w:rPr>
-          <w:i/>
-          <w:iCs/>
-        </w:rPr>
-        <w:t xml:space="preserve"> with learning rate 0.8</w:t>
-      </w:r>
-    </w:p>
-    <w:p>
-      <w:pPr>
-        <w:jc w:val="left"/>
+      </w:pPr>
+      <w:r>
         <w:rPr>
           <w:b/>
           <w:bCs/>
-        </w:rPr>
-      </w:pPr>
-    </w:p>
-    <w:p>
-      <w:pPr>
-        <w:jc w:val="left"/>
-      </w:pPr>
-      <w:r>
-        <w:rPr>
-          <w:b/>
-          <w:bCs/>
-        </w:rPr>
-        <w:t>Figure 76</w:t>
-      </w:r>
-      <w:r>
-        <w:t xml:space="preserve"> illustrates the effect on the objective function value. The error decreases sharply at first but does so in an unstable manner, driven by large corrective steps rather than controlled convergence. This behavior highlights the risk of divergence or numerical instability when the learning rate is too large.</w:t>
-      </w:r>
-      <w:r>
-        <w:t xml:space="preserve"> </w:t>
-      </w:r>
-    </w:p>
-    <w:p>
-      <w:pPr>
-        <w:jc w:val="left"/>
-        <w:rPr>
-          <w:i/>
-          <w:iCs/>
-        </w:rPr>
-      </w:pPr>
-      <w:r>
-        <w:rPr>
-          <w:b/>
-          <w:bCs/>
+          <w:noProof/>
         </w:rPr>
         <w:lastRenderedPageBreak/>
         <w:drawing>
@@ -27378,54 +26537,1089 @@
     <w:p>
       <w:pPr>
         <w:pStyle w:val="Heading2"/>
-      </w:pPr>
-      <w:bookmarkStart w:id="116" w:name="_Toc217982490"/>
-      <w:r>
+        <w:rPr>
+          <w:rFonts w:eastAsiaTheme="minorHAnsi"/>
+        </w:rPr>
+      </w:pPr>
+      <w:r>
+        <w:rPr>
+          <w:rFonts w:eastAsiaTheme="minorHAnsi"/>
+        </w:rPr>
         <w:t>Objective</w:t>
       </w:r>
+    </w:p>
+    <w:p>
+      <w:r>
+        <w:t>The objective of this laboratory session is to study the perceptron as the fundamental building block of neural networks and to understand how gradient descent is used to train a single artificial neuron for binary classification. The experiment focuses on implementing a perceptron from first principles using Python and analyzing how its parameters are adjusted through backpropagation to minimize a cost function.</w:t>
+      </w:r>
+    </w:p>
+    <w:p>
+      <w:r>
+        <w:t>Specifically, this lab aims to:</w:t>
+      </w:r>
+    </w:p>
+    <w:p>
+      <w:pPr>
+        <w:pStyle w:val="ListParagraph"/>
+        <w:numPr>
+          <w:ilvl w:val="0"/>
+          <w:numId w:val="46"/>
+        </w:numPr>
+      </w:pPr>
+      <w:r>
+        <w:t>Introduce the perceptron as a simplified model of a biological neuron used for supervised binary classification</w:t>
+      </w:r>
+    </w:p>
+    <w:p>
+      <w:pPr>
+        <w:pStyle w:val="ListParagraph"/>
+        <w:numPr>
+          <w:ilvl w:val="0"/>
+          <w:numId w:val="46"/>
+        </w:numPr>
+      </w:pPr>
+      <w:r>
+        <w:t>Understand how a weighted linear combination of input features, combined with a bias term, defines a decision boundary in feature space</w:t>
+      </w:r>
+    </w:p>
+    <w:p>
+      <w:pPr>
+        <w:pStyle w:val="ListParagraph"/>
+        <w:numPr>
+          <w:ilvl w:val="0"/>
+          <w:numId w:val="46"/>
+        </w:numPr>
+      </w:pPr>
+      <w:r>
+        <w:t>Apply the sigmoid activation function to transform linear outputs into probabilistic predictions</w:t>
+      </w:r>
+    </w:p>
+    <w:p>
+      <w:pPr>
+        <w:pStyle w:val="ListParagraph"/>
+        <w:numPr>
+          <w:ilvl w:val="0"/>
+          <w:numId w:val="46"/>
+        </w:numPr>
+      </w:pPr>
+      <w:r>
+        <w:t>Use Mean Squared Error (MSE) as a cost function to quantify prediction error</w:t>
+      </w:r>
+    </w:p>
+    <w:p>
+      <w:pPr>
+        <w:pStyle w:val="ListParagraph"/>
+        <w:numPr>
+          <w:ilvl w:val="0"/>
+          <w:numId w:val="46"/>
+        </w:numPr>
+      </w:pPr>
+      <w:r>
+        <w:t>Train the perceptron using gradient descent and backpropagation to iteratively update weights and bias</w:t>
+      </w:r>
+    </w:p>
+    <w:p>
+      <w:pPr>
+        <w:pStyle w:val="ListParagraph"/>
+        <w:numPr>
+          <w:ilvl w:val="0"/>
+          <w:numId w:val="46"/>
+        </w:numPr>
+      </w:pPr>
+      <w:r>
+        <w:t>Visualize the learning process through loss curves and decision boundary plots</w:t>
+      </w:r>
+    </w:p>
+    <w:p>
+      <w:pPr>
+        <w:pStyle w:val="ListParagraph"/>
+        <w:numPr>
+          <w:ilvl w:val="0"/>
+          <w:numId w:val="46"/>
+        </w:numPr>
+      </w:pPr>
+      <w:r>
+        <w:t>Compare a manual Python implementation with an equivalent implementation using the Keras library</w:t>
+      </w:r>
+    </w:p>
+    <w:p>
+      <w:r>
+        <w:t>This laboratory serves as a conceptual bridge between gradient descent optimization (studied previously) and more complex neural network architectures that will be explored in later experiments.</w:t>
+      </w:r>
+    </w:p>
+    <w:p>
+      <w:pPr>
+        <w:pStyle w:val="Heading2"/>
+      </w:pPr>
+      <w:r>
+        <w:t>Theory</w:t>
+      </w:r>
+    </w:p>
+    <w:p>
+      <w:r>
+        <w:t>The perceptron is the simplest form of an artificial neural unit and represents the core computational element of neural networks. It is designed to perform binary classification by mapping an input feature vector to a single output value that represents the probability of belonging to a given class</w:t>
+      </w:r>
+      <w:r>
+        <w:t xml:space="preserve">. </w:t>
+      </w:r>
+    </w:p>
+    <w:p>
+      <w:pPr>
+        <w:pStyle w:val="Heading3"/>
+      </w:pPr>
+      <w:r>
+        <w:t>Perceptron model</w:t>
+      </w:r>
+    </w:p>
+    <w:p>
+      <w:r>
+        <w:t>Given an input vector</w:t>
+      </w:r>
+    </w:p>
+    <w:p>
+      <m:oMathPara>
+        <m:oMath>
+          <m:r>
+            <m:rPr>
+              <m:sty m:val="b"/>
+            </m:rPr>
+            <w:rPr>
+              <w:rFonts w:ascii="Cambria Math" w:hAnsi="Cambria Math"/>
+            </w:rPr>
+            <m:t>x</m:t>
+          </m:r>
+          <m:r>
+            <w:rPr>
+              <w:rFonts w:ascii="Cambria Math" w:hAnsi="Cambria Math"/>
+            </w:rPr>
+            <m:t>=(</m:t>
+          </m:r>
+          <m:sSub>
+            <m:sSubPr>
+              <m:ctrlPr>
+                <w:rPr>
+                  <w:rFonts w:ascii="Cambria Math" w:hAnsi="Cambria Math"/>
+                </w:rPr>
+              </m:ctrlPr>
+            </m:sSubPr>
+            <m:e>
+              <m:r>
+                <w:rPr>
+                  <w:rFonts w:ascii="Cambria Math" w:hAnsi="Cambria Math"/>
+                </w:rPr>
+                <m:t>x</m:t>
+              </m:r>
+            </m:e>
+            <m:sub>
+              <m:r>
+                <w:rPr>
+                  <w:rFonts w:ascii="Cambria Math" w:hAnsi="Cambria Math"/>
+                </w:rPr>
+                <m:t>1</m:t>
+              </m:r>
+            </m:sub>
+          </m:sSub>
+          <m:r>
+            <w:rPr>
+              <w:rFonts w:ascii="Cambria Math" w:hAnsi="Cambria Math"/>
+            </w:rPr>
+            <m:t>,</m:t>
+          </m:r>
+          <m:sSub>
+            <m:sSubPr>
+              <m:ctrlPr>
+                <w:rPr>
+                  <w:rFonts w:ascii="Cambria Math" w:hAnsi="Cambria Math"/>
+                </w:rPr>
+              </m:ctrlPr>
+            </m:sSubPr>
+            <m:e>
+              <m:r>
+                <w:rPr>
+                  <w:rFonts w:ascii="Cambria Math" w:hAnsi="Cambria Math"/>
+                </w:rPr>
+                <m:t>x</m:t>
+              </m:r>
+            </m:e>
+            <m:sub>
+              <m:r>
+                <w:rPr>
+                  <w:rFonts w:ascii="Cambria Math" w:hAnsi="Cambria Math"/>
+                </w:rPr>
+                <m:t>2</m:t>
+              </m:r>
+            </m:sub>
+          </m:sSub>
+          <m:r>
+            <w:rPr>
+              <w:rFonts w:ascii="Cambria Math" w:hAnsi="Cambria Math"/>
+            </w:rPr>
+            <m:t>,…,</m:t>
+          </m:r>
+          <m:sSub>
+            <m:sSubPr>
+              <m:ctrlPr>
+                <w:rPr>
+                  <w:rFonts w:ascii="Cambria Math" w:hAnsi="Cambria Math"/>
+                </w:rPr>
+              </m:ctrlPr>
+            </m:sSubPr>
+            <m:e>
+              <m:r>
+                <w:rPr>
+                  <w:rFonts w:ascii="Cambria Math" w:hAnsi="Cambria Math"/>
+                </w:rPr>
+                <m:t>x</m:t>
+              </m:r>
+            </m:e>
+            <m:sub>
+              <m:r>
+                <w:rPr>
+                  <w:rFonts w:ascii="Cambria Math" w:hAnsi="Cambria Math"/>
+                </w:rPr>
+                <m:t>n</m:t>
+              </m:r>
+            </m:sub>
+          </m:sSub>
+          <m:r>
+            <w:rPr>
+              <w:rFonts w:ascii="Cambria Math" w:hAnsi="Cambria Math"/>
+            </w:rPr>
+            <m:t>)</m:t>
+          </m:r>
+          <m:r>
+            <w:br/>
+          </m:r>
+        </m:oMath>
+      </m:oMathPara>
+      <w:r>
+        <w:t>the perceptron computes a weighted sum of its inputs and adds a bias term:</w:t>
+      </w:r>
+    </w:p>
+    <w:p>
+      <m:oMathPara>
+        <m:oMath>
+          <m:r>
+            <w:rPr>
+              <w:rFonts w:ascii="Cambria Math" w:hAnsi="Cambria Math"/>
+            </w:rPr>
+            <w:lastRenderedPageBreak/>
+            <m:t>z=</m:t>
+          </m:r>
+          <m:sSub>
+            <m:sSubPr>
+              <m:ctrlPr>
+                <w:rPr>
+                  <w:rFonts w:ascii="Cambria Math" w:hAnsi="Cambria Math"/>
+                </w:rPr>
+              </m:ctrlPr>
+            </m:sSubPr>
+            <m:e>
+              <m:r>
+                <w:rPr>
+                  <w:rFonts w:ascii="Cambria Math" w:hAnsi="Cambria Math"/>
+                </w:rPr>
+                <m:t>w</m:t>
+              </m:r>
+            </m:e>
+            <m:sub>
+              <m:r>
+                <w:rPr>
+                  <w:rFonts w:ascii="Cambria Math" w:hAnsi="Cambria Math"/>
+                </w:rPr>
+                <m:t>1</m:t>
+              </m:r>
+            </m:sub>
+          </m:sSub>
+          <m:sSub>
+            <m:sSubPr>
+              <m:ctrlPr>
+                <w:rPr>
+                  <w:rFonts w:ascii="Cambria Math" w:hAnsi="Cambria Math"/>
+                </w:rPr>
+              </m:ctrlPr>
+            </m:sSubPr>
+            <m:e>
+              <m:r>
+                <w:rPr>
+                  <w:rFonts w:ascii="Cambria Math" w:hAnsi="Cambria Math"/>
+                </w:rPr>
+                <m:t>x</m:t>
+              </m:r>
+            </m:e>
+            <m:sub>
+              <m:r>
+                <w:rPr>
+                  <w:rFonts w:ascii="Cambria Math" w:hAnsi="Cambria Math"/>
+                </w:rPr>
+                <m:t>1</m:t>
+              </m:r>
+            </m:sub>
+          </m:sSub>
+          <m:r>
+            <w:rPr>
+              <w:rFonts w:ascii="Cambria Math" w:hAnsi="Cambria Math"/>
+            </w:rPr>
+            <m:t>+</m:t>
+          </m:r>
+          <m:sSub>
+            <m:sSubPr>
+              <m:ctrlPr>
+                <w:rPr>
+                  <w:rFonts w:ascii="Cambria Math" w:hAnsi="Cambria Math"/>
+                </w:rPr>
+              </m:ctrlPr>
+            </m:sSubPr>
+            <m:e>
+              <m:r>
+                <w:rPr>
+                  <w:rFonts w:ascii="Cambria Math" w:hAnsi="Cambria Math"/>
+                </w:rPr>
+                <m:t>w</m:t>
+              </m:r>
+            </m:e>
+            <m:sub>
+              <m:r>
+                <w:rPr>
+                  <w:rFonts w:ascii="Cambria Math" w:hAnsi="Cambria Math"/>
+                </w:rPr>
+                <m:t>2</m:t>
+              </m:r>
+            </m:sub>
+          </m:sSub>
+          <m:sSub>
+            <m:sSubPr>
+              <m:ctrlPr>
+                <w:rPr>
+                  <w:rFonts w:ascii="Cambria Math" w:hAnsi="Cambria Math"/>
+                </w:rPr>
+              </m:ctrlPr>
+            </m:sSubPr>
+            <m:e>
+              <m:r>
+                <w:rPr>
+                  <w:rFonts w:ascii="Cambria Math" w:hAnsi="Cambria Math"/>
+                </w:rPr>
+                <m:t>x</m:t>
+              </m:r>
+            </m:e>
+            <m:sub>
+              <m:r>
+                <w:rPr>
+                  <w:rFonts w:ascii="Cambria Math" w:hAnsi="Cambria Math"/>
+                </w:rPr>
+                <m:t>2</m:t>
+              </m:r>
+            </m:sub>
+          </m:sSub>
+          <m:r>
+            <w:rPr>
+              <w:rFonts w:ascii="Cambria Math" w:hAnsi="Cambria Math"/>
+            </w:rPr>
+            <m:t>+⋯+</m:t>
+          </m:r>
+          <m:sSub>
+            <m:sSubPr>
+              <m:ctrlPr>
+                <w:rPr>
+                  <w:rFonts w:ascii="Cambria Math" w:hAnsi="Cambria Math"/>
+                </w:rPr>
+              </m:ctrlPr>
+            </m:sSubPr>
+            <m:e>
+              <m:r>
+                <w:rPr>
+                  <w:rFonts w:ascii="Cambria Math" w:hAnsi="Cambria Math"/>
+                </w:rPr>
+                <m:t>w</m:t>
+              </m:r>
+            </m:e>
+            <m:sub>
+              <m:r>
+                <w:rPr>
+                  <w:rFonts w:ascii="Cambria Math" w:hAnsi="Cambria Math"/>
+                </w:rPr>
+                <m:t>n</m:t>
+              </m:r>
+            </m:sub>
+          </m:sSub>
+          <m:sSub>
+            <m:sSubPr>
+              <m:ctrlPr>
+                <w:rPr>
+                  <w:rFonts w:ascii="Cambria Math" w:hAnsi="Cambria Math"/>
+                </w:rPr>
+              </m:ctrlPr>
+            </m:sSubPr>
+            <m:e>
+              <m:r>
+                <w:rPr>
+                  <w:rFonts w:ascii="Cambria Math" w:hAnsi="Cambria Math"/>
+                </w:rPr>
+                <m:t>x</m:t>
+              </m:r>
+            </m:e>
+            <m:sub>
+              <m:r>
+                <w:rPr>
+                  <w:rFonts w:ascii="Cambria Math" w:hAnsi="Cambria Math"/>
+                </w:rPr>
+                <m:t>n</m:t>
+              </m:r>
+            </m:sub>
+          </m:sSub>
+          <m:r>
+            <w:rPr>
+              <w:rFonts w:ascii="Cambria Math" w:hAnsi="Cambria Math"/>
+            </w:rPr>
+            <m:t>+b</m:t>
+          </m:r>
+          <m:r>
+            <w:br/>
+          </m:r>
+        </m:oMath>
+      </m:oMathPara>
+      <w:r>
+        <w:t>where:</w:t>
+      </w:r>
+    </w:p>
+    <w:p>
+      <w:pPr>
+        <w:pStyle w:val="ListParagraph"/>
+        <w:numPr>
+          <w:ilvl w:val="0"/>
+          <w:numId w:val="47"/>
+        </w:numPr>
+      </w:pPr>
+      <m:oMath>
+        <m:sSub>
+          <m:sSubPr>
+            <m:ctrlPr>
+              <w:rPr>
+                <w:rFonts w:ascii="Cambria Math" w:hAnsi="Cambria Math"/>
+              </w:rPr>
+            </m:ctrlPr>
+          </m:sSubPr>
+          <m:e>
+            <m:r>
+              <w:rPr>
+                <w:rFonts w:ascii="Cambria Math" w:hAnsi="Cambria Math"/>
+              </w:rPr>
+              <m:t>w</m:t>
+            </m:r>
+          </m:e>
+          <m:sub>
+            <m:r>
+              <w:rPr>
+                <w:rFonts w:ascii="Cambria Math" w:hAnsi="Cambria Math"/>
+              </w:rPr>
+              <m:t>i</m:t>
+            </m:r>
+          </m:sub>
+        </m:sSub>
+      </m:oMath>
+      <w:r>
+        <w:t>are the weights associated with each input feature,</w:t>
+      </w:r>
+    </w:p>
+    <w:p>
+      <w:pPr>
+        <w:pStyle w:val="ListParagraph"/>
+        <w:numPr>
+          <w:ilvl w:val="0"/>
+          <w:numId w:val="47"/>
+        </w:numPr>
+      </w:pPr>
+      <m:oMath>
+        <m:r>
+          <w:rPr>
+            <w:rFonts w:ascii="Cambria Math" w:hAnsi="Cambria Math"/>
+          </w:rPr>
+          <m:t>b</m:t>
+        </m:r>
+      </m:oMath>
+      <w:r>
+        <w:t>is the bias term,</w:t>
+      </w:r>
+    </w:p>
+    <w:p>
+      <w:pPr>
+        <w:pStyle w:val="ListParagraph"/>
+        <w:numPr>
+          <w:ilvl w:val="0"/>
+          <w:numId w:val="47"/>
+        </w:numPr>
+      </w:pPr>
+      <m:oMath>
+        <m:r>
+          <w:rPr>
+            <w:rFonts w:ascii="Cambria Math" w:hAnsi="Cambria Math"/>
+          </w:rPr>
+          <m:t>z</m:t>
+        </m:r>
+      </m:oMath>
+      <w:r>
+        <w:t>is the linear combination of inputs.</w:t>
+      </w:r>
+    </w:p>
+    <w:p>
+      <w:r>
+        <w:t>This linear expression defines a decision boundary in the input feature space. For two input features, this boundary corresponds to a straight line that separates the two classes.</w:t>
+      </w:r>
+    </w:p>
+    <w:p>
+      <w:pPr>
+        <w:pStyle w:val="Heading3"/>
+      </w:pPr>
+      <w:r>
+        <w:t>Activation function</w:t>
+      </w:r>
+    </w:p>
+    <w:p>
+      <w:r>
+        <w:t>To convert the linear output into a meaningful prediction, the perceptron applies an activation function. In this lab, the sigmoid function is used:</w:t>
+      </w:r>
+    </w:p>
+    <w:p>
+      <m:oMathPara>
+        <m:oMath>
+          <m:r>
+            <w:rPr>
+              <w:rFonts w:ascii="Cambria Math" w:hAnsi="Cambria Math"/>
+            </w:rPr>
+            <m:t>σ(z)=</m:t>
+          </m:r>
+          <m:f>
+            <m:fPr>
+              <m:ctrlPr>
+                <w:rPr>
+                  <w:rFonts w:ascii="Cambria Math" w:hAnsi="Cambria Math"/>
+                </w:rPr>
+              </m:ctrlPr>
+            </m:fPr>
+            <m:num>
+              <m:r>
+                <w:rPr>
+                  <w:rFonts w:ascii="Cambria Math" w:hAnsi="Cambria Math"/>
+                </w:rPr>
+                <m:t>1</m:t>
+              </m:r>
+            </m:num>
+            <m:den>
+              <m:r>
+                <w:rPr>
+                  <w:rFonts w:ascii="Cambria Math" w:hAnsi="Cambria Math"/>
+                </w:rPr>
+                <m:t>1+</m:t>
+              </m:r>
+              <m:sSup>
+                <m:sSupPr>
+                  <m:ctrlPr>
+                    <w:rPr>
+                      <w:rFonts w:ascii="Cambria Math" w:hAnsi="Cambria Math"/>
+                    </w:rPr>
+                  </m:ctrlPr>
+                </m:sSupPr>
+                <m:e>
+                  <m:r>
+                    <w:rPr>
+                      <w:rFonts w:ascii="Cambria Math" w:hAnsi="Cambria Math"/>
+                    </w:rPr>
+                    <m:t>e</m:t>
+                  </m:r>
+                </m:e>
+                <m:sup>
+                  <m:r>
+                    <w:rPr>
+                      <w:rFonts w:ascii="Cambria Math" w:hAnsi="Cambria Math"/>
+                    </w:rPr>
+                    <m:t>-z</m:t>
+                  </m:r>
+                </m:sup>
+              </m:sSup>
+            </m:den>
+          </m:f>
+          <m:r>
+            <m:rPr>
+              <m:sty m:val="p"/>
+            </m:rPr>
+            <w:br/>
+          </m:r>
+        </m:oMath>
+      </m:oMathPara>
+      <w:r>
+        <w:t xml:space="preserve">The sigmoid maps any real-valued input to the interval </w:t>
+      </w:r>
+      <m:oMath>
+        <m:d>
+          <m:dPr>
+            <m:begChr m:val="["/>
+            <m:sepChr m:val=","/>
+            <m:endChr m:val="]"/>
+            <m:ctrlPr>
+              <w:rPr>
+                <w:rFonts w:ascii="Cambria Math" w:hAnsi="Cambria Math"/>
+              </w:rPr>
+            </m:ctrlPr>
+          </m:dPr>
+          <m:e>
+            <m:r>
+              <w:rPr>
+                <w:rFonts w:ascii="Cambria Math" w:hAnsi="Cambria Math"/>
+              </w:rPr>
+              <m:t>0</m:t>
+            </m:r>
+          </m:e>
+          <m:e>
+            <m:r>
+              <w:rPr>
+                <w:rFonts w:ascii="Cambria Math" w:hAnsi="Cambria Math"/>
+              </w:rPr>
+              <m:t>1</m:t>
+            </m:r>
+          </m:e>
+        </m:d>
+      </m:oMath>
+      <w:r>
+        <w:t>, allowing the output to be interpreted as the probability that the input belongs to class 1. This probabilistic interpretation makes the perceptron suitable for supervised binary classification tasks</w:t>
+      </w:r>
+      <w:r>
+        <w:t>.</w:t>
+      </w:r>
+    </w:p>
+    <w:p>
+      <w:pPr>
+        <w:pStyle w:val="Heading3"/>
+        <w:tabs>
+          <w:tab w:val="left" w:pos="7320"/>
+        </w:tabs>
+      </w:pPr>
+      <w:r>
+        <w:t>Loss function</w:t>
+      </w:r>
+      <w:r>
+        <w:tab/>
+      </w:r>
+    </w:p>
+    <w:p>
+      <w:r>
+        <w:t>To evaluate how well the perceptron performs, a cost function is required. The Mean Squared Error (MSE) is used in this experiment:</w:t>
+      </w:r>
+    </w:p>
+    <w:p>
+      <m:oMathPara>
+        <m:oMath>
+          <m:r>
+            <w:rPr>
+              <w:rFonts w:ascii="Cambria Math" w:hAnsi="Cambria Math"/>
+            </w:rPr>
+            <m:t>L=</m:t>
+          </m:r>
+          <m:f>
+            <m:fPr>
+              <m:ctrlPr>
+                <w:rPr>
+                  <w:rFonts w:ascii="Cambria Math" w:hAnsi="Cambria Math"/>
+                </w:rPr>
+              </m:ctrlPr>
+            </m:fPr>
+            <m:num>
+              <m:r>
+                <w:rPr>
+                  <w:rFonts w:ascii="Cambria Math" w:hAnsi="Cambria Math"/>
+                </w:rPr>
+                <m:t>1</m:t>
+              </m:r>
+            </m:num>
+            <m:den>
+              <m:r>
+                <w:rPr>
+                  <w:rFonts w:ascii="Cambria Math" w:hAnsi="Cambria Math"/>
+                </w:rPr>
+                <m:t>n</m:t>
+              </m:r>
+            </m:den>
+          </m:f>
+          <m:nary>
+            <m:naryPr>
+              <m:chr m:val="∑"/>
+              <m:limLoc m:val="undOvr"/>
+              <m:grow m:val="1"/>
+              <m:ctrlPr>
+                <w:rPr>
+                  <w:rFonts w:ascii="Cambria Math" w:hAnsi="Cambria Math"/>
+                </w:rPr>
+              </m:ctrlPr>
+            </m:naryPr>
+            <m:sub>
+              <m:r>
+                <w:rPr>
+                  <w:rFonts w:ascii="Cambria Math" w:hAnsi="Cambria Math"/>
+                </w:rPr>
+                <m:t>i=1</m:t>
+              </m:r>
+            </m:sub>
+            <m:sup>
+              <m:r>
+                <w:rPr>
+                  <w:rFonts w:ascii="Cambria Math" w:hAnsi="Cambria Math"/>
+                </w:rPr>
+                <m:t>n</m:t>
+              </m:r>
+            </m:sup>
+            <m:e>
+              <m:r>
+                <w:rPr>
+                  <w:rFonts w:ascii="Cambria Math" w:hAnsi="Cambria Math"/>
+                </w:rPr>
+                <m:t>(</m:t>
+              </m:r>
+            </m:e>
+          </m:nary>
+          <m:sSub>
+            <m:sSubPr>
+              <m:ctrlPr>
+                <w:rPr>
+                  <w:rFonts w:ascii="Cambria Math" w:hAnsi="Cambria Math"/>
+                </w:rPr>
+              </m:ctrlPr>
+            </m:sSubPr>
+            <m:e>
+              <m:r>
+                <w:rPr>
+                  <w:rFonts w:ascii="Cambria Math" w:hAnsi="Cambria Math"/>
+                </w:rPr>
+                <m:t>y</m:t>
+              </m:r>
+            </m:e>
+            <m:sub>
+              <m:r>
+                <w:rPr>
+                  <w:rFonts w:ascii="Cambria Math" w:hAnsi="Cambria Math"/>
+                </w:rPr>
+                <m:t>i</m:t>
+              </m:r>
+            </m:sub>
+          </m:sSub>
+          <m:r>
+            <w:rPr>
+              <w:rFonts w:ascii="Cambria Math" w:hAnsi="Cambria Math"/>
+            </w:rPr>
+            <m:t>-</m:t>
+          </m:r>
+          <m:sSub>
+            <m:sSubPr>
+              <m:ctrlPr>
+                <w:rPr>
+                  <w:rFonts w:ascii="Cambria Math" w:hAnsi="Cambria Math"/>
+                </w:rPr>
+              </m:ctrlPr>
+            </m:sSubPr>
+            <m:e>
+              <m:acc>
+                <m:accPr>
+                  <m:ctrlPr>
+                    <w:rPr>
+                      <w:rFonts w:ascii="Cambria Math" w:hAnsi="Cambria Math"/>
+                    </w:rPr>
+                  </m:ctrlPr>
+                </m:accPr>
+                <m:e>
+                  <m:r>
+                    <w:rPr>
+                      <w:rFonts w:ascii="Cambria Math" w:hAnsi="Cambria Math"/>
+                    </w:rPr>
+                    <m:t>y</m:t>
+                  </m:r>
+                </m:e>
+              </m:acc>
+            </m:e>
+            <m:sub>
+              <m:r>
+                <w:rPr>
+                  <w:rFonts w:ascii="Cambria Math" w:hAnsi="Cambria Math"/>
+                </w:rPr>
+                <m:t>i</m:t>
+              </m:r>
+            </m:sub>
+          </m:sSub>
+          <m:sSup>
+            <m:sSupPr>
+              <m:ctrlPr>
+                <w:rPr>
+                  <w:rFonts w:ascii="Cambria Math" w:hAnsi="Cambria Math"/>
+                </w:rPr>
+              </m:ctrlPr>
+            </m:sSupPr>
+            <m:e>
+              <m:r>
+                <w:rPr>
+                  <w:rFonts w:ascii="Cambria Math" w:hAnsi="Cambria Math"/>
+                </w:rPr>
+                <m:t>)</m:t>
+              </m:r>
+            </m:e>
+            <m:sup>
+              <m:r>
+                <w:rPr>
+                  <w:rFonts w:ascii="Cambria Math" w:hAnsi="Cambria Math"/>
+                </w:rPr>
+                <m:t>2</m:t>
+              </m:r>
+            </m:sup>
+          </m:sSup>
+          <m:r>
+            <m:rPr>
+              <m:sty m:val="p"/>
+            </m:rPr>
+            <w:br/>
+          </m:r>
+        </m:oMath>
+      </m:oMathPara>
+      <w:r>
+        <w:t xml:space="preserve">where </w:t>
+      </w:r>
+      <m:oMath>
+        <m:sSub>
+          <m:sSubPr>
+            <m:ctrlPr>
+              <w:rPr>
+                <w:rFonts w:ascii="Cambria Math" w:hAnsi="Cambria Math"/>
+              </w:rPr>
+            </m:ctrlPr>
+          </m:sSubPr>
+          <m:e>
+            <m:r>
+              <w:rPr>
+                <w:rFonts w:ascii="Cambria Math" w:hAnsi="Cambria Math"/>
+              </w:rPr>
+              <m:t>y</m:t>
+            </m:r>
+          </m:e>
+          <m:sub>
+            <m:r>
+              <w:rPr>
+                <w:rFonts w:ascii="Cambria Math" w:hAnsi="Cambria Math"/>
+              </w:rPr>
+              <m:t>i</m:t>
+            </m:r>
+          </m:sub>
+        </m:sSub>
+      </m:oMath>
+      <w:r>
+        <w:t xml:space="preserve">is the true label and </w:t>
+      </w:r>
+      <m:oMath>
+        <m:sSub>
+          <m:sSubPr>
+            <m:ctrlPr>
+              <w:rPr>
+                <w:rFonts w:ascii="Cambria Math" w:hAnsi="Cambria Math"/>
+              </w:rPr>
+            </m:ctrlPr>
+          </m:sSubPr>
+          <m:e>
+            <m:acc>
+              <m:accPr>
+                <m:ctrlPr>
+                  <w:rPr>
+                    <w:rFonts w:ascii="Cambria Math" w:hAnsi="Cambria Math"/>
+                  </w:rPr>
+                </m:ctrlPr>
+              </m:accPr>
+              <m:e>
+                <m:r>
+                  <w:rPr>
+                    <w:rFonts w:ascii="Cambria Math" w:hAnsi="Cambria Math"/>
+                  </w:rPr>
+                  <m:t>y</m:t>
+                </m:r>
+              </m:e>
+            </m:acc>
+          </m:e>
+          <m:sub>
+            <m:r>
+              <w:rPr>
+                <w:rFonts w:ascii="Cambria Math" w:hAnsi="Cambria Math"/>
+              </w:rPr>
+              <m:t>i</m:t>
+            </m:r>
+          </m:sub>
+        </m:sSub>
+      </m:oMath>
+      <w:r>
+        <w:t>is the predicted output. The loss measures the discrepancy between predictions and ground-truth labels and provides a quantitative objective to minimize during training.</w:t>
+      </w:r>
+    </w:p>
+    <w:p>
+      <w:pPr>
+        <w:pStyle w:val="Heading3"/>
+      </w:pPr>
+      <w:r>
+        <w:t>Training with gradient descent and backpropagation</w:t>
+      </w:r>
+    </w:p>
+    <w:p>
+      <w:r>
+        <w:t>Training the perceptron consists of adjusting the weights and bias to minimize the loss function. This is achieved using gradient descent, an iterative optimization method that updates parameters in the opposite direction of the gradient of the loss.</w:t>
+      </w:r>
+    </w:p>
+    <w:p>
+      <w:r>
+        <w:t>Backpropagation is used to compute the gradients efficiently by applying the chain rule. The error at the output is propagated backward through the activation function to determine how each weight and the bias contribute to the overall error. The parameters are then updated according to:</w:t>
+      </w:r>
+    </w:p>
+    <w:p>
+      <m:oMathPara>
+        <m:oMath>
+          <m:r>
+            <w:rPr>
+              <w:rFonts w:ascii="Cambria Math" w:hAnsi="Cambria Math"/>
+            </w:rPr>
+            <m:t>w←w-η</m:t>
+          </m:r>
+          <m:f>
+            <m:fPr>
+              <m:ctrlPr>
+                <w:rPr>
+                  <w:rFonts w:ascii="Cambria Math" w:hAnsi="Cambria Math"/>
+                </w:rPr>
+              </m:ctrlPr>
+            </m:fPr>
+            <m:num>
+              <m:r>
+                <m:rPr>
+                  <m:sty m:val="p"/>
+                </m:rPr>
+                <w:rPr>
+                  <w:rFonts w:ascii="Cambria Math" w:hAnsi="Cambria Math"/>
+                </w:rPr>
+                <m:t>∂</m:t>
+              </m:r>
+              <m:r>
+                <w:rPr>
+                  <w:rFonts w:ascii="Cambria Math" w:hAnsi="Cambria Math"/>
+                </w:rPr>
+                <m:t>L</m:t>
+              </m:r>
+            </m:num>
+            <m:den>
+              <m:r>
+                <m:rPr>
+                  <m:sty m:val="p"/>
+                </m:rPr>
+                <w:rPr>
+                  <w:rFonts w:ascii="Cambria Math" w:hAnsi="Cambria Math"/>
+                </w:rPr>
+                <m:t>∂</m:t>
+              </m:r>
+              <m:r>
+                <w:rPr>
+                  <w:rFonts w:ascii="Cambria Math" w:hAnsi="Cambria Math"/>
+                </w:rPr>
+                <m:t>w</m:t>
+              </m:r>
+            </m:den>
+          </m:f>
+          <m:r>
+            <w:rPr>
+              <w:rFonts w:ascii="Cambria Math" w:hAnsi="Cambria Math"/>
+            </w:rPr>
+            <m:t>,b←b-η</m:t>
+          </m:r>
+          <m:f>
+            <m:fPr>
+              <m:ctrlPr>
+                <w:rPr>
+                  <w:rFonts w:ascii="Cambria Math" w:hAnsi="Cambria Math"/>
+                </w:rPr>
+              </m:ctrlPr>
+            </m:fPr>
+            <m:num>
+              <m:r>
+                <m:rPr>
+                  <m:sty m:val="p"/>
+                </m:rPr>
+                <w:rPr>
+                  <w:rFonts w:ascii="Cambria Math" w:hAnsi="Cambria Math"/>
+                </w:rPr>
+                <m:t>∂</m:t>
+              </m:r>
+              <m:r>
+                <w:rPr>
+                  <w:rFonts w:ascii="Cambria Math" w:hAnsi="Cambria Math"/>
+                </w:rPr>
+                <m:t>L</m:t>
+              </m:r>
+            </m:num>
+            <m:den>
+              <m:r>
+                <m:rPr>
+                  <m:sty m:val="p"/>
+                </m:rPr>
+                <w:rPr>
+                  <w:rFonts w:ascii="Cambria Math" w:hAnsi="Cambria Math"/>
+                </w:rPr>
+                <m:t>∂</m:t>
+              </m:r>
+              <m:r>
+                <w:rPr>
+                  <w:rFonts w:ascii="Cambria Math" w:hAnsi="Cambria Math"/>
+                </w:rPr>
+                <m:t>b</m:t>
+              </m:r>
+            </m:den>
+          </m:f>
+          <m:r>
+            <m:rPr>
+              <m:sty m:val="p"/>
+            </m:rPr>
+            <w:br/>
+          </m:r>
+        </m:oMath>
+      </m:oMathPara>
+      <w:r>
+        <w:t xml:space="preserve">where </w:t>
+      </w:r>
+      <m:oMath>
+        <m:r>
+          <w:rPr>
+            <w:rFonts w:ascii="Cambria Math" w:hAnsi="Cambria Math"/>
+          </w:rPr>
+          <m:t>η</m:t>
+        </m:r>
+      </m:oMath>
+      <w:r>
+        <w:t>is the learning rate controlling the step size of each update.</w:t>
+      </w:r>
+    </w:p>
+    <w:p>
+      <w:r>
+        <w:lastRenderedPageBreak/>
+        <w:t>Although the perceptron used in this lab consists of only a single neuron, the training mechanism is identical to that used in larger neural networks. Understanding this simple case provides essential insight into how more complex architectures learn from data.</w:t>
+      </w:r>
+    </w:p>
+    <w:p>
+      <w:pPr>
+        <w:pStyle w:val="Heading2"/>
+      </w:pPr>
+      <w:bookmarkStart w:id="116" w:name="_Toc217982492"/>
+      <w:r>
+        <w:t>Code</w:t>
+      </w:r>
       <w:bookmarkEnd w:id="116"/>
     </w:p>
     <w:p>
-      <w:r>
-        <w:t>TODO</w:t>
-      </w:r>
-    </w:p>
-    <w:p>
-      <w:pPr>
-        <w:pStyle w:val="Heading2"/>
-      </w:pPr>
-      <w:bookmarkStart w:id="117" w:name="_Toc217982491"/>
-      <w:r>
-        <w:t>Theory</w:t>
-      </w:r>
-      <w:bookmarkEnd w:id="117"/>
-    </w:p>
-    <w:p>
-      <w:r>
-        <w:t>TODO</w:t>
-      </w:r>
-    </w:p>
-    <w:p>
-      <w:pPr>
-        <w:pStyle w:val="Heading2"/>
-      </w:pPr>
-      <w:bookmarkStart w:id="118" w:name="_Toc217982492"/>
-      <w:r>
-        <w:t>Code</w:t>
-      </w:r>
-      <w:bookmarkEnd w:id="118"/>
-    </w:p>
-    <w:p>
       <w:pPr>
         <w:rPr>
           <w:color w:val="EE0000"/>
         </w:rPr>
       </w:pPr>
       <w:r>
-        <w:t>The SVM For…</w:t>
-      </w:r>
-      <w:r>
-        <w:t xml:space="preserve"> </w:t>
+        <w:t xml:space="preserve">The </w:t>
+      </w:r>
+      <w:r>
+        <w:t xml:space="preserve">Perceptron </w:t>
       </w:r>
       <w:r>
         <w:t>Code used in this experiment is available at the following GitHub repository:</w:t>
@@ -27439,23 +27633,1612 @@
             <w:rStyle w:val="Hyperlink"/>
             <w:color w:val="EE0000"/>
           </w:rPr>
-          <w:t>Tree-</w:t>
+          <w:t>Perceptron_Code</w:t>
         </w:r>
-        <w:proofErr w:type="spellStart"/>
+      </w:hyperlink>
+      <w:r>
+        <w:t xml:space="preserve"> </w:t>
+      </w:r>
+      <w:hyperlink r:id="rId90" w:history="1"/>
+      <w:r>
+        <w:t xml:space="preserve"> </w:t>
+      </w:r>
+    </w:p>
+    <w:p>
+      <w:pPr>
+        <w:pStyle w:val="Heading3"/>
+      </w:pPr>
+      <w:r>
+        <w:t>Implementation and Analysis</w:t>
+      </w:r>
+    </w:p>
+    <w:p>
+      <w:r>
+        <w:t>This laboratory implements and analyzes a single perceptron trained using gradient descent for binary classification. The implementation is divided into three main stages: dataset generation and visualization, manual perceptron training using Python, and an equivalent implementation using the Keras library. The results are evaluated through loss curves and decision boundary visualizations.</w:t>
+      </w:r>
+    </w:p>
+    <w:p>
+      <w:pPr>
+        <w:pStyle w:val="Heading4"/>
+      </w:pPr>
+      <w:r>
+        <w:t>Dataset generation and visualization</w:t>
+      </w:r>
+    </w:p>
+    <w:p>
+      <w:r>
+        <w:t>A synthetic two-dimensional dataset was generated using the make_classification() function from the scikit-learn library. The dataset consists of 100 samples, two numerical features, and two class labels (0 and 1). The configuration ensures that the classes are linearly separable, making the dataset suitable for analysis with a single perceptron.</w:t>
+      </w:r>
+    </w:p>
+    <w:p>
+      <w:r>
+        <w:t>The dataset was split into training and test sets using an 80/20 ratio. Class labels were reshaped into column vectors to facilitate matrix operations during training.</w:t>
+      </w:r>
+    </w:p>
+    <w:p>
+      <w:r>
+        <w:rPr>
+          <w:b/>
+          <w:bCs/>
+        </w:rPr>
+        <w:t>Figure 77</w:t>
+      </w:r>
+      <w:r>
+        <w:t xml:space="preserve"> shows the initial training data distribution. The two classes form distinct clusters in feature space, with partial overlap near the center. This visualization highlights the classification task faced by the perceptron: learning a linear decision boundary that separates the two classes as effectively as possible.</w:t>
+      </w:r>
+    </w:p>
+    <w:p>
+      <w:pPr>
+        <w:rPr>
+          <w:b/>
+          <w:bCs/>
+        </w:rPr>
+      </w:pPr>
+      <w:r>
+        <w:rPr>
+          <w:noProof/>
+        </w:rPr>
+        <w:drawing>
+          <wp:inline distT="0" distB="0" distL="0" distR="0" wp14:anchorId="39536A65" wp14:editId="339A3376">
+            <wp:extent cx="3320901" cy="2381250"/>
+            <wp:effectExtent l="0" t="0" r="0" b="0"/>
+            <wp:docPr id="976705980" name="Picture 1"/>
+            <wp:cNvGraphicFramePr>
+              <a:graphicFrameLocks xmlns:a="http://schemas.openxmlformats.org/drawingml/2006/main" noChangeAspect="1"/>
+            </wp:cNvGraphicFramePr>
+            <a:graphic xmlns:a="http://schemas.openxmlformats.org/drawingml/2006/main">
+              <a:graphicData uri="http://schemas.openxmlformats.org/drawingml/2006/picture">
+                <pic:pic xmlns:pic="http://schemas.openxmlformats.org/drawingml/2006/picture">
+                  <pic:nvPicPr>
+                    <pic:cNvPr id="976705980" name=""/>
+                    <pic:cNvPicPr/>
+                  </pic:nvPicPr>
+                  <pic:blipFill rotWithShape="1">
+                    <a:blip r:embed="rId91"/>
+                    <a:srcRect l="4037" t="6233" b="2020"/>
+                    <a:stretch>
+                      <a:fillRect/>
+                    </a:stretch>
+                  </pic:blipFill>
+                  <pic:spPr bwMode="auto">
+                    <a:xfrm>
+                      <a:off x="0" y="0"/>
+                      <a:ext cx="3342314" cy="2396604"/>
+                    </a:xfrm>
+                    <a:prstGeom prst="rect">
+                      <a:avLst/>
+                    </a:prstGeom>
+                    <a:ln>
+                      <a:noFill/>
+                    </a:ln>
+                    <a:extLst>
+                      <a:ext uri="{53640926-AAD7-44D8-BBD7-CCE9431645EC}">
+                        <a14:shadowObscured xmlns:a14="http://schemas.microsoft.com/office/drawing/2010/main"/>
+                      </a:ext>
+                    </a:extLst>
+                  </pic:spPr>
+                </pic:pic>
+              </a:graphicData>
+            </a:graphic>
+          </wp:inline>
+        </w:drawing>
+      </w:r>
+    </w:p>
+    <w:p>
+      <w:pPr>
+        <w:rPr>
+          <w:i/>
+          <w:iCs/>
+        </w:rPr>
+      </w:pPr>
+      <w:r>
+        <w:rPr>
+          <w:b/>
+          <w:bCs/>
+        </w:rPr>
+        <w:t xml:space="preserve">Figure 77. </w:t>
+      </w:r>
+      <w:r>
+        <w:rPr>
+          <w:i/>
+          <w:iCs/>
+        </w:rPr>
+        <w:t>Initial training data distribution</w:t>
+      </w:r>
+    </w:p>
+    <w:p>
+      <w:pPr>
+        <w:pStyle w:val="Heading4"/>
+      </w:pPr>
+      <w:r>
+        <w:lastRenderedPageBreak/>
+        <w:t>Pure Python perceptron implementation</w:t>
+      </w:r>
+    </w:p>
+    <w:p>
+      <w:r>
+        <w:t>The perceptron was implemented manually using NumPy to explicitly illustrate the learning mechanism of a single artificial neuron. The model consists of two trainable weights (one per input feature) and a bias term. Together, these parameters define a linear decision boundary in the two-dimensional feature space.</w:t>
+      </w:r>
+    </w:p>
+    <w:p>
+      <w:r>
+        <w:t>The perceptron computes a weighted sum of the input features, adds a bias, and applies the sigmoid activation function to produce a probabilistic output. Mean Squared Error (MSE) was selected as the loss function to quantify prediction error.</w:t>
+      </w:r>
+    </w:p>
+    <w:p>
+      <w:r>
+        <w:t>Training was performed using gradient descent over 1000 epochs. At each epoch, the perceptron performs a forward pass to generate predictions, computes the loss, and applies backpropagation to update the weights and bias. The learning rate was fixed at 0.1, providing a balance between convergence speed and stability.</w:t>
+      </w:r>
+    </w:p>
+    <w:p>
+      <w:r>
+        <w:rPr>
+          <w:b/>
+          <w:bCs/>
+        </w:rPr>
+        <w:t>Figure 78</w:t>
+      </w:r>
+      <w:r>
+        <w:t xml:space="preserve"> illustrates the evolution of the training loss over epochs. The loss decreases rapidly during the initial iterations, indicating effective learning, and then gradually flattens as the model approaches convergence. This behavior is characteristic of gradient-based optimization, where parameter updates become smaller near a minimum.</w:t>
+      </w:r>
+    </w:p>
+    <w:p>
+      <w:r>
+        <w:rPr>
+          <w:noProof/>
+        </w:rPr>
+        <w:drawing>
+          <wp:inline distT="0" distB="0" distL="0" distR="0" wp14:anchorId="10B21399" wp14:editId="77B5C7F1">
+            <wp:extent cx="3200919" cy="2292350"/>
+            <wp:effectExtent l="0" t="0" r="0" b="0"/>
+            <wp:docPr id="541114688" name="Picture 1"/>
+            <wp:cNvGraphicFramePr>
+              <a:graphicFrameLocks xmlns:a="http://schemas.openxmlformats.org/drawingml/2006/main" noChangeAspect="1"/>
+            </wp:cNvGraphicFramePr>
+            <a:graphic xmlns:a="http://schemas.openxmlformats.org/drawingml/2006/main">
+              <a:graphicData uri="http://schemas.openxmlformats.org/drawingml/2006/picture">
+                <pic:pic xmlns:pic="http://schemas.openxmlformats.org/drawingml/2006/picture">
+                  <pic:nvPicPr>
+                    <pic:cNvPr id="541114688" name=""/>
+                    <pic:cNvPicPr/>
+                  </pic:nvPicPr>
+                  <pic:blipFill rotWithShape="1">
+                    <a:blip r:embed="rId92"/>
+                    <a:srcRect l="3926" t="6552" b="1710"/>
+                    <a:stretch>
+                      <a:fillRect/>
+                    </a:stretch>
+                  </pic:blipFill>
+                  <pic:spPr bwMode="auto">
+                    <a:xfrm>
+                      <a:off x="0" y="0"/>
+                      <a:ext cx="3211724" cy="2300088"/>
+                    </a:xfrm>
+                    <a:prstGeom prst="rect">
+                      <a:avLst/>
+                    </a:prstGeom>
+                    <a:ln>
+                      <a:noFill/>
+                    </a:ln>
+                    <a:extLst>
+                      <a:ext uri="{53640926-AAD7-44D8-BBD7-CCE9431645EC}">
+                        <a14:shadowObscured xmlns:a14="http://schemas.microsoft.com/office/drawing/2010/main"/>
+                      </a:ext>
+                    </a:extLst>
+                  </pic:spPr>
+                </pic:pic>
+              </a:graphicData>
+            </a:graphic>
+          </wp:inline>
+        </w:drawing>
+      </w:r>
+    </w:p>
+    <w:p>
+      <w:pPr>
+        <w:rPr>
+          <w:i/>
+          <w:iCs/>
+        </w:rPr>
+      </w:pPr>
+      <w:r>
+        <w:rPr>
+          <w:b/>
+          <w:bCs/>
+        </w:rPr>
+        <w:t>Figure 78.</w:t>
+      </w:r>
+      <w:r>
+        <w:rPr>
+          <w:i/>
+          <w:iCs/>
+        </w:rPr>
+        <w:t xml:space="preserve"> Loss during training (Python perceptron)</w:t>
+      </w:r>
+    </w:p>
+    <w:p>
+      <w:r>
+        <w:t>After training, the learned weights and bias were used to visualize the perceptron’s decision boundary. A grid of points spanning the feature space was evaluated, and predicted probabilities were used to color regions according to the model’s output.</w:t>
+      </w:r>
+    </w:p>
+    <w:p>
+      <w:r>
+        <w:rPr>
+          <w:b/>
+          <w:bCs/>
+        </w:rPr>
+        <w:t>Figure 79</w:t>
+      </w:r>
+      <w:r>
+        <w:t xml:space="preserve"> shows the resulting decision boundary. The perceptron learns a straight-line separation that aligns well with the structure of the data. Most samples from class 0 and class 1 fall on opposite sides of the boundary, demonstrating that a single neuron is sufficient for this linearly separable problem.</w:t>
+      </w:r>
+    </w:p>
+    <w:p>
+      <w:r>
+        <w:lastRenderedPageBreak/>
+        <w:t>Misclassifications occur primarily near the boundary, where class overlap exists. This outcome reflects limitations of linear models rather than training failure.</w:t>
+      </w:r>
+    </w:p>
+    <w:p>
+      <w:r>
+        <w:rPr>
+          <w:noProof/>
+        </w:rPr>
+        <w:drawing>
+          <wp:inline distT="0" distB="0" distL="0" distR="0" wp14:anchorId="733ABA7B" wp14:editId="6114356F">
+            <wp:extent cx="2851150" cy="2225289"/>
+            <wp:effectExtent l="0" t="0" r="6350" b="3810"/>
+            <wp:docPr id="1832525106" name="Picture 1"/>
+            <wp:cNvGraphicFramePr>
+              <a:graphicFrameLocks xmlns:a="http://schemas.openxmlformats.org/drawingml/2006/main" noChangeAspect="1"/>
+            </wp:cNvGraphicFramePr>
+            <a:graphic xmlns:a="http://schemas.openxmlformats.org/drawingml/2006/main">
+              <a:graphicData uri="http://schemas.openxmlformats.org/drawingml/2006/picture">
+                <pic:pic xmlns:pic="http://schemas.openxmlformats.org/drawingml/2006/picture">
+                  <pic:nvPicPr>
+                    <pic:cNvPr id="1832525106" name=""/>
+                    <pic:cNvPicPr/>
+                  </pic:nvPicPr>
+                  <pic:blipFill rotWithShape="1">
+                    <a:blip r:embed="rId93"/>
+                    <a:srcRect l="3739" t="6553" r="8654" b="2279"/>
+                    <a:stretch>
+                      <a:fillRect/>
+                    </a:stretch>
+                  </pic:blipFill>
+                  <pic:spPr bwMode="auto">
+                    <a:xfrm>
+                      <a:off x="0" y="0"/>
+                      <a:ext cx="2867525" cy="2238069"/>
+                    </a:xfrm>
+                    <a:prstGeom prst="rect">
+                      <a:avLst/>
+                    </a:prstGeom>
+                    <a:ln>
+                      <a:noFill/>
+                    </a:ln>
+                    <a:extLst>
+                      <a:ext uri="{53640926-AAD7-44D8-BBD7-CCE9431645EC}">
+                        <a14:shadowObscured xmlns:a14="http://schemas.microsoft.com/office/drawing/2010/main"/>
+                      </a:ext>
+                    </a:extLst>
+                  </pic:spPr>
+                </pic:pic>
+              </a:graphicData>
+            </a:graphic>
+          </wp:inline>
+        </w:drawing>
+      </w:r>
+    </w:p>
+    <w:p>
+      <w:pPr>
+        <w:rPr>
+          <w:i/>
+          <w:iCs/>
+        </w:rPr>
+      </w:pPr>
+      <w:r>
+        <w:rPr>
+          <w:b/>
+          <w:bCs/>
+        </w:rPr>
+        <w:t xml:space="preserve">Figure 79. </w:t>
+      </w:r>
+      <w:r>
+        <w:rPr>
+          <w:i/>
+          <w:iCs/>
+        </w:rPr>
+        <w:t>Decision boundary learned by the Python perceptron</w:t>
+      </w:r>
+    </w:p>
+    <w:p>
+      <w:pPr>
+        <w:pStyle w:val="Heading4"/>
+      </w:pPr>
+      <w:r>
+        <w:t>Keras perceptron implementation</w:t>
+      </w:r>
+    </w:p>
+    <w:p>
+      <w:r>
+        <w:t>To demonstrate how modern machine learning frameworks abstract low-level operations, the perceptron was reimplemented using the Keras API. The model architecture consists of a single dense neuron with a sigmoid activation function and an explicitly defined input layer.</w:t>
+      </w:r>
+    </w:p>
+    <w:p>
+      <w:r>
+        <w:t>The model was trained on the same dataset using stochastic gradient descent with the same learning rate and loss function as the Python implementation. This ensures a fair comparison between the two approaches.</w:t>
+      </w:r>
+    </w:p>
+    <w:p>
+      <w:r>
+        <w:t>Figure 80 shows the loss curve during Keras training. The loss decreases smoothly and converges to a slightly lower value than the manual implementation. Minor differences are expected due to different parameter initialization and internal numerical optimizations performed by TensorFlow.</w:t>
+      </w:r>
+    </w:p>
+    <w:p>
+      <w:r>
+        <w:rPr>
+          <w:noProof/>
+        </w:rPr>
+        <w:drawing>
+          <wp:inline distT="0" distB="0" distL="0" distR="0" wp14:anchorId="7F2F4276" wp14:editId="7EC59BDE">
+            <wp:extent cx="3200400" cy="2280908"/>
+            <wp:effectExtent l="0" t="0" r="0" b="5715"/>
+            <wp:docPr id="1336907340" name="Picture 1"/>
+            <wp:cNvGraphicFramePr>
+              <a:graphicFrameLocks xmlns:a="http://schemas.openxmlformats.org/drawingml/2006/main" noChangeAspect="1"/>
+            </wp:cNvGraphicFramePr>
+            <a:graphic xmlns:a="http://schemas.openxmlformats.org/drawingml/2006/main">
+              <a:graphicData uri="http://schemas.openxmlformats.org/drawingml/2006/picture">
+                <pic:pic xmlns:pic="http://schemas.openxmlformats.org/drawingml/2006/picture">
+                  <pic:nvPicPr>
+                    <pic:cNvPr id="1336907340" name=""/>
+                    <pic:cNvPicPr/>
+                  </pic:nvPicPr>
+                  <pic:blipFill rotWithShape="1">
+                    <a:blip r:embed="rId94"/>
+                    <a:srcRect l="4060" t="7122" b="1710"/>
+                    <a:stretch>
+                      <a:fillRect/>
+                    </a:stretch>
+                  </pic:blipFill>
+                  <pic:spPr bwMode="auto">
+                    <a:xfrm>
+                      <a:off x="0" y="0"/>
+                      <a:ext cx="3217506" cy="2293099"/>
+                    </a:xfrm>
+                    <a:prstGeom prst="rect">
+                      <a:avLst/>
+                    </a:prstGeom>
+                    <a:ln>
+                      <a:noFill/>
+                    </a:ln>
+                    <a:extLst>
+                      <a:ext uri="{53640926-AAD7-44D8-BBD7-CCE9431645EC}">
+                        <a14:shadowObscured xmlns:a14="http://schemas.microsoft.com/office/drawing/2010/main"/>
+                      </a:ext>
+                    </a:extLst>
+                  </pic:spPr>
+                </pic:pic>
+              </a:graphicData>
+            </a:graphic>
+          </wp:inline>
+        </w:drawing>
+      </w:r>
+    </w:p>
+    <w:p>
+      <w:pPr>
+        <w:rPr>
+          <w:b/>
+          <w:bCs/>
+        </w:rPr>
+      </w:pPr>
+      <w:r>
+        <w:rPr>
+          <w:b/>
+          <w:bCs/>
+        </w:rPr>
+        <w:t xml:space="preserve">Figure 80. </w:t>
+      </w:r>
+      <w:r>
+        <w:rPr>
+          <w:i/>
+          <w:iCs/>
+        </w:rPr>
+        <w:t>Loss during training (Keras perceptron)</w:t>
+      </w:r>
+      <w:r>
+        <w:rPr>
+          <w:i/>
+          <w:iCs/>
+        </w:rPr>
+        <w:t xml:space="preserve"> </w:t>
+      </w:r>
+    </w:p>
+    <w:p>
+      <w:r>
+        <w:rPr>
+          <w:b/>
+          <w:bCs/>
+        </w:rPr>
+        <w:lastRenderedPageBreak/>
+        <w:t>Figure 81</w:t>
+      </w:r>
+      <w:r>
+        <w:t xml:space="preserve"> presents the decision boundary learned by the Keras perceptron. The boundary closely matches that of the Python implementation, confirming that both models represent the same underlying mathematical formulation.</w:t>
+      </w:r>
+    </w:p>
+    <w:p>
+      <w:r>
+        <w:t>Small variations in boundary position are due to stochastic initialization and optimization differences but do not affect overall classification behavior. This visual agreement validates the correctness of the manual implementation and highlights the consistency between low-level and high-level approaches.</w:t>
+      </w:r>
+    </w:p>
+    <w:p>
+      <w:r>
+        <w:rPr>
+          <w:noProof/>
+        </w:rPr>
+        <w:drawing>
+          <wp:inline distT="0" distB="0" distL="0" distR="0" wp14:anchorId="684FEF91" wp14:editId="6D27667C">
+            <wp:extent cx="3149600" cy="2171700"/>
+            <wp:effectExtent l="0" t="0" r="0" b="0"/>
+            <wp:docPr id="981855577" name="Picture 1"/>
+            <wp:cNvGraphicFramePr>
+              <a:graphicFrameLocks xmlns:a="http://schemas.openxmlformats.org/drawingml/2006/main" noChangeAspect="1"/>
+            </wp:cNvGraphicFramePr>
+            <a:graphic xmlns:a="http://schemas.openxmlformats.org/drawingml/2006/main">
+              <a:graphicData uri="http://schemas.openxmlformats.org/drawingml/2006/picture">
+                <pic:pic xmlns:pic="http://schemas.openxmlformats.org/drawingml/2006/picture">
+                  <pic:nvPicPr>
+                    <pic:cNvPr id="981855577" name=""/>
+                    <pic:cNvPicPr/>
+                  </pic:nvPicPr>
+                  <pic:blipFill rotWithShape="1">
+                    <a:blip r:embed="rId95"/>
+                    <a:srcRect t="6452" b="1613"/>
+                    <a:stretch>
+                      <a:fillRect/>
+                    </a:stretch>
+                  </pic:blipFill>
+                  <pic:spPr bwMode="auto">
+                    <a:xfrm>
+                      <a:off x="0" y="0"/>
+                      <a:ext cx="3156360" cy="2176361"/>
+                    </a:xfrm>
+                    <a:prstGeom prst="rect">
+                      <a:avLst/>
+                    </a:prstGeom>
+                    <a:ln>
+                      <a:noFill/>
+                    </a:ln>
+                    <a:extLst>
+                      <a:ext uri="{53640926-AAD7-44D8-BBD7-CCE9431645EC}">
+                        <a14:shadowObscured xmlns:a14="http://schemas.microsoft.com/office/drawing/2010/main"/>
+                      </a:ext>
+                    </a:extLst>
+                  </pic:spPr>
+                </pic:pic>
+              </a:graphicData>
+            </a:graphic>
+          </wp:inline>
+        </w:drawing>
+      </w:r>
+    </w:p>
+    <w:p>
+      <w:pPr>
+        <w:rPr>
+          <w:i/>
+          <w:iCs/>
+        </w:rPr>
+      </w:pPr>
+      <w:r>
+        <w:rPr>
+          <w:b/>
+          <w:bCs/>
+        </w:rPr>
+        <w:t>Figure 81.</w:t>
+      </w:r>
+      <w:r>
+        <w:rPr>
+          <w:i/>
+          <w:iCs/>
+        </w:rPr>
+        <w:t xml:space="preserve"> Decision boundary learned by the Keras perceptron</w:t>
+      </w:r>
+    </w:p>
+    <w:p>
+      <w:pPr>
+        <w:pStyle w:val="Heading2"/>
+      </w:pPr>
+      <w:r>
+        <w:t>Conclusion</w:t>
+      </w:r>
+    </w:p>
+    <w:p>
+      <w:r>
+        <w:t>This laboratory explored the perceptron as the fundamental building block of neural networks and demonstrated how a single artificial neuron can be trained using gradient descent to perform binary classification. By focusing on a minimal architecture, the experiment provided clear insight into the mechanics of supervised learning at the neuron level.</w:t>
+      </w:r>
+    </w:p>
+    <w:p>
+      <w:r>
+        <w:t>The results showed that a perceptron with only two weights and a bias is capable of learning a linear decision boundary that effectively separates two classes in a two-dimensional feature space. The decreasing loss curves observed during training confirmed that gradient descent successfully minimized the error by iteratively adjusting the model parameters.</w:t>
+      </w:r>
+    </w:p>
+    <w:p>
+      <w:r>
+        <w:t xml:space="preserve">Comparing the pure Python implementation with the Keras-based implementation reinforced the conceptual equivalence between low-level and high-level approaches. Python implementation made the learning process explicit through manual forward and backward passes, </w:t>
+      </w:r>
+      <w:r>
+        <w:t>while the</w:t>
+      </w:r>
+      <w:r>
+        <w:t xml:space="preserve"> Keras model achieved the same outcome using a compact and abstracted interface. </w:t>
+      </w:r>
+      <w:r>
+        <w:t xml:space="preserve"> </w:t>
+      </w:r>
+    </w:p>
+    <w:p>
+      <w:r>
+        <w:t>The experiment also highlighted an important limitation of the perceptron. Because the model can learn only linear decision boundaries, it can correctly separate data only when the classes are linearly separable. The misclassifications observed near the decision boundary emphasize the need for more complex architectures when modeling non-linear patterns.</w:t>
+      </w:r>
+      <w:r>
+        <w:br w:type="page"/>
+      </w:r>
+    </w:p>
+    <w:p>
+      <w:pPr>
+        <w:pStyle w:val="Heading1"/>
+        <w:jc w:val="left"/>
+      </w:pPr>
+      <w:bookmarkStart w:id="117" w:name="_Toc217982493"/>
+      <w:r>
+        <w:lastRenderedPageBreak/>
+        <w:t xml:space="preserve">Lab </w:t>
+      </w:r>
+      <w:r>
+        <w:t>12</w:t>
+      </w:r>
+      <w:r>
+        <w:t xml:space="preserve"> </w:t>
+      </w:r>
+      <w:r>
+        <w:t>–</w:t>
+      </w:r>
+      <w:r>
+        <w:t xml:space="preserve"> </w:t>
+      </w:r>
+      <w:r>
+        <w:t>Neuron Network</w:t>
+      </w:r>
+      <w:bookmarkEnd w:id="117"/>
+    </w:p>
+    <w:p>
+      <w:pPr>
+        <w:pStyle w:val="Heading2"/>
+      </w:pPr>
+      <w:r>
+        <w:t xml:space="preserve"> </w:t>
+      </w:r>
+      <w:r>
+        <w:t>Objective</w:t>
+      </w:r>
+    </w:p>
+    <w:p>
+      <w:r>
+        <w:t xml:space="preserve"> </w:t>
+      </w:r>
+      <w:r>
+        <w:t>The objective of this laboratory session is to examine artificial neural networks as a general-purpose framework for supervised learning. The focus is placed on understanding how neural network models are structured, trained, and evaluated for both binary and multiclass classification problems.</w:t>
+      </w:r>
+    </w:p>
+    <w:p>
+      <w:r>
+        <w:t>This laboratory aims to:</w:t>
+      </w:r>
+    </w:p>
+    <w:p>
+      <w:pPr>
+        <w:numPr>
+          <w:ilvl w:val="0"/>
+          <w:numId w:val="58"/>
+        </w:numPr>
+      </w:pPr>
+      <w:r>
+        <w:t>Present the fundamental components of feedforward neural networks</w:t>
+      </w:r>
+    </w:p>
+    <w:p>
+      <w:pPr>
+        <w:numPr>
+          <w:ilvl w:val="0"/>
+          <w:numId w:val="58"/>
+        </w:numPr>
+      </w:pPr>
+      <w:r>
+        <w:t>Explain how hidden layers enable the modeling of non-linear relationships</w:t>
+      </w:r>
+    </w:p>
+    <w:p>
+      <w:pPr>
+        <w:numPr>
+          <w:ilvl w:val="0"/>
+          <w:numId w:val="58"/>
+        </w:numPr>
+      </w:pPr>
+      <w:r>
+        <w:t>Apply neural networks to a real-world binary classification task involving customer churn</w:t>
+      </w:r>
+    </w:p>
+    <w:p>
+      <w:pPr>
+        <w:numPr>
+          <w:ilvl w:val="0"/>
+          <w:numId w:val="58"/>
+        </w:numPr>
+      </w:pPr>
+      <w:r>
+        <w:t>Analyze how architectural choices influence predictive performance</w:t>
+      </w:r>
+    </w:p>
+    <w:p>
+      <w:pPr>
+        <w:numPr>
+          <w:ilvl w:val="0"/>
+          <w:numId w:val="58"/>
+        </w:numPr>
+      </w:pPr>
+      <w:r>
+        <w:t>Introduce dropout as a regularization technique for mitigating overfitting</w:t>
+      </w:r>
+    </w:p>
+    <w:p>
+      <w:pPr>
+        <w:numPr>
+          <w:ilvl w:val="0"/>
+          <w:numId w:val="58"/>
+        </w:numPr>
+      </w:pPr>
+      <w:r>
+        <w:t>Extend the approach to multiclass classification using the Iris dataset</w:t>
+      </w:r>
+    </w:p>
+    <w:p>
+      <w:pPr>
+        <w:numPr>
+          <w:ilvl w:val="0"/>
+          <w:numId w:val="58"/>
+        </w:numPr>
+      </w:pPr>
+      <w:r>
+        <w:t>Assess model performance using loss functions, accuracy metrics, and confusion matrices</w:t>
+      </w:r>
+    </w:p>
+    <w:p>
+      <w:r>
+        <w:t>These experiments illustrate how neural networks extend linear models by learning complex feature interactions in high-dimensional settings.</w:t>
+      </w:r>
+    </w:p>
+    <w:p>
+      <w:pPr>
+        <w:pStyle w:val="Heading2"/>
+        <w:rPr>
+          <w:b/>
+          <w:bCs/>
+        </w:rPr>
+      </w:pPr>
+      <w:r>
+        <w:t>Theory</w:t>
+      </w:r>
+      <w:r>
+        <w:t xml:space="preserve"> </w:t>
+      </w:r>
+    </w:p>
+    <w:p>
+      <w:r>
+        <w:t>Artificial neural networks are function-approximation models inspired by biological neural systems. In machine learning, they are employed to learn mappings between input features and output targets through layered transformations. Each layer applies a weighted combination of inputs followed by a non-linear activation, enabling the model to represent complex relationships.</w:t>
+      </w:r>
+    </w:p>
+    <w:p>
+      <w:r>
+        <w:t>Learning occurs through iterative adjustment of internal parameters so that predicted outputs align more closely with observed labels. This adaptive process allows neural networks to capture patterns that are not accessible to models based solely on linear decision boundaries.</w:t>
+      </w:r>
+    </w:p>
+    <w:p>
+      <w:r>
+        <w:t>Although neural networks offer strong representational power and flexibility, this capability comes with increased computational cost and reduced interpretability compared to simpler algorithms.</w:t>
+      </w:r>
+    </w:p>
+    <w:p>
+      <w:pPr>
+        <w:pStyle w:val="Heading3"/>
+      </w:pPr>
+      <w:r>
+        <w:t>Network Architecture</w:t>
+      </w:r>
+    </w:p>
+    <w:p>
+      <w:r>
+        <w:t>A feedforward neural network consists of three principal components:</w:t>
+      </w:r>
+    </w:p>
+    <w:p>
+      <w:pPr>
+        <w:pStyle w:val="ListParagraph"/>
+        <w:numPr>
+          <w:ilvl w:val="0"/>
+          <w:numId w:val="62"/>
+        </w:numPr>
+      </w:pPr>
+      <w:r>
+        <w:rPr>
+          <w:b/>
+          <w:bCs/>
+        </w:rPr>
+        <w:t>Input layer</w:t>
+      </w:r>
+      <w:r>
+        <w:rPr>
+          <w:b/>
+          <w:bCs/>
+        </w:rPr>
+        <w:t xml:space="preserve"> - </w:t>
+      </w:r>
+      <w:r>
+        <w:t>The input layer receives feature values directly from the dataset, with each neuron corresponding to a single input variable.</w:t>
+      </w:r>
+    </w:p>
+    <w:p>
+      <w:pPr>
+        <w:pStyle w:val="ListParagraph"/>
+        <w:numPr>
+          <w:ilvl w:val="0"/>
+          <w:numId w:val="62"/>
+        </w:numPr>
+      </w:pPr>
+      <w:r>
+        <w:rPr>
+          <w:b/>
+          <w:bCs/>
+        </w:rPr>
+        <w:lastRenderedPageBreak/>
+        <w:t>Hidden layers</w:t>
+      </w:r>
+      <w:r>
+        <w:rPr>
+          <w:b/>
+          <w:bCs/>
+        </w:rPr>
+        <w:t xml:space="preserve"> - </w:t>
+      </w:r>
+      <w:r>
+        <w:t>Hidden layers perform intermediate transformations. Each neuron computes a weighted sum of its inputs, incorporates a bias term, and applies an activation function. Stacking multiple hidden layers increases the model’s capacity to represent non-linear transformations.</w:t>
+      </w:r>
+    </w:p>
+    <w:p>
+      <w:pPr>
+        <w:pStyle w:val="ListParagraph"/>
+        <w:numPr>
+          <w:ilvl w:val="0"/>
+          <w:numId w:val="62"/>
+        </w:numPr>
+      </w:pPr>
+      <w:r>
+        <w:rPr>
+          <w:b/>
+          <w:bCs/>
+        </w:rPr>
+        <w:t>Output layer</w:t>
+      </w:r>
+      <w:r>
+        <w:rPr>
+          <w:b/>
+          <w:bCs/>
+        </w:rPr>
+        <w:t xml:space="preserve"> - </w:t>
+      </w:r>
+      <w:r>
+        <w:t>The output layer generates the final prediction</w:t>
+      </w:r>
+      <w:r>
+        <w:t>.</w:t>
+      </w:r>
+    </w:p>
+    <w:p>
+      <w:r>
+        <w:t>The number of layers and neurons determines model capacity and directly influences both learning behavior and generalization performance.</w:t>
+      </w:r>
+    </w:p>
+    <w:p>
+      <w:r>
+        <w:drawing>
+          <wp:inline distT="0" distB="0" distL="0" distR="0" wp14:anchorId="70B4A3C3" wp14:editId="1252235F">
+            <wp:extent cx="5943600" cy="3764280"/>
+            <wp:effectExtent l="0" t="0" r="0" b="7620"/>
+            <wp:docPr id="953906070" name="Picture 1"/>
+            <wp:cNvGraphicFramePr>
+              <a:graphicFrameLocks xmlns:a="http://schemas.openxmlformats.org/drawingml/2006/main" noChangeAspect="1"/>
+            </wp:cNvGraphicFramePr>
+            <a:graphic xmlns:a="http://schemas.openxmlformats.org/drawingml/2006/main">
+              <a:graphicData uri="http://schemas.openxmlformats.org/drawingml/2006/picture">
+                <pic:pic xmlns:pic="http://schemas.openxmlformats.org/drawingml/2006/picture">
+                  <pic:nvPicPr>
+                    <pic:cNvPr id="953906070" name=""/>
+                    <pic:cNvPicPr/>
+                  </pic:nvPicPr>
+                  <pic:blipFill>
+                    <a:blip r:embed="rId96"/>
+                    <a:stretch>
+                      <a:fillRect/>
+                    </a:stretch>
+                  </pic:blipFill>
+                  <pic:spPr>
+                    <a:xfrm>
+                      <a:off x="0" y="0"/>
+                      <a:ext cx="5943600" cy="3764280"/>
+                    </a:xfrm>
+                    <a:prstGeom prst="rect">
+                      <a:avLst/>
+                    </a:prstGeom>
+                  </pic:spPr>
+                </pic:pic>
+              </a:graphicData>
+            </a:graphic>
+          </wp:inline>
+        </w:drawing>
+      </w:r>
+    </w:p>
+    <w:p>
+      <w:pPr>
+        <w:rPr>
+          <w:i/>
+          <w:iCs/>
+        </w:rPr>
+      </w:pPr>
+      <w:r>
+        <w:rPr>
+          <w:b/>
+          <w:bCs/>
+        </w:rPr>
+        <w:t xml:space="preserve">Figure 82. </w:t>
+      </w:r>
+      <w:r>
+        <w:rPr>
+          <w:i/>
+          <w:iCs/>
+        </w:rPr>
+        <w:t>Neural Network Architecture</w:t>
+      </w:r>
+    </w:p>
+    <w:p>
+      <w:pPr>
+        <w:pStyle w:val="Heading3"/>
+      </w:pPr>
+      <w:r>
+        <w:t>Forward Propagation</w:t>
+      </w:r>
+    </w:p>
+    <w:p>
+      <w:r>
+        <w:t>During forward propagation, data passes sequentially through the network from input to output. Each layer transforms its input into a higher-level representation using weighted sums and activation functions. The final layer produces either a probability estimate for a single class or a probability distribution across multiple classes.</w:t>
+      </w:r>
+    </w:p>
+    <w:p>
+      <w:r>
+        <w:t>This mechanism defines how predictions are generated for a fixed set of model parameters.</w:t>
+      </w:r>
+    </w:p>
+    <w:p>
+      <w:pPr>
+        <w:pStyle w:val="Heading3"/>
+      </w:pPr>
+      <w:r>
+        <w:t>Activation Functions</w:t>
+      </w:r>
+    </w:p>
+    <w:p>
+      <w:r>
+        <w:t>Activation functions introduce non-linearity, enabling neural networks to learn complex decision boundaries.</w:t>
+      </w:r>
+    </w:p>
+    <w:p>
+      <w:r>
+        <w:lastRenderedPageBreak/>
+        <w:t>The following activation functions are used in this laboratory:</w:t>
+      </w:r>
+    </w:p>
+    <w:p>
+      <w:pPr>
+        <w:pStyle w:val="ListParagraph"/>
+        <w:numPr>
+          <w:ilvl w:val="0"/>
+          <w:numId w:val="63"/>
+        </w:numPr>
+      </w:pPr>
+      <w:r>
+        <w:rPr>
+          <w:b/>
+          <w:bCs/>
+        </w:rPr>
+        <w:t>ReLU</w:t>
+      </w:r>
+      <w:r>
+        <w:rPr>
+          <w:b/>
+          <w:bCs/>
+        </w:rPr>
+        <w:t xml:space="preserve"> - </w:t>
+      </w:r>
+      <w:r>
+        <w:t>Outputs zero for negative inputs and returns the input value for positive inputs. Its efficiency and gradient behavior make it suitable for hidden layers.</w:t>
+      </w:r>
+    </w:p>
+    <w:p>
+      <w:pPr>
+        <w:pStyle w:val="ListParagraph"/>
+        <w:numPr>
+          <w:ilvl w:val="0"/>
+          <w:numId w:val="63"/>
+        </w:numPr>
+      </w:pPr>
+      <w:r>
+        <w:rPr>
+          <w:b/>
+          <w:bCs/>
+        </w:rPr>
+        <w:t>Sigmoid</w:t>
+      </w:r>
+      <w:r>
+        <w:rPr>
+          <w:b/>
+          <w:bCs/>
+        </w:rPr>
+        <w:t xml:space="preserve"> - </w:t>
+      </w:r>
+      <w:r>
+        <w:t>Maps real-valued inputs to the interval [0, 1], allowing outputs to be interpreted as probabilities in binary classification.</w:t>
+      </w:r>
+    </w:p>
+    <w:p>
+      <w:pPr>
+        <w:pStyle w:val="ListParagraph"/>
+        <w:numPr>
+          <w:ilvl w:val="0"/>
+          <w:numId w:val="63"/>
+        </w:numPr>
+      </w:pPr>
+      <w:r>
+        <w:rPr>
+          <w:b/>
+          <w:bCs/>
+        </w:rPr>
+        <w:t>Softmax</w:t>
+      </w:r>
+      <w:r>
+        <w:rPr>
+          <w:b/>
+          <w:bCs/>
+        </w:rPr>
+        <w:t xml:space="preserve"> - </w:t>
+      </w:r>
+      <w:r>
+        <w:t>Converts raw scores into a normalized probability distribution across multiple classes, making it appropriate for multiclass tasks.</w:t>
+      </w:r>
+    </w:p>
+    <w:p>
+      <w:pPr>
+        <w:pStyle w:val="Heading3"/>
+      </w:pPr>
+      <w:r>
+        <w:t>Loss Functions and Learning Objective</w:t>
+      </w:r>
+    </w:p>
+    <w:p>
+      <w:r>
+        <w:t>Training is guided by a loss function that measures the discrepancy between predictions and true labels.</w:t>
+      </w:r>
+    </w:p>
+    <w:p>
+      <w:pPr>
+        <w:pStyle w:val="ListParagraph"/>
+        <w:numPr>
+          <w:ilvl w:val="0"/>
+          <w:numId w:val="64"/>
+        </w:numPr>
+      </w:pPr>
+      <w:r>
+        <w:rPr>
+          <w:b/>
+          <w:bCs/>
+        </w:rPr>
+        <w:t>Binary cross-entropy</w:t>
+      </w:r>
+      <w:r>
+        <w:t xml:space="preserve"> is employed for binary classification tasks.</w:t>
+      </w:r>
+    </w:p>
+    <w:p>
+      <w:pPr>
+        <w:pStyle w:val="ListParagraph"/>
+        <w:numPr>
+          <w:ilvl w:val="0"/>
+          <w:numId w:val="64"/>
+        </w:numPr>
+      </w:pPr>
+      <w:r>
+        <w:rPr>
+          <w:b/>
+          <w:bCs/>
+        </w:rPr>
+        <w:t>Categorical or sparse categorical cross-entropy</w:t>
+      </w:r>
+      <w:r>
+        <w:t xml:space="preserve"> is used for multiclass classification with softmax outputs.</w:t>
+      </w:r>
+    </w:p>
+    <w:p>
+      <w:r>
+        <w:t>Minimizing the loss function defines the learning objective and directs parameter updates.</w:t>
+      </w:r>
+    </w:p>
+    <w:p>
+      <w:pPr>
+        <w:pStyle w:val="Heading3"/>
+      </w:pPr>
+      <w:r>
+        <w:t>Backpropagation and Optimization</w:t>
+      </w:r>
+    </w:p>
+    <w:p>
+      <w:r>
+        <w:t>Parameter updates are computed using backpropagation, which applies the chain rule to calculate gradients of the loss with respect to each weight and bias. These gradients are used to iteratively refine model parameters through an optimization algorithm.</w:t>
+      </w:r>
+    </w:p>
+    <w:p>
+      <w:r>
+        <w:t>The Adam optimizer is used in this lab due to its adaptive learning-rate mechanism and reliable convergence properties.</w:t>
+      </w:r>
+    </w:p>
+    <w:p>
+      <w:r>
+        <w:pict w14:anchorId="215B2846">
+          <v:rect id="_x0000_i1147" style="width:0;height:1.5pt" o:hralign="center" o:hrstd="t" o:hr="t" fillcolor="#a0a0a0" stroked="f"/>
+        </w:pict>
+      </w:r>
+    </w:p>
+    <w:p>
+      <w:pPr>
+        <w:rPr>
+          <w:b/>
+          <w:bCs/>
+        </w:rPr>
+      </w:pPr>
+      <w:r>
+        <w:rPr>
+          <w:b/>
+          <w:bCs/>
+        </w:rPr>
+        <w:t>Overfitting and Regularization</w:t>
+      </w:r>
+    </w:p>
+    <w:p>
+      <w:r>
+        <w:t>High-capacity models risk overfitting by memorizing training data rather than learning generalizable patterns. This leads to degraded performance on unseen data.</w:t>
+      </w:r>
+    </w:p>
+    <w:p>
+      <w:r>
+        <w:t>Dropout regularization addresses this issue by randomly deactivating a subset of neurons during training. This constraint encourages distributed learning and reduces dependency on individual neurons, improving generalization performance.</w:t>
+      </w:r>
+    </w:p>
+    <w:p/>
+    <w:p>
+      <w:r>
+        <w:t>Artificial neural networks are computational models inspired by the structure of biological neural systems. In machine learning, neural networks are used to approximate complex functions that map input features to output targets. They consist of multiple layers of interconnected computational units, each performing a weighted transformation followed by a non-linear activation.</w:t>
+      </w:r>
+    </w:p>
+    <w:p>
+      <w:r>
+        <w:lastRenderedPageBreak/>
+        <w:t>A neural network learns by adjusting its internal parameters so that its predictions increasingly align with the observed data. This learning process allows the model to capture patterns that are difficult or impossible to represent using simple linear decision rules.</w:t>
+      </w:r>
+    </w:p>
+    <w:p>
+      <w:r>
+        <w:t xml:space="preserve">Neural networks provide a flexible and powerful modeling framework capable of handling complex, high-dimensional data. Their ability to learn non-linear representations makes them suitable for a wide range of classification tasks. This flexibility comes at the cost of increased </w:t>
+      </w:r>
+    </w:p>
+    <w:p/>
+    <w:p/>
+    <w:p>
+      <w:pPr>
+        <w:rPr>
+          <w:i/>
+          <w:iCs/>
+        </w:rPr>
+      </w:pPr>
+    </w:p>
+    <w:p>
+      <w:pPr>
+        <w:pStyle w:val="Heading3"/>
+      </w:pPr>
+      <w:r>
+        <w:t>Forward Propagation</w:t>
+      </w:r>
+    </w:p>
+    <w:p>
+      <w:r>
+        <w:t>During forward propagation, data flows through the network from the input layer to the output layer. At each layer, neurons compute a linear combination of their inputs followed by an activation function. This process transforms the raw input features into progressively more abstract representations.</w:t>
+      </w:r>
+    </w:p>
+    <w:p>
+      <w:r>
+        <w:t>The final output represents either a probability estimate for a class or a probability distribution across multiple classes. Forward propagation defines how predictions are produced for a given set of parameters.</w:t>
+      </w:r>
+    </w:p>
+    <w:p>
+      <w:pPr>
+        <w:pStyle w:val="Heading3"/>
+      </w:pPr>
+      <w:r>
+        <w:t>Activation Functions</w:t>
+      </w:r>
+    </w:p>
+    <w:p>
+      <w:r>
+        <w:t>Activation functions introduce non-linearity into neural networks, allowing them to model complex decision boundaries.</w:t>
+      </w:r>
+    </w:p>
+    <w:p>
+      <w:r>
+        <w:t>Common activation functions used in this lab include:</w:t>
+      </w:r>
+    </w:p>
+    <w:p>
+      <w:pPr>
+        <w:pStyle w:val="ListParagraph"/>
+        <w:numPr>
+          <w:ilvl w:val="0"/>
+          <w:numId w:val="55"/>
+        </w:numPr>
+      </w:pPr>
+      <w:r>
+        <w:rPr>
+          <w:b/>
+          <w:bCs/>
+        </w:rPr>
+        <w:t>ReLU (Rectified Linear Unit)</w:t>
+      </w:r>
+      <w:r>
+        <w:rPr>
+          <w:b/>
+          <w:bCs/>
+        </w:rPr>
+        <w:t xml:space="preserve"> - </w:t>
+      </w:r>
+      <w:r>
+        <w:t>ReLU outputs zero for negative inputs and returns the input value for positive inputs. It is widely used in hidden layers due to its computational efficiency and favorable gradient properties.</w:t>
+      </w:r>
+    </w:p>
+    <w:p>
+      <w:pPr>
+        <w:pStyle w:val="ListParagraph"/>
+        <w:numPr>
+          <w:ilvl w:val="0"/>
+          <w:numId w:val="55"/>
+        </w:numPr>
+      </w:pPr>
+      <w:r>
+        <w:rPr>
+          <w:b/>
+          <w:bCs/>
+        </w:rPr>
+        <w:t>Sigmoid function</w:t>
+      </w:r>
+      <w:r>
+        <w:rPr>
+          <w:b/>
+          <w:bCs/>
+        </w:rPr>
+        <w:t xml:space="preserve"> - </w:t>
+      </w:r>
+      <w:r>
+        <w:t>The sigmoid function maps real-valued inputs to the interval [0, 1]. This property makes it suitable for binary classification, where outputs are interpreted as probabilities.</w:t>
+      </w:r>
+    </w:p>
+    <w:p>
+      <w:pPr>
+        <w:pStyle w:val="ListParagraph"/>
+        <w:numPr>
+          <w:ilvl w:val="0"/>
+          <w:numId w:val="55"/>
+        </w:numPr>
+      </w:pPr>
+      <w:r>
+        <w:rPr>
+          <w:b/>
+          <w:bCs/>
+        </w:rPr>
+        <w:t>Softmax function</w:t>
+      </w:r>
+      <w:r>
+        <w:rPr>
+          <w:b/>
+          <w:bCs/>
+        </w:rPr>
+        <w:t xml:space="preserve"> - </w:t>
+      </w:r>
+      <w:r>
+        <w:t>Softmax converts a vector of real-valued scores into a normalized probability distribution across multiple classes. It is commonly used in multiclass classification tasks.</w:t>
+      </w:r>
+    </w:p>
+    <w:p>
+      <w:pPr>
+        <w:pStyle w:val="Heading3"/>
+      </w:pPr>
+      <w:r>
+        <w:t>Loss Functions and Learning Objective</w:t>
+      </w:r>
+    </w:p>
+    <w:p>
+      <w:r>
+        <w:t>Neural networks are trained by minimizing a loss function that quantifies the discrepancy between predicted outputs and true labels.</w:t>
+      </w:r>
+    </w:p>
+    <w:p>
+      <w:pPr>
+        <w:pStyle w:val="ListParagraph"/>
+        <w:numPr>
+          <w:ilvl w:val="0"/>
+          <w:numId w:val="57"/>
+        </w:numPr>
+      </w:pPr>
+      <w:r>
+        <w:lastRenderedPageBreak/>
+        <w:t>Binary cross-entropy is used for binary classification tasks. It penalizes confident but incorrect predictions and encourages accurate probability estimates.</w:t>
+      </w:r>
+    </w:p>
+    <w:p>
+      <w:pPr>
+        <w:pStyle w:val="ListParagraph"/>
+        <w:numPr>
+          <w:ilvl w:val="0"/>
+          <w:numId w:val="57"/>
+        </w:numPr>
+      </w:pPr>
+      <w:r>
+        <w:t>Categorical or sparse categorical cross-entropy is used for multiclass classification tasks with softmax outputs.</w:t>
+      </w:r>
+      <w:r>
+        <w:t xml:space="preserve"> </w:t>
+      </w:r>
+    </w:p>
+    <w:p>
+      <w:pPr>
+        <w:pStyle w:val="Heading3"/>
+      </w:pPr>
+      <w:r>
+        <w:t>Backpropagation and Optimization</w:t>
+      </w:r>
+    </w:p>
+    <w:p>
+      <w:r>
+        <w:t xml:space="preserve">Training a neural network involves adjusting weights and biases to minimize the chosen loss function. This is achieved through </w:t>
+      </w:r>
+      <w:r>
+        <w:rPr>
+          <w:b/>
+          <w:bCs/>
+        </w:rPr>
+        <w:t>backpropagation</w:t>
+      </w:r>
+      <w:r>
+        <w:t>, an algorithm that computes gradients of the loss with respect to each parameter using the chain rule of calculus.</w:t>
+      </w:r>
+      <w:r>
+        <w:t xml:space="preserve"> </w:t>
+      </w:r>
+      <w:r>
+        <w:t xml:space="preserve">Once gradients are computed, parameters are updated using an optimization algorithm such as </w:t>
+      </w:r>
+      <w:r>
+        <w:rPr>
+          <w:b/>
+          <w:bCs/>
+        </w:rPr>
+        <w:t>gradient descent</w:t>
+      </w:r>
+      <w:r>
+        <w:t xml:space="preserve"> or its variants. In this lab, the Adam optimizer is used due to its adaptive learning-rate properties and robust convergence behavior.</w:t>
+      </w:r>
+      <w:r>
+        <w:t xml:space="preserve"> </w:t>
+      </w:r>
+    </w:p>
+    <w:p>
+      <w:pPr>
+        <w:pStyle w:val="Heading3"/>
+      </w:pPr>
+      <w:r>
+        <w:t>Overfitting and Regularization</w:t>
+      </w:r>
+    </w:p>
+    <w:p>
+      <w:r>
+        <w:t>Neural networks with high capacity can overfit training data, learning noise instead of generalizable patterns. Overfitting leads to poor performance on unseen data.</w:t>
+      </w:r>
+    </w:p>
+    <w:p>
+      <w:r>
+        <w:t xml:space="preserve">To address this issue, </w:t>
+      </w:r>
+      <w:r>
+        <w:rPr>
+          <w:b/>
+          <w:bCs/>
+        </w:rPr>
+        <w:t>dropout regularization</w:t>
+      </w:r>
+      <w:r>
+        <w:t xml:space="preserve"> is used to </w:t>
+      </w:r>
+      <w:r>
+        <w:t>temporarily deactivat</w:t>
+      </w:r>
+      <w:r>
+        <w:t>e</w:t>
+      </w:r>
+      <w:r>
+        <w:t xml:space="preserve"> a fraction of neurons during training, forcing the network to distribute learning across multiple pathways. This technique reduces reliance on specific neurons and improves generalization.</w:t>
+      </w:r>
+      <w:r>
+        <w:rPr>
+          <w:rFonts w:eastAsiaTheme="majorEastAsia" w:cstheme="majorBidi"/>
+          <w:color w:val="2F5496" w:themeColor="accent1" w:themeShade="BF"/>
+          <w:sz w:val="28"/>
+          <w:szCs w:val="28"/>
+        </w:rPr>
+        <w:t xml:space="preserve"> </w:t>
+      </w:r>
+      <w:r>
+        <w:t xml:space="preserve"> </w:t>
+      </w:r>
+    </w:p>
+    <w:p/>
+    <w:p>
+      <w:pPr>
+        <w:jc w:val="left"/>
+      </w:pPr>
+      <w:r>
+        <w:br w:type="page"/>
+      </w:r>
+    </w:p>
+    <w:p>
+      <w:pPr>
+        <w:pStyle w:val="Heading1"/>
+        <w:jc w:val="left"/>
+      </w:pPr>
+      <w:bookmarkStart w:id="118" w:name="_Toc217982501"/>
+      <w:r>
+        <w:lastRenderedPageBreak/>
+        <w:t xml:space="preserve">Lab </w:t>
+      </w:r>
+      <w:r>
+        <w:t>1</w:t>
+      </w:r>
+      <w:r>
+        <w:t>3</w:t>
+      </w:r>
+      <w:r>
+        <w:t xml:space="preserve"> </w:t>
+      </w:r>
+      <w:r>
+        <w:t>–</w:t>
+      </w:r>
+      <w:r>
+        <w:t xml:space="preserve"> </w:t>
+      </w:r>
+      <w:r>
+        <w:t>MINST</w:t>
+      </w:r>
+      <w:bookmarkEnd w:id="118"/>
+    </w:p>
+    <w:p>
+      <w:pPr>
+        <w:pStyle w:val="Heading2"/>
+      </w:pPr>
+      <w:bookmarkStart w:id="119" w:name="_Toc217982502"/>
+      <w:r>
+        <w:t>Objective</w:t>
+      </w:r>
+      <w:bookmarkEnd w:id="119"/>
+    </w:p>
+    <w:p>
+      <w:r>
+        <w:t>TODO</w:t>
+      </w:r>
+    </w:p>
+    <w:p>
+      <w:pPr>
+        <w:pStyle w:val="Heading2"/>
+      </w:pPr>
+      <w:bookmarkStart w:id="120" w:name="_Toc217982503"/>
+      <w:r>
+        <w:t>Theory</w:t>
+      </w:r>
+      <w:bookmarkEnd w:id="120"/>
+    </w:p>
+    <w:p>
+      <w:r>
+        <w:t>TODO</w:t>
+      </w:r>
+    </w:p>
+    <w:p>
+      <w:pPr>
+        <w:pStyle w:val="Heading2"/>
+      </w:pPr>
+      <w:bookmarkStart w:id="121" w:name="_Toc217982504"/>
+      <w:r>
+        <w:t>Code</w:t>
+      </w:r>
+      <w:bookmarkEnd w:id="121"/>
+    </w:p>
+    <w:p>
+      <w:pPr>
+        <w:rPr>
+          <w:color w:val="EE0000"/>
+        </w:rPr>
+      </w:pPr>
+      <w:r>
+        <w:t>The SVM For…</w:t>
+      </w:r>
+      <w:r>
+        <w:t xml:space="preserve"> </w:t>
+      </w:r>
+      <w:r>
+        <w:t>Code used in this experiment is available at the following GitHub repository:</w:t>
+      </w:r>
+      <w:r>
+        <w:t xml:space="preserve"> </w:t>
+      </w:r>
+      <w:hyperlink r:id="rId97" w:history="1">
         <w:r>
           <w:rPr>
             <w:rStyle w:val="Hyperlink"/>
             <w:color w:val="EE0000"/>
           </w:rPr>
-          <w:t>Based_Clustering_Code</w:t>
+          <w:t xml:space="preserve">Tree-Based_Clustering_Code </w:t>
         </w:r>
-        <w:proofErr w:type="spellEnd"/>
+      </w:hyperlink>
+    </w:p>
+    <w:p>
+      <w:r>
+        <w:t>TODO</w:t>
+      </w:r>
+    </w:p>
+    <w:p/>
+    <w:p>
+      <w:pPr>
+        <w:jc w:val="left"/>
+      </w:pPr>
+      <w:r>
+        <w:br w:type="page"/>
+      </w:r>
+    </w:p>
+    <w:p>
+      <w:pPr>
+        <w:pStyle w:val="Heading1"/>
+        <w:jc w:val="left"/>
+      </w:pPr>
+      <w:bookmarkStart w:id="122" w:name="_Toc217982505"/>
+      <w:r>
+        <w:lastRenderedPageBreak/>
+        <w:t xml:space="preserve">Lab </w:t>
+      </w:r>
+      <w:r>
+        <w:t>1</w:t>
+      </w:r>
+      <w:r>
+        <w:t>4</w:t>
+      </w:r>
+      <w:r>
+        <w:t xml:space="preserve"> </w:t>
+      </w:r>
+      <w:r>
+        <w:t>–</w:t>
+      </w:r>
+      <w:r>
+        <w:t xml:space="preserve"> </w:t>
+      </w:r>
+      <w:r>
+        <w:t>CNN</w:t>
+      </w:r>
+      <w:bookmarkEnd w:id="122"/>
+    </w:p>
+    <w:p>
+      <w:pPr>
+        <w:pStyle w:val="Heading2"/>
+      </w:pPr>
+      <w:bookmarkStart w:id="123" w:name="_Toc217982506"/>
+      <w:r>
+        <w:t>Objective</w:t>
+      </w:r>
+      <w:bookmarkEnd w:id="123"/>
+    </w:p>
+    <w:p>
+      <w:r>
+        <w:t>TODO</w:t>
+      </w:r>
+    </w:p>
+    <w:p>
+      <w:pPr>
+        <w:pStyle w:val="Heading2"/>
+      </w:pPr>
+      <w:bookmarkStart w:id="124" w:name="_Toc217982507"/>
+      <w:r>
+        <w:t>Theory</w:t>
+      </w:r>
+      <w:bookmarkEnd w:id="124"/>
+    </w:p>
+    <w:p>
+      <w:r>
+        <w:t>TODO</w:t>
+      </w:r>
+    </w:p>
+    <w:p>
+      <w:pPr>
+        <w:pStyle w:val="Heading2"/>
+      </w:pPr>
+      <w:bookmarkStart w:id="125" w:name="_Toc217982508"/>
+      <w:r>
+        <w:t>Code</w:t>
+      </w:r>
+      <w:bookmarkEnd w:id="125"/>
+    </w:p>
+    <w:p>
+      <w:pPr>
+        <w:rPr>
+          <w:color w:val="EE0000"/>
+        </w:rPr>
+      </w:pPr>
+      <w:r>
+        <w:t>The SVM For…</w:t>
+      </w:r>
+      <w:r>
+        <w:t xml:space="preserve"> </w:t>
+      </w:r>
+      <w:r>
+        <w:t>Code used in this experiment is available at the following GitHub repository:</w:t>
+      </w:r>
+      <w:r>
+        <w:t xml:space="preserve"> </w:t>
+      </w:r>
+      <w:hyperlink r:id="rId98" w:history="1">
         <w:r>
           <w:rPr>
             <w:rStyle w:val="Hyperlink"/>
             <w:color w:val="EE0000"/>
           </w:rPr>
-          <w:t xml:space="preserve"> </w:t>
+          <w:t xml:space="preserve">Tree-Based_Clustering_Code </w:t>
         </w:r>
       </w:hyperlink>
     </w:p>
@@ -27465,624 +29248,18 @@
       </w:r>
     </w:p>
     <w:p>
-      <w:pPr>
-        <w:jc w:val="left"/>
-      </w:pPr>
-      <w:r>
-        <w:br w:type="page"/>
-      </w:r>
-    </w:p>
-    <w:p>
-      <w:pPr>
-        <w:pStyle w:val="Heading1"/>
-        <w:jc w:val="left"/>
-      </w:pPr>
-      <w:bookmarkStart w:id="119" w:name="_Toc217982493"/>
-      <w:r>
-        <w:lastRenderedPageBreak/>
-        <w:t xml:space="preserve">Lab </w:t>
-      </w:r>
-      <w:r>
-        <w:t>12</w:t>
-      </w:r>
-      <w:r>
+      <w:r>
+        <w:rPr>
+          <w:rFonts w:eastAsiaTheme="majorEastAsia" w:cstheme="majorBidi"/>
+          <w:b/>
+          <w:color w:val="2F5496" w:themeColor="accent1" w:themeShade="BF"/>
+          <w:sz w:val="40"/>
+          <w:szCs w:val="40"/>
+          <w:u w:val="single"/>
+        </w:rPr>
         <w:t xml:space="preserve"> </w:t>
       </w:r>
-      <w:r>
-        <w:t>–</w:t>
-      </w:r>
-      <w:r>
-        <w:t xml:space="preserve"> </w:t>
-      </w:r>
-      <w:r>
-        <w:t>Neuron Network</w:t>
-      </w:r>
-      <w:bookmarkEnd w:id="119"/>
-    </w:p>
-    <w:p>
-      <w:pPr>
-        <w:pStyle w:val="Heading2"/>
-      </w:pPr>
-      <w:bookmarkStart w:id="120" w:name="_Toc217982494"/>
-      <w:r>
-        <w:t>Objective</w:t>
-      </w:r>
-      <w:bookmarkEnd w:id="120"/>
-    </w:p>
-    <w:p>
-      <w:r>
-        <w:t>TODO</w:t>
-      </w:r>
-    </w:p>
-    <w:p>
-      <w:pPr>
-        <w:pStyle w:val="Heading2"/>
-      </w:pPr>
-      <w:bookmarkStart w:id="121" w:name="_Toc217982495"/>
-      <w:r>
-        <w:t>Theory</w:t>
-      </w:r>
-      <w:bookmarkEnd w:id="121"/>
-    </w:p>
-    <w:p>
-      <w:r>
-        <w:t>TODO</w:t>
-      </w:r>
-    </w:p>
-    <w:p>
-      <w:pPr>
-        <w:pStyle w:val="Heading2"/>
-      </w:pPr>
-      <w:bookmarkStart w:id="122" w:name="_Toc217982496"/>
-      <w:r>
-        <w:t>Code</w:t>
-      </w:r>
-      <w:bookmarkEnd w:id="122"/>
-    </w:p>
-    <w:p>
-      <w:pPr>
-        <w:rPr>
-          <w:color w:val="EE0000"/>
-        </w:rPr>
-      </w:pPr>
-      <w:r>
-        <w:t>The SVM For…</w:t>
-      </w:r>
-      <w:r>
-        <w:t xml:space="preserve"> </w:t>
-      </w:r>
-      <w:r>
-        <w:t>Code used in this experiment is available at the following GitHub repository:</w:t>
-      </w:r>
-      <w:r>
-        <w:t xml:space="preserve"> </w:t>
-      </w:r>
-      <w:hyperlink r:id="rId90" w:history="1">
-        <w:r>
-          <w:rPr>
-            <w:rStyle w:val="Hyperlink"/>
-            <w:color w:val="EE0000"/>
-          </w:rPr>
-          <w:t>Tree-</w:t>
-        </w:r>
-        <w:proofErr w:type="spellStart"/>
-        <w:r>
-          <w:rPr>
-            <w:rStyle w:val="Hyperlink"/>
-            <w:color w:val="EE0000"/>
-          </w:rPr>
-          <w:t>Based_Clustering_Code</w:t>
-        </w:r>
-        <w:proofErr w:type="spellEnd"/>
-        <w:r>
-          <w:rPr>
-            <w:rStyle w:val="Hyperlink"/>
-            <w:color w:val="EE0000"/>
-          </w:rPr>
-          <w:t xml:space="preserve"> </w:t>
-        </w:r>
-      </w:hyperlink>
-    </w:p>
-    <w:p>
-      <w:r>
-        <w:t>TODO</w:t>
-      </w:r>
-    </w:p>
-    <w:p>
-      <w:pPr>
-        <w:jc w:val="left"/>
-      </w:pPr>
-      <w:r>
-        <w:br w:type="page"/>
-      </w:r>
-    </w:p>
-    <w:p>
-      <w:pPr>
-        <w:pStyle w:val="Heading1"/>
-        <w:jc w:val="left"/>
-      </w:pPr>
-      <w:bookmarkStart w:id="123" w:name="_Toc217982497"/>
-      <w:r>
-        <w:lastRenderedPageBreak/>
-        <w:t xml:space="preserve">Lab </w:t>
-      </w:r>
-      <w:r>
-        <w:t>13</w:t>
-      </w:r>
-      <w:r>
-        <w:t xml:space="preserve"> </w:t>
-      </w:r>
-      <w:r>
-        <w:t>–</w:t>
-      </w:r>
-      <w:r>
-        <w:t xml:space="preserve"> </w:t>
-      </w:r>
-      <w:r>
-        <w:t>ANN</w:t>
-      </w:r>
-      <w:bookmarkEnd w:id="123"/>
-    </w:p>
-    <w:p>
-      <w:pPr>
-        <w:pStyle w:val="Heading2"/>
-      </w:pPr>
-      <w:bookmarkStart w:id="124" w:name="_Toc217982498"/>
-      <w:r>
-        <w:t>Objective</w:t>
-      </w:r>
-      <w:bookmarkEnd w:id="124"/>
-    </w:p>
-    <w:p>
-      <w:r>
-        <w:t>TODO</w:t>
-      </w:r>
-    </w:p>
-    <w:p>
-      <w:pPr>
-        <w:pStyle w:val="Heading2"/>
-      </w:pPr>
-      <w:bookmarkStart w:id="125" w:name="_Toc217982499"/>
-      <w:r>
-        <w:t>Theory</w:t>
-      </w:r>
-      <w:bookmarkEnd w:id="125"/>
-    </w:p>
-    <w:p>
-      <w:r>
-        <w:t>TODO</w:t>
-      </w:r>
-    </w:p>
-    <w:p>
-      <w:pPr>
-        <w:pStyle w:val="Heading2"/>
-      </w:pPr>
-      <w:bookmarkStart w:id="126" w:name="_Toc217982500"/>
-      <w:r>
-        <w:t>Code</w:t>
-      </w:r>
-      <w:bookmarkEnd w:id="126"/>
-    </w:p>
-    <w:p>
-      <w:pPr>
-        <w:rPr>
-          <w:color w:val="EE0000"/>
-        </w:rPr>
-      </w:pPr>
-      <w:r>
-        <w:t>The SVM For…</w:t>
-      </w:r>
-      <w:r>
-        <w:t xml:space="preserve"> </w:t>
-      </w:r>
-      <w:r>
-        <w:t>Code used in this experiment is available at the following GitHub repository:</w:t>
-      </w:r>
-      <w:r>
-        <w:t xml:space="preserve"> </w:t>
-      </w:r>
-      <w:hyperlink r:id="rId91" w:history="1">
-        <w:r>
-          <w:rPr>
-            <w:rStyle w:val="Hyperlink"/>
-            <w:color w:val="EE0000"/>
-          </w:rPr>
-          <w:t>Tree-</w:t>
-        </w:r>
-        <w:proofErr w:type="spellStart"/>
-        <w:r>
-          <w:rPr>
-            <w:rStyle w:val="Hyperlink"/>
-            <w:color w:val="EE0000"/>
-          </w:rPr>
-          <w:t>Based_Clustering_Code</w:t>
-        </w:r>
-        <w:proofErr w:type="spellEnd"/>
-        <w:r>
-          <w:rPr>
-            <w:rStyle w:val="Hyperlink"/>
-            <w:color w:val="EE0000"/>
-          </w:rPr>
-          <w:t xml:space="preserve"> </w:t>
-        </w:r>
-      </w:hyperlink>
-    </w:p>
-    <w:p>
-      <w:r>
-        <w:t>TODO</w:t>
-      </w:r>
-    </w:p>
-    <w:p>
-      <w:pPr>
-        <w:jc w:val="left"/>
-      </w:pPr>
-      <w:r>
-        <w:br w:type="page"/>
-      </w:r>
-    </w:p>
-    <w:p>
-      <w:pPr>
-        <w:pStyle w:val="Heading1"/>
-        <w:jc w:val="left"/>
-      </w:pPr>
-      <w:bookmarkStart w:id="127" w:name="_Toc217982501"/>
-      <w:r>
-        <w:lastRenderedPageBreak/>
-        <w:t xml:space="preserve">Lab </w:t>
-      </w:r>
-      <w:r>
-        <w:t>14</w:t>
-      </w:r>
-      <w:r>
-        <w:t xml:space="preserve"> </w:t>
-      </w:r>
-      <w:r>
-        <w:t>–</w:t>
-      </w:r>
-      <w:r>
-        <w:t xml:space="preserve"> </w:t>
-      </w:r>
-      <w:r>
-        <w:t>MINST</w:t>
-      </w:r>
-      <w:bookmarkEnd w:id="127"/>
-    </w:p>
-    <w:p>
-      <w:pPr>
-        <w:pStyle w:val="Heading2"/>
-      </w:pPr>
-      <w:bookmarkStart w:id="128" w:name="_Toc217982502"/>
-      <w:r>
-        <w:t>Objective</w:t>
-      </w:r>
-      <w:bookmarkEnd w:id="128"/>
-    </w:p>
-    <w:p>
-      <w:r>
-        <w:t>TODO</w:t>
-      </w:r>
-    </w:p>
-    <w:p>
-      <w:pPr>
-        <w:pStyle w:val="Heading2"/>
-      </w:pPr>
-      <w:bookmarkStart w:id="129" w:name="_Toc217982503"/>
-      <w:r>
-        <w:t>Theory</w:t>
-      </w:r>
-      <w:bookmarkEnd w:id="129"/>
-    </w:p>
-    <w:p>
-      <w:r>
-        <w:t>TODO</w:t>
-      </w:r>
-    </w:p>
-    <w:p>
-      <w:pPr>
-        <w:pStyle w:val="Heading2"/>
-      </w:pPr>
-      <w:bookmarkStart w:id="130" w:name="_Toc217982504"/>
-      <w:r>
-        <w:t>Code</w:t>
-      </w:r>
-      <w:bookmarkEnd w:id="130"/>
-    </w:p>
-    <w:p>
-      <w:pPr>
-        <w:rPr>
-          <w:color w:val="EE0000"/>
-        </w:rPr>
-      </w:pPr>
-      <w:r>
-        <w:t>The SVM For…</w:t>
-      </w:r>
-      <w:r>
-        <w:t xml:space="preserve"> </w:t>
-      </w:r>
-      <w:r>
-        <w:t>Code used in this experiment is available at the following GitHub repository:</w:t>
-      </w:r>
-      <w:r>
-        <w:t xml:space="preserve"> </w:t>
-      </w:r>
-      <w:hyperlink r:id="rId92" w:history="1">
-        <w:r>
-          <w:rPr>
-            <w:rStyle w:val="Hyperlink"/>
-            <w:color w:val="EE0000"/>
-          </w:rPr>
-          <w:t>Tree-</w:t>
-        </w:r>
-        <w:proofErr w:type="spellStart"/>
-        <w:r>
-          <w:rPr>
-            <w:rStyle w:val="Hyperlink"/>
-            <w:color w:val="EE0000"/>
-          </w:rPr>
-          <w:t>Based_Clustering_Code</w:t>
-        </w:r>
-        <w:proofErr w:type="spellEnd"/>
-        <w:r>
-          <w:rPr>
-            <w:rStyle w:val="Hyperlink"/>
-            <w:color w:val="EE0000"/>
-          </w:rPr>
-          <w:t xml:space="preserve"> </w:t>
-        </w:r>
-      </w:hyperlink>
-    </w:p>
-    <w:p>
-      <w:r>
-        <w:t>TODO</w:t>
-      </w:r>
-    </w:p>
-    <w:p/>
-    <w:p>
-      <w:pPr>
-        <w:jc w:val="left"/>
-      </w:pPr>
-      <w:r>
-        <w:br w:type="page"/>
-      </w:r>
-    </w:p>
-    <w:p>
-      <w:pPr>
-        <w:pStyle w:val="Heading1"/>
-        <w:jc w:val="left"/>
-      </w:pPr>
-      <w:bookmarkStart w:id="131" w:name="_Toc217982505"/>
-      <w:r>
-        <w:lastRenderedPageBreak/>
-        <w:t xml:space="preserve">Lab </w:t>
-      </w:r>
-      <w:r>
-        <w:t>15</w:t>
-      </w:r>
-      <w:r>
-        <w:t xml:space="preserve"> </w:t>
-      </w:r>
-      <w:r>
-        <w:t>–</w:t>
-      </w:r>
-      <w:r>
-        <w:t xml:space="preserve"> </w:t>
-      </w:r>
-      <w:r>
-        <w:t>CNN</w:t>
-      </w:r>
-      <w:bookmarkEnd w:id="131"/>
-    </w:p>
-    <w:p>
-      <w:pPr>
-        <w:pStyle w:val="Heading2"/>
-      </w:pPr>
-      <w:bookmarkStart w:id="132" w:name="_Toc217982506"/>
-      <w:r>
-        <w:t>Objective</w:t>
-      </w:r>
-      <w:bookmarkEnd w:id="132"/>
-    </w:p>
-    <w:p>
-      <w:r>
-        <w:t>TODO</w:t>
-      </w:r>
-    </w:p>
-    <w:p>
-      <w:pPr>
-        <w:pStyle w:val="Heading2"/>
-      </w:pPr>
-      <w:bookmarkStart w:id="133" w:name="_Toc217982507"/>
-      <w:r>
-        <w:t>Theory</w:t>
-      </w:r>
-      <w:bookmarkEnd w:id="133"/>
-    </w:p>
-    <w:p>
-      <w:r>
-        <w:t>TODO</w:t>
-      </w:r>
-    </w:p>
-    <w:p>
-      <w:pPr>
-        <w:pStyle w:val="Heading2"/>
-      </w:pPr>
-      <w:bookmarkStart w:id="134" w:name="_Toc217982508"/>
-      <w:r>
-        <w:t>Code</w:t>
-      </w:r>
-      <w:bookmarkEnd w:id="134"/>
-    </w:p>
-    <w:p>
-      <w:pPr>
-        <w:rPr>
-          <w:color w:val="EE0000"/>
-        </w:rPr>
-      </w:pPr>
-      <w:r>
-        <w:t>The SVM For…</w:t>
-      </w:r>
-      <w:r>
-        <w:t xml:space="preserve"> </w:t>
-      </w:r>
-      <w:r>
-        <w:t>Code used in this experiment is available at the following GitHub repository:</w:t>
-      </w:r>
-      <w:r>
-        <w:t xml:space="preserve"> </w:t>
-      </w:r>
-      <w:hyperlink r:id="rId93" w:history="1">
-        <w:r>
-          <w:rPr>
-            <w:rStyle w:val="Hyperlink"/>
-            <w:color w:val="EE0000"/>
-          </w:rPr>
-          <w:t>Tree-</w:t>
-        </w:r>
-        <w:proofErr w:type="spellStart"/>
-        <w:r>
-          <w:rPr>
-            <w:rStyle w:val="Hyperlink"/>
-            <w:color w:val="EE0000"/>
-          </w:rPr>
-          <w:t>Based_Clustering_Code</w:t>
-        </w:r>
-        <w:proofErr w:type="spellEnd"/>
-        <w:r>
-          <w:rPr>
-            <w:rStyle w:val="Hyperlink"/>
-            <w:color w:val="EE0000"/>
-          </w:rPr>
-          <w:t xml:space="preserve"> </w:t>
-        </w:r>
-      </w:hyperlink>
-    </w:p>
-    <w:p>
-      <w:r>
-        <w:t>TODO</w:t>
-      </w:r>
-    </w:p>
-    <w:p>
-      <w:pPr>
-        <w:jc w:val="left"/>
-      </w:pPr>
-      <w:r>
-        <w:br w:type="page"/>
-      </w:r>
-    </w:p>
-    <w:p>
-      <w:pPr>
-        <w:pStyle w:val="Heading1"/>
-        <w:jc w:val="left"/>
-      </w:pPr>
-      <w:bookmarkStart w:id="135" w:name="_Toc217982509"/>
-      <w:r>
-        <w:lastRenderedPageBreak/>
-        <w:t>Exam</w:t>
-      </w:r>
-      <w:r>
-        <w:t xml:space="preserve"> </w:t>
-      </w:r>
-      <w:r>
-        <w:t>–</w:t>
-      </w:r>
-      <w:r>
-        <w:t xml:space="preserve"> </w:t>
-      </w:r>
-      <w:r>
-        <w:t>Word2Vect</w:t>
-      </w:r>
-      <w:bookmarkEnd w:id="135"/>
-    </w:p>
-    <w:p>
-      <w:pPr>
-        <w:pStyle w:val="Heading2"/>
-      </w:pPr>
-      <w:bookmarkStart w:id="136" w:name="_Toc217982510"/>
-      <w:r>
-        <w:t>Objective</w:t>
-      </w:r>
-      <w:bookmarkEnd w:id="136"/>
-    </w:p>
-    <w:p>
-      <w:r>
-        <w:t>TODO</w:t>
-      </w:r>
-    </w:p>
-    <w:p>
-      <w:pPr>
-        <w:pStyle w:val="Heading2"/>
-      </w:pPr>
-      <w:bookmarkStart w:id="137" w:name="_Toc217982511"/>
-      <w:r>
-        <w:t>Theory</w:t>
-      </w:r>
-      <w:bookmarkEnd w:id="137"/>
-    </w:p>
-    <w:p>
-      <w:r>
-        <w:t>TODO</w:t>
-      </w:r>
-    </w:p>
-    <w:p>
-      <w:pPr>
-        <w:pStyle w:val="Heading2"/>
-      </w:pPr>
-      <w:bookmarkStart w:id="138" w:name="_Toc217982512"/>
-      <w:r>
-        <w:t>Code</w:t>
-      </w:r>
-      <w:bookmarkEnd w:id="138"/>
-    </w:p>
-    <w:p>
-      <w:pPr>
-        <w:rPr>
-          <w:color w:val="EE0000"/>
-        </w:rPr>
-      </w:pPr>
-      <w:r>
-        <w:t>The SVM For…</w:t>
-      </w:r>
-      <w:r>
-        <w:t xml:space="preserve"> </w:t>
-      </w:r>
-      <w:r>
-        <w:t>Code used in this experiment is available at the following GitHub repository:</w:t>
-      </w:r>
-      <w:r>
-        <w:t xml:space="preserve"> </w:t>
-      </w:r>
-      <w:hyperlink r:id="rId94" w:history="1">
-        <w:r>
-          <w:rPr>
-            <w:rStyle w:val="Hyperlink"/>
-            <w:color w:val="EE0000"/>
-          </w:rPr>
-          <w:t>Tree-</w:t>
-        </w:r>
-        <w:proofErr w:type="spellStart"/>
-        <w:r>
-          <w:rPr>
-            <w:rStyle w:val="Hyperlink"/>
-            <w:color w:val="EE0000"/>
-          </w:rPr>
-          <w:t>Based_Clustering_Code</w:t>
-        </w:r>
-        <w:proofErr w:type="spellEnd"/>
-        <w:r>
-          <w:rPr>
-            <w:rStyle w:val="Hyperlink"/>
-            <w:color w:val="EE0000"/>
-          </w:rPr>
-          <w:t xml:space="preserve"> </w:t>
-        </w:r>
-      </w:hyperlink>
-    </w:p>
-    <w:p>
-      <w:r>
-        <w:t>TODO</w:t>
-      </w:r>
-    </w:p>
-    <w:p/>
+    </w:p>
     <w:sectPr>
       <w:pgSz w:w="12240" w:h="15840"/>
       <w:pgMar w:top="1440" w:right="1440" w:bottom="1440" w:left="1440" w:header="720" w:footer="720" w:gutter="0"/>
@@ -28784,6 +29961,268 @@
     </w:lvl>
   </w:abstractNum>
   <w:abstractNum w:abstractNumId="5" w15:restartNumberingAfterBreak="0">
+    <w:nsid w:val="08C81190"/>
+    <w:multiLevelType w:val="multilevel"/>
+    <w:tmpl w:val="00DEC16A"/>
+    <w:lvl w:ilvl="0">
+      <w:start w:val="1"/>
+      <w:numFmt w:val="bullet"/>
+      <w:lvlText w:val=""/>
+      <w:lvlJc w:val="left"/>
+      <w:pPr>
+        <w:tabs>
+          <w:tab w:val="num" w:pos="720"/>
+        </w:tabs>
+        <w:ind w:left="720" w:hanging="360"/>
+      </w:pPr>
+      <w:rPr>
+        <w:rFonts w:ascii="Symbol" w:hAnsi="Symbol" w:hint="default"/>
+        <w:sz w:val="20"/>
+      </w:rPr>
+    </w:lvl>
+    <w:lvl w:ilvl="1" w:tentative="1">
+      <w:start w:val="1"/>
+      <w:numFmt w:val="bullet"/>
+      <w:lvlText w:val="o"/>
+      <w:lvlJc w:val="left"/>
+      <w:pPr>
+        <w:tabs>
+          <w:tab w:val="num" w:pos="1440"/>
+        </w:tabs>
+        <w:ind w:left="1440" w:hanging="360"/>
+      </w:pPr>
+      <w:rPr>
+        <w:rFonts w:ascii="Courier New" w:hAnsi="Courier New" w:hint="default"/>
+        <w:sz w:val="20"/>
+      </w:rPr>
+    </w:lvl>
+    <w:lvl w:ilvl="2" w:tentative="1">
+      <w:start w:val="1"/>
+      <w:numFmt w:val="bullet"/>
+      <w:lvlText w:val=""/>
+      <w:lvlJc w:val="left"/>
+      <w:pPr>
+        <w:tabs>
+          <w:tab w:val="num" w:pos="2160"/>
+        </w:tabs>
+        <w:ind w:left="2160" w:hanging="360"/>
+      </w:pPr>
+      <w:rPr>
+        <w:rFonts w:ascii="Wingdings" w:hAnsi="Wingdings" w:hint="default"/>
+        <w:sz w:val="20"/>
+      </w:rPr>
+    </w:lvl>
+    <w:lvl w:ilvl="3" w:tentative="1">
+      <w:start w:val="1"/>
+      <w:numFmt w:val="bullet"/>
+      <w:lvlText w:val=""/>
+      <w:lvlJc w:val="left"/>
+      <w:pPr>
+        <w:tabs>
+          <w:tab w:val="num" w:pos="2880"/>
+        </w:tabs>
+        <w:ind w:left="2880" w:hanging="360"/>
+      </w:pPr>
+      <w:rPr>
+        <w:rFonts w:ascii="Wingdings" w:hAnsi="Wingdings" w:hint="default"/>
+        <w:sz w:val="20"/>
+      </w:rPr>
+    </w:lvl>
+    <w:lvl w:ilvl="4" w:tentative="1">
+      <w:start w:val="1"/>
+      <w:numFmt w:val="bullet"/>
+      <w:lvlText w:val=""/>
+      <w:lvlJc w:val="left"/>
+      <w:pPr>
+        <w:tabs>
+          <w:tab w:val="num" w:pos="3600"/>
+        </w:tabs>
+        <w:ind w:left="3600" w:hanging="360"/>
+      </w:pPr>
+      <w:rPr>
+        <w:rFonts w:ascii="Wingdings" w:hAnsi="Wingdings" w:hint="default"/>
+        <w:sz w:val="20"/>
+      </w:rPr>
+    </w:lvl>
+    <w:lvl w:ilvl="5" w:tentative="1">
+      <w:start w:val="1"/>
+      <w:numFmt w:val="bullet"/>
+      <w:lvlText w:val=""/>
+      <w:lvlJc w:val="left"/>
+      <w:pPr>
+        <w:tabs>
+          <w:tab w:val="num" w:pos="4320"/>
+        </w:tabs>
+        <w:ind w:left="4320" w:hanging="360"/>
+      </w:pPr>
+      <w:rPr>
+        <w:rFonts w:ascii="Wingdings" w:hAnsi="Wingdings" w:hint="default"/>
+        <w:sz w:val="20"/>
+      </w:rPr>
+    </w:lvl>
+    <w:lvl w:ilvl="6" w:tentative="1">
+      <w:start w:val="1"/>
+      <w:numFmt w:val="bullet"/>
+      <w:lvlText w:val=""/>
+      <w:lvlJc w:val="left"/>
+      <w:pPr>
+        <w:tabs>
+          <w:tab w:val="num" w:pos="5040"/>
+        </w:tabs>
+        <w:ind w:left="5040" w:hanging="360"/>
+      </w:pPr>
+      <w:rPr>
+        <w:rFonts w:ascii="Wingdings" w:hAnsi="Wingdings" w:hint="default"/>
+        <w:sz w:val="20"/>
+      </w:rPr>
+    </w:lvl>
+    <w:lvl w:ilvl="7" w:tentative="1">
+      <w:start w:val="1"/>
+      <w:numFmt w:val="bullet"/>
+      <w:lvlText w:val=""/>
+      <w:lvlJc w:val="left"/>
+      <w:pPr>
+        <w:tabs>
+          <w:tab w:val="num" w:pos="5760"/>
+        </w:tabs>
+        <w:ind w:left="5760" w:hanging="360"/>
+      </w:pPr>
+      <w:rPr>
+        <w:rFonts w:ascii="Wingdings" w:hAnsi="Wingdings" w:hint="default"/>
+        <w:sz w:val="20"/>
+      </w:rPr>
+    </w:lvl>
+    <w:lvl w:ilvl="8" w:tentative="1">
+      <w:start w:val="1"/>
+      <w:numFmt w:val="bullet"/>
+      <w:lvlText w:val=""/>
+      <w:lvlJc w:val="left"/>
+      <w:pPr>
+        <w:tabs>
+          <w:tab w:val="num" w:pos="6480"/>
+        </w:tabs>
+        <w:ind w:left="6480" w:hanging="360"/>
+      </w:pPr>
+      <w:rPr>
+        <w:rFonts w:ascii="Wingdings" w:hAnsi="Wingdings" w:hint="default"/>
+        <w:sz w:val="20"/>
+      </w:rPr>
+    </w:lvl>
+  </w:abstractNum>
+  <w:abstractNum w:abstractNumId="6" w15:restartNumberingAfterBreak="0">
+    <w:nsid w:val="0A367C5A"/>
+    <w:multiLevelType w:val="hybridMultilevel"/>
+    <w:tmpl w:val="D8DC28EC"/>
+    <w:lvl w:ilvl="0" w:tplc="04090001">
+      <w:start w:val="1"/>
+      <w:numFmt w:val="bullet"/>
+      <w:lvlText w:val=""/>
+      <w:lvlJc w:val="left"/>
+      <w:pPr>
+        <w:ind w:left="720" w:hanging="360"/>
+      </w:pPr>
+      <w:rPr>
+        <w:rFonts w:ascii="Symbol" w:hAnsi="Symbol" w:hint="default"/>
+      </w:rPr>
+    </w:lvl>
+    <w:lvl w:ilvl="1" w:tplc="04090003" w:tentative="1">
+      <w:start w:val="1"/>
+      <w:numFmt w:val="bullet"/>
+      <w:lvlText w:val="o"/>
+      <w:lvlJc w:val="left"/>
+      <w:pPr>
+        <w:ind w:left="1440" w:hanging="360"/>
+      </w:pPr>
+      <w:rPr>
+        <w:rFonts w:ascii="Courier New" w:hAnsi="Courier New" w:cs="Courier New" w:hint="default"/>
+      </w:rPr>
+    </w:lvl>
+    <w:lvl w:ilvl="2" w:tplc="04090005" w:tentative="1">
+      <w:start w:val="1"/>
+      <w:numFmt w:val="bullet"/>
+      <w:lvlText w:val=""/>
+      <w:lvlJc w:val="left"/>
+      <w:pPr>
+        <w:ind w:left="2160" w:hanging="360"/>
+      </w:pPr>
+      <w:rPr>
+        <w:rFonts w:ascii="Wingdings" w:hAnsi="Wingdings" w:hint="default"/>
+      </w:rPr>
+    </w:lvl>
+    <w:lvl w:ilvl="3" w:tplc="04090001" w:tentative="1">
+      <w:start w:val="1"/>
+      <w:numFmt w:val="bullet"/>
+      <w:lvlText w:val=""/>
+      <w:lvlJc w:val="left"/>
+      <w:pPr>
+        <w:ind w:left="2880" w:hanging="360"/>
+      </w:pPr>
+      <w:rPr>
+        <w:rFonts w:ascii="Symbol" w:hAnsi="Symbol" w:hint="default"/>
+      </w:rPr>
+    </w:lvl>
+    <w:lvl w:ilvl="4" w:tplc="04090003" w:tentative="1">
+      <w:start w:val="1"/>
+      <w:numFmt w:val="bullet"/>
+      <w:lvlText w:val="o"/>
+      <w:lvlJc w:val="left"/>
+      <w:pPr>
+        <w:ind w:left="3600" w:hanging="360"/>
+      </w:pPr>
+      <w:rPr>
+        <w:rFonts w:ascii="Courier New" w:hAnsi="Courier New" w:cs="Courier New" w:hint="default"/>
+      </w:rPr>
+    </w:lvl>
+    <w:lvl w:ilvl="5" w:tplc="04090005" w:tentative="1">
+      <w:start w:val="1"/>
+      <w:numFmt w:val="bullet"/>
+      <w:lvlText w:val=""/>
+      <w:lvlJc w:val="left"/>
+      <w:pPr>
+        <w:ind w:left="4320" w:hanging="360"/>
+      </w:pPr>
+      <w:rPr>
+        <w:rFonts w:ascii="Wingdings" w:hAnsi="Wingdings" w:hint="default"/>
+      </w:rPr>
+    </w:lvl>
+    <w:lvl w:ilvl="6" w:tplc="04090001" w:tentative="1">
+      <w:start w:val="1"/>
+      <w:numFmt w:val="bullet"/>
+      <w:lvlText w:val=""/>
+      <w:lvlJc w:val="left"/>
+      <w:pPr>
+        <w:ind w:left="5040" w:hanging="360"/>
+      </w:pPr>
+      <w:rPr>
+        <w:rFonts w:ascii="Symbol" w:hAnsi="Symbol" w:hint="default"/>
+      </w:rPr>
+    </w:lvl>
+    <w:lvl w:ilvl="7" w:tplc="04090003" w:tentative="1">
+      <w:start w:val="1"/>
+      <w:numFmt w:val="bullet"/>
+      <w:lvlText w:val="o"/>
+      <w:lvlJc w:val="left"/>
+      <w:pPr>
+        <w:ind w:left="5760" w:hanging="360"/>
+      </w:pPr>
+      <w:rPr>
+        <w:rFonts w:ascii="Courier New" w:hAnsi="Courier New" w:cs="Courier New" w:hint="default"/>
+      </w:rPr>
+    </w:lvl>
+    <w:lvl w:ilvl="8" w:tplc="04090005" w:tentative="1">
+      <w:start w:val="1"/>
+      <w:numFmt w:val="bullet"/>
+      <w:lvlText w:val=""/>
+      <w:lvlJc w:val="left"/>
+      <w:pPr>
+        <w:ind w:left="6480" w:hanging="360"/>
+      </w:pPr>
+      <w:rPr>
+        <w:rFonts w:ascii="Wingdings" w:hAnsi="Wingdings" w:hint="default"/>
+      </w:rPr>
+    </w:lvl>
+  </w:abstractNum>
+  <w:abstractNum w:abstractNumId="7" w15:restartNumberingAfterBreak="0">
     <w:nsid w:val="0AB87505"/>
     <w:multiLevelType w:val="hybridMultilevel"/>
     <w:tmpl w:val="3BAA47F0"/>
@@ -28896,7 +30335,7 @@
       </w:rPr>
     </w:lvl>
   </w:abstractNum>
-  <w:abstractNum w:abstractNumId="6" w15:restartNumberingAfterBreak="0">
+  <w:abstractNum w:abstractNumId="8" w15:restartNumberingAfterBreak="0">
     <w:nsid w:val="0C0D7057"/>
     <w:multiLevelType w:val="multilevel"/>
     <w:tmpl w:val="F2904962"/>
@@ -29045,7 +30484,7 @@
       </w:rPr>
     </w:lvl>
   </w:abstractNum>
-  <w:abstractNum w:abstractNumId="7" w15:restartNumberingAfterBreak="0">
+  <w:abstractNum w:abstractNumId="9" w15:restartNumberingAfterBreak="0">
     <w:nsid w:val="0C456550"/>
     <w:multiLevelType w:val="multilevel"/>
     <w:tmpl w:val="13421442"/>
@@ -29194,7 +30633,156 @@
       </w:rPr>
     </w:lvl>
   </w:abstractNum>
-  <w:abstractNum w:abstractNumId="8" w15:restartNumberingAfterBreak="0">
+  <w:abstractNum w:abstractNumId="10" w15:restartNumberingAfterBreak="0">
+    <w:nsid w:val="0CD50698"/>
+    <w:multiLevelType w:val="multilevel"/>
+    <w:tmpl w:val="3844D6EC"/>
+    <w:lvl w:ilvl="0">
+      <w:start w:val="1"/>
+      <w:numFmt w:val="bullet"/>
+      <w:lvlText w:val=""/>
+      <w:lvlJc w:val="left"/>
+      <w:pPr>
+        <w:tabs>
+          <w:tab w:val="num" w:pos="720"/>
+        </w:tabs>
+        <w:ind w:left="720" w:hanging="360"/>
+      </w:pPr>
+      <w:rPr>
+        <w:rFonts w:ascii="Symbol" w:hAnsi="Symbol" w:hint="default"/>
+        <w:sz w:val="20"/>
+      </w:rPr>
+    </w:lvl>
+    <w:lvl w:ilvl="1">
+      <w:start w:val="1"/>
+      <w:numFmt w:val="bullet"/>
+      <w:lvlText w:val="o"/>
+      <w:lvlJc w:val="left"/>
+      <w:pPr>
+        <w:tabs>
+          <w:tab w:val="num" w:pos="1440"/>
+        </w:tabs>
+        <w:ind w:left="1440" w:hanging="360"/>
+      </w:pPr>
+      <w:rPr>
+        <w:rFonts w:ascii="Courier New" w:hAnsi="Courier New" w:hint="default"/>
+        <w:sz w:val="20"/>
+      </w:rPr>
+    </w:lvl>
+    <w:lvl w:ilvl="2" w:tentative="1">
+      <w:start w:val="1"/>
+      <w:numFmt w:val="bullet"/>
+      <w:lvlText w:val=""/>
+      <w:lvlJc w:val="left"/>
+      <w:pPr>
+        <w:tabs>
+          <w:tab w:val="num" w:pos="2160"/>
+        </w:tabs>
+        <w:ind w:left="2160" w:hanging="360"/>
+      </w:pPr>
+      <w:rPr>
+        <w:rFonts w:ascii="Wingdings" w:hAnsi="Wingdings" w:hint="default"/>
+        <w:sz w:val="20"/>
+      </w:rPr>
+    </w:lvl>
+    <w:lvl w:ilvl="3" w:tentative="1">
+      <w:start w:val="1"/>
+      <w:numFmt w:val="bullet"/>
+      <w:lvlText w:val=""/>
+      <w:lvlJc w:val="left"/>
+      <w:pPr>
+        <w:tabs>
+          <w:tab w:val="num" w:pos="2880"/>
+        </w:tabs>
+        <w:ind w:left="2880" w:hanging="360"/>
+      </w:pPr>
+      <w:rPr>
+        <w:rFonts w:ascii="Wingdings" w:hAnsi="Wingdings" w:hint="default"/>
+        <w:sz w:val="20"/>
+      </w:rPr>
+    </w:lvl>
+    <w:lvl w:ilvl="4" w:tentative="1">
+      <w:start w:val="1"/>
+      <w:numFmt w:val="bullet"/>
+      <w:lvlText w:val=""/>
+      <w:lvlJc w:val="left"/>
+      <w:pPr>
+        <w:tabs>
+          <w:tab w:val="num" w:pos="3600"/>
+        </w:tabs>
+        <w:ind w:left="3600" w:hanging="360"/>
+      </w:pPr>
+      <w:rPr>
+        <w:rFonts w:ascii="Wingdings" w:hAnsi="Wingdings" w:hint="default"/>
+        <w:sz w:val="20"/>
+      </w:rPr>
+    </w:lvl>
+    <w:lvl w:ilvl="5" w:tentative="1">
+      <w:start w:val="1"/>
+      <w:numFmt w:val="bullet"/>
+      <w:lvlText w:val=""/>
+      <w:lvlJc w:val="left"/>
+      <w:pPr>
+        <w:tabs>
+          <w:tab w:val="num" w:pos="4320"/>
+        </w:tabs>
+        <w:ind w:left="4320" w:hanging="360"/>
+      </w:pPr>
+      <w:rPr>
+        <w:rFonts w:ascii="Wingdings" w:hAnsi="Wingdings" w:hint="default"/>
+        <w:sz w:val="20"/>
+      </w:rPr>
+    </w:lvl>
+    <w:lvl w:ilvl="6" w:tentative="1">
+      <w:start w:val="1"/>
+      <w:numFmt w:val="bullet"/>
+      <w:lvlText w:val=""/>
+      <w:lvlJc w:val="left"/>
+      <w:pPr>
+        <w:tabs>
+          <w:tab w:val="num" w:pos="5040"/>
+        </w:tabs>
+        <w:ind w:left="5040" w:hanging="360"/>
+      </w:pPr>
+      <w:rPr>
+        <w:rFonts w:ascii="Wingdings" w:hAnsi="Wingdings" w:hint="default"/>
+        <w:sz w:val="20"/>
+      </w:rPr>
+    </w:lvl>
+    <w:lvl w:ilvl="7" w:tentative="1">
+      <w:start w:val="1"/>
+      <w:numFmt w:val="bullet"/>
+      <w:lvlText w:val=""/>
+      <w:lvlJc w:val="left"/>
+      <w:pPr>
+        <w:tabs>
+          <w:tab w:val="num" w:pos="5760"/>
+        </w:tabs>
+        <w:ind w:left="5760" w:hanging="360"/>
+      </w:pPr>
+      <w:rPr>
+        <w:rFonts w:ascii="Wingdings" w:hAnsi="Wingdings" w:hint="default"/>
+        <w:sz w:val="20"/>
+      </w:rPr>
+    </w:lvl>
+    <w:lvl w:ilvl="8" w:tentative="1">
+      <w:start w:val="1"/>
+      <w:numFmt w:val="bullet"/>
+      <w:lvlText w:val=""/>
+      <w:lvlJc w:val="left"/>
+      <w:pPr>
+        <w:tabs>
+          <w:tab w:val="num" w:pos="6480"/>
+        </w:tabs>
+        <w:ind w:left="6480" w:hanging="360"/>
+      </w:pPr>
+      <w:rPr>
+        <w:rFonts w:ascii="Wingdings" w:hAnsi="Wingdings" w:hint="default"/>
+        <w:sz w:val="20"/>
+      </w:rPr>
+    </w:lvl>
+  </w:abstractNum>
+  <w:abstractNum w:abstractNumId="11" w15:restartNumberingAfterBreak="0">
     <w:nsid w:val="10303CEC"/>
     <w:multiLevelType w:val="multilevel"/>
     <w:tmpl w:val="B66E2966"/>
@@ -29343,7 +30931,7 @@
       </w:rPr>
     </w:lvl>
   </w:abstractNum>
-  <w:abstractNum w:abstractNumId="9" w15:restartNumberingAfterBreak="0">
+  <w:abstractNum w:abstractNumId="12" w15:restartNumberingAfterBreak="0">
     <w:nsid w:val="112612FC"/>
     <w:multiLevelType w:val="multilevel"/>
     <w:tmpl w:val="0166FEB8"/>
@@ -29492,7 +31080,7 @@
       </w:rPr>
     </w:lvl>
   </w:abstractNum>
-  <w:abstractNum w:abstractNumId="10" w15:restartNumberingAfterBreak="0">
+  <w:abstractNum w:abstractNumId="13" w15:restartNumberingAfterBreak="0">
     <w:nsid w:val="136A767D"/>
     <w:multiLevelType w:val="hybridMultilevel"/>
     <w:tmpl w:val="F28EB06C"/>
@@ -29605,7 +31193,7 @@
       </w:rPr>
     </w:lvl>
   </w:abstractNum>
-  <w:abstractNum w:abstractNumId="11" w15:restartNumberingAfterBreak="0">
+  <w:abstractNum w:abstractNumId="14" w15:restartNumberingAfterBreak="0">
     <w:nsid w:val="13F84489"/>
     <w:multiLevelType w:val="hybridMultilevel"/>
     <w:tmpl w:val="1850F2B6"/>
@@ -29691,7 +31279,7 @@
       </w:pPr>
     </w:lvl>
   </w:abstractNum>
-  <w:abstractNum w:abstractNumId="12" w15:restartNumberingAfterBreak="0">
+  <w:abstractNum w:abstractNumId="15" w15:restartNumberingAfterBreak="0">
     <w:nsid w:val="14216B12"/>
     <w:multiLevelType w:val="hybridMultilevel"/>
     <w:tmpl w:val="A3BAA520"/>
@@ -29804,7 +31392,120 @@
       </w:rPr>
     </w:lvl>
   </w:abstractNum>
-  <w:abstractNum w:abstractNumId="13" w15:restartNumberingAfterBreak="0">
+  <w:abstractNum w:abstractNumId="16" w15:restartNumberingAfterBreak="0">
+    <w:nsid w:val="184D7FBA"/>
+    <w:multiLevelType w:val="hybridMultilevel"/>
+    <w:tmpl w:val="A5AEB522"/>
+    <w:lvl w:ilvl="0" w:tplc="04090001">
+      <w:start w:val="1"/>
+      <w:numFmt w:val="bullet"/>
+      <w:lvlText w:val=""/>
+      <w:lvlJc w:val="left"/>
+      <w:pPr>
+        <w:ind w:left="360" w:hanging="360"/>
+      </w:pPr>
+      <w:rPr>
+        <w:rFonts w:ascii="Symbol" w:hAnsi="Symbol" w:hint="default"/>
+      </w:rPr>
+    </w:lvl>
+    <w:lvl w:ilvl="1" w:tplc="04090003" w:tentative="1">
+      <w:start w:val="1"/>
+      <w:numFmt w:val="bullet"/>
+      <w:lvlText w:val="o"/>
+      <w:lvlJc w:val="left"/>
+      <w:pPr>
+        <w:ind w:left="1080" w:hanging="360"/>
+      </w:pPr>
+      <w:rPr>
+        <w:rFonts w:ascii="Courier New" w:hAnsi="Courier New" w:cs="Courier New" w:hint="default"/>
+      </w:rPr>
+    </w:lvl>
+    <w:lvl w:ilvl="2" w:tplc="04090005" w:tentative="1">
+      <w:start w:val="1"/>
+      <w:numFmt w:val="bullet"/>
+      <w:lvlText w:val=""/>
+      <w:lvlJc w:val="left"/>
+      <w:pPr>
+        <w:ind w:left="1800" w:hanging="360"/>
+      </w:pPr>
+      <w:rPr>
+        <w:rFonts w:ascii="Wingdings" w:hAnsi="Wingdings" w:hint="default"/>
+      </w:rPr>
+    </w:lvl>
+    <w:lvl w:ilvl="3" w:tplc="04090001" w:tentative="1">
+      <w:start w:val="1"/>
+      <w:numFmt w:val="bullet"/>
+      <w:lvlText w:val=""/>
+      <w:lvlJc w:val="left"/>
+      <w:pPr>
+        <w:ind w:left="2520" w:hanging="360"/>
+      </w:pPr>
+      <w:rPr>
+        <w:rFonts w:ascii="Symbol" w:hAnsi="Symbol" w:hint="default"/>
+      </w:rPr>
+    </w:lvl>
+    <w:lvl w:ilvl="4" w:tplc="04090003" w:tentative="1">
+      <w:start w:val="1"/>
+      <w:numFmt w:val="bullet"/>
+      <w:lvlText w:val="o"/>
+      <w:lvlJc w:val="left"/>
+      <w:pPr>
+        <w:ind w:left="3240" w:hanging="360"/>
+      </w:pPr>
+      <w:rPr>
+        <w:rFonts w:ascii="Courier New" w:hAnsi="Courier New" w:cs="Courier New" w:hint="default"/>
+      </w:rPr>
+    </w:lvl>
+    <w:lvl w:ilvl="5" w:tplc="04090005" w:tentative="1">
+      <w:start w:val="1"/>
+      <w:numFmt w:val="bullet"/>
+      <w:lvlText w:val=""/>
+      <w:lvlJc w:val="left"/>
+      <w:pPr>
+        <w:ind w:left="3960" w:hanging="360"/>
+      </w:pPr>
+      <w:rPr>
+        <w:rFonts w:ascii="Wingdings" w:hAnsi="Wingdings" w:hint="default"/>
+      </w:rPr>
+    </w:lvl>
+    <w:lvl w:ilvl="6" w:tplc="04090001" w:tentative="1">
+      <w:start w:val="1"/>
+      <w:numFmt w:val="bullet"/>
+      <w:lvlText w:val=""/>
+      <w:lvlJc w:val="left"/>
+      <w:pPr>
+        <w:ind w:left="4680" w:hanging="360"/>
+      </w:pPr>
+      <w:rPr>
+        <w:rFonts w:ascii="Symbol" w:hAnsi="Symbol" w:hint="default"/>
+      </w:rPr>
+    </w:lvl>
+    <w:lvl w:ilvl="7" w:tplc="04090003" w:tentative="1">
+      <w:start w:val="1"/>
+      <w:numFmt w:val="bullet"/>
+      <w:lvlText w:val="o"/>
+      <w:lvlJc w:val="left"/>
+      <w:pPr>
+        <w:ind w:left="5400" w:hanging="360"/>
+      </w:pPr>
+      <w:rPr>
+        <w:rFonts w:ascii="Courier New" w:hAnsi="Courier New" w:cs="Courier New" w:hint="default"/>
+      </w:rPr>
+    </w:lvl>
+    <w:lvl w:ilvl="8" w:tplc="04090005" w:tentative="1">
+      <w:start w:val="1"/>
+      <w:numFmt w:val="bullet"/>
+      <w:lvlText w:val=""/>
+      <w:lvlJc w:val="left"/>
+      <w:pPr>
+        <w:ind w:left="6120" w:hanging="360"/>
+      </w:pPr>
+      <w:rPr>
+        <w:rFonts w:ascii="Wingdings" w:hAnsi="Wingdings" w:hint="default"/>
+      </w:rPr>
+    </w:lvl>
+  </w:abstractNum>
+  <w:abstractNum w:abstractNumId="17" w15:restartNumberingAfterBreak="0">
     <w:nsid w:val="20EE784C"/>
     <w:multiLevelType w:val="hybridMultilevel"/>
     <w:tmpl w:val="094CF03A"/>
@@ -29917,7 +31618,7 @@
       </w:rPr>
     </w:lvl>
   </w:abstractNum>
-  <w:abstractNum w:abstractNumId="14" w15:restartNumberingAfterBreak="0">
+  <w:abstractNum w:abstractNumId="18" w15:restartNumberingAfterBreak="0">
     <w:nsid w:val="22BE1206"/>
     <w:multiLevelType w:val="hybridMultilevel"/>
     <w:tmpl w:val="4D504C4E"/>
@@ -30030,7 +31731,7 @@
       </w:rPr>
     </w:lvl>
   </w:abstractNum>
-  <w:abstractNum w:abstractNumId="15" w15:restartNumberingAfterBreak="0">
+  <w:abstractNum w:abstractNumId="19" w15:restartNumberingAfterBreak="0">
     <w:nsid w:val="22FF5BDF"/>
     <w:multiLevelType w:val="hybridMultilevel"/>
     <w:tmpl w:val="2C5E9760"/>
@@ -30143,7 +31844,120 @@
       </w:rPr>
     </w:lvl>
   </w:abstractNum>
-  <w:abstractNum w:abstractNumId="16" w15:restartNumberingAfterBreak="0">
+  <w:abstractNum w:abstractNumId="20" w15:restartNumberingAfterBreak="0">
+    <w:nsid w:val="24755B6B"/>
+    <w:multiLevelType w:val="hybridMultilevel"/>
+    <w:tmpl w:val="CDF60BA2"/>
+    <w:lvl w:ilvl="0" w:tplc="04090001">
+      <w:start w:val="1"/>
+      <w:numFmt w:val="bullet"/>
+      <w:lvlText w:val=""/>
+      <w:lvlJc w:val="left"/>
+      <w:pPr>
+        <w:ind w:left="720" w:hanging="360"/>
+      </w:pPr>
+      <w:rPr>
+        <w:rFonts w:ascii="Symbol" w:hAnsi="Symbol" w:hint="default"/>
+      </w:rPr>
+    </w:lvl>
+    <w:lvl w:ilvl="1" w:tplc="04090003" w:tentative="1">
+      <w:start w:val="1"/>
+      <w:numFmt w:val="bullet"/>
+      <w:lvlText w:val="o"/>
+      <w:lvlJc w:val="left"/>
+      <w:pPr>
+        <w:ind w:left="1440" w:hanging="360"/>
+      </w:pPr>
+      <w:rPr>
+        <w:rFonts w:ascii="Courier New" w:hAnsi="Courier New" w:cs="Courier New" w:hint="default"/>
+      </w:rPr>
+    </w:lvl>
+    <w:lvl w:ilvl="2" w:tplc="04090005" w:tentative="1">
+      <w:start w:val="1"/>
+      <w:numFmt w:val="bullet"/>
+      <w:lvlText w:val=""/>
+      <w:lvlJc w:val="left"/>
+      <w:pPr>
+        <w:ind w:left="2160" w:hanging="360"/>
+      </w:pPr>
+      <w:rPr>
+        <w:rFonts w:ascii="Wingdings" w:hAnsi="Wingdings" w:hint="default"/>
+      </w:rPr>
+    </w:lvl>
+    <w:lvl w:ilvl="3" w:tplc="04090001" w:tentative="1">
+      <w:start w:val="1"/>
+      <w:numFmt w:val="bullet"/>
+      <w:lvlText w:val=""/>
+      <w:lvlJc w:val="left"/>
+      <w:pPr>
+        <w:ind w:left="2880" w:hanging="360"/>
+      </w:pPr>
+      <w:rPr>
+        <w:rFonts w:ascii="Symbol" w:hAnsi="Symbol" w:hint="default"/>
+      </w:rPr>
+    </w:lvl>
+    <w:lvl w:ilvl="4" w:tplc="04090003" w:tentative="1">
+      <w:start w:val="1"/>
+      <w:numFmt w:val="bullet"/>
+      <w:lvlText w:val="o"/>
+      <w:lvlJc w:val="left"/>
+      <w:pPr>
+        <w:ind w:left="3600" w:hanging="360"/>
+      </w:pPr>
+      <w:rPr>
+        <w:rFonts w:ascii="Courier New" w:hAnsi="Courier New" w:cs="Courier New" w:hint="default"/>
+      </w:rPr>
+    </w:lvl>
+    <w:lvl w:ilvl="5" w:tplc="04090005" w:tentative="1">
+      <w:start w:val="1"/>
+      <w:numFmt w:val="bullet"/>
+      <w:lvlText w:val=""/>
+      <w:lvlJc w:val="left"/>
+      <w:pPr>
+        <w:ind w:left="4320" w:hanging="360"/>
+      </w:pPr>
+      <w:rPr>
+        <w:rFonts w:ascii="Wingdings" w:hAnsi="Wingdings" w:hint="default"/>
+      </w:rPr>
+    </w:lvl>
+    <w:lvl w:ilvl="6" w:tplc="04090001" w:tentative="1">
+      <w:start w:val="1"/>
+      <w:numFmt w:val="bullet"/>
+      <w:lvlText w:val=""/>
+      <w:lvlJc w:val="left"/>
+      <w:pPr>
+        <w:ind w:left="5040" w:hanging="360"/>
+      </w:pPr>
+      <w:rPr>
+        <w:rFonts w:ascii="Symbol" w:hAnsi="Symbol" w:hint="default"/>
+      </w:rPr>
+    </w:lvl>
+    <w:lvl w:ilvl="7" w:tplc="04090003" w:tentative="1">
+      <w:start w:val="1"/>
+      <w:numFmt w:val="bullet"/>
+      <w:lvlText w:val="o"/>
+      <w:lvlJc w:val="left"/>
+      <w:pPr>
+        <w:ind w:left="5760" w:hanging="360"/>
+      </w:pPr>
+      <w:rPr>
+        <w:rFonts w:ascii="Courier New" w:hAnsi="Courier New" w:cs="Courier New" w:hint="default"/>
+      </w:rPr>
+    </w:lvl>
+    <w:lvl w:ilvl="8" w:tplc="04090005" w:tentative="1">
+      <w:start w:val="1"/>
+      <w:numFmt w:val="bullet"/>
+      <w:lvlText w:val=""/>
+      <w:lvlJc w:val="left"/>
+      <w:pPr>
+        <w:ind w:left="6480" w:hanging="360"/>
+      </w:pPr>
+      <w:rPr>
+        <w:rFonts w:ascii="Wingdings" w:hAnsi="Wingdings" w:hint="default"/>
+      </w:rPr>
+    </w:lvl>
+  </w:abstractNum>
+  <w:abstractNum w:abstractNumId="21" w15:restartNumberingAfterBreak="0">
     <w:nsid w:val="24FA40BD"/>
     <w:multiLevelType w:val="multilevel"/>
     <w:tmpl w:val="4E22FEE4"/>
@@ -30288,7 +32102,7 @@
       </w:rPr>
     </w:lvl>
   </w:abstractNum>
-  <w:abstractNum w:abstractNumId="17" w15:restartNumberingAfterBreak="0">
+  <w:abstractNum w:abstractNumId="22" w15:restartNumberingAfterBreak="0">
     <w:nsid w:val="25490F36"/>
     <w:multiLevelType w:val="hybridMultilevel"/>
     <w:tmpl w:val="2C5E9760"/>
@@ -30401,7 +32215,120 @@
       </w:rPr>
     </w:lvl>
   </w:abstractNum>
-  <w:abstractNum w:abstractNumId="18" w15:restartNumberingAfterBreak="0">
+  <w:abstractNum w:abstractNumId="23" w15:restartNumberingAfterBreak="0">
+    <w:nsid w:val="263E6483"/>
+    <w:multiLevelType w:val="hybridMultilevel"/>
+    <w:tmpl w:val="7324AF0C"/>
+    <w:lvl w:ilvl="0" w:tplc="04090001">
+      <w:start w:val="1"/>
+      <w:numFmt w:val="bullet"/>
+      <w:lvlText w:val=""/>
+      <w:lvlJc w:val="left"/>
+      <w:pPr>
+        <w:ind w:left="720" w:hanging="360"/>
+      </w:pPr>
+      <w:rPr>
+        <w:rFonts w:ascii="Symbol" w:hAnsi="Symbol" w:hint="default"/>
+      </w:rPr>
+    </w:lvl>
+    <w:lvl w:ilvl="1" w:tplc="04090003" w:tentative="1">
+      <w:start w:val="1"/>
+      <w:numFmt w:val="bullet"/>
+      <w:lvlText w:val="o"/>
+      <w:lvlJc w:val="left"/>
+      <w:pPr>
+        <w:ind w:left="1440" w:hanging="360"/>
+      </w:pPr>
+      <w:rPr>
+        <w:rFonts w:ascii="Courier New" w:hAnsi="Courier New" w:cs="Courier New" w:hint="default"/>
+      </w:rPr>
+    </w:lvl>
+    <w:lvl w:ilvl="2" w:tplc="04090005" w:tentative="1">
+      <w:start w:val="1"/>
+      <w:numFmt w:val="bullet"/>
+      <w:lvlText w:val=""/>
+      <w:lvlJc w:val="left"/>
+      <w:pPr>
+        <w:ind w:left="2160" w:hanging="360"/>
+      </w:pPr>
+      <w:rPr>
+        <w:rFonts w:ascii="Wingdings" w:hAnsi="Wingdings" w:hint="default"/>
+      </w:rPr>
+    </w:lvl>
+    <w:lvl w:ilvl="3" w:tplc="04090001" w:tentative="1">
+      <w:start w:val="1"/>
+      <w:numFmt w:val="bullet"/>
+      <w:lvlText w:val=""/>
+      <w:lvlJc w:val="left"/>
+      <w:pPr>
+        <w:ind w:left="2880" w:hanging="360"/>
+      </w:pPr>
+      <w:rPr>
+        <w:rFonts w:ascii="Symbol" w:hAnsi="Symbol" w:hint="default"/>
+      </w:rPr>
+    </w:lvl>
+    <w:lvl w:ilvl="4" w:tplc="04090003" w:tentative="1">
+      <w:start w:val="1"/>
+      <w:numFmt w:val="bullet"/>
+      <w:lvlText w:val="o"/>
+      <w:lvlJc w:val="left"/>
+      <w:pPr>
+        <w:ind w:left="3600" w:hanging="360"/>
+      </w:pPr>
+      <w:rPr>
+        <w:rFonts w:ascii="Courier New" w:hAnsi="Courier New" w:cs="Courier New" w:hint="default"/>
+      </w:rPr>
+    </w:lvl>
+    <w:lvl w:ilvl="5" w:tplc="04090005" w:tentative="1">
+      <w:start w:val="1"/>
+      <w:numFmt w:val="bullet"/>
+      <w:lvlText w:val=""/>
+      <w:lvlJc w:val="left"/>
+      <w:pPr>
+        <w:ind w:left="4320" w:hanging="360"/>
+      </w:pPr>
+      <w:rPr>
+        <w:rFonts w:ascii="Wingdings" w:hAnsi="Wingdings" w:hint="default"/>
+      </w:rPr>
+    </w:lvl>
+    <w:lvl w:ilvl="6" w:tplc="04090001" w:tentative="1">
+      <w:start w:val="1"/>
+      <w:numFmt w:val="bullet"/>
+      <w:lvlText w:val=""/>
+      <w:lvlJc w:val="left"/>
+      <w:pPr>
+        <w:ind w:left="5040" w:hanging="360"/>
+      </w:pPr>
+      <w:rPr>
+        <w:rFonts w:ascii="Symbol" w:hAnsi="Symbol" w:hint="default"/>
+      </w:rPr>
+    </w:lvl>
+    <w:lvl w:ilvl="7" w:tplc="04090003" w:tentative="1">
+      <w:start w:val="1"/>
+      <w:numFmt w:val="bullet"/>
+      <w:lvlText w:val="o"/>
+      <w:lvlJc w:val="left"/>
+      <w:pPr>
+        <w:ind w:left="5760" w:hanging="360"/>
+      </w:pPr>
+      <w:rPr>
+        <w:rFonts w:ascii="Courier New" w:hAnsi="Courier New" w:cs="Courier New" w:hint="default"/>
+      </w:rPr>
+    </w:lvl>
+    <w:lvl w:ilvl="8" w:tplc="04090005" w:tentative="1">
+      <w:start w:val="1"/>
+      <w:numFmt w:val="bullet"/>
+      <w:lvlText w:val=""/>
+      <w:lvlJc w:val="left"/>
+      <w:pPr>
+        <w:ind w:left="6480" w:hanging="360"/>
+      </w:pPr>
+      <w:rPr>
+        <w:rFonts w:ascii="Wingdings" w:hAnsi="Wingdings" w:hint="default"/>
+      </w:rPr>
+    </w:lvl>
+  </w:abstractNum>
+  <w:abstractNum w:abstractNumId="24" w15:restartNumberingAfterBreak="0">
     <w:nsid w:val="270814D9"/>
     <w:multiLevelType w:val="multilevel"/>
     <w:tmpl w:val="002A84CA"/>
@@ -30546,7 +32473,7 @@
       </w:rPr>
     </w:lvl>
   </w:abstractNum>
-  <w:abstractNum w:abstractNumId="19" w15:restartNumberingAfterBreak="0">
+  <w:abstractNum w:abstractNumId="25" w15:restartNumberingAfterBreak="0">
     <w:nsid w:val="275F1CC7"/>
     <w:multiLevelType w:val="multilevel"/>
     <w:tmpl w:val="87E6FEF4"/>
@@ -30695,7 +32622,7 @@
       </w:rPr>
     </w:lvl>
   </w:abstractNum>
-  <w:abstractNum w:abstractNumId="20" w15:restartNumberingAfterBreak="0">
+  <w:abstractNum w:abstractNumId="26" w15:restartNumberingAfterBreak="0">
     <w:nsid w:val="27FC25FF"/>
     <w:multiLevelType w:val="multilevel"/>
     <w:tmpl w:val="CA0A911C"/>
@@ -30808,7 +32735,305 @@
       </w:pPr>
     </w:lvl>
   </w:abstractNum>
-  <w:abstractNum w:abstractNumId="21" w15:restartNumberingAfterBreak="0">
+  <w:abstractNum w:abstractNumId="27" w15:restartNumberingAfterBreak="0">
+    <w:nsid w:val="2ADE30CC"/>
+    <w:multiLevelType w:val="multilevel"/>
+    <w:tmpl w:val="621E7506"/>
+    <w:lvl w:ilvl="0">
+      <w:start w:val="1"/>
+      <w:numFmt w:val="bullet"/>
+      <w:lvlText w:val=""/>
+      <w:lvlJc w:val="left"/>
+      <w:pPr>
+        <w:tabs>
+          <w:tab w:val="num" w:pos="720"/>
+        </w:tabs>
+        <w:ind w:left="720" w:hanging="360"/>
+      </w:pPr>
+      <w:rPr>
+        <w:rFonts w:ascii="Symbol" w:hAnsi="Symbol" w:hint="default"/>
+        <w:sz w:val="20"/>
+      </w:rPr>
+    </w:lvl>
+    <w:lvl w:ilvl="1" w:tentative="1">
+      <w:start w:val="1"/>
+      <w:numFmt w:val="bullet"/>
+      <w:lvlText w:val="o"/>
+      <w:lvlJc w:val="left"/>
+      <w:pPr>
+        <w:tabs>
+          <w:tab w:val="num" w:pos="1440"/>
+        </w:tabs>
+        <w:ind w:left="1440" w:hanging="360"/>
+      </w:pPr>
+      <w:rPr>
+        <w:rFonts w:ascii="Courier New" w:hAnsi="Courier New" w:hint="default"/>
+        <w:sz w:val="20"/>
+      </w:rPr>
+    </w:lvl>
+    <w:lvl w:ilvl="2" w:tentative="1">
+      <w:start w:val="1"/>
+      <w:numFmt w:val="bullet"/>
+      <w:lvlText w:val=""/>
+      <w:lvlJc w:val="left"/>
+      <w:pPr>
+        <w:tabs>
+          <w:tab w:val="num" w:pos="2160"/>
+        </w:tabs>
+        <w:ind w:left="2160" w:hanging="360"/>
+      </w:pPr>
+      <w:rPr>
+        <w:rFonts w:ascii="Wingdings" w:hAnsi="Wingdings" w:hint="default"/>
+        <w:sz w:val="20"/>
+      </w:rPr>
+    </w:lvl>
+    <w:lvl w:ilvl="3" w:tentative="1">
+      <w:start w:val="1"/>
+      <w:numFmt w:val="bullet"/>
+      <w:lvlText w:val=""/>
+      <w:lvlJc w:val="left"/>
+      <w:pPr>
+        <w:tabs>
+          <w:tab w:val="num" w:pos="2880"/>
+        </w:tabs>
+        <w:ind w:left="2880" w:hanging="360"/>
+      </w:pPr>
+      <w:rPr>
+        <w:rFonts w:ascii="Wingdings" w:hAnsi="Wingdings" w:hint="default"/>
+        <w:sz w:val="20"/>
+      </w:rPr>
+    </w:lvl>
+    <w:lvl w:ilvl="4" w:tentative="1">
+      <w:start w:val="1"/>
+      <w:numFmt w:val="bullet"/>
+      <w:lvlText w:val=""/>
+      <w:lvlJc w:val="left"/>
+      <w:pPr>
+        <w:tabs>
+          <w:tab w:val="num" w:pos="3600"/>
+        </w:tabs>
+        <w:ind w:left="3600" w:hanging="360"/>
+      </w:pPr>
+      <w:rPr>
+        <w:rFonts w:ascii="Wingdings" w:hAnsi="Wingdings" w:hint="default"/>
+        <w:sz w:val="20"/>
+      </w:rPr>
+    </w:lvl>
+    <w:lvl w:ilvl="5" w:tentative="1">
+      <w:start w:val="1"/>
+      <w:numFmt w:val="bullet"/>
+      <w:lvlText w:val=""/>
+      <w:lvlJc w:val="left"/>
+      <w:pPr>
+        <w:tabs>
+          <w:tab w:val="num" w:pos="4320"/>
+        </w:tabs>
+        <w:ind w:left="4320" w:hanging="360"/>
+      </w:pPr>
+      <w:rPr>
+        <w:rFonts w:ascii="Wingdings" w:hAnsi="Wingdings" w:hint="default"/>
+        <w:sz w:val="20"/>
+      </w:rPr>
+    </w:lvl>
+    <w:lvl w:ilvl="6" w:tentative="1">
+      <w:start w:val="1"/>
+      <w:numFmt w:val="bullet"/>
+      <w:lvlText w:val=""/>
+      <w:lvlJc w:val="left"/>
+      <w:pPr>
+        <w:tabs>
+          <w:tab w:val="num" w:pos="5040"/>
+        </w:tabs>
+        <w:ind w:left="5040" w:hanging="360"/>
+      </w:pPr>
+      <w:rPr>
+        <w:rFonts w:ascii="Wingdings" w:hAnsi="Wingdings" w:hint="default"/>
+        <w:sz w:val="20"/>
+      </w:rPr>
+    </w:lvl>
+    <w:lvl w:ilvl="7" w:tentative="1">
+      <w:start w:val="1"/>
+      <w:numFmt w:val="bullet"/>
+      <w:lvlText w:val=""/>
+      <w:lvlJc w:val="left"/>
+      <w:pPr>
+        <w:tabs>
+          <w:tab w:val="num" w:pos="5760"/>
+        </w:tabs>
+        <w:ind w:left="5760" w:hanging="360"/>
+      </w:pPr>
+      <w:rPr>
+        <w:rFonts w:ascii="Wingdings" w:hAnsi="Wingdings" w:hint="default"/>
+        <w:sz w:val="20"/>
+      </w:rPr>
+    </w:lvl>
+    <w:lvl w:ilvl="8" w:tentative="1">
+      <w:start w:val="1"/>
+      <w:numFmt w:val="bullet"/>
+      <w:lvlText w:val=""/>
+      <w:lvlJc w:val="left"/>
+      <w:pPr>
+        <w:tabs>
+          <w:tab w:val="num" w:pos="6480"/>
+        </w:tabs>
+        <w:ind w:left="6480" w:hanging="360"/>
+      </w:pPr>
+      <w:rPr>
+        <w:rFonts w:ascii="Wingdings" w:hAnsi="Wingdings" w:hint="default"/>
+        <w:sz w:val="20"/>
+      </w:rPr>
+    </w:lvl>
+  </w:abstractNum>
+  <w:abstractNum w:abstractNumId="28" w15:restartNumberingAfterBreak="0">
+    <w:nsid w:val="2CCB2991"/>
+    <w:multiLevelType w:val="multilevel"/>
+    <w:tmpl w:val="90102FDC"/>
+    <w:lvl w:ilvl="0">
+      <w:start w:val="1"/>
+      <w:numFmt w:val="bullet"/>
+      <w:lvlText w:val=""/>
+      <w:lvlJc w:val="left"/>
+      <w:pPr>
+        <w:tabs>
+          <w:tab w:val="num" w:pos="720"/>
+        </w:tabs>
+        <w:ind w:left="720" w:hanging="360"/>
+      </w:pPr>
+      <w:rPr>
+        <w:rFonts w:ascii="Symbol" w:hAnsi="Symbol" w:hint="default"/>
+        <w:sz w:val="20"/>
+      </w:rPr>
+    </w:lvl>
+    <w:lvl w:ilvl="1" w:tentative="1">
+      <w:start w:val="1"/>
+      <w:numFmt w:val="bullet"/>
+      <w:lvlText w:val="o"/>
+      <w:lvlJc w:val="left"/>
+      <w:pPr>
+        <w:tabs>
+          <w:tab w:val="num" w:pos="1440"/>
+        </w:tabs>
+        <w:ind w:left="1440" w:hanging="360"/>
+      </w:pPr>
+      <w:rPr>
+        <w:rFonts w:ascii="Courier New" w:hAnsi="Courier New" w:hint="default"/>
+        <w:sz w:val="20"/>
+      </w:rPr>
+    </w:lvl>
+    <w:lvl w:ilvl="2" w:tentative="1">
+      <w:start w:val="1"/>
+      <w:numFmt w:val="bullet"/>
+      <w:lvlText w:val=""/>
+      <w:lvlJc w:val="left"/>
+      <w:pPr>
+        <w:tabs>
+          <w:tab w:val="num" w:pos="2160"/>
+        </w:tabs>
+        <w:ind w:left="2160" w:hanging="360"/>
+      </w:pPr>
+      <w:rPr>
+        <w:rFonts w:ascii="Wingdings" w:hAnsi="Wingdings" w:hint="default"/>
+        <w:sz w:val="20"/>
+      </w:rPr>
+    </w:lvl>
+    <w:lvl w:ilvl="3" w:tentative="1">
+      <w:start w:val="1"/>
+      <w:numFmt w:val="bullet"/>
+      <w:lvlText w:val=""/>
+      <w:lvlJc w:val="left"/>
+      <w:pPr>
+        <w:tabs>
+          <w:tab w:val="num" w:pos="2880"/>
+        </w:tabs>
+        <w:ind w:left="2880" w:hanging="360"/>
+      </w:pPr>
+      <w:rPr>
+        <w:rFonts w:ascii="Wingdings" w:hAnsi="Wingdings" w:hint="default"/>
+        <w:sz w:val="20"/>
+      </w:rPr>
+    </w:lvl>
+    <w:lvl w:ilvl="4" w:tentative="1">
+      <w:start w:val="1"/>
+      <w:numFmt w:val="bullet"/>
+      <w:lvlText w:val=""/>
+      <w:lvlJc w:val="left"/>
+      <w:pPr>
+        <w:tabs>
+          <w:tab w:val="num" w:pos="3600"/>
+        </w:tabs>
+        <w:ind w:left="3600" w:hanging="360"/>
+      </w:pPr>
+      <w:rPr>
+        <w:rFonts w:ascii="Wingdings" w:hAnsi="Wingdings" w:hint="default"/>
+        <w:sz w:val="20"/>
+      </w:rPr>
+    </w:lvl>
+    <w:lvl w:ilvl="5" w:tentative="1">
+      <w:start w:val="1"/>
+      <w:numFmt w:val="bullet"/>
+      <w:lvlText w:val=""/>
+      <w:lvlJc w:val="left"/>
+      <w:pPr>
+        <w:tabs>
+          <w:tab w:val="num" w:pos="4320"/>
+        </w:tabs>
+        <w:ind w:left="4320" w:hanging="360"/>
+      </w:pPr>
+      <w:rPr>
+        <w:rFonts w:ascii="Wingdings" w:hAnsi="Wingdings" w:hint="default"/>
+        <w:sz w:val="20"/>
+      </w:rPr>
+    </w:lvl>
+    <w:lvl w:ilvl="6" w:tentative="1">
+      <w:start w:val="1"/>
+      <w:numFmt w:val="bullet"/>
+      <w:lvlText w:val=""/>
+      <w:lvlJc w:val="left"/>
+      <w:pPr>
+        <w:tabs>
+          <w:tab w:val="num" w:pos="5040"/>
+        </w:tabs>
+        <w:ind w:left="5040" w:hanging="360"/>
+      </w:pPr>
+      <w:rPr>
+        <w:rFonts w:ascii="Wingdings" w:hAnsi="Wingdings" w:hint="default"/>
+        <w:sz w:val="20"/>
+      </w:rPr>
+    </w:lvl>
+    <w:lvl w:ilvl="7" w:tentative="1">
+      <w:start w:val="1"/>
+      <w:numFmt w:val="bullet"/>
+      <w:lvlText w:val=""/>
+      <w:lvlJc w:val="left"/>
+      <w:pPr>
+        <w:tabs>
+          <w:tab w:val="num" w:pos="5760"/>
+        </w:tabs>
+        <w:ind w:left="5760" w:hanging="360"/>
+      </w:pPr>
+      <w:rPr>
+        <w:rFonts w:ascii="Wingdings" w:hAnsi="Wingdings" w:hint="default"/>
+        <w:sz w:val="20"/>
+      </w:rPr>
+    </w:lvl>
+    <w:lvl w:ilvl="8" w:tentative="1">
+      <w:start w:val="1"/>
+      <w:numFmt w:val="bullet"/>
+      <w:lvlText w:val=""/>
+      <w:lvlJc w:val="left"/>
+      <w:pPr>
+        <w:tabs>
+          <w:tab w:val="num" w:pos="6480"/>
+        </w:tabs>
+        <w:ind w:left="6480" w:hanging="360"/>
+      </w:pPr>
+      <w:rPr>
+        <w:rFonts w:ascii="Wingdings" w:hAnsi="Wingdings" w:hint="default"/>
+        <w:sz w:val="20"/>
+      </w:rPr>
+    </w:lvl>
+  </w:abstractNum>
+  <w:abstractNum w:abstractNumId="29" w15:restartNumberingAfterBreak="0">
     <w:nsid w:val="300F73EB"/>
     <w:multiLevelType w:val="multilevel"/>
     <w:tmpl w:val="B232994E"/>
@@ -30957,7 +33182,7 @@
       </w:rPr>
     </w:lvl>
   </w:abstractNum>
-  <w:abstractNum w:abstractNumId="22" w15:restartNumberingAfterBreak="0">
+  <w:abstractNum w:abstractNumId="30" w15:restartNumberingAfterBreak="0">
     <w:nsid w:val="301F5F23"/>
     <w:multiLevelType w:val="multilevel"/>
     <w:tmpl w:val="F43A143A"/>
@@ -31106,7 +33331,7 @@
       </w:rPr>
     </w:lvl>
   </w:abstractNum>
-  <w:abstractNum w:abstractNumId="23" w15:restartNumberingAfterBreak="0">
+  <w:abstractNum w:abstractNumId="31" w15:restartNumberingAfterBreak="0">
     <w:nsid w:val="30491125"/>
     <w:multiLevelType w:val="multilevel"/>
     <w:tmpl w:val="E9B2CFE0"/>
@@ -31255,7 +33480,120 @@
       </w:rPr>
     </w:lvl>
   </w:abstractNum>
-  <w:abstractNum w:abstractNumId="24" w15:restartNumberingAfterBreak="0">
+  <w:abstractNum w:abstractNumId="32" w15:restartNumberingAfterBreak="0">
+    <w:nsid w:val="32732EE4"/>
+    <w:multiLevelType w:val="hybridMultilevel"/>
+    <w:tmpl w:val="3F3E8F32"/>
+    <w:lvl w:ilvl="0" w:tplc="04090001">
+      <w:start w:val="1"/>
+      <w:numFmt w:val="bullet"/>
+      <w:lvlText w:val=""/>
+      <w:lvlJc w:val="left"/>
+      <w:pPr>
+        <w:ind w:left="720" w:hanging="360"/>
+      </w:pPr>
+      <w:rPr>
+        <w:rFonts w:ascii="Symbol" w:hAnsi="Symbol" w:hint="default"/>
+      </w:rPr>
+    </w:lvl>
+    <w:lvl w:ilvl="1" w:tplc="04090003" w:tentative="1">
+      <w:start w:val="1"/>
+      <w:numFmt w:val="bullet"/>
+      <w:lvlText w:val="o"/>
+      <w:lvlJc w:val="left"/>
+      <w:pPr>
+        <w:ind w:left="1440" w:hanging="360"/>
+      </w:pPr>
+      <w:rPr>
+        <w:rFonts w:ascii="Courier New" w:hAnsi="Courier New" w:cs="Courier New" w:hint="default"/>
+      </w:rPr>
+    </w:lvl>
+    <w:lvl w:ilvl="2" w:tplc="04090005" w:tentative="1">
+      <w:start w:val="1"/>
+      <w:numFmt w:val="bullet"/>
+      <w:lvlText w:val=""/>
+      <w:lvlJc w:val="left"/>
+      <w:pPr>
+        <w:ind w:left="2160" w:hanging="360"/>
+      </w:pPr>
+      <w:rPr>
+        <w:rFonts w:ascii="Wingdings" w:hAnsi="Wingdings" w:hint="default"/>
+      </w:rPr>
+    </w:lvl>
+    <w:lvl w:ilvl="3" w:tplc="04090001" w:tentative="1">
+      <w:start w:val="1"/>
+      <w:numFmt w:val="bullet"/>
+      <w:lvlText w:val=""/>
+      <w:lvlJc w:val="left"/>
+      <w:pPr>
+        <w:ind w:left="2880" w:hanging="360"/>
+      </w:pPr>
+      <w:rPr>
+        <w:rFonts w:ascii="Symbol" w:hAnsi="Symbol" w:hint="default"/>
+      </w:rPr>
+    </w:lvl>
+    <w:lvl w:ilvl="4" w:tplc="04090003" w:tentative="1">
+      <w:start w:val="1"/>
+      <w:numFmt w:val="bullet"/>
+      <w:lvlText w:val="o"/>
+      <w:lvlJc w:val="left"/>
+      <w:pPr>
+        <w:ind w:left="3600" w:hanging="360"/>
+      </w:pPr>
+      <w:rPr>
+        <w:rFonts w:ascii="Courier New" w:hAnsi="Courier New" w:cs="Courier New" w:hint="default"/>
+      </w:rPr>
+    </w:lvl>
+    <w:lvl w:ilvl="5" w:tplc="04090005" w:tentative="1">
+      <w:start w:val="1"/>
+      <w:numFmt w:val="bullet"/>
+      <w:lvlText w:val=""/>
+      <w:lvlJc w:val="left"/>
+      <w:pPr>
+        <w:ind w:left="4320" w:hanging="360"/>
+      </w:pPr>
+      <w:rPr>
+        <w:rFonts w:ascii="Wingdings" w:hAnsi="Wingdings" w:hint="default"/>
+      </w:rPr>
+    </w:lvl>
+    <w:lvl w:ilvl="6" w:tplc="04090001" w:tentative="1">
+      <w:start w:val="1"/>
+      <w:numFmt w:val="bullet"/>
+      <w:lvlText w:val=""/>
+      <w:lvlJc w:val="left"/>
+      <w:pPr>
+        <w:ind w:left="5040" w:hanging="360"/>
+      </w:pPr>
+      <w:rPr>
+        <w:rFonts w:ascii="Symbol" w:hAnsi="Symbol" w:hint="default"/>
+      </w:rPr>
+    </w:lvl>
+    <w:lvl w:ilvl="7" w:tplc="04090003" w:tentative="1">
+      <w:start w:val="1"/>
+      <w:numFmt w:val="bullet"/>
+      <w:lvlText w:val="o"/>
+      <w:lvlJc w:val="left"/>
+      <w:pPr>
+        <w:ind w:left="5760" w:hanging="360"/>
+      </w:pPr>
+      <w:rPr>
+        <w:rFonts w:ascii="Courier New" w:hAnsi="Courier New" w:cs="Courier New" w:hint="default"/>
+      </w:rPr>
+    </w:lvl>
+    <w:lvl w:ilvl="8" w:tplc="04090005" w:tentative="1">
+      <w:start w:val="1"/>
+      <w:numFmt w:val="bullet"/>
+      <w:lvlText w:val=""/>
+      <w:lvlJc w:val="left"/>
+      <w:pPr>
+        <w:ind w:left="6480" w:hanging="360"/>
+      </w:pPr>
+      <w:rPr>
+        <w:rFonts w:ascii="Wingdings" w:hAnsi="Wingdings" w:hint="default"/>
+      </w:rPr>
+    </w:lvl>
+  </w:abstractNum>
+  <w:abstractNum w:abstractNumId="33" w15:restartNumberingAfterBreak="0">
     <w:nsid w:val="34E338AE"/>
     <w:multiLevelType w:val="hybridMultilevel"/>
     <w:tmpl w:val="6556EC60"/>
@@ -31368,7 +33706,120 @@
       </w:rPr>
     </w:lvl>
   </w:abstractNum>
-  <w:abstractNum w:abstractNumId="25" w15:restartNumberingAfterBreak="0">
+  <w:abstractNum w:abstractNumId="34" w15:restartNumberingAfterBreak="0">
+    <w:nsid w:val="35AC32FD"/>
+    <w:multiLevelType w:val="hybridMultilevel"/>
+    <w:tmpl w:val="BBEAB152"/>
+    <w:lvl w:ilvl="0" w:tplc="04090001">
+      <w:start w:val="1"/>
+      <w:numFmt w:val="bullet"/>
+      <w:lvlText w:val=""/>
+      <w:lvlJc w:val="left"/>
+      <w:pPr>
+        <w:ind w:left="720" w:hanging="360"/>
+      </w:pPr>
+      <w:rPr>
+        <w:rFonts w:ascii="Symbol" w:hAnsi="Symbol" w:hint="default"/>
+      </w:rPr>
+    </w:lvl>
+    <w:lvl w:ilvl="1" w:tplc="04090003">
+      <w:start w:val="1"/>
+      <w:numFmt w:val="bullet"/>
+      <w:lvlText w:val="o"/>
+      <w:lvlJc w:val="left"/>
+      <w:pPr>
+        <w:ind w:left="1440" w:hanging="360"/>
+      </w:pPr>
+      <w:rPr>
+        <w:rFonts w:ascii="Courier New" w:hAnsi="Courier New" w:cs="Courier New" w:hint="default"/>
+      </w:rPr>
+    </w:lvl>
+    <w:lvl w:ilvl="2" w:tplc="04090005" w:tentative="1">
+      <w:start w:val="1"/>
+      <w:numFmt w:val="bullet"/>
+      <w:lvlText w:val=""/>
+      <w:lvlJc w:val="left"/>
+      <w:pPr>
+        <w:ind w:left="2160" w:hanging="360"/>
+      </w:pPr>
+      <w:rPr>
+        <w:rFonts w:ascii="Wingdings" w:hAnsi="Wingdings" w:hint="default"/>
+      </w:rPr>
+    </w:lvl>
+    <w:lvl w:ilvl="3" w:tplc="04090001" w:tentative="1">
+      <w:start w:val="1"/>
+      <w:numFmt w:val="bullet"/>
+      <w:lvlText w:val=""/>
+      <w:lvlJc w:val="left"/>
+      <w:pPr>
+        <w:ind w:left="2880" w:hanging="360"/>
+      </w:pPr>
+      <w:rPr>
+        <w:rFonts w:ascii="Symbol" w:hAnsi="Symbol" w:hint="default"/>
+      </w:rPr>
+    </w:lvl>
+    <w:lvl w:ilvl="4" w:tplc="04090003" w:tentative="1">
+      <w:start w:val="1"/>
+      <w:numFmt w:val="bullet"/>
+      <w:lvlText w:val="o"/>
+      <w:lvlJc w:val="left"/>
+      <w:pPr>
+        <w:ind w:left="3600" w:hanging="360"/>
+      </w:pPr>
+      <w:rPr>
+        <w:rFonts w:ascii="Courier New" w:hAnsi="Courier New" w:cs="Courier New" w:hint="default"/>
+      </w:rPr>
+    </w:lvl>
+    <w:lvl w:ilvl="5" w:tplc="04090005" w:tentative="1">
+      <w:start w:val="1"/>
+      <w:numFmt w:val="bullet"/>
+      <w:lvlText w:val=""/>
+      <w:lvlJc w:val="left"/>
+      <w:pPr>
+        <w:ind w:left="4320" w:hanging="360"/>
+      </w:pPr>
+      <w:rPr>
+        <w:rFonts w:ascii="Wingdings" w:hAnsi="Wingdings" w:hint="default"/>
+      </w:rPr>
+    </w:lvl>
+    <w:lvl w:ilvl="6" w:tplc="04090001" w:tentative="1">
+      <w:start w:val="1"/>
+      <w:numFmt w:val="bullet"/>
+      <w:lvlText w:val=""/>
+      <w:lvlJc w:val="left"/>
+      <w:pPr>
+        <w:ind w:left="5040" w:hanging="360"/>
+      </w:pPr>
+      <w:rPr>
+        <w:rFonts w:ascii="Symbol" w:hAnsi="Symbol" w:hint="default"/>
+      </w:rPr>
+    </w:lvl>
+    <w:lvl w:ilvl="7" w:tplc="04090003" w:tentative="1">
+      <w:start w:val="1"/>
+      <w:numFmt w:val="bullet"/>
+      <w:lvlText w:val="o"/>
+      <w:lvlJc w:val="left"/>
+      <w:pPr>
+        <w:ind w:left="5760" w:hanging="360"/>
+      </w:pPr>
+      <w:rPr>
+        <w:rFonts w:ascii="Courier New" w:hAnsi="Courier New" w:cs="Courier New" w:hint="default"/>
+      </w:rPr>
+    </w:lvl>
+    <w:lvl w:ilvl="8" w:tplc="04090005" w:tentative="1">
+      <w:start w:val="1"/>
+      <w:numFmt w:val="bullet"/>
+      <w:lvlText w:val=""/>
+      <w:lvlJc w:val="left"/>
+      <w:pPr>
+        <w:ind w:left="6480" w:hanging="360"/>
+      </w:pPr>
+      <w:rPr>
+        <w:rFonts w:ascii="Wingdings" w:hAnsi="Wingdings" w:hint="default"/>
+      </w:rPr>
+    </w:lvl>
+  </w:abstractNum>
+  <w:abstractNum w:abstractNumId="35" w15:restartNumberingAfterBreak="0">
     <w:nsid w:val="363F3D8B"/>
     <w:multiLevelType w:val="hybridMultilevel"/>
     <w:tmpl w:val="95348EE8"/>
@@ -31481,7 +33932,7 @@
       </w:rPr>
     </w:lvl>
   </w:abstractNum>
-  <w:abstractNum w:abstractNumId="26" w15:restartNumberingAfterBreak="0">
+  <w:abstractNum w:abstractNumId="36" w15:restartNumberingAfterBreak="0">
     <w:nsid w:val="38AF58B7"/>
     <w:multiLevelType w:val="hybridMultilevel"/>
     <w:tmpl w:val="51660ECC"/>
@@ -31594,7 +34045,305 @@
       </w:rPr>
     </w:lvl>
   </w:abstractNum>
-  <w:abstractNum w:abstractNumId="27" w15:restartNumberingAfterBreak="0">
+  <w:abstractNum w:abstractNumId="37" w15:restartNumberingAfterBreak="0">
+    <w:nsid w:val="392F774E"/>
+    <w:multiLevelType w:val="multilevel"/>
+    <w:tmpl w:val="75E8AE98"/>
+    <w:lvl w:ilvl="0">
+      <w:start w:val="1"/>
+      <w:numFmt w:val="bullet"/>
+      <w:lvlText w:val=""/>
+      <w:lvlJc w:val="left"/>
+      <w:pPr>
+        <w:tabs>
+          <w:tab w:val="num" w:pos="720"/>
+        </w:tabs>
+        <w:ind w:left="720" w:hanging="360"/>
+      </w:pPr>
+      <w:rPr>
+        <w:rFonts w:ascii="Symbol" w:hAnsi="Symbol" w:hint="default"/>
+        <w:sz w:val="20"/>
+      </w:rPr>
+    </w:lvl>
+    <w:lvl w:ilvl="1" w:tentative="1">
+      <w:start w:val="1"/>
+      <w:numFmt w:val="bullet"/>
+      <w:lvlText w:val="o"/>
+      <w:lvlJc w:val="left"/>
+      <w:pPr>
+        <w:tabs>
+          <w:tab w:val="num" w:pos="1440"/>
+        </w:tabs>
+        <w:ind w:left="1440" w:hanging="360"/>
+      </w:pPr>
+      <w:rPr>
+        <w:rFonts w:ascii="Courier New" w:hAnsi="Courier New" w:hint="default"/>
+        <w:sz w:val="20"/>
+      </w:rPr>
+    </w:lvl>
+    <w:lvl w:ilvl="2" w:tentative="1">
+      <w:start w:val="1"/>
+      <w:numFmt w:val="bullet"/>
+      <w:lvlText w:val=""/>
+      <w:lvlJc w:val="left"/>
+      <w:pPr>
+        <w:tabs>
+          <w:tab w:val="num" w:pos="2160"/>
+        </w:tabs>
+        <w:ind w:left="2160" w:hanging="360"/>
+      </w:pPr>
+      <w:rPr>
+        <w:rFonts w:ascii="Wingdings" w:hAnsi="Wingdings" w:hint="default"/>
+        <w:sz w:val="20"/>
+      </w:rPr>
+    </w:lvl>
+    <w:lvl w:ilvl="3" w:tentative="1">
+      <w:start w:val="1"/>
+      <w:numFmt w:val="bullet"/>
+      <w:lvlText w:val=""/>
+      <w:lvlJc w:val="left"/>
+      <w:pPr>
+        <w:tabs>
+          <w:tab w:val="num" w:pos="2880"/>
+        </w:tabs>
+        <w:ind w:left="2880" w:hanging="360"/>
+      </w:pPr>
+      <w:rPr>
+        <w:rFonts w:ascii="Wingdings" w:hAnsi="Wingdings" w:hint="default"/>
+        <w:sz w:val="20"/>
+      </w:rPr>
+    </w:lvl>
+    <w:lvl w:ilvl="4" w:tentative="1">
+      <w:start w:val="1"/>
+      <w:numFmt w:val="bullet"/>
+      <w:lvlText w:val=""/>
+      <w:lvlJc w:val="left"/>
+      <w:pPr>
+        <w:tabs>
+          <w:tab w:val="num" w:pos="3600"/>
+        </w:tabs>
+        <w:ind w:left="3600" w:hanging="360"/>
+      </w:pPr>
+      <w:rPr>
+        <w:rFonts w:ascii="Wingdings" w:hAnsi="Wingdings" w:hint="default"/>
+        <w:sz w:val="20"/>
+      </w:rPr>
+    </w:lvl>
+    <w:lvl w:ilvl="5" w:tentative="1">
+      <w:start w:val="1"/>
+      <w:numFmt w:val="bullet"/>
+      <w:lvlText w:val=""/>
+      <w:lvlJc w:val="left"/>
+      <w:pPr>
+        <w:tabs>
+          <w:tab w:val="num" w:pos="4320"/>
+        </w:tabs>
+        <w:ind w:left="4320" w:hanging="360"/>
+      </w:pPr>
+      <w:rPr>
+        <w:rFonts w:ascii="Wingdings" w:hAnsi="Wingdings" w:hint="default"/>
+        <w:sz w:val="20"/>
+      </w:rPr>
+    </w:lvl>
+    <w:lvl w:ilvl="6" w:tentative="1">
+      <w:start w:val="1"/>
+      <w:numFmt w:val="bullet"/>
+      <w:lvlText w:val=""/>
+      <w:lvlJc w:val="left"/>
+      <w:pPr>
+        <w:tabs>
+          <w:tab w:val="num" w:pos="5040"/>
+        </w:tabs>
+        <w:ind w:left="5040" w:hanging="360"/>
+      </w:pPr>
+      <w:rPr>
+        <w:rFonts w:ascii="Wingdings" w:hAnsi="Wingdings" w:hint="default"/>
+        <w:sz w:val="20"/>
+      </w:rPr>
+    </w:lvl>
+    <w:lvl w:ilvl="7" w:tentative="1">
+      <w:start w:val="1"/>
+      <w:numFmt w:val="bullet"/>
+      <w:lvlText w:val=""/>
+      <w:lvlJc w:val="left"/>
+      <w:pPr>
+        <w:tabs>
+          <w:tab w:val="num" w:pos="5760"/>
+        </w:tabs>
+        <w:ind w:left="5760" w:hanging="360"/>
+      </w:pPr>
+      <w:rPr>
+        <w:rFonts w:ascii="Wingdings" w:hAnsi="Wingdings" w:hint="default"/>
+        <w:sz w:val="20"/>
+      </w:rPr>
+    </w:lvl>
+    <w:lvl w:ilvl="8" w:tentative="1">
+      <w:start w:val="1"/>
+      <w:numFmt w:val="bullet"/>
+      <w:lvlText w:val=""/>
+      <w:lvlJc w:val="left"/>
+      <w:pPr>
+        <w:tabs>
+          <w:tab w:val="num" w:pos="6480"/>
+        </w:tabs>
+        <w:ind w:left="6480" w:hanging="360"/>
+      </w:pPr>
+      <w:rPr>
+        <w:rFonts w:ascii="Wingdings" w:hAnsi="Wingdings" w:hint="default"/>
+        <w:sz w:val="20"/>
+      </w:rPr>
+    </w:lvl>
+  </w:abstractNum>
+  <w:abstractNum w:abstractNumId="38" w15:restartNumberingAfterBreak="0">
+    <w:nsid w:val="39855309"/>
+    <w:multiLevelType w:val="multilevel"/>
+    <w:tmpl w:val="94B683C2"/>
+    <w:lvl w:ilvl="0">
+      <w:start w:val="1"/>
+      <w:numFmt w:val="bullet"/>
+      <w:lvlText w:val=""/>
+      <w:lvlJc w:val="left"/>
+      <w:pPr>
+        <w:tabs>
+          <w:tab w:val="num" w:pos="720"/>
+        </w:tabs>
+        <w:ind w:left="720" w:hanging="360"/>
+      </w:pPr>
+      <w:rPr>
+        <w:rFonts w:ascii="Symbol" w:hAnsi="Symbol" w:hint="default"/>
+        <w:sz w:val="20"/>
+      </w:rPr>
+    </w:lvl>
+    <w:lvl w:ilvl="1" w:tentative="1">
+      <w:start w:val="1"/>
+      <w:numFmt w:val="bullet"/>
+      <w:lvlText w:val="o"/>
+      <w:lvlJc w:val="left"/>
+      <w:pPr>
+        <w:tabs>
+          <w:tab w:val="num" w:pos="1440"/>
+        </w:tabs>
+        <w:ind w:left="1440" w:hanging="360"/>
+      </w:pPr>
+      <w:rPr>
+        <w:rFonts w:ascii="Courier New" w:hAnsi="Courier New" w:hint="default"/>
+        <w:sz w:val="20"/>
+      </w:rPr>
+    </w:lvl>
+    <w:lvl w:ilvl="2" w:tentative="1">
+      <w:start w:val="1"/>
+      <w:numFmt w:val="bullet"/>
+      <w:lvlText w:val=""/>
+      <w:lvlJc w:val="left"/>
+      <w:pPr>
+        <w:tabs>
+          <w:tab w:val="num" w:pos="2160"/>
+        </w:tabs>
+        <w:ind w:left="2160" w:hanging="360"/>
+      </w:pPr>
+      <w:rPr>
+        <w:rFonts w:ascii="Wingdings" w:hAnsi="Wingdings" w:hint="default"/>
+        <w:sz w:val="20"/>
+      </w:rPr>
+    </w:lvl>
+    <w:lvl w:ilvl="3" w:tentative="1">
+      <w:start w:val="1"/>
+      <w:numFmt w:val="bullet"/>
+      <w:lvlText w:val=""/>
+      <w:lvlJc w:val="left"/>
+      <w:pPr>
+        <w:tabs>
+          <w:tab w:val="num" w:pos="2880"/>
+        </w:tabs>
+        <w:ind w:left="2880" w:hanging="360"/>
+      </w:pPr>
+      <w:rPr>
+        <w:rFonts w:ascii="Wingdings" w:hAnsi="Wingdings" w:hint="default"/>
+        <w:sz w:val="20"/>
+      </w:rPr>
+    </w:lvl>
+    <w:lvl w:ilvl="4" w:tentative="1">
+      <w:start w:val="1"/>
+      <w:numFmt w:val="bullet"/>
+      <w:lvlText w:val=""/>
+      <w:lvlJc w:val="left"/>
+      <w:pPr>
+        <w:tabs>
+          <w:tab w:val="num" w:pos="3600"/>
+        </w:tabs>
+        <w:ind w:left="3600" w:hanging="360"/>
+      </w:pPr>
+      <w:rPr>
+        <w:rFonts w:ascii="Wingdings" w:hAnsi="Wingdings" w:hint="default"/>
+        <w:sz w:val="20"/>
+      </w:rPr>
+    </w:lvl>
+    <w:lvl w:ilvl="5" w:tentative="1">
+      <w:start w:val="1"/>
+      <w:numFmt w:val="bullet"/>
+      <w:lvlText w:val=""/>
+      <w:lvlJc w:val="left"/>
+      <w:pPr>
+        <w:tabs>
+          <w:tab w:val="num" w:pos="4320"/>
+        </w:tabs>
+        <w:ind w:left="4320" w:hanging="360"/>
+      </w:pPr>
+      <w:rPr>
+        <w:rFonts w:ascii="Wingdings" w:hAnsi="Wingdings" w:hint="default"/>
+        <w:sz w:val="20"/>
+      </w:rPr>
+    </w:lvl>
+    <w:lvl w:ilvl="6" w:tentative="1">
+      <w:start w:val="1"/>
+      <w:numFmt w:val="bullet"/>
+      <w:lvlText w:val=""/>
+      <w:lvlJc w:val="left"/>
+      <w:pPr>
+        <w:tabs>
+          <w:tab w:val="num" w:pos="5040"/>
+        </w:tabs>
+        <w:ind w:left="5040" w:hanging="360"/>
+      </w:pPr>
+      <w:rPr>
+        <w:rFonts w:ascii="Wingdings" w:hAnsi="Wingdings" w:hint="default"/>
+        <w:sz w:val="20"/>
+      </w:rPr>
+    </w:lvl>
+    <w:lvl w:ilvl="7" w:tentative="1">
+      <w:start w:val="1"/>
+      <w:numFmt w:val="bullet"/>
+      <w:lvlText w:val=""/>
+      <w:lvlJc w:val="left"/>
+      <w:pPr>
+        <w:tabs>
+          <w:tab w:val="num" w:pos="5760"/>
+        </w:tabs>
+        <w:ind w:left="5760" w:hanging="360"/>
+      </w:pPr>
+      <w:rPr>
+        <w:rFonts w:ascii="Wingdings" w:hAnsi="Wingdings" w:hint="default"/>
+        <w:sz w:val="20"/>
+      </w:rPr>
+    </w:lvl>
+    <w:lvl w:ilvl="8" w:tentative="1">
+      <w:start w:val="1"/>
+      <w:numFmt w:val="bullet"/>
+      <w:lvlText w:val=""/>
+      <w:lvlJc w:val="left"/>
+      <w:pPr>
+        <w:tabs>
+          <w:tab w:val="num" w:pos="6480"/>
+        </w:tabs>
+        <w:ind w:left="6480" w:hanging="360"/>
+      </w:pPr>
+      <w:rPr>
+        <w:rFonts w:ascii="Wingdings" w:hAnsi="Wingdings" w:hint="default"/>
+        <w:sz w:val="20"/>
+      </w:rPr>
+    </w:lvl>
+  </w:abstractNum>
+  <w:abstractNum w:abstractNumId="39" w15:restartNumberingAfterBreak="0">
     <w:nsid w:val="39EF438F"/>
     <w:multiLevelType w:val="multilevel"/>
     <w:tmpl w:val="290E51E4"/>
@@ -31743,7 +34492,7 @@
       </w:rPr>
     </w:lvl>
   </w:abstractNum>
-  <w:abstractNum w:abstractNumId="28" w15:restartNumberingAfterBreak="0">
+  <w:abstractNum w:abstractNumId="40" w15:restartNumberingAfterBreak="0">
     <w:nsid w:val="420616E2"/>
     <w:multiLevelType w:val="multilevel"/>
     <w:tmpl w:val="34ECADCC"/>
@@ -31892,7 +34641,680 @@
       </w:rPr>
     </w:lvl>
   </w:abstractNum>
-  <w:abstractNum w:abstractNumId="29" w15:restartNumberingAfterBreak="0">
+  <w:abstractNum w:abstractNumId="41" w15:restartNumberingAfterBreak="0">
+    <w:nsid w:val="453F4B15"/>
+    <w:multiLevelType w:val="hybridMultilevel"/>
+    <w:tmpl w:val="573891C8"/>
+    <w:lvl w:ilvl="0" w:tplc="04090001">
+      <w:start w:val="1"/>
+      <w:numFmt w:val="bullet"/>
+      <w:lvlText w:val=""/>
+      <w:lvlJc w:val="left"/>
+      <w:pPr>
+        <w:ind w:left="720" w:hanging="360"/>
+      </w:pPr>
+      <w:rPr>
+        <w:rFonts w:ascii="Symbol" w:hAnsi="Symbol" w:hint="default"/>
+      </w:rPr>
+    </w:lvl>
+    <w:lvl w:ilvl="1" w:tplc="04090003" w:tentative="1">
+      <w:start w:val="1"/>
+      <w:numFmt w:val="bullet"/>
+      <w:lvlText w:val="o"/>
+      <w:lvlJc w:val="left"/>
+      <w:pPr>
+        <w:ind w:left="1440" w:hanging="360"/>
+      </w:pPr>
+      <w:rPr>
+        <w:rFonts w:ascii="Courier New" w:hAnsi="Courier New" w:cs="Courier New" w:hint="default"/>
+      </w:rPr>
+    </w:lvl>
+    <w:lvl w:ilvl="2" w:tplc="04090005" w:tentative="1">
+      <w:start w:val="1"/>
+      <w:numFmt w:val="bullet"/>
+      <w:lvlText w:val=""/>
+      <w:lvlJc w:val="left"/>
+      <w:pPr>
+        <w:ind w:left="2160" w:hanging="360"/>
+      </w:pPr>
+      <w:rPr>
+        <w:rFonts w:ascii="Wingdings" w:hAnsi="Wingdings" w:hint="default"/>
+      </w:rPr>
+    </w:lvl>
+    <w:lvl w:ilvl="3" w:tplc="04090001" w:tentative="1">
+      <w:start w:val="1"/>
+      <w:numFmt w:val="bullet"/>
+      <w:lvlText w:val=""/>
+      <w:lvlJc w:val="left"/>
+      <w:pPr>
+        <w:ind w:left="2880" w:hanging="360"/>
+      </w:pPr>
+      <w:rPr>
+        <w:rFonts w:ascii="Symbol" w:hAnsi="Symbol" w:hint="default"/>
+      </w:rPr>
+    </w:lvl>
+    <w:lvl w:ilvl="4" w:tplc="04090003" w:tentative="1">
+      <w:start w:val="1"/>
+      <w:numFmt w:val="bullet"/>
+      <w:lvlText w:val="o"/>
+      <w:lvlJc w:val="left"/>
+      <w:pPr>
+        <w:ind w:left="3600" w:hanging="360"/>
+      </w:pPr>
+      <w:rPr>
+        <w:rFonts w:ascii="Courier New" w:hAnsi="Courier New" w:cs="Courier New" w:hint="default"/>
+      </w:rPr>
+    </w:lvl>
+    <w:lvl w:ilvl="5" w:tplc="04090005" w:tentative="1">
+      <w:start w:val="1"/>
+      <w:numFmt w:val="bullet"/>
+      <w:lvlText w:val=""/>
+      <w:lvlJc w:val="left"/>
+      <w:pPr>
+        <w:ind w:left="4320" w:hanging="360"/>
+      </w:pPr>
+      <w:rPr>
+        <w:rFonts w:ascii="Wingdings" w:hAnsi="Wingdings" w:hint="default"/>
+      </w:rPr>
+    </w:lvl>
+    <w:lvl w:ilvl="6" w:tplc="04090001" w:tentative="1">
+      <w:start w:val="1"/>
+      <w:numFmt w:val="bullet"/>
+      <w:lvlText w:val=""/>
+      <w:lvlJc w:val="left"/>
+      <w:pPr>
+        <w:ind w:left="5040" w:hanging="360"/>
+      </w:pPr>
+      <w:rPr>
+        <w:rFonts w:ascii="Symbol" w:hAnsi="Symbol" w:hint="default"/>
+      </w:rPr>
+    </w:lvl>
+    <w:lvl w:ilvl="7" w:tplc="04090003" w:tentative="1">
+      <w:start w:val="1"/>
+      <w:numFmt w:val="bullet"/>
+      <w:lvlText w:val="o"/>
+      <w:lvlJc w:val="left"/>
+      <w:pPr>
+        <w:ind w:left="5760" w:hanging="360"/>
+      </w:pPr>
+      <w:rPr>
+        <w:rFonts w:ascii="Courier New" w:hAnsi="Courier New" w:cs="Courier New" w:hint="default"/>
+      </w:rPr>
+    </w:lvl>
+    <w:lvl w:ilvl="8" w:tplc="04090005" w:tentative="1">
+      <w:start w:val="1"/>
+      <w:numFmt w:val="bullet"/>
+      <w:lvlText w:val=""/>
+      <w:lvlJc w:val="left"/>
+      <w:pPr>
+        <w:ind w:left="6480" w:hanging="360"/>
+      </w:pPr>
+      <w:rPr>
+        <w:rFonts w:ascii="Wingdings" w:hAnsi="Wingdings" w:hint="default"/>
+      </w:rPr>
+    </w:lvl>
+  </w:abstractNum>
+  <w:abstractNum w:abstractNumId="42" w15:restartNumberingAfterBreak="0">
+    <w:nsid w:val="47CF2024"/>
+    <w:multiLevelType w:val="multilevel"/>
+    <w:tmpl w:val="6B0E61DA"/>
+    <w:lvl w:ilvl="0">
+      <w:start w:val="1"/>
+      <w:numFmt w:val="bullet"/>
+      <w:lvlText w:val=""/>
+      <w:lvlJc w:val="left"/>
+      <w:pPr>
+        <w:tabs>
+          <w:tab w:val="num" w:pos="720"/>
+        </w:tabs>
+        <w:ind w:left="720" w:hanging="360"/>
+      </w:pPr>
+      <w:rPr>
+        <w:rFonts w:ascii="Symbol" w:hAnsi="Symbol" w:hint="default"/>
+        <w:sz w:val="20"/>
+      </w:rPr>
+    </w:lvl>
+    <w:lvl w:ilvl="1" w:tentative="1">
+      <w:start w:val="1"/>
+      <w:numFmt w:val="bullet"/>
+      <w:lvlText w:val="o"/>
+      <w:lvlJc w:val="left"/>
+      <w:pPr>
+        <w:tabs>
+          <w:tab w:val="num" w:pos="1440"/>
+        </w:tabs>
+        <w:ind w:left="1440" w:hanging="360"/>
+      </w:pPr>
+      <w:rPr>
+        <w:rFonts w:ascii="Courier New" w:hAnsi="Courier New" w:hint="default"/>
+        <w:sz w:val="20"/>
+      </w:rPr>
+    </w:lvl>
+    <w:lvl w:ilvl="2" w:tentative="1">
+      <w:start w:val="1"/>
+      <w:numFmt w:val="bullet"/>
+      <w:lvlText w:val=""/>
+      <w:lvlJc w:val="left"/>
+      <w:pPr>
+        <w:tabs>
+          <w:tab w:val="num" w:pos="2160"/>
+        </w:tabs>
+        <w:ind w:left="2160" w:hanging="360"/>
+      </w:pPr>
+      <w:rPr>
+        <w:rFonts w:ascii="Wingdings" w:hAnsi="Wingdings" w:hint="default"/>
+        <w:sz w:val="20"/>
+      </w:rPr>
+    </w:lvl>
+    <w:lvl w:ilvl="3" w:tentative="1">
+      <w:start w:val="1"/>
+      <w:numFmt w:val="bullet"/>
+      <w:lvlText w:val=""/>
+      <w:lvlJc w:val="left"/>
+      <w:pPr>
+        <w:tabs>
+          <w:tab w:val="num" w:pos="2880"/>
+        </w:tabs>
+        <w:ind w:left="2880" w:hanging="360"/>
+      </w:pPr>
+      <w:rPr>
+        <w:rFonts w:ascii="Wingdings" w:hAnsi="Wingdings" w:hint="default"/>
+        <w:sz w:val="20"/>
+      </w:rPr>
+    </w:lvl>
+    <w:lvl w:ilvl="4" w:tentative="1">
+      <w:start w:val="1"/>
+      <w:numFmt w:val="bullet"/>
+      <w:lvlText w:val=""/>
+      <w:lvlJc w:val="left"/>
+      <w:pPr>
+        <w:tabs>
+          <w:tab w:val="num" w:pos="3600"/>
+        </w:tabs>
+        <w:ind w:left="3600" w:hanging="360"/>
+      </w:pPr>
+      <w:rPr>
+        <w:rFonts w:ascii="Wingdings" w:hAnsi="Wingdings" w:hint="default"/>
+        <w:sz w:val="20"/>
+      </w:rPr>
+    </w:lvl>
+    <w:lvl w:ilvl="5" w:tentative="1">
+      <w:start w:val="1"/>
+      <w:numFmt w:val="bullet"/>
+      <w:lvlText w:val=""/>
+      <w:lvlJc w:val="left"/>
+      <w:pPr>
+        <w:tabs>
+          <w:tab w:val="num" w:pos="4320"/>
+        </w:tabs>
+        <w:ind w:left="4320" w:hanging="360"/>
+      </w:pPr>
+      <w:rPr>
+        <w:rFonts w:ascii="Wingdings" w:hAnsi="Wingdings" w:hint="default"/>
+        <w:sz w:val="20"/>
+      </w:rPr>
+    </w:lvl>
+    <w:lvl w:ilvl="6" w:tentative="1">
+      <w:start w:val="1"/>
+      <w:numFmt w:val="bullet"/>
+      <w:lvlText w:val=""/>
+      <w:lvlJc w:val="left"/>
+      <w:pPr>
+        <w:tabs>
+          <w:tab w:val="num" w:pos="5040"/>
+        </w:tabs>
+        <w:ind w:left="5040" w:hanging="360"/>
+      </w:pPr>
+      <w:rPr>
+        <w:rFonts w:ascii="Wingdings" w:hAnsi="Wingdings" w:hint="default"/>
+        <w:sz w:val="20"/>
+      </w:rPr>
+    </w:lvl>
+    <w:lvl w:ilvl="7" w:tentative="1">
+      <w:start w:val="1"/>
+      <w:numFmt w:val="bullet"/>
+      <w:lvlText w:val=""/>
+      <w:lvlJc w:val="left"/>
+      <w:pPr>
+        <w:tabs>
+          <w:tab w:val="num" w:pos="5760"/>
+        </w:tabs>
+        <w:ind w:left="5760" w:hanging="360"/>
+      </w:pPr>
+      <w:rPr>
+        <w:rFonts w:ascii="Wingdings" w:hAnsi="Wingdings" w:hint="default"/>
+        <w:sz w:val="20"/>
+      </w:rPr>
+    </w:lvl>
+    <w:lvl w:ilvl="8" w:tentative="1">
+      <w:start w:val="1"/>
+      <w:numFmt w:val="bullet"/>
+      <w:lvlText w:val=""/>
+      <w:lvlJc w:val="left"/>
+      <w:pPr>
+        <w:tabs>
+          <w:tab w:val="num" w:pos="6480"/>
+        </w:tabs>
+        <w:ind w:left="6480" w:hanging="360"/>
+      </w:pPr>
+      <w:rPr>
+        <w:rFonts w:ascii="Wingdings" w:hAnsi="Wingdings" w:hint="default"/>
+        <w:sz w:val="20"/>
+      </w:rPr>
+    </w:lvl>
+  </w:abstractNum>
+  <w:abstractNum w:abstractNumId="43" w15:restartNumberingAfterBreak="0">
+    <w:nsid w:val="48873052"/>
+    <w:multiLevelType w:val="multilevel"/>
+    <w:tmpl w:val="D38AE72A"/>
+    <w:lvl w:ilvl="0">
+      <w:start w:val="1"/>
+      <w:numFmt w:val="bullet"/>
+      <w:lvlText w:val=""/>
+      <w:lvlJc w:val="left"/>
+      <w:pPr>
+        <w:tabs>
+          <w:tab w:val="num" w:pos="720"/>
+        </w:tabs>
+        <w:ind w:left="720" w:hanging="360"/>
+      </w:pPr>
+      <w:rPr>
+        <w:rFonts w:ascii="Symbol" w:hAnsi="Symbol" w:hint="default"/>
+        <w:sz w:val="20"/>
+      </w:rPr>
+    </w:lvl>
+    <w:lvl w:ilvl="1" w:tentative="1">
+      <w:start w:val="1"/>
+      <w:numFmt w:val="bullet"/>
+      <w:lvlText w:val="o"/>
+      <w:lvlJc w:val="left"/>
+      <w:pPr>
+        <w:tabs>
+          <w:tab w:val="num" w:pos="1440"/>
+        </w:tabs>
+        <w:ind w:left="1440" w:hanging="360"/>
+      </w:pPr>
+      <w:rPr>
+        <w:rFonts w:ascii="Courier New" w:hAnsi="Courier New" w:hint="default"/>
+        <w:sz w:val="20"/>
+      </w:rPr>
+    </w:lvl>
+    <w:lvl w:ilvl="2" w:tentative="1">
+      <w:start w:val="1"/>
+      <w:numFmt w:val="bullet"/>
+      <w:lvlText w:val=""/>
+      <w:lvlJc w:val="left"/>
+      <w:pPr>
+        <w:tabs>
+          <w:tab w:val="num" w:pos="2160"/>
+        </w:tabs>
+        <w:ind w:left="2160" w:hanging="360"/>
+      </w:pPr>
+      <w:rPr>
+        <w:rFonts w:ascii="Wingdings" w:hAnsi="Wingdings" w:hint="default"/>
+        <w:sz w:val="20"/>
+      </w:rPr>
+    </w:lvl>
+    <w:lvl w:ilvl="3" w:tentative="1">
+      <w:start w:val="1"/>
+      <w:numFmt w:val="bullet"/>
+      <w:lvlText w:val=""/>
+      <w:lvlJc w:val="left"/>
+      <w:pPr>
+        <w:tabs>
+          <w:tab w:val="num" w:pos="2880"/>
+        </w:tabs>
+        <w:ind w:left="2880" w:hanging="360"/>
+      </w:pPr>
+      <w:rPr>
+        <w:rFonts w:ascii="Wingdings" w:hAnsi="Wingdings" w:hint="default"/>
+        <w:sz w:val="20"/>
+      </w:rPr>
+    </w:lvl>
+    <w:lvl w:ilvl="4" w:tentative="1">
+      <w:start w:val="1"/>
+      <w:numFmt w:val="bullet"/>
+      <w:lvlText w:val=""/>
+      <w:lvlJc w:val="left"/>
+      <w:pPr>
+        <w:tabs>
+          <w:tab w:val="num" w:pos="3600"/>
+        </w:tabs>
+        <w:ind w:left="3600" w:hanging="360"/>
+      </w:pPr>
+      <w:rPr>
+        <w:rFonts w:ascii="Wingdings" w:hAnsi="Wingdings" w:hint="default"/>
+        <w:sz w:val="20"/>
+      </w:rPr>
+    </w:lvl>
+    <w:lvl w:ilvl="5" w:tentative="1">
+      <w:start w:val="1"/>
+      <w:numFmt w:val="bullet"/>
+      <w:lvlText w:val=""/>
+      <w:lvlJc w:val="left"/>
+      <w:pPr>
+        <w:tabs>
+          <w:tab w:val="num" w:pos="4320"/>
+        </w:tabs>
+        <w:ind w:left="4320" w:hanging="360"/>
+      </w:pPr>
+      <w:rPr>
+        <w:rFonts w:ascii="Wingdings" w:hAnsi="Wingdings" w:hint="default"/>
+        <w:sz w:val="20"/>
+      </w:rPr>
+    </w:lvl>
+    <w:lvl w:ilvl="6" w:tentative="1">
+      <w:start w:val="1"/>
+      <w:numFmt w:val="bullet"/>
+      <w:lvlText w:val=""/>
+      <w:lvlJc w:val="left"/>
+      <w:pPr>
+        <w:tabs>
+          <w:tab w:val="num" w:pos="5040"/>
+        </w:tabs>
+        <w:ind w:left="5040" w:hanging="360"/>
+      </w:pPr>
+      <w:rPr>
+        <w:rFonts w:ascii="Wingdings" w:hAnsi="Wingdings" w:hint="default"/>
+        <w:sz w:val="20"/>
+      </w:rPr>
+    </w:lvl>
+    <w:lvl w:ilvl="7" w:tentative="1">
+      <w:start w:val="1"/>
+      <w:numFmt w:val="bullet"/>
+      <w:lvlText w:val=""/>
+      <w:lvlJc w:val="left"/>
+      <w:pPr>
+        <w:tabs>
+          <w:tab w:val="num" w:pos="5760"/>
+        </w:tabs>
+        <w:ind w:left="5760" w:hanging="360"/>
+      </w:pPr>
+      <w:rPr>
+        <w:rFonts w:ascii="Wingdings" w:hAnsi="Wingdings" w:hint="default"/>
+        <w:sz w:val="20"/>
+      </w:rPr>
+    </w:lvl>
+    <w:lvl w:ilvl="8" w:tentative="1">
+      <w:start w:val="1"/>
+      <w:numFmt w:val="bullet"/>
+      <w:lvlText w:val=""/>
+      <w:lvlJc w:val="left"/>
+      <w:pPr>
+        <w:tabs>
+          <w:tab w:val="num" w:pos="6480"/>
+        </w:tabs>
+        <w:ind w:left="6480" w:hanging="360"/>
+      </w:pPr>
+      <w:rPr>
+        <w:rFonts w:ascii="Wingdings" w:hAnsi="Wingdings" w:hint="default"/>
+        <w:sz w:val="20"/>
+      </w:rPr>
+    </w:lvl>
+  </w:abstractNum>
+  <w:abstractNum w:abstractNumId="44" w15:restartNumberingAfterBreak="0">
+    <w:nsid w:val="4C150470"/>
+    <w:multiLevelType w:val="hybridMultilevel"/>
+    <w:tmpl w:val="D6B46DFE"/>
+    <w:lvl w:ilvl="0" w:tplc="04090001">
+      <w:start w:val="1"/>
+      <w:numFmt w:val="bullet"/>
+      <w:lvlText w:val=""/>
+      <w:lvlJc w:val="left"/>
+      <w:pPr>
+        <w:ind w:left="720" w:hanging="360"/>
+      </w:pPr>
+      <w:rPr>
+        <w:rFonts w:ascii="Symbol" w:hAnsi="Symbol" w:hint="default"/>
+      </w:rPr>
+    </w:lvl>
+    <w:lvl w:ilvl="1" w:tplc="04090003" w:tentative="1">
+      <w:start w:val="1"/>
+      <w:numFmt w:val="bullet"/>
+      <w:lvlText w:val="o"/>
+      <w:lvlJc w:val="left"/>
+      <w:pPr>
+        <w:ind w:left="1440" w:hanging="360"/>
+      </w:pPr>
+      <w:rPr>
+        <w:rFonts w:ascii="Courier New" w:hAnsi="Courier New" w:cs="Courier New" w:hint="default"/>
+      </w:rPr>
+    </w:lvl>
+    <w:lvl w:ilvl="2" w:tplc="04090005" w:tentative="1">
+      <w:start w:val="1"/>
+      <w:numFmt w:val="bullet"/>
+      <w:lvlText w:val=""/>
+      <w:lvlJc w:val="left"/>
+      <w:pPr>
+        <w:ind w:left="2160" w:hanging="360"/>
+      </w:pPr>
+      <w:rPr>
+        <w:rFonts w:ascii="Wingdings" w:hAnsi="Wingdings" w:hint="default"/>
+      </w:rPr>
+    </w:lvl>
+    <w:lvl w:ilvl="3" w:tplc="04090001" w:tentative="1">
+      <w:start w:val="1"/>
+      <w:numFmt w:val="bullet"/>
+      <w:lvlText w:val=""/>
+      <w:lvlJc w:val="left"/>
+      <w:pPr>
+        <w:ind w:left="2880" w:hanging="360"/>
+      </w:pPr>
+      <w:rPr>
+        <w:rFonts w:ascii="Symbol" w:hAnsi="Symbol" w:hint="default"/>
+      </w:rPr>
+    </w:lvl>
+    <w:lvl w:ilvl="4" w:tplc="04090003" w:tentative="1">
+      <w:start w:val="1"/>
+      <w:numFmt w:val="bullet"/>
+      <w:lvlText w:val="o"/>
+      <w:lvlJc w:val="left"/>
+      <w:pPr>
+        <w:ind w:left="3600" w:hanging="360"/>
+      </w:pPr>
+      <w:rPr>
+        <w:rFonts w:ascii="Courier New" w:hAnsi="Courier New" w:cs="Courier New" w:hint="default"/>
+      </w:rPr>
+    </w:lvl>
+    <w:lvl w:ilvl="5" w:tplc="04090005" w:tentative="1">
+      <w:start w:val="1"/>
+      <w:numFmt w:val="bullet"/>
+      <w:lvlText w:val=""/>
+      <w:lvlJc w:val="left"/>
+      <w:pPr>
+        <w:ind w:left="4320" w:hanging="360"/>
+      </w:pPr>
+      <w:rPr>
+        <w:rFonts w:ascii="Wingdings" w:hAnsi="Wingdings" w:hint="default"/>
+      </w:rPr>
+    </w:lvl>
+    <w:lvl w:ilvl="6" w:tplc="04090001" w:tentative="1">
+      <w:start w:val="1"/>
+      <w:numFmt w:val="bullet"/>
+      <w:lvlText w:val=""/>
+      <w:lvlJc w:val="left"/>
+      <w:pPr>
+        <w:ind w:left="5040" w:hanging="360"/>
+      </w:pPr>
+      <w:rPr>
+        <w:rFonts w:ascii="Symbol" w:hAnsi="Symbol" w:hint="default"/>
+      </w:rPr>
+    </w:lvl>
+    <w:lvl w:ilvl="7" w:tplc="04090003" w:tentative="1">
+      <w:start w:val="1"/>
+      <w:numFmt w:val="bullet"/>
+      <w:lvlText w:val="o"/>
+      <w:lvlJc w:val="left"/>
+      <w:pPr>
+        <w:ind w:left="5760" w:hanging="360"/>
+      </w:pPr>
+      <w:rPr>
+        <w:rFonts w:ascii="Courier New" w:hAnsi="Courier New" w:cs="Courier New" w:hint="default"/>
+      </w:rPr>
+    </w:lvl>
+    <w:lvl w:ilvl="8" w:tplc="04090005" w:tentative="1">
+      <w:start w:val="1"/>
+      <w:numFmt w:val="bullet"/>
+      <w:lvlText w:val=""/>
+      <w:lvlJc w:val="left"/>
+      <w:pPr>
+        <w:ind w:left="6480" w:hanging="360"/>
+      </w:pPr>
+      <w:rPr>
+        <w:rFonts w:ascii="Wingdings" w:hAnsi="Wingdings" w:hint="default"/>
+      </w:rPr>
+    </w:lvl>
+  </w:abstractNum>
+  <w:abstractNum w:abstractNumId="45" w15:restartNumberingAfterBreak="0">
+    <w:nsid w:val="4ED74A34"/>
+    <w:multiLevelType w:val="multilevel"/>
+    <w:tmpl w:val="E08E3DCA"/>
+    <w:lvl w:ilvl="0">
+      <w:start w:val="1"/>
+      <w:numFmt w:val="bullet"/>
+      <w:lvlText w:val=""/>
+      <w:lvlJc w:val="left"/>
+      <w:pPr>
+        <w:tabs>
+          <w:tab w:val="num" w:pos="720"/>
+        </w:tabs>
+        <w:ind w:left="720" w:hanging="360"/>
+      </w:pPr>
+      <w:rPr>
+        <w:rFonts w:ascii="Symbol" w:hAnsi="Symbol" w:hint="default"/>
+        <w:sz w:val="20"/>
+      </w:rPr>
+    </w:lvl>
+    <w:lvl w:ilvl="1">
+      <w:start w:val="1"/>
+      <w:numFmt w:val="bullet"/>
+      <w:lvlText w:val="o"/>
+      <w:lvlJc w:val="left"/>
+      <w:pPr>
+        <w:tabs>
+          <w:tab w:val="num" w:pos="1440"/>
+        </w:tabs>
+        <w:ind w:left="1440" w:hanging="360"/>
+      </w:pPr>
+      <w:rPr>
+        <w:rFonts w:ascii="Courier New" w:hAnsi="Courier New" w:hint="default"/>
+        <w:sz w:val="20"/>
+      </w:rPr>
+    </w:lvl>
+    <w:lvl w:ilvl="2" w:tentative="1">
+      <w:start w:val="1"/>
+      <w:numFmt w:val="bullet"/>
+      <w:lvlText w:val=""/>
+      <w:lvlJc w:val="left"/>
+      <w:pPr>
+        <w:tabs>
+          <w:tab w:val="num" w:pos="2160"/>
+        </w:tabs>
+        <w:ind w:left="2160" w:hanging="360"/>
+      </w:pPr>
+      <w:rPr>
+        <w:rFonts w:ascii="Wingdings" w:hAnsi="Wingdings" w:hint="default"/>
+        <w:sz w:val="20"/>
+      </w:rPr>
+    </w:lvl>
+    <w:lvl w:ilvl="3" w:tentative="1">
+      <w:start w:val="1"/>
+      <w:numFmt w:val="bullet"/>
+      <w:lvlText w:val=""/>
+      <w:lvlJc w:val="left"/>
+      <w:pPr>
+        <w:tabs>
+          <w:tab w:val="num" w:pos="2880"/>
+        </w:tabs>
+        <w:ind w:left="2880" w:hanging="360"/>
+      </w:pPr>
+      <w:rPr>
+        <w:rFonts w:ascii="Wingdings" w:hAnsi="Wingdings" w:hint="default"/>
+        <w:sz w:val="20"/>
+      </w:rPr>
+    </w:lvl>
+    <w:lvl w:ilvl="4" w:tentative="1">
+      <w:start w:val="1"/>
+      <w:numFmt w:val="bullet"/>
+      <w:lvlText w:val=""/>
+      <w:lvlJc w:val="left"/>
+      <w:pPr>
+        <w:tabs>
+          <w:tab w:val="num" w:pos="3600"/>
+        </w:tabs>
+        <w:ind w:left="3600" w:hanging="360"/>
+      </w:pPr>
+      <w:rPr>
+        <w:rFonts w:ascii="Wingdings" w:hAnsi="Wingdings" w:hint="default"/>
+        <w:sz w:val="20"/>
+      </w:rPr>
+    </w:lvl>
+    <w:lvl w:ilvl="5" w:tentative="1">
+      <w:start w:val="1"/>
+      <w:numFmt w:val="bullet"/>
+      <w:lvlText w:val=""/>
+      <w:lvlJc w:val="left"/>
+      <w:pPr>
+        <w:tabs>
+          <w:tab w:val="num" w:pos="4320"/>
+        </w:tabs>
+        <w:ind w:left="4320" w:hanging="360"/>
+      </w:pPr>
+      <w:rPr>
+        <w:rFonts w:ascii="Wingdings" w:hAnsi="Wingdings" w:hint="default"/>
+        <w:sz w:val="20"/>
+      </w:rPr>
+    </w:lvl>
+    <w:lvl w:ilvl="6" w:tentative="1">
+      <w:start w:val="1"/>
+      <w:numFmt w:val="bullet"/>
+      <w:lvlText w:val=""/>
+      <w:lvlJc w:val="left"/>
+      <w:pPr>
+        <w:tabs>
+          <w:tab w:val="num" w:pos="5040"/>
+        </w:tabs>
+        <w:ind w:left="5040" w:hanging="360"/>
+      </w:pPr>
+      <w:rPr>
+        <w:rFonts w:ascii="Wingdings" w:hAnsi="Wingdings" w:hint="default"/>
+        <w:sz w:val="20"/>
+      </w:rPr>
+    </w:lvl>
+    <w:lvl w:ilvl="7" w:tentative="1">
+      <w:start w:val="1"/>
+      <w:numFmt w:val="bullet"/>
+      <w:lvlText w:val=""/>
+      <w:lvlJc w:val="left"/>
+      <w:pPr>
+        <w:tabs>
+          <w:tab w:val="num" w:pos="5760"/>
+        </w:tabs>
+        <w:ind w:left="5760" w:hanging="360"/>
+      </w:pPr>
+      <w:rPr>
+        <w:rFonts w:ascii="Wingdings" w:hAnsi="Wingdings" w:hint="default"/>
+        <w:sz w:val="20"/>
+      </w:rPr>
+    </w:lvl>
+    <w:lvl w:ilvl="8" w:tentative="1">
+      <w:start w:val="1"/>
+      <w:numFmt w:val="bullet"/>
+      <w:lvlText w:val=""/>
+      <w:lvlJc w:val="left"/>
+      <w:pPr>
+        <w:tabs>
+          <w:tab w:val="num" w:pos="6480"/>
+        </w:tabs>
+        <w:ind w:left="6480" w:hanging="360"/>
+      </w:pPr>
+      <w:rPr>
+        <w:rFonts w:ascii="Wingdings" w:hAnsi="Wingdings" w:hint="default"/>
+        <w:sz w:val="20"/>
+      </w:rPr>
+    </w:lvl>
+  </w:abstractNum>
+  <w:abstractNum w:abstractNumId="46" w15:restartNumberingAfterBreak="0">
     <w:nsid w:val="503B2E3A"/>
     <w:multiLevelType w:val="hybridMultilevel"/>
     <w:tmpl w:val="4F82C23C"/>
@@ -32005,7 +35427,7 @@
       </w:rPr>
     </w:lvl>
   </w:abstractNum>
-  <w:abstractNum w:abstractNumId="30" w15:restartNumberingAfterBreak="0">
+  <w:abstractNum w:abstractNumId="47" w15:restartNumberingAfterBreak="0">
     <w:nsid w:val="50411FDC"/>
     <w:multiLevelType w:val="hybridMultilevel"/>
     <w:tmpl w:val="C2469A98"/>
@@ -32118,7 +35540,7 @@
       </w:rPr>
     </w:lvl>
   </w:abstractNum>
-  <w:abstractNum w:abstractNumId="31" w15:restartNumberingAfterBreak="0">
+  <w:abstractNum w:abstractNumId="48" w15:restartNumberingAfterBreak="0">
     <w:nsid w:val="51C07104"/>
     <w:multiLevelType w:val="hybridMultilevel"/>
     <w:tmpl w:val="D42E833E"/>
@@ -32231,7 +35653,7 @@
       </w:rPr>
     </w:lvl>
   </w:abstractNum>
-  <w:abstractNum w:abstractNumId="32" w15:restartNumberingAfterBreak="0">
+  <w:abstractNum w:abstractNumId="49" w15:restartNumberingAfterBreak="0">
     <w:nsid w:val="54337985"/>
     <w:multiLevelType w:val="hybridMultilevel"/>
     <w:tmpl w:val="6E369D26"/>
@@ -32344,7 +35766,156 @@
       </w:rPr>
     </w:lvl>
   </w:abstractNum>
-  <w:abstractNum w:abstractNumId="33" w15:restartNumberingAfterBreak="0">
+  <w:abstractNum w:abstractNumId="50" w15:restartNumberingAfterBreak="0">
+    <w:nsid w:val="56C470E4"/>
+    <w:multiLevelType w:val="multilevel"/>
+    <w:tmpl w:val="4E0204AC"/>
+    <w:lvl w:ilvl="0">
+      <w:start w:val="1"/>
+      <w:numFmt w:val="bullet"/>
+      <w:lvlText w:val=""/>
+      <w:lvlJc w:val="left"/>
+      <w:pPr>
+        <w:tabs>
+          <w:tab w:val="num" w:pos="720"/>
+        </w:tabs>
+        <w:ind w:left="720" w:hanging="360"/>
+      </w:pPr>
+      <w:rPr>
+        <w:rFonts w:ascii="Symbol" w:hAnsi="Symbol" w:hint="default"/>
+        <w:sz w:val="20"/>
+      </w:rPr>
+    </w:lvl>
+    <w:lvl w:ilvl="1" w:tentative="1">
+      <w:start w:val="1"/>
+      <w:numFmt w:val="bullet"/>
+      <w:lvlText w:val="o"/>
+      <w:lvlJc w:val="left"/>
+      <w:pPr>
+        <w:tabs>
+          <w:tab w:val="num" w:pos="1440"/>
+        </w:tabs>
+        <w:ind w:left="1440" w:hanging="360"/>
+      </w:pPr>
+      <w:rPr>
+        <w:rFonts w:ascii="Courier New" w:hAnsi="Courier New" w:hint="default"/>
+        <w:sz w:val="20"/>
+      </w:rPr>
+    </w:lvl>
+    <w:lvl w:ilvl="2" w:tentative="1">
+      <w:start w:val="1"/>
+      <w:numFmt w:val="bullet"/>
+      <w:lvlText w:val=""/>
+      <w:lvlJc w:val="left"/>
+      <w:pPr>
+        <w:tabs>
+          <w:tab w:val="num" w:pos="2160"/>
+        </w:tabs>
+        <w:ind w:left="2160" w:hanging="360"/>
+      </w:pPr>
+      <w:rPr>
+        <w:rFonts w:ascii="Wingdings" w:hAnsi="Wingdings" w:hint="default"/>
+        <w:sz w:val="20"/>
+      </w:rPr>
+    </w:lvl>
+    <w:lvl w:ilvl="3" w:tentative="1">
+      <w:start w:val="1"/>
+      <w:numFmt w:val="bullet"/>
+      <w:lvlText w:val=""/>
+      <w:lvlJc w:val="left"/>
+      <w:pPr>
+        <w:tabs>
+          <w:tab w:val="num" w:pos="2880"/>
+        </w:tabs>
+        <w:ind w:left="2880" w:hanging="360"/>
+      </w:pPr>
+      <w:rPr>
+        <w:rFonts w:ascii="Wingdings" w:hAnsi="Wingdings" w:hint="default"/>
+        <w:sz w:val="20"/>
+      </w:rPr>
+    </w:lvl>
+    <w:lvl w:ilvl="4" w:tentative="1">
+      <w:start w:val="1"/>
+      <w:numFmt w:val="bullet"/>
+      <w:lvlText w:val=""/>
+      <w:lvlJc w:val="left"/>
+      <w:pPr>
+        <w:tabs>
+          <w:tab w:val="num" w:pos="3600"/>
+        </w:tabs>
+        <w:ind w:left="3600" w:hanging="360"/>
+      </w:pPr>
+      <w:rPr>
+        <w:rFonts w:ascii="Wingdings" w:hAnsi="Wingdings" w:hint="default"/>
+        <w:sz w:val="20"/>
+      </w:rPr>
+    </w:lvl>
+    <w:lvl w:ilvl="5" w:tentative="1">
+      <w:start w:val="1"/>
+      <w:numFmt w:val="bullet"/>
+      <w:lvlText w:val=""/>
+      <w:lvlJc w:val="left"/>
+      <w:pPr>
+        <w:tabs>
+          <w:tab w:val="num" w:pos="4320"/>
+        </w:tabs>
+        <w:ind w:left="4320" w:hanging="360"/>
+      </w:pPr>
+      <w:rPr>
+        <w:rFonts w:ascii="Wingdings" w:hAnsi="Wingdings" w:hint="default"/>
+        <w:sz w:val="20"/>
+      </w:rPr>
+    </w:lvl>
+    <w:lvl w:ilvl="6" w:tentative="1">
+      <w:start w:val="1"/>
+      <w:numFmt w:val="bullet"/>
+      <w:lvlText w:val=""/>
+      <w:lvlJc w:val="left"/>
+      <w:pPr>
+        <w:tabs>
+          <w:tab w:val="num" w:pos="5040"/>
+        </w:tabs>
+        <w:ind w:left="5040" w:hanging="360"/>
+      </w:pPr>
+      <w:rPr>
+        <w:rFonts w:ascii="Wingdings" w:hAnsi="Wingdings" w:hint="default"/>
+        <w:sz w:val="20"/>
+      </w:rPr>
+    </w:lvl>
+    <w:lvl w:ilvl="7" w:tentative="1">
+      <w:start w:val="1"/>
+      <w:numFmt w:val="bullet"/>
+      <w:lvlText w:val=""/>
+      <w:lvlJc w:val="left"/>
+      <w:pPr>
+        <w:tabs>
+          <w:tab w:val="num" w:pos="5760"/>
+        </w:tabs>
+        <w:ind w:left="5760" w:hanging="360"/>
+      </w:pPr>
+      <w:rPr>
+        <w:rFonts w:ascii="Wingdings" w:hAnsi="Wingdings" w:hint="default"/>
+        <w:sz w:val="20"/>
+      </w:rPr>
+    </w:lvl>
+    <w:lvl w:ilvl="8" w:tentative="1">
+      <w:start w:val="1"/>
+      <w:numFmt w:val="bullet"/>
+      <w:lvlText w:val=""/>
+      <w:lvlJc w:val="left"/>
+      <w:pPr>
+        <w:tabs>
+          <w:tab w:val="num" w:pos="6480"/>
+        </w:tabs>
+        <w:ind w:left="6480" w:hanging="360"/>
+      </w:pPr>
+      <w:rPr>
+        <w:rFonts w:ascii="Wingdings" w:hAnsi="Wingdings" w:hint="default"/>
+        <w:sz w:val="20"/>
+      </w:rPr>
+    </w:lvl>
+  </w:abstractNum>
+  <w:abstractNum w:abstractNumId="51" w15:restartNumberingAfterBreak="0">
     <w:nsid w:val="57164216"/>
     <w:multiLevelType w:val="multilevel"/>
     <w:tmpl w:val="1696DFFA"/>
@@ -32493,7 +36064,7 @@
       </w:rPr>
     </w:lvl>
   </w:abstractNum>
-  <w:abstractNum w:abstractNumId="34" w15:restartNumberingAfterBreak="0">
+  <w:abstractNum w:abstractNumId="52" w15:restartNumberingAfterBreak="0">
     <w:nsid w:val="5B047682"/>
     <w:multiLevelType w:val="multilevel"/>
     <w:tmpl w:val="7A4046D2"/>
@@ -32642,7 +36213,7 @@
       </w:rPr>
     </w:lvl>
   </w:abstractNum>
-  <w:abstractNum w:abstractNumId="35" w15:restartNumberingAfterBreak="0">
+  <w:abstractNum w:abstractNumId="53" w15:restartNumberingAfterBreak="0">
     <w:nsid w:val="61CD4635"/>
     <w:multiLevelType w:val="multilevel"/>
     <w:tmpl w:val="B3D8DBD2"/>
@@ -32787,7 +36358,156 @@
       </w:rPr>
     </w:lvl>
   </w:abstractNum>
-  <w:abstractNum w:abstractNumId="36" w15:restartNumberingAfterBreak="0">
+  <w:abstractNum w:abstractNumId="54" w15:restartNumberingAfterBreak="0">
+    <w:nsid w:val="62BE5159"/>
+    <w:multiLevelType w:val="multilevel"/>
+    <w:tmpl w:val="158CEEF2"/>
+    <w:lvl w:ilvl="0">
+      <w:start w:val="1"/>
+      <w:numFmt w:val="bullet"/>
+      <w:lvlText w:val=""/>
+      <w:lvlJc w:val="left"/>
+      <w:pPr>
+        <w:tabs>
+          <w:tab w:val="num" w:pos="720"/>
+        </w:tabs>
+        <w:ind w:left="720" w:hanging="360"/>
+      </w:pPr>
+      <w:rPr>
+        <w:rFonts w:ascii="Symbol" w:hAnsi="Symbol" w:hint="default"/>
+        <w:sz w:val="20"/>
+      </w:rPr>
+    </w:lvl>
+    <w:lvl w:ilvl="1" w:tentative="1">
+      <w:start w:val="1"/>
+      <w:numFmt w:val="bullet"/>
+      <w:lvlText w:val="o"/>
+      <w:lvlJc w:val="left"/>
+      <w:pPr>
+        <w:tabs>
+          <w:tab w:val="num" w:pos="1440"/>
+        </w:tabs>
+        <w:ind w:left="1440" w:hanging="360"/>
+      </w:pPr>
+      <w:rPr>
+        <w:rFonts w:ascii="Courier New" w:hAnsi="Courier New" w:hint="default"/>
+        <w:sz w:val="20"/>
+      </w:rPr>
+    </w:lvl>
+    <w:lvl w:ilvl="2" w:tentative="1">
+      <w:start w:val="1"/>
+      <w:numFmt w:val="bullet"/>
+      <w:lvlText w:val=""/>
+      <w:lvlJc w:val="left"/>
+      <w:pPr>
+        <w:tabs>
+          <w:tab w:val="num" w:pos="2160"/>
+        </w:tabs>
+        <w:ind w:left="2160" w:hanging="360"/>
+      </w:pPr>
+      <w:rPr>
+        <w:rFonts w:ascii="Wingdings" w:hAnsi="Wingdings" w:hint="default"/>
+        <w:sz w:val="20"/>
+      </w:rPr>
+    </w:lvl>
+    <w:lvl w:ilvl="3" w:tentative="1">
+      <w:start w:val="1"/>
+      <w:numFmt w:val="bullet"/>
+      <w:lvlText w:val=""/>
+      <w:lvlJc w:val="left"/>
+      <w:pPr>
+        <w:tabs>
+          <w:tab w:val="num" w:pos="2880"/>
+        </w:tabs>
+        <w:ind w:left="2880" w:hanging="360"/>
+      </w:pPr>
+      <w:rPr>
+        <w:rFonts w:ascii="Wingdings" w:hAnsi="Wingdings" w:hint="default"/>
+        <w:sz w:val="20"/>
+      </w:rPr>
+    </w:lvl>
+    <w:lvl w:ilvl="4" w:tentative="1">
+      <w:start w:val="1"/>
+      <w:numFmt w:val="bullet"/>
+      <w:lvlText w:val=""/>
+      <w:lvlJc w:val="left"/>
+      <w:pPr>
+        <w:tabs>
+          <w:tab w:val="num" w:pos="3600"/>
+        </w:tabs>
+        <w:ind w:left="3600" w:hanging="360"/>
+      </w:pPr>
+      <w:rPr>
+        <w:rFonts w:ascii="Wingdings" w:hAnsi="Wingdings" w:hint="default"/>
+        <w:sz w:val="20"/>
+      </w:rPr>
+    </w:lvl>
+    <w:lvl w:ilvl="5" w:tentative="1">
+      <w:start w:val="1"/>
+      <w:numFmt w:val="bullet"/>
+      <w:lvlText w:val=""/>
+      <w:lvlJc w:val="left"/>
+      <w:pPr>
+        <w:tabs>
+          <w:tab w:val="num" w:pos="4320"/>
+        </w:tabs>
+        <w:ind w:left="4320" w:hanging="360"/>
+      </w:pPr>
+      <w:rPr>
+        <w:rFonts w:ascii="Wingdings" w:hAnsi="Wingdings" w:hint="default"/>
+        <w:sz w:val="20"/>
+      </w:rPr>
+    </w:lvl>
+    <w:lvl w:ilvl="6" w:tentative="1">
+      <w:start w:val="1"/>
+      <w:numFmt w:val="bullet"/>
+      <w:lvlText w:val=""/>
+      <w:lvlJc w:val="left"/>
+      <w:pPr>
+        <w:tabs>
+          <w:tab w:val="num" w:pos="5040"/>
+        </w:tabs>
+        <w:ind w:left="5040" w:hanging="360"/>
+      </w:pPr>
+      <w:rPr>
+        <w:rFonts w:ascii="Wingdings" w:hAnsi="Wingdings" w:hint="default"/>
+        <w:sz w:val="20"/>
+      </w:rPr>
+    </w:lvl>
+    <w:lvl w:ilvl="7" w:tentative="1">
+      <w:start w:val="1"/>
+      <w:numFmt w:val="bullet"/>
+      <w:lvlText w:val=""/>
+      <w:lvlJc w:val="left"/>
+      <w:pPr>
+        <w:tabs>
+          <w:tab w:val="num" w:pos="5760"/>
+        </w:tabs>
+        <w:ind w:left="5760" w:hanging="360"/>
+      </w:pPr>
+      <w:rPr>
+        <w:rFonts w:ascii="Wingdings" w:hAnsi="Wingdings" w:hint="default"/>
+        <w:sz w:val="20"/>
+      </w:rPr>
+    </w:lvl>
+    <w:lvl w:ilvl="8" w:tentative="1">
+      <w:start w:val="1"/>
+      <w:numFmt w:val="bullet"/>
+      <w:lvlText w:val=""/>
+      <w:lvlJc w:val="left"/>
+      <w:pPr>
+        <w:tabs>
+          <w:tab w:val="num" w:pos="6480"/>
+        </w:tabs>
+        <w:ind w:left="6480" w:hanging="360"/>
+      </w:pPr>
+      <w:rPr>
+        <w:rFonts w:ascii="Wingdings" w:hAnsi="Wingdings" w:hint="default"/>
+        <w:sz w:val="20"/>
+      </w:rPr>
+    </w:lvl>
+  </w:abstractNum>
+  <w:abstractNum w:abstractNumId="55" w15:restartNumberingAfterBreak="0">
     <w:nsid w:val="64461661"/>
     <w:multiLevelType w:val="hybridMultilevel"/>
     <w:tmpl w:val="5AF85220"/>
@@ -32900,7 +36620,7 @@
       </w:rPr>
     </w:lvl>
   </w:abstractNum>
-  <w:abstractNum w:abstractNumId="37" w15:restartNumberingAfterBreak="0">
+  <w:abstractNum w:abstractNumId="56" w15:restartNumberingAfterBreak="0">
     <w:nsid w:val="64F30234"/>
     <w:multiLevelType w:val="hybridMultilevel"/>
     <w:tmpl w:val="893C3DC4"/>
@@ -33013,7 +36733,7 @@
       </w:rPr>
     </w:lvl>
   </w:abstractNum>
-  <w:abstractNum w:abstractNumId="38" w15:restartNumberingAfterBreak="0">
+  <w:abstractNum w:abstractNumId="57" w15:restartNumberingAfterBreak="0">
     <w:nsid w:val="66EF3CDF"/>
     <w:multiLevelType w:val="multilevel"/>
     <w:tmpl w:val="E1B2FA72"/>
@@ -33162,7 +36882,7 @@
       </w:rPr>
     </w:lvl>
   </w:abstractNum>
-  <w:abstractNum w:abstractNumId="39" w15:restartNumberingAfterBreak="0">
+  <w:abstractNum w:abstractNumId="58" w15:restartNumberingAfterBreak="0">
     <w:nsid w:val="69D72A54"/>
     <w:multiLevelType w:val="multilevel"/>
     <w:tmpl w:val="7166ECEA"/>
@@ -33307,7 +37027,120 @@
       </w:rPr>
     </w:lvl>
   </w:abstractNum>
-  <w:abstractNum w:abstractNumId="40" w15:restartNumberingAfterBreak="0">
+  <w:abstractNum w:abstractNumId="59" w15:restartNumberingAfterBreak="0">
+    <w:nsid w:val="70326B87"/>
+    <w:multiLevelType w:val="hybridMultilevel"/>
+    <w:tmpl w:val="D5EEAE96"/>
+    <w:lvl w:ilvl="0" w:tplc="04090001">
+      <w:start w:val="1"/>
+      <w:numFmt w:val="bullet"/>
+      <w:lvlText w:val=""/>
+      <w:lvlJc w:val="left"/>
+      <w:pPr>
+        <w:ind w:left="720" w:hanging="360"/>
+      </w:pPr>
+      <w:rPr>
+        <w:rFonts w:ascii="Symbol" w:hAnsi="Symbol" w:hint="default"/>
+      </w:rPr>
+    </w:lvl>
+    <w:lvl w:ilvl="1" w:tplc="04090003" w:tentative="1">
+      <w:start w:val="1"/>
+      <w:numFmt w:val="bullet"/>
+      <w:lvlText w:val="o"/>
+      <w:lvlJc w:val="left"/>
+      <w:pPr>
+        <w:ind w:left="1440" w:hanging="360"/>
+      </w:pPr>
+      <w:rPr>
+        <w:rFonts w:ascii="Courier New" w:hAnsi="Courier New" w:cs="Courier New" w:hint="default"/>
+      </w:rPr>
+    </w:lvl>
+    <w:lvl w:ilvl="2" w:tplc="04090005" w:tentative="1">
+      <w:start w:val="1"/>
+      <w:numFmt w:val="bullet"/>
+      <w:lvlText w:val=""/>
+      <w:lvlJc w:val="left"/>
+      <w:pPr>
+        <w:ind w:left="2160" w:hanging="360"/>
+      </w:pPr>
+      <w:rPr>
+        <w:rFonts w:ascii="Wingdings" w:hAnsi="Wingdings" w:hint="default"/>
+      </w:rPr>
+    </w:lvl>
+    <w:lvl w:ilvl="3" w:tplc="04090001" w:tentative="1">
+      <w:start w:val="1"/>
+      <w:numFmt w:val="bullet"/>
+      <w:lvlText w:val=""/>
+      <w:lvlJc w:val="left"/>
+      <w:pPr>
+        <w:ind w:left="2880" w:hanging="360"/>
+      </w:pPr>
+      <w:rPr>
+        <w:rFonts w:ascii="Symbol" w:hAnsi="Symbol" w:hint="default"/>
+      </w:rPr>
+    </w:lvl>
+    <w:lvl w:ilvl="4" w:tplc="04090003" w:tentative="1">
+      <w:start w:val="1"/>
+      <w:numFmt w:val="bullet"/>
+      <w:lvlText w:val="o"/>
+      <w:lvlJc w:val="left"/>
+      <w:pPr>
+        <w:ind w:left="3600" w:hanging="360"/>
+      </w:pPr>
+      <w:rPr>
+        <w:rFonts w:ascii="Courier New" w:hAnsi="Courier New" w:cs="Courier New" w:hint="default"/>
+      </w:rPr>
+    </w:lvl>
+    <w:lvl w:ilvl="5" w:tplc="04090005" w:tentative="1">
+      <w:start w:val="1"/>
+      <w:numFmt w:val="bullet"/>
+      <w:lvlText w:val=""/>
+      <w:lvlJc w:val="left"/>
+      <w:pPr>
+        <w:ind w:left="4320" w:hanging="360"/>
+      </w:pPr>
+      <w:rPr>
+        <w:rFonts w:ascii="Wingdings" w:hAnsi="Wingdings" w:hint="default"/>
+      </w:rPr>
+    </w:lvl>
+    <w:lvl w:ilvl="6" w:tplc="04090001" w:tentative="1">
+      <w:start w:val="1"/>
+      <w:numFmt w:val="bullet"/>
+      <w:lvlText w:val=""/>
+      <w:lvlJc w:val="left"/>
+      <w:pPr>
+        <w:ind w:left="5040" w:hanging="360"/>
+      </w:pPr>
+      <w:rPr>
+        <w:rFonts w:ascii="Symbol" w:hAnsi="Symbol" w:hint="default"/>
+      </w:rPr>
+    </w:lvl>
+    <w:lvl w:ilvl="7" w:tplc="04090003" w:tentative="1">
+      <w:start w:val="1"/>
+      <w:numFmt w:val="bullet"/>
+      <w:lvlText w:val="o"/>
+      <w:lvlJc w:val="left"/>
+      <w:pPr>
+        <w:ind w:left="5760" w:hanging="360"/>
+      </w:pPr>
+      <w:rPr>
+        <w:rFonts w:ascii="Courier New" w:hAnsi="Courier New" w:cs="Courier New" w:hint="default"/>
+      </w:rPr>
+    </w:lvl>
+    <w:lvl w:ilvl="8" w:tplc="04090005" w:tentative="1">
+      <w:start w:val="1"/>
+      <w:numFmt w:val="bullet"/>
+      <w:lvlText w:val=""/>
+      <w:lvlJc w:val="left"/>
+      <w:pPr>
+        <w:ind w:left="6480" w:hanging="360"/>
+      </w:pPr>
+      <w:rPr>
+        <w:rFonts w:ascii="Wingdings" w:hAnsi="Wingdings" w:hint="default"/>
+      </w:rPr>
+    </w:lvl>
+  </w:abstractNum>
+  <w:abstractNum w:abstractNumId="60" w15:restartNumberingAfterBreak="0">
     <w:nsid w:val="790F0B9D"/>
     <w:multiLevelType w:val="hybridMultilevel"/>
     <w:tmpl w:val="81A06122"/>
@@ -33420,7 +37253,7 @@
       </w:rPr>
     </w:lvl>
   </w:abstractNum>
-  <w:abstractNum w:abstractNumId="41" w15:restartNumberingAfterBreak="0">
+  <w:abstractNum w:abstractNumId="61" w15:restartNumberingAfterBreak="0">
     <w:nsid w:val="7AF0152B"/>
     <w:multiLevelType w:val="hybridMultilevel"/>
     <w:tmpl w:val="805CDC94"/>
@@ -33533,7 +37366,120 @@
       </w:rPr>
     </w:lvl>
   </w:abstractNum>
-  <w:abstractNum w:abstractNumId="42" w15:restartNumberingAfterBreak="0">
+  <w:abstractNum w:abstractNumId="62" w15:restartNumberingAfterBreak="0">
+    <w:nsid w:val="7F8678F6"/>
+    <w:multiLevelType w:val="hybridMultilevel"/>
+    <w:tmpl w:val="963C00F8"/>
+    <w:lvl w:ilvl="0" w:tplc="04090001">
+      <w:start w:val="1"/>
+      <w:numFmt w:val="bullet"/>
+      <w:lvlText w:val=""/>
+      <w:lvlJc w:val="left"/>
+      <w:pPr>
+        <w:ind w:left="720" w:hanging="360"/>
+      </w:pPr>
+      <w:rPr>
+        <w:rFonts w:ascii="Symbol" w:hAnsi="Symbol" w:hint="default"/>
+      </w:rPr>
+    </w:lvl>
+    <w:lvl w:ilvl="1" w:tplc="04090003" w:tentative="1">
+      <w:start w:val="1"/>
+      <w:numFmt w:val="bullet"/>
+      <w:lvlText w:val="o"/>
+      <w:lvlJc w:val="left"/>
+      <w:pPr>
+        <w:ind w:left="1440" w:hanging="360"/>
+      </w:pPr>
+      <w:rPr>
+        <w:rFonts w:ascii="Courier New" w:hAnsi="Courier New" w:cs="Courier New" w:hint="default"/>
+      </w:rPr>
+    </w:lvl>
+    <w:lvl w:ilvl="2" w:tplc="04090005" w:tentative="1">
+      <w:start w:val="1"/>
+      <w:numFmt w:val="bullet"/>
+      <w:lvlText w:val=""/>
+      <w:lvlJc w:val="left"/>
+      <w:pPr>
+        <w:ind w:left="2160" w:hanging="360"/>
+      </w:pPr>
+      <w:rPr>
+        <w:rFonts w:ascii="Wingdings" w:hAnsi="Wingdings" w:hint="default"/>
+      </w:rPr>
+    </w:lvl>
+    <w:lvl w:ilvl="3" w:tplc="04090001" w:tentative="1">
+      <w:start w:val="1"/>
+      <w:numFmt w:val="bullet"/>
+      <w:lvlText w:val=""/>
+      <w:lvlJc w:val="left"/>
+      <w:pPr>
+        <w:ind w:left="2880" w:hanging="360"/>
+      </w:pPr>
+      <w:rPr>
+        <w:rFonts w:ascii="Symbol" w:hAnsi="Symbol" w:hint="default"/>
+      </w:rPr>
+    </w:lvl>
+    <w:lvl w:ilvl="4" w:tplc="04090003" w:tentative="1">
+      <w:start w:val="1"/>
+      <w:numFmt w:val="bullet"/>
+      <w:lvlText w:val="o"/>
+      <w:lvlJc w:val="left"/>
+      <w:pPr>
+        <w:ind w:left="3600" w:hanging="360"/>
+      </w:pPr>
+      <w:rPr>
+        <w:rFonts w:ascii="Courier New" w:hAnsi="Courier New" w:cs="Courier New" w:hint="default"/>
+      </w:rPr>
+    </w:lvl>
+    <w:lvl w:ilvl="5" w:tplc="04090005" w:tentative="1">
+      <w:start w:val="1"/>
+      <w:numFmt w:val="bullet"/>
+      <w:lvlText w:val=""/>
+      <w:lvlJc w:val="left"/>
+      <w:pPr>
+        <w:ind w:left="4320" w:hanging="360"/>
+      </w:pPr>
+      <w:rPr>
+        <w:rFonts w:ascii="Wingdings" w:hAnsi="Wingdings" w:hint="default"/>
+      </w:rPr>
+    </w:lvl>
+    <w:lvl w:ilvl="6" w:tplc="04090001" w:tentative="1">
+      <w:start w:val="1"/>
+      <w:numFmt w:val="bullet"/>
+      <w:lvlText w:val=""/>
+      <w:lvlJc w:val="left"/>
+      <w:pPr>
+        <w:ind w:left="5040" w:hanging="360"/>
+      </w:pPr>
+      <w:rPr>
+        <w:rFonts w:ascii="Symbol" w:hAnsi="Symbol" w:hint="default"/>
+      </w:rPr>
+    </w:lvl>
+    <w:lvl w:ilvl="7" w:tplc="04090003" w:tentative="1">
+      <w:start w:val="1"/>
+      <w:numFmt w:val="bullet"/>
+      <w:lvlText w:val="o"/>
+      <w:lvlJc w:val="left"/>
+      <w:pPr>
+        <w:ind w:left="5760" w:hanging="360"/>
+      </w:pPr>
+      <w:rPr>
+        <w:rFonts w:ascii="Courier New" w:hAnsi="Courier New" w:cs="Courier New" w:hint="default"/>
+      </w:rPr>
+    </w:lvl>
+    <w:lvl w:ilvl="8" w:tplc="04090005" w:tentative="1">
+      <w:start w:val="1"/>
+      <w:numFmt w:val="bullet"/>
+      <w:lvlText w:val=""/>
+      <w:lvlJc w:val="left"/>
+      <w:pPr>
+        <w:ind w:left="6480" w:hanging="360"/>
+      </w:pPr>
+      <w:rPr>
+        <w:rFonts w:ascii="Wingdings" w:hAnsi="Wingdings" w:hint="default"/>
+      </w:rPr>
+    </w:lvl>
+  </w:abstractNum>
+  <w:abstractNum w:abstractNumId="63" w15:restartNumberingAfterBreak="0">
     <w:nsid w:val="7FEE2C13"/>
     <w:multiLevelType w:val="hybridMultilevel"/>
     <w:tmpl w:val="2B0CB356"/>
@@ -33647,133 +37593,196 @@
     </w:lvl>
   </w:abstractNum>
   <w:num w:numId="1" w16cid:durableId="1965192797">
-    <w:abstractNumId w:val="18"/>
+    <w:abstractNumId w:val="24"/>
   </w:num>
   <w:num w:numId="2" w16cid:durableId="972978684">
-    <w:abstractNumId w:val="20"/>
+    <w:abstractNumId w:val="26"/>
   </w:num>
   <w:num w:numId="3" w16cid:durableId="823082715">
-    <w:abstractNumId w:val="11"/>
+    <w:abstractNumId w:val="14"/>
   </w:num>
   <w:num w:numId="4" w16cid:durableId="2134247801">
     <w:abstractNumId w:val="1"/>
   </w:num>
   <w:num w:numId="5" w16cid:durableId="1476603296">
-    <w:abstractNumId w:val="5"/>
+    <w:abstractNumId w:val="7"/>
   </w:num>
   <w:num w:numId="6" w16cid:durableId="995691854">
-    <w:abstractNumId w:val="16"/>
+    <w:abstractNumId w:val="21"/>
   </w:num>
   <w:num w:numId="7" w16cid:durableId="642856932">
-    <w:abstractNumId w:val="39"/>
+    <w:abstractNumId w:val="58"/>
   </w:num>
   <w:num w:numId="8" w16cid:durableId="952714828">
     <w:abstractNumId w:val="3"/>
   </w:num>
   <w:num w:numId="9" w16cid:durableId="1257054041">
+    <w:abstractNumId w:val="53"/>
+  </w:num>
+  <w:num w:numId="10" w16cid:durableId="1303000633">
+    <w:abstractNumId w:val="60"/>
+  </w:num>
+  <w:num w:numId="11" w16cid:durableId="1780762308">
+    <w:abstractNumId w:val="19"/>
+  </w:num>
+  <w:num w:numId="12" w16cid:durableId="860431411">
     <w:abstractNumId w:val="35"/>
   </w:num>
-  <w:num w:numId="10" w16cid:durableId="1303000633">
+  <w:num w:numId="13" w16cid:durableId="36440335">
+    <w:abstractNumId w:val="48"/>
+  </w:num>
+  <w:num w:numId="14" w16cid:durableId="534319341">
+    <w:abstractNumId w:val="61"/>
+  </w:num>
+  <w:num w:numId="15" w16cid:durableId="1486702631">
+    <w:abstractNumId w:val="47"/>
+  </w:num>
+  <w:num w:numId="16" w16cid:durableId="1836415617">
     <w:abstractNumId w:val="40"/>
   </w:num>
-  <w:num w:numId="11" w16cid:durableId="1780762308">
-    <w:abstractNumId w:val="15"/>
-  </w:num>
-  <w:num w:numId="12" w16cid:durableId="860431411">
-    <w:abstractNumId w:val="25"/>
-  </w:num>
-  <w:num w:numId="13" w16cid:durableId="36440335">
-    <w:abstractNumId w:val="31"/>
-  </w:num>
-  <w:num w:numId="14" w16cid:durableId="534319341">
-    <w:abstractNumId w:val="41"/>
-  </w:num>
-  <w:num w:numId="15" w16cid:durableId="1486702631">
-    <w:abstractNumId w:val="30"/>
-  </w:num>
-  <w:num w:numId="16" w16cid:durableId="1836415617">
-    <w:abstractNumId w:val="28"/>
-  </w:num>
   <w:num w:numId="17" w16cid:durableId="344330527">
-    <w:abstractNumId w:val="42"/>
+    <w:abstractNumId w:val="63"/>
   </w:num>
   <w:num w:numId="18" w16cid:durableId="1429154236">
-    <w:abstractNumId w:val="6"/>
+    <w:abstractNumId w:val="8"/>
   </w:num>
   <w:num w:numId="19" w16cid:durableId="974330469">
-    <w:abstractNumId w:val="9"/>
+    <w:abstractNumId w:val="12"/>
   </w:num>
   <w:num w:numId="20" w16cid:durableId="729036745">
-    <w:abstractNumId w:val="32"/>
+    <w:abstractNumId w:val="49"/>
   </w:num>
   <w:num w:numId="21" w16cid:durableId="1430806941">
     <w:abstractNumId w:val="0"/>
   </w:num>
   <w:num w:numId="22" w16cid:durableId="1079790083">
-    <w:abstractNumId w:val="12"/>
+    <w:abstractNumId w:val="15"/>
   </w:num>
   <w:num w:numId="23" w16cid:durableId="1258828044">
-    <w:abstractNumId w:val="29"/>
+    <w:abstractNumId w:val="46"/>
   </w:num>
   <w:num w:numId="24" w16cid:durableId="1023357285">
-    <w:abstractNumId w:val="26"/>
+    <w:abstractNumId w:val="36"/>
   </w:num>
   <w:num w:numId="25" w16cid:durableId="2129815518">
     <w:abstractNumId w:val="4"/>
   </w:num>
   <w:num w:numId="26" w16cid:durableId="1347488837">
-    <w:abstractNumId w:val="37"/>
+    <w:abstractNumId w:val="56"/>
   </w:num>
   <w:num w:numId="27" w16cid:durableId="1672491164">
     <w:abstractNumId w:val="2"/>
   </w:num>
   <w:num w:numId="28" w16cid:durableId="1464690830">
-    <w:abstractNumId w:val="36"/>
+    <w:abstractNumId w:val="55"/>
   </w:num>
   <w:num w:numId="29" w16cid:durableId="1597714538">
+    <w:abstractNumId w:val="17"/>
+  </w:num>
+  <w:num w:numId="30" w16cid:durableId="846020175">
+    <w:abstractNumId w:val="30"/>
+  </w:num>
+  <w:num w:numId="31" w16cid:durableId="2046249747">
+    <w:abstractNumId w:val="51"/>
+  </w:num>
+  <w:num w:numId="32" w16cid:durableId="495340263">
+    <w:abstractNumId w:val="31"/>
+  </w:num>
+  <w:num w:numId="33" w16cid:durableId="1847205860">
+    <w:abstractNumId w:val="33"/>
+  </w:num>
+  <w:num w:numId="34" w16cid:durableId="729765863">
+    <w:abstractNumId w:val="52"/>
+  </w:num>
+  <w:num w:numId="35" w16cid:durableId="1524246793">
+    <w:abstractNumId w:val="11"/>
+  </w:num>
+  <w:num w:numId="36" w16cid:durableId="1543250723">
+    <w:abstractNumId w:val="18"/>
+  </w:num>
+  <w:num w:numId="37" w16cid:durableId="243078528">
     <w:abstractNumId w:val="13"/>
   </w:num>
-  <w:num w:numId="30" w16cid:durableId="846020175">
+  <w:num w:numId="38" w16cid:durableId="1283226335">
+    <w:abstractNumId w:val="9"/>
+  </w:num>
+  <w:num w:numId="39" w16cid:durableId="1180047889">
     <w:abstractNumId w:val="22"/>
   </w:num>
-  <w:num w:numId="31" w16cid:durableId="2046249747">
-    <w:abstractNumId w:val="33"/>
+  <w:num w:numId="40" w16cid:durableId="1959489067">
+    <w:abstractNumId w:val="39"/>
   </w:num>
-  <w:num w:numId="32" w16cid:durableId="495340263">
+  <w:num w:numId="41" w16cid:durableId="1814104425">
+    <w:abstractNumId w:val="29"/>
+  </w:num>
+  <w:num w:numId="42" w16cid:durableId="815075918">
+    <w:abstractNumId w:val="25"/>
+  </w:num>
+  <w:num w:numId="43" w16cid:durableId="974026629">
+    <w:abstractNumId w:val="57"/>
+  </w:num>
+  <w:num w:numId="44" w16cid:durableId="1072508821">
+    <w:abstractNumId w:val="54"/>
+  </w:num>
+  <w:num w:numId="45" w16cid:durableId="1088773655">
+    <w:abstractNumId w:val="28"/>
+  </w:num>
+  <w:num w:numId="46" w16cid:durableId="1411804969">
+    <w:abstractNumId w:val="41"/>
+  </w:num>
+  <w:num w:numId="47" w16cid:durableId="1617252760">
+    <w:abstractNumId w:val="59"/>
+  </w:num>
+  <w:num w:numId="48" w16cid:durableId="1906448854">
+    <w:abstractNumId w:val="27"/>
+  </w:num>
+  <w:num w:numId="49" w16cid:durableId="1587811918">
+    <w:abstractNumId w:val="45"/>
+  </w:num>
+  <w:num w:numId="50" w16cid:durableId="1594170023">
+    <w:abstractNumId w:val="50"/>
+  </w:num>
+  <w:num w:numId="51" w16cid:durableId="457724659">
+    <w:abstractNumId w:val="38"/>
+  </w:num>
+  <w:num w:numId="52" w16cid:durableId="1210678730">
+    <w:abstractNumId w:val="5"/>
+  </w:num>
+  <w:num w:numId="53" w16cid:durableId="1382680059">
+    <w:abstractNumId w:val="16"/>
+  </w:num>
+  <w:num w:numId="54" w16cid:durableId="1248491382">
+    <w:abstractNumId w:val="34"/>
+  </w:num>
+  <w:num w:numId="55" w16cid:durableId="1716808468">
+    <w:abstractNumId w:val="20"/>
+  </w:num>
+  <w:num w:numId="56" w16cid:durableId="973481791">
+    <w:abstractNumId w:val="44"/>
+  </w:num>
+  <w:num w:numId="57" w16cid:durableId="146436834">
     <w:abstractNumId w:val="23"/>
   </w:num>
-  <w:num w:numId="33" w16cid:durableId="1847205860">
-    <w:abstractNumId w:val="24"/>
+  <w:num w:numId="58" w16cid:durableId="1656715447">
+    <w:abstractNumId w:val="43"/>
   </w:num>
-  <w:num w:numId="34" w16cid:durableId="729765863">
-    <w:abstractNumId w:val="34"/>
-  </w:num>
-  <w:num w:numId="35" w16cid:durableId="1524246793">
-    <w:abstractNumId w:val="8"/>
-  </w:num>
-  <w:num w:numId="36" w16cid:durableId="1543250723">
-    <w:abstractNumId w:val="14"/>
-  </w:num>
-  <w:num w:numId="37" w16cid:durableId="243078528">
+  <w:num w:numId="59" w16cid:durableId="1553616975">
     <w:abstractNumId w:val="10"/>
   </w:num>
-  <w:num w:numId="38" w16cid:durableId="1283226335">
-    <w:abstractNumId w:val="7"/>
+  <w:num w:numId="60" w16cid:durableId="1149175943">
+    <w:abstractNumId w:val="37"/>
   </w:num>
-  <w:num w:numId="39" w16cid:durableId="1180047889">
-    <w:abstractNumId w:val="17"/>
+  <w:num w:numId="61" w16cid:durableId="944843211">
+    <w:abstractNumId w:val="42"/>
   </w:num>
-  <w:num w:numId="40" w16cid:durableId="1959489067">
-    <w:abstractNumId w:val="27"/>
+  <w:num w:numId="62" w16cid:durableId="1568415208">
+    <w:abstractNumId w:val="6"/>
   </w:num>
-  <w:num w:numId="41" w16cid:durableId="1814104425">
-    <w:abstractNumId w:val="21"/>
+  <w:num w:numId="63" w16cid:durableId="1181895984">
+    <w:abstractNumId w:val="62"/>
   </w:num>
-  <w:num w:numId="42" w16cid:durableId="815075918">
-    <w:abstractNumId w:val="19"/>
-  </w:num>
-  <w:num w:numId="43" w16cid:durableId="974026629">
-    <w:abstractNumId w:val="38"/>
+  <w:num w:numId="64" w16cid:durableId="286358740">
+    <w:abstractNumId w:val="32"/>
   </w:num>
   <w:numIdMacAtCleanup w:val="29"/>
 </w:numbering>
@@ -34179,7 +38188,7 @@
   <w:style w:type="paragraph" w:default="1" w:styleId="Normal">
     <w:name w:val="Normal"/>
     <w:qFormat/>
-    <w:rsid w:val="0080075C"/>
+    <w:rsid w:val="005A5238"/>
     <w:pPr>
       <w:jc w:val="both"/>
     </w:pPr>

--- a/Lab Report.docx
+++ b/Lab Report.docx
@@ -12637,8 +12637,18 @@
             <w:rFonts w:cs="Times New Roman"/>
             <w:color w:val="EE0000"/>
           </w:rPr>
-          <w:t>K-Means_Code</w:t>
+          <w:t>K-</w:t>
         </w:r>
+        <w:proofErr w:type="spellStart"/>
+        <w:r>
+          <w:rPr>
+            <w:rStyle w:val="Hyperlink"/>
+            <w:rFonts w:cs="Times New Roman"/>
+            <w:color w:val="EE0000"/>
+          </w:rPr>
+          <w:t>Means_Code</w:t>
+        </w:r>
+        <w:proofErr w:type="spellEnd"/>
       </w:hyperlink>
     </w:p>
     <w:p>
@@ -12653,7 +12663,23 @@
     </w:p>
     <w:p>
       <w:r>
-        <w:t>To visualize how K-Means behaves, a simple 2D dataset with three clusters was created using make_blobs().</w:t>
+        <w:t xml:space="preserve">To visualize how K-Means behaves, a simple 2D dataset with three clusters was created using </w:t>
+      </w:r>
+      <w:proofErr w:type="spellStart"/>
+      <w:r>
+        <w:t>make_</w:t>
+      </w:r>
+      <w:proofErr w:type="gramStart"/>
+      <w:r>
+        <w:t>blobs</w:t>
+      </w:r>
+      <w:proofErr w:type="spellEnd"/>
+      <w:r>
+        <w:t>(</w:t>
+      </w:r>
+      <w:proofErr w:type="gramEnd"/>
+      <w:r>
+        <w:t>).</w:t>
       </w:r>
     </w:p>
     <w:p>
@@ -12869,7 +12895,20 @@
     </w:p>
     <w:p>
       <w:r>
-        <w:t>Before clustering, the data was standardized using StandardScaler() to ensure that all features contributed equally to the distance calculations. This transformation scales each feature to have a mean of 0 and a standard deviation of 1, making the variables comparable across dimensions.</w:t>
+        <w:t xml:space="preserve">Before clustering, the data was standardized using </w:t>
+      </w:r>
+      <w:proofErr w:type="spellStart"/>
+      <w:proofErr w:type="gramStart"/>
+      <w:r>
+        <w:t>StandardScaler</w:t>
+      </w:r>
+      <w:proofErr w:type="spellEnd"/>
+      <w:r>
+        <w:t>(</w:t>
+      </w:r>
+      <w:proofErr w:type="gramEnd"/>
+      <w:r>
+        <w:t>) to ensure that all features contributed equally to the distance calculations. This transformation scales each feature to have a mean of 0 and a standard deviation of 1, making the variables comparable across dimensions.</w:t>
       </w:r>
     </w:p>
     <w:p>
@@ -13547,7 +13586,15 @@
       <w:bookmarkStart w:id="12" w:name="_Toc217982383"/>
       <w:r>
         <w:lastRenderedPageBreak/>
-        <w:t>Lab 2 -  DBSCAN Clustering</w:t>
+        <w:t xml:space="preserve">Lab 2 </w:t>
+      </w:r>
+      <w:proofErr w:type="gramStart"/>
+      <w:r>
+        <w:t>-  DBSCAN</w:t>
+      </w:r>
+      <w:proofErr w:type="gramEnd"/>
+      <w:r>
+        <w:t xml:space="preserve"> Clustering</w:t>
       </w:r>
       <w:bookmarkEnd w:id="12"/>
     </w:p>
@@ -13587,6 +13634,7 @@
       <w:r>
         <w:t xml:space="preserve">, </w:t>
       </w:r>
+      <w:proofErr w:type="spellStart"/>
       <w:r>
         <w:rPr>
           <w:b/>
@@ -13594,6 +13642,7 @@
         </w:rPr>
         <w:t>min_samples</w:t>
       </w:r>
+      <w:proofErr w:type="spellEnd"/>
       <w:r>
         <w:t xml:space="preserve">) and the roles of core, border, and noise points. </w:t>
       </w:r>
@@ -13668,7 +13717,15 @@
     </w:p>
     <w:p>
       <w:r>
-        <w:t>DBSCAN (Density-Based Spatial Clustering of Applications with Noise) is a density-based clustering algorithm that groups together points closely packed in space, while marking isolated points as noise. It defines clusters based on two parameters:</w:t>
+        <w:t xml:space="preserve">DBSCAN (Density-Based Spatial Clustering of Applications with Noise) is a density-based clustering algorithm that groups together </w:t>
+      </w:r>
+      <w:proofErr w:type="gramStart"/>
+      <w:r>
+        <w:t>points</w:t>
+      </w:r>
+      <w:proofErr w:type="gramEnd"/>
+      <w:r>
+        <w:t xml:space="preserve"> closely packed in space, while marking isolated points as noise. It defines clusters based on two parameters:</w:t>
       </w:r>
     </w:p>
     <w:p>
@@ -13691,13 +13748,26 @@
           <w:numId w:val="4"/>
         </w:numPr>
       </w:pPr>
-      <w:r>
-        <w:t>min_samples: the minimum number of points required to form a dense region.</w:t>
-      </w:r>
-    </w:p>
-    <w:p>
-      <w:r>
-        <w:t xml:space="preserve">Conceptually, the method considers a neighborhood of radius ε around each point in the dataset. If this neighborhood contains at least min_samples points, the point is classified as a </w:t>
+      <w:proofErr w:type="spellStart"/>
+      <w:r>
+        <w:t>min_samples</w:t>
+      </w:r>
+      <w:proofErr w:type="spellEnd"/>
+      <w:r>
+        <w:t>: the minimum number of points required to form a dense region.</w:t>
+      </w:r>
+    </w:p>
+    <w:p>
+      <w:r>
+        <w:t xml:space="preserve">Conceptually, the method considers a neighborhood of radius ε around each point in the dataset. If this neighborhood contains at least </w:t>
+      </w:r>
+      <w:proofErr w:type="spellStart"/>
+      <w:r>
+        <w:t>min_samples</w:t>
+      </w:r>
+      <w:proofErr w:type="spellEnd"/>
+      <w:r>
+        <w:t xml:space="preserve"> points, the point is classified as a </w:t>
       </w:r>
       <w:r>
         <w:rPr>
@@ -13748,7 +13818,15 @@
         <w:t xml:space="preserve"> </w:t>
       </w:r>
       <w:r>
-        <w:t>Unlike K-Means, DBSCAN does not require specifying the number of clusters and can identify clusters of arbitrary shapes, making it robust for non-spherical data and outlier detection. However, its performance depends strongly on suitable ε and min_samples values</w:t>
+        <w:t xml:space="preserve">Unlike K-Means, DBSCAN does not require specifying the number of clusters and can identify clusters of arbitrary shapes, making it robust for non-spherical data and outlier detection. However, its performance depends strongly on suitable ε and </w:t>
+      </w:r>
+      <w:proofErr w:type="spellStart"/>
+      <w:r>
+        <w:t>min_samples</w:t>
+      </w:r>
+      <w:proofErr w:type="spellEnd"/>
+      <w:r>
+        <w:t xml:space="preserve"> values</w:t>
       </w:r>
       <w:r>
         <w:t>.</w:t>
@@ -13783,6 +13861,7 @@
         <w:t xml:space="preserve"> </w:t>
       </w:r>
       <w:hyperlink r:id="rId19" w:history="1">
+        <w:proofErr w:type="spellStart"/>
         <w:r>
           <w:rPr>
             <w:rStyle w:val="Hyperlink"/>
@@ -13790,6 +13869,7 @@
           </w:rPr>
           <w:t>DBSCAN_Code</w:t>
         </w:r>
+        <w:proofErr w:type="spellEnd"/>
       </w:hyperlink>
       <w:r>
         <w:t xml:space="preserve"> </w:t>
@@ -13813,7 +13893,31 @@
     </w:p>
     <w:p>
       <w:r>
-        <w:t>A two-dimensional non-spherical dataset was generated using the make_moons() function with 300 samples and a noise level of 0.05. This dataset was selected because it cannot be effectively separated by algorithms that assume spherical clusters, such as K-Means. The DBSCAN algorithm was applied with parameters ε = 0.2 and min_samples = 5 to identify the two crescent-shaped clusters.</w:t>
+        <w:t xml:space="preserve">A two-dimensional non-spherical dataset was generated using the </w:t>
+      </w:r>
+      <w:proofErr w:type="spellStart"/>
+      <w:r>
+        <w:t>make_</w:t>
+      </w:r>
+      <w:proofErr w:type="gramStart"/>
+      <w:r>
+        <w:t>moons</w:t>
+      </w:r>
+      <w:proofErr w:type="spellEnd"/>
+      <w:r>
+        <w:t>(</w:t>
+      </w:r>
+      <w:proofErr w:type="gramEnd"/>
+      <w:r>
+        <w:t xml:space="preserve">) function with 300 samples and a noise level of 0.05. This dataset was selected because it cannot be effectively separated by algorithms that assume spherical clusters, such as K-Means. The DBSCAN algorithm was applied with parameters ε = 0.2 and </w:t>
+      </w:r>
+      <w:proofErr w:type="spellStart"/>
+      <w:r>
+        <w:t>min_samples</w:t>
+      </w:r>
+      <w:proofErr w:type="spellEnd"/>
+      <w:r>
+        <w:t xml:space="preserve"> = 5 to identify the two crescent-shaped clusters.</w:t>
       </w:r>
     </w:p>
     <w:p>
@@ -13823,7 +13927,23 @@
     </w:p>
     <w:p>
       <w:r>
-        <w:t xml:space="preserve">A smaller ε value tends to fragment the data into numerous small clusters, often increasing the number of noise points and resulting in underfitting, where the model is too rigid to capture the full cluster structure. Conversely, an excessively large ε may merge distinct regions into a single cluster, leading to overfitting, where the model becomes too general and fails to preserve meaningful boundaries. Similarly, a low min_samples value allows small or spurious clusters to form, while a high min_samples value enforces stricter density requirements that may exclude legitimate but less dense clusters. </w:t>
+        <w:t xml:space="preserve">A smaller ε value tends to fragment the data into numerous small clusters, often increasing the number of noise points and resulting in underfitting, where the model is too rigid to capture the full cluster structure. Conversely, an excessively large ε may merge distinct regions into a single cluster, leading to overfitting, where the model becomes too general and fails to preserve meaningful boundaries. Similarly, a low </w:t>
+      </w:r>
+      <w:proofErr w:type="spellStart"/>
+      <w:r>
+        <w:t>min_samples</w:t>
+      </w:r>
+      <w:proofErr w:type="spellEnd"/>
+      <w:r>
+        <w:t xml:space="preserve"> value allows small or spurious clusters to form, while a high </w:t>
+      </w:r>
+      <w:proofErr w:type="spellStart"/>
+      <w:r>
+        <w:t>min_samples</w:t>
+      </w:r>
+      <w:proofErr w:type="spellEnd"/>
+      <w:r>
+        <w:t xml:space="preserve"> value enforces stricter density requirements that may exclude legitimate but less dense clusters. </w:t>
       </w:r>
     </w:p>
     <w:p>
@@ -13907,7 +14027,47 @@
           <w:sz w:val="22"/>
           <w:szCs w:val="22"/>
         </w:rPr>
-        <w:t>Generated two-dimensional non-spherical dataset (two-moons) created using the make_moons() function.</w:t>
+        <w:t xml:space="preserve">Generated two-dimensional non-spherical dataset (two-moons) created using the </w:t>
+      </w:r>
+      <w:proofErr w:type="spellStart"/>
+      <w:r>
+        <w:rPr>
+          <w:i/>
+          <w:iCs/>
+          <w:sz w:val="22"/>
+          <w:szCs w:val="22"/>
+        </w:rPr>
+        <w:t>make_</w:t>
+      </w:r>
+      <w:proofErr w:type="gramStart"/>
+      <w:r>
+        <w:rPr>
+          <w:i/>
+          <w:iCs/>
+          <w:sz w:val="22"/>
+          <w:szCs w:val="22"/>
+        </w:rPr>
+        <w:t>moons</w:t>
+      </w:r>
+      <w:proofErr w:type="spellEnd"/>
+      <w:r>
+        <w:rPr>
+          <w:i/>
+          <w:iCs/>
+          <w:sz w:val="22"/>
+          <w:szCs w:val="22"/>
+        </w:rPr>
+        <w:t>(</w:t>
+      </w:r>
+      <w:proofErr w:type="gramEnd"/>
+      <w:r>
+        <w:rPr>
+          <w:i/>
+          <w:iCs/>
+          <w:sz w:val="22"/>
+          <w:szCs w:val="22"/>
+        </w:rPr>
+        <w:t>) function.</w:t>
       </w:r>
     </w:p>
     <w:p>
@@ -13994,7 +14154,23 @@
           <w:i/>
           <w:iCs/>
         </w:rPr>
-        <w:t>DBSCAN clustering result on the two-moons dataset using parameters ε = 0.2 and min_samples = 5.</w:t>
+        <w:t xml:space="preserve">DBSCAN clustering result on the two-moons dataset using parameters ε = 0.2 and </w:t>
+      </w:r>
+      <w:proofErr w:type="spellStart"/>
+      <w:r>
+        <w:rPr>
+          <w:i/>
+          <w:iCs/>
+        </w:rPr>
+        <w:t>min_samples</w:t>
+      </w:r>
+      <w:proofErr w:type="spellEnd"/>
+      <w:r>
+        <w:rPr>
+          <w:i/>
+          <w:iCs/>
+        </w:rPr>
+        <w:t xml:space="preserve"> = 5.</w:t>
       </w:r>
     </w:p>
     <w:p>
@@ -14009,7 +14185,15 @@
     </w:p>
     <w:p>
       <w:r>
-        <w:t>To examine the influence of DBSCAN’s parameters, experiments were conducted by varying ε and min_samples independently.</w:t>
+        <w:t xml:space="preserve">To examine the influence of DBSCAN’s parameters, experiments were conducted by varying ε and </w:t>
+      </w:r>
+      <w:proofErr w:type="spellStart"/>
+      <w:r>
+        <w:t>min_samples</w:t>
+      </w:r>
+      <w:proofErr w:type="spellEnd"/>
+      <w:r>
+        <w:t xml:space="preserve"> independently.</w:t>
       </w:r>
     </w:p>
     <w:p>
@@ -14092,12 +14276,48 @@
           <w:sz w:val="22"/>
           <w:szCs w:val="22"/>
         </w:rPr>
-        <w:t>DBSCAN results with varying ε values (0.1, 0.2, 0.3, 0.5) and fixed min_samples = 5.</w:t>
-      </w:r>
-    </w:p>
-    <w:p>
-      <w:r>
-        <w:t>Similarly, increasing min_samples made the density criterion progressively stricter, reducing the number of core points and increasing noise, especially at higher values. Smaller min_samples values (e.g., 3–5) produced stable and coherent clusters, while very large values (e.g., 20) led to overly conservative clustering that excluded many valid points at the edges of each crescent</w:t>
+        <w:t xml:space="preserve">DBSCAN results with varying ε values (0.1, 0.2, 0.3, 0.5) and fixed </w:t>
+      </w:r>
+      <w:proofErr w:type="spellStart"/>
+      <w:r>
+        <w:rPr>
+          <w:i/>
+          <w:iCs/>
+          <w:sz w:val="22"/>
+          <w:szCs w:val="22"/>
+        </w:rPr>
+        <w:t>min_samples</w:t>
+      </w:r>
+      <w:proofErr w:type="spellEnd"/>
+      <w:r>
+        <w:rPr>
+          <w:i/>
+          <w:iCs/>
+          <w:sz w:val="22"/>
+          <w:szCs w:val="22"/>
+        </w:rPr>
+        <w:t xml:space="preserve"> = 5.</w:t>
+      </w:r>
+    </w:p>
+    <w:p>
+      <w:r>
+        <w:t xml:space="preserve">Similarly, increasing </w:t>
+      </w:r>
+      <w:proofErr w:type="spellStart"/>
+      <w:r>
+        <w:t>min_samples</w:t>
+      </w:r>
+      <w:proofErr w:type="spellEnd"/>
+      <w:r>
+        <w:t xml:space="preserve"> made the density criterion progressively stricter, reducing the number of core points and increasing noise, especially at higher values. Smaller </w:t>
+      </w:r>
+      <w:proofErr w:type="spellStart"/>
+      <w:r>
+        <w:t>min_samples</w:t>
+      </w:r>
+      <w:proofErr w:type="spellEnd"/>
+      <w:r>
+        <w:t xml:space="preserve"> values (e.g., 3–5) produced stable and coherent clusters, while very large values (e.g., 20) led to overly conservative clustering that excluded many valid points at the edges of each crescent</w:t>
       </w:r>
       <w:r>
         <w:t>.</w:t>
@@ -14192,12 +14412,40 @@
           <w:sz w:val="22"/>
           <w:szCs w:val="22"/>
         </w:rPr>
-        <w:t xml:space="preserve">BSCAN results with varying min_samples values (3, 5, 10, 20) and fixed ε = 0.2. </w:t>
-      </w:r>
-    </w:p>
-    <w:p>
-      <w:r>
-        <w:t>An intermediate configuration (ε = 0.2, min_samples = 5) yielded the most coherent and balanced clustering.</w:t>
+        <w:t xml:space="preserve">BSCAN results with varying </w:t>
+      </w:r>
+      <w:proofErr w:type="spellStart"/>
+      <w:r>
+        <w:rPr>
+          <w:i/>
+          <w:iCs/>
+          <w:sz w:val="22"/>
+          <w:szCs w:val="22"/>
+        </w:rPr>
+        <w:t>min_samples</w:t>
+      </w:r>
+      <w:proofErr w:type="spellEnd"/>
+      <w:r>
+        <w:rPr>
+          <w:i/>
+          <w:iCs/>
+          <w:sz w:val="22"/>
+          <w:szCs w:val="22"/>
+        </w:rPr>
+        <w:t xml:space="preserve"> values (3, 5, 10, 20) and fixed ε = 0.2. </w:t>
+      </w:r>
+    </w:p>
+    <w:p>
+      <w:r>
+        <w:t xml:space="preserve">An intermediate configuration (ε = 0.2, </w:t>
+      </w:r>
+      <w:proofErr w:type="spellStart"/>
+      <w:r>
+        <w:t>min_samples</w:t>
+      </w:r>
+      <w:proofErr w:type="spellEnd"/>
+      <w:r>
+        <w:t xml:space="preserve"> = 5) yielded the most coherent and balanced clustering.</w:t>
       </w:r>
     </w:p>
     <w:p>
@@ -14296,7 +14544,23 @@
           <w:i/>
           <w:iCs/>
         </w:rPr>
-        <w:t>Comparison of clustering performance on the non-spherical two-moons dataset between DBSCAN (ε = 0.2, min_samples = 5) on the left and K-Means (k = 2) on the right.</w:t>
+        <w:t xml:space="preserve">Comparison of clustering performance on the non-spherical two-moons dataset between DBSCAN (ε = 0.2, </w:t>
+      </w:r>
+      <w:proofErr w:type="spellStart"/>
+      <w:r>
+        <w:rPr>
+          <w:i/>
+          <w:iCs/>
+        </w:rPr>
+        <w:t>min_samples</w:t>
+      </w:r>
+      <w:proofErr w:type="spellEnd"/>
+      <w:r>
+        <w:rPr>
+          <w:i/>
+          <w:iCs/>
+        </w:rPr>
+        <w:t xml:space="preserve"> = 5) on the left and K-Means (k = 2) on the right.</w:t>
       </w:r>
     </w:p>
     <w:p>
@@ -14311,12 +14575,28 @@
     </w:p>
     <w:p>
       <w:r>
-        <w:t>The Iris dataset was used to evaluate DBSCAN on real-world, multi-dimensional data. The feature variables were standardized using StandardScaler to ensure equal contribution of all attributes to the distance metric. Dimensionality reduction was then performed using Principal Component Analysis (PCA) to project the four-dimensional data into two principal components for visualization purposes only.</w:t>
-      </w:r>
-    </w:p>
-    <w:p>
-      <w:r>
-        <w:t xml:space="preserve">DBSCAN was applied to the standardized data using parameters ε = 0.6 and min_samples = 5. The algorithm identified several compact regions of high density corresponding to potential clusters while labeling certain ambiguous samples as noise. The resulting two-dimensional PCA projection revealed visually separable groups that broadly corresponded to the Iris species, although some overlap occurred between Iris versicolor and Iris virginica, which are known to have similar feature distributions. </w:t>
+        <w:t xml:space="preserve">The Iris dataset was used to evaluate DBSCAN on real-world, multi-dimensional data. The feature variables were standardized using </w:t>
+      </w:r>
+      <w:proofErr w:type="spellStart"/>
+      <w:r>
+        <w:t>StandardScaler</w:t>
+      </w:r>
+      <w:proofErr w:type="spellEnd"/>
+      <w:r>
+        <w:t xml:space="preserve"> to ensure equal contribution of all attributes to the distance metric. Dimensionality reduction was then performed using Principal Component Analysis (PCA) to project the four-dimensional data into two principal components for visualization purposes only.</w:t>
+      </w:r>
+    </w:p>
+    <w:p>
+      <w:r>
+        <w:t xml:space="preserve">DBSCAN was applied to the standardized data using parameters ε = 0.6 and </w:t>
+      </w:r>
+      <w:proofErr w:type="spellStart"/>
+      <w:r>
+        <w:t>min_samples</w:t>
+      </w:r>
+      <w:proofErr w:type="spellEnd"/>
+      <w:r>
+        <w:t xml:space="preserve"> = 5. The algorithm identified several compact regions of high density corresponding to potential clusters while labeling certain ambiguous samples as noise. The resulting two-dimensional PCA projection revealed visually separable groups that broadly corresponded to the Iris species, although some overlap occurred between Iris versicolor and Iris virginica, which are known to have similar feature distributions. </w:t>
       </w:r>
     </w:p>
     <w:p>
@@ -14399,7 +14679,27 @@
           <w:sz w:val="22"/>
           <w:szCs w:val="22"/>
         </w:rPr>
-        <w:t>DBSCAN clustering of the Iris dataset visualized after PCA projection (ε = 0.6, min_samples = 5).</w:t>
+        <w:t xml:space="preserve">DBSCAN clustering of the Iris dataset visualized after PCA projection (ε = 0.6, </w:t>
+      </w:r>
+      <w:proofErr w:type="spellStart"/>
+      <w:r>
+        <w:rPr>
+          <w:i/>
+          <w:iCs/>
+          <w:sz w:val="22"/>
+          <w:szCs w:val="22"/>
+        </w:rPr>
+        <w:t>min_samples</w:t>
+      </w:r>
+      <w:proofErr w:type="spellEnd"/>
+      <w:r>
+        <w:rPr>
+          <w:i/>
+          <w:iCs/>
+          <w:sz w:val="22"/>
+          <w:szCs w:val="22"/>
+        </w:rPr>
+        <w:t xml:space="preserve"> = 5).</w:t>
       </w:r>
     </w:p>
     <w:p>
@@ -14414,7 +14714,39 @@
     </w:p>
     <w:p>
       <w:r>
-        <w:t>To examine DBSCAN’s behaviour when cluster densities differ, a synthetic dataset was generated using the make_blobs() function with cluster standard deviations of [0.5, 1.5, 0.3], creating three groups of unequal density. The algorithm was executed with parameters ε = 0.8 and min_samples = 5.</w:t>
+        <w:t xml:space="preserve">To examine DBSCAN’s </w:t>
+      </w:r>
+      <w:proofErr w:type="spellStart"/>
+      <w:r>
+        <w:t>behaviour</w:t>
+      </w:r>
+      <w:proofErr w:type="spellEnd"/>
+      <w:r>
+        <w:t xml:space="preserve"> when cluster densities differ, a synthetic dataset was generated using the </w:t>
+      </w:r>
+      <w:proofErr w:type="spellStart"/>
+      <w:r>
+        <w:t>make_</w:t>
+      </w:r>
+      <w:proofErr w:type="gramStart"/>
+      <w:r>
+        <w:t>blobs</w:t>
+      </w:r>
+      <w:proofErr w:type="spellEnd"/>
+      <w:r>
+        <w:t>(</w:t>
+      </w:r>
+      <w:proofErr w:type="gramEnd"/>
+      <w:r>
+        <w:t xml:space="preserve">) function with cluster standard deviations of [0.5, 1.5, 0.3], creating three groups of unequal density. The algorithm was executed with parameters ε = 0.8 and </w:t>
+      </w:r>
+      <w:proofErr w:type="spellStart"/>
+      <w:r>
+        <w:t>min_samples</w:t>
+      </w:r>
+      <w:proofErr w:type="spellEnd"/>
+      <w:r>
+        <w:t xml:space="preserve"> = 5.</w:t>
       </w:r>
     </w:p>
     <w:p>
@@ -14507,7 +14839,27 @@
           <w:sz w:val="22"/>
           <w:szCs w:val="22"/>
         </w:rPr>
-        <w:t>DBSCAN clustering of the Iris dataset visualized after PCA projection (ε = 0.6, min_samples = 5).</w:t>
+        <w:t xml:space="preserve">DBSCAN clustering of the Iris dataset visualized after PCA projection (ε = 0.6, </w:t>
+      </w:r>
+      <w:proofErr w:type="spellStart"/>
+      <w:r>
+        <w:rPr>
+          <w:i/>
+          <w:iCs/>
+          <w:sz w:val="22"/>
+          <w:szCs w:val="22"/>
+        </w:rPr>
+        <w:t>min_samples</w:t>
+      </w:r>
+      <w:proofErr w:type="spellEnd"/>
+      <w:r>
+        <w:rPr>
+          <w:i/>
+          <w:iCs/>
+          <w:sz w:val="22"/>
+          <w:szCs w:val="22"/>
+        </w:rPr>
+        <w:t xml:space="preserve"> = 5).</w:t>
       </w:r>
     </w:p>
     <w:p>
@@ -14708,27 +15060,47 @@
           <w:sz w:val="22"/>
           <w:szCs w:val="22"/>
         </w:rPr>
-        <w:t>Quantitative evaluation of DBSCAN performance on the two-moons dataset (ε = 0.2, min_samples = 5).</w:t>
-      </w:r>
-    </w:p>
-    <w:p>
-      <w:pPr>
+        <w:t xml:space="preserve">Quantitative evaluation of DBSCAN performance on the two-moons dataset (ε = 0.2, </w:t>
+      </w:r>
+      <w:proofErr w:type="spellStart"/>
+      <w:r>
         <w:rPr>
           <w:i/>
           <w:iCs/>
           <w:sz w:val="22"/>
           <w:szCs w:val="22"/>
         </w:rPr>
-      </w:pPr>
-    </w:p>
-    <w:p>
-      <w:pPr>
+        <w:t>min_samples</w:t>
+      </w:r>
+      <w:proofErr w:type="spellEnd"/>
+      <w:r>
         <w:rPr>
           <w:i/>
           <w:iCs/>
           <w:sz w:val="22"/>
           <w:szCs w:val="22"/>
         </w:rPr>
+        <w:t xml:space="preserve"> = 5).</w:t>
+      </w:r>
+    </w:p>
+    <w:p>
+      <w:pPr>
+        <w:rPr>
+          <w:i/>
+          <w:iCs/>
+          <w:sz w:val="22"/>
+          <w:szCs w:val="22"/>
+        </w:rPr>
+      </w:pPr>
+    </w:p>
+    <w:p>
+      <w:pPr>
+        <w:rPr>
+          <w:i/>
+          <w:iCs/>
+          <w:sz w:val="22"/>
+          <w:szCs w:val="22"/>
+        </w:rPr>
       </w:pPr>
     </w:p>
     <w:p>
@@ -14755,7 +15127,23 @@
         <w:jc w:val="left"/>
       </w:pPr>
       <w:r>
-        <w:t>With parameters min_cluster_size = 15 and min_samples = 5, HDBSCAN successfully detected three main clusters and a small number of noise points. Compared to DBSCAN, which struggled to separate the sparser middle group, HDBSCAN adaptively adjusted to local density variations, resulting in more accurate cluster boundaries and reduced misclassification of low-density points as noise.</w:t>
+        <w:t xml:space="preserve">With parameters </w:t>
+      </w:r>
+      <w:proofErr w:type="spellStart"/>
+      <w:r>
+        <w:t>min_cluster_size</w:t>
+      </w:r>
+      <w:proofErr w:type="spellEnd"/>
+      <w:r>
+        <w:t xml:space="preserve"> = 15 and </w:t>
+      </w:r>
+      <w:proofErr w:type="spellStart"/>
+      <w:r>
+        <w:t>min_samples</w:t>
+      </w:r>
+      <w:proofErr w:type="spellEnd"/>
+      <w:r>
+        <w:t xml:space="preserve"> = 5, HDBSCAN successfully detected three main clusters and a small number of noise points. Compared to DBSCAN, which struggled to separate the sparser middle group, HDBSCAN adaptively adjusted to local density variations, resulting in more accurate cluster boundaries and reduced misclassification of low-density points as noise.</w:t>
       </w:r>
     </w:p>
     <w:p>
@@ -14849,7 +15237,47 @@
           <w:sz w:val="22"/>
           <w:szCs w:val="22"/>
         </w:rPr>
-        <w:t>HDBSCAN clustering on data with varying density (min_cluster_size = 15, min_samples = 5).</w:t>
+        <w:t>HDBSCAN clustering on data with varying density (</w:t>
+      </w:r>
+      <w:proofErr w:type="spellStart"/>
+      <w:r>
+        <w:rPr>
+          <w:i/>
+          <w:iCs/>
+          <w:sz w:val="22"/>
+          <w:szCs w:val="22"/>
+        </w:rPr>
+        <w:t>min_cluster_size</w:t>
+      </w:r>
+      <w:proofErr w:type="spellEnd"/>
+      <w:r>
+        <w:rPr>
+          <w:i/>
+          <w:iCs/>
+          <w:sz w:val="22"/>
+          <w:szCs w:val="22"/>
+        </w:rPr>
+        <w:t xml:space="preserve"> = 15, </w:t>
+      </w:r>
+      <w:proofErr w:type="spellStart"/>
+      <w:r>
+        <w:rPr>
+          <w:i/>
+          <w:iCs/>
+          <w:sz w:val="22"/>
+          <w:szCs w:val="22"/>
+        </w:rPr>
+        <w:t>min_samples</w:t>
+      </w:r>
+      <w:proofErr w:type="spellEnd"/>
+      <w:r>
+        <w:rPr>
+          <w:i/>
+          <w:iCs/>
+          <w:sz w:val="22"/>
+          <w:szCs w:val="22"/>
+        </w:rPr>
+        <w:t xml:space="preserve"> = 5).</w:t>
       </w:r>
       <w:r>
         <w:rPr>
@@ -14948,7 +15376,23 @@
           <w:i/>
           <w:iCs/>
         </w:rPr>
-        <w:t>DBSCAN is sensitive to its parameters ε (epsilon) and min_samples. Small changes in these values can significantly affect the resulting clusters. It also struggles with datasets containing clusters of varying density, since a single global ε cannot accommodate both dense and sparse regions simultaneously. In addition, DBSCAN’s performance can degrade on very large or high-dimensional datasets because distance measures become less meaningful in such spaces.</w:t>
+        <w:t xml:space="preserve">DBSCAN is sensitive to its parameters ε (epsilon) and </w:t>
+      </w:r>
+      <w:proofErr w:type="spellStart"/>
+      <w:r>
+        <w:rPr>
+          <w:i/>
+          <w:iCs/>
+        </w:rPr>
+        <w:t>min_samples</w:t>
+      </w:r>
+      <w:proofErr w:type="spellEnd"/>
+      <w:r>
+        <w:rPr>
+          <w:i/>
+          <w:iCs/>
+        </w:rPr>
+        <w:t>. Small changes in these values can significantly affect the resulting clusters. It also struggles with datasets containing clusters of varying density, since a single global ε cannot accommodate both dense and sparse regions simultaneously. In addition, DBSCAN’s performance can degrade on very large or high-dimensional datasets because distance measures become less meaningful in such spaces.</w:t>
       </w:r>
     </w:p>
     <w:p>
@@ -15030,7 +15474,15 @@
     </w:p>
     <w:p>
       <w:r>
-        <w:t>However, DBSCAN’s performance was found to be highly dependent on the choice of its parameters, ε and min_samples, and it struggled when clusters exhibited varying densities. In contrast, HDBSCAN addressed this limitation by adaptively determining density thresholds, yielding more stable results and better separation of clusters with differing densities.</w:t>
+        <w:t xml:space="preserve">However, DBSCAN’s performance was found to be highly dependent on the choice of its parameters, ε and </w:t>
+      </w:r>
+      <w:proofErr w:type="spellStart"/>
+      <w:r>
+        <w:t>min_samples</w:t>
+      </w:r>
+      <w:proofErr w:type="spellEnd"/>
+      <w:r>
+        <w:t>, and it struggled when clusters exhibited varying densities. In contrast, HDBSCAN addressed this limitation by adaptively determining density thresholds, yielding more stable results and better separation of clusters with differing densities.</w:t>
       </w:r>
     </w:p>
     <w:p>
@@ -15051,11 +15503,18 @@
         <w:t>3</w:t>
       </w:r>
       <w:r>
-        <w:t xml:space="preserve"> -  </w:t>
-      </w:r>
+        <w:t xml:space="preserve"> </w:t>
+      </w:r>
+      <w:proofErr w:type="gramStart"/>
+      <w:r>
+        <w:t xml:space="preserve">-  </w:t>
+      </w:r>
+      <w:proofErr w:type="spellStart"/>
       <w:r>
         <w:t>Hierarchial</w:t>
       </w:r>
+      <w:proofErr w:type="spellEnd"/>
+      <w:proofErr w:type="gramEnd"/>
       <w:r>
         <w:t xml:space="preserve"> Clustering</w:t>
       </w:r>
@@ -15333,7 +15792,15 @@
         <w:t xml:space="preserve"> </w:t>
       </w:r>
       <w:r>
-        <w:t>Average linkage uses the mean distance between all pairs of points across the two clusters. This approach provides a balanced behaviour, avoiding the chaining effect of single linkage and the strict compactness of complete linkage.</w:t>
+        <w:t xml:space="preserve">Average linkage uses the mean distance between all pairs of points across the two clusters. This approach provides a balanced </w:t>
+      </w:r>
+      <w:proofErr w:type="spellStart"/>
+      <w:r>
+        <w:t>behaviour</w:t>
+      </w:r>
+      <w:proofErr w:type="spellEnd"/>
+      <w:r>
+        <w:t>, avoiding the chaining effect of single linkage and the strict compactness of complete linkage.</w:t>
       </w:r>
       <w:r>
         <w:t xml:space="preserve"> </w:t>
@@ -15406,6 +15873,7 @@
         <w:t xml:space="preserve"> </w:t>
       </w:r>
       <w:hyperlink r:id="rId29" w:history="1">
+        <w:proofErr w:type="spellStart"/>
         <w:r>
           <w:rPr>
             <w:rStyle w:val="Hyperlink"/>
@@ -15413,6 +15881,7 @@
           </w:rPr>
           <w:t>Hierarchial_Clustering_Code</w:t>
         </w:r>
+        <w:proofErr w:type="spellEnd"/>
       </w:hyperlink>
     </w:p>
     <w:p>
@@ -15430,7 +15899,15 @@
         <w:jc w:val="left"/>
       </w:pPr>
       <w:r>
-        <w:t>To begin the experiment, a simple two-dimensional dataset was generated using the make_blobs function. The dataset contains 200 samples grouped around three well-separated cluster centers, each with a moderate standard deviation. This setup provides a clear structure that allows hierarchical clustering to reveal how points gradually merge into larger groups.</w:t>
+        <w:t xml:space="preserve">To begin the experiment, a simple two-dimensional dataset was generated using the </w:t>
+      </w:r>
+      <w:proofErr w:type="spellStart"/>
+      <w:r>
+        <w:t>make_blobs</w:t>
+      </w:r>
+      <w:proofErr w:type="spellEnd"/>
+      <w:r>
+        <w:t xml:space="preserve"> function. The dataset contains 200 samples grouped around three well-separated cluster centers, each with a moderate standard deviation. This setup provides a clear structure that allows hierarchical clustering to reveal how points gradually merge into larger groups.</w:t>
       </w:r>
     </w:p>
     <w:p>
@@ -15648,7 +16125,15 @@
         <w:jc w:val="left"/>
       </w:pPr>
       <w:r>
-        <w:t>Once the hierarchical structure is built, the next step is to extract a specific number of clusters from the dendrogram. In this experiment, the agglomerative algorithm uses Ward linkage and forms three clusters, which matches the natural grouping in the synthetic dataset. By specifying n_clusters = 3, the algorithm stops the merging process at the appropriate level and assigns each data point to one of the resulting clusters.</w:t>
+        <w:t xml:space="preserve">Once the hierarchical structure is built, the next step is to extract a specific number of clusters from the dendrogram. In this experiment, the agglomerative algorithm uses Ward linkage and forms three clusters, which matches the natural grouping in the synthetic dataset. By specifying </w:t>
+      </w:r>
+      <w:proofErr w:type="spellStart"/>
+      <w:r>
+        <w:t>n_clusters</w:t>
+      </w:r>
+      <w:proofErr w:type="spellEnd"/>
+      <w:r>
+        <w:t xml:space="preserve"> = 3, the algorithm stops the merging process at the appropriate level and assigns each data point to one of the resulting clusters.</w:t>
       </w:r>
     </w:p>
     <w:p>
@@ -15939,7 +16424,15 @@
         <w:t>The figure below</w:t>
       </w:r>
       <w:r>
-        <w:t xml:space="preserve"> shows the clustering result projected onto the first two principal components. The three clusters appear as distinct groups in the PCA space, and their structure broadly matches the expected species separation. One cluster aligns clearly with Iris setosa, while the other two clusters overlap more, reflecting the known similarity between Iris versicolor and Iris virginica. This </w:t>
+        <w:t xml:space="preserve"> shows the clustering result projected onto the first two principal components. The three clusters appear as distinct groups in the PCA space, and their structure broadly matches the expected species separation. One cluster aligns clearly with Iris </w:t>
+      </w:r>
+      <w:proofErr w:type="spellStart"/>
+      <w:r>
+        <w:t>setosa</w:t>
+      </w:r>
+      <w:proofErr w:type="spellEnd"/>
+      <w:r>
+        <w:t xml:space="preserve">, while the other two clusters overlap more, reflecting the known similarity between Iris versicolor and Iris virginica. This </w:t>
       </w:r>
       <w:r>
         <w:t>behavior</w:t>
@@ -16139,7 +16632,15 @@
         <w:jc w:val="left"/>
       </w:pPr>
       <w:r>
-        <w:t>To explore the hierarchical structure in more detail, the experiment used the fcluster function to extract clusters by cutting the dendrogram at specific distances. This approach makes it possible to control the level of granularity in the clustering result. A smaller cut height produces more clusters by stopping the merging process early, while a larger cut height merges points into broader groups. The figure below shows the clusters obtained when the dendrogram was cut at a distance of 10. The algorithm returned three clusters, which aligns with the natural structure of the synthetic dataset.</w:t>
+        <w:t xml:space="preserve">To explore the hierarchical structure in more detail, the experiment used the </w:t>
+      </w:r>
+      <w:proofErr w:type="spellStart"/>
+      <w:r>
+        <w:t>fcluster</w:t>
+      </w:r>
+      <w:proofErr w:type="spellEnd"/>
+      <w:r>
+        <w:t xml:space="preserve"> function to extract clusters by cutting the dendrogram at specific distances. This approach makes it possible to control the level of granularity in the clustering result. A smaller cut height produces more clusters by stopping the merging process early, while a larger cut height merges points into broader groups. The figure below shows the clusters obtained when the dendrogram was cut at a distance of 10. The algorithm returned three clusters, which aligns with the natural structure of the synthetic dataset.</w:t>
       </w:r>
     </w:p>
     <w:p>
@@ -17514,6 +18015,7 @@
         <w:t xml:space="preserve"> </w:t>
       </w:r>
       <w:hyperlink r:id="rId39" w:history="1">
+        <w:proofErr w:type="spellStart"/>
         <w:r>
           <w:rPr>
             <w:rStyle w:val="Hyperlink"/>
@@ -17521,6 +18023,7 @@
           </w:rPr>
           <w:t>Regression_Code</w:t>
         </w:r>
+        <w:proofErr w:type="spellEnd"/>
       </w:hyperlink>
       <w:r>
         <w:t xml:space="preserve"> </w:t>
@@ -17576,7 +18079,36 @@
         <w:t>Salary_Data.csv</w:t>
       </w:r>
       <w:r>
-        <w:t xml:space="preserve"> dataset is loaded using pandas.read_csv(). It contains 30 observations and two variables, making it well suited for demonstrating simple linear regression in a controlled and interpretable setting. The dataset consists of one explanatory variable, YearsExperience, and one target variable, Salary.</w:t>
+        <w:t xml:space="preserve"> dataset is loaded using </w:t>
+      </w:r>
+      <w:proofErr w:type="spellStart"/>
+      <w:proofErr w:type="gramStart"/>
+      <w:r>
+        <w:t>pandas.read</w:t>
+      </w:r>
+      <w:proofErr w:type="gramEnd"/>
+      <w:r>
+        <w:t>_</w:t>
+      </w:r>
+      <w:proofErr w:type="gramStart"/>
+      <w:r>
+        <w:t>csv</w:t>
+      </w:r>
+      <w:proofErr w:type="spellEnd"/>
+      <w:r>
+        <w:t>(</w:t>
+      </w:r>
+      <w:proofErr w:type="gramEnd"/>
+      <w:r>
+        <w:t xml:space="preserve">). It contains 30 observations and two variables, making it well suited for demonstrating simple linear regression in a controlled and interpretable setting. The dataset consists of one explanatory variable, </w:t>
+      </w:r>
+      <w:proofErr w:type="spellStart"/>
+      <w:r>
+        <w:t>YearsExperience</w:t>
+      </w:r>
+      <w:proofErr w:type="spellEnd"/>
+      <w:r>
+        <w:t>, and one target variable, Salary.</w:t>
       </w:r>
     </w:p>
     <w:p>
@@ -17600,7 +18132,17 @@
         <w:jc w:val="left"/>
       </w:pPr>
       <w:r>
-        <w:t>Descriptive statistics computed using df.describe() summarize the central tendency and dispersion of both variables. Years of experience span from 1.1 to 10.5 years, while salaries range from €37,731 to €122,391, indicating sufficient variability to meaningfully evaluate a predictive relationship.</w:t>
+        <w:t xml:space="preserve">Descriptive statistics computed using </w:t>
+      </w:r>
+      <w:proofErr w:type="spellStart"/>
+      <w:proofErr w:type="gramStart"/>
+      <w:r>
+        <w:t>df.describe</w:t>
+      </w:r>
+      <w:proofErr w:type="spellEnd"/>
+      <w:proofErr w:type="gramEnd"/>
+      <w:r>
+        <w:t>() summarize the central tendency and dispersion of both variables. Years of experience span from 1.1 to 10.5 years, while salaries range from €37,731 to €122,391, indicating sufficient variability to meaningfully evaluate a predictive relationship.</w:t>
       </w:r>
     </w:p>
     <w:p>
@@ -17847,7 +18389,15 @@
         <w:jc w:val="left"/>
       </w:pPr>
       <w:r>
-        <w:t xml:space="preserve">A simple linear regression model is constructed by assigning YearsExperience to </w:t>
+        <w:t xml:space="preserve">A simple linear regression model is constructed by assigning </w:t>
+      </w:r>
+      <w:proofErr w:type="spellStart"/>
+      <w:r>
+        <w:t>YearsExperience</w:t>
+      </w:r>
+      <w:proofErr w:type="spellEnd"/>
+      <w:r>
+        <w:t xml:space="preserve"> to </w:t>
       </w:r>
       <m:oMath>
         <m:r>
@@ -18340,34 +18890,50 @@
           <w:b/>
           <w:bCs/>
         </w:rPr>
-        <w:t>. Residual Distribution (Test Set)</w:t>
-      </w:r>
+        <w:t xml:space="preserve">. Residual Distribution (Test </w:t>
+      </w:r>
+      <w:proofErr w:type="gramStart"/>
       <w:r>
         <w:rPr>
           <w:b/>
           <w:bCs/>
         </w:rPr>
-        <w:t xml:space="preserve">         </w:t>
+        <w:t>Set)</w:t>
       </w:r>
       <w:r>
         <w:rPr>
           <w:b/>
           <w:bCs/>
         </w:rPr>
-        <w:t xml:space="preserve">Figure </w:t>
-      </w:r>
+        <w:t xml:space="preserve">   </w:t>
+      </w:r>
+      <w:proofErr w:type="gramEnd"/>
       <w:r>
         <w:rPr>
           <w:b/>
           <w:bCs/>
         </w:rPr>
-        <w:t>32</w:t>
+        <w:t xml:space="preserve">      </w:t>
       </w:r>
       <w:r>
         <w:rPr>
           <w:b/>
           <w:bCs/>
         </w:rPr>
+        <w:t xml:space="preserve">Figure </w:t>
+      </w:r>
+      <w:r>
+        <w:rPr>
+          <w:b/>
+          <w:bCs/>
+        </w:rPr>
+        <w:t>32</w:t>
+      </w:r>
+      <w:r>
+        <w:rPr>
+          <w:b/>
+          <w:bCs/>
+        </w:rPr>
         <w:t>. Q–Q Plot (Test Set Residuals)</w:t>
       </w:r>
     </w:p>
@@ -18409,7 +18975,28 @@
         <w:jc w:val="left"/>
       </w:pPr>
       <w:r>
-        <w:t>The dataset is loaded using pandas.read_csv() and contains 50 observations and five variables. The target variable is Profit, while the explanatory variables consist of three numerical predictors (R&amp;D Spend, Administration, Marketing Spend) and one categorical predictor (State).</w:t>
+        <w:t xml:space="preserve">The dataset is loaded using </w:t>
+      </w:r>
+      <w:proofErr w:type="spellStart"/>
+      <w:proofErr w:type="gramStart"/>
+      <w:r>
+        <w:t>pandas.read</w:t>
+      </w:r>
+      <w:proofErr w:type="gramEnd"/>
+      <w:r>
+        <w:t>_</w:t>
+      </w:r>
+      <w:proofErr w:type="gramStart"/>
+      <w:r>
+        <w:t>csv</w:t>
+      </w:r>
+      <w:proofErr w:type="spellEnd"/>
+      <w:r>
+        <w:t>(</w:t>
+      </w:r>
+      <w:proofErr w:type="gramEnd"/>
+      <w:r>
+        <w:t>) and contains 50 observations and five variables. The target variable is Profit, while the explanatory variables consist of three numerical predictors (R&amp;D Spend, Administration, Marketing Spend) and one categorical predictor (State).</w:t>
       </w:r>
     </w:p>
     <w:p>
@@ -18834,7 +19421,23 @@
         <w:jc w:val="left"/>
       </w:pPr>
       <w:r>
-        <w:t>Multiple linear regression requires numerical input features. Since State is a categorical variable, it cannot be directly used in the regression model. To address this, one-hot encoding is applied using a ColumnTransformer combined with OneHotEncoder.</w:t>
+        <w:t xml:space="preserve">Multiple linear regression requires numerical input features. Since State is a categorical variable, it cannot be directly used in the regression model. To address this, one-hot encoding is applied using a </w:t>
+      </w:r>
+      <w:proofErr w:type="spellStart"/>
+      <w:r>
+        <w:t>ColumnTransformer</w:t>
+      </w:r>
+      <w:proofErr w:type="spellEnd"/>
+      <w:r>
+        <w:t xml:space="preserve"> combined with </w:t>
+      </w:r>
+      <w:proofErr w:type="spellStart"/>
+      <w:r>
+        <w:t>OneHotEncoder</w:t>
+      </w:r>
+      <w:proofErr w:type="spellEnd"/>
+      <w:r>
+        <w:t>.</w:t>
       </w:r>
     </w:p>
     <w:p>
@@ -19105,14 +19708,30 @@
           <w:i/>
           <w:iCs/>
         </w:rPr>
-        <w:t xml:space="preserve"> Residual Distribution (Test Set)</w:t>
-      </w:r>
+        <w:t xml:space="preserve"> Residual Distribution (Test </w:t>
+      </w:r>
+      <w:proofErr w:type="gramStart"/>
       <w:r>
         <w:rPr>
           <w:i/>
           <w:iCs/>
         </w:rPr>
-        <w:t xml:space="preserve">           </w:t>
+        <w:t>Set)</w:t>
+      </w:r>
+      <w:r>
+        <w:rPr>
+          <w:i/>
+          <w:iCs/>
+        </w:rPr>
+        <w:t xml:space="preserve">   </w:t>
+      </w:r>
+      <w:proofErr w:type="gramEnd"/>
+      <w:r>
+        <w:rPr>
+          <w:i/>
+          <w:iCs/>
+        </w:rPr>
+        <w:t xml:space="preserve">        </w:t>
       </w:r>
       <w:r>
         <w:rPr>
@@ -20132,7 +20751,15 @@
         <w:t xml:space="preserve"> </w:t>
       </w:r>
       <w:r>
-        <w:t>and demonstrated how multiple variables jointly contribute to prediction. The strong test performance confirmed that the model generalized well, while the drop in Adjusted R² highlighted an important methodological point: adding predictors increases complexity, and not all variables necessarily provide meaningful additional explanatory power. Residual analysis further supported the suitability of the linear model for the startups dataset.</w:t>
+        <w:t xml:space="preserve">and demonstrated how multiple variables jointly contribute to prediction. The strong test performance confirmed that the model generalized well, while the drop in Adjusted R² highlighted an important methodological point: adding predictors increases complexity, and not all variables necessarily provide meaningful additional explanatory power. Residual analysis further supported the suitability of the linear model for the </w:t>
+      </w:r>
+      <w:proofErr w:type="gramStart"/>
+      <w:r>
+        <w:t>startups</w:t>
+      </w:r>
+      <w:proofErr w:type="gramEnd"/>
+      <w:r>
+        <w:t xml:space="preserve"> dataset.</w:t>
       </w:r>
     </w:p>
     <w:p>
@@ -21062,6 +21689,7 @@
         <w:t xml:space="preserve"> </w:t>
       </w:r>
       <w:hyperlink r:id="rId59" w:history="1">
+        <w:proofErr w:type="spellStart"/>
         <w:r>
           <w:rPr>
             <w:rStyle w:val="Hyperlink"/>
@@ -21069,6 +21697,7 @@
           </w:rPr>
           <w:t>Logistic_Regression_Code</w:t>
         </w:r>
+        <w:proofErr w:type="spellEnd"/>
       </w:hyperlink>
     </w:p>
     <w:p>
@@ -21173,7 +21802,23 @@
     </w:p>
     <w:p>
       <w:r>
-        <w:t xml:space="preserve">Before training, both predictors are standardized using StandardScaler. This step is essential because EstimatedSalary has a much larger numeric scale than Age. Without scaling, the optimization procedure would be dominated by the salary feature’s magnitude, slowing </w:t>
+        <w:t xml:space="preserve">Before training, both predictors are standardized using </w:t>
+      </w:r>
+      <w:proofErr w:type="spellStart"/>
+      <w:r>
+        <w:t>StandardScaler</w:t>
+      </w:r>
+      <w:proofErr w:type="spellEnd"/>
+      <w:r>
+        <w:t xml:space="preserve">. This step is essential because </w:t>
+      </w:r>
+      <w:proofErr w:type="spellStart"/>
+      <w:r>
+        <w:t>EstimatedSalary</w:t>
+      </w:r>
+      <w:proofErr w:type="spellEnd"/>
+      <w:r>
+        <w:t xml:space="preserve"> has a much larger numeric scale than Age. Without scaling, the optimization procedure would be dominated by the salary feature’s magnitude, slowing </w:t>
       </w:r>
       <w:r>
         <w:lastRenderedPageBreak/>
@@ -21491,7 +22136,15 @@
         <w:t>Purchased</w:t>
       </w:r>
       <w:r>
-        <w:t>. Observations close to the boundary represent cases where small changes in age or salary lead to different predicted outcomes. The presence of both classes in this narrow transition zone reflects genuine overlap in user behavior</w:t>
+        <w:t xml:space="preserve">. Observations close to the boundary represent cases where small changes in age or salary </w:t>
+      </w:r>
+      <w:proofErr w:type="gramStart"/>
+      <w:r>
+        <w:t>lead</w:t>
+      </w:r>
+      <w:proofErr w:type="gramEnd"/>
+      <w:r>
+        <w:t xml:space="preserve"> to different predicted outcomes. The presence of both classes in this narrow transition zone reflects genuine overlap in user behavior</w:t>
       </w:r>
       <w:r>
         <w:t xml:space="preserve">. </w:t>
@@ -21637,14 +22290,30 @@
           <w:i/>
           <w:iCs/>
         </w:rPr>
-        <w:t>Decision Boundary (Training Set)</w:t>
+        <w:t xml:space="preserve">Decision Boundary (Training </w:t>
+      </w:r>
+      <w:proofErr w:type="gramStart"/>
+      <w:r>
+        <w:rPr>
+          <w:i/>
+          <w:iCs/>
+        </w:rPr>
+        <w:t>Set)</w:t>
       </w:r>
       <w:r>
         <w:rPr>
           <w:b/>
           <w:bCs/>
         </w:rPr>
-        <w:t xml:space="preserve">            </w:t>
+        <w:t xml:space="preserve">   </w:t>
+      </w:r>
+      <w:proofErr w:type="gramEnd"/>
+      <w:r>
+        <w:rPr>
+          <w:b/>
+          <w:bCs/>
+        </w:rPr>
+        <w:t xml:space="preserve">         </w:t>
       </w:r>
       <w:r>
         <w:rPr>
@@ -22098,6 +22767,7 @@
         <w:t xml:space="preserve"> </w:t>
       </w:r>
       <w:hyperlink r:id="rId66" w:history="1">
+        <w:proofErr w:type="spellStart"/>
         <w:r>
           <w:rPr>
             <w:rStyle w:val="Hyperlink"/>
@@ -22105,6 +22775,7 @@
           </w:rPr>
           <w:t>KNN_Code</w:t>
         </w:r>
+        <w:proofErr w:type="spellEnd"/>
       </w:hyperlink>
     </w:p>
     <w:p>
@@ -22119,7 +22790,23 @@
     </w:p>
     <w:p>
       <w:r>
-        <w:t>A synthetic two-dimensional dataset was generated using the make_classification() function from the scikit-learn library. The dataset consisted of 300 samples with two informative features and three distinct class labels.</w:t>
+        <w:t xml:space="preserve">A synthetic two-dimensional dataset was generated using the </w:t>
+      </w:r>
+      <w:proofErr w:type="spellStart"/>
+      <w:r>
+        <w:t>make_</w:t>
+      </w:r>
+      <w:proofErr w:type="gramStart"/>
+      <w:r>
+        <w:t>classification</w:t>
+      </w:r>
+      <w:proofErr w:type="spellEnd"/>
+      <w:r>
+        <w:t>(</w:t>
+      </w:r>
+      <w:proofErr w:type="gramEnd"/>
+      <w:r>
+        <w:t>) function from the scikit-learn library. The dataset consisted of 300 samples with two informative features and three distinct class labels.</w:t>
       </w:r>
     </w:p>
     <w:p>
@@ -22220,7 +22907,15 @@
     </w:p>
     <w:p>
       <w:r>
-        <w:t>The dataset was then split into training (80%) and test (20%) sets. Feature standardization was applied using StandardScaler to ensure that both features contributed equally to distance calculations.</w:t>
+        <w:t xml:space="preserve">The dataset was then split into training (80%) and test (20%) sets. Feature standardization was applied using </w:t>
+      </w:r>
+      <w:proofErr w:type="spellStart"/>
+      <w:r>
+        <w:t>StandardScaler</w:t>
+      </w:r>
+      <w:proofErr w:type="spellEnd"/>
+      <w:r>
+        <w:t xml:space="preserve"> to ensure that both features contributed equally to distance calculations.</w:t>
       </w:r>
     </w:p>
     <w:p>
@@ -23239,7 +23934,23 @@
             <w:rStyle w:val="Hyperlink"/>
             <w:color w:val="EE0000"/>
           </w:rPr>
-          <w:t xml:space="preserve">Tree-Based_Clustering_Code </w:t>
+          <w:t>Tree-</w:t>
+        </w:r>
+        <w:proofErr w:type="spellStart"/>
+        <w:r>
+          <w:rPr>
+            <w:rStyle w:val="Hyperlink"/>
+            <w:color w:val="EE0000"/>
+          </w:rPr>
+          <w:t>Based_Clustering_Code</w:t>
+        </w:r>
+        <w:proofErr w:type="spellEnd"/>
+        <w:r>
+          <w:rPr>
+            <w:rStyle w:val="Hyperlink"/>
+            <w:color w:val="EE0000"/>
+          </w:rPr>
+          <w:t xml:space="preserve"> </w:t>
         </w:r>
       </w:hyperlink>
     </w:p>
@@ -24010,8 +24721,17 @@
             <w:rStyle w:val="Hyperlink"/>
             <w:color w:val="EE0000"/>
           </w:rPr>
-          <w:t xml:space="preserve"> Random_Forest_Clustering_Code</w:t>
+          <w:t xml:space="preserve"> </w:t>
         </w:r>
+        <w:proofErr w:type="spellStart"/>
+        <w:r>
+          <w:rPr>
+            <w:rStyle w:val="Hyperlink"/>
+            <w:color w:val="EE0000"/>
+          </w:rPr>
+          <w:t>Random_Forest_Clustering_Code</w:t>
+        </w:r>
+        <w:proofErr w:type="spellEnd"/>
       </w:hyperlink>
       <w:r>
         <w:rPr>
@@ -24048,10 +24768,22 @@
           <w:b/>
           <w:bCs/>
         </w:rPr>
-        <w:t>Wine dataset</w:t>
-      </w:r>
-      <w:r>
-        <w:t xml:space="preserve">, a standard multi-class classification benchmark composed of continuous physicochemical measurements. The objective of this implementation is to illustrate how Random Forest performs classification through ensemble learning, how its predictions are evaluated, and how internal validation and feature importance contribute to model interpretation, as outlined in the lab manual </w:t>
+        <w:t xml:space="preserve">Wine </w:t>
+      </w:r>
+      <w:proofErr w:type="gramStart"/>
+      <w:r>
+        <w:rPr>
+          <w:b/>
+          <w:bCs/>
+        </w:rPr>
+        <w:t>dataset</w:t>
+      </w:r>
+      <w:r>
+        <w:t>,</w:t>
+      </w:r>
+      <w:proofErr w:type="gramEnd"/>
+      <w:r>
+        <w:t xml:space="preserve"> a standard multi-class classification benchmark composed of continuous physicochemical measurements. The objective of this implementation is to illustrate how Random Forest performs classification through ensemble learning, how its predictions are evaluated, and how internal validation and feature importance contribute to model interpretation, as outlined in the lab manual </w:t>
       </w:r>
       <w:r>
         <w:t xml:space="preserve"> </w:t>
@@ -24069,7 +24801,23 @@
     </w:p>
     <w:p>
       <w:r>
-        <w:t>The Wine dataset is loaded using load_wine() from scikit-learn. It contains 178 observations, each described by 13 numerical features, and a target variable representing three wine classes corresponding to different cultivars (class_0, class_1, and class_2).</w:t>
+        <w:t xml:space="preserve">The Wine dataset is loaded using </w:t>
+      </w:r>
+      <w:proofErr w:type="spellStart"/>
+      <w:r>
+        <w:t>load_</w:t>
+      </w:r>
+      <w:proofErr w:type="gramStart"/>
+      <w:r>
+        <w:t>wine</w:t>
+      </w:r>
+      <w:proofErr w:type="spellEnd"/>
+      <w:r>
+        <w:t>(</w:t>
+      </w:r>
+      <w:proofErr w:type="gramEnd"/>
+      <w:r>
+        <w:t>) from scikit-learn. It contains 178 observations, each described by 13 numerical features, and a target variable representing three wine classes corresponding to different cultivars (class_0, class_1, and class_2).</w:t>
       </w:r>
     </w:p>
     <w:p>
@@ -24279,6 +25027,7 @@
       <w:r>
         <w:t xml:space="preserve">, features such as </w:t>
       </w:r>
+      <w:proofErr w:type="spellStart"/>
       <w:r>
         <w:rPr>
           <w:i/>
@@ -24286,9 +25035,11 @@
         </w:rPr>
         <w:t>color_intensity</w:t>
       </w:r>
+      <w:proofErr w:type="spellEnd"/>
       <w:r>
         <w:t xml:space="preserve">, </w:t>
       </w:r>
+      <w:proofErr w:type="spellStart"/>
       <w:r>
         <w:rPr>
           <w:i/>
@@ -24296,6 +25047,7 @@
         </w:rPr>
         <w:t>flavanoids</w:t>
       </w:r>
+      <w:proofErr w:type="spellEnd"/>
       <w:r>
         <w:t xml:space="preserve">, </w:t>
       </w:r>
@@ -24873,6 +25625,7 @@
         <w:t xml:space="preserve"> </w:t>
       </w:r>
       <w:hyperlink r:id="rId78" w:history="1">
+        <w:proofErr w:type="spellStart"/>
         <w:r>
           <w:rPr>
             <w:rStyle w:val="Hyperlink"/>
@@ -24880,6 +25633,7 @@
           </w:rPr>
           <w:t>SVM_Classification_Code</w:t>
         </w:r>
+        <w:proofErr w:type="spellEnd"/>
       </w:hyperlink>
       <w:r>
         <w:rPr>
@@ -25407,7 +26161,21 @@
         <w:rPr>
           <w:color w:val="000000" w:themeColor="text1"/>
         </w:rPr>
-        <w:t>This behavior demonstrates the strength of the RBF kernel: it enables SVM to separate classes that are not linearly or polynomially separable in the original feature space. However, it also highlights the importance of parameter selection, since excessive flexibility can lead to overfitting if the model adapts too closely to individual samples.</w:t>
+        <w:t xml:space="preserve">This behavior demonstrates the strength of the RBF kernel: it enables SVM to separate classes that are not linearly or </w:t>
+      </w:r>
+      <w:proofErr w:type="spellStart"/>
+      <w:r>
+        <w:rPr>
+          <w:color w:val="000000" w:themeColor="text1"/>
+        </w:rPr>
+        <w:t>polynomially</w:t>
+      </w:r>
+      <w:proofErr w:type="spellEnd"/>
+      <w:r>
+        <w:rPr>
+          <w:color w:val="000000" w:themeColor="text1"/>
+        </w:rPr>
+        <w:t xml:space="preserve"> separable in the original feature space. However, it also highlights the importance of parameter selection, since excessive flexibility can lead to overfitting if the model adapts too closely to individual samples.</w:t>
       </w:r>
     </w:p>
     <w:p>
@@ -25597,7 +26365,15 @@
         <w:jc w:val="left"/>
       </w:pPr>
       <w:r>
-        <w:t>The objective of this laboratory session is to introduce gradient descent as a fundamental optimization method used throughout machine learning and artificial intelligence. The experiment focuses on understanding how iterative parameter updates guided by the gradient of a cost function lead to convergence toward a minimum.</w:t>
+        <w:t xml:space="preserve">The objective of this laboratory session is to introduce gradient descent as a fundamental optimization method used throughout machine learning and artificial intelligence. The experiment focuses on understanding how iterative parameter updates guided by the gradient of a cost function </w:t>
+      </w:r>
+      <w:proofErr w:type="gramStart"/>
+      <w:r>
+        <w:t>lead</w:t>
+      </w:r>
+      <w:proofErr w:type="gramEnd"/>
+      <w:r>
+        <w:t xml:space="preserve"> to convergence toward a minimum.</w:t>
       </w:r>
     </w:p>
     <w:p>
@@ -25743,9 +26519,11 @@
       <w:r>
         <w:t xml:space="preserve">The </w:t>
       </w:r>
+      <w:proofErr w:type="spellStart"/>
       <w:r>
         <w:t>Gradient_Descent_Code</w:t>
       </w:r>
+      <w:proofErr w:type="spellEnd"/>
       <w:r>
         <w:t xml:space="preserve"> used in this experiment is available at the following GitHub repository:</w:t>
       </w:r>
@@ -25753,6 +26531,7 @@
         <w:t xml:space="preserve"> </w:t>
       </w:r>
       <w:hyperlink r:id="rId82" w:history="1">
+        <w:proofErr w:type="spellStart"/>
         <w:r>
           <w:rPr>
             <w:rStyle w:val="Hyperlink"/>
@@ -25760,6 +26539,7 @@
           </w:rPr>
           <w:t>Gradient_Descent_Code</w:t>
         </w:r>
+        <w:proofErr w:type="spellEnd"/>
       </w:hyperlink>
     </w:p>
     <w:p>
@@ -25789,7 +26569,23 @@
           <w:b/>
           <w:bCs/>
         </w:rPr>
-        <w:t>f(x) = (x − 3)².</w:t>
+        <w:t xml:space="preserve">f(x) = (x − </w:t>
+      </w:r>
+      <w:proofErr w:type="gramStart"/>
+      <w:r>
+        <w:rPr>
+          <w:b/>
+          <w:bCs/>
+        </w:rPr>
+        <w:t>3)²</w:t>
+      </w:r>
+      <w:proofErr w:type="gramEnd"/>
+      <w:r>
+        <w:rPr>
+          <w:b/>
+          <w:bCs/>
+        </w:rPr>
+        <w:t>.</w:t>
       </w:r>
       <w:r>
         <w:rPr>
@@ -25947,7 +26743,23 @@
           <w:i/>
           <w:iCs/>
         </w:rPr>
-        <w:t>Gradient descent trajectory on f(x) = (x − 3)² with learning rate 0.1</w:t>
+        <w:t xml:space="preserve">Gradient descent trajectory on f(x) = (x − </w:t>
+      </w:r>
+      <w:proofErr w:type="gramStart"/>
+      <w:r>
+        <w:rPr>
+          <w:i/>
+          <w:iCs/>
+        </w:rPr>
+        <w:t>3)²</w:t>
+      </w:r>
+      <w:proofErr w:type="gramEnd"/>
+      <w:r>
+        <w:rPr>
+          <w:i/>
+          <w:iCs/>
+        </w:rPr>
+        <w:t xml:space="preserve"> with learning rate 0.1</w:t>
       </w:r>
     </w:p>
     <w:p>
@@ -26126,7 +26938,23 @@
           <w:i/>
           <w:iCs/>
         </w:rPr>
-        <w:t>Gradient descent trajectory on f(x) = (x − 3)² with learning rate 0.01</w:t>
+        <w:t xml:space="preserve">Gradient descent trajectory on f(x) = (x − </w:t>
+      </w:r>
+      <w:proofErr w:type="gramStart"/>
+      <w:r>
+        <w:rPr>
+          <w:i/>
+          <w:iCs/>
+        </w:rPr>
+        <w:t>3)²</w:t>
+      </w:r>
+      <w:proofErr w:type="gramEnd"/>
+      <w:r>
+        <w:rPr>
+          <w:i/>
+          <w:iCs/>
+        </w:rPr>
+        <w:t xml:space="preserve"> with learning rate 0.01</w:t>
       </w:r>
       <w:r>
         <w:rPr>
@@ -26345,7 +27173,23 @@
           <w:i/>
           <w:iCs/>
         </w:rPr>
-        <w:t>Gradient descent trajectory on f(x) = (x − 3)² with learning rate 0.8</w:t>
+        <w:t xml:space="preserve">Gradient descent trajectory on f(x) = (x − </w:t>
+      </w:r>
+      <w:proofErr w:type="gramStart"/>
+      <w:r>
+        <w:rPr>
+          <w:i/>
+          <w:iCs/>
+        </w:rPr>
+        <w:t>3)²</w:t>
+      </w:r>
+      <w:proofErr w:type="gramEnd"/>
+      <w:r>
+        <w:rPr>
+          <w:i/>
+          <w:iCs/>
+        </w:rPr>
+        <w:t xml:space="preserve"> with learning rate 0.8</w:t>
       </w:r>
     </w:p>
     <w:p>
@@ -26639,7 +27483,15 @@
         </w:numPr>
       </w:pPr>
       <w:r>
-        <w:t>Compare a manual Python implementation with an equivalent implementation using the Keras library</w:t>
+        <w:t xml:space="preserve">Compare a manual Python implementation with an equivalent implementation using the </w:t>
+      </w:r>
+      <w:proofErr w:type="spellStart"/>
+      <w:r>
+        <w:t>Keras</w:t>
+      </w:r>
+      <w:proofErr w:type="spellEnd"/>
+      <w:r>
+        <w:t xml:space="preserve"> library</w:t>
       </w:r>
     </w:p>
     <w:p>
@@ -27628,6 +28480,7 @@
         <w:t xml:space="preserve"> </w:t>
       </w:r>
       <w:hyperlink r:id="rId89" w:history="1">
+        <w:proofErr w:type="spellStart"/>
         <w:r>
           <w:rPr>
             <w:rStyle w:val="Hyperlink"/>
@@ -27635,6 +28488,7 @@
           </w:rPr>
           <w:t>Perceptron_Code</w:t>
         </w:r>
+        <w:proofErr w:type="spellEnd"/>
       </w:hyperlink>
       <w:r>
         <w:t xml:space="preserve"> </w:t>
@@ -27654,7 +28508,15 @@
     </w:p>
     <w:p>
       <w:r>
-        <w:t>This laboratory implements and analyzes a single perceptron trained using gradient descent for binary classification. The implementation is divided into three main stages: dataset generation and visualization, manual perceptron training using Python, and an equivalent implementation using the Keras library. The results are evaluated through loss curves and decision boundary visualizations.</w:t>
+        <w:t xml:space="preserve">This laboratory implements and analyzes a single perceptron trained using gradient descent for binary classification. The implementation is divided into three main stages: dataset generation and visualization, manual perceptron training using Python, and an equivalent implementation using the </w:t>
+      </w:r>
+      <w:proofErr w:type="spellStart"/>
+      <w:r>
+        <w:t>Keras</w:t>
+      </w:r>
+      <w:proofErr w:type="spellEnd"/>
+      <w:r>
+        <w:t xml:space="preserve"> library. The results are evaluated through loss curves and decision boundary visualizations.</w:t>
       </w:r>
     </w:p>
     <w:p>
@@ -27667,7 +28529,23 @@
     </w:p>
     <w:p>
       <w:r>
-        <w:t>A synthetic two-dimensional dataset was generated using the make_classification() function from the scikit-learn library. The dataset consists of 100 samples, two numerical features, and two class labels (0 and 1). The configuration ensures that the classes are linearly separable, making the dataset suitable for analysis with a single perceptron.</w:t>
+        <w:t xml:space="preserve">A synthetic two-dimensional dataset was generated using the </w:t>
+      </w:r>
+      <w:proofErr w:type="spellStart"/>
+      <w:r>
+        <w:t>make_</w:t>
+      </w:r>
+      <w:proofErr w:type="gramStart"/>
+      <w:r>
+        <w:t>classification</w:t>
+      </w:r>
+      <w:proofErr w:type="spellEnd"/>
+      <w:r>
+        <w:t>(</w:t>
+      </w:r>
+      <w:proofErr w:type="gramEnd"/>
+      <w:r>
+        <w:t>) function from the scikit-learn library. The dataset consists of 100 samples, two numerical features, and two class labels (0 and 1). The configuration ensures that the classes are linearly separable, making the dataset suitable for analysis with a single perceptron.</w:t>
       </w:r>
     </w:p>
     <w:p>
@@ -27975,13 +28853,26 @@
       <w:pPr>
         <w:pStyle w:val="Heading4"/>
       </w:pPr>
-      <w:r>
-        <w:t>Keras perceptron implementation</w:t>
-      </w:r>
-    </w:p>
-    <w:p>
-      <w:r>
-        <w:t>To demonstrate how modern machine learning frameworks abstract low-level operations, the perceptron was reimplemented using the Keras API. The model architecture consists of a single dense neuron with a sigmoid activation function and an explicitly defined input layer.</w:t>
+      <w:proofErr w:type="spellStart"/>
+      <w:r>
+        <w:t>Keras</w:t>
+      </w:r>
+      <w:proofErr w:type="spellEnd"/>
+      <w:r>
+        <w:t xml:space="preserve"> perceptron implementation</w:t>
+      </w:r>
+    </w:p>
+    <w:p>
+      <w:r>
+        <w:t xml:space="preserve">To demonstrate how modern machine learning frameworks abstract low-level operations, the perceptron was reimplemented using the </w:t>
+      </w:r>
+      <w:proofErr w:type="spellStart"/>
+      <w:r>
+        <w:t>Keras</w:t>
+      </w:r>
+      <w:proofErr w:type="spellEnd"/>
+      <w:r>
+        <w:t xml:space="preserve"> API. The model architecture consists of a single dense neuron with a sigmoid activation function and an explicitly defined input layer.</w:t>
       </w:r>
     </w:p>
     <w:p>
@@ -27991,7 +28882,15 @@
     </w:p>
     <w:p>
       <w:r>
-        <w:t>Figure 80 shows the loss curve during Keras training. The loss decreases smoothly and converges to a slightly lower value than the manual implementation. Minor differences are expected due to different parameter initialization and internal numerical optimizations performed by TensorFlow.</w:t>
+        <w:t xml:space="preserve">Figure 80 shows the loss curve during </w:t>
+      </w:r>
+      <w:proofErr w:type="spellStart"/>
+      <w:r>
+        <w:t>Keras</w:t>
+      </w:r>
+      <w:proofErr w:type="spellEnd"/>
+      <w:r>
+        <w:t xml:space="preserve"> training. The loss decreases smoothly and converges to a slightly lower value than the manual implementation. Minor differences are expected due to different parameter initialization and internal numerical optimizations performed by TensorFlow.</w:t>
       </w:r>
     </w:p>
     <w:p>
@@ -28064,13 +28963,29 @@
           <w:i/>
           <w:iCs/>
         </w:rPr>
-        <w:t>Loss during training (Keras perceptron)</w:t>
-      </w:r>
+        <w:t>Loss during training (</w:t>
+      </w:r>
+      <w:proofErr w:type="spellStart"/>
       <w:r>
         <w:rPr>
           <w:i/>
           <w:iCs/>
         </w:rPr>
+        <w:t>Keras</w:t>
+      </w:r>
+      <w:proofErr w:type="spellEnd"/>
+      <w:r>
+        <w:rPr>
+          <w:i/>
+          <w:iCs/>
+        </w:rPr>
+        <w:t xml:space="preserve"> perceptron)</w:t>
+      </w:r>
+      <w:r>
+        <w:rPr>
+          <w:i/>
+          <w:iCs/>
+        </w:rPr>
         <w:t xml:space="preserve"> </w:t>
       </w:r>
     </w:p>
@@ -28084,7 +28999,15 @@
         <w:t>Figure 81</w:t>
       </w:r>
       <w:r>
-        <w:t xml:space="preserve"> presents the decision boundary learned by the Keras perceptron. The boundary closely matches that of the Python implementation, confirming that both models represent the same underlying mathematical formulation.</w:t>
+        <w:t xml:space="preserve"> presents the decision boundary learned by the </w:t>
+      </w:r>
+      <w:proofErr w:type="spellStart"/>
+      <w:r>
+        <w:t>Keras</w:t>
+      </w:r>
+      <w:proofErr w:type="spellEnd"/>
+      <w:r>
+        <w:t xml:space="preserve"> perceptron. The boundary closely matches that of the Python implementation, confirming that both models represent the same underlying mathematical formulation.</w:t>
       </w:r>
     </w:p>
     <w:p>
@@ -28162,7 +29085,23 @@
           <w:i/>
           <w:iCs/>
         </w:rPr>
-        <w:t xml:space="preserve"> Decision boundary learned by the Keras perceptron</w:t>
+        <w:t xml:space="preserve"> Decision boundary learned by the </w:t>
+      </w:r>
+      <w:proofErr w:type="spellStart"/>
+      <w:r>
+        <w:rPr>
+          <w:i/>
+          <w:iCs/>
+        </w:rPr>
+        <w:t>Keras</w:t>
+      </w:r>
+      <w:proofErr w:type="spellEnd"/>
+      <w:r>
+        <w:rPr>
+          <w:i/>
+          <w:iCs/>
+        </w:rPr>
+        <w:t xml:space="preserve"> perceptron</w:t>
       </w:r>
     </w:p>
     <w:p>
@@ -28185,13 +29124,29 @@
     </w:p>
     <w:p>
       <w:r>
-        <w:t xml:space="preserve">Comparing the pure Python implementation with the Keras-based implementation reinforced the conceptual equivalence between low-level and high-level approaches. Python implementation made the learning process explicit through manual forward and backward passes, </w:t>
+        <w:t xml:space="preserve">Comparing the pure Python implementation with the </w:t>
+      </w:r>
+      <w:proofErr w:type="spellStart"/>
+      <w:r>
+        <w:t>Keras</w:t>
+      </w:r>
+      <w:proofErr w:type="spellEnd"/>
+      <w:r>
+        <w:t xml:space="preserve">-based implementation reinforced the conceptual equivalence between low-level and high-level approaches. Python implementation made the learning process explicit through manual forward and backward passes, </w:t>
       </w:r>
       <w:r>
         <w:t>while the</w:t>
       </w:r>
       <w:r>
-        <w:t xml:space="preserve"> Keras model achieved the same outcome using a compact and abstracted interface. </w:t>
+        <w:t xml:space="preserve"> </w:t>
+      </w:r>
+      <w:proofErr w:type="spellStart"/>
+      <w:r>
+        <w:t>Keras</w:t>
+      </w:r>
+      <w:proofErr w:type="spellEnd"/>
+      <w:r>
+        <w:t xml:space="preserve"> model achieved the same outcome using a compact and abstracted interface. </w:t>
       </w:r>
       <w:r>
         <w:t xml:space="preserve"> </w:t>
@@ -28249,6 +29204,9 @@
       </w:r>
       <w:r>
         <w:t>The objective of this laboratory session is to examine artificial neural networks as a general-purpose framework for supervised learning. The focus is placed on understanding how neural network models are structured, trained, and evaluated for both binary and multiclass classification problems.</w:t>
+      </w:r>
+      <w:r>
+        <w:t xml:space="preserve"> </w:t>
       </w:r>
     </w:p>
     <w:p>
@@ -28574,6 +29532,7 @@
           <w:numId w:val="63"/>
         </w:numPr>
       </w:pPr>
+      <w:proofErr w:type="spellStart"/>
       <w:r>
         <w:rPr>
           <w:b/>
@@ -28581,6 +29540,7 @@
         </w:rPr>
         <w:t>ReLU</w:t>
       </w:r>
+      <w:proofErr w:type="spellEnd"/>
       <w:r>
         <w:rPr>
           <w:b/>
@@ -28626,6 +29586,7 @@
           <w:numId w:val="63"/>
         </w:numPr>
       </w:pPr>
+      <w:proofErr w:type="spellStart"/>
       <w:r>
         <w:rPr>
           <w:b/>
@@ -28633,6 +29594,7 @@
         </w:rPr>
         <w:t>Softmax</w:t>
       </w:r>
+      <w:proofErr w:type="spellEnd"/>
       <w:r>
         <w:rPr>
           <w:b/>
@@ -28692,7 +29654,15 @@
         <w:t>Categorical or sparse categorical cross-entropy</w:t>
       </w:r>
       <w:r>
-        <w:t xml:space="preserve"> is used for multiclass classification with softmax outputs.</w:t>
+        <w:t xml:space="preserve"> is used for multiclass classification with </w:t>
+      </w:r>
+      <w:proofErr w:type="spellStart"/>
+      <w:r>
+        <w:t>softmax</w:t>
+      </w:r>
+      <w:proofErr w:type="spellEnd"/>
+      <w:r>
+        <w:t xml:space="preserve"> outputs.</w:t>
       </w:r>
     </w:p>
     <w:p>
@@ -28719,24 +29689,10 @@
       </w:r>
     </w:p>
     <w:p>
-      <w:r>
-        <w:pict w14:anchorId="215B2846">
-          <v:rect id="_x0000_i1147" style="width:0;height:1.5pt" o:hralign="center" o:hrstd="t" o:hr="t" fillcolor="#a0a0a0" stroked="f"/>
-        </w:pict>
-      </w:r>
-    </w:p>
-    <w:p>
-      <w:pPr>
-        <w:rPr>
-          <w:b/>
-          <w:bCs/>
-        </w:rPr>
-      </w:pPr>
-      <w:r>
-        <w:rPr>
-          <w:b/>
-          <w:bCs/>
-        </w:rPr>
+      <w:pPr>
+        <w:pStyle w:val="Heading3"/>
+      </w:pPr>
+      <w:r>
         <w:t>Overfitting and Regularization</w:t>
       </w:r>
     </w:p>
@@ -28749,358 +29705,17 @@
       <w:r>
         <w:t>Dropout regularization addresses this issue by randomly deactivating a subset of neurons during training. This constraint encourages distributed learning and reduces dependency on individual neurons, improving generalization performance.</w:t>
       </w:r>
-    </w:p>
-    <w:p/>
-    <w:p>
-      <w:r>
-        <w:t>Artificial neural networks are computational models inspired by the structure of biological neural systems. In machine learning, neural networks are used to approximate complex functions that map input features to output targets. They consist of multiple layers of interconnected computational units, each performing a weighted transformation followed by a non-linear activation.</w:t>
-      </w:r>
-    </w:p>
-    <w:p>
-      <w:r>
-        <w:lastRenderedPageBreak/>
-        <w:t>A neural network learns by adjusting its internal parameters so that its predictions increasingly align with the observed data. This learning process allows the model to capture patterns that are difficult or impossible to represent using simple linear decision rules.</w:t>
-      </w:r>
-    </w:p>
-    <w:p>
-      <w:r>
-        <w:t xml:space="preserve">Neural networks provide a flexible and powerful modeling framework capable of handling complex, high-dimensional data. Their ability to learn non-linear representations makes them suitable for a wide range of classification tasks. This flexibility comes at the cost of increased </w:t>
-      </w:r>
-    </w:p>
-    <w:p/>
-    <w:p/>
-    <w:p>
-      <w:pPr>
-        <w:rPr>
-          <w:i/>
-          <w:iCs/>
-        </w:rPr>
-      </w:pPr>
-    </w:p>
-    <w:p>
-      <w:pPr>
-        <w:pStyle w:val="Heading3"/>
-      </w:pPr>
-      <w:r>
-        <w:t>Forward Propagation</w:t>
-      </w:r>
-    </w:p>
-    <w:p>
-      <w:r>
-        <w:t>During forward propagation, data flows through the network from the input layer to the output layer. At each layer, neurons compute a linear combination of their inputs followed by an activation function. This process transforms the raw input features into progressively more abstract representations.</w:t>
-      </w:r>
-    </w:p>
-    <w:p>
-      <w:r>
-        <w:t>The final output represents either a probability estimate for a class or a probability distribution across multiple classes. Forward propagation defines how predictions are produced for a given set of parameters.</w:t>
-      </w:r>
-    </w:p>
-    <w:p>
-      <w:pPr>
-        <w:pStyle w:val="Heading3"/>
-      </w:pPr>
-      <w:r>
-        <w:t>Activation Functions</w:t>
-      </w:r>
-    </w:p>
-    <w:p>
-      <w:r>
-        <w:t>Activation functions introduce non-linearity into neural networks, allowing them to model complex decision boundaries.</w:t>
-      </w:r>
-    </w:p>
-    <w:p>
-      <w:r>
-        <w:t>Common activation functions used in this lab include:</w:t>
-      </w:r>
-    </w:p>
-    <w:p>
-      <w:pPr>
-        <w:pStyle w:val="ListParagraph"/>
-        <w:numPr>
-          <w:ilvl w:val="0"/>
-          <w:numId w:val="55"/>
-        </w:numPr>
-      </w:pPr>
-      <w:r>
-        <w:rPr>
-          <w:b/>
-          <w:bCs/>
-        </w:rPr>
-        <w:t>ReLU (Rectified Linear Unit)</w:t>
-      </w:r>
-      <w:r>
-        <w:rPr>
-          <w:b/>
-          <w:bCs/>
-        </w:rPr>
-        <w:t xml:space="preserve"> - </w:t>
-      </w:r>
-      <w:r>
-        <w:t>ReLU outputs zero for negative inputs and returns the input value for positive inputs. It is widely used in hidden layers due to its computational efficiency and favorable gradient properties.</w:t>
-      </w:r>
-    </w:p>
-    <w:p>
-      <w:pPr>
-        <w:pStyle w:val="ListParagraph"/>
-        <w:numPr>
-          <w:ilvl w:val="0"/>
-          <w:numId w:val="55"/>
-        </w:numPr>
-      </w:pPr>
-      <w:r>
-        <w:rPr>
-          <w:b/>
-          <w:bCs/>
-        </w:rPr>
-        <w:t>Sigmoid function</w:t>
-      </w:r>
-      <w:r>
-        <w:rPr>
-          <w:b/>
-          <w:bCs/>
-        </w:rPr>
-        <w:t xml:space="preserve"> - </w:t>
-      </w:r>
-      <w:r>
-        <w:t>The sigmoid function maps real-valued inputs to the interval [0, 1]. This property makes it suitable for binary classification, where outputs are interpreted as probabilities.</w:t>
-      </w:r>
-    </w:p>
-    <w:p>
-      <w:pPr>
-        <w:pStyle w:val="ListParagraph"/>
-        <w:numPr>
-          <w:ilvl w:val="0"/>
-          <w:numId w:val="55"/>
-        </w:numPr>
-      </w:pPr>
-      <w:r>
-        <w:rPr>
-          <w:b/>
-          <w:bCs/>
-        </w:rPr>
-        <w:t>Softmax function</w:t>
-      </w:r>
-      <w:r>
-        <w:rPr>
-          <w:b/>
-          <w:bCs/>
-        </w:rPr>
-        <w:t xml:space="preserve"> - </w:t>
-      </w:r>
-      <w:r>
-        <w:t>Softmax converts a vector of real-valued scores into a normalized probability distribution across multiple classes. It is commonly used in multiclass classification tasks.</w:t>
-      </w:r>
-    </w:p>
-    <w:p>
-      <w:pPr>
-        <w:pStyle w:val="Heading3"/>
-      </w:pPr>
-      <w:r>
-        <w:t>Loss Functions and Learning Objective</w:t>
-      </w:r>
-    </w:p>
-    <w:p>
-      <w:r>
-        <w:t>Neural networks are trained by minimizing a loss function that quantifies the discrepancy between predicted outputs and true labels.</w:t>
-      </w:r>
-    </w:p>
-    <w:p>
-      <w:pPr>
-        <w:pStyle w:val="ListParagraph"/>
-        <w:numPr>
-          <w:ilvl w:val="0"/>
-          <w:numId w:val="57"/>
-        </w:numPr>
-      </w:pPr>
-      <w:r>
-        <w:lastRenderedPageBreak/>
-        <w:t>Binary cross-entropy is used for binary classification tasks. It penalizes confident but incorrect predictions and encourages accurate probability estimates.</w:t>
-      </w:r>
-    </w:p>
-    <w:p>
-      <w:pPr>
-        <w:pStyle w:val="ListParagraph"/>
-        <w:numPr>
-          <w:ilvl w:val="0"/>
-          <w:numId w:val="57"/>
-        </w:numPr>
-      </w:pPr>
-      <w:r>
-        <w:t>Categorical or sparse categorical cross-entropy is used for multiclass classification tasks with softmax outputs.</w:t>
-      </w:r>
-      <w:r>
-        <w:t xml:space="preserve"> </w:t>
-      </w:r>
-    </w:p>
-    <w:p>
-      <w:pPr>
-        <w:pStyle w:val="Heading3"/>
-      </w:pPr>
-      <w:r>
-        <w:t>Backpropagation and Optimization</w:t>
-      </w:r>
-    </w:p>
-    <w:p>
-      <w:r>
-        <w:t xml:space="preserve">Training a neural network involves adjusting weights and biases to minimize the chosen loss function. This is achieved through </w:t>
-      </w:r>
-      <w:r>
-        <w:rPr>
-          <w:b/>
-          <w:bCs/>
-        </w:rPr>
-        <w:t>backpropagation</w:t>
-      </w:r>
-      <w:r>
-        <w:t>, an algorithm that computes gradients of the loss with respect to each parameter using the chain rule of calculus.</w:t>
-      </w:r>
-      <w:r>
-        <w:t xml:space="preserve"> </w:t>
-      </w:r>
-      <w:r>
-        <w:t xml:space="preserve">Once gradients are computed, parameters are updated using an optimization algorithm such as </w:t>
-      </w:r>
-      <w:r>
-        <w:rPr>
-          <w:b/>
-          <w:bCs/>
-        </w:rPr>
-        <w:t>gradient descent</w:t>
-      </w:r>
-      <w:r>
-        <w:t xml:space="preserve"> or its variants. In this lab, the Adam optimizer is used due to its adaptive learning-rate properties and robust convergence behavior.</w:t>
-      </w:r>
-      <w:r>
-        <w:t xml:space="preserve"> </w:t>
-      </w:r>
-    </w:p>
-    <w:p>
-      <w:pPr>
-        <w:pStyle w:val="Heading3"/>
-      </w:pPr>
-      <w:r>
-        <w:t>Overfitting and Regularization</w:t>
-      </w:r>
-    </w:p>
-    <w:p>
-      <w:r>
-        <w:t>Neural networks with high capacity can overfit training data, learning noise instead of generalizable patterns. Overfitting leads to poor performance on unseen data.</w:t>
-      </w:r>
-    </w:p>
-    <w:p>
-      <w:r>
-        <w:t xml:space="preserve">To address this issue, </w:t>
-      </w:r>
-      <w:r>
-        <w:rPr>
-          <w:b/>
-          <w:bCs/>
-        </w:rPr>
-        <w:t>dropout regularization</w:t>
-      </w:r>
-      <w:r>
-        <w:t xml:space="preserve"> is used to </w:t>
-      </w:r>
-      <w:r>
-        <w:t>temporarily deactivat</w:t>
-      </w:r>
-      <w:r>
-        <w:t>e</w:t>
-      </w:r>
-      <w:r>
-        <w:t xml:space="preserve"> a fraction of neurons during training, forcing the network to distribute learning across multiple pathways. This technique reduces reliance on specific neurons and improves generalization.</w:t>
-      </w:r>
-      <w:r>
-        <w:rPr>
-          <w:rFonts w:eastAsiaTheme="majorEastAsia" w:cstheme="majorBidi"/>
-          <w:color w:val="2F5496" w:themeColor="accent1" w:themeShade="BF"/>
-          <w:sz w:val="28"/>
-          <w:szCs w:val="28"/>
-        </w:rPr>
-        <w:t xml:space="preserve"> </w:t>
-      </w:r>
-      <w:r>
-        <w:t xml:space="preserve"> </w:t>
-      </w:r>
-    </w:p>
-    <w:p/>
-    <w:p>
-      <w:pPr>
-        <w:jc w:val="left"/>
-      </w:pPr>
-      <w:r>
-        <w:br w:type="page"/>
-      </w:r>
-    </w:p>
-    <w:p>
-      <w:pPr>
-        <w:pStyle w:val="Heading1"/>
-        <w:jc w:val="left"/>
-      </w:pPr>
-      <w:bookmarkStart w:id="118" w:name="_Toc217982501"/>
-      <w:r>
-        <w:lastRenderedPageBreak/>
-        <w:t xml:space="preserve">Lab </w:t>
-      </w:r>
-      <w:r>
-        <w:t>1</w:t>
-      </w:r>
-      <w:r>
-        <w:t>3</w:t>
-      </w:r>
-      <w:r>
-        <w:t xml:space="preserve"> </w:t>
-      </w:r>
-      <w:r>
-        <w:t>–</w:t>
-      </w:r>
-      <w:r>
-        <w:t xml:space="preserve"> </w:t>
-      </w:r>
-      <w:r>
-        <w:t>MINST</w:t>
-      </w:r>
-      <w:bookmarkEnd w:id="118"/>
+      <w:r>
+        <w:t xml:space="preserve">  </w:t>
+      </w:r>
     </w:p>
     <w:p>
       <w:pPr>
         <w:pStyle w:val="Heading2"/>
       </w:pPr>
-      <w:bookmarkStart w:id="119" w:name="_Toc217982502"/>
-      <w:r>
-        <w:t>Objective</w:t>
-      </w:r>
-      <w:bookmarkEnd w:id="119"/>
-    </w:p>
-    <w:p>
-      <w:r>
-        <w:t>TODO</w:t>
-      </w:r>
-    </w:p>
-    <w:p>
-      <w:pPr>
-        <w:pStyle w:val="Heading2"/>
-      </w:pPr>
-      <w:bookmarkStart w:id="120" w:name="_Toc217982503"/>
-      <w:r>
-        <w:t>Theory</w:t>
-      </w:r>
-      <w:bookmarkEnd w:id="120"/>
-    </w:p>
-    <w:p>
-      <w:r>
-        <w:t>TODO</w:t>
-      </w:r>
-    </w:p>
-    <w:p>
-      <w:pPr>
-        <w:pStyle w:val="Heading2"/>
-      </w:pPr>
-      <w:bookmarkStart w:id="121" w:name="_Toc217982504"/>
       <w:r>
         <w:t>Code</w:t>
       </w:r>
-      <w:bookmarkEnd w:id="121"/>
     </w:p>
     <w:p>
       <w:pPr>
@@ -29109,37 +29724,430 @@
         </w:rPr>
       </w:pPr>
       <w:r>
-        <w:t>The SVM For…</w:t>
-      </w:r>
-      <w:r>
-        <w:t xml:space="preserve"> </w:t>
-      </w:r>
-      <w:r>
-        <w:t>Code used in this experiment is available at the following GitHub repository:</w:t>
-      </w:r>
-      <w:r>
-        <w:t xml:space="preserve"> </w:t>
+        <w:t xml:space="preserve">The </w:t>
+      </w:r>
+      <w:r>
+        <w:t>Neuron Network</w:t>
+      </w:r>
+      <w:r>
+        <w:t xml:space="preserve"> Code used in this experiment is available at the following GitHub repository: </w:t>
       </w:r>
       <w:hyperlink r:id="rId97" w:history="1">
+        <w:proofErr w:type="spellStart"/>
         <w:r>
           <w:rPr>
             <w:rStyle w:val="Hyperlink"/>
             <w:color w:val="EE0000"/>
           </w:rPr>
-          <w:t xml:space="preserve">Tree-Based_Clustering_Code </w:t>
+          <w:t>Neuron_Network_Code</w:t>
         </w:r>
+        <w:proofErr w:type="spellEnd"/>
       </w:hyperlink>
-    </w:p>
-    <w:p>
-      <w:r>
-        <w:t>TODO</w:t>
-      </w:r>
-    </w:p>
-    <w:p/>
-    <w:p>
-      <w:pPr>
-        <w:jc w:val="left"/>
-      </w:pPr>
+      <w:r>
+        <w:t xml:space="preserve"> </w:t>
+      </w:r>
+      <w:hyperlink r:id="rId98" w:history="1"/>
+      <w:r>
+        <w:t xml:space="preserve"> </w:t>
+      </w:r>
+    </w:p>
+    <w:p>
+      <w:pPr>
+        <w:pStyle w:val="Heading2"/>
+      </w:pPr>
+      <w:r>
+        <w:t>Implementation and Analysis</w:t>
+      </w:r>
+    </w:p>
+    <w:p>
+      <w:r>
+        <w:t xml:space="preserve">This section describes the implementation of neural networks following the workflow specified in the lab manual and analyzes the resulting performance. The experiments progress through data </w:t>
+      </w:r>
+      <w:r>
+        <w:lastRenderedPageBreak/>
+        <w:t>preprocessing, baseline model construction, architectural variation, regularization, validation, and extension to multiclass classification.</w:t>
+      </w:r>
+    </w:p>
+    <w:p>
+      <w:pPr>
+        <w:pStyle w:val="Heading3"/>
+      </w:pPr>
+      <w:r>
+        <w:t>Binary Classification: Customer Churn Prediction</w:t>
+      </w:r>
+      <w:r>
+        <w:t xml:space="preserve"> </w:t>
+      </w:r>
+    </w:p>
+    <w:p>
+      <w:r>
+        <w:t>The churn dataset contains customer attributes represented by a mix of numerical and categorical variables, along with a binary target indicating whether a customer exited the bank. Input features were selected according to the column ranges specified in the lab manual, and the target variable was extracted as a binary label.</w:t>
+      </w:r>
+    </w:p>
+    <w:p>
+      <w:r>
+        <w:t>Categorical variables (Geography and Gender) were encoded using one-hot encoding, while numerical variables were standardized using z-score normalization. Standardization supports stable gradient-based optimization by ensuring that all features contribute at comparable scales. Redundant dummy variables were removed after encoding to avoid collinearity and unnecessary dimensionality, consistent with the manual’s procedure.</w:t>
+      </w:r>
+    </w:p>
+    <w:p>
+      <w:pPr>
+        <w:rPr>
+          <w:b/>
+          <w:bCs/>
+        </w:rPr>
+      </w:pPr>
+      <w:r>
+        <w:t>The processed dataset was split into training and test subsets using an 80–20 ratio. This separation allows model performance to be evaluated on unseen data, providing a reliable measure of generalization.</w:t>
+      </w:r>
+      <w:r>
+        <w:t xml:space="preserve"> </w:t>
+      </w:r>
+    </w:p>
+    <w:p>
+      <w:r>
+        <w:t xml:space="preserve">A baseline feedforward neural network was implemented with two hidden layers and one output layer. Each hidden layer contains six neurons with </w:t>
+      </w:r>
+      <w:proofErr w:type="spellStart"/>
+      <w:r>
+        <w:t>ReLU</w:t>
+      </w:r>
+      <w:proofErr w:type="spellEnd"/>
+      <w:r>
+        <w:t xml:space="preserve"> activation, followed by a single sigmoid-activated output neuron. This architecture matches the reference configuration proposed in the lab manual and provides sufficient capacity to model non-linear relationships in the churn data.</w:t>
+      </w:r>
+    </w:p>
+    <w:p>
+      <w:r>
+        <w:t>The model was compiled using the Adam optimizer and binary cross-entropy loss. Training was performed for 100 epochs with a batch size of 10, and training loss was recorded to monitor convergence behavior.</w:t>
+      </w:r>
+      <w:r>
+        <w:t xml:space="preserve"> </w:t>
+      </w:r>
+    </w:p>
+    <w:p>
+      <w:pPr>
+        <w:rPr>
+          <w:b/>
+          <w:bCs/>
+        </w:rPr>
+      </w:pPr>
+      <w:r>
+        <w:drawing>
+          <wp:inline distT="0" distB="0" distL="0" distR="0" wp14:anchorId="38866243" wp14:editId="4AEFE6F8">
+            <wp:extent cx="3683000" cy="2762250"/>
+            <wp:effectExtent l="0" t="0" r="0" b="0"/>
+            <wp:docPr id="1950015528" name="Picture 1"/>
+            <wp:cNvGraphicFramePr>
+              <a:graphicFrameLocks xmlns:a="http://schemas.openxmlformats.org/drawingml/2006/main" noChangeAspect="1"/>
+            </wp:cNvGraphicFramePr>
+            <a:graphic xmlns:a="http://schemas.openxmlformats.org/drawingml/2006/main">
+              <a:graphicData uri="http://schemas.openxmlformats.org/drawingml/2006/picture">
+                <pic:pic xmlns:pic="http://schemas.openxmlformats.org/drawingml/2006/picture">
+                  <pic:nvPicPr>
+                    <pic:cNvPr id="1950015528" name=""/>
+                    <pic:cNvPicPr/>
+                  </pic:nvPicPr>
+                  <pic:blipFill>
+                    <a:blip r:embed="rId99"/>
+                    <a:stretch>
+                      <a:fillRect/>
+                    </a:stretch>
+                  </pic:blipFill>
+                  <pic:spPr>
+                    <a:xfrm>
+                      <a:off x="0" y="0"/>
+                      <a:ext cx="3694343" cy="2770757"/>
+                    </a:xfrm>
+                    <a:prstGeom prst="rect">
+                      <a:avLst/>
+                    </a:prstGeom>
+                  </pic:spPr>
+                </pic:pic>
+              </a:graphicData>
+            </a:graphic>
+          </wp:inline>
+        </w:drawing>
+      </w:r>
+    </w:p>
+    <w:p>
+      <w:pPr>
+        <w:rPr>
+          <w:i/>
+          <w:iCs/>
+        </w:rPr>
+      </w:pPr>
+      <w:r>
+        <w:rPr>
+          <w:b/>
+          <w:bCs/>
+        </w:rPr>
+        <w:t xml:space="preserve">Figure 83. </w:t>
+      </w:r>
+      <w:r>
+        <w:rPr>
+          <w:i/>
+          <w:iCs/>
+        </w:rPr>
+        <w:t>Training loss evolution for the baseline neural network applied to the churn dataset.</w:t>
+      </w:r>
+    </w:p>
+    <w:p>
+      <w:r>
+        <w:rPr>
+          <w:b/>
+          <w:bCs/>
+        </w:rPr>
+        <w:lastRenderedPageBreak/>
+        <w:t xml:space="preserve">Figure 83 </w:t>
+      </w:r>
+      <w:r>
+        <w:t xml:space="preserve">shows a rapid decrease </w:t>
+      </w:r>
+      <w:r>
+        <w:t xml:space="preserve">of the loss curve </w:t>
+      </w:r>
+      <w:r>
+        <w:t>during the initial epochs, followed by a gradual flattening as training progresses. This pattern indicates effective learning and stable convergence. The smooth trajectory without oscillations suggests that the chosen optimizer, learning rate adaptation, and network architecture are well suited to the problem.</w:t>
+      </w:r>
+    </w:p>
+    <w:p>
+      <w:pPr>
+        <w:pStyle w:val="Heading3"/>
+      </w:pPr>
+      <w:r>
+        <w:t>Model Evaluation</w:t>
+      </w:r>
+      <w:r>
+        <w:t xml:space="preserve"> </w:t>
+      </w:r>
+    </w:p>
+    <w:p>
+      <w:r>
+        <w:t xml:space="preserve">After training, predictions were generated on the test set and converted into class labels using a probability threshold of 0.5. The baseline network achieved a test accuracy of </w:t>
+      </w:r>
+      <w:r>
+        <w:rPr>
+          <w:b/>
+          <w:bCs/>
+        </w:rPr>
+        <w:t>0.8635</w:t>
+      </w:r>
+      <w:r>
+        <w:t>, demonstrating strong predictive performance for a real-world classification task.</w:t>
+      </w:r>
+      <w:r>
+        <w:t xml:space="preserve"> </w:t>
+      </w:r>
+    </w:p>
+    <w:p>
+      <w:r>
+        <w:t>The classification report reveals high recall for customers who remain with the bank (class 0 recall = 0.94) and lower recall for customers who exit (class 1 recall = 0.55). Precision for the churn class remains reasonable (0.71), indicating that when the model predicts churn, the prediction is often correct. This imbalance reflects the underlying data distribution and the difficulty of separating churn behavior from overlapping customer profiles, rather than a failure of the modeling approach.</w:t>
+      </w:r>
+    </w:p>
+    <w:p>
+      <w:pPr>
+        <w:pStyle w:val="Heading3"/>
+      </w:pPr>
+      <w:r>
+        <w:t>Single-Customer Prediction</w:t>
+      </w:r>
+    </w:p>
+    <w:p>
+      <w:pPr>
+        <w:rPr>
+          <w:b/>
+          <w:bCs/>
+        </w:rPr>
+      </w:pPr>
+      <w:r>
+        <w:t>A single customer record was constructed and passed through the same preprocessing pipeline before inference. The model predicted that the customer would remain with the bank. This step demonstrates correct operational usage and highlights the importance of applying identical preprocessing steps during deployment as during training.</w:t>
+      </w:r>
+      <w:r>
+        <w:t xml:space="preserve"> </w:t>
+      </w:r>
+    </w:p>
+    <w:p>
+      <w:r>
+        <w:t>To analyze the impact of model capacity, two alternative architectures were evaluated:</w:t>
+      </w:r>
+    </w:p>
+    <w:p>
+      <w:pPr>
+        <w:pStyle w:val="ListParagraph"/>
+        <w:numPr>
+          <w:ilvl w:val="0"/>
+          <w:numId w:val="66"/>
+        </w:numPr>
+      </w:pPr>
+      <w:r>
+        <w:t>A smaller network with one hidden layer containing four neurons</w:t>
+      </w:r>
+    </w:p>
+    <w:p>
+      <w:pPr>
+        <w:pStyle w:val="ListParagraph"/>
+        <w:numPr>
+          <w:ilvl w:val="0"/>
+          <w:numId w:val="66"/>
+        </w:numPr>
+      </w:pPr>
+      <w:r>
+        <w:t>A larger network with two hidden layers containing twelve and six neurons</w:t>
+      </w:r>
+    </w:p>
+    <w:p>
+      <w:r>
+        <w:t xml:space="preserve">The smaller network achieved an accuracy of </w:t>
+      </w:r>
+      <w:r>
+        <w:rPr>
+          <w:b/>
+          <w:bCs/>
+        </w:rPr>
+        <w:t>0.8615</w:t>
+      </w:r>
+      <w:r>
+        <w:t xml:space="preserve">, slightly below the baseline, indicating limited representational capacity. The larger network achieved an accuracy of </w:t>
+      </w:r>
+      <w:r>
+        <w:rPr>
+          <w:b/>
+          <w:bCs/>
+        </w:rPr>
+        <w:t>0.8595</w:t>
+      </w:r>
+      <w:r>
+        <w:t>, showing no meaningful improvement over the baseline.</w:t>
+      </w:r>
+    </w:p>
+    <w:p>
+      <w:r>
+        <w:t>These results demonstrate that increasing architectural complexity beyond a moderate level does not necessarily improve generalization. The baseline architecture captures most of the learnable structure in the data, reinforcing the principle that appropriate capacity is more effective than maximal capacity.</w:t>
+      </w:r>
+    </w:p>
+    <w:p>
+      <w:pPr>
+        <w:pStyle w:val="Heading3"/>
+      </w:pPr>
+      <w:r>
+        <w:t>Dropout Regularization</w:t>
+      </w:r>
+    </w:p>
+    <w:p>
+      <w:r>
+        <w:t>A dropout-based architecture was implemented to address potential overfitting. The network includes a large hidden layer with 128 neurons, followed by a dropout layer with a rate of 0.2 and a sigmoid output neuron.</w:t>
+      </w:r>
+    </w:p>
+    <w:p>
+      <w:r>
+        <w:t xml:space="preserve">Despite the increased number of parameters, the dropout network achieved a test accuracy of </w:t>
+      </w:r>
+      <w:r>
+        <w:rPr>
+          <w:b/>
+          <w:bCs/>
+        </w:rPr>
+        <w:t>0.862</w:t>
+      </w:r>
+      <w:r>
+        <w:t xml:space="preserve">, comparable to the baseline model. This result confirms that dropout successfully constrains </w:t>
+      </w:r>
+      <w:r>
+        <w:lastRenderedPageBreak/>
+        <w:t>learning by discouraging reliance on individual neurons, maintaining generalization even in higher-capacity architectures. The benefit of dropout in this experiment lies in robustness rather than raw accuracy improvement.</w:t>
+      </w:r>
+    </w:p>
+    <w:p>
+      <w:pPr>
+        <w:pStyle w:val="Heading3"/>
+      </w:pPr>
+      <w:r>
+        <w:t>Cross-Validation</w:t>
+      </w:r>
+    </w:p>
+    <w:p>
+      <w:r>
+        <w:t xml:space="preserve">Ten-fold cross-validation was applied to the baseline architecture to assess performance stability across different training subsets. The mean cross-validation accuracy was </w:t>
+      </w:r>
+      <w:r>
+        <w:rPr>
+          <w:b/>
+          <w:bCs/>
+        </w:rPr>
+        <w:t>0.8584</w:t>
+      </w:r>
+      <w:r>
+        <w:t xml:space="preserve">, with a standard deviation of </w:t>
+      </w:r>
+      <w:r>
+        <w:rPr>
+          <w:b/>
+          <w:bCs/>
+        </w:rPr>
+        <w:t>0.0089</w:t>
+      </w:r>
+      <w:r>
+        <w:t>.</w:t>
+      </w:r>
+    </w:p>
+    <w:p>
+      <w:r>
+        <w:t>The close agreement between cross-validation performance and test-set accuracy indicates consistent behavior across folds. The low variance confirms that the observed results are not dependent on a particular train–test split.</w:t>
+      </w:r>
+    </w:p>
+    <w:p>
+      <w:r>
+        <w:t>Grid search was included in the implementation in accordance with the lab manual to illustrate hyperparameter optimization, although full execution can be computationally expensive on CPU-based systems.</w:t>
+      </w:r>
+    </w:p>
+    <w:p>
+      <w:pPr>
+        <w:pStyle w:val="Heading3"/>
+      </w:pPr>
+      <w:r>
+        <w:t>Multiclass Classification: Iris Dataset</w:t>
+      </w:r>
+    </w:p>
+    <w:p>
+      <w:r>
+        <w:t xml:space="preserve">The final experiment extends neural network modeling to a multiclass classification task using the Iris dataset. Input features were standardized, and a feedforward network with two hidden layers and a </w:t>
+      </w:r>
+      <w:proofErr w:type="spellStart"/>
+      <w:r>
+        <w:t>softmax</w:t>
+      </w:r>
+      <w:proofErr w:type="spellEnd"/>
+      <w:r>
+        <w:t xml:space="preserve"> output layer was trained using sparse categorical cross-entropy loss.</w:t>
+      </w:r>
+    </w:p>
+    <w:p>
+      <w:r>
+        <w:t>The trained model achieved high accuracy on the test set and produced a near-diagonal confusion matrix, indicating effective separation among the three flower classes. This result demonstrates that neural networks generalize naturally from binary to multiclass classification by modifying the output layer and loss function, without altering the underlying learning process.</w:t>
+      </w:r>
+    </w:p>
+    <w:p>
+      <w:pPr>
+        <w:pStyle w:val="Heading2"/>
+      </w:pPr>
+      <w:r>
+        <w:t>Conclusion</w:t>
+      </w:r>
+    </w:p>
+    <w:p>
+      <w:r>
+        <w:t>This laboratory explored artificial neural networks as a flexible and effective framework for supervised classification. Through a sequence of controlled experiments, neural networks were applied to both binary and multiclass problems, demonstrating their ability to model non-linear relationships that extend beyond the capabilities of simpler linear classifiers.</w:t>
+      </w:r>
+    </w:p>
+    <w:p>
+      <w:r>
+        <w:t>On the customer churn dataset, the baseline feedforward neural network achieved strong predictive performance, with stable training behavior and consistent generalization across test data and cross-validation folds. Architectural variations showed that moderate network capacity was sufficient to capture the underlying structure of the data, while increased complexity did not yield meaningful improvements. The introduction of dropout regularization preserved performance while reinforcing robustness against overfitting, particularly in higher-capacity configurations.</w:t>
+      </w:r>
+    </w:p>
+    <w:p>
+      <w:r>
+        <w:t>The extension to multiclass classification using the Iris dataset confirmed the adaptability of neural networks. By adjusting the output layer and loss function, the same learning principles were applied to a multi-class setting, resulting in accurate predictions and clear class separation.</w:t>
+      </w:r>
       <w:r>
         <w:br w:type="page"/>
       </w:r>
@@ -29149,7 +30157,7 @@
         <w:pStyle w:val="Heading1"/>
         <w:jc w:val="left"/>
       </w:pPr>
-      <w:bookmarkStart w:id="122" w:name="_Toc217982505"/>
+      <w:bookmarkStart w:id="118" w:name="_Toc217982501"/>
       <w:r>
         <w:lastRenderedPageBreak/>
         <w:t xml:space="preserve">Lab </w:t>
@@ -29158,7 +30166,7 @@
         <w:t>1</w:t>
       </w:r>
       <w:r>
-        <w:t>4</w:t>
+        <w:t>3</w:t>
       </w:r>
       <w:r>
         <w:t xml:space="preserve"> </w:t>
@@ -29170,19 +30178,19 @@
         <w:t xml:space="preserve"> </w:t>
       </w:r>
       <w:r>
-        <w:t>CNN</w:t>
-      </w:r>
-      <w:bookmarkEnd w:id="122"/>
+        <w:t>MINST</w:t>
+      </w:r>
+      <w:bookmarkEnd w:id="118"/>
     </w:p>
     <w:p>
       <w:pPr>
         <w:pStyle w:val="Heading2"/>
       </w:pPr>
-      <w:bookmarkStart w:id="123" w:name="_Toc217982506"/>
+      <w:bookmarkStart w:id="119" w:name="_Toc217982502"/>
       <w:r>
         <w:t>Objective</w:t>
       </w:r>
-      <w:bookmarkEnd w:id="123"/>
+      <w:bookmarkEnd w:id="119"/>
     </w:p>
     <w:p>
       <w:r>
@@ -29193,11 +30201,11 @@
       <w:pPr>
         <w:pStyle w:val="Heading2"/>
       </w:pPr>
-      <w:bookmarkStart w:id="124" w:name="_Toc217982507"/>
+      <w:bookmarkStart w:id="120" w:name="_Toc217982503"/>
       <w:r>
         <w:t>Theory</w:t>
       </w:r>
-      <w:bookmarkEnd w:id="124"/>
+      <w:bookmarkEnd w:id="120"/>
     </w:p>
     <w:p>
       <w:r>
@@ -29208,11 +30216,11 @@
       <w:pPr>
         <w:pStyle w:val="Heading2"/>
       </w:pPr>
-      <w:bookmarkStart w:id="125" w:name="_Toc217982508"/>
+      <w:bookmarkStart w:id="121" w:name="_Toc217982504"/>
       <w:r>
         <w:t>Code</w:t>
       </w:r>
-      <w:bookmarkEnd w:id="125"/>
+      <w:bookmarkEnd w:id="121"/>
     </w:p>
     <w:p>
       <w:pPr>
@@ -29232,13 +30240,157 @@
       <w:r>
         <w:t xml:space="preserve"> </w:t>
       </w:r>
-      <w:hyperlink r:id="rId98" w:history="1">
+      <w:hyperlink r:id="rId100" w:history="1">
         <w:r>
           <w:rPr>
             <w:rStyle w:val="Hyperlink"/>
             <w:color w:val="EE0000"/>
           </w:rPr>
-          <w:t xml:space="preserve">Tree-Based_Clustering_Code </w:t>
+          <w:t>Tree-</w:t>
+        </w:r>
+        <w:proofErr w:type="spellStart"/>
+        <w:r>
+          <w:rPr>
+            <w:rStyle w:val="Hyperlink"/>
+            <w:color w:val="EE0000"/>
+          </w:rPr>
+          <w:t>Based_Clustering_Code</w:t>
+        </w:r>
+        <w:proofErr w:type="spellEnd"/>
+        <w:r>
+          <w:rPr>
+            <w:rStyle w:val="Hyperlink"/>
+            <w:color w:val="EE0000"/>
+          </w:rPr>
+          <w:t xml:space="preserve"> </w:t>
+        </w:r>
+      </w:hyperlink>
+    </w:p>
+    <w:p>
+      <w:r>
+        <w:t>TODO</w:t>
+      </w:r>
+    </w:p>
+    <w:p/>
+    <w:p>
+      <w:pPr>
+        <w:jc w:val="left"/>
+      </w:pPr>
+      <w:r>
+        <w:br w:type="page"/>
+      </w:r>
+    </w:p>
+    <w:p>
+      <w:pPr>
+        <w:pStyle w:val="Heading1"/>
+        <w:jc w:val="left"/>
+      </w:pPr>
+      <w:bookmarkStart w:id="122" w:name="_Toc217982505"/>
+      <w:r>
+        <w:lastRenderedPageBreak/>
+        <w:t xml:space="preserve">Lab </w:t>
+      </w:r>
+      <w:r>
+        <w:t>1</w:t>
+      </w:r>
+      <w:r>
+        <w:t>4</w:t>
+      </w:r>
+      <w:r>
+        <w:t xml:space="preserve"> </w:t>
+      </w:r>
+      <w:r>
+        <w:t>–</w:t>
+      </w:r>
+      <w:r>
+        <w:t xml:space="preserve"> </w:t>
+      </w:r>
+      <w:r>
+        <w:t>CNN</w:t>
+      </w:r>
+      <w:bookmarkEnd w:id="122"/>
+    </w:p>
+    <w:p>
+      <w:pPr>
+        <w:pStyle w:val="Heading2"/>
+      </w:pPr>
+      <w:bookmarkStart w:id="123" w:name="_Toc217982506"/>
+      <w:r>
+        <w:t>Objective</w:t>
+      </w:r>
+      <w:bookmarkEnd w:id="123"/>
+    </w:p>
+    <w:p>
+      <w:r>
+        <w:t>TODO</w:t>
+      </w:r>
+    </w:p>
+    <w:p>
+      <w:pPr>
+        <w:pStyle w:val="Heading2"/>
+      </w:pPr>
+      <w:bookmarkStart w:id="124" w:name="_Toc217982507"/>
+      <w:r>
+        <w:t>Theory</w:t>
+      </w:r>
+      <w:bookmarkEnd w:id="124"/>
+    </w:p>
+    <w:p>
+      <w:r>
+        <w:t>TODO</w:t>
+      </w:r>
+    </w:p>
+    <w:p>
+      <w:pPr>
+        <w:pStyle w:val="Heading2"/>
+      </w:pPr>
+      <w:bookmarkStart w:id="125" w:name="_Toc217982508"/>
+      <w:r>
+        <w:t>Code</w:t>
+      </w:r>
+      <w:bookmarkEnd w:id="125"/>
+    </w:p>
+    <w:p>
+      <w:pPr>
+        <w:rPr>
+          <w:color w:val="EE0000"/>
+        </w:rPr>
+      </w:pPr>
+      <w:r>
+        <w:t>The SVM For…</w:t>
+      </w:r>
+      <w:r>
+        <w:t xml:space="preserve"> </w:t>
+      </w:r>
+      <w:r>
+        <w:t>Code used in this experiment is available at the following GitHub repository:</w:t>
+      </w:r>
+      <w:r>
+        <w:t xml:space="preserve"> </w:t>
+      </w:r>
+      <w:hyperlink r:id="rId101" w:history="1">
+        <w:r>
+          <w:rPr>
+            <w:rStyle w:val="Hyperlink"/>
+            <w:color w:val="EE0000"/>
+          </w:rPr>
+          <w:t>Tree-</w:t>
+        </w:r>
+        <w:proofErr w:type="spellStart"/>
+        <w:r>
+          <w:rPr>
+            <w:rStyle w:val="Hyperlink"/>
+            <w:color w:val="EE0000"/>
+          </w:rPr>
+          <w:t>Based_Clustering_Code</w:t>
+        </w:r>
+        <w:proofErr w:type="spellEnd"/>
+        <w:r>
+          <w:rPr>
+            <w:rStyle w:val="Hyperlink"/>
+            <w:color w:val="EE0000"/>
+          </w:rPr>
+          <w:t xml:space="preserve"> </w:t>
         </w:r>
       </w:hyperlink>
     </w:p>
@@ -31081,6 +32233,155 @@
     </w:lvl>
   </w:abstractNum>
   <w:abstractNum w:abstractNumId="13" w15:restartNumberingAfterBreak="0">
+    <w:nsid w:val="12700C1B"/>
+    <w:multiLevelType w:val="multilevel"/>
+    <w:tmpl w:val="3420FD38"/>
+    <w:lvl w:ilvl="0">
+      <w:start w:val="1"/>
+      <w:numFmt w:val="bullet"/>
+      <w:lvlText w:val=""/>
+      <w:lvlJc w:val="left"/>
+      <w:pPr>
+        <w:tabs>
+          <w:tab w:val="num" w:pos="720"/>
+        </w:tabs>
+        <w:ind w:left="720" w:hanging="360"/>
+      </w:pPr>
+      <w:rPr>
+        <w:rFonts w:ascii="Symbol" w:hAnsi="Symbol" w:hint="default"/>
+        <w:sz w:val="20"/>
+      </w:rPr>
+    </w:lvl>
+    <w:lvl w:ilvl="1" w:tentative="1">
+      <w:start w:val="1"/>
+      <w:numFmt w:val="bullet"/>
+      <w:lvlText w:val="o"/>
+      <w:lvlJc w:val="left"/>
+      <w:pPr>
+        <w:tabs>
+          <w:tab w:val="num" w:pos="1440"/>
+        </w:tabs>
+        <w:ind w:left="1440" w:hanging="360"/>
+      </w:pPr>
+      <w:rPr>
+        <w:rFonts w:ascii="Courier New" w:hAnsi="Courier New" w:hint="default"/>
+        <w:sz w:val="20"/>
+      </w:rPr>
+    </w:lvl>
+    <w:lvl w:ilvl="2" w:tentative="1">
+      <w:start w:val="1"/>
+      <w:numFmt w:val="bullet"/>
+      <w:lvlText w:val=""/>
+      <w:lvlJc w:val="left"/>
+      <w:pPr>
+        <w:tabs>
+          <w:tab w:val="num" w:pos="2160"/>
+        </w:tabs>
+        <w:ind w:left="2160" w:hanging="360"/>
+      </w:pPr>
+      <w:rPr>
+        <w:rFonts w:ascii="Wingdings" w:hAnsi="Wingdings" w:hint="default"/>
+        <w:sz w:val="20"/>
+      </w:rPr>
+    </w:lvl>
+    <w:lvl w:ilvl="3" w:tentative="1">
+      <w:start w:val="1"/>
+      <w:numFmt w:val="bullet"/>
+      <w:lvlText w:val=""/>
+      <w:lvlJc w:val="left"/>
+      <w:pPr>
+        <w:tabs>
+          <w:tab w:val="num" w:pos="2880"/>
+        </w:tabs>
+        <w:ind w:left="2880" w:hanging="360"/>
+      </w:pPr>
+      <w:rPr>
+        <w:rFonts w:ascii="Wingdings" w:hAnsi="Wingdings" w:hint="default"/>
+        <w:sz w:val="20"/>
+      </w:rPr>
+    </w:lvl>
+    <w:lvl w:ilvl="4" w:tentative="1">
+      <w:start w:val="1"/>
+      <w:numFmt w:val="bullet"/>
+      <w:lvlText w:val=""/>
+      <w:lvlJc w:val="left"/>
+      <w:pPr>
+        <w:tabs>
+          <w:tab w:val="num" w:pos="3600"/>
+        </w:tabs>
+        <w:ind w:left="3600" w:hanging="360"/>
+      </w:pPr>
+      <w:rPr>
+        <w:rFonts w:ascii="Wingdings" w:hAnsi="Wingdings" w:hint="default"/>
+        <w:sz w:val="20"/>
+      </w:rPr>
+    </w:lvl>
+    <w:lvl w:ilvl="5" w:tentative="1">
+      <w:start w:val="1"/>
+      <w:numFmt w:val="bullet"/>
+      <w:lvlText w:val=""/>
+      <w:lvlJc w:val="left"/>
+      <w:pPr>
+        <w:tabs>
+          <w:tab w:val="num" w:pos="4320"/>
+        </w:tabs>
+        <w:ind w:left="4320" w:hanging="360"/>
+      </w:pPr>
+      <w:rPr>
+        <w:rFonts w:ascii="Wingdings" w:hAnsi="Wingdings" w:hint="default"/>
+        <w:sz w:val="20"/>
+      </w:rPr>
+    </w:lvl>
+    <w:lvl w:ilvl="6" w:tentative="1">
+      <w:start w:val="1"/>
+      <w:numFmt w:val="bullet"/>
+      <w:lvlText w:val=""/>
+      <w:lvlJc w:val="left"/>
+      <w:pPr>
+        <w:tabs>
+          <w:tab w:val="num" w:pos="5040"/>
+        </w:tabs>
+        <w:ind w:left="5040" w:hanging="360"/>
+      </w:pPr>
+      <w:rPr>
+        <w:rFonts w:ascii="Wingdings" w:hAnsi="Wingdings" w:hint="default"/>
+        <w:sz w:val="20"/>
+      </w:rPr>
+    </w:lvl>
+    <w:lvl w:ilvl="7" w:tentative="1">
+      <w:start w:val="1"/>
+      <w:numFmt w:val="bullet"/>
+      <w:lvlText w:val=""/>
+      <w:lvlJc w:val="left"/>
+      <w:pPr>
+        <w:tabs>
+          <w:tab w:val="num" w:pos="5760"/>
+        </w:tabs>
+        <w:ind w:left="5760" w:hanging="360"/>
+      </w:pPr>
+      <w:rPr>
+        <w:rFonts w:ascii="Wingdings" w:hAnsi="Wingdings" w:hint="default"/>
+        <w:sz w:val="20"/>
+      </w:rPr>
+    </w:lvl>
+    <w:lvl w:ilvl="8" w:tentative="1">
+      <w:start w:val="1"/>
+      <w:numFmt w:val="bullet"/>
+      <w:lvlText w:val=""/>
+      <w:lvlJc w:val="left"/>
+      <w:pPr>
+        <w:tabs>
+          <w:tab w:val="num" w:pos="6480"/>
+        </w:tabs>
+        <w:ind w:left="6480" w:hanging="360"/>
+      </w:pPr>
+      <w:rPr>
+        <w:rFonts w:ascii="Wingdings" w:hAnsi="Wingdings" w:hint="default"/>
+        <w:sz w:val="20"/>
+      </w:rPr>
+    </w:lvl>
+  </w:abstractNum>
+  <w:abstractNum w:abstractNumId="14" w15:restartNumberingAfterBreak="0">
     <w:nsid w:val="136A767D"/>
     <w:multiLevelType w:val="hybridMultilevel"/>
     <w:tmpl w:val="F28EB06C"/>
@@ -31193,7 +32494,7 @@
       </w:rPr>
     </w:lvl>
   </w:abstractNum>
-  <w:abstractNum w:abstractNumId="14" w15:restartNumberingAfterBreak="0">
+  <w:abstractNum w:abstractNumId="15" w15:restartNumberingAfterBreak="0">
     <w:nsid w:val="13F84489"/>
     <w:multiLevelType w:val="hybridMultilevel"/>
     <w:tmpl w:val="1850F2B6"/>
@@ -31279,7 +32580,7 @@
       </w:pPr>
     </w:lvl>
   </w:abstractNum>
-  <w:abstractNum w:abstractNumId="15" w15:restartNumberingAfterBreak="0">
+  <w:abstractNum w:abstractNumId="16" w15:restartNumberingAfterBreak="0">
     <w:nsid w:val="14216B12"/>
     <w:multiLevelType w:val="hybridMultilevel"/>
     <w:tmpl w:val="A3BAA520"/>
@@ -31392,7 +32693,7 @@
       </w:rPr>
     </w:lvl>
   </w:abstractNum>
-  <w:abstractNum w:abstractNumId="16" w15:restartNumberingAfterBreak="0">
+  <w:abstractNum w:abstractNumId="17" w15:restartNumberingAfterBreak="0">
     <w:nsid w:val="184D7FBA"/>
     <w:multiLevelType w:val="hybridMultilevel"/>
     <w:tmpl w:val="A5AEB522"/>
@@ -31505,7 +32806,7 @@
       </w:rPr>
     </w:lvl>
   </w:abstractNum>
-  <w:abstractNum w:abstractNumId="17" w15:restartNumberingAfterBreak="0">
+  <w:abstractNum w:abstractNumId="18" w15:restartNumberingAfterBreak="0">
     <w:nsid w:val="20EE784C"/>
     <w:multiLevelType w:val="hybridMultilevel"/>
     <w:tmpl w:val="094CF03A"/>
@@ -31618,7 +32919,7 @@
       </w:rPr>
     </w:lvl>
   </w:abstractNum>
-  <w:abstractNum w:abstractNumId="18" w15:restartNumberingAfterBreak="0">
+  <w:abstractNum w:abstractNumId="19" w15:restartNumberingAfterBreak="0">
     <w:nsid w:val="22BE1206"/>
     <w:multiLevelType w:val="hybridMultilevel"/>
     <w:tmpl w:val="4D504C4E"/>
@@ -31731,7 +33032,7 @@
       </w:rPr>
     </w:lvl>
   </w:abstractNum>
-  <w:abstractNum w:abstractNumId="19" w15:restartNumberingAfterBreak="0">
+  <w:abstractNum w:abstractNumId="20" w15:restartNumberingAfterBreak="0">
     <w:nsid w:val="22FF5BDF"/>
     <w:multiLevelType w:val="hybridMultilevel"/>
     <w:tmpl w:val="2C5E9760"/>
@@ -31844,7 +33145,7 @@
       </w:rPr>
     </w:lvl>
   </w:abstractNum>
-  <w:abstractNum w:abstractNumId="20" w15:restartNumberingAfterBreak="0">
+  <w:abstractNum w:abstractNumId="21" w15:restartNumberingAfterBreak="0">
     <w:nsid w:val="24755B6B"/>
     <w:multiLevelType w:val="hybridMultilevel"/>
     <w:tmpl w:val="CDF60BA2"/>
@@ -31957,7 +33258,7 @@
       </w:rPr>
     </w:lvl>
   </w:abstractNum>
-  <w:abstractNum w:abstractNumId="21" w15:restartNumberingAfterBreak="0">
+  <w:abstractNum w:abstractNumId="22" w15:restartNumberingAfterBreak="0">
     <w:nsid w:val="24FA40BD"/>
     <w:multiLevelType w:val="multilevel"/>
     <w:tmpl w:val="4E22FEE4"/>
@@ -32102,7 +33403,7 @@
       </w:rPr>
     </w:lvl>
   </w:abstractNum>
-  <w:abstractNum w:abstractNumId="22" w15:restartNumberingAfterBreak="0">
+  <w:abstractNum w:abstractNumId="23" w15:restartNumberingAfterBreak="0">
     <w:nsid w:val="25490F36"/>
     <w:multiLevelType w:val="hybridMultilevel"/>
     <w:tmpl w:val="2C5E9760"/>
@@ -32215,7 +33516,7 @@
       </w:rPr>
     </w:lvl>
   </w:abstractNum>
-  <w:abstractNum w:abstractNumId="23" w15:restartNumberingAfterBreak="0">
+  <w:abstractNum w:abstractNumId="24" w15:restartNumberingAfterBreak="0">
     <w:nsid w:val="263E6483"/>
     <w:multiLevelType w:val="hybridMultilevel"/>
     <w:tmpl w:val="7324AF0C"/>
@@ -32328,7 +33629,7 @@
       </w:rPr>
     </w:lvl>
   </w:abstractNum>
-  <w:abstractNum w:abstractNumId="24" w15:restartNumberingAfterBreak="0">
+  <w:abstractNum w:abstractNumId="25" w15:restartNumberingAfterBreak="0">
     <w:nsid w:val="270814D9"/>
     <w:multiLevelType w:val="multilevel"/>
     <w:tmpl w:val="002A84CA"/>
@@ -32473,7 +33774,7 @@
       </w:rPr>
     </w:lvl>
   </w:abstractNum>
-  <w:abstractNum w:abstractNumId="25" w15:restartNumberingAfterBreak="0">
+  <w:abstractNum w:abstractNumId="26" w15:restartNumberingAfterBreak="0">
     <w:nsid w:val="275F1CC7"/>
     <w:multiLevelType w:val="multilevel"/>
     <w:tmpl w:val="87E6FEF4"/>
@@ -32622,7 +33923,7 @@
       </w:rPr>
     </w:lvl>
   </w:abstractNum>
-  <w:abstractNum w:abstractNumId="26" w15:restartNumberingAfterBreak="0">
+  <w:abstractNum w:abstractNumId="27" w15:restartNumberingAfterBreak="0">
     <w:nsid w:val="27FC25FF"/>
     <w:multiLevelType w:val="multilevel"/>
     <w:tmpl w:val="CA0A911C"/>
@@ -32735,7 +34036,7 @@
       </w:pPr>
     </w:lvl>
   </w:abstractNum>
-  <w:abstractNum w:abstractNumId="27" w15:restartNumberingAfterBreak="0">
+  <w:abstractNum w:abstractNumId="28" w15:restartNumberingAfterBreak="0">
     <w:nsid w:val="2ADE30CC"/>
     <w:multiLevelType w:val="multilevel"/>
     <w:tmpl w:val="621E7506"/>
@@ -32884,7 +34185,7 @@
       </w:rPr>
     </w:lvl>
   </w:abstractNum>
-  <w:abstractNum w:abstractNumId="28" w15:restartNumberingAfterBreak="0">
+  <w:abstractNum w:abstractNumId="29" w15:restartNumberingAfterBreak="0">
     <w:nsid w:val="2CCB2991"/>
     <w:multiLevelType w:val="multilevel"/>
     <w:tmpl w:val="90102FDC"/>
@@ -33033,7 +34334,7 @@
       </w:rPr>
     </w:lvl>
   </w:abstractNum>
-  <w:abstractNum w:abstractNumId="29" w15:restartNumberingAfterBreak="0">
+  <w:abstractNum w:abstractNumId="30" w15:restartNumberingAfterBreak="0">
     <w:nsid w:val="300F73EB"/>
     <w:multiLevelType w:val="multilevel"/>
     <w:tmpl w:val="B232994E"/>
@@ -33182,7 +34483,7 @@
       </w:rPr>
     </w:lvl>
   </w:abstractNum>
-  <w:abstractNum w:abstractNumId="30" w15:restartNumberingAfterBreak="0">
+  <w:abstractNum w:abstractNumId="31" w15:restartNumberingAfterBreak="0">
     <w:nsid w:val="301F5F23"/>
     <w:multiLevelType w:val="multilevel"/>
     <w:tmpl w:val="F43A143A"/>
@@ -33331,7 +34632,7 @@
       </w:rPr>
     </w:lvl>
   </w:abstractNum>
-  <w:abstractNum w:abstractNumId="31" w15:restartNumberingAfterBreak="0">
+  <w:abstractNum w:abstractNumId="32" w15:restartNumberingAfterBreak="0">
     <w:nsid w:val="30491125"/>
     <w:multiLevelType w:val="multilevel"/>
     <w:tmpl w:val="E9B2CFE0"/>
@@ -33480,7 +34781,7 @@
       </w:rPr>
     </w:lvl>
   </w:abstractNum>
-  <w:abstractNum w:abstractNumId="32" w15:restartNumberingAfterBreak="0">
+  <w:abstractNum w:abstractNumId="33" w15:restartNumberingAfterBreak="0">
     <w:nsid w:val="32732EE4"/>
     <w:multiLevelType w:val="hybridMultilevel"/>
     <w:tmpl w:val="3F3E8F32"/>
@@ -33593,7 +34894,7 @@
       </w:rPr>
     </w:lvl>
   </w:abstractNum>
-  <w:abstractNum w:abstractNumId="33" w15:restartNumberingAfterBreak="0">
+  <w:abstractNum w:abstractNumId="34" w15:restartNumberingAfterBreak="0">
     <w:nsid w:val="34E338AE"/>
     <w:multiLevelType w:val="hybridMultilevel"/>
     <w:tmpl w:val="6556EC60"/>
@@ -33706,7 +35007,7 @@
       </w:rPr>
     </w:lvl>
   </w:abstractNum>
-  <w:abstractNum w:abstractNumId="34" w15:restartNumberingAfterBreak="0">
+  <w:abstractNum w:abstractNumId="35" w15:restartNumberingAfterBreak="0">
     <w:nsid w:val="35AC32FD"/>
     <w:multiLevelType w:val="hybridMultilevel"/>
     <w:tmpl w:val="BBEAB152"/>
@@ -33819,7 +35120,7 @@
       </w:rPr>
     </w:lvl>
   </w:abstractNum>
-  <w:abstractNum w:abstractNumId="35" w15:restartNumberingAfterBreak="0">
+  <w:abstractNum w:abstractNumId="36" w15:restartNumberingAfterBreak="0">
     <w:nsid w:val="363F3D8B"/>
     <w:multiLevelType w:val="hybridMultilevel"/>
     <w:tmpl w:val="95348EE8"/>
@@ -33932,7 +35233,7 @@
       </w:rPr>
     </w:lvl>
   </w:abstractNum>
-  <w:abstractNum w:abstractNumId="36" w15:restartNumberingAfterBreak="0">
+  <w:abstractNum w:abstractNumId="37" w15:restartNumberingAfterBreak="0">
     <w:nsid w:val="38AF58B7"/>
     <w:multiLevelType w:val="hybridMultilevel"/>
     <w:tmpl w:val="51660ECC"/>
@@ -34045,7 +35346,7 @@
       </w:rPr>
     </w:lvl>
   </w:abstractNum>
-  <w:abstractNum w:abstractNumId="37" w15:restartNumberingAfterBreak="0">
+  <w:abstractNum w:abstractNumId="38" w15:restartNumberingAfterBreak="0">
     <w:nsid w:val="392F774E"/>
     <w:multiLevelType w:val="multilevel"/>
     <w:tmpl w:val="75E8AE98"/>
@@ -34194,7 +35495,7 @@
       </w:rPr>
     </w:lvl>
   </w:abstractNum>
-  <w:abstractNum w:abstractNumId="38" w15:restartNumberingAfterBreak="0">
+  <w:abstractNum w:abstractNumId="39" w15:restartNumberingAfterBreak="0">
     <w:nsid w:val="39855309"/>
     <w:multiLevelType w:val="multilevel"/>
     <w:tmpl w:val="94B683C2"/>
@@ -34343,7 +35644,7 @@
       </w:rPr>
     </w:lvl>
   </w:abstractNum>
-  <w:abstractNum w:abstractNumId="39" w15:restartNumberingAfterBreak="0">
+  <w:abstractNum w:abstractNumId="40" w15:restartNumberingAfterBreak="0">
     <w:nsid w:val="39EF438F"/>
     <w:multiLevelType w:val="multilevel"/>
     <w:tmpl w:val="290E51E4"/>
@@ -34492,7 +35793,7 @@
       </w:rPr>
     </w:lvl>
   </w:abstractNum>
-  <w:abstractNum w:abstractNumId="40" w15:restartNumberingAfterBreak="0">
+  <w:abstractNum w:abstractNumId="41" w15:restartNumberingAfterBreak="0">
     <w:nsid w:val="420616E2"/>
     <w:multiLevelType w:val="multilevel"/>
     <w:tmpl w:val="34ECADCC"/>
@@ -34641,7 +35942,7 @@
       </w:rPr>
     </w:lvl>
   </w:abstractNum>
-  <w:abstractNum w:abstractNumId="41" w15:restartNumberingAfterBreak="0">
+  <w:abstractNum w:abstractNumId="42" w15:restartNumberingAfterBreak="0">
     <w:nsid w:val="453F4B15"/>
     <w:multiLevelType w:val="hybridMultilevel"/>
     <w:tmpl w:val="573891C8"/>
@@ -34754,7 +36055,7 @@
       </w:rPr>
     </w:lvl>
   </w:abstractNum>
-  <w:abstractNum w:abstractNumId="42" w15:restartNumberingAfterBreak="0">
+  <w:abstractNum w:abstractNumId="43" w15:restartNumberingAfterBreak="0">
     <w:nsid w:val="47CF2024"/>
     <w:multiLevelType w:val="multilevel"/>
     <w:tmpl w:val="6B0E61DA"/>
@@ -34903,7 +36204,7 @@
       </w:rPr>
     </w:lvl>
   </w:abstractNum>
-  <w:abstractNum w:abstractNumId="43" w15:restartNumberingAfterBreak="0">
+  <w:abstractNum w:abstractNumId="44" w15:restartNumberingAfterBreak="0">
     <w:nsid w:val="48873052"/>
     <w:multiLevelType w:val="multilevel"/>
     <w:tmpl w:val="D38AE72A"/>
@@ -35052,7 +36353,7 @@
       </w:rPr>
     </w:lvl>
   </w:abstractNum>
-  <w:abstractNum w:abstractNumId="44" w15:restartNumberingAfterBreak="0">
+  <w:abstractNum w:abstractNumId="45" w15:restartNumberingAfterBreak="0">
     <w:nsid w:val="4C150470"/>
     <w:multiLevelType w:val="hybridMultilevel"/>
     <w:tmpl w:val="D6B46DFE"/>
@@ -35165,7 +36466,120 @@
       </w:rPr>
     </w:lvl>
   </w:abstractNum>
-  <w:abstractNum w:abstractNumId="45" w15:restartNumberingAfterBreak="0">
+  <w:abstractNum w:abstractNumId="46" w15:restartNumberingAfterBreak="0">
+    <w:nsid w:val="4DC13714"/>
+    <w:multiLevelType w:val="hybridMultilevel"/>
+    <w:tmpl w:val="84B44D42"/>
+    <w:lvl w:ilvl="0" w:tplc="04090001">
+      <w:start w:val="1"/>
+      <w:numFmt w:val="bullet"/>
+      <w:lvlText w:val=""/>
+      <w:lvlJc w:val="left"/>
+      <w:pPr>
+        <w:ind w:left="720" w:hanging="360"/>
+      </w:pPr>
+      <w:rPr>
+        <w:rFonts w:ascii="Symbol" w:hAnsi="Symbol" w:hint="default"/>
+      </w:rPr>
+    </w:lvl>
+    <w:lvl w:ilvl="1" w:tplc="04090003" w:tentative="1">
+      <w:start w:val="1"/>
+      <w:numFmt w:val="bullet"/>
+      <w:lvlText w:val="o"/>
+      <w:lvlJc w:val="left"/>
+      <w:pPr>
+        <w:ind w:left="1440" w:hanging="360"/>
+      </w:pPr>
+      <w:rPr>
+        <w:rFonts w:ascii="Courier New" w:hAnsi="Courier New" w:cs="Courier New" w:hint="default"/>
+      </w:rPr>
+    </w:lvl>
+    <w:lvl w:ilvl="2" w:tplc="04090005" w:tentative="1">
+      <w:start w:val="1"/>
+      <w:numFmt w:val="bullet"/>
+      <w:lvlText w:val=""/>
+      <w:lvlJc w:val="left"/>
+      <w:pPr>
+        <w:ind w:left="2160" w:hanging="360"/>
+      </w:pPr>
+      <w:rPr>
+        <w:rFonts w:ascii="Wingdings" w:hAnsi="Wingdings" w:hint="default"/>
+      </w:rPr>
+    </w:lvl>
+    <w:lvl w:ilvl="3" w:tplc="04090001" w:tentative="1">
+      <w:start w:val="1"/>
+      <w:numFmt w:val="bullet"/>
+      <w:lvlText w:val=""/>
+      <w:lvlJc w:val="left"/>
+      <w:pPr>
+        <w:ind w:left="2880" w:hanging="360"/>
+      </w:pPr>
+      <w:rPr>
+        <w:rFonts w:ascii="Symbol" w:hAnsi="Symbol" w:hint="default"/>
+      </w:rPr>
+    </w:lvl>
+    <w:lvl w:ilvl="4" w:tplc="04090003" w:tentative="1">
+      <w:start w:val="1"/>
+      <w:numFmt w:val="bullet"/>
+      <w:lvlText w:val="o"/>
+      <w:lvlJc w:val="left"/>
+      <w:pPr>
+        <w:ind w:left="3600" w:hanging="360"/>
+      </w:pPr>
+      <w:rPr>
+        <w:rFonts w:ascii="Courier New" w:hAnsi="Courier New" w:cs="Courier New" w:hint="default"/>
+      </w:rPr>
+    </w:lvl>
+    <w:lvl w:ilvl="5" w:tplc="04090005" w:tentative="1">
+      <w:start w:val="1"/>
+      <w:numFmt w:val="bullet"/>
+      <w:lvlText w:val=""/>
+      <w:lvlJc w:val="left"/>
+      <w:pPr>
+        <w:ind w:left="4320" w:hanging="360"/>
+      </w:pPr>
+      <w:rPr>
+        <w:rFonts w:ascii="Wingdings" w:hAnsi="Wingdings" w:hint="default"/>
+      </w:rPr>
+    </w:lvl>
+    <w:lvl w:ilvl="6" w:tplc="04090001" w:tentative="1">
+      <w:start w:val="1"/>
+      <w:numFmt w:val="bullet"/>
+      <w:lvlText w:val=""/>
+      <w:lvlJc w:val="left"/>
+      <w:pPr>
+        <w:ind w:left="5040" w:hanging="360"/>
+      </w:pPr>
+      <w:rPr>
+        <w:rFonts w:ascii="Symbol" w:hAnsi="Symbol" w:hint="default"/>
+      </w:rPr>
+    </w:lvl>
+    <w:lvl w:ilvl="7" w:tplc="04090003" w:tentative="1">
+      <w:start w:val="1"/>
+      <w:numFmt w:val="bullet"/>
+      <w:lvlText w:val="o"/>
+      <w:lvlJc w:val="left"/>
+      <w:pPr>
+        <w:ind w:left="5760" w:hanging="360"/>
+      </w:pPr>
+      <w:rPr>
+        <w:rFonts w:ascii="Courier New" w:hAnsi="Courier New" w:cs="Courier New" w:hint="default"/>
+      </w:rPr>
+    </w:lvl>
+    <w:lvl w:ilvl="8" w:tplc="04090005" w:tentative="1">
+      <w:start w:val="1"/>
+      <w:numFmt w:val="bullet"/>
+      <w:lvlText w:val=""/>
+      <w:lvlJc w:val="left"/>
+      <w:pPr>
+        <w:ind w:left="6480" w:hanging="360"/>
+      </w:pPr>
+      <w:rPr>
+        <w:rFonts w:ascii="Wingdings" w:hAnsi="Wingdings" w:hint="default"/>
+      </w:rPr>
+    </w:lvl>
+  </w:abstractNum>
+  <w:abstractNum w:abstractNumId="47" w15:restartNumberingAfterBreak="0">
     <w:nsid w:val="4ED74A34"/>
     <w:multiLevelType w:val="multilevel"/>
     <w:tmpl w:val="E08E3DCA"/>
@@ -35314,7 +36728,7 @@
       </w:rPr>
     </w:lvl>
   </w:abstractNum>
-  <w:abstractNum w:abstractNumId="46" w15:restartNumberingAfterBreak="0">
+  <w:abstractNum w:abstractNumId="48" w15:restartNumberingAfterBreak="0">
     <w:nsid w:val="503B2E3A"/>
     <w:multiLevelType w:val="hybridMultilevel"/>
     <w:tmpl w:val="4F82C23C"/>
@@ -35427,7 +36841,7 @@
       </w:rPr>
     </w:lvl>
   </w:abstractNum>
-  <w:abstractNum w:abstractNumId="47" w15:restartNumberingAfterBreak="0">
+  <w:abstractNum w:abstractNumId="49" w15:restartNumberingAfterBreak="0">
     <w:nsid w:val="50411FDC"/>
     <w:multiLevelType w:val="hybridMultilevel"/>
     <w:tmpl w:val="C2469A98"/>
@@ -35540,7 +36954,7 @@
       </w:rPr>
     </w:lvl>
   </w:abstractNum>
-  <w:abstractNum w:abstractNumId="48" w15:restartNumberingAfterBreak="0">
+  <w:abstractNum w:abstractNumId="50" w15:restartNumberingAfterBreak="0">
     <w:nsid w:val="51C07104"/>
     <w:multiLevelType w:val="hybridMultilevel"/>
     <w:tmpl w:val="D42E833E"/>
@@ -35653,7 +37067,7 @@
       </w:rPr>
     </w:lvl>
   </w:abstractNum>
-  <w:abstractNum w:abstractNumId="49" w15:restartNumberingAfterBreak="0">
+  <w:abstractNum w:abstractNumId="51" w15:restartNumberingAfterBreak="0">
     <w:nsid w:val="54337985"/>
     <w:multiLevelType w:val="hybridMultilevel"/>
     <w:tmpl w:val="6E369D26"/>
@@ -35766,7 +37180,7 @@
       </w:rPr>
     </w:lvl>
   </w:abstractNum>
-  <w:abstractNum w:abstractNumId="50" w15:restartNumberingAfterBreak="0">
+  <w:abstractNum w:abstractNumId="52" w15:restartNumberingAfterBreak="0">
     <w:nsid w:val="56C470E4"/>
     <w:multiLevelType w:val="multilevel"/>
     <w:tmpl w:val="4E0204AC"/>
@@ -35915,7 +37329,7 @@
       </w:rPr>
     </w:lvl>
   </w:abstractNum>
-  <w:abstractNum w:abstractNumId="51" w15:restartNumberingAfterBreak="0">
+  <w:abstractNum w:abstractNumId="53" w15:restartNumberingAfterBreak="0">
     <w:nsid w:val="57164216"/>
     <w:multiLevelType w:val="multilevel"/>
     <w:tmpl w:val="1696DFFA"/>
@@ -36064,7 +37478,7 @@
       </w:rPr>
     </w:lvl>
   </w:abstractNum>
-  <w:abstractNum w:abstractNumId="52" w15:restartNumberingAfterBreak="0">
+  <w:abstractNum w:abstractNumId="54" w15:restartNumberingAfterBreak="0">
     <w:nsid w:val="5B047682"/>
     <w:multiLevelType w:val="multilevel"/>
     <w:tmpl w:val="7A4046D2"/>
@@ -36213,7 +37627,7 @@
       </w:rPr>
     </w:lvl>
   </w:abstractNum>
-  <w:abstractNum w:abstractNumId="53" w15:restartNumberingAfterBreak="0">
+  <w:abstractNum w:abstractNumId="55" w15:restartNumberingAfterBreak="0">
     <w:nsid w:val="61CD4635"/>
     <w:multiLevelType w:val="multilevel"/>
     <w:tmpl w:val="B3D8DBD2"/>
@@ -36358,7 +37772,7 @@
       </w:rPr>
     </w:lvl>
   </w:abstractNum>
-  <w:abstractNum w:abstractNumId="54" w15:restartNumberingAfterBreak="0">
+  <w:abstractNum w:abstractNumId="56" w15:restartNumberingAfterBreak="0">
     <w:nsid w:val="62BE5159"/>
     <w:multiLevelType w:val="multilevel"/>
     <w:tmpl w:val="158CEEF2"/>
@@ -36507,7 +37921,7 @@
       </w:rPr>
     </w:lvl>
   </w:abstractNum>
-  <w:abstractNum w:abstractNumId="55" w15:restartNumberingAfterBreak="0">
+  <w:abstractNum w:abstractNumId="57" w15:restartNumberingAfterBreak="0">
     <w:nsid w:val="64461661"/>
     <w:multiLevelType w:val="hybridMultilevel"/>
     <w:tmpl w:val="5AF85220"/>
@@ -36620,7 +38034,7 @@
       </w:rPr>
     </w:lvl>
   </w:abstractNum>
-  <w:abstractNum w:abstractNumId="56" w15:restartNumberingAfterBreak="0">
+  <w:abstractNum w:abstractNumId="58" w15:restartNumberingAfterBreak="0">
     <w:nsid w:val="64F30234"/>
     <w:multiLevelType w:val="hybridMultilevel"/>
     <w:tmpl w:val="893C3DC4"/>
@@ -36733,7 +38147,7 @@
       </w:rPr>
     </w:lvl>
   </w:abstractNum>
-  <w:abstractNum w:abstractNumId="57" w15:restartNumberingAfterBreak="0">
+  <w:abstractNum w:abstractNumId="59" w15:restartNumberingAfterBreak="0">
     <w:nsid w:val="66EF3CDF"/>
     <w:multiLevelType w:val="multilevel"/>
     <w:tmpl w:val="E1B2FA72"/>
@@ -36882,7 +38296,7 @@
       </w:rPr>
     </w:lvl>
   </w:abstractNum>
-  <w:abstractNum w:abstractNumId="58" w15:restartNumberingAfterBreak="0">
+  <w:abstractNum w:abstractNumId="60" w15:restartNumberingAfterBreak="0">
     <w:nsid w:val="69D72A54"/>
     <w:multiLevelType w:val="multilevel"/>
     <w:tmpl w:val="7166ECEA"/>
@@ -37027,7 +38441,7 @@
       </w:rPr>
     </w:lvl>
   </w:abstractNum>
-  <w:abstractNum w:abstractNumId="59" w15:restartNumberingAfterBreak="0">
+  <w:abstractNum w:abstractNumId="61" w15:restartNumberingAfterBreak="0">
     <w:nsid w:val="70326B87"/>
     <w:multiLevelType w:val="hybridMultilevel"/>
     <w:tmpl w:val="D5EEAE96"/>
@@ -37140,7 +38554,7 @@
       </w:rPr>
     </w:lvl>
   </w:abstractNum>
-  <w:abstractNum w:abstractNumId="60" w15:restartNumberingAfterBreak="0">
+  <w:abstractNum w:abstractNumId="62" w15:restartNumberingAfterBreak="0">
     <w:nsid w:val="790F0B9D"/>
     <w:multiLevelType w:val="hybridMultilevel"/>
     <w:tmpl w:val="81A06122"/>
@@ -37253,7 +38667,7 @@
       </w:rPr>
     </w:lvl>
   </w:abstractNum>
-  <w:abstractNum w:abstractNumId="61" w15:restartNumberingAfterBreak="0">
+  <w:abstractNum w:abstractNumId="63" w15:restartNumberingAfterBreak="0">
     <w:nsid w:val="7AF0152B"/>
     <w:multiLevelType w:val="hybridMultilevel"/>
     <w:tmpl w:val="805CDC94"/>
@@ -37366,7 +38780,7 @@
       </w:rPr>
     </w:lvl>
   </w:abstractNum>
-  <w:abstractNum w:abstractNumId="62" w15:restartNumberingAfterBreak="0">
+  <w:abstractNum w:abstractNumId="64" w15:restartNumberingAfterBreak="0">
     <w:nsid w:val="7F8678F6"/>
     <w:multiLevelType w:val="hybridMultilevel"/>
     <w:tmpl w:val="963C00F8"/>
@@ -37479,7 +38893,7 @@
       </w:rPr>
     </w:lvl>
   </w:abstractNum>
-  <w:abstractNum w:abstractNumId="63" w15:restartNumberingAfterBreak="0">
+  <w:abstractNum w:abstractNumId="65" w15:restartNumberingAfterBreak="0">
     <w:nsid w:val="7FEE2C13"/>
     <w:multiLevelType w:val="hybridMultilevel"/>
     <w:tmpl w:val="2B0CB356"/>
@@ -37593,13 +39007,13 @@
     </w:lvl>
   </w:abstractNum>
   <w:num w:numId="1" w16cid:durableId="1965192797">
-    <w:abstractNumId w:val="24"/>
+    <w:abstractNumId w:val="25"/>
   </w:num>
   <w:num w:numId="2" w16cid:durableId="972978684">
-    <w:abstractNumId w:val="26"/>
+    <w:abstractNumId w:val="27"/>
   </w:num>
   <w:num w:numId="3" w16cid:durableId="823082715">
-    <w:abstractNumId w:val="14"/>
+    <w:abstractNumId w:val="15"/>
   </w:num>
   <w:num w:numId="4" w16cid:durableId="2134247801">
     <w:abstractNumId w:val="1"/>
@@ -37608,40 +39022,40 @@
     <w:abstractNumId w:val="7"/>
   </w:num>
   <w:num w:numId="6" w16cid:durableId="995691854">
-    <w:abstractNumId w:val="21"/>
+    <w:abstractNumId w:val="22"/>
   </w:num>
   <w:num w:numId="7" w16cid:durableId="642856932">
-    <w:abstractNumId w:val="58"/>
+    <w:abstractNumId w:val="60"/>
   </w:num>
   <w:num w:numId="8" w16cid:durableId="952714828">
     <w:abstractNumId w:val="3"/>
   </w:num>
   <w:num w:numId="9" w16cid:durableId="1257054041">
-    <w:abstractNumId w:val="53"/>
+    <w:abstractNumId w:val="55"/>
   </w:num>
   <w:num w:numId="10" w16cid:durableId="1303000633">
-    <w:abstractNumId w:val="60"/>
+    <w:abstractNumId w:val="62"/>
   </w:num>
   <w:num w:numId="11" w16cid:durableId="1780762308">
-    <w:abstractNumId w:val="19"/>
+    <w:abstractNumId w:val="20"/>
   </w:num>
   <w:num w:numId="12" w16cid:durableId="860431411">
-    <w:abstractNumId w:val="35"/>
+    <w:abstractNumId w:val="36"/>
   </w:num>
   <w:num w:numId="13" w16cid:durableId="36440335">
-    <w:abstractNumId w:val="48"/>
+    <w:abstractNumId w:val="50"/>
   </w:num>
   <w:num w:numId="14" w16cid:durableId="534319341">
-    <w:abstractNumId w:val="61"/>
+    <w:abstractNumId w:val="63"/>
   </w:num>
   <w:num w:numId="15" w16cid:durableId="1486702631">
-    <w:abstractNumId w:val="47"/>
+    <w:abstractNumId w:val="49"/>
   </w:num>
   <w:num w:numId="16" w16cid:durableId="1836415617">
-    <w:abstractNumId w:val="40"/>
+    <w:abstractNumId w:val="41"/>
   </w:num>
   <w:num w:numId="17" w16cid:durableId="344330527">
-    <w:abstractNumId w:val="63"/>
+    <w:abstractNumId w:val="65"/>
   </w:num>
   <w:num w:numId="18" w16cid:durableId="1429154236">
     <w:abstractNumId w:val="8"/>
@@ -37650,139 +39064,145 @@
     <w:abstractNumId w:val="12"/>
   </w:num>
   <w:num w:numId="20" w16cid:durableId="729036745">
-    <w:abstractNumId w:val="49"/>
+    <w:abstractNumId w:val="51"/>
   </w:num>
   <w:num w:numId="21" w16cid:durableId="1430806941">
     <w:abstractNumId w:val="0"/>
   </w:num>
   <w:num w:numId="22" w16cid:durableId="1079790083">
-    <w:abstractNumId w:val="15"/>
+    <w:abstractNumId w:val="16"/>
   </w:num>
   <w:num w:numId="23" w16cid:durableId="1258828044">
-    <w:abstractNumId w:val="46"/>
+    <w:abstractNumId w:val="48"/>
   </w:num>
   <w:num w:numId="24" w16cid:durableId="1023357285">
-    <w:abstractNumId w:val="36"/>
+    <w:abstractNumId w:val="37"/>
   </w:num>
   <w:num w:numId="25" w16cid:durableId="2129815518">
     <w:abstractNumId w:val="4"/>
   </w:num>
   <w:num w:numId="26" w16cid:durableId="1347488837">
-    <w:abstractNumId w:val="56"/>
+    <w:abstractNumId w:val="58"/>
   </w:num>
   <w:num w:numId="27" w16cid:durableId="1672491164">
     <w:abstractNumId w:val="2"/>
   </w:num>
   <w:num w:numId="28" w16cid:durableId="1464690830">
-    <w:abstractNumId w:val="55"/>
+    <w:abstractNumId w:val="57"/>
   </w:num>
   <w:num w:numId="29" w16cid:durableId="1597714538">
-    <w:abstractNumId w:val="17"/>
+    <w:abstractNumId w:val="18"/>
   </w:num>
   <w:num w:numId="30" w16cid:durableId="846020175">
-    <w:abstractNumId w:val="30"/>
+    <w:abstractNumId w:val="31"/>
   </w:num>
   <w:num w:numId="31" w16cid:durableId="2046249747">
-    <w:abstractNumId w:val="51"/>
+    <w:abstractNumId w:val="53"/>
   </w:num>
   <w:num w:numId="32" w16cid:durableId="495340263">
-    <w:abstractNumId w:val="31"/>
+    <w:abstractNumId w:val="32"/>
   </w:num>
   <w:num w:numId="33" w16cid:durableId="1847205860">
-    <w:abstractNumId w:val="33"/>
+    <w:abstractNumId w:val="34"/>
   </w:num>
   <w:num w:numId="34" w16cid:durableId="729765863">
-    <w:abstractNumId w:val="52"/>
+    <w:abstractNumId w:val="54"/>
   </w:num>
   <w:num w:numId="35" w16cid:durableId="1524246793">
     <w:abstractNumId w:val="11"/>
   </w:num>
   <w:num w:numId="36" w16cid:durableId="1543250723">
-    <w:abstractNumId w:val="18"/>
+    <w:abstractNumId w:val="19"/>
   </w:num>
   <w:num w:numId="37" w16cid:durableId="243078528">
-    <w:abstractNumId w:val="13"/>
+    <w:abstractNumId w:val="14"/>
   </w:num>
   <w:num w:numId="38" w16cid:durableId="1283226335">
     <w:abstractNumId w:val="9"/>
   </w:num>
   <w:num w:numId="39" w16cid:durableId="1180047889">
-    <w:abstractNumId w:val="22"/>
+    <w:abstractNumId w:val="23"/>
   </w:num>
   <w:num w:numId="40" w16cid:durableId="1959489067">
-    <w:abstractNumId w:val="39"/>
+    <w:abstractNumId w:val="40"/>
   </w:num>
   <w:num w:numId="41" w16cid:durableId="1814104425">
+    <w:abstractNumId w:val="30"/>
+  </w:num>
+  <w:num w:numId="42" w16cid:durableId="815075918">
+    <w:abstractNumId w:val="26"/>
+  </w:num>
+  <w:num w:numId="43" w16cid:durableId="974026629">
+    <w:abstractNumId w:val="59"/>
+  </w:num>
+  <w:num w:numId="44" w16cid:durableId="1072508821">
+    <w:abstractNumId w:val="56"/>
+  </w:num>
+  <w:num w:numId="45" w16cid:durableId="1088773655">
     <w:abstractNumId w:val="29"/>
   </w:num>
-  <w:num w:numId="42" w16cid:durableId="815075918">
-    <w:abstractNumId w:val="25"/>
+  <w:num w:numId="46" w16cid:durableId="1411804969">
+    <w:abstractNumId w:val="42"/>
   </w:num>
-  <w:num w:numId="43" w16cid:durableId="974026629">
-    <w:abstractNumId w:val="57"/>
+  <w:num w:numId="47" w16cid:durableId="1617252760">
+    <w:abstractNumId w:val="61"/>
   </w:num>
-  <w:num w:numId="44" w16cid:durableId="1072508821">
-    <w:abstractNumId w:val="54"/>
-  </w:num>
-  <w:num w:numId="45" w16cid:durableId="1088773655">
+  <w:num w:numId="48" w16cid:durableId="1906448854">
     <w:abstractNumId w:val="28"/>
   </w:num>
-  <w:num w:numId="46" w16cid:durableId="1411804969">
-    <w:abstractNumId w:val="41"/>
-  </w:num>
-  <w:num w:numId="47" w16cid:durableId="1617252760">
-    <w:abstractNumId w:val="59"/>
-  </w:num>
-  <w:num w:numId="48" w16cid:durableId="1906448854">
-    <w:abstractNumId w:val="27"/>
-  </w:num>
   <w:num w:numId="49" w16cid:durableId="1587811918">
-    <w:abstractNumId w:val="45"/>
+    <w:abstractNumId w:val="47"/>
   </w:num>
   <w:num w:numId="50" w16cid:durableId="1594170023">
-    <w:abstractNumId w:val="50"/>
+    <w:abstractNumId w:val="52"/>
   </w:num>
   <w:num w:numId="51" w16cid:durableId="457724659">
-    <w:abstractNumId w:val="38"/>
+    <w:abstractNumId w:val="39"/>
   </w:num>
   <w:num w:numId="52" w16cid:durableId="1210678730">
     <w:abstractNumId w:val="5"/>
   </w:num>
   <w:num w:numId="53" w16cid:durableId="1382680059">
-    <w:abstractNumId w:val="16"/>
+    <w:abstractNumId w:val="17"/>
   </w:num>
   <w:num w:numId="54" w16cid:durableId="1248491382">
-    <w:abstractNumId w:val="34"/>
+    <w:abstractNumId w:val="35"/>
   </w:num>
   <w:num w:numId="55" w16cid:durableId="1716808468">
-    <w:abstractNumId w:val="20"/>
+    <w:abstractNumId w:val="21"/>
   </w:num>
   <w:num w:numId="56" w16cid:durableId="973481791">
-    <w:abstractNumId w:val="44"/>
+    <w:abstractNumId w:val="45"/>
   </w:num>
   <w:num w:numId="57" w16cid:durableId="146436834">
-    <w:abstractNumId w:val="23"/>
+    <w:abstractNumId w:val="24"/>
   </w:num>
   <w:num w:numId="58" w16cid:durableId="1656715447">
-    <w:abstractNumId w:val="43"/>
+    <w:abstractNumId w:val="44"/>
   </w:num>
   <w:num w:numId="59" w16cid:durableId="1553616975">
     <w:abstractNumId w:val="10"/>
   </w:num>
   <w:num w:numId="60" w16cid:durableId="1149175943">
-    <w:abstractNumId w:val="37"/>
+    <w:abstractNumId w:val="38"/>
   </w:num>
   <w:num w:numId="61" w16cid:durableId="944843211">
-    <w:abstractNumId w:val="42"/>
+    <w:abstractNumId w:val="43"/>
   </w:num>
   <w:num w:numId="62" w16cid:durableId="1568415208">
     <w:abstractNumId w:val="6"/>
   </w:num>
   <w:num w:numId="63" w16cid:durableId="1181895984">
-    <w:abstractNumId w:val="62"/>
+    <w:abstractNumId w:val="64"/>
   </w:num>
   <w:num w:numId="64" w16cid:durableId="286358740">
-    <w:abstractNumId w:val="32"/>
+    <w:abstractNumId w:val="33"/>
+  </w:num>
+  <w:num w:numId="65" w16cid:durableId="2017804887">
+    <w:abstractNumId w:val="13"/>
+  </w:num>
+  <w:num w:numId="66" w16cid:durableId="1226382022">
+    <w:abstractNumId w:val="46"/>
   </w:num>
   <w:numIdMacAtCleanup w:val="29"/>
 </w:numbering>
@@ -38188,7 +39608,7 @@
   <w:style w:type="paragraph" w:default="1" w:styleId="Normal">
     <w:name w:val="Normal"/>
     <w:qFormat/>
-    <w:rsid w:val="005A5238"/>
+    <w:rsid w:val="00FA7348"/>
     <w:pPr>
       <w:jc w:val="both"/>
     </w:pPr>
